--- a/src/Layers/W1/BaseApp/Sales/Reports/SalespersonSalesStatisticsBody.docx
+++ b/src/Layers/W1/BaseApp/Sales/Reports/SalespersonSalesStatisticsBody.docx
@@ -1,64 +1,46 @@
 
 <file path=word/document.xml><?xml version="1.0" encoding="utf-8"?>
-<w:document xmlns:wpc="http://schemas.microsoft.com/office/word/2010/wordprocessingCanvas" xmlns:cx="http://schemas.microsoft.com/office/drawing/2014/chartex" xmlns:cx1="http://schemas.microsoft.com/office/drawing/2015/9/8/chartex" xmlns:cx2="http://schemas.microsoft.com/office/drawing/2015/10/21/chartex" xmlns:cx3="http://schemas.microsoft.com/office/drawing/2016/5/9/chartex" xmlns:cx4="http://schemas.microsoft.com/office/drawing/2016/5/10/chartex" xmlns:cx5="http://schemas.microsoft.com/office/drawing/2016/5/11/chartex" xmlns:cx6="http://schemas.microsoft.com/office/drawing/2016/5/12/chartex" xmlns:cx7="http://schemas.microsoft.com/office/drawing/2016/5/13/chartex" xmlns:cx8="http://schemas.microsoft.com/office/drawing/2016/5/14/chartex" xmlns:mc="http://schemas.openxmlformats.org/markup-compatibility/2006" xmlns:aink="http://schemas.microsoft.com/office/drawing/2016/ink" xmlns:am3d="http://schemas.microsoft.com/office/drawing/2017/model3d" xmlns:o="urn:schemas-microsoft-com:office:office" xmlns:oel="http://schemas.microsoft.com/office/2019/extlst" xmlns:r="http://schemas.openxmlformats.org/officeDocument/2006/relationships" xmlns:m="http://schemas.openxmlformats.org/officeDocument/2006/math" xmlns:v="urn:schemas-microsoft-com:vml" xmlns:wp14="http://schemas.microsoft.com/office/word/2010/wordprocessingDrawing" xmlns:wp="http://schemas.openxmlformats.org/drawingml/2006/wordprocessingDrawing" xmlns:w10="urn:schemas-microsoft-com:office:word" xmlns:w="http://schemas.openxmlformats.org/wordprocessingml/2006/main" xmlns:w14="http://schemas.microsoft.com/office/word/2010/wordml" xmlns:w15="http://schemas.microsoft.com/office/word/2012/wordml" xmlns:w16cex="http://schemas.microsoft.com/office/word/2018/wordml/cex" xmlns:w16cid="http://schemas.microsoft.com/office/word/2016/wordml/cid" xmlns:w16="http://schemas.microsoft.com/office/word/2018/wordml" xmlns:w16du="http://schemas.microsoft.com/office/word/2023/wordml/word16du" xmlns:w16sdtdh="http://schemas.microsoft.com/office/word/2020/wordml/sdtdatahash" xmlns:w16sdtfl="http://schemas.microsoft.com/office/word/2024/wordml/sdtformatlock" xmlns:w16se="http://schemas.microsoft.com/office/word/2015/wordml/symex" xmlns:wpg="http://schemas.microsoft.com/office/word/2010/wordprocessingGroup" xmlns:wpi="http://schemas.microsoft.com/office/word/2010/wordprocessingInk" xmlns:wne="http://schemas.microsoft.com/office/word/2006/wordml" xmlns:wps="http://schemas.microsoft.com/office/word/2010/wordprocessingShape" mc:Ignorable="w14 w15 w16se w16cid w16 w16cex w16sdtdh w16sdtfl w16du wp14">
+<w:document xmlns:wpc="http://schemas.microsoft.com/office/word/2010/wordprocessingCanvas" xmlns:cx="http://schemas.microsoft.com/office/drawing/2014/chartex" xmlns:cx1="http://schemas.microsoft.com/office/drawing/2015/9/8/chartex" xmlns:cx2="http://schemas.microsoft.com/office/drawing/2015/10/21/chartex" xmlns:cx3="http://schemas.microsoft.com/office/drawing/2016/5/9/chartex" xmlns:cx4="http://schemas.microsoft.com/office/drawing/2016/5/10/chartex" xmlns:cx5="http://schemas.microsoft.com/office/drawing/2016/5/11/chartex" xmlns:cx6="http://schemas.microsoft.com/office/drawing/2016/5/12/chartex" xmlns:cx7="http://schemas.microsoft.com/office/drawing/2016/5/13/chartex" xmlns:cx8="http://schemas.microsoft.com/office/drawing/2016/5/14/chartex" xmlns:mc="http://schemas.openxmlformats.org/markup-compatibility/2006" xmlns:aink="http://schemas.microsoft.com/office/drawing/2016/ink" xmlns:am3d="http://schemas.microsoft.com/office/drawing/2017/model3d" xmlns:o="urn:schemas-microsoft-com:office:office" xmlns:oel="http://schemas.microsoft.com/office/2019/extlst" xmlns:r="http://schemas.openxmlformats.org/officeDocument/2006/relationships" xmlns:m="http://schemas.openxmlformats.org/officeDocument/2006/math" xmlns:v="urn:schemas-microsoft-com:vml" xmlns:wp14="http://schemas.microsoft.com/office/word/2010/wordprocessingDrawing" xmlns:wp="http://schemas.openxmlformats.org/drawingml/2006/wordprocessingDrawing" xmlns:w10="urn:schemas-microsoft-com:office:word" xmlns:w="http://schemas.openxmlformats.org/wordprocessingml/2006/main" xmlns:w14="http://schemas.microsoft.com/office/word/2010/wordml" xmlns:w15="http://schemas.microsoft.com/office/word/2012/wordml" xmlns:w16cei="http://schemas.microsoft.com/office/word/2026/wordml/cei" xmlns:w16cex="http://schemas.microsoft.com/office/word/2018/wordml/cex" xmlns:w16cid="http://schemas.microsoft.com/office/word/2016/wordml/cid" xmlns:w16="http://schemas.microsoft.com/office/word/2018/wordml" xmlns:w16du="http://schemas.microsoft.com/office/word/2023/wordml/word16du" xmlns:w16sdtdh="http://schemas.microsoft.com/office/word/2020/wordml/sdtdatahash" xmlns:w16sdtfl="http://schemas.microsoft.com/office/word/2024/wordml/sdtformatlock" xmlns:w16se="http://schemas.microsoft.com/office/word/2015/wordml/symex" xmlns:wpg="http://schemas.microsoft.com/office/word/2010/wordprocessingGroup" xmlns:wpi="http://schemas.microsoft.com/office/word/2010/wordprocessingInk" xmlns:wne="http://schemas.microsoft.com/office/word/2006/wordml" xmlns:wps="http://schemas.microsoft.com/office/word/2010/wordprocessingShape" mc:Ignorable="w14 w15 w16se w16cid w16 w16cex w16sdtdh w16sdtfl w16du wp14">
   <w:body>
     <w:tbl>
       <w:tblPr>
-        <w:tblStyle w:val="TableGrid"/>
-        <w:tblW w:w="15422" w:type="dxa"/>
-        <w:tblBorders>
-          <w:top w:val="none" w:color="auto" w:sz="0" w:space="0"/>
-          <w:left w:val="none" w:color="auto" w:sz="0" w:space="0"/>
-          <w:bottom w:val="none" w:color="auto" w:sz="0" w:space="0"/>
-          <w:right w:val="none" w:color="auto" w:sz="0" w:space="0"/>
-          <w:insideH w:val="none" w:color="auto" w:sz="0" w:space="0"/>
-          <w:insideV w:val="none" w:color="auto" w:sz="0" w:space="0"/>
-        </w:tblBorders>
-        <w:tblLook w:val="04A0" w:firstRow="1" w:lastRow="0" w:firstColumn="1" w:lastColumn="0" w:noHBand="0" w:noVBand="1"/>
+        <w:tblStyle w:val="BCBlockTable"/>
+        <w:tblW w:w="5000" w:type="pct"/>
+        <w:tblLook w:val="0620" w:firstRow="1" w:lastRow="0" w:firstColumn="0" w:lastColumn="0" w:noHBand="1" w:noVBand="1"/>
+        <w:tblCaption w:val="Table 1"/>
+        <w:tblDescription w:val="Layout table. Used for positioning, not for tabular data."/>
       </w:tblPr>
       <w:tblGrid>
-        <w:gridCol w:w="15422"/>
+        <w:gridCol w:w="15398"/>
       </w:tblGrid>
       <w:tr>
         <w:trPr>
+          <w:cnfStyle w:val="100000000000" w:firstRow="1" w:lastRow="0" w:firstColumn="0" w:lastColumn="0" w:oddVBand="0" w:evenVBand="0" w:oddHBand="0" w:evenHBand="0" w:firstRowFirstColumn="0" w:firstRowLastColumn="0" w:lastRowFirstColumn="0" w:lastRowLastColumn="0"/>
+          <w:cantSplit/>
           <w:trHeight w:val="259"/>
         </w:trPr>
         <w:tc>
           <w:tcPr>
-            <w:tcW w:w="10490" w:type="dxa"/>
+            <w:tcW w:w="5000" w:type="pct"/>
           </w:tcPr>
           <w:sdt>
             <w:sdtPr>
-              <w:rPr>
-                <w:rFonts w:ascii="Segoe UI Semibold" w:hAnsi="Segoe UI Semibold" w:cs="Segoe UI Semibold"/>
-                <w:sz w:val="22"/>
-                <w:szCs w:val="22"/>
-              </w:rPr>
               <w:alias w:val="#Nav: /Salesperson_Purchaser/STRSUBSTNO_Text000_PeriodText_"/>
               <w:tag w:val="#Nav: Salesperson_Sales_Statistics/114"/>
               <w:id w:val="-1740623112"/>
               <w:placeholder>
                 <w:docPart w:val="EEACA06B9CA045949233FD60A3C0394C"/>
               </w:placeholder>
-              <w:dataBinding w:prefixMappings="xmlns:ns0='urn:microsoft-dynamics-nav/reports/Salesperson_Sales_Statistics/114/'" w:xpath="/ns0:NavWordReportXmlPart[1]/ns0:Salesperson_Purchaser[1]/ns0:STRSUBSTNO_Text000_PeriodText_[1]" w:storeItemID="{5D4524CD-A282-4F19-BAEA-0AD6212CDB38}"/>
+              <w:dataBinding w:prefixMappings="&lt;xmlns:ns0='urn:microsoft-dynamics-nav/reports/Salesperson_Sales_Statistics/114/' " w:xpath="/ns0:NavWordReportXmlPart[1]/ns0:Salesperson_Purchaser[1]/ns0:STRSUBSTNO_Text000_PeriodText_[1]" w:storeItemID="{5D4524CD-A282-4F19-BAEA-0AD6212CDB38}"/>
               <w:text/>
             </w:sdtPr>
+            <w:sdtEndPr/>
             <w:sdtContent>
               <w:p>
                 <w:pPr>
-                  <w:pStyle w:val="Heading2"/>
-                  <w:rPr>
-                    <w:rFonts w:ascii="Segoe UI Semibold" w:hAnsi="Segoe UI Semibold" w:cs="Segoe UI Semibold"/>
-                    <w:sz w:val="22"/>
-                    <w:szCs w:val="22"/>
-                  </w:rPr>
+                  <w:pStyle w:val="BCLabel"/>
                 </w:pPr>
                 <w:r>
-                  <w:rPr>
-                    <w:rFonts w:ascii="Segoe UI Semibold" w:hAnsi="Segoe UI Semibold" w:cs="Segoe UI Semibold"/>
-                    <w:sz w:val="22"/>
-                    <w:szCs w:val="22"/>
-                  </w:rPr>
                   <w:t>STRSUBSTNO_Text000_PeriodText_</w:t>
                 </w:r>
               </w:p>
@@ -68,45 +50,32 @@
       </w:tr>
       <w:tr>
         <w:trPr>
+          <w:cantSplit/>
           <w:trHeight w:val="245"/>
         </w:trPr>
         <w:tc>
           <w:tcPr>
-            <w:tcW w:w="10490" w:type="dxa"/>
+            <w:tcW w:w="5000" w:type="pct"/>
           </w:tcPr>
           <w:sdt>
             <w:sdtPr>
-              <w:rPr>
-                <w:rFonts w:cs="Segoe UI"/>
-                <w:sz w:val="22"/>
-                <w:szCs w:val="22"/>
-              </w:rPr>
               <w:alias w:val="#Nav: /Labels/AmountsInLCYLabel"/>
               <w:tag w:val="#Nav: Salesperson_Sales_Statistics/114"/>
               <w:id w:val="-693768139"/>
               <w:placeholder>
                 <w:docPart w:val="AA1B0F0A637C47A3B8C7590E0B2D1F42"/>
               </w:placeholder>
-              <w:dataBinding w:prefixMappings="xmlns:ns0='urn:microsoft-dynamics-nav/reports/Salesperson_Sales_Statistics/114/'" w:xpath="/ns0:NavWordReportXmlPart[1]/ns0:Labels[1]/ns0:AmountsInLCYLabel[1]" w:storeItemID="{5D4524CD-A282-4F19-BAEA-0AD6212CDB38}"/>
+              <w:dataBinding w:prefixMappings="&lt;xmlns:ns0='urn:microsoft-dynamics-nav/reports/Salesperson_Sales_Statistics/114/' " w:xpath="/ns0:NavWordReportXmlPart[1]/ns0:Labels[1]/ns0:AmountsInLCYLabel[1]" w:storeItemID="{5D4524CD-A282-4F19-BAEA-0AD6212CDB38}"/>
               <w:text/>
             </w:sdtPr>
+            <w:sdtEndPr/>
             <w:sdtContent>
               <w:p>
                 <w:pPr>
-                  <w:pStyle w:val="Header"/>
-                  <w:rPr>
-                    <w:rFonts w:cs="Segoe UI"/>
-                    <w:sz w:val="22"/>
-                    <w:szCs w:val="22"/>
-                  </w:rPr>
+                  <w:pStyle w:val="NoSpacing"/>
                 </w:pPr>
                 <w:proofErr w:type="spellStart"/>
                 <w:r>
-                  <w:rPr>
-                    <w:rFonts w:cs="Segoe UI"/>
-                    <w:sz w:val="22"/>
-                    <w:szCs w:val="22"/>
-                  </w:rPr>
                   <w:t>AmountsInLCYLabel</w:t>
                 </w:r>
                 <w:proofErr w:type="spellEnd"/>
@@ -117,53 +86,35 @@
       </w:tr>
       <w:tr>
         <w:trPr>
+          <w:cantSplit/>
           <w:trHeight w:val="245"/>
         </w:trPr>
         <w:sdt>
           <w:sdtPr>
-            <w:rPr>
-              <w:rFonts w:cs="Segoe UI"/>
-              <w:sz w:val="22"/>
-              <w:szCs w:val="22"/>
-            </w:rPr>
             <w:alias w:val="#Nav: /Salesperson_Purchaser/Salesperson_Purchaser__TABLECAPTION__________SalespersonFilter"/>
             <w:tag w:val="#Nav: Salesperson_Sales_Statistics/114"/>
             <w:id w:val="-1840384346"/>
             <w:placeholder>
               <w:docPart w:val="2B4DB96ED91D4646B033F03C61B6D71D"/>
             </w:placeholder>
-            <w:dataBinding w:prefixMappings="xmlns:ns0='urn:microsoft-dynamics-nav/reports/Salesperson_Sales_Statistics/114/'" w:xpath="/ns0:NavWordReportXmlPart[1]/ns0:Salesperson_Purchaser[1]/ns0:Salesperson_Purchaser__TABLECAPTION__________SalespersonFilter[1]" w:storeItemID="{5D4524CD-A282-4F19-BAEA-0AD6212CDB38}"/>
+            <w:dataBinding w:prefixMappings="&lt;xmlns:ns0='urn:microsoft-dynamics-nav/reports/Salesperson_Sales_Statistics/114/' " w:xpath="/ns0:NavWordReportXmlPart[1]/ns0:Salesperson_Purchaser[1]/ns0:Salesperson_Purchaser__TABLECAPTION__________SalespersonFilter[1]" w:storeItemID="{5D4524CD-A282-4F19-BAEA-0AD6212CDB38}"/>
             <w:text/>
           </w:sdtPr>
+          <w:sdtEndPr/>
           <w:sdtContent>
             <w:tc>
               <w:tcPr>
-                <w:tcW w:w="10490" w:type="dxa"/>
+                <w:tcW w:w="5000" w:type="pct"/>
               </w:tcPr>
               <w:p>
                 <w:pPr>
-                  <w:pStyle w:val="Header"/>
-                  <w:rPr>
-                    <w:rFonts w:cs="Segoe UI"/>
-                    <w:sz w:val="22"/>
-                    <w:szCs w:val="22"/>
-                  </w:rPr>
+                  <w:pStyle w:val="NoSpacing"/>
                 </w:pPr>
                 <w:r>
-                  <w:rPr>
-                    <w:rFonts w:cs="Segoe UI"/>
-                    <w:sz w:val="22"/>
-                    <w:szCs w:val="22"/>
-                  </w:rPr>
                   <w:t>Salesperson_Purchaser__TABLECAPTION__________</w:t>
                 </w:r>
                 <w:proofErr w:type="spellStart"/>
                 <w:r>
-                  <w:rPr>
-                    <w:rFonts w:cs="Segoe UI"/>
-                    <w:sz w:val="22"/>
-                    <w:szCs w:val="22"/>
-                  </w:rPr>
                   <w:t>SalespersonFilter</w:t>
                 </w:r>
                 <w:proofErr w:type="spellEnd"/>
@@ -174,53 +125,35 @@
       </w:tr>
       <w:tr>
         <w:trPr>
+          <w:cantSplit/>
           <w:trHeight w:val="245"/>
         </w:trPr>
         <w:sdt>
           <w:sdtPr>
-            <w:rPr>
-              <w:rFonts w:cs="Segoe UI"/>
-              <w:sz w:val="22"/>
-              <w:szCs w:val="22"/>
-            </w:rPr>
             <w:alias w:val="#Nav: /Salesperson_Purchaser/Cust__Ledger_Entry__TABLECAPTION__________CustLedgEntryFilter"/>
             <w:tag w:val="#Nav: Salesperson_Sales_Statistics/114"/>
             <w:id w:val="1947655270"/>
             <w:placeholder>
               <w:docPart w:val="CFE123086889425685ED864763FFD352"/>
             </w:placeholder>
-            <w:dataBinding w:prefixMappings="xmlns:ns0='urn:microsoft-dynamics-nav/reports/Salesperson_Sales_Statistics/114/'" w:xpath="/ns0:NavWordReportXmlPart[1]/ns0:Salesperson_Purchaser[1]/ns0:Cust__Ledger_Entry__TABLECAPTION__________CustLedgEntryFilter[1]" w:storeItemID="{5D4524CD-A282-4F19-BAEA-0AD6212CDB38}"/>
+            <w:dataBinding w:prefixMappings="&lt;xmlns:ns0='urn:microsoft-dynamics-nav/reports/Salesperson_Sales_Statistics/114/' " w:xpath="/ns0:NavWordReportXmlPart[1]/ns0:Salesperson_Purchaser[1]/ns0:Cust__Ledger_Entry__TABLECAPTION__________CustLedgEntryFilter[1]" w:storeItemID="{5D4524CD-A282-4F19-BAEA-0AD6212CDB38}"/>
             <w:text/>
           </w:sdtPr>
+          <w:sdtEndPr/>
           <w:sdtContent>
             <w:tc>
               <w:tcPr>
-                <w:tcW w:w="10490" w:type="dxa"/>
+                <w:tcW w:w="5000" w:type="pct"/>
               </w:tcPr>
               <w:p>
                 <w:pPr>
-                  <w:pStyle w:val="Header"/>
-                  <w:rPr>
-                    <w:rFonts w:cs="Segoe UI"/>
-                    <w:sz w:val="22"/>
-                    <w:szCs w:val="22"/>
-                  </w:rPr>
+                  <w:pStyle w:val="NoSpacing"/>
                 </w:pPr>
                 <w:r>
-                  <w:rPr>
-                    <w:rFonts w:cs="Segoe UI"/>
-                    <w:sz w:val="22"/>
-                    <w:szCs w:val="22"/>
-                  </w:rPr>
                   <w:t>Cust__Ledger_Entry__TABLECAPTION__________</w:t>
                 </w:r>
                 <w:proofErr w:type="spellStart"/>
                 <w:r>
-                  <w:rPr>
-                    <w:rFonts w:cs="Segoe UI"/>
-                    <w:sz w:val="22"/>
-                    <w:szCs w:val="22"/>
-                  </w:rPr>
                   <w:t>CustLedgEntryFilter</w:t>
                 </w:r>
                 <w:proofErr w:type="spellEnd"/>
@@ -230,246 +163,172 @@
         </w:sdt>
       </w:tr>
     </w:tbl>
-    <w:p>
-      <w:pPr>
-        <w:rPr>
-          <w:sz w:val="22"/>
-          <w:szCs w:val="22"/>
-        </w:rPr>
-      </w:pPr>
-    </w:p>
+    <w:p/>
     <w:tbl>
       <w:tblPr>
-        <w:tblStyle w:val="PlainTable1"/>
-        <w:tblW w:w="15422" w:type="dxa"/>
-        <w:tblBorders>
-          <w:top w:val="none" w:color="auto" w:sz="0" w:space="0"/>
-          <w:left w:val="none" w:color="auto" w:sz="0" w:space="0"/>
-          <w:bottom w:val="none" w:color="auto" w:sz="0" w:space="0"/>
-          <w:right w:val="none" w:color="auto" w:sz="0" w:space="0"/>
-          <w:insideH w:val="none" w:color="auto" w:sz="0" w:space="0"/>
-          <w:insideV w:val="none" w:color="auto" w:sz="0" w:space="0"/>
-        </w:tblBorders>
-        <w:tblLayout w:type="fixed"/>
-        <w:tblLook w:val="04E0" w:firstRow="1" w:lastRow="1" w:firstColumn="1" w:lastColumn="0" w:noHBand="0" w:noVBand="1"/>
+        <w:tblStyle w:val="BCDataTable"/>
+        <w:tblW w:w="5000" w:type="pct"/>
+        <w:tblLook w:val="0420" w:firstRow="1" w:lastRow="0" w:firstColumn="0" w:lastColumn="0" w:noHBand="0" w:noVBand="1"/>
+        <w:tblCaption w:val="Table 2"/>
+        <w:tblDescription w:val="Document lines. Column headers in the first row."/>
       </w:tblPr>
       <w:tblGrid>
-        <w:gridCol w:w="1870"/>
-        <w:gridCol w:w="1667"/>
-        <w:gridCol w:w="1667"/>
-        <w:gridCol w:w="1667"/>
-        <w:gridCol w:w="1251"/>
-        <w:gridCol w:w="1458"/>
-        <w:gridCol w:w="1876"/>
-        <w:gridCol w:w="1874"/>
-        <w:gridCol w:w="2092"/>
+        <w:gridCol w:w="1603"/>
+        <w:gridCol w:w="1907"/>
+        <w:gridCol w:w="1900"/>
+        <w:gridCol w:w="1005"/>
+        <w:gridCol w:w="833"/>
+        <w:gridCol w:w="972"/>
+        <w:gridCol w:w="2299"/>
+        <w:gridCol w:w="2500"/>
+        <w:gridCol w:w="2379"/>
       </w:tblGrid>
       <w:tr>
         <w:trPr>
           <w:cnfStyle w:val="100000000000" w:firstRow="1" w:lastRow="0" w:firstColumn="0" w:lastColumn="0" w:oddVBand="0" w:evenVBand="0" w:oddHBand="0" w:evenHBand="0" w:firstRowFirstColumn="0" w:firstRowLastColumn="0" w:lastRowFirstColumn="0" w:lastRowLastColumn="0"/>
-          <w:trHeight w:val="57" w:hRule="exact"/>
+          <w:cantSplit/>
+          <w:trHeight w:val="57"/>
         </w:trPr>
         <w:tc>
           <w:tcPr>
-            <w:cnfStyle w:val="001000000000" w:firstRow="0" w:lastRow="0" w:firstColumn="1" w:lastColumn="0" w:oddVBand="0" w:evenVBand="0" w:oddHBand="0" w:evenHBand="0" w:firstRowFirstColumn="0" w:firstRowLastColumn="0" w:lastRowFirstColumn="0" w:lastRowLastColumn="0"/>
-            <w:tcW w:w="1271" w:type="dxa"/>
+            <w:tcW w:w="606" w:type="pct"/>
           </w:tcPr>
           <w:p>
             <w:pPr>
+              <w:pStyle w:val="BCLabel"/>
               <w:spacing w:after="120"/>
-              <w:rPr>
-                <w:rFonts w:ascii="Segoe UI Semibold" w:hAnsi="Segoe UI Semibold" w:cs="Segoe UI Semibold"/>
-                <w:sz w:val="22"/>
-                <w:szCs w:val="22"/>
-              </w:rPr>
             </w:pPr>
           </w:p>
         </w:tc>
         <w:tc>
           <w:tcPr>
-            <w:tcW w:w="1134" w:type="dxa"/>
+            <w:tcW w:w="540" w:type="pct"/>
           </w:tcPr>
           <w:p>
             <w:pPr>
+              <w:pStyle w:val="BCLabel"/>
               <w:spacing w:after="120"/>
-              <w:cnfStyle w:val="100000000000" w:firstRow="1" w:lastRow="0" w:firstColumn="0" w:lastColumn="0" w:oddVBand="0" w:evenVBand="0" w:oddHBand="0" w:evenHBand="0" w:firstRowFirstColumn="0" w:firstRowLastColumn="0" w:lastRowFirstColumn="0" w:lastRowLastColumn="0"/>
-              <w:rPr>
-                <w:rFonts w:ascii="Segoe UI Semibold" w:hAnsi="Segoe UI Semibold" w:cs="Segoe UI Semibold"/>
-                <w:sz w:val="22"/>
-                <w:szCs w:val="22"/>
-              </w:rPr>
             </w:pPr>
           </w:p>
         </w:tc>
         <w:tc>
           <w:tcPr>
-            <w:tcW w:w="1134" w:type="dxa"/>
+            <w:tcW w:w="540" w:type="pct"/>
           </w:tcPr>
           <w:p>
             <w:pPr>
+              <w:pStyle w:val="BCLabelNumber"/>
               <w:spacing w:after="120"/>
               <w:jc w:val="right"/>
-              <w:cnfStyle w:val="100000000000" w:firstRow="1" w:lastRow="0" w:firstColumn="0" w:lastColumn="0" w:oddVBand="0" w:evenVBand="0" w:oddHBand="0" w:evenHBand="0" w:firstRowFirstColumn="0" w:firstRowLastColumn="0" w:lastRowFirstColumn="0" w:lastRowLastColumn="0"/>
-              <w:rPr>
-                <w:rFonts w:ascii="Segoe UI Semibold" w:hAnsi="Segoe UI Semibold" w:cs="Segoe UI Semibold"/>
-                <w:sz w:val="22"/>
-                <w:szCs w:val="22"/>
-              </w:rPr>
             </w:pPr>
           </w:p>
         </w:tc>
         <w:tc>
           <w:tcPr>
-            <w:tcW w:w="1134" w:type="dxa"/>
+            <w:tcW w:w="540" w:type="pct"/>
           </w:tcPr>
           <w:p>
             <w:pPr>
+              <w:pStyle w:val="BCLabelNumber"/>
               <w:spacing w:after="120"/>
               <w:jc w:val="right"/>
-              <w:cnfStyle w:val="100000000000" w:firstRow="1" w:lastRow="0" w:firstColumn="0" w:lastColumn="0" w:oddVBand="0" w:evenVBand="0" w:oddHBand="0" w:evenHBand="0" w:firstRowFirstColumn="0" w:firstRowLastColumn="0" w:lastRowFirstColumn="0" w:lastRowLastColumn="0"/>
-              <w:rPr>
-                <w:rFonts w:ascii="Segoe UI Semibold" w:hAnsi="Segoe UI Semibold" w:cs="Segoe UI Semibold"/>
-                <w:sz w:val="22"/>
-                <w:szCs w:val="22"/>
-              </w:rPr>
             </w:pPr>
           </w:p>
         </w:tc>
         <w:tc>
           <w:tcPr>
-            <w:tcW w:w="851" w:type="dxa"/>
+            <w:tcW w:w="406" w:type="pct"/>
           </w:tcPr>
           <w:p>
             <w:pPr>
+              <w:pStyle w:val="BCLabelNumber"/>
               <w:spacing w:after="120"/>
               <w:jc w:val="right"/>
-              <w:cnfStyle w:val="100000000000" w:firstRow="1" w:lastRow="0" w:firstColumn="0" w:lastColumn="0" w:oddVBand="0" w:evenVBand="0" w:oddHBand="0" w:evenHBand="0" w:firstRowFirstColumn="0" w:firstRowLastColumn="0" w:lastRowFirstColumn="0" w:lastRowLastColumn="0"/>
-              <w:rPr>
-                <w:rFonts w:ascii="Segoe UI Semibold" w:hAnsi="Segoe UI Semibold" w:cs="Segoe UI Semibold"/>
-                <w:sz w:val="22"/>
-                <w:szCs w:val="22"/>
-              </w:rPr>
             </w:pPr>
           </w:p>
         </w:tc>
         <w:tc>
           <w:tcPr>
-            <w:tcW w:w="992" w:type="dxa"/>
+            <w:tcW w:w="473" w:type="pct"/>
           </w:tcPr>
           <w:p>
             <w:pPr>
+              <w:pStyle w:val="BCLabelNumber"/>
               <w:spacing w:after="120"/>
               <w:jc w:val="right"/>
-              <w:cnfStyle w:val="100000000000" w:firstRow="1" w:lastRow="0" w:firstColumn="0" w:lastColumn="0" w:oddVBand="0" w:evenVBand="0" w:oddHBand="0" w:evenHBand="0" w:firstRowFirstColumn="0" w:firstRowLastColumn="0" w:lastRowFirstColumn="0" w:lastRowLastColumn="0"/>
-              <w:rPr>
-                <w:rFonts w:ascii="Segoe UI Semibold" w:hAnsi="Segoe UI Semibold" w:cs="Segoe UI Semibold"/>
-                <w:sz w:val="22"/>
-                <w:szCs w:val="22"/>
-              </w:rPr>
             </w:pPr>
           </w:p>
         </w:tc>
         <w:tc>
           <w:tcPr>
-            <w:tcW w:w="1276" w:type="dxa"/>
+            <w:tcW w:w="608" w:type="pct"/>
           </w:tcPr>
           <w:p>
             <w:pPr>
+              <w:pStyle w:val="BCLabelNumber"/>
               <w:spacing w:after="120"/>
               <w:jc w:val="right"/>
-              <w:cnfStyle w:val="100000000000" w:firstRow="1" w:lastRow="0" w:firstColumn="0" w:lastColumn="0" w:oddVBand="0" w:evenVBand="0" w:oddHBand="0" w:evenHBand="0" w:firstRowFirstColumn="0" w:firstRowLastColumn="0" w:lastRowFirstColumn="0" w:lastRowLastColumn="0"/>
-              <w:rPr>
-                <w:rFonts w:ascii="Segoe UI Semibold" w:hAnsi="Segoe UI Semibold" w:cs="Segoe UI Semibold"/>
-                <w:sz w:val="22"/>
-                <w:szCs w:val="22"/>
-              </w:rPr>
             </w:pPr>
           </w:p>
         </w:tc>
         <w:tc>
           <w:tcPr>
-            <w:tcW w:w="1275" w:type="dxa"/>
+            <w:tcW w:w="608" w:type="pct"/>
           </w:tcPr>
           <w:p>
             <w:pPr>
+              <w:pStyle w:val="BCLabelNumber"/>
               <w:spacing w:after="120"/>
               <w:jc w:val="right"/>
-              <w:cnfStyle w:val="100000000000" w:firstRow="1" w:lastRow="0" w:firstColumn="0" w:lastColumn="0" w:oddVBand="0" w:evenVBand="0" w:oddHBand="0" w:evenHBand="0" w:firstRowFirstColumn="0" w:firstRowLastColumn="0" w:lastRowFirstColumn="0" w:lastRowLastColumn="0"/>
-              <w:rPr>
-                <w:rFonts w:ascii="Segoe UI Semibold" w:hAnsi="Segoe UI Semibold" w:cs="Segoe UI Semibold"/>
-                <w:sz w:val="22"/>
-                <w:szCs w:val="22"/>
-              </w:rPr>
             </w:pPr>
           </w:p>
         </w:tc>
         <w:tc>
           <w:tcPr>
-            <w:tcW w:w="1423" w:type="dxa"/>
+            <w:tcW w:w="679" w:type="pct"/>
           </w:tcPr>
           <w:p>
             <w:pPr>
+              <w:pStyle w:val="BCLabelNumber"/>
               <w:spacing w:after="120"/>
               <w:jc w:val="right"/>
-              <w:cnfStyle w:val="100000000000" w:firstRow="1" w:lastRow="0" w:firstColumn="0" w:lastColumn="0" w:oddVBand="0" w:evenVBand="0" w:oddHBand="0" w:evenHBand="0" w:firstRowFirstColumn="0" w:firstRowLastColumn="0" w:lastRowFirstColumn="0" w:lastRowLastColumn="0"/>
-              <w:rPr>
-                <w:rFonts w:ascii="Segoe UI Semibold" w:hAnsi="Segoe UI Semibold" w:cs="Segoe UI Semibold"/>
-                <w:sz w:val="22"/>
-                <w:szCs w:val="22"/>
-              </w:rPr>
             </w:pPr>
           </w:p>
         </w:tc>
       </w:tr>
       <w:tr>
         <w:trPr>
-          <w:cnfStyle w:val="000000100000" w:firstRow="0" w:lastRow="0" w:firstColumn="0" w:lastColumn="0" w:oddVBand="0" w:evenVBand="0" w:oddHBand="1" w:evenHBand="0" w:firstRowFirstColumn="0" w:firstRowLastColumn="0" w:lastRowFirstColumn="0" w:lastRowLastColumn="0"/>
+          <w:cnfStyle w:val="100000000000" w:firstRow="1" w:lastRow="0" w:firstColumn="0" w:lastColumn="0" w:oddVBand="0" w:evenVBand="0" w:oddHBand="0" w:evenHBand="0" w:firstRowFirstColumn="0" w:firstRowLastColumn="0" w:lastRowFirstColumn="0" w:lastRowLastColumn="0"/>
+          <w:cantSplit/>
           <w:trHeight w:val="490"/>
+          <w:tblHeader/>
         </w:trPr>
         <w:tc>
           <w:tcPr>
-            <w:cnfStyle w:val="001000000000" w:firstRow="0" w:lastRow="0" w:firstColumn="1" w:lastColumn="0" w:oddVBand="0" w:evenVBand="0" w:oddHBand="0" w:evenHBand="0" w:firstRowFirstColumn="0" w:firstRowLastColumn="0" w:lastRowFirstColumn="0" w:lastRowLastColumn="0"/>
-            <w:tcW w:w="1271" w:type="dxa"/>
+            <w:tcW w:w="606" w:type="pct"/>
             <w:tcBorders>
-              <w:bottom w:val="single" w:color="auto" w:sz="4" w:space="0"/>
+              <w:bottom w:val="single" w:sz="4" w:space="0" w:color="auto"/>
             </w:tcBorders>
-            <w:shd w:val="clear" w:color="auto" w:fill="auto"/>
           </w:tcPr>
           <w:sdt>
             <w:sdtPr>
-              <w:rPr>
-                <w:rFonts w:ascii="Segoe UI Semibold" w:hAnsi="Segoe UI Semibold" w:cs="Segoe UI Semibold"/>
-                <w:sz w:val="22"/>
-                <w:szCs w:val="22"/>
-              </w:rPr>
               <w:alias w:val="#Nav: /Labels/CodeLabel"/>
               <w:tag w:val="#Nav: Salesperson_Sales_Statistics/114"/>
               <w:id w:val="21214764"/>
               <w:placeholder>
                 <w:docPart w:val="73C64457110F4A2886AD907E3894A421"/>
               </w:placeholder>
-              <w:dataBinding w:prefixMappings="xmlns:ns0='urn:microsoft-dynamics-nav/reports/Salesperson_Sales_Statistics/114/'" w:xpath="/ns0:NavWordReportXmlPart[1]/ns0:Labels[1]/ns0:CodeLabel[1]" w:storeItemID="{5D4524CD-A282-4F19-BAEA-0AD6212CDB38}"/>
+              <w:dataBinding w:prefixMappings="&lt;xmlns:ns0='urn:microsoft-dynamics-nav/reports/Salesperson_Sales_Statistics/114/' " w:xpath="/ns0:NavWordReportXmlPart[1]/ns0:Labels[1]/ns0:CodeLabel[1]" w:storeItemID="{5D4524CD-A282-4F19-BAEA-0AD6212CDB38}"/>
               <w:text/>
             </w:sdtPr>
+            <w:sdtEndPr/>
             <w:sdtContent>
               <w:p>
                 <w:pPr>
-                  <w:pStyle w:val="Heading2"/>
-                  <w:rPr>
-                    <w:rFonts w:ascii="Segoe UI Semibold" w:hAnsi="Segoe UI Semibold" w:cs="Segoe UI Semibold"/>
-                    <w:sz w:val="22"/>
-                    <w:szCs w:val="22"/>
-                  </w:rPr>
+                  <w:pStyle w:val="BCLabel"/>
                 </w:pPr>
                 <w:proofErr w:type="spellStart"/>
                 <w:r>
-                  <w:rPr>
-                    <w:rFonts w:ascii="Segoe UI Semibold" w:hAnsi="Segoe UI Semibold" w:cs="Segoe UI Semibold"/>
-                    <w:b w:val="0"/>
-                    <w:bCs w:val="0"/>
-                    <w:sz w:val="22"/>
-                    <w:szCs w:val="22"/>
-                  </w:rPr>
                   <w:t>CodeLabel</w:t>
                 </w:r>
                 <w:proofErr w:type="spellEnd"/>
@@ -479,47 +338,31 @@
         </w:tc>
         <w:sdt>
           <w:sdtPr>
-            <w:rPr>
-              <w:rFonts w:ascii="Segoe UI Semibold" w:hAnsi="Segoe UI Semibold" w:cs="Segoe UI Semibold"/>
-              <w:sz w:val="22"/>
-              <w:szCs w:val="22"/>
-            </w:rPr>
             <w:alias w:val="#Nav: /Labels/SalesLCYLabel"/>
             <w:tag w:val="#Nav: Salesperson_Sales_Statistics/114"/>
             <w:id w:val="475037235"/>
             <w:placeholder>
               <w:docPart w:val="73C64457110F4A2886AD907E3894A421"/>
             </w:placeholder>
-            <w:dataBinding w:prefixMappings="xmlns:ns0='urn:microsoft-dynamics-nav/reports/Salesperson_Sales_Statistics/114/'" w:xpath="/ns0:NavWordReportXmlPart[1]/ns0:Labels[1]/ns0:SalesLCYLabel[1]" w:storeItemID="{5D4524CD-A282-4F19-BAEA-0AD6212CDB38}"/>
+            <w:dataBinding w:prefixMappings="&lt;xmlns:ns0='urn:microsoft-dynamics-nav/reports/Salesperson_Sales_Statistics/114/' " w:xpath="/ns0:NavWordReportXmlPart[1]/ns0:Labels[1]/ns0:SalesLCYLabel[1]" w:storeItemID="{5D4524CD-A282-4F19-BAEA-0AD6212CDB38}"/>
             <w:text/>
           </w:sdtPr>
+          <w:sdtEndPr/>
           <w:sdtContent>
             <w:tc>
               <w:tcPr>
-                <w:tcW w:w="1134" w:type="dxa"/>
+                <w:tcW w:w="540" w:type="pct"/>
                 <w:tcBorders>
-                  <w:bottom w:val="single" w:color="auto" w:sz="4" w:space="0"/>
+                  <w:bottom w:val="single" w:sz="4" w:space="0" w:color="auto"/>
                 </w:tcBorders>
-                <w:shd w:val="clear" w:color="auto" w:fill="auto"/>
               </w:tcPr>
               <w:p>
                 <w:pPr>
-                  <w:pStyle w:val="Heading2"/>
+                  <w:pStyle w:val="BCLabelNumber"/>
                   <w:jc w:val="right"/>
-                  <w:cnfStyle w:val="000000100000" w:firstRow="0" w:lastRow="0" w:firstColumn="0" w:lastColumn="0" w:oddVBand="0" w:evenVBand="0" w:oddHBand="1" w:evenHBand="0" w:firstRowFirstColumn="0" w:firstRowLastColumn="0" w:lastRowFirstColumn="0" w:lastRowLastColumn="0"/>
-                  <w:rPr>
-                    <w:rFonts w:ascii="Segoe UI Semibold" w:hAnsi="Segoe UI Semibold" w:cs="Segoe UI Semibold"/>
-                    <w:sz w:val="22"/>
-                    <w:szCs w:val="22"/>
-                  </w:rPr>
                 </w:pPr>
                 <w:proofErr w:type="spellStart"/>
                 <w:r>
-                  <w:rPr>
-                    <w:rFonts w:ascii="Segoe UI Semibold" w:hAnsi="Segoe UI Semibold" w:cs="Segoe UI Semibold"/>
-                    <w:sz w:val="22"/>
-                    <w:szCs w:val="22"/>
-                  </w:rPr>
                   <w:t>SalesLCYLabel</w:t>
                 </w:r>
                 <w:proofErr w:type="spellEnd"/>
@@ -529,49 +372,31 @@
         </w:sdt>
         <w:sdt>
           <w:sdtPr>
-            <w:rPr>
-              <w:rFonts w:ascii="Segoe UI Semibold" w:hAnsi="Segoe UI Semibold" w:cs="Segoe UI Semibold"/>
-              <w:sz w:val="22"/>
-              <w:szCs w:val="22"/>
-            </w:rPr>
             <w:alias w:val="#Nav: /Labels/ProfitLCYLabel"/>
             <w:tag w:val="#Nav: Salesperson_Sales_Statistics/114"/>
             <w:id w:val="-1424720770"/>
             <w:placeholder>
               <w:docPart w:val="73C64457110F4A2886AD907E3894A421"/>
             </w:placeholder>
-            <w:dataBinding w:prefixMappings="xmlns:ns0='urn:microsoft-dynamics-nav/reports/Salesperson_Sales_Statistics/114/'" w:xpath="/ns0:NavWordReportXmlPart[1]/ns0:Labels[1]/ns0:ProfitLCYLabel[1]" w:storeItemID="{5D4524CD-A282-4F19-BAEA-0AD6212CDB38}"/>
+            <w:dataBinding w:prefixMappings="&lt;xmlns:ns0='urn:microsoft-dynamics-nav/reports/Salesperson_Sales_Statistics/114/' " w:xpath="/ns0:NavWordReportXmlPart[1]/ns0:Labels[1]/ns0:ProfitLCYLabel[1]" w:storeItemID="{5D4524CD-A282-4F19-BAEA-0AD6212CDB38}"/>
             <w:text/>
           </w:sdtPr>
+          <w:sdtEndPr/>
           <w:sdtContent>
             <w:tc>
               <w:tcPr>
-                <w:tcW w:w="1134" w:type="dxa"/>
+                <w:tcW w:w="540" w:type="pct"/>
                 <w:tcBorders>
-                  <w:bottom w:val="single" w:color="auto" w:sz="4" w:space="0"/>
+                  <w:bottom w:val="single" w:sz="4" w:space="0" w:color="auto"/>
                 </w:tcBorders>
-                <w:shd w:val="clear" w:color="auto" w:fill="auto"/>
               </w:tcPr>
               <w:p>
                 <w:pPr>
-                  <w:pStyle w:val="Heading2"/>
+                  <w:pStyle w:val="BCLabelNumber"/>
                   <w:jc w:val="right"/>
-                  <w:cnfStyle w:val="000000100000" w:firstRow="0" w:lastRow="0" w:firstColumn="0" w:lastColumn="0" w:oddVBand="0" w:evenVBand="0" w:oddHBand="1" w:evenHBand="0" w:firstRowFirstColumn="0" w:firstRowLastColumn="0" w:lastRowFirstColumn="0" w:lastRowLastColumn="0"/>
-                  <w:rPr>
-                    <w:rFonts w:ascii="Segoe UI Semibold" w:hAnsi="Segoe UI Semibold" w:cs="Segoe UI Semibold"/>
-                    <w:b/>
-                    <w:bCs/>
-                    <w:sz w:val="22"/>
-                    <w:szCs w:val="22"/>
-                  </w:rPr>
                 </w:pPr>
                 <w:proofErr w:type="spellStart"/>
                 <w:r>
-                  <w:rPr>
-                    <w:rFonts w:ascii="Segoe UI Semibold" w:hAnsi="Segoe UI Semibold" w:cs="Segoe UI Semibold"/>
-                    <w:sz w:val="22"/>
-                    <w:szCs w:val="22"/>
-                  </w:rPr>
                   <w:t>ProfitLCYLabel</w:t>
                 </w:r>
                 <w:proofErr w:type="spellEnd"/>
@@ -581,49 +406,31 @@
         </w:sdt>
         <w:sdt>
           <w:sdtPr>
-            <w:rPr>
-              <w:rFonts w:ascii="Segoe UI Semibold" w:hAnsi="Segoe UI Semibold" w:cs="Segoe UI Semibold"/>
-              <w:sz w:val="22"/>
-              <w:szCs w:val="22"/>
-            </w:rPr>
             <w:alias w:val="#Nav: /Labels/AdjProfitLCYLabel"/>
             <w:tag w:val="#Nav: Salesperson_Sales_Statistics/114"/>
             <w:id w:val="-1963325540"/>
             <w:placeholder>
               <w:docPart w:val="73C64457110F4A2886AD907E3894A421"/>
             </w:placeholder>
-            <w:dataBinding w:prefixMappings="xmlns:ns0='urn:microsoft-dynamics-nav/reports/Salesperson_Sales_Statistics/114/'" w:xpath="/ns0:NavWordReportXmlPart[1]/ns0:Labels[1]/ns0:AdjProfitLCYLabel[1]" w:storeItemID="{5D4524CD-A282-4F19-BAEA-0AD6212CDB38}"/>
+            <w:dataBinding w:prefixMappings="&lt;xmlns:ns0='urn:microsoft-dynamics-nav/reports/Salesperson_Sales_Statistics/114/' " w:xpath="/ns0:NavWordReportXmlPart[1]/ns0:Labels[1]/ns0:AdjProfitLCYLabel[1]" w:storeItemID="{5D4524CD-A282-4F19-BAEA-0AD6212CDB38}"/>
             <w:text/>
           </w:sdtPr>
+          <w:sdtEndPr/>
           <w:sdtContent>
             <w:tc>
               <w:tcPr>
-                <w:tcW w:w="1134" w:type="dxa"/>
+                <w:tcW w:w="540" w:type="pct"/>
                 <w:tcBorders>
-                  <w:bottom w:val="single" w:color="auto" w:sz="4" w:space="0"/>
+                  <w:bottom w:val="single" w:sz="4" w:space="0" w:color="auto"/>
                 </w:tcBorders>
-                <w:shd w:val="clear" w:color="auto" w:fill="auto"/>
               </w:tcPr>
               <w:p>
                 <w:pPr>
-                  <w:pStyle w:val="Heading2"/>
+                  <w:pStyle w:val="BCLabelNumber"/>
                   <w:jc w:val="right"/>
-                  <w:cnfStyle w:val="000000100000" w:firstRow="0" w:lastRow="0" w:firstColumn="0" w:lastColumn="0" w:oddVBand="0" w:evenVBand="0" w:oddHBand="1" w:evenHBand="0" w:firstRowFirstColumn="0" w:firstRowLastColumn="0" w:lastRowFirstColumn="0" w:lastRowLastColumn="0"/>
-                  <w:rPr>
-                    <w:rFonts w:ascii="Segoe UI Semibold" w:hAnsi="Segoe UI Semibold" w:cs="Segoe UI Semibold"/>
-                    <w:b/>
-                    <w:bCs/>
-                    <w:sz w:val="22"/>
-                    <w:szCs w:val="22"/>
-                  </w:rPr>
                 </w:pPr>
                 <w:proofErr w:type="spellStart"/>
                 <w:r>
-                  <w:rPr>
-                    <w:rFonts w:ascii="Segoe UI Semibold" w:hAnsi="Segoe UI Semibold" w:cs="Segoe UI Semibold"/>
-                    <w:sz w:val="22"/>
-                    <w:szCs w:val="22"/>
-                  </w:rPr>
                   <w:t>AdjProfitLCYLabel</w:t>
                 </w:r>
                 <w:proofErr w:type="spellEnd"/>
@@ -633,49 +440,31 @@
         </w:sdt>
         <w:sdt>
           <w:sdtPr>
-            <w:rPr>
-              <w:rFonts w:ascii="Segoe UI Semibold" w:hAnsi="Segoe UI Semibold" w:cs="Segoe UI Semibold"/>
-              <w:sz w:val="22"/>
-              <w:szCs w:val="22"/>
-            </w:rPr>
             <w:alias w:val="#Nav: /Labels/ProfitPctLabel"/>
             <w:tag w:val="#Nav: Salesperson_Sales_Statistics/114"/>
             <w:id w:val="-1776164212"/>
             <w:placeholder>
               <w:docPart w:val="73C64457110F4A2886AD907E3894A421"/>
             </w:placeholder>
-            <w:dataBinding w:prefixMappings="xmlns:ns0='urn:microsoft-dynamics-nav/reports/Salesperson_Sales_Statistics/114/'" w:xpath="/ns0:NavWordReportXmlPart[1]/ns0:Labels[1]/ns0:ProfitPctLabel[1]" w:storeItemID="{5D4524CD-A282-4F19-BAEA-0AD6212CDB38}"/>
+            <w:dataBinding w:prefixMappings="&lt;xmlns:ns0='urn:microsoft-dynamics-nav/reports/Salesperson_Sales_Statistics/114/' " w:xpath="/ns0:NavWordReportXmlPart[1]/ns0:Labels[1]/ns0:ProfitPctLabel[1]" w:storeItemID="{5D4524CD-A282-4F19-BAEA-0AD6212CDB38}"/>
             <w:text/>
           </w:sdtPr>
+          <w:sdtEndPr/>
           <w:sdtContent>
             <w:tc>
               <w:tcPr>
-                <w:tcW w:w="851" w:type="dxa"/>
+                <w:tcW w:w="406" w:type="pct"/>
                 <w:tcBorders>
-                  <w:bottom w:val="single" w:color="auto" w:sz="4" w:space="0"/>
+                  <w:bottom w:val="single" w:sz="4" w:space="0" w:color="auto"/>
                 </w:tcBorders>
-                <w:shd w:val="clear" w:color="auto" w:fill="auto"/>
               </w:tcPr>
               <w:p>
                 <w:pPr>
-                  <w:pStyle w:val="Heading2"/>
+                  <w:pStyle w:val="BCLabelNumber"/>
                   <w:jc w:val="right"/>
-                  <w:cnfStyle w:val="000000100000" w:firstRow="0" w:lastRow="0" w:firstColumn="0" w:lastColumn="0" w:oddVBand="0" w:evenVBand="0" w:oddHBand="1" w:evenHBand="0" w:firstRowFirstColumn="0" w:firstRowLastColumn="0" w:lastRowFirstColumn="0" w:lastRowLastColumn="0"/>
-                  <w:rPr>
-                    <w:rFonts w:ascii="Segoe UI Semibold" w:hAnsi="Segoe UI Semibold" w:cs="Segoe UI Semibold"/>
-                    <w:b/>
-                    <w:bCs/>
-                    <w:sz w:val="22"/>
-                    <w:szCs w:val="22"/>
-                  </w:rPr>
                 </w:pPr>
                 <w:proofErr w:type="spellStart"/>
                 <w:r>
-                  <w:rPr>
-                    <w:rFonts w:ascii="Segoe UI Semibold" w:hAnsi="Segoe UI Semibold" w:cs="Segoe UI Semibold"/>
-                    <w:sz w:val="22"/>
-                    <w:szCs w:val="22"/>
-                  </w:rPr>
                   <w:t>ProfitPctLabel</w:t>
                 </w:r>
                 <w:proofErr w:type="spellEnd"/>
@@ -685,49 +474,31 @@
         </w:sdt>
         <w:sdt>
           <w:sdtPr>
-            <w:rPr>
-              <w:rFonts w:ascii="Segoe UI Semibold" w:hAnsi="Segoe UI Semibold" w:cs="Segoe UI Semibold"/>
-              <w:sz w:val="22"/>
-              <w:szCs w:val="22"/>
-            </w:rPr>
             <w:alias w:val="#Nav: /Labels/AdjProfitPctLabel"/>
             <w:tag w:val="#Nav: Salesperson_Sales_Statistics/114"/>
             <w:id w:val="-563105769"/>
             <w:placeholder>
               <w:docPart w:val="73C64457110F4A2886AD907E3894A421"/>
             </w:placeholder>
-            <w:dataBinding w:prefixMappings="xmlns:ns0='urn:microsoft-dynamics-nav/reports/Salesperson_Sales_Statistics/114/'" w:xpath="/ns0:NavWordReportXmlPart[1]/ns0:Labels[1]/ns0:AdjProfitPctLabel[1]" w:storeItemID="{5D4524CD-A282-4F19-BAEA-0AD6212CDB38}"/>
+            <w:dataBinding w:prefixMappings="&lt;xmlns:ns0='urn:microsoft-dynamics-nav/reports/Salesperson_Sales_Statistics/114/' " w:xpath="/ns0:NavWordReportXmlPart[1]/ns0:Labels[1]/ns0:AdjProfitPctLabel[1]" w:storeItemID="{5D4524CD-A282-4F19-BAEA-0AD6212CDB38}"/>
             <w:text/>
           </w:sdtPr>
+          <w:sdtEndPr/>
           <w:sdtContent>
             <w:tc>
               <w:tcPr>
-                <w:tcW w:w="992" w:type="dxa"/>
+                <w:tcW w:w="473" w:type="pct"/>
                 <w:tcBorders>
-                  <w:bottom w:val="single" w:color="auto" w:sz="4" w:space="0"/>
+                  <w:bottom w:val="single" w:sz="4" w:space="0" w:color="auto"/>
                 </w:tcBorders>
-                <w:shd w:val="clear" w:color="auto" w:fill="auto"/>
               </w:tcPr>
               <w:p>
                 <w:pPr>
-                  <w:pStyle w:val="Heading2"/>
+                  <w:pStyle w:val="BCLabelNumber"/>
                   <w:jc w:val="right"/>
-                  <w:cnfStyle w:val="000000100000" w:firstRow="0" w:lastRow="0" w:firstColumn="0" w:lastColumn="0" w:oddVBand="0" w:evenVBand="0" w:oddHBand="1" w:evenHBand="0" w:firstRowFirstColumn="0" w:firstRowLastColumn="0" w:lastRowFirstColumn="0" w:lastRowLastColumn="0"/>
-                  <w:rPr>
-                    <w:rFonts w:ascii="Segoe UI Semibold" w:hAnsi="Segoe UI Semibold" w:cs="Segoe UI Semibold"/>
-                    <w:b/>
-                    <w:bCs/>
-                    <w:sz w:val="22"/>
-                    <w:szCs w:val="22"/>
-                  </w:rPr>
                 </w:pPr>
                 <w:proofErr w:type="spellStart"/>
                 <w:r>
-                  <w:rPr>
-                    <w:rFonts w:ascii="Segoe UI Semibold" w:hAnsi="Segoe UI Semibold" w:cs="Segoe UI Semibold"/>
-                    <w:sz w:val="22"/>
-                    <w:szCs w:val="22"/>
-                  </w:rPr>
                   <w:t>AdjProfitPctLabel</w:t>
                 </w:r>
                 <w:proofErr w:type="spellEnd"/>
@@ -737,49 +508,31 @@
         </w:sdt>
         <w:sdt>
           <w:sdtPr>
-            <w:rPr>
-              <w:rFonts w:ascii="Segoe UI Semibold" w:hAnsi="Segoe UI Semibold" w:cs="Segoe UI Semibold"/>
-              <w:sz w:val="22"/>
-              <w:szCs w:val="22"/>
-            </w:rPr>
             <w:alias w:val="#Nav: /Labels/InvDiscAmountLabel"/>
             <w:tag w:val="#Nav: Salesperson_Sales_Statistics/114"/>
             <w:id w:val="-485242965"/>
             <w:placeholder>
               <w:docPart w:val="73C64457110F4A2886AD907E3894A421"/>
             </w:placeholder>
-            <w:dataBinding w:prefixMappings="xmlns:ns0='urn:microsoft-dynamics-nav/reports/Salesperson_Sales_Statistics/114/'" w:xpath="/ns0:NavWordReportXmlPart[1]/ns0:Labels[1]/ns0:InvDiscAmountLabel[1]" w:storeItemID="{5D4524CD-A282-4F19-BAEA-0AD6212CDB38}"/>
+            <w:dataBinding w:prefixMappings="&lt;xmlns:ns0='urn:microsoft-dynamics-nav/reports/Salesperson_Sales_Statistics/114/' " w:xpath="/ns0:NavWordReportXmlPart[1]/ns0:Labels[1]/ns0:InvDiscAmountLabel[1]" w:storeItemID="{5D4524CD-A282-4F19-BAEA-0AD6212CDB38}"/>
             <w:text/>
           </w:sdtPr>
+          <w:sdtEndPr/>
           <w:sdtContent>
             <w:tc>
               <w:tcPr>
-                <w:tcW w:w="1276" w:type="dxa"/>
+                <w:tcW w:w="608" w:type="pct"/>
                 <w:tcBorders>
-                  <w:bottom w:val="single" w:color="auto" w:sz="4" w:space="0"/>
+                  <w:bottom w:val="single" w:sz="4" w:space="0" w:color="auto"/>
                 </w:tcBorders>
-                <w:shd w:val="clear" w:color="auto" w:fill="auto"/>
               </w:tcPr>
               <w:p>
                 <w:pPr>
-                  <w:pStyle w:val="Heading2"/>
+                  <w:pStyle w:val="BCLabelNumber"/>
                   <w:jc w:val="right"/>
-                  <w:cnfStyle w:val="000000100000" w:firstRow="0" w:lastRow="0" w:firstColumn="0" w:lastColumn="0" w:oddVBand="0" w:evenVBand="0" w:oddHBand="1" w:evenHBand="0" w:firstRowFirstColumn="0" w:firstRowLastColumn="0" w:lastRowFirstColumn="0" w:lastRowLastColumn="0"/>
-                  <w:rPr>
-                    <w:rFonts w:ascii="Segoe UI Semibold" w:hAnsi="Segoe UI Semibold" w:cs="Segoe UI Semibold"/>
-                    <w:b/>
-                    <w:bCs/>
-                    <w:sz w:val="22"/>
-                    <w:szCs w:val="22"/>
-                  </w:rPr>
                 </w:pPr>
                 <w:proofErr w:type="spellStart"/>
                 <w:r>
-                  <w:rPr>
-                    <w:rFonts w:ascii="Segoe UI Semibold" w:hAnsi="Segoe UI Semibold" w:cs="Segoe UI Semibold"/>
-                    <w:sz w:val="22"/>
-                    <w:szCs w:val="22"/>
-                  </w:rPr>
                   <w:t>InvDiscAmountLabel</w:t>
                 </w:r>
                 <w:proofErr w:type="spellEnd"/>
@@ -789,49 +542,31 @@
         </w:sdt>
         <w:sdt>
           <w:sdtPr>
-            <w:rPr>
-              <w:rFonts w:ascii="Segoe UI Semibold" w:hAnsi="Segoe UI Semibold" w:cs="Segoe UI Semibold"/>
-              <w:sz w:val="22"/>
-              <w:szCs w:val="22"/>
-            </w:rPr>
             <w:alias w:val="#Nav: /Labels/PmtDiscGivenLabel"/>
             <w:tag w:val="#Nav: Salesperson_Sales_Statistics/114"/>
             <w:id w:val="1438253992"/>
             <w:placeholder>
               <w:docPart w:val="73C64457110F4A2886AD907E3894A421"/>
             </w:placeholder>
-            <w:dataBinding w:prefixMappings="xmlns:ns0='urn:microsoft-dynamics-nav/reports/Salesperson_Sales_Statistics/114/'" w:xpath="/ns0:NavWordReportXmlPart[1]/ns0:Labels[1]/ns0:PmtDiscGivenLabel[1]" w:storeItemID="{5D4524CD-A282-4F19-BAEA-0AD6212CDB38}"/>
+            <w:dataBinding w:prefixMappings="&lt;xmlns:ns0='urn:microsoft-dynamics-nav/reports/Salesperson_Sales_Statistics/114/' " w:xpath="/ns0:NavWordReportXmlPart[1]/ns0:Labels[1]/ns0:PmtDiscGivenLabel[1]" w:storeItemID="{5D4524CD-A282-4F19-BAEA-0AD6212CDB38}"/>
             <w:text/>
           </w:sdtPr>
+          <w:sdtEndPr/>
           <w:sdtContent>
             <w:tc>
               <w:tcPr>
-                <w:tcW w:w="1275" w:type="dxa"/>
+                <w:tcW w:w="608" w:type="pct"/>
                 <w:tcBorders>
-                  <w:bottom w:val="single" w:color="auto" w:sz="4" w:space="0"/>
+                  <w:bottom w:val="single" w:sz="4" w:space="0" w:color="auto"/>
                 </w:tcBorders>
-                <w:shd w:val="clear" w:color="auto" w:fill="auto"/>
               </w:tcPr>
               <w:p>
                 <w:pPr>
-                  <w:pStyle w:val="Heading2"/>
+                  <w:pStyle w:val="BCLabelNumber"/>
                   <w:jc w:val="right"/>
-                  <w:cnfStyle w:val="000000100000" w:firstRow="0" w:lastRow="0" w:firstColumn="0" w:lastColumn="0" w:oddVBand="0" w:evenVBand="0" w:oddHBand="1" w:evenHBand="0" w:firstRowFirstColumn="0" w:firstRowLastColumn="0" w:lastRowFirstColumn="0" w:lastRowLastColumn="0"/>
-                  <w:rPr>
-                    <w:rFonts w:ascii="Segoe UI Semibold" w:hAnsi="Segoe UI Semibold" w:cs="Segoe UI Semibold"/>
-                    <w:b/>
-                    <w:bCs/>
-                    <w:sz w:val="22"/>
-                    <w:szCs w:val="22"/>
-                  </w:rPr>
                 </w:pPr>
                 <w:proofErr w:type="spellStart"/>
                 <w:r>
-                  <w:rPr>
-                    <w:rFonts w:ascii="Segoe UI Semibold" w:hAnsi="Segoe UI Semibold" w:cs="Segoe UI Semibold"/>
-                    <w:sz w:val="22"/>
-                    <w:szCs w:val="22"/>
-                  </w:rPr>
                   <w:t>PmtDiscGivenLabel</w:t>
                 </w:r>
                 <w:proofErr w:type="spellEnd"/>
@@ -841,49 +576,31 @@
         </w:sdt>
         <w:sdt>
           <w:sdtPr>
-            <w:rPr>
-              <w:rFonts w:ascii="Segoe UI Semibold" w:hAnsi="Segoe UI Semibold" w:cs="Segoe UI Semibold"/>
-              <w:sz w:val="22"/>
-              <w:szCs w:val="22"/>
-            </w:rPr>
             <w:alias w:val="#Nav: /Labels/PmtToleranceLabel"/>
             <w:tag w:val="#Nav: Salesperson_Sales_Statistics/114"/>
             <w:id w:val="-1778171101"/>
             <w:placeholder>
               <w:docPart w:val="DefaultPlaceholder_-1854013440"/>
             </w:placeholder>
-            <w:dataBinding w:prefixMappings="xmlns:ns0='urn:microsoft-dynamics-nav/reports/Salesperson_Sales_Statistics/114/'" w:xpath="/ns0:NavWordReportXmlPart[1]/ns0:Labels[1]/ns0:PmtToleranceLabel[1]" w:storeItemID="{5D4524CD-A282-4F19-BAEA-0AD6212CDB38}"/>
+            <w:dataBinding w:prefixMappings="&lt;xmlns:ns0='urn:microsoft-dynamics-nav/reports/Salesperson_Sales_Statistics/114/' " w:xpath="/ns0:NavWordReportXmlPart[1]/ns0:Labels[1]/ns0:PmtToleranceLabel[1]" w:storeItemID="{5D4524CD-A282-4F19-BAEA-0AD6212CDB38}"/>
             <w:text/>
           </w:sdtPr>
+          <w:sdtEndPr/>
           <w:sdtContent>
             <w:tc>
               <w:tcPr>
-                <w:tcW w:w="1423" w:type="dxa"/>
+                <w:tcW w:w="679" w:type="pct"/>
                 <w:tcBorders>
-                  <w:bottom w:val="single" w:color="auto" w:sz="4" w:space="0"/>
+                  <w:bottom w:val="single" w:sz="4" w:space="0" w:color="auto"/>
                 </w:tcBorders>
-                <w:shd w:val="clear" w:color="auto" w:fill="auto"/>
               </w:tcPr>
               <w:p>
                 <w:pPr>
-                  <w:pStyle w:val="Heading2"/>
+                  <w:pStyle w:val="BCLabelNumber"/>
                   <w:jc w:val="right"/>
-                  <w:cnfStyle w:val="000000100000" w:firstRow="0" w:lastRow="0" w:firstColumn="0" w:lastColumn="0" w:oddVBand="0" w:evenVBand="0" w:oddHBand="1" w:evenHBand="0" w:firstRowFirstColumn="0" w:firstRowLastColumn="0" w:lastRowFirstColumn="0" w:lastRowLastColumn="0"/>
-                  <w:rPr>
-                    <w:rFonts w:ascii="Segoe UI Semibold" w:hAnsi="Segoe UI Semibold" w:cs="Segoe UI Semibold"/>
-                    <w:b/>
-                    <w:bCs/>
-                    <w:sz w:val="22"/>
-                    <w:szCs w:val="22"/>
-                  </w:rPr>
                 </w:pPr>
                 <w:proofErr w:type="spellStart"/>
                 <w:r>
-                  <w:rPr>
-                    <w:rFonts w:ascii="Segoe UI Semibold" w:hAnsi="Segoe UI Semibold" w:cs="Segoe UI Semibold"/>
-                    <w:sz w:val="22"/>
-                    <w:szCs w:val="22"/>
-                  </w:rPr>
                   <w:t>PmtToleranceLabel</w:t>
                 </w:r>
                 <w:proofErr w:type="spellEnd"/>
@@ -894,168 +611,125 @@
       </w:tr>
       <w:tr>
         <w:trPr>
-          <w:trHeight w:val="245" w:hRule="exact"/>
+          <w:cnfStyle w:val="000000100000" w:firstRow="0" w:lastRow="0" w:firstColumn="0" w:lastColumn="0" w:oddVBand="0" w:evenVBand="0" w:oddHBand="1" w:evenHBand="0" w:firstRowFirstColumn="0" w:firstRowLastColumn="0" w:lastRowFirstColumn="0" w:lastRowLastColumn="0"/>
+          <w:cantSplit/>
+          <w:trHeight w:val="245"/>
         </w:trPr>
         <w:tc>
           <w:tcPr>
-            <w:cnfStyle w:val="001000000000" w:firstRow="0" w:lastRow="0" w:firstColumn="1" w:lastColumn="0" w:oddVBand="0" w:evenVBand="0" w:oddHBand="0" w:evenHBand="0" w:firstRowFirstColumn="0" w:firstRowLastColumn="0" w:lastRowFirstColumn="0" w:lastRowLastColumn="0"/>
-            <w:tcW w:w="1271" w:type="dxa"/>
+            <w:tcW w:w="606" w:type="pct"/>
             <w:tcBorders>
-              <w:top w:val="single" w:color="auto" w:sz="4" w:space="0"/>
+              <w:top w:val="single" w:sz="4" w:space="0" w:color="auto"/>
             </w:tcBorders>
           </w:tcPr>
           <w:p>
             <w:pPr>
-              <w:rPr>
-                <w:rFonts w:ascii="Segoe UI Semibold" w:hAnsi="Segoe UI Semibold" w:cs="Segoe UI Semibold"/>
-                <w:sz w:val="22"/>
-                <w:szCs w:val="22"/>
-              </w:rPr>
+              <w:pStyle w:val="NoSpacing"/>
             </w:pPr>
           </w:p>
         </w:tc>
         <w:tc>
           <w:tcPr>
-            <w:tcW w:w="1134" w:type="dxa"/>
+            <w:tcW w:w="540" w:type="pct"/>
             <w:tcBorders>
-              <w:top w:val="single" w:color="auto" w:sz="4" w:space="0"/>
+              <w:top w:val="single" w:sz="4" w:space="0" w:color="auto"/>
             </w:tcBorders>
           </w:tcPr>
           <w:p>
             <w:pPr>
-              <w:cnfStyle w:val="000000000000" w:firstRow="0" w:lastRow="0" w:firstColumn="0" w:lastColumn="0" w:oddVBand="0" w:evenVBand="0" w:oddHBand="0" w:evenHBand="0" w:firstRowFirstColumn="0" w:firstRowLastColumn="0" w:lastRowFirstColumn="0" w:lastRowLastColumn="0"/>
-              <w:rPr>
-                <w:rFonts w:ascii="Segoe UI Semibold" w:hAnsi="Segoe UI Semibold" w:cs="Segoe UI Semibold"/>
-                <w:sz w:val="22"/>
-                <w:szCs w:val="22"/>
-              </w:rPr>
+              <w:pStyle w:val="NoSpacing"/>
             </w:pPr>
           </w:p>
         </w:tc>
         <w:tc>
           <w:tcPr>
-            <w:tcW w:w="1134" w:type="dxa"/>
+            <w:tcW w:w="540" w:type="pct"/>
             <w:tcBorders>
-              <w:top w:val="single" w:color="auto" w:sz="4" w:space="0"/>
+              <w:top w:val="single" w:sz="4" w:space="0" w:color="auto"/>
             </w:tcBorders>
           </w:tcPr>
           <w:p>
             <w:pPr>
-              <w:cnfStyle w:val="000000000000" w:firstRow="0" w:lastRow="0" w:firstColumn="0" w:lastColumn="0" w:oddVBand="0" w:evenVBand="0" w:oddHBand="0" w:evenHBand="0" w:firstRowFirstColumn="0" w:firstRowLastColumn="0" w:lastRowFirstColumn="0" w:lastRowLastColumn="0"/>
-              <w:rPr>
-                <w:rFonts w:ascii="Segoe UI Semibold" w:hAnsi="Segoe UI Semibold" w:cs="Segoe UI Semibold"/>
-                <w:sz w:val="22"/>
-                <w:szCs w:val="22"/>
-              </w:rPr>
+              <w:pStyle w:val="NoSpacing"/>
             </w:pPr>
           </w:p>
         </w:tc>
         <w:tc>
           <w:tcPr>
-            <w:tcW w:w="1134" w:type="dxa"/>
+            <w:tcW w:w="540" w:type="pct"/>
             <w:tcBorders>
-              <w:top w:val="single" w:color="auto" w:sz="4" w:space="0"/>
+              <w:top w:val="single" w:sz="4" w:space="0" w:color="auto"/>
             </w:tcBorders>
           </w:tcPr>
           <w:p>
             <w:pPr>
+              <w:pStyle w:val="BCNumber"/>
               <w:jc w:val="right"/>
-              <w:cnfStyle w:val="000000000000" w:firstRow="0" w:lastRow="0" w:firstColumn="0" w:lastColumn="0" w:oddVBand="0" w:evenVBand="0" w:oddHBand="0" w:evenHBand="0" w:firstRowFirstColumn="0" w:firstRowLastColumn="0" w:lastRowFirstColumn="0" w:lastRowLastColumn="0"/>
-              <w:rPr>
-                <w:rFonts w:ascii="Segoe UI Semibold" w:hAnsi="Segoe UI Semibold" w:cs="Segoe UI Semibold"/>
-                <w:sz w:val="22"/>
-                <w:szCs w:val="22"/>
-              </w:rPr>
             </w:pPr>
           </w:p>
         </w:tc>
         <w:tc>
           <w:tcPr>
-            <w:tcW w:w="851" w:type="dxa"/>
+            <w:tcW w:w="406" w:type="pct"/>
             <w:tcBorders>
-              <w:top w:val="single" w:color="auto" w:sz="4" w:space="0"/>
+              <w:top w:val="single" w:sz="4" w:space="0" w:color="auto"/>
             </w:tcBorders>
           </w:tcPr>
           <w:p>
             <w:pPr>
-              <w:cnfStyle w:val="000000000000" w:firstRow="0" w:lastRow="0" w:firstColumn="0" w:lastColumn="0" w:oddVBand="0" w:evenVBand="0" w:oddHBand="0" w:evenHBand="0" w:firstRowFirstColumn="0" w:firstRowLastColumn="0" w:lastRowFirstColumn="0" w:lastRowLastColumn="0"/>
-              <w:rPr>
-                <w:rFonts w:ascii="Segoe UI Semibold" w:hAnsi="Segoe UI Semibold" w:cs="Segoe UI Semibold"/>
-                <w:sz w:val="22"/>
-                <w:szCs w:val="22"/>
-              </w:rPr>
+              <w:pStyle w:val="NoSpacing"/>
             </w:pPr>
           </w:p>
         </w:tc>
         <w:tc>
           <w:tcPr>
-            <w:tcW w:w="992" w:type="dxa"/>
+            <w:tcW w:w="473" w:type="pct"/>
             <w:tcBorders>
-              <w:top w:val="single" w:color="auto" w:sz="4" w:space="0"/>
+              <w:top w:val="single" w:sz="4" w:space="0" w:color="auto"/>
             </w:tcBorders>
           </w:tcPr>
           <w:p>
             <w:pPr>
-              <w:cnfStyle w:val="000000000000" w:firstRow="0" w:lastRow="0" w:firstColumn="0" w:lastColumn="0" w:oddVBand="0" w:evenVBand="0" w:oddHBand="0" w:evenHBand="0" w:firstRowFirstColumn="0" w:firstRowLastColumn="0" w:lastRowFirstColumn="0" w:lastRowLastColumn="0"/>
-              <w:rPr>
-                <w:rFonts w:ascii="Segoe UI Semibold" w:hAnsi="Segoe UI Semibold" w:cs="Segoe UI Semibold"/>
-                <w:sz w:val="22"/>
-                <w:szCs w:val="22"/>
-              </w:rPr>
+              <w:pStyle w:val="NoSpacing"/>
             </w:pPr>
           </w:p>
         </w:tc>
         <w:tc>
           <w:tcPr>
-            <w:tcW w:w="1276" w:type="dxa"/>
+            <w:tcW w:w="608" w:type="pct"/>
             <w:tcBorders>
-              <w:top w:val="single" w:color="auto" w:sz="4" w:space="0"/>
+              <w:top w:val="single" w:sz="4" w:space="0" w:color="auto"/>
             </w:tcBorders>
           </w:tcPr>
           <w:p>
             <w:pPr>
-              <w:cnfStyle w:val="000000000000" w:firstRow="0" w:lastRow="0" w:firstColumn="0" w:lastColumn="0" w:oddVBand="0" w:evenVBand="0" w:oddHBand="0" w:evenHBand="0" w:firstRowFirstColumn="0" w:firstRowLastColumn="0" w:lastRowFirstColumn="0" w:lastRowLastColumn="0"/>
-              <w:rPr>
-                <w:rFonts w:ascii="Segoe UI Semibold" w:hAnsi="Segoe UI Semibold" w:cs="Segoe UI Semibold"/>
-                <w:sz w:val="22"/>
-                <w:szCs w:val="22"/>
-              </w:rPr>
+              <w:pStyle w:val="NoSpacing"/>
             </w:pPr>
           </w:p>
         </w:tc>
         <w:tc>
           <w:tcPr>
-            <w:tcW w:w="1275" w:type="dxa"/>
+            <w:tcW w:w="608" w:type="pct"/>
             <w:tcBorders>
-              <w:top w:val="single" w:color="auto" w:sz="4" w:space="0"/>
+              <w:top w:val="single" w:sz="4" w:space="0" w:color="auto"/>
             </w:tcBorders>
           </w:tcPr>
           <w:p>
             <w:pPr>
-              <w:cnfStyle w:val="000000000000" w:firstRow="0" w:lastRow="0" w:firstColumn="0" w:lastColumn="0" w:oddVBand="0" w:evenVBand="0" w:oddHBand="0" w:evenHBand="0" w:firstRowFirstColumn="0" w:firstRowLastColumn="0" w:lastRowFirstColumn="0" w:lastRowLastColumn="0"/>
-              <w:rPr>
-                <w:rFonts w:ascii="Segoe UI Semibold" w:hAnsi="Segoe UI Semibold" w:cs="Segoe UI Semibold"/>
-                <w:sz w:val="22"/>
-                <w:szCs w:val="22"/>
-              </w:rPr>
+              <w:pStyle w:val="NoSpacing"/>
             </w:pPr>
           </w:p>
         </w:tc>
         <w:tc>
           <w:tcPr>
-            <w:tcW w:w="1423" w:type="dxa"/>
+            <w:tcW w:w="679" w:type="pct"/>
             <w:tcBorders>
-              <w:top w:val="single" w:color="auto" w:sz="4" w:space="0"/>
+              <w:top w:val="single" w:sz="4" w:space="0" w:color="auto"/>
             </w:tcBorders>
           </w:tcPr>
           <w:p>
             <w:pPr>
-              <w:cnfStyle w:val="000000000000" w:firstRow="0" w:lastRow="0" w:firstColumn="0" w:lastColumn="0" w:oddVBand="0" w:evenVBand="0" w:oddHBand="0" w:evenHBand="0" w:firstRowFirstColumn="0" w:firstRowLastColumn="0" w:lastRowFirstColumn="0" w:lastRowLastColumn="0"/>
-              <w:rPr>
-                <w:rFonts w:ascii="Segoe UI Semibold" w:hAnsi="Segoe UI Semibold" w:cs="Segoe UI Semibold"/>
-                <w:sz w:val="22"/>
-                <w:szCs w:val="22"/>
-              </w:rPr>
+              <w:pStyle w:val="NoSpacing"/>
             </w:pPr>
           </w:p>
         </w:tc>
@@ -1063,27 +737,20 @@
       <w:sdt>
         <w:sdtPr>
           <w:rPr>
-            <w:rFonts w:cs="Segoe UI"/>
-            <w:b w:val="0"/>
-            <w:bCs w:val="0"/>
-            <w:sz w:val="22"/>
-            <w:szCs w:val="22"/>
+            <w14:numSpacing w14:val="tabular"/>
           </w:rPr>
           <w:alias w:val="#Nav: /Salesperson_Purchaser"/>
           <w:tag w:val="#Nav: Salesperson_Sales_Statistics/114"/>
           <w:id w:val="333958298"/>
-          <w15:dataBinding w:prefixMappings="xmlns:ns0='urn:microsoft-dynamics-nav/reports/Salesperson_Sales_Statistics/114/'" w:xpath="/ns0:NavWordReportXmlPart[1]/ns0:Salesperson_Purchaser" w:storeItemID="{5D4524CD-A282-4F19-BAEA-0AD6212CDB38}"/>
+          <w15:dataBinding w:prefixMappings="&lt;xmlns:ns0='urn:microsoft-dynamics-nav/reports/Salesperson_Sales_Statistics/114/' " w:xpath="/ns0:NavWordReportXmlPart[1]/ns0:Salesperson_Purchaser" w:storeItemID="{5D4524CD-A282-4F19-BAEA-0AD6212CDB38}"/>
           <w15:repeatingSection/>
         </w:sdtPr>
+        <w:sdtEndPr/>
         <w:sdtContent>
           <w:sdt>
             <w:sdtPr>
               <w:rPr>
-                <w:rFonts w:cs="Segoe UI"/>
-                <w:b w:val="0"/>
-                <w:bCs w:val="0"/>
-                <w:sz w:val="22"/>
-                <w:szCs w:val="22"/>
+                <w14:numSpacing w14:val="tabular"/>
               </w:rPr>
               <w:id w:val="-1167087255"/>
               <w:placeholder>
@@ -1091,52 +758,37 @@
               </w:placeholder>
               <w15:repeatingSectionItem/>
             </w:sdtPr>
+            <w:sdtEndPr/>
             <w:sdtContent>
               <w:tr>
                 <w:trPr>
-                  <w:cnfStyle w:val="000000100000" w:firstRow="0" w:lastRow="0" w:firstColumn="0" w:lastColumn="0" w:oddVBand="0" w:evenVBand="0" w:oddHBand="1" w:evenHBand="0" w:firstRowFirstColumn="0" w:firstRowLastColumn="0" w:lastRowFirstColumn="0" w:lastRowLastColumn="0"/>
+                  <w:cnfStyle w:val="000000010000" w:firstRow="0" w:lastRow="0" w:firstColumn="0" w:lastColumn="0" w:oddVBand="0" w:evenVBand="0" w:oddHBand="0" w:evenHBand="1" w:firstRowFirstColumn="0" w:firstRowLastColumn="0" w:lastRowFirstColumn="0" w:lastRowLastColumn="0"/>
+                  <w:cantSplit/>
                   <w:trHeight w:val="490"/>
                 </w:trPr>
                 <w:tc>
                   <w:tcPr>
-                    <w:cnfStyle w:val="001000000000" w:firstRow="0" w:lastRow="0" w:firstColumn="1" w:lastColumn="0" w:oddVBand="0" w:evenVBand="0" w:oddHBand="0" w:evenHBand="0" w:firstRowFirstColumn="0" w:firstRowLastColumn="0" w:lastRowFirstColumn="0" w:lastRowLastColumn="0"/>
-                    <w:tcW w:w="1271" w:type="dxa"/>
-                    <w:vAlign w:val="center"/>
+                    <w:tcW w:w="606" w:type="pct"/>
                   </w:tcPr>
                   <w:sdt>
                     <w:sdtPr>
-                      <w:rPr>
-                        <w:rFonts w:cs="Segoe UI"/>
-                        <w:sz w:val="22"/>
-                        <w:szCs w:val="22"/>
-                      </w:rPr>
                       <w:alias w:val="#Nav: /Salesperson_Purchaser/Salesperson_Purchaser_Code"/>
                       <w:tag w:val="#Nav: Salesperson_Sales_Statistics/114"/>
                       <w:id w:val="1250155300"/>
                       <w:placeholder>
                         <w:docPart w:val="73C64457110F4A2886AD907E3894A421"/>
                       </w:placeholder>
-                      <w:dataBinding w:prefixMappings="xmlns:ns0='urn:microsoft-dynamics-nav/reports/Salesperson_Sales_Statistics/114/'" w:xpath="/ns0:NavWordReportXmlPart[1]/ns0:Salesperson_Purchaser[1]/ns0:Salesperson_Purchaser_Code[1]" w:storeItemID="{5D4524CD-A282-4F19-BAEA-0AD6212CDB38}"/>
+                      <w:dataBinding w:prefixMappings="&lt;xmlns:ns0='urn:microsoft-dynamics-nav/reports/Salesperson_Sales_Statistics/114/' " w:xpath="/ns0:NavWordReportXmlPart[1]/ns0:Salesperson_Purchaser[1]/ns0:Salesperson_Purchaser_Code[1]" w:storeItemID="{5D4524CD-A282-4F19-BAEA-0AD6212CDB38}"/>
                       <w:text/>
                     </w:sdtPr>
+                    <w:sdtEndPr/>
                     <w:sdtContent>
                       <w:p>
                         <w:pPr>
-                          <w:rPr>
-                            <w:rFonts w:cs="Segoe UI"/>
-                            <w:sz w:val="22"/>
-                            <w:szCs w:val="22"/>
-                          </w:rPr>
+                          <w:pStyle w:val="NoSpacing"/>
                         </w:pPr>
                         <w:proofErr w:type="spellStart"/>
                         <w:r>
-                          <w:rPr>
-                            <w:rFonts w:cs="Segoe UI"/>
-                            <w:b w:val="0"/>
-                            <w:bCs w:val="0"/>
-                            <w:sz w:val="22"/>
-                            <w:szCs w:val="22"/>
-                          </w:rPr>
                           <w:t>Salesperson_Purchaser_Code</w:t>
                         </w:r>
                         <w:proofErr w:type="spellEnd"/>
@@ -1146,51 +798,31 @@
                 </w:tc>
                 <w:tc>
                   <w:tcPr>
-                    <w:tcW w:w="1134" w:type="dxa"/>
-                    <w:vAlign w:val="center"/>
+                    <w:tcW w:w="540" w:type="pct"/>
                   </w:tcPr>
                   <w:sdt>
                     <w:sdtPr>
-                      <w:rPr>
-                        <w:rFonts w:cs="Segoe UI"/>
-                        <w:sz w:val="22"/>
-                        <w:szCs w:val="22"/>
-                      </w:rPr>
                       <w:alias w:val="#Nav: /Salesperson_Purchaser/Cust__Ledger_Entry___Sales__LCY__"/>
                       <w:tag w:val="#Nav: Salesperson_Sales_Statistics/114"/>
                       <w:id w:val="-1334143397"/>
                       <w:placeholder>
                         <w:docPart w:val="73C64457110F4A2886AD907E3894A421"/>
                       </w:placeholder>
-                      <w:dataBinding w:prefixMappings="xmlns:ns0='urn:microsoft-dynamics-nav/reports/Salesperson_Sales_Statistics/114/'" w:xpath="/ns0:NavWordReportXmlPart[1]/ns0:Salesperson_Purchaser[1]/ns0:Cust__Ledger_Entry___Sales__LCY__[1]" w:storeItemID="{5D4524CD-A282-4F19-BAEA-0AD6212CDB38}"/>
+                      <w:dataBinding w:prefixMappings="&lt;xmlns:ns0='urn:microsoft-dynamics-nav/reports/Salesperson_Sales_Statistics/114/' " w:xpath="/ns0:NavWordReportXmlPart[1]/ns0:Salesperson_Purchaser[1]/ns0:Cust__Ledger_Entry___Sales__LCY__[1]" w:storeItemID="{5D4524CD-A282-4F19-BAEA-0AD6212CDB38}"/>
                       <w:text/>
                     </w:sdtPr>
+                    <w:sdtEndPr/>
                     <w:sdtContent>
                       <w:p>
                         <w:pPr>
-                          <w:cnfStyle w:val="000000100000" w:firstRow="0" w:lastRow="0" w:firstColumn="0" w:lastColumn="0" w:oddVBand="0" w:evenVBand="0" w:oddHBand="1" w:evenHBand="0" w:firstRowFirstColumn="0" w:firstRowLastColumn="0" w:lastRowFirstColumn="0" w:lastRowLastColumn="0"/>
-                          <w:rPr>
-                            <w:rFonts w:cs="Segoe UI"/>
-                            <w:sz w:val="22"/>
-                            <w:szCs w:val="22"/>
-                          </w:rPr>
+                          <w:pStyle w:val="NoSpacing"/>
                         </w:pPr>
                         <w:proofErr w:type="spellStart"/>
                         <w:r>
-                          <w:rPr>
-                            <w:rFonts w:cs="Segoe UI"/>
-                            <w:sz w:val="22"/>
-                            <w:szCs w:val="22"/>
-                          </w:rPr>
                           <w:t>Cust__Ledger_Entry___Sales__LCY</w:t>
                         </w:r>
                         <w:proofErr w:type="spellEnd"/>
                         <w:r>
-                          <w:rPr>
-                            <w:rFonts w:cs="Segoe UI"/>
-                            <w:sz w:val="22"/>
-                            <w:szCs w:val="22"/>
-                          </w:rPr>
                           <w:t>__</w:t>
                         </w:r>
                       </w:p>
@@ -1199,52 +831,32 @@
                 </w:tc>
                 <w:sdt>
                   <w:sdtPr>
-                    <w:rPr>
-                      <w:rFonts w:cs="Segoe UI"/>
-                      <w:sz w:val="22"/>
-                      <w:szCs w:val="22"/>
-                    </w:rPr>
                     <w:alias w:val="#Nav: /Salesperson_Purchaser/Cust__Ledger_Entry___Profit__LCY__"/>
                     <w:tag w:val="#Nav: Salesperson_Sales_Statistics/114"/>
                     <w:id w:val="-455104928"/>
                     <w:placeholder>
                       <w:docPart w:val="DefaultPlaceholder_-1854013440"/>
                     </w:placeholder>
-                    <w:dataBinding w:prefixMappings="xmlns:ns0='urn:microsoft-dynamics-nav/reports/Salesperson_Sales_Statistics/114/'" w:xpath="/ns0:NavWordReportXmlPart[1]/ns0:Salesperson_Purchaser[1]/ns0:Cust__Ledger_Entry___Profit__LCY__[1]" w:storeItemID="{5D4524CD-A282-4F19-BAEA-0AD6212CDB38}"/>
+                    <w:dataBinding w:prefixMappings="&lt;xmlns:ns0='urn:microsoft-dynamics-nav/reports/Salesperson_Sales_Statistics/114/' " w:xpath="/ns0:NavWordReportXmlPart[1]/ns0:Salesperson_Purchaser[1]/ns0:Cust__Ledger_Entry___Profit__LCY__[1]" w:storeItemID="{5D4524CD-A282-4F19-BAEA-0AD6212CDB38}"/>
                     <w:text/>
                   </w:sdtPr>
+                  <w:sdtEndPr/>
                   <w:sdtContent>
                     <w:tc>
                       <w:tcPr>
-                        <w:tcW w:w="1134" w:type="dxa"/>
-                        <w:vAlign w:val="center"/>
+                        <w:tcW w:w="540" w:type="pct"/>
                       </w:tcPr>
                       <w:p>
                         <w:pPr>
+                          <w:pStyle w:val="BCNumber"/>
                           <w:jc w:val="right"/>
-                          <w:cnfStyle w:val="000000100000" w:firstRow="0" w:lastRow="0" w:firstColumn="0" w:lastColumn="0" w:oddVBand="0" w:evenVBand="0" w:oddHBand="1" w:evenHBand="0" w:firstRowFirstColumn="0" w:firstRowLastColumn="0" w:lastRowFirstColumn="0" w:lastRowLastColumn="0"/>
-                          <w:rPr>
-                            <w:rFonts w:cs="Segoe UI"/>
-                            <w:sz w:val="22"/>
-                            <w:szCs w:val="22"/>
-                          </w:rPr>
                         </w:pPr>
                         <w:proofErr w:type="spellStart"/>
                         <w:r>
-                          <w:rPr>
-                            <w:rFonts w:cs="Segoe UI"/>
-                            <w:sz w:val="22"/>
-                            <w:szCs w:val="22"/>
-                          </w:rPr>
                           <w:t>Cust__Ledger_Entry___Profit__LCY</w:t>
                         </w:r>
                         <w:proofErr w:type="spellEnd"/>
                         <w:r>
-                          <w:rPr>
-                            <w:rFonts w:cs="Segoe UI"/>
-                            <w:sz w:val="22"/>
-                            <w:szCs w:val="22"/>
-                          </w:rPr>
                           <w:t>__</w:t>
                         </w:r>
                       </w:p>
@@ -1253,43 +865,28 @@
                 </w:sdt>
                 <w:sdt>
                   <w:sdtPr>
-                    <w:rPr>
-                      <w:rFonts w:cs="Segoe UI"/>
-                      <w:sz w:val="22"/>
-                      <w:szCs w:val="22"/>
-                    </w:rPr>
                     <w:alias w:val="#Nav: /Salesperson_Purchaser/AdjProfit"/>
                     <w:tag w:val="#Nav: Salesperson_Sales_Statistics/114"/>
                     <w:id w:val="1127044901"/>
                     <w:placeholder>
                       <w:docPart w:val="DefaultPlaceholder_-1854013440"/>
                     </w:placeholder>
-                    <w:dataBinding w:prefixMappings="xmlns:ns0='urn:microsoft-dynamics-nav/reports/Salesperson_Sales_Statistics/114/'" w:xpath="/ns0:NavWordReportXmlPart[1]/ns0:Salesperson_Purchaser[1]/ns0:AdjProfit[1]" w:storeItemID="{5D4524CD-A282-4F19-BAEA-0AD6212CDB38}"/>
+                    <w:dataBinding w:prefixMappings="&lt;xmlns:ns0='urn:microsoft-dynamics-nav/reports/Salesperson_Sales_Statistics/114/' " w:xpath="/ns0:NavWordReportXmlPart[1]/ns0:Salesperson_Purchaser[1]/ns0:AdjProfit[1]" w:storeItemID="{5D4524CD-A282-4F19-BAEA-0AD6212CDB38}"/>
                     <w:text/>
                   </w:sdtPr>
+                  <w:sdtEndPr/>
                   <w:sdtContent>
                     <w:tc>
                       <w:tcPr>
-                        <w:tcW w:w="1134" w:type="dxa"/>
-                        <w:vAlign w:val="center"/>
+                        <w:tcW w:w="540" w:type="pct"/>
                       </w:tcPr>
                       <w:p>
                         <w:pPr>
+                          <w:pStyle w:val="BCNumber"/>
                           <w:jc w:val="right"/>
-                          <w:cnfStyle w:val="000000100000" w:firstRow="0" w:lastRow="0" w:firstColumn="0" w:lastColumn="0" w:oddVBand="0" w:evenVBand="0" w:oddHBand="1" w:evenHBand="0" w:firstRowFirstColumn="0" w:firstRowLastColumn="0" w:lastRowFirstColumn="0" w:lastRowLastColumn="0"/>
-                          <w:rPr>
-                            <w:rFonts w:cs="Segoe UI"/>
-                            <w:sz w:val="22"/>
-                            <w:szCs w:val="22"/>
-                          </w:rPr>
                         </w:pPr>
                         <w:proofErr w:type="spellStart"/>
                         <w:r>
-                          <w:rPr>
-                            <w:rFonts w:cs="Segoe UI"/>
-                            <w:sz w:val="22"/>
-                            <w:szCs w:val="22"/>
-                          </w:rPr>
                           <w:t>AdjProfit</w:t>
                         </w:r>
                         <w:proofErr w:type="spellEnd"/>
@@ -1299,43 +896,28 @@
                 </w:sdt>
                 <w:sdt>
                   <w:sdtPr>
-                    <w:rPr>
-                      <w:rFonts w:cs="Segoe UI"/>
-                      <w:sz w:val="22"/>
-                      <w:szCs w:val="22"/>
-                    </w:rPr>
                     <w:alias w:val="#Nav: /Salesperson_Purchaser/ProfitPercent"/>
                     <w:tag w:val="#Nav: Salesperson_Sales_Statistics/114"/>
                     <w:id w:val="850997884"/>
                     <w:placeholder>
                       <w:docPart w:val="DefaultPlaceholder_-1854013440"/>
                     </w:placeholder>
-                    <w:dataBinding w:prefixMappings="xmlns:ns0='urn:microsoft-dynamics-nav/reports/Salesperson_Sales_Statistics/114/'" w:xpath="/ns0:NavWordReportXmlPart[1]/ns0:Salesperson_Purchaser[1]/ns0:ProfitPercent[1]" w:storeItemID="{5D4524CD-A282-4F19-BAEA-0AD6212CDB38}"/>
+                    <w:dataBinding w:prefixMappings="&lt;xmlns:ns0='urn:microsoft-dynamics-nav/reports/Salesperson_Sales_Statistics/114/' " w:xpath="/ns0:NavWordReportXmlPart[1]/ns0:Salesperson_Purchaser[1]/ns0:ProfitPercent[1]" w:storeItemID="{5D4524CD-A282-4F19-BAEA-0AD6212CDB38}"/>
                     <w:text/>
                   </w:sdtPr>
+                  <w:sdtEndPr/>
                   <w:sdtContent>
                     <w:tc>
                       <w:tcPr>
-                        <w:tcW w:w="851" w:type="dxa"/>
-                        <w:vAlign w:val="center"/>
+                        <w:tcW w:w="406" w:type="pct"/>
                       </w:tcPr>
                       <w:p>
                         <w:pPr>
+                          <w:pStyle w:val="BCNumber"/>
                           <w:jc w:val="right"/>
-                          <w:cnfStyle w:val="000000100000" w:firstRow="0" w:lastRow="0" w:firstColumn="0" w:lastColumn="0" w:oddVBand="0" w:evenVBand="0" w:oddHBand="1" w:evenHBand="0" w:firstRowFirstColumn="0" w:firstRowLastColumn="0" w:lastRowFirstColumn="0" w:lastRowLastColumn="0"/>
-                          <w:rPr>
-                            <w:rFonts w:cs="Segoe UI"/>
-                            <w:sz w:val="22"/>
-                            <w:szCs w:val="22"/>
-                          </w:rPr>
                         </w:pPr>
                         <w:proofErr w:type="spellStart"/>
                         <w:r>
-                          <w:rPr>
-                            <w:rFonts w:cs="Segoe UI"/>
-                            <w:sz w:val="22"/>
-                            <w:szCs w:val="22"/>
-                          </w:rPr>
                           <w:t>ProfitPercent</w:t>
                         </w:r>
                         <w:proofErr w:type="spellEnd"/>
@@ -1345,43 +927,28 @@
                 </w:sdt>
                 <w:sdt>
                   <w:sdtPr>
-                    <w:rPr>
-                      <w:rFonts w:cs="Segoe UI"/>
-                      <w:sz w:val="22"/>
-                      <w:szCs w:val="22"/>
-                    </w:rPr>
                     <w:alias w:val="#Nav: /Salesperson_Purchaser/AdjProfitPercent"/>
                     <w:tag w:val="#Nav: Salesperson_Sales_Statistics/114"/>
                     <w:id w:val="39719717"/>
                     <w:placeholder>
                       <w:docPart w:val="DefaultPlaceholder_-1854013440"/>
                     </w:placeholder>
-                    <w:dataBinding w:prefixMappings="xmlns:ns0='urn:microsoft-dynamics-nav/reports/Salesperson_Sales_Statistics/114/'" w:xpath="/ns0:NavWordReportXmlPart[1]/ns0:Salesperson_Purchaser[1]/ns0:AdjProfitPercent[1]" w:storeItemID="{5D4524CD-A282-4F19-BAEA-0AD6212CDB38}"/>
+                    <w:dataBinding w:prefixMappings="&lt;xmlns:ns0='urn:microsoft-dynamics-nav/reports/Salesperson_Sales_Statistics/114/' " w:xpath="/ns0:NavWordReportXmlPart[1]/ns0:Salesperson_Purchaser[1]/ns0:AdjProfitPercent[1]" w:storeItemID="{5D4524CD-A282-4F19-BAEA-0AD6212CDB38}"/>
                     <w:text/>
                   </w:sdtPr>
+                  <w:sdtEndPr/>
                   <w:sdtContent>
                     <w:tc>
                       <w:tcPr>
-                        <w:tcW w:w="992" w:type="dxa"/>
-                        <w:vAlign w:val="center"/>
+                        <w:tcW w:w="473" w:type="pct"/>
                       </w:tcPr>
                       <w:p>
                         <w:pPr>
+                          <w:pStyle w:val="BCNumber"/>
                           <w:jc w:val="right"/>
-                          <w:cnfStyle w:val="000000100000" w:firstRow="0" w:lastRow="0" w:firstColumn="0" w:lastColumn="0" w:oddVBand="0" w:evenVBand="0" w:oddHBand="1" w:evenHBand="0" w:firstRowFirstColumn="0" w:firstRowLastColumn="0" w:lastRowFirstColumn="0" w:lastRowLastColumn="0"/>
-                          <w:rPr>
-                            <w:rFonts w:cs="Segoe UI"/>
-                            <w:sz w:val="22"/>
-                            <w:szCs w:val="22"/>
-                          </w:rPr>
                         </w:pPr>
                         <w:proofErr w:type="spellStart"/>
                         <w:r>
-                          <w:rPr>
-                            <w:rFonts w:cs="Segoe UI"/>
-                            <w:sz w:val="22"/>
-                            <w:szCs w:val="22"/>
-                          </w:rPr>
                           <w:t>AdjProfitPercent</w:t>
                         </w:r>
                         <w:proofErr w:type="spellEnd"/>
@@ -1391,52 +958,32 @@
                 </w:sdt>
                 <w:sdt>
                   <w:sdtPr>
-                    <w:rPr>
-                      <w:rFonts w:cs="Segoe UI"/>
-                      <w:sz w:val="22"/>
-                      <w:szCs w:val="22"/>
-                    </w:rPr>
                     <w:alias w:val="#Nav: /Salesperson_Purchaser/Cust__Ledger_Entry___Inv__Discount__LCY__"/>
                     <w:tag w:val="#Nav: Salesperson_Sales_Statistics/114"/>
                     <w:id w:val="-1719195237"/>
                     <w:placeholder>
                       <w:docPart w:val="DefaultPlaceholder_-1854013440"/>
                     </w:placeholder>
-                    <w:dataBinding w:prefixMappings="xmlns:ns0='urn:microsoft-dynamics-nav/reports/Salesperson_Sales_Statistics/114/'" w:xpath="/ns0:NavWordReportXmlPart[1]/ns0:Salesperson_Purchaser[1]/ns0:Cust__Ledger_Entry___Inv__Discount__LCY__[1]" w:storeItemID="{5D4524CD-A282-4F19-BAEA-0AD6212CDB38}"/>
+                    <w:dataBinding w:prefixMappings="&lt;xmlns:ns0='urn:microsoft-dynamics-nav/reports/Salesperson_Sales_Statistics/114/' " w:xpath="/ns0:NavWordReportXmlPart[1]/ns0:Salesperson_Purchaser[1]/ns0:Cust__Ledger_Entry___Inv__Discount__LCY__[1]" w:storeItemID="{5D4524CD-A282-4F19-BAEA-0AD6212CDB38}"/>
                     <w:text/>
                   </w:sdtPr>
+                  <w:sdtEndPr/>
                   <w:sdtContent>
                     <w:tc>
                       <w:tcPr>
-                        <w:tcW w:w="1276" w:type="dxa"/>
-                        <w:vAlign w:val="center"/>
+                        <w:tcW w:w="608" w:type="pct"/>
                       </w:tcPr>
                       <w:p>
                         <w:pPr>
+                          <w:pStyle w:val="BCNumber"/>
                           <w:jc w:val="right"/>
-                          <w:cnfStyle w:val="000000100000" w:firstRow="0" w:lastRow="0" w:firstColumn="0" w:lastColumn="0" w:oddVBand="0" w:evenVBand="0" w:oddHBand="1" w:evenHBand="0" w:firstRowFirstColumn="0" w:firstRowLastColumn="0" w:lastRowFirstColumn="0" w:lastRowLastColumn="0"/>
-                          <w:rPr>
-                            <w:rFonts w:cs="Segoe UI"/>
-                            <w:sz w:val="22"/>
-                            <w:szCs w:val="22"/>
-                          </w:rPr>
                         </w:pPr>
                         <w:proofErr w:type="spellStart"/>
                         <w:r>
-                          <w:rPr>
-                            <w:rFonts w:cs="Segoe UI"/>
-                            <w:sz w:val="22"/>
-                            <w:szCs w:val="22"/>
-                          </w:rPr>
                           <w:t>Cust__Ledger_Entry___Inv__Discount__LCY</w:t>
                         </w:r>
                         <w:proofErr w:type="spellEnd"/>
                         <w:r>
-                          <w:rPr>
-                            <w:rFonts w:cs="Segoe UI"/>
-                            <w:sz w:val="22"/>
-                            <w:szCs w:val="22"/>
-                          </w:rPr>
                           <w:t>__</w:t>
                         </w:r>
                       </w:p>
@@ -1445,78 +992,43 @@
                 </w:sdt>
                 <w:sdt>
                   <w:sdtPr>
-                    <w:rPr>
-                      <w:rFonts w:cs="Segoe UI"/>
-                      <w:sz w:val="22"/>
-                      <w:szCs w:val="22"/>
-                    </w:rPr>
                     <w:alias w:val="#Nav: /Salesperson_Purchaser/Cust__Ledger_Entry___Pmt__Disc__Given__LCY__"/>
                     <w:tag w:val="#Nav: Salesperson_Sales_Statistics/114"/>
                     <w:id w:val="1162584708"/>
                     <w:placeholder>
                       <w:docPart w:val="DefaultPlaceholder_-1854013440"/>
                     </w:placeholder>
-                    <w:dataBinding w:prefixMappings="xmlns:ns0='urn:microsoft-dynamics-nav/reports/Salesperson_Sales_Statistics/114/'" w:xpath="/ns0:NavWordReportXmlPart[1]/ns0:Salesperson_Purchaser[1]/ns0:Cust__Ledger_Entry___Pmt__Disc__Given__LCY__[1]" w:storeItemID="{5D4524CD-A282-4F19-BAEA-0AD6212CDB38}"/>
+                    <w:dataBinding w:prefixMappings="&lt;xmlns:ns0='urn:microsoft-dynamics-nav/reports/Salesperson_Sales_Statistics/114/' " w:xpath="/ns0:NavWordReportXmlPart[1]/ns0:Salesperson_Purchaser[1]/ns0:Cust__Ledger_Entry___Pmt__Disc__Given__LCY__[1]" w:storeItemID="{5D4524CD-A282-4F19-BAEA-0AD6212CDB38}"/>
                     <w:text/>
                   </w:sdtPr>
+                  <w:sdtEndPr/>
                   <w:sdtContent>
                     <w:tc>
                       <w:tcPr>
-                        <w:tcW w:w="1275" w:type="dxa"/>
-                        <w:vAlign w:val="center"/>
+                        <w:tcW w:w="608" w:type="pct"/>
                       </w:tcPr>
                       <w:p>
                         <w:pPr>
+                          <w:pStyle w:val="BCNumber"/>
                           <w:jc w:val="right"/>
-                          <w:cnfStyle w:val="000000100000" w:firstRow="0" w:lastRow="0" w:firstColumn="0" w:lastColumn="0" w:oddVBand="0" w:evenVBand="0" w:oddHBand="1" w:evenHBand="0" w:firstRowFirstColumn="0" w:firstRowLastColumn="0" w:lastRowFirstColumn="0" w:lastRowLastColumn="0"/>
-                          <w:rPr>
-                            <w:rFonts w:cs="Segoe UI"/>
-                            <w:sz w:val="22"/>
-                            <w:szCs w:val="22"/>
-                          </w:rPr>
                         </w:pPr>
                         <w:r>
-                          <w:rPr>
-                            <w:rFonts w:cs="Segoe UI"/>
-                            <w:sz w:val="22"/>
-                            <w:szCs w:val="22"/>
-                          </w:rPr>
                           <w:t>Cust__Ledger_Entry___</w:t>
                         </w:r>
                         <w:proofErr w:type="spellStart"/>
                         <w:r>
-                          <w:rPr>
-                            <w:rFonts w:cs="Segoe UI"/>
-                            <w:sz w:val="22"/>
-                            <w:szCs w:val="22"/>
-                          </w:rPr>
                           <w:t>Pmt</w:t>
                         </w:r>
                         <w:proofErr w:type="spellEnd"/>
                         <w:r>
-                          <w:rPr>
-                            <w:rFonts w:cs="Segoe UI"/>
-                            <w:sz w:val="22"/>
-                            <w:szCs w:val="22"/>
-                          </w:rPr>
                           <w:t>__</w:t>
                         </w:r>
                         <w:proofErr w:type="spellStart"/>
                         <w:r>
-                          <w:rPr>
-                            <w:rFonts w:cs="Segoe UI"/>
-                            <w:sz w:val="22"/>
-                            <w:szCs w:val="22"/>
-                          </w:rPr>
                           <w:t>Disc__Given__LCY</w:t>
                         </w:r>
                         <w:proofErr w:type="spellEnd"/>
                         <w:r>
-                          <w:rPr>
-                            <w:rFonts w:cs="Segoe UI"/>
-                            <w:sz w:val="22"/>
-                            <w:szCs w:val="22"/>
-                          </w:rPr>
                           <w:t>__</w:t>
                         </w:r>
                       </w:p>
@@ -1525,78 +1037,43 @@
                 </w:sdt>
                 <w:sdt>
                   <w:sdtPr>
-                    <w:rPr>
-                      <w:rFonts w:cs="Segoe UI"/>
-                      <w:sz w:val="22"/>
-                      <w:szCs w:val="22"/>
-                    </w:rPr>
                     <w:alias w:val="#Nav: /Salesperson_Purchaser/Cust__Ledger_Entry___Pmt__Tolerance__LCY__"/>
                     <w:tag w:val="#Nav: Salesperson_Sales_Statistics/114"/>
                     <w:id w:val="222485524"/>
                     <w:placeholder>
                       <w:docPart w:val="DefaultPlaceholder_-1854013440"/>
                     </w:placeholder>
-                    <w:dataBinding w:prefixMappings="xmlns:ns0='urn:microsoft-dynamics-nav/reports/Salesperson_Sales_Statistics/114/'" w:xpath="/ns0:NavWordReportXmlPart[1]/ns0:Salesperson_Purchaser[1]/ns0:Cust__Ledger_Entry___Pmt__Tolerance__LCY__[1]" w:storeItemID="{5D4524CD-A282-4F19-BAEA-0AD6212CDB38}"/>
+                    <w:dataBinding w:prefixMappings="&lt;xmlns:ns0='urn:microsoft-dynamics-nav/reports/Salesperson_Sales_Statistics/114/' " w:xpath="/ns0:NavWordReportXmlPart[1]/ns0:Salesperson_Purchaser[1]/ns0:Cust__Ledger_Entry___Pmt__Tolerance__LCY__[1]" w:storeItemID="{5D4524CD-A282-4F19-BAEA-0AD6212CDB38}"/>
                     <w:text/>
                   </w:sdtPr>
+                  <w:sdtEndPr/>
                   <w:sdtContent>
                     <w:tc>
                       <w:tcPr>
-                        <w:tcW w:w="1423" w:type="dxa"/>
-                        <w:vAlign w:val="center"/>
+                        <w:tcW w:w="679" w:type="pct"/>
                       </w:tcPr>
                       <w:p>
                         <w:pPr>
+                          <w:pStyle w:val="BCNumber"/>
                           <w:jc w:val="right"/>
-                          <w:cnfStyle w:val="000000100000" w:firstRow="0" w:lastRow="0" w:firstColumn="0" w:lastColumn="0" w:oddVBand="0" w:evenVBand="0" w:oddHBand="1" w:evenHBand="0" w:firstRowFirstColumn="0" w:firstRowLastColumn="0" w:lastRowFirstColumn="0" w:lastRowLastColumn="0"/>
-                          <w:rPr>
-                            <w:rFonts w:cs="Segoe UI"/>
-                            <w:sz w:val="22"/>
-                            <w:szCs w:val="22"/>
-                          </w:rPr>
                         </w:pPr>
                         <w:r>
-                          <w:rPr>
-                            <w:rFonts w:cs="Segoe UI"/>
-                            <w:sz w:val="22"/>
-                            <w:szCs w:val="22"/>
-                          </w:rPr>
                           <w:t>Cust__Ledger_Entry___</w:t>
                         </w:r>
                         <w:proofErr w:type="spellStart"/>
                         <w:r>
-                          <w:rPr>
-                            <w:rFonts w:cs="Segoe UI"/>
-                            <w:sz w:val="22"/>
-                            <w:szCs w:val="22"/>
-                          </w:rPr>
                           <w:t>Pmt</w:t>
                         </w:r>
                         <w:proofErr w:type="spellEnd"/>
                         <w:r>
-                          <w:rPr>
-                            <w:rFonts w:cs="Segoe UI"/>
-                            <w:sz w:val="22"/>
-                            <w:szCs w:val="22"/>
-                          </w:rPr>
                           <w:t>__</w:t>
                         </w:r>
                         <w:proofErr w:type="spellStart"/>
                         <w:r>
-                          <w:rPr>
-                            <w:rFonts w:cs="Segoe UI"/>
-                            <w:sz w:val="22"/>
-                            <w:szCs w:val="22"/>
-                          </w:rPr>
                           <w:t>Tolerance__LCY</w:t>
                         </w:r>
                         <w:proofErr w:type="spellEnd"/>
                         <w:r>
-                          <w:rPr>
-                            <w:rFonts w:cs="Segoe UI"/>
-                            <w:sz w:val="22"/>
-                            <w:szCs w:val="22"/>
-                          </w:rPr>
                           <w:t>__</w:t>
                         </w:r>
                       </w:p>
@@ -1610,168 +1087,97 @@
       </w:sdt>
       <w:tr>
         <w:trPr>
-          <w:cnfStyle w:val="010000000000" w:firstRow="0" w:lastRow="1" w:firstColumn="0" w:lastColumn="0" w:oddVBand="0" w:evenVBand="0" w:oddHBand="0" w:evenHBand="0" w:firstRowFirstColumn="0" w:firstRowLastColumn="0" w:lastRowFirstColumn="0" w:lastRowLastColumn="0"/>
+          <w:cnfStyle w:val="000000100000" w:firstRow="0" w:lastRow="0" w:firstColumn="0" w:lastColumn="0" w:oddVBand="0" w:evenVBand="0" w:oddHBand="1" w:evenHBand="0" w:firstRowFirstColumn="0" w:firstRowLastColumn="0" w:lastRowFirstColumn="0" w:lastRowLastColumn="0"/>
+          <w:cantSplit/>
           <w:trHeight w:val="245"/>
         </w:trPr>
         <w:tc>
           <w:tcPr>
-            <w:cnfStyle w:val="001000000000" w:firstRow="0" w:lastRow="0" w:firstColumn="1" w:lastColumn="0" w:oddVBand="0" w:evenVBand="0" w:oddHBand="0" w:evenHBand="0" w:firstRowFirstColumn="0" w:firstRowLastColumn="0" w:lastRowFirstColumn="0" w:lastRowLastColumn="0"/>
-            <w:tcW w:w="1271" w:type="dxa"/>
-            <w:tcBorders>
-              <w:top w:val="none" w:color="auto" w:sz="0" w:space="0"/>
-            </w:tcBorders>
+            <w:tcW w:w="606" w:type="pct"/>
           </w:tcPr>
           <w:p>
             <w:pPr>
-              <w:rPr>
-                <w:rFonts w:ascii="Segoe UI" w:hAnsi="Segoe UI" w:cs="Segoe UI"/>
-                <w:sz w:val="22"/>
-                <w:szCs w:val="22"/>
-              </w:rPr>
+              <w:pStyle w:val="NoSpacing"/>
             </w:pPr>
           </w:p>
         </w:tc>
         <w:tc>
           <w:tcPr>
-            <w:tcW w:w="1134" w:type="dxa"/>
-            <w:tcBorders>
-              <w:top w:val="none" w:color="auto" w:sz="0" w:space="0"/>
-            </w:tcBorders>
+            <w:tcW w:w="540" w:type="pct"/>
           </w:tcPr>
           <w:p>
             <w:pPr>
-              <w:cnfStyle w:val="010000000000" w:firstRow="0" w:lastRow="1" w:firstColumn="0" w:lastColumn="0" w:oddVBand="0" w:evenVBand="0" w:oddHBand="0" w:evenHBand="0" w:firstRowFirstColumn="0" w:firstRowLastColumn="0" w:lastRowFirstColumn="0" w:lastRowLastColumn="0"/>
-              <w:rPr>
-                <w:rFonts w:ascii="Segoe UI" w:hAnsi="Segoe UI" w:cs="Segoe UI"/>
-                <w:sz w:val="22"/>
-                <w:szCs w:val="22"/>
-              </w:rPr>
+              <w:pStyle w:val="NoSpacing"/>
             </w:pPr>
           </w:p>
         </w:tc>
         <w:tc>
           <w:tcPr>
-            <w:tcW w:w="1134" w:type="dxa"/>
-            <w:tcBorders>
-              <w:top w:val="none" w:color="auto" w:sz="0" w:space="0"/>
-            </w:tcBorders>
+            <w:tcW w:w="540" w:type="pct"/>
           </w:tcPr>
           <w:p>
             <w:pPr>
-              <w:cnfStyle w:val="010000000000" w:firstRow="0" w:lastRow="1" w:firstColumn="0" w:lastColumn="0" w:oddVBand="0" w:evenVBand="0" w:oddHBand="0" w:evenHBand="0" w:firstRowFirstColumn="0" w:firstRowLastColumn="0" w:lastRowFirstColumn="0" w:lastRowLastColumn="0"/>
-              <w:rPr>
-                <w:rFonts w:ascii="Segoe UI" w:hAnsi="Segoe UI" w:cs="Segoe UI"/>
-                <w:sz w:val="22"/>
-                <w:szCs w:val="22"/>
-              </w:rPr>
+              <w:pStyle w:val="NoSpacing"/>
             </w:pPr>
           </w:p>
         </w:tc>
         <w:tc>
           <w:tcPr>
-            <w:tcW w:w="1134" w:type="dxa"/>
-            <w:tcBorders>
-              <w:top w:val="none" w:color="auto" w:sz="0" w:space="0"/>
-            </w:tcBorders>
+            <w:tcW w:w="540" w:type="pct"/>
           </w:tcPr>
           <w:p>
             <w:pPr>
-              <w:cnfStyle w:val="010000000000" w:firstRow="0" w:lastRow="1" w:firstColumn="0" w:lastColumn="0" w:oddVBand="0" w:evenVBand="0" w:oddHBand="0" w:evenHBand="0" w:firstRowFirstColumn="0" w:firstRowLastColumn="0" w:lastRowFirstColumn="0" w:lastRowLastColumn="0"/>
-              <w:rPr>
-                <w:rFonts w:ascii="Segoe UI" w:hAnsi="Segoe UI" w:cs="Segoe UI"/>
-                <w:sz w:val="22"/>
-                <w:szCs w:val="22"/>
-              </w:rPr>
+              <w:pStyle w:val="NoSpacing"/>
             </w:pPr>
           </w:p>
         </w:tc>
         <w:tc>
           <w:tcPr>
-            <w:tcW w:w="851" w:type="dxa"/>
-            <w:tcBorders>
-              <w:top w:val="none" w:color="auto" w:sz="0" w:space="0"/>
-            </w:tcBorders>
+            <w:tcW w:w="406" w:type="pct"/>
           </w:tcPr>
           <w:p>
             <w:pPr>
-              <w:cnfStyle w:val="010000000000" w:firstRow="0" w:lastRow="1" w:firstColumn="0" w:lastColumn="0" w:oddVBand="0" w:evenVBand="0" w:oddHBand="0" w:evenHBand="0" w:firstRowFirstColumn="0" w:firstRowLastColumn="0" w:lastRowFirstColumn="0" w:lastRowLastColumn="0"/>
-              <w:rPr>
-                <w:rFonts w:ascii="Segoe UI" w:hAnsi="Segoe UI" w:cs="Segoe UI"/>
-                <w:sz w:val="22"/>
-                <w:szCs w:val="22"/>
-              </w:rPr>
+              <w:pStyle w:val="NoSpacing"/>
             </w:pPr>
           </w:p>
         </w:tc>
         <w:tc>
           <w:tcPr>
-            <w:tcW w:w="992" w:type="dxa"/>
-            <w:tcBorders>
-              <w:top w:val="none" w:color="auto" w:sz="0" w:space="0"/>
-            </w:tcBorders>
+            <w:tcW w:w="473" w:type="pct"/>
           </w:tcPr>
           <w:p>
             <w:pPr>
-              <w:cnfStyle w:val="010000000000" w:firstRow="0" w:lastRow="1" w:firstColumn="0" w:lastColumn="0" w:oddVBand="0" w:evenVBand="0" w:oddHBand="0" w:evenHBand="0" w:firstRowFirstColumn="0" w:firstRowLastColumn="0" w:lastRowFirstColumn="0" w:lastRowLastColumn="0"/>
-              <w:rPr>
-                <w:rFonts w:ascii="Segoe UI" w:hAnsi="Segoe UI" w:cs="Segoe UI"/>
-                <w:sz w:val="22"/>
-                <w:szCs w:val="22"/>
-              </w:rPr>
+              <w:pStyle w:val="NoSpacing"/>
             </w:pPr>
           </w:p>
         </w:tc>
         <w:tc>
           <w:tcPr>
-            <w:tcW w:w="1276" w:type="dxa"/>
-            <w:tcBorders>
-              <w:top w:val="none" w:color="auto" w:sz="0" w:space="0"/>
-            </w:tcBorders>
+            <w:tcW w:w="608" w:type="pct"/>
           </w:tcPr>
           <w:p>
             <w:pPr>
-              <w:cnfStyle w:val="010000000000" w:firstRow="0" w:lastRow="1" w:firstColumn="0" w:lastColumn="0" w:oddVBand="0" w:evenVBand="0" w:oddHBand="0" w:evenHBand="0" w:firstRowFirstColumn="0" w:firstRowLastColumn="0" w:lastRowFirstColumn="0" w:lastRowLastColumn="0"/>
-              <w:rPr>
-                <w:rFonts w:ascii="Segoe UI" w:hAnsi="Segoe UI" w:cs="Segoe UI"/>
-                <w:sz w:val="22"/>
-                <w:szCs w:val="22"/>
-              </w:rPr>
+              <w:pStyle w:val="NoSpacing"/>
             </w:pPr>
           </w:p>
         </w:tc>
         <w:tc>
           <w:tcPr>
-            <w:tcW w:w="1275" w:type="dxa"/>
-            <w:tcBorders>
-              <w:top w:val="none" w:color="auto" w:sz="0" w:space="0"/>
-            </w:tcBorders>
+            <w:tcW w:w="608" w:type="pct"/>
           </w:tcPr>
           <w:p>
             <w:pPr>
-              <w:cnfStyle w:val="010000000000" w:firstRow="0" w:lastRow="1" w:firstColumn="0" w:lastColumn="0" w:oddVBand="0" w:evenVBand="0" w:oddHBand="0" w:evenHBand="0" w:firstRowFirstColumn="0" w:firstRowLastColumn="0" w:lastRowFirstColumn="0" w:lastRowLastColumn="0"/>
-              <w:rPr>
-                <w:rFonts w:ascii="Segoe UI" w:hAnsi="Segoe UI" w:cs="Segoe UI"/>
-                <w:sz w:val="22"/>
-                <w:szCs w:val="22"/>
-              </w:rPr>
+              <w:pStyle w:val="NoSpacing"/>
             </w:pPr>
           </w:p>
         </w:tc>
         <w:tc>
           <w:tcPr>
-            <w:tcW w:w="1423" w:type="dxa"/>
-            <w:tcBorders>
-              <w:top w:val="none" w:color="auto" w:sz="0" w:space="0"/>
-            </w:tcBorders>
+            <w:tcW w:w="679" w:type="pct"/>
           </w:tcPr>
           <w:p>
             <w:pPr>
-              <w:cnfStyle w:val="010000000000" w:firstRow="0" w:lastRow="1" w:firstColumn="0" w:lastColumn="0" w:oddVBand="0" w:evenVBand="0" w:oddHBand="0" w:evenHBand="0" w:firstRowFirstColumn="0" w:firstRowLastColumn="0" w:lastRowFirstColumn="0" w:lastRowLastColumn="0"/>
-              <w:rPr>
-                <w:rFonts w:ascii="Segoe UI" w:hAnsi="Segoe UI" w:cs="Segoe UI"/>
-                <w:sz w:val="22"/>
-                <w:szCs w:val="22"/>
-              </w:rPr>
+              <w:pStyle w:val="NoSpacing"/>
             </w:pPr>
           </w:p>
         </w:tc>
@@ -1783,116 +1189,75 @@
           <w:tab w:val="left" w:pos="7320"/>
         </w:tabs>
         <w:spacing w:after="0"/>
-        <w:rPr>
-          <w:sz w:val="12"/>
-          <w:szCs w:val="12"/>
-        </w:rPr>
       </w:pPr>
     </w:p>
     <w:tbl>
       <w:tblPr>
-        <w:tblStyle w:val="PlainTable1"/>
-        <w:tblW w:w="15422" w:type="dxa"/>
+        <w:tblStyle w:val="BCTotalsTable"/>
+        <w:tblW w:w="5000" w:type="pct"/>
         <w:tblBorders>
-          <w:top w:val="single" w:color="auto" w:sz="4" w:space="0"/>
-          <w:left w:val="none" w:color="auto" w:sz="0" w:space="0"/>
-          <w:bottom w:val="single" w:color="auto" w:sz="8" w:space="0"/>
-          <w:right w:val="none" w:color="auto" w:sz="0" w:space="0"/>
-          <w:insideH w:val="none" w:color="auto" w:sz="0" w:space="0"/>
-          <w:insideV w:val="none" w:color="auto" w:sz="0" w:space="0"/>
+          <w:top w:val="single" w:sz="4" w:space="0" w:color="auto"/>
+          <w:bottom w:val="single" w:sz="8" w:space="0" w:color="auto"/>
         </w:tblBorders>
         <w:tblLayout w:type="fixed"/>
-        <w:tblLook w:val="04E0" w:firstRow="1" w:lastRow="1" w:firstColumn="1" w:lastColumn="0" w:noHBand="0" w:noVBand="1"/>
+        <w:tblLook w:val="0640" w:firstRow="0" w:lastRow="1" w:firstColumn="0" w:lastColumn="0" w:noHBand="1" w:noVBand="1"/>
+        <w:tblCaption w:val="Table 3"/>
+        <w:tblDescription w:val="Document totals."/>
       </w:tblPr>
       <w:tblGrid>
-        <w:gridCol w:w="1870"/>
-        <w:gridCol w:w="1667"/>
-        <w:gridCol w:w="1667"/>
-        <w:gridCol w:w="1667"/>
-        <w:gridCol w:w="1251"/>
-        <w:gridCol w:w="1458"/>
-        <w:gridCol w:w="1876"/>
-        <w:gridCol w:w="1874"/>
-        <w:gridCol w:w="2092"/>
+        <w:gridCol w:w="1620"/>
+        <w:gridCol w:w="1891"/>
+        <w:gridCol w:w="1888"/>
+        <w:gridCol w:w="1081"/>
+        <w:gridCol w:w="810"/>
+        <w:gridCol w:w="902"/>
+        <w:gridCol w:w="2340"/>
+        <w:gridCol w:w="2522"/>
+        <w:gridCol w:w="2344"/>
       </w:tblGrid>
       <w:tr>
         <w:trPr>
-          <w:cnfStyle w:val="100000000000" w:firstRow="1" w:lastRow="0" w:firstColumn="0" w:lastColumn="0" w:oddVBand="0" w:evenVBand="0" w:oddHBand="0" w:evenHBand="0" w:firstRowFirstColumn="0" w:firstRowLastColumn="0" w:lastRowFirstColumn="0" w:lastRowLastColumn="0"/>
+          <w:cnfStyle w:val="010000000000" w:firstRow="0" w:lastRow="1" w:firstColumn="0" w:lastColumn="0" w:oddVBand="0" w:evenVBand="0" w:oddHBand="0" w:evenHBand="0" w:firstRowFirstColumn="0" w:firstRowLastColumn="0" w:lastRowFirstColumn="0" w:lastRowLastColumn="0"/>
+          <w:cantSplit/>
           <w:trHeight w:val="490"/>
         </w:trPr>
         <w:tc>
           <w:tcPr>
-            <w:cnfStyle w:val="001000000000" w:firstRow="0" w:lastRow="0" w:firstColumn="1" w:lastColumn="0" w:oddVBand="0" w:evenVBand="0" w:oddHBand="0" w:evenHBand="0" w:firstRowFirstColumn="0" w:firstRowLastColumn="0" w:lastRowFirstColumn="0" w:lastRowLastColumn="0"/>
-            <w:tcW w:w="1271" w:type="dxa"/>
-            <w:vAlign w:val="center"/>
+            <w:tcW w:w="526" w:type="pct"/>
           </w:tcPr>
           <w:p>
             <w:pPr>
-              <w:pStyle w:val="Heading2"/>
-              <w:rPr>
-                <w:rFonts w:ascii="Segoe UI Semibold" w:hAnsi="Segoe UI Semibold" w:cs="Segoe UI Semibold"/>
-                <w:b w:val="0"/>
-                <w:bCs w:val="0"/>
-                <w:sz w:val="22"/>
-                <w:szCs w:val="22"/>
-              </w:rPr>
+              <w:pStyle w:val="BCLabel"/>
             </w:pPr>
             <w:r>
-              <w:rPr>
-                <w:rFonts w:ascii="Segoe UI Semibold" w:hAnsi="Segoe UI Semibold" w:cs="Segoe UI Semibold"/>
-                <w:b w:val="0"/>
-                <w:bCs w:val="0"/>
-                <w:sz w:val="22"/>
-                <w:szCs w:val="22"/>
-              </w:rPr>
               <w:t>Total</w:t>
             </w:r>
           </w:p>
         </w:tc>
         <w:sdt>
           <w:sdtPr>
-            <w:rPr>
-              <w:rFonts w:ascii="Segoe UI Semibold" w:hAnsi="Segoe UI Semibold" w:cs="Segoe UI Semibold"/>
-              <w:sz w:val="22"/>
-              <w:szCs w:val="22"/>
-            </w:rPr>
             <w:alias w:val="#Nav: /Totals/Totals_Sales"/>
             <w:tag w:val="#Nav: Salesperson_Sales_Statistics/114"/>
             <w:id w:val="-1199230174"/>
             <w:placeholder>
               <w:docPart w:val="50A5D05D15FF4AB4833AB11957E85ECA"/>
             </w:placeholder>
-            <w:dataBinding w:prefixMappings="xmlns:ns0='urn:microsoft-dynamics-nav/reports/Salesperson_Sales_Statistics/114/'" w:xpath="/ns0:NavWordReportXmlPart[1]/ns0:Totals[1]/ns0:Totals_Sales[1]" w:storeItemID="{5D4524CD-A282-4F19-BAEA-0AD6212CDB38}"/>
+            <w:dataBinding w:prefixMappings="&lt;xmlns:ns0='urn:microsoft-dynamics-nav/reports/Salesperson_Sales_Statistics/114/' " w:xpath="/ns0:NavWordReportXmlPart[1]/ns0:Totals[1]/ns0:Totals_Sales[1]" w:storeItemID="{5D4524CD-A282-4F19-BAEA-0AD6212CDB38}"/>
             <w:text/>
           </w:sdtPr>
+          <w:sdtEndPr/>
           <w:sdtContent>
             <w:tc>
               <w:tcPr>
-                <w:tcW w:w="1134" w:type="dxa"/>
-                <w:vAlign w:val="center"/>
+                <w:tcW w:w="614" w:type="pct"/>
               </w:tcPr>
               <w:p>
                 <w:pPr>
-                  <w:pStyle w:val="Heading2"/>
+                  <w:pStyle w:val="BCLabelNumber"/>
                   <w:jc w:val="right"/>
-                  <w:cnfStyle w:val="100000000000" w:firstRow="1" w:lastRow="0" w:firstColumn="0" w:lastColumn="0" w:oddVBand="0" w:evenVBand="0" w:oddHBand="0" w:evenHBand="0" w:firstRowFirstColumn="0" w:firstRowLastColumn="0" w:lastRowFirstColumn="0" w:lastRowLastColumn="0"/>
-                  <w:rPr>
-                    <w:rFonts w:ascii="Segoe UI Semibold" w:hAnsi="Segoe UI Semibold" w:cs="Segoe UI Semibold"/>
-                    <w:b w:val="0"/>
-                    <w:bCs w:val="0"/>
-                    <w:sz w:val="22"/>
-                    <w:szCs w:val="22"/>
-                  </w:rPr>
                 </w:pPr>
                 <w:proofErr w:type="spellStart"/>
                 <w:r>
-                  <w:rPr>
-                    <w:rFonts w:ascii="Segoe UI Semibold" w:hAnsi="Segoe UI Semibold" w:cs="Segoe UI Semibold"/>
-                    <w:b w:val="0"/>
-                    <w:bCs w:val="0"/>
-                    <w:sz w:val="22"/>
-                    <w:szCs w:val="22"/>
-                  </w:rPr>
                   <w:t>Totals_Sales</w:t>
                 </w:r>
                 <w:proofErr w:type="spellEnd"/>
@@ -1902,48 +1267,28 @@
         </w:sdt>
         <w:sdt>
           <w:sdtPr>
-            <w:rPr>
-              <w:rFonts w:ascii="Segoe UI Semibold" w:hAnsi="Segoe UI Semibold" w:cs="Segoe UI Semibold"/>
-              <w:sz w:val="22"/>
-              <w:szCs w:val="22"/>
-            </w:rPr>
             <w:alias w:val="#Nav: /Totals/Totals_Profit"/>
             <w:tag w:val="#Nav: Salesperson_Sales_Statistics/114"/>
             <w:id w:val="548036653"/>
             <w:placeholder>
               <w:docPart w:val="50A5D05D15FF4AB4833AB11957E85ECA"/>
             </w:placeholder>
-            <w:dataBinding w:prefixMappings="xmlns:ns0='urn:microsoft-dynamics-nav/reports/Salesperson_Sales_Statistics/114/'" w:xpath="/ns0:NavWordReportXmlPart[1]/ns0:Totals[1]/ns0:Totals_Profit[1]" w:storeItemID="{5D4524CD-A282-4F19-BAEA-0AD6212CDB38}"/>
+            <w:dataBinding w:prefixMappings="&lt;xmlns:ns0='urn:microsoft-dynamics-nav/reports/Salesperson_Sales_Statistics/114/' " w:xpath="/ns0:NavWordReportXmlPart[1]/ns0:Totals[1]/ns0:Totals_Profit[1]" w:storeItemID="{5D4524CD-A282-4F19-BAEA-0AD6212CDB38}"/>
             <w:text/>
           </w:sdtPr>
+          <w:sdtEndPr/>
           <w:sdtContent>
             <w:tc>
               <w:tcPr>
-                <w:tcW w:w="1134" w:type="dxa"/>
-                <w:vAlign w:val="center"/>
+                <w:tcW w:w="613" w:type="pct"/>
               </w:tcPr>
               <w:p>
                 <w:pPr>
-                  <w:pStyle w:val="Heading2"/>
+                  <w:pStyle w:val="BCLabelNumber"/>
                   <w:jc w:val="right"/>
-                  <w:cnfStyle w:val="100000000000" w:firstRow="1" w:lastRow="0" w:firstColumn="0" w:lastColumn="0" w:oddVBand="0" w:evenVBand="0" w:oddHBand="0" w:evenHBand="0" w:firstRowFirstColumn="0" w:firstRowLastColumn="0" w:lastRowFirstColumn="0" w:lastRowLastColumn="0"/>
-                  <w:rPr>
-                    <w:rFonts w:ascii="Segoe UI Semibold" w:hAnsi="Segoe UI Semibold" w:cs="Segoe UI Semibold"/>
-                    <w:b w:val="0"/>
-                    <w:bCs w:val="0"/>
-                    <w:sz w:val="22"/>
-                    <w:szCs w:val="22"/>
-                  </w:rPr>
                 </w:pPr>
                 <w:proofErr w:type="spellStart"/>
                 <w:r>
-                  <w:rPr>
-                    <w:rFonts w:ascii="Segoe UI Semibold" w:hAnsi="Segoe UI Semibold" w:cs="Segoe UI Semibold"/>
-                    <w:b w:val="0"/>
-                    <w:bCs w:val="0"/>
-                    <w:sz w:val="22"/>
-                    <w:szCs w:val="22"/>
-                  </w:rPr>
                   <w:t>Totals_Profit</w:t>
                 </w:r>
                 <w:proofErr w:type="spellEnd"/>
@@ -1953,48 +1298,28 @@
         </w:sdt>
         <w:sdt>
           <w:sdtPr>
-            <w:rPr>
-              <w:rFonts w:ascii="Segoe UI Semibold" w:hAnsi="Segoe UI Semibold" w:cs="Segoe UI Semibold"/>
-              <w:sz w:val="22"/>
-              <w:szCs w:val="22"/>
-            </w:rPr>
             <w:alias w:val="#Nav: /Totals/Totals_AdjProfit"/>
             <w:tag w:val="#Nav: Salesperson_Sales_Statistics/114"/>
             <w:id w:val="-1844691840"/>
             <w:placeholder>
               <w:docPart w:val="50A5D05D15FF4AB4833AB11957E85ECA"/>
             </w:placeholder>
-            <w:dataBinding w:prefixMappings="xmlns:ns0='urn:microsoft-dynamics-nav/reports/Salesperson_Sales_Statistics/114/'" w:xpath="/ns0:NavWordReportXmlPart[1]/ns0:Totals[1]/ns0:Totals_AdjProfit[1]" w:storeItemID="{5D4524CD-A282-4F19-BAEA-0AD6212CDB38}"/>
+            <w:dataBinding w:prefixMappings="&lt;xmlns:ns0='urn:microsoft-dynamics-nav/reports/Salesperson_Sales_Statistics/114/' " w:xpath="/ns0:NavWordReportXmlPart[1]/ns0:Totals[1]/ns0:Totals_AdjProfit[1]" w:storeItemID="{5D4524CD-A282-4F19-BAEA-0AD6212CDB38}"/>
             <w:text/>
           </w:sdtPr>
+          <w:sdtEndPr/>
           <w:sdtContent>
             <w:tc>
               <w:tcPr>
-                <w:tcW w:w="1134" w:type="dxa"/>
-                <w:vAlign w:val="center"/>
+                <w:tcW w:w="351" w:type="pct"/>
               </w:tcPr>
               <w:p>
                 <w:pPr>
-                  <w:pStyle w:val="Heading2"/>
+                  <w:pStyle w:val="BCLabelNumber"/>
                   <w:jc w:val="right"/>
-                  <w:cnfStyle w:val="100000000000" w:firstRow="1" w:lastRow="0" w:firstColumn="0" w:lastColumn="0" w:oddVBand="0" w:evenVBand="0" w:oddHBand="0" w:evenHBand="0" w:firstRowFirstColumn="0" w:firstRowLastColumn="0" w:lastRowFirstColumn="0" w:lastRowLastColumn="0"/>
-                  <w:rPr>
-                    <w:rFonts w:ascii="Segoe UI Semibold" w:hAnsi="Segoe UI Semibold" w:cs="Segoe UI Semibold"/>
-                    <w:b w:val="0"/>
-                    <w:bCs w:val="0"/>
-                    <w:sz w:val="22"/>
-                    <w:szCs w:val="22"/>
-                  </w:rPr>
                 </w:pPr>
                 <w:proofErr w:type="spellStart"/>
                 <w:r>
-                  <w:rPr>
-                    <w:rFonts w:ascii="Segoe UI Semibold" w:hAnsi="Segoe UI Semibold" w:cs="Segoe UI Semibold"/>
-                    <w:b w:val="0"/>
-                    <w:bCs w:val="0"/>
-                    <w:sz w:val="22"/>
-                    <w:szCs w:val="22"/>
-                  </w:rPr>
                   <w:t>Totals_AdjProfit</w:t>
                 </w:r>
                 <w:proofErr w:type="spellEnd"/>
@@ -2004,48 +1329,28 @@
         </w:sdt>
         <w:sdt>
           <w:sdtPr>
-            <w:rPr>
-              <w:rFonts w:ascii="Segoe UI Semibold" w:hAnsi="Segoe UI Semibold" w:cs="Segoe UI Semibold"/>
-              <w:sz w:val="22"/>
-              <w:szCs w:val="22"/>
-            </w:rPr>
             <w:alias w:val="#Nav: /Totals/Totals_ProfitPct"/>
             <w:tag w:val="#Nav: Salesperson_Sales_Statistics/114"/>
             <w:id w:val="1953742884"/>
             <w:placeholder>
               <w:docPart w:val="50A5D05D15FF4AB4833AB11957E85ECA"/>
             </w:placeholder>
-            <w:dataBinding w:prefixMappings="xmlns:ns0='urn:microsoft-dynamics-nav/reports/Salesperson_Sales_Statistics/114/'" w:xpath="/ns0:NavWordReportXmlPart[1]/ns0:Totals[1]/ns0:Totals_ProfitPct[1]" w:storeItemID="{5D4524CD-A282-4F19-BAEA-0AD6212CDB38}"/>
+            <w:dataBinding w:prefixMappings="&lt;xmlns:ns0='urn:microsoft-dynamics-nav/reports/Salesperson_Sales_Statistics/114/' " w:xpath="/ns0:NavWordReportXmlPart[1]/ns0:Totals[1]/ns0:Totals_ProfitPct[1]" w:storeItemID="{5D4524CD-A282-4F19-BAEA-0AD6212CDB38}"/>
             <w:text/>
           </w:sdtPr>
+          <w:sdtEndPr/>
           <w:sdtContent>
             <w:tc>
               <w:tcPr>
-                <w:tcW w:w="851" w:type="dxa"/>
-                <w:vAlign w:val="center"/>
+                <w:tcW w:w="263" w:type="pct"/>
               </w:tcPr>
               <w:p>
                 <w:pPr>
-                  <w:pStyle w:val="Heading2"/>
+                  <w:pStyle w:val="BCLabelNumber"/>
                   <w:jc w:val="right"/>
-                  <w:cnfStyle w:val="100000000000" w:firstRow="1" w:lastRow="0" w:firstColumn="0" w:lastColumn="0" w:oddVBand="0" w:evenVBand="0" w:oddHBand="0" w:evenHBand="0" w:firstRowFirstColumn="0" w:firstRowLastColumn="0" w:lastRowFirstColumn="0" w:lastRowLastColumn="0"/>
-                  <w:rPr>
-                    <w:rFonts w:ascii="Segoe UI Semibold" w:hAnsi="Segoe UI Semibold" w:cs="Segoe UI Semibold"/>
-                    <w:b w:val="0"/>
-                    <w:bCs w:val="0"/>
-                    <w:sz w:val="22"/>
-                    <w:szCs w:val="22"/>
-                  </w:rPr>
                 </w:pPr>
                 <w:proofErr w:type="spellStart"/>
                 <w:r>
-                  <w:rPr>
-                    <w:rFonts w:ascii="Segoe UI Semibold" w:hAnsi="Segoe UI Semibold" w:cs="Segoe UI Semibold"/>
-                    <w:b w:val="0"/>
-                    <w:bCs w:val="0"/>
-                    <w:sz w:val="22"/>
-                    <w:szCs w:val="22"/>
-                  </w:rPr>
                   <w:t>Totals_ProfitPct</w:t>
                 </w:r>
                 <w:proofErr w:type="spellEnd"/>
@@ -2055,48 +1360,28 @@
         </w:sdt>
         <w:sdt>
           <w:sdtPr>
-            <w:rPr>
-              <w:rFonts w:ascii="Segoe UI Semibold" w:hAnsi="Segoe UI Semibold" w:cs="Segoe UI Semibold"/>
-              <w:sz w:val="22"/>
-              <w:szCs w:val="22"/>
-            </w:rPr>
             <w:alias w:val="#Nav: /Totals/Totals_AdjProfitPct"/>
             <w:tag w:val="#Nav: Salesperson_Sales_Statistics/114"/>
             <w:id w:val="1062144380"/>
             <w:placeholder>
               <w:docPart w:val="50A5D05D15FF4AB4833AB11957E85ECA"/>
             </w:placeholder>
-            <w:dataBinding w:prefixMappings="xmlns:ns0='urn:microsoft-dynamics-nav/reports/Salesperson_Sales_Statistics/114/'" w:xpath="/ns0:NavWordReportXmlPart[1]/ns0:Totals[1]/ns0:Totals_AdjProfitPct[1]" w:storeItemID="{5D4524CD-A282-4F19-BAEA-0AD6212CDB38}"/>
+            <w:dataBinding w:prefixMappings="&lt;xmlns:ns0='urn:microsoft-dynamics-nav/reports/Salesperson_Sales_Statistics/114/' " w:xpath="/ns0:NavWordReportXmlPart[1]/ns0:Totals[1]/ns0:Totals_AdjProfitPct[1]" w:storeItemID="{5D4524CD-A282-4F19-BAEA-0AD6212CDB38}"/>
             <w:text/>
           </w:sdtPr>
+          <w:sdtEndPr/>
           <w:sdtContent>
             <w:tc>
               <w:tcPr>
-                <w:tcW w:w="992" w:type="dxa"/>
-                <w:vAlign w:val="center"/>
+                <w:tcW w:w="293" w:type="pct"/>
               </w:tcPr>
               <w:p>
                 <w:pPr>
-                  <w:pStyle w:val="Heading2"/>
+                  <w:pStyle w:val="BCLabelNumber"/>
                   <w:jc w:val="right"/>
-                  <w:cnfStyle w:val="100000000000" w:firstRow="1" w:lastRow="0" w:firstColumn="0" w:lastColumn="0" w:oddVBand="0" w:evenVBand="0" w:oddHBand="0" w:evenHBand="0" w:firstRowFirstColumn="0" w:firstRowLastColumn="0" w:lastRowFirstColumn="0" w:lastRowLastColumn="0"/>
-                  <w:rPr>
-                    <w:rFonts w:ascii="Segoe UI Semibold" w:hAnsi="Segoe UI Semibold" w:cs="Segoe UI Semibold"/>
-                    <w:b w:val="0"/>
-                    <w:bCs w:val="0"/>
-                    <w:sz w:val="22"/>
-                    <w:szCs w:val="22"/>
-                  </w:rPr>
                 </w:pPr>
                 <w:proofErr w:type="spellStart"/>
                 <w:r>
-                  <w:rPr>
-                    <w:rFonts w:ascii="Segoe UI Semibold" w:hAnsi="Segoe UI Semibold" w:cs="Segoe UI Semibold"/>
-                    <w:b w:val="0"/>
-                    <w:bCs w:val="0"/>
-                    <w:sz w:val="22"/>
-                    <w:szCs w:val="22"/>
-                  </w:rPr>
                   <w:t>Totals_AdjProfitPct</w:t>
                 </w:r>
                 <w:proofErr w:type="spellEnd"/>
@@ -2106,48 +1391,28 @@
         </w:sdt>
         <w:sdt>
           <w:sdtPr>
-            <w:rPr>
-              <w:rFonts w:ascii="Segoe UI Semibold" w:hAnsi="Segoe UI Semibold" w:cs="Segoe UI Semibold"/>
-              <w:sz w:val="22"/>
-              <w:szCs w:val="22"/>
-            </w:rPr>
             <w:alias w:val="#Nav: /Totals/Totals_InvDiscAmount"/>
             <w:tag w:val="#Nav: Salesperson_Sales_Statistics/114"/>
             <w:id w:val="-1567096734"/>
             <w:placeholder>
               <w:docPart w:val="50A5D05D15FF4AB4833AB11957E85ECA"/>
             </w:placeholder>
-            <w:dataBinding w:prefixMappings="xmlns:ns0='urn:microsoft-dynamics-nav/reports/Salesperson_Sales_Statistics/114/'" w:xpath="/ns0:NavWordReportXmlPart[1]/ns0:Totals[1]/ns0:Totals_InvDiscAmount[1]" w:storeItemID="{5D4524CD-A282-4F19-BAEA-0AD6212CDB38}"/>
+            <w:dataBinding w:prefixMappings="&lt;xmlns:ns0='urn:microsoft-dynamics-nav/reports/Salesperson_Sales_Statistics/114/' " w:xpath="/ns0:NavWordReportXmlPart[1]/ns0:Totals[1]/ns0:Totals_InvDiscAmount[1]" w:storeItemID="{5D4524CD-A282-4F19-BAEA-0AD6212CDB38}"/>
             <w:text/>
           </w:sdtPr>
+          <w:sdtEndPr/>
           <w:sdtContent>
             <w:tc>
               <w:tcPr>
-                <w:tcW w:w="1276" w:type="dxa"/>
-                <w:vAlign w:val="center"/>
+                <w:tcW w:w="760" w:type="pct"/>
               </w:tcPr>
               <w:p>
                 <w:pPr>
-                  <w:pStyle w:val="Heading2"/>
+                  <w:pStyle w:val="BCLabelNumber"/>
                   <w:jc w:val="right"/>
-                  <w:cnfStyle w:val="100000000000" w:firstRow="1" w:lastRow="0" w:firstColumn="0" w:lastColumn="0" w:oddVBand="0" w:evenVBand="0" w:oddHBand="0" w:evenHBand="0" w:firstRowFirstColumn="0" w:firstRowLastColumn="0" w:lastRowFirstColumn="0" w:lastRowLastColumn="0"/>
-                  <w:rPr>
-                    <w:rFonts w:ascii="Segoe UI Semibold" w:hAnsi="Segoe UI Semibold" w:cs="Segoe UI Semibold"/>
-                    <w:b w:val="0"/>
-                    <w:bCs w:val="0"/>
-                    <w:sz w:val="22"/>
-                    <w:szCs w:val="22"/>
-                  </w:rPr>
                 </w:pPr>
                 <w:proofErr w:type="spellStart"/>
                 <w:r>
-                  <w:rPr>
-                    <w:rFonts w:ascii="Segoe UI Semibold" w:hAnsi="Segoe UI Semibold" w:cs="Segoe UI Semibold"/>
-                    <w:b w:val="0"/>
-                    <w:bCs w:val="0"/>
-                    <w:sz w:val="22"/>
-                    <w:szCs w:val="22"/>
-                  </w:rPr>
                   <w:t>Totals_InvDiscAmount</w:t>
                 </w:r>
                 <w:proofErr w:type="spellEnd"/>
@@ -2157,48 +1422,28 @@
         </w:sdt>
         <w:sdt>
           <w:sdtPr>
-            <w:rPr>
-              <w:rFonts w:ascii="Segoe UI Semibold" w:hAnsi="Segoe UI Semibold" w:cs="Segoe UI Semibold"/>
-              <w:sz w:val="22"/>
-              <w:szCs w:val="22"/>
-            </w:rPr>
             <w:alias w:val="#Nav: /Totals/Totals_PmtDiscGiven"/>
             <w:tag w:val="#Nav: Salesperson_Sales_Statistics/114"/>
             <w:id w:val="-632180991"/>
             <w:placeholder>
               <w:docPart w:val="50A5D05D15FF4AB4833AB11957E85ECA"/>
             </w:placeholder>
-            <w:dataBinding w:prefixMappings="xmlns:ns0='urn:microsoft-dynamics-nav/reports/Salesperson_Sales_Statistics/114/'" w:xpath="/ns0:NavWordReportXmlPart[1]/ns0:Totals[1]/ns0:Totals_PmtDiscGiven[1]" w:storeItemID="{5D4524CD-A282-4F19-BAEA-0AD6212CDB38}"/>
+            <w:dataBinding w:prefixMappings="&lt;xmlns:ns0='urn:microsoft-dynamics-nav/reports/Salesperson_Sales_Statistics/114/' " w:xpath="/ns0:NavWordReportXmlPart[1]/ns0:Totals[1]/ns0:Totals_PmtDiscGiven[1]" w:storeItemID="{5D4524CD-A282-4F19-BAEA-0AD6212CDB38}"/>
             <w:text/>
           </w:sdtPr>
+          <w:sdtEndPr/>
           <w:sdtContent>
             <w:tc>
               <w:tcPr>
-                <w:tcW w:w="1275" w:type="dxa"/>
-                <w:vAlign w:val="center"/>
+                <w:tcW w:w="819" w:type="pct"/>
               </w:tcPr>
               <w:p>
                 <w:pPr>
-                  <w:pStyle w:val="Heading2"/>
+                  <w:pStyle w:val="BCLabelNumber"/>
                   <w:jc w:val="right"/>
-                  <w:cnfStyle w:val="100000000000" w:firstRow="1" w:lastRow="0" w:firstColumn="0" w:lastColumn="0" w:oddVBand="0" w:evenVBand="0" w:oddHBand="0" w:evenHBand="0" w:firstRowFirstColumn="0" w:firstRowLastColumn="0" w:lastRowFirstColumn="0" w:lastRowLastColumn="0"/>
-                  <w:rPr>
-                    <w:rFonts w:ascii="Segoe UI Semibold" w:hAnsi="Segoe UI Semibold" w:cs="Segoe UI Semibold"/>
-                    <w:b w:val="0"/>
-                    <w:bCs w:val="0"/>
-                    <w:sz w:val="22"/>
-                    <w:szCs w:val="22"/>
-                  </w:rPr>
                 </w:pPr>
                 <w:proofErr w:type="spellStart"/>
                 <w:r>
-                  <w:rPr>
-                    <w:rFonts w:ascii="Segoe UI Semibold" w:hAnsi="Segoe UI Semibold" w:cs="Segoe UI Semibold"/>
-                    <w:b w:val="0"/>
-                    <w:bCs w:val="0"/>
-                    <w:sz w:val="22"/>
-                    <w:szCs w:val="22"/>
-                  </w:rPr>
                   <w:t>Totals_PmtDiscGiven</w:t>
                 </w:r>
                 <w:proofErr w:type="spellEnd"/>
@@ -2208,48 +1453,28 @@
         </w:sdt>
         <w:sdt>
           <w:sdtPr>
-            <w:rPr>
-              <w:rFonts w:ascii="Segoe UI Semibold" w:hAnsi="Segoe UI Semibold" w:cs="Segoe UI Semibold"/>
-              <w:sz w:val="22"/>
-              <w:szCs w:val="22"/>
-            </w:rPr>
             <w:alias w:val="#Nav: /Totals/Totals_PmtTolerance"/>
             <w:tag w:val="#Nav: Salesperson_Sales_Statistics/114"/>
             <w:id w:val="-177284743"/>
             <w:placeholder>
               <w:docPart w:val="50A5D05D15FF4AB4833AB11957E85ECA"/>
             </w:placeholder>
-            <w:dataBinding w:prefixMappings="xmlns:ns0='urn:microsoft-dynamics-nav/reports/Salesperson_Sales_Statistics/114/'" w:xpath="/ns0:NavWordReportXmlPart[1]/ns0:Totals[1]/ns0:Totals_PmtTolerance[1]" w:storeItemID="{5D4524CD-A282-4F19-BAEA-0AD6212CDB38}"/>
+            <w:dataBinding w:prefixMappings="&lt;xmlns:ns0='urn:microsoft-dynamics-nav/reports/Salesperson_Sales_Statistics/114/' " w:xpath="/ns0:NavWordReportXmlPart[1]/ns0:Totals[1]/ns0:Totals_PmtTolerance[1]" w:storeItemID="{5D4524CD-A282-4F19-BAEA-0AD6212CDB38}"/>
             <w:text/>
           </w:sdtPr>
+          <w:sdtEndPr/>
           <w:sdtContent>
             <w:tc>
               <w:tcPr>
-                <w:tcW w:w="1423" w:type="dxa"/>
-                <w:vAlign w:val="center"/>
+                <w:tcW w:w="761" w:type="pct"/>
               </w:tcPr>
               <w:p>
                 <w:pPr>
-                  <w:pStyle w:val="Heading2"/>
+                  <w:pStyle w:val="BCLabelNumber"/>
                   <w:jc w:val="right"/>
-                  <w:cnfStyle w:val="100000000000" w:firstRow="1" w:lastRow="0" w:firstColumn="0" w:lastColumn="0" w:oddVBand="0" w:evenVBand="0" w:oddHBand="0" w:evenHBand="0" w:firstRowFirstColumn="0" w:firstRowLastColumn="0" w:lastRowFirstColumn="0" w:lastRowLastColumn="0"/>
-                  <w:rPr>
-                    <w:rFonts w:ascii="Segoe UI Semibold" w:hAnsi="Segoe UI Semibold" w:cs="Segoe UI Semibold"/>
-                    <w:b w:val="0"/>
-                    <w:bCs w:val="0"/>
-                    <w:sz w:val="22"/>
-                    <w:szCs w:val="22"/>
-                  </w:rPr>
                 </w:pPr>
                 <w:proofErr w:type="spellStart"/>
                 <w:r>
-                  <w:rPr>
-                    <w:rFonts w:ascii="Segoe UI Semibold" w:hAnsi="Segoe UI Semibold" w:cs="Segoe UI Semibold"/>
-                    <w:b w:val="0"/>
-                    <w:bCs w:val="0"/>
-                    <w:sz w:val="22"/>
-                    <w:szCs w:val="22"/>
-                  </w:rPr>
                   <w:t>Totals_PmtTolerance</w:t>
                 </w:r>
                 <w:proofErr w:type="spellEnd"/>
@@ -2264,10 +1489,6 @@
         <w:tabs>
           <w:tab w:val="left" w:pos="7320"/>
         </w:tabs>
-        <w:rPr>
-          <w:sz w:val="22"/>
-          <w:szCs w:val="22"/>
-        </w:rPr>
       </w:pPr>
     </w:p>
     <w:sectPr>
@@ -2282,7 +1503,7 @@
 </file>
 
 <file path=word/endnotes.xml><?xml version="1.0" encoding="utf-8"?>
-<w:endnotes xmlns:wpc="http://schemas.microsoft.com/office/word/2010/wordprocessingCanvas" xmlns:cx="http://schemas.microsoft.com/office/drawing/2014/chartex" xmlns:cx1="http://schemas.microsoft.com/office/drawing/2015/9/8/chartex" xmlns:cx2="http://schemas.microsoft.com/office/drawing/2015/10/21/chartex" xmlns:cx3="http://schemas.microsoft.com/office/drawing/2016/5/9/chartex" xmlns:cx4="http://schemas.microsoft.com/office/drawing/2016/5/10/chartex" xmlns:cx5="http://schemas.microsoft.com/office/drawing/2016/5/11/chartex" xmlns:cx6="http://schemas.microsoft.com/office/drawing/2016/5/12/chartex" xmlns:cx7="http://schemas.microsoft.com/office/drawing/2016/5/13/chartex" xmlns:cx8="http://schemas.microsoft.com/office/drawing/2016/5/14/chartex" xmlns:mc="http://schemas.openxmlformats.org/markup-compatibility/2006" xmlns:aink="http://schemas.microsoft.com/office/drawing/2016/ink" xmlns:am3d="http://schemas.microsoft.com/office/drawing/2017/model3d" xmlns:o="urn:schemas-microsoft-com:office:office" xmlns:oel="http://schemas.microsoft.com/office/2019/extlst" xmlns:r="http://schemas.openxmlformats.org/officeDocument/2006/relationships" xmlns:m="http://schemas.openxmlformats.org/officeDocument/2006/math" xmlns:v="urn:schemas-microsoft-com:vml" xmlns:wp14="http://schemas.microsoft.com/office/word/2010/wordprocessingDrawing" xmlns:wp="http://schemas.openxmlformats.org/drawingml/2006/wordprocessingDrawing" xmlns:w10="urn:schemas-microsoft-com:office:word" xmlns:w="http://schemas.openxmlformats.org/wordprocessingml/2006/main" xmlns:w14="http://schemas.microsoft.com/office/word/2010/wordml" xmlns:w15="http://schemas.microsoft.com/office/word/2012/wordml" xmlns:w16cex="http://schemas.microsoft.com/office/word/2018/wordml/cex" xmlns:w16cid="http://schemas.microsoft.com/office/word/2016/wordml/cid" xmlns:w16="http://schemas.microsoft.com/office/word/2018/wordml" xmlns:w16du="http://schemas.microsoft.com/office/word/2023/wordml/word16du" xmlns:w16sdtdh="http://schemas.microsoft.com/office/word/2020/wordml/sdtdatahash" xmlns:w16sdtfl="http://schemas.microsoft.com/office/word/2024/wordml/sdtformatlock" xmlns:w16se="http://schemas.microsoft.com/office/word/2015/wordml/symex" xmlns:wpg="http://schemas.microsoft.com/office/word/2010/wordprocessingGroup" xmlns:wpi="http://schemas.microsoft.com/office/word/2010/wordprocessingInk" xmlns:wne="http://schemas.microsoft.com/office/word/2006/wordml" xmlns:wps="http://schemas.microsoft.com/office/word/2010/wordprocessingShape" mc:Ignorable="w14 w15 w16se w16cid w16 w16cex w16sdtdh w16sdtfl w16du wp14">
+<w:endnotes xmlns:wpc="http://schemas.microsoft.com/office/word/2010/wordprocessingCanvas" xmlns:cx="http://schemas.microsoft.com/office/drawing/2014/chartex" xmlns:cx1="http://schemas.microsoft.com/office/drawing/2015/9/8/chartex" xmlns:cx2="http://schemas.microsoft.com/office/drawing/2015/10/21/chartex" xmlns:cx3="http://schemas.microsoft.com/office/drawing/2016/5/9/chartex" xmlns:cx4="http://schemas.microsoft.com/office/drawing/2016/5/10/chartex" xmlns:cx5="http://schemas.microsoft.com/office/drawing/2016/5/11/chartex" xmlns:cx6="http://schemas.microsoft.com/office/drawing/2016/5/12/chartex" xmlns:cx7="http://schemas.microsoft.com/office/drawing/2016/5/13/chartex" xmlns:cx8="http://schemas.microsoft.com/office/drawing/2016/5/14/chartex" xmlns:mc="http://schemas.openxmlformats.org/markup-compatibility/2006" xmlns:aink="http://schemas.microsoft.com/office/drawing/2016/ink" xmlns:am3d="http://schemas.microsoft.com/office/drawing/2017/model3d" xmlns:o="urn:schemas-microsoft-com:office:office" xmlns:oel="http://schemas.microsoft.com/office/2019/extlst" xmlns:r="http://schemas.openxmlformats.org/officeDocument/2006/relationships" xmlns:m="http://schemas.openxmlformats.org/officeDocument/2006/math" xmlns:v="urn:schemas-microsoft-com:vml" xmlns:wp14="http://schemas.microsoft.com/office/word/2010/wordprocessingDrawing" xmlns:wp="http://schemas.openxmlformats.org/drawingml/2006/wordprocessingDrawing" xmlns:w10="urn:schemas-microsoft-com:office:word" xmlns:w="http://schemas.openxmlformats.org/wordprocessingml/2006/main" xmlns:w14="http://schemas.microsoft.com/office/word/2010/wordml" xmlns:w15="http://schemas.microsoft.com/office/word/2012/wordml" xmlns:w16cei="http://schemas.microsoft.com/office/word/2026/wordml/cei" xmlns:w16cex="http://schemas.microsoft.com/office/word/2018/wordml/cex" xmlns:w16cid="http://schemas.microsoft.com/office/word/2016/wordml/cid" xmlns:w16="http://schemas.microsoft.com/office/word/2018/wordml" xmlns:w16du="http://schemas.microsoft.com/office/word/2023/wordml/word16du" xmlns:w16sdtdh="http://schemas.microsoft.com/office/word/2020/wordml/sdtdatahash" xmlns:w16sdtfl="http://schemas.microsoft.com/office/word/2024/wordml/sdtformatlock" xmlns:w16se="http://schemas.microsoft.com/office/word/2015/wordml/symex" xmlns:wpg="http://schemas.microsoft.com/office/word/2010/wordprocessingGroup" xmlns:wpi="http://schemas.microsoft.com/office/word/2010/wordprocessingInk" xmlns:wne="http://schemas.microsoft.com/office/word/2006/wordml" xmlns:wps="http://schemas.microsoft.com/office/word/2010/wordprocessingShape" mc:Ignorable="w14 w15 w16se w16cid w16 w16cex w16sdtdh w16sdtfl w16du wp14">
   <w:endnote w:type="separator" w:id="-1">
     <w:p>
       <w:pPr>
@@ -2307,7 +1528,7 @@
 </file>
 
 <file path=word/footnotes.xml><?xml version="1.0" encoding="utf-8"?>
-<w:footnotes xmlns:wpc="http://schemas.microsoft.com/office/word/2010/wordprocessingCanvas" xmlns:cx="http://schemas.microsoft.com/office/drawing/2014/chartex" xmlns:cx1="http://schemas.microsoft.com/office/drawing/2015/9/8/chartex" xmlns:cx2="http://schemas.microsoft.com/office/drawing/2015/10/21/chartex" xmlns:cx3="http://schemas.microsoft.com/office/drawing/2016/5/9/chartex" xmlns:cx4="http://schemas.microsoft.com/office/drawing/2016/5/10/chartex" xmlns:cx5="http://schemas.microsoft.com/office/drawing/2016/5/11/chartex" xmlns:cx6="http://schemas.microsoft.com/office/drawing/2016/5/12/chartex" xmlns:cx7="http://schemas.microsoft.com/office/drawing/2016/5/13/chartex" xmlns:cx8="http://schemas.microsoft.com/office/drawing/2016/5/14/chartex" xmlns:mc="http://schemas.openxmlformats.org/markup-compatibility/2006" xmlns:aink="http://schemas.microsoft.com/office/drawing/2016/ink" xmlns:am3d="http://schemas.microsoft.com/office/drawing/2017/model3d" xmlns:o="urn:schemas-microsoft-com:office:office" xmlns:oel="http://schemas.microsoft.com/office/2019/extlst" xmlns:r="http://schemas.openxmlformats.org/officeDocument/2006/relationships" xmlns:m="http://schemas.openxmlformats.org/officeDocument/2006/math" xmlns:v="urn:schemas-microsoft-com:vml" xmlns:wp14="http://schemas.microsoft.com/office/word/2010/wordprocessingDrawing" xmlns:wp="http://schemas.openxmlformats.org/drawingml/2006/wordprocessingDrawing" xmlns:w10="urn:schemas-microsoft-com:office:word" xmlns:w="http://schemas.openxmlformats.org/wordprocessingml/2006/main" xmlns:w14="http://schemas.microsoft.com/office/word/2010/wordml" xmlns:w15="http://schemas.microsoft.com/office/word/2012/wordml" xmlns:w16cex="http://schemas.microsoft.com/office/word/2018/wordml/cex" xmlns:w16cid="http://schemas.microsoft.com/office/word/2016/wordml/cid" xmlns:w16="http://schemas.microsoft.com/office/word/2018/wordml" xmlns:w16du="http://schemas.microsoft.com/office/word/2023/wordml/word16du" xmlns:w16sdtdh="http://schemas.microsoft.com/office/word/2020/wordml/sdtdatahash" xmlns:w16sdtfl="http://schemas.microsoft.com/office/word/2024/wordml/sdtformatlock" xmlns:w16se="http://schemas.microsoft.com/office/word/2015/wordml/symex" xmlns:wpg="http://schemas.microsoft.com/office/word/2010/wordprocessingGroup" xmlns:wpi="http://schemas.microsoft.com/office/word/2010/wordprocessingInk" xmlns:wne="http://schemas.microsoft.com/office/word/2006/wordml" xmlns:wps="http://schemas.microsoft.com/office/word/2010/wordprocessingShape" mc:Ignorable="w14 w15 w16se w16cid w16 w16cex w16sdtdh w16sdtfl w16du wp14">
+<w:footnotes xmlns:wpc="http://schemas.microsoft.com/office/word/2010/wordprocessingCanvas" xmlns:cx="http://schemas.microsoft.com/office/drawing/2014/chartex" xmlns:cx1="http://schemas.microsoft.com/office/drawing/2015/9/8/chartex" xmlns:cx2="http://schemas.microsoft.com/office/drawing/2015/10/21/chartex" xmlns:cx3="http://schemas.microsoft.com/office/drawing/2016/5/9/chartex" xmlns:cx4="http://schemas.microsoft.com/office/drawing/2016/5/10/chartex" xmlns:cx5="http://schemas.microsoft.com/office/drawing/2016/5/11/chartex" xmlns:cx6="http://schemas.microsoft.com/office/drawing/2016/5/12/chartex" xmlns:cx7="http://schemas.microsoft.com/office/drawing/2016/5/13/chartex" xmlns:cx8="http://schemas.microsoft.com/office/drawing/2016/5/14/chartex" xmlns:mc="http://schemas.openxmlformats.org/markup-compatibility/2006" xmlns:aink="http://schemas.microsoft.com/office/drawing/2016/ink" xmlns:am3d="http://schemas.microsoft.com/office/drawing/2017/model3d" xmlns:o="urn:schemas-microsoft-com:office:office" xmlns:oel="http://schemas.microsoft.com/office/2019/extlst" xmlns:r="http://schemas.openxmlformats.org/officeDocument/2006/relationships" xmlns:m="http://schemas.openxmlformats.org/officeDocument/2006/math" xmlns:v="urn:schemas-microsoft-com:vml" xmlns:wp14="http://schemas.microsoft.com/office/word/2010/wordprocessingDrawing" xmlns:wp="http://schemas.openxmlformats.org/drawingml/2006/wordprocessingDrawing" xmlns:w10="urn:schemas-microsoft-com:office:word" xmlns:w="http://schemas.openxmlformats.org/wordprocessingml/2006/main" xmlns:w14="http://schemas.microsoft.com/office/word/2010/wordml" xmlns:w15="http://schemas.microsoft.com/office/word/2012/wordml" xmlns:w16cei="http://schemas.microsoft.com/office/word/2026/wordml/cei" xmlns:w16cex="http://schemas.microsoft.com/office/word/2018/wordml/cex" xmlns:w16cid="http://schemas.microsoft.com/office/word/2016/wordml/cid" xmlns:w16="http://schemas.microsoft.com/office/word/2018/wordml" xmlns:w16du="http://schemas.microsoft.com/office/word/2023/wordml/word16du" xmlns:w16sdtdh="http://schemas.microsoft.com/office/word/2020/wordml/sdtdatahash" xmlns:w16sdtfl="http://schemas.microsoft.com/office/word/2024/wordml/sdtformatlock" xmlns:w16se="http://schemas.microsoft.com/office/word/2015/wordml/symex" xmlns:wpg="http://schemas.microsoft.com/office/word/2010/wordprocessingGroup" xmlns:wpi="http://schemas.microsoft.com/office/word/2010/wordprocessingInk" xmlns:wne="http://schemas.microsoft.com/office/word/2006/wordml" xmlns:wps="http://schemas.microsoft.com/office/word/2010/wordprocessingShape" mc:Ignorable="w14 w15 w16se w16cid w16 w16cex w16sdtdh w16sdtfl w16du wp14">
   <w:footnote w:type="separator" w:id="-1">
     <w:p>
       <w:pPr>
@@ -2332,7 +1553,7 @@
 </file>
 
 <file path=word/header1.xml><?xml version="1.0" encoding="utf-8"?>
-<w:hdr xmlns:wpc="http://schemas.microsoft.com/office/word/2010/wordprocessingCanvas" xmlns:cx="http://schemas.microsoft.com/office/drawing/2014/chartex" xmlns:cx1="http://schemas.microsoft.com/office/drawing/2015/9/8/chartex" xmlns:cx2="http://schemas.microsoft.com/office/drawing/2015/10/21/chartex" xmlns:cx3="http://schemas.microsoft.com/office/drawing/2016/5/9/chartex" xmlns:cx4="http://schemas.microsoft.com/office/drawing/2016/5/10/chartex" xmlns:cx5="http://schemas.microsoft.com/office/drawing/2016/5/11/chartex" xmlns:cx6="http://schemas.microsoft.com/office/drawing/2016/5/12/chartex" xmlns:cx7="http://schemas.microsoft.com/office/drawing/2016/5/13/chartex" xmlns:cx8="http://schemas.microsoft.com/office/drawing/2016/5/14/chartex" xmlns:mc="http://schemas.openxmlformats.org/markup-compatibility/2006" xmlns:aink="http://schemas.microsoft.com/office/drawing/2016/ink" xmlns:am3d="http://schemas.microsoft.com/office/drawing/2017/model3d" xmlns:o="urn:schemas-microsoft-com:office:office" xmlns:oel="http://schemas.microsoft.com/office/2019/extlst" xmlns:r="http://schemas.openxmlformats.org/officeDocument/2006/relationships" xmlns:m="http://schemas.openxmlformats.org/officeDocument/2006/math" xmlns:v="urn:schemas-microsoft-com:vml" xmlns:wp14="http://schemas.microsoft.com/office/word/2010/wordprocessingDrawing" xmlns:wp="http://schemas.openxmlformats.org/drawingml/2006/wordprocessingDrawing" xmlns:w10="urn:schemas-microsoft-com:office:word" xmlns:w="http://schemas.openxmlformats.org/wordprocessingml/2006/main" xmlns:w14="http://schemas.microsoft.com/office/word/2010/wordml" xmlns:w15="http://schemas.microsoft.com/office/word/2012/wordml" xmlns:w16cex="http://schemas.microsoft.com/office/word/2018/wordml/cex" xmlns:w16cid="http://schemas.microsoft.com/office/word/2016/wordml/cid" xmlns:w16="http://schemas.microsoft.com/office/word/2018/wordml" xmlns:w16du="http://schemas.microsoft.com/office/word/2023/wordml/word16du" xmlns:w16sdtdh="http://schemas.microsoft.com/office/word/2020/wordml/sdtdatahash" xmlns:w16sdtfl="http://schemas.microsoft.com/office/word/2024/wordml/sdtformatlock" xmlns:w16se="http://schemas.microsoft.com/office/word/2015/wordml/symex" xmlns:wpg="http://schemas.microsoft.com/office/word/2010/wordprocessingGroup" xmlns:wpi="http://schemas.microsoft.com/office/word/2010/wordprocessingInk" xmlns:wne="http://schemas.microsoft.com/office/word/2006/wordml" xmlns:wps="http://schemas.microsoft.com/office/word/2010/wordprocessingShape" mc:Ignorable="w14 w15 w16se w16cid w16 w16cex w16sdtdh w16sdtfl w16du wp14">
+<w:hdr xmlns:wpc="http://schemas.microsoft.com/office/word/2010/wordprocessingCanvas" xmlns:cx="http://schemas.microsoft.com/office/drawing/2014/chartex" xmlns:cx1="http://schemas.microsoft.com/office/drawing/2015/9/8/chartex" xmlns:cx2="http://schemas.microsoft.com/office/drawing/2015/10/21/chartex" xmlns:cx3="http://schemas.microsoft.com/office/drawing/2016/5/9/chartex" xmlns:cx4="http://schemas.microsoft.com/office/drawing/2016/5/10/chartex" xmlns:cx5="http://schemas.microsoft.com/office/drawing/2016/5/11/chartex" xmlns:cx6="http://schemas.microsoft.com/office/drawing/2016/5/12/chartex" xmlns:cx7="http://schemas.microsoft.com/office/drawing/2016/5/13/chartex" xmlns:cx8="http://schemas.microsoft.com/office/drawing/2016/5/14/chartex" xmlns:mc="http://schemas.openxmlformats.org/markup-compatibility/2006" xmlns:aink="http://schemas.microsoft.com/office/drawing/2016/ink" xmlns:am3d="http://schemas.microsoft.com/office/drawing/2017/model3d" xmlns:o="urn:schemas-microsoft-com:office:office" xmlns:oel="http://schemas.microsoft.com/office/2019/extlst" xmlns:r="http://schemas.openxmlformats.org/officeDocument/2006/relationships" xmlns:m="http://schemas.openxmlformats.org/officeDocument/2006/math" xmlns:v="urn:schemas-microsoft-com:vml" xmlns:wp14="http://schemas.microsoft.com/office/word/2010/wordprocessingDrawing" xmlns:wp="http://schemas.openxmlformats.org/drawingml/2006/wordprocessingDrawing" xmlns:w10="urn:schemas-microsoft-com:office:word" xmlns:w="http://schemas.openxmlformats.org/wordprocessingml/2006/main" xmlns:w14="http://schemas.microsoft.com/office/word/2010/wordml" xmlns:w15="http://schemas.microsoft.com/office/word/2012/wordml" xmlns:w16cei="http://schemas.microsoft.com/office/word/2026/wordml/cei" xmlns:w16cex="http://schemas.microsoft.com/office/word/2018/wordml/cex" xmlns:w16cid="http://schemas.microsoft.com/office/word/2016/wordml/cid" xmlns:w16="http://schemas.microsoft.com/office/word/2018/wordml" xmlns:w16du="http://schemas.microsoft.com/office/word/2023/wordml/word16du" xmlns:w16sdtdh="http://schemas.microsoft.com/office/word/2020/wordml/sdtdatahash" xmlns:w16sdtfl="http://schemas.microsoft.com/office/word/2024/wordml/sdtformatlock" xmlns:w16se="http://schemas.microsoft.com/office/word/2015/wordml/symex" xmlns:wpg="http://schemas.microsoft.com/office/word/2010/wordprocessingGroup" xmlns:wpi="http://schemas.microsoft.com/office/word/2010/wordprocessingInk" xmlns:wne="http://schemas.microsoft.com/office/word/2006/wordml" xmlns:wps="http://schemas.microsoft.com/office/word/2010/wordprocessingShape" mc:Ignorable="w14 w15 w16se w16cid w16 w16cex w16sdtdh w16sdtfl w16du wp14">
   <w:p>
     <w:pPr>
       <w:pStyle w:val="Header"/>
@@ -2960,11 +2181,237 @@
       <w:szCs w:val="26"/>
     </w:rPr>
   </w:style>
+  <w:style w:type="paragraph" w:styleId="NoSpacing">
+    <w:name w:val="No Spacing"/>
+    <w:uiPriority w:val="1"/>
+    <w:qFormat/>
+    <w:rsid w:val="00416FC2"/>
+    <w:pPr>
+      <w:spacing w:after="0" w:line="240" w:lineRule="auto"/>
+    </w:pPr>
+    <w:rPr>
+      <w:rFonts w:eastAsiaTheme="minorHAnsi"/>
+      <w:color w:val="000000" w:themeColor="text1"/>
+    </w:rPr>
+  </w:style>
+  <w:style w:type="paragraph" w:customStyle="1" w:styleId="BCNumber">
+    <w:name w:val="BC Number"/>
+    <w:basedOn w:val="NoSpacing"/>
+    <w:next w:val="Normal"/>
+    <w:uiPriority w:val="2"/>
+    <w:qFormat/>
+    <w:rPr>
+      <w14:numSpacing w14:val="tabular"/>
+    </w:rPr>
+  </w:style>
+  <w:style w:type="paragraph" w:customStyle="1" w:styleId="BCLabel">
+    <w:name w:val="BC Label"/>
+    <w:basedOn w:val="NoSpacing"/>
+    <w:next w:val="Normal"/>
+    <w:uiPriority w:val="2"/>
+    <w:qFormat/>
+    <w:pPr>
+      <w:keepNext/>
+    </w:pPr>
+    <w:rPr>
+      <w:rFonts w:asciiTheme="majorHAnsi" w:eastAsiaTheme="majorEastAsia" w:hAnsiTheme="majorHAnsi" w:cstheme="majorBidi"/>
+    </w:rPr>
+  </w:style>
+  <w:style w:type="paragraph" w:customStyle="1" w:styleId="BCLabelNumber">
+    <w:name w:val="BC Label Number"/>
+    <w:basedOn w:val="BCLabel"/>
+    <w:next w:val="Normal"/>
+    <w:uiPriority w:val="2"/>
+    <w:qFormat/>
+    <w:rPr>
+      <w14:numSpacing w14:val="tabular"/>
+    </w:rPr>
+  </w:style>
+  <w:style w:type="table" w:customStyle="1" w:styleId="BCBlockTable">
+    <w:name w:val="BC Block Table"/>
+    <w:basedOn w:val="TableNormal"/>
+    <w:uiPriority w:val="99"/>
+    <w:qFormat/>
+    <w:pPr>
+      <w:spacing w:after="0" w:line="240" w:lineRule="auto"/>
+    </w:pPr>
+    <w:tblPr>
+      <w:tblStyleRowBandSize w:val="1"/>
+      <w:tblStyleColBandSize w:val="1"/>
+      <w:tblCellMar>
+        <w:left w:w="0" w:type="dxa"/>
+        <w:right w:w="0" w:type="dxa"/>
+      </w:tblCellMar>
+    </w:tblPr>
+    <w:tblStylePr w:type="firstRow">
+      <w:rPr>
+        <w:rFonts w:asciiTheme="majorHAnsi" w:hAnsiTheme="majorHAnsi" w:cstheme="majorBidi"/>
+      </w:rPr>
+      <w:tblPr/>
+      <w:tcPr>
+        <w:vAlign w:val="top"/>
+      </w:tcPr>
+    </w:tblStylePr>
+  </w:style>
+  <w:style w:type="table" w:customStyle="1" w:styleId="BCDataTable">
+    <w:name w:val="BC Data Table"/>
+    <w:basedOn w:val="TableNormal"/>
+    <w:uiPriority w:val="99"/>
+    <w:qFormat/>
+    <w:pPr>
+      <w:spacing w:after="0" w:line="240" w:lineRule="auto"/>
+    </w:pPr>
+    <w:tblPr>
+      <w:tblStyleRowBandSize w:val="1"/>
+      <w:tblStyleColBandSize w:val="1"/>
+      <w:tblCellMar>
+        <w:left w:w="115" w:type="dxa"/>
+        <w:right w:w="115" w:type="dxa"/>
+      </w:tblCellMar>
+    </w:tblPr>
+    <w:tcPr>
+      <w:vAlign w:val="center"/>
+    </w:tcPr>
+    <w:tblStylePr w:type="firstRow">
+      <w:pPr>
+        <w:spacing w:before="160" w:after="80"/>
+      </w:pPr>
+      <w:rPr>
+        <w:rFonts w:asciiTheme="majorHAnsi" w:hAnsiTheme="majorHAnsi" w:cstheme="majorBidi"/>
+      </w:rPr>
+      <w:tblPr/>
+      <w:tcPr>
+        <w:tcBorders>
+          <w:bottom w:val="single" w:sz="4" w:space="0" w:color="000000" w:themeColor="text1"/>
+        </w:tcBorders>
+        <w:vAlign w:val="top"/>
+      </w:tcPr>
+    </w:tblStylePr>
+    <w:tblStylePr w:type="lastRow">
+      <w:tblPr/>
+      <w:tcPr>
+        <w:tcBorders>
+          <w:bottom w:val="single" w:sz="4" w:space="0" w:color="E8E8E8" w:themeColor="background2"/>
+        </w:tcBorders>
+      </w:tcPr>
+    </w:tblStylePr>
+    <w:tblStylePr w:type="band1Horz">
+      <w:tblPr/>
+      <w:tcPr>
+        <w:shd w:val="clear" w:color="auto" w:fill="auto"/>
+      </w:tcPr>
+    </w:tblStylePr>
+    <w:tblStylePr w:type="band2Horz">
+      <w:tblPr/>
+      <w:tcPr>
+        <w:shd w:val="clear" w:color="auto" w:fill="FAE2D5" w:themeFill="accent2" w:themeFillTint="33"/>
+      </w:tcPr>
+    </w:tblStylePr>
+  </w:style>
+  <w:style w:type="table" w:customStyle="1" w:styleId="BCTotalsTable">
+    <w:name w:val="BC Totals Table"/>
+    <w:basedOn w:val="TableNormal"/>
+    <w:uiPriority w:val="99"/>
+    <w:qFormat/>
+    <w:pPr>
+      <w:spacing w:after="0" w:line="240" w:lineRule="auto"/>
+    </w:pPr>
+    <w:tblPr>
+      <w:tblStyleRowBandSize w:val="1"/>
+      <w:tblStyleColBandSize w:val="1"/>
+      <w:tblCellMar>
+        <w:left w:w="115" w:type="dxa"/>
+        <w:right w:w="115" w:type="dxa"/>
+      </w:tblCellMar>
+    </w:tblPr>
+    <w:tcPr>
+      <w:vAlign w:val="center"/>
+    </w:tcPr>
+    <w:tblStylePr w:type="lastRow">
+      <w:rPr>
+        <w:rFonts w:asciiTheme="majorHAnsi" w:hAnsiTheme="majorHAnsi" w:cstheme="majorBidi"/>
+      </w:rPr>
+      <w:tblPr/>
+      <w:tcPr>
+        <w:tcBorders>
+          <w:top w:val="single" w:sz="4" w:space="0" w:color="000000" w:themeColor="text1"/>
+          <w:bottom w:val="single" w:sz="8" w:space="0" w:color="000000" w:themeColor="text1"/>
+        </w:tcBorders>
+      </w:tcPr>
+    </w:tblStylePr>
+  </w:style>
+  <w:style w:type="table" w:customStyle="1" w:styleId="BCCalculationTable">
+    <w:name w:val="BC Calculation Table"/>
+    <w:basedOn w:val="TableNormal"/>
+    <w:uiPriority w:val="99"/>
+    <w:qFormat/>
+    <w:pPr>
+      <w:spacing w:after="0" w:line="240" w:lineRule="auto"/>
+    </w:pPr>
+    <w:tblPr>
+      <w:tblStyleRowBandSize w:val="1"/>
+      <w:tblStyleColBandSize w:val="1"/>
+      <w:tblCellMar>
+        <w:top w:w="58" w:type="dxa"/>
+        <w:left w:w="0" w:type="dxa"/>
+        <w:bottom w:w="58" w:type="dxa"/>
+        <w:right w:w="0" w:type="dxa"/>
+      </w:tblCellMar>
+    </w:tblPr>
+    <w:tcPr>
+      <w:vAlign w:val="center"/>
+    </w:tcPr>
+    <w:tblStylePr w:type="firstRow">
+      <w:rPr>
+        <w:rFonts w:asciiTheme="majorHAnsi" w:hAnsiTheme="majorHAnsi" w:cstheme="majorBidi"/>
+      </w:rPr>
+      <w:tblPr/>
+      <w:tcPr>
+        <w:vAlign w:val="bottom"/>
+      </w:tcPr>
+    </w:tblStylePr>
+    <w:tblStylePr w:type="lastRow">
+      <w:rPr>
+        <w:rFonts w:asciiTheme="majorHAnsi" w:hAnsiTheme="majorHAnsi" w:cstheme="majorBidi"/>
+      </w:rPr>
+      <w:tblPr/>
+      <w:tcPr>
+        <w:tcBorders>
+          <w:top w:val="single" w:sz="4" w:space="0" w:color="000000" w:themeColor="text1"/>
+        </w:tcBorders>
+      </w:tcPr>
+    </w:tblStylePr>
+  </w:style>
+  <w:style w:type="table" w:customStyle="1" w:styleId="BCSignatureTable">
+    <w:name w:val="BC Signature Table"/>
+    <w:basedOn w:val="TableNormal"/>
+    <w:uiPriority w:val="99"/>
+    <w:qFormat/>
+    <w:pPr>
+      <w:spacing w:after="0" w:line="240" w:lineRule="auto"/>
+    </w:pPr>
+    <w:tblPr>
+      <w:tblStyleRowBandSize w:val="1"/>
+      <w:tblStyleColBandSize w:val="1"/>
+      <w:tblCellMar>
+        <w:left w:w="0" w:type="dxa"/>
+        <w:right w:w="0" w:type="dxa"/>
+      </w:tblCellMar>
+    </w:tblPr>
+    <w:tblStylePr w:type="lastRow">
+      <w:tblPr/>
+      <w:tcPr>
+        <w:tcBorders>
+          <w:bottom w:val="single" w:sz="4" w:space="0" w:color="000000" w:themeColor="text1"/>
+        </w:tcBorders>
+      </w:tcPr>
+    </w:tblStylePr>
+  </w:style>
 </w:styles>
 </file>
 
 <file path=word/glossary/document.xml><?xml version="1.0" encoding="utf-8"?>
-<w:glossaryDocument xmlns:wpc="http://schemas.microsoft.com/office/word/2010/wordprocessingCanvas" xmlns:cx="http://schemas.microsoft.com/office/drawing/2014/chartex" xmlns:cx1="http://schemas.microsoft.com/office/drawing/2015/9/8/chartex" xmlns:cx2="http://schemas.microsoft.com/office/drawing/2015/10/21/chartex" xmlns:cx3="http://schemas.microsoft.com/office/drawing/2016/5/9/chartex" xmlns:cx4="http://schemas.microsoft.com/office/drawing/2016/5/10/chartex" xmlns:cx5="http://schemas.microsoft.com/office/drawing/2016/5/11/chartex" xmlns:cx6="http://schemas.microsoft.com/office/drawing/2016/5/12/chartex" xmlns:cx7="http://schemas.microsoft.com/office/drawing/2016/5/13/chartex" xmlns:cx8="http://schemas.microsoft.com/office/drawing/2016/5/14/chartex" xmlns:mc="http://schemas.openxmlformats.org/markup-compatibility/2006" xmlns:aink="http://schemas.microsoft.com/office/drawing/2016/ink" xmlns:am3d="http://schemas.microsoft.com/office/drawing/2017/model3d" xmlns:o="urn:schemas-microsoft-com:office:office" xmlns:oel="http://schemas.microsoft.com/office/2019/extlst" xmlns:r="http://schemas.openxmlformats.org/officeDocument/2006/relationships" xmlns:m="http://schemas.openxmlformats.org/officeDocument/2006/math" xmlns:v="urn:schemas-microsoft-com:vml" xmlns:wp14="http://schemas.microsoft.com/office/word/2010/wordprocessingDrawing" xmlns:wp="http://schemas.openxmlformats.org/drawingml/2006/wordprocessingDrawing" xmlns:w10="urn:schemas-microsoft-com:office:word" xmlns:w="http://schemas.openxmlformats.org/wordprocessingml/2006/main" xmlns:w14="http://schemas.microsoft.com/office/word/2010/wordml" xmlns:w15="http://schemas.microsoft.com/office/word/2012/wordml" xmlns:w16cex="http://schemas.microsoft.com/office/word/2018/wordml/cex" xmlns:w16cid="http://schemas.microsoft.com/office/word/2016/wordml/cid" xmlns:w16="http://schemas.microsoft.com/office/word/2018/wordml" xmlns:w16du="http://schemas.microsoft.com/office/word/2023/wordml/word16du" xmlns:w16sdtdh="http://schemas.microsoft.com/office/word/2020/wordml/sdtdatahash" xmlns:w16sdtfl="http://schemas.microsoft.com/office/word/2024/wordml/sdtformatlock" xmlns:w16se="http://schemas.microsoft.com/office/word/2015/wordml/symex" xmlns:wpg="http://schemas.microsoft.com/office/word/2010/wordprocessingGroup" xmlns:wpi="http://schemas.microsoft.com/office/word/2010/wordprocessingInk" xmlns:wne="http://schemas.microsoft.com/office/word/2006/wordml" xmlns:wps="http://schemas.microsoft.com/office/word/2010/wordprocessingShape" mc:Ignorable="w14 w15 w16se w16cid w16 w16cex w16sdtdh w16sdtfl w16du wp14">
+<w:glossaryDocument xmlns:wpc="http://schemas.microsoft.com/office/word/2010/wordprocessingCanvas" xmlns:cx="http://schemas.microsoft.com/office/drawing/2014/chartex" xmlns:cx1="http://schemas.microsoft.com/office/drawing/2015/9/8/chartex" xmlns:cx2="http://schemas.microsoft.com/office/drawing/2015/10/21/chartex" xmlns:cx3="http://schemas.microsoft.com/office/drawing/2016/5/9/chartex" xmlns:cx4="http://schemas.microsoft.com/office/drawing/2016/5/10/chartex" xmlns:cx5="http://schemas.microsoft.com/office/drawing/2016/5/11/chartex" xmlns:cx6="http://schemas.microsoft.com/office/drawing/2016/5/12/chartex" xmlns:cx7="http://schemas.microsoft.com/office/drawing/2016/5/13/chartex" xmlns:cx8="http://schemas.microsoft.com/office/drawing/2016/5/14/chartex" xmlns:mc="http://schemas.openxmlformats.org/markup-compatibility/2006" xmlns:aink="http://schemas.microsoft.com/office/drawing/2016/ink" xmlns:am3d="http://schemas.microsoft.com/office/drawing/2017/model3d" xmlns:o="urn:schemas-microsoft-com:office:office" xmlns:oel="http://schemas.microsoft.com/office/2019/extlst" xmlns:r="http://schemas.openxmlformats.org/officeDocument/2006/relationships" xmlns:m="http://schemas.openxmlformats.org/officeDocument/2006/math" xmlns:v="urn:schemas-microsoft-com:vml" xmlns:wp14="http://schemas.microsoft.com/office/word/2010/wordprocessingDrawing" xmlns:wp="http://schemas.openxmlformats.org/drawingml/2006/wordprocessingDrawing" xmlns:w10="urn:schemas-microsoft-com:office:word" xmlns:w="http://schemas.openxmlformats.org/wordprocessingml/2006/main" xmlns:w14="http://schemas.microsoft.com/office/word/2010/wordml" xmlns:w15="http://schemas.microsoft.com/office/word/2012/wordml" xmlns:w16cei="http://schemas.microsoft.com/office/word/2026/wordml/cei" xmlns:w16cex="http://schemas.microsoft.com/office/word/2018/wordml/cex" xmlns:w16cid="http://schemas.microsoft.com/office/word/2016/wordml/cid" xmlns:w16="http://schemas.microsoft.com/office/word/2018/wordml" xmlns:w16du="http://schemas.microsoft.com/office/word/2023/wordml/word16du" xmlns:w16sdtdh="http://schemas.microsoft.com/office/word/2020/wordml/sdtdatahash" xmlns:w16sdtfl="http://schemas.microsoft.com/office/word/2024/wordml/sdtformatlock" xmlns:w16se="http://schemas.microsoft.com/office/word/2015/wordml/symex" xmlns:wpg="http://schemas.microsoft.com/office/word/2010/wordprocessingGroup" xmlns:wpi="http://schemas.microsoft.com/office/word/2010/wordprocessingInk" xmlns:wne="http://schemas.microsoft.com/office/word/2006/wordml" xmlns:wps="http://schemas.microsoft.com/office/word/2010/wordprocessingShape" mc:Ignorable="w14 w15 w16se w16cid w16 w16cex w16sdtdh w16sdtfl w16du wp14">
   <w:docParts>
     <w:docPart>
       <w:docPartPr>
@@ -3230,20 +2677,6 @@
     <w:pitch w:val="variable"/>
     <w:sig w:usb0="E00002FF" w:usb1="2AC7FDFF" w:usb2="00000016" w:usb3="00000000" w:csb0="0002009F" w:csb1="00000000"/>
   </w:font>
-  <w:font w:name="Segoe UI Semibold">
-    <w:panose1 w:val="020B0702040204020203"/>
-    <w:charset w:val="00"/>
-    <w:family w:val="swiss"/>
-    <w:pitch w:val="variable"/>
-    <w:sig w:usb0="E4002EFF" w:usb1="C000E47F" w:usb2="00000009" w:usb3="00000000" w:csb0="000001FF" w:csb1="00000000"/>
-  </w:font>
-  <w:font w:name="Segoe UI">
-    <w:panose1 w:val="020B0502040204020203"/>
-    <w:charset w:val="00"/>
-    <w:family w:val="swiss"/>
-    <w:pitch w:val="variable"/>
-    <w:sig w:usb0="E4002EFF" w:usb1="C000E47F" w:usb2="00000009" w:usb3="00000000" w:csb0="000001FF" w:csb1="00000000"/>
-  </w:font>
 </w:fonts>
 </file>
 
@@ -3294,6 +2727,7 @@
     <w:rsid w:val="00693032"/>
     <w:rsid w:val="006A3DF9"/>
     <w:rsid w:val="006B3CE9"/>
+    <w:rsid w:val="00795022"/>
     <w:rsid w:val="007A7275"/>
     <w:rsid w:val="007A75D3"/>
     <w:rsid w:val="007C19ED"/>
@@ -3321,6 +2755,7 @@
     <w:rsid w:val="00D81D98"/>
     <w:rsid w:val="00E41322"/>
     <w:rsid w:val="00E56968"/>
+    <w:rsid w:val="00E5711F"/>
     <w:rsid w:val="00E66F15"/>
     <w:rsid w:val="00E754B7"/>
     <w:rsid w:val="00EC62E7"/>
@@ -3345,7 +2780,7 @@
   </m:mathPr>
   <w:themeFontLang w:val="en-AU" w:eastAsia="ja-JP"/>
   <w:clrSchemeMapping w:bg1="light1" w:t1="dark1" w:bg2="light2" w:t2="dark2" w:accent1="accent1" w:accent2="accent2" w:accent3="accent3" w:accent4="accent4" w:accent5="accent5" w:accent6="accent6" w:hyperlink="hyperlink" w:followedHyperlink="followedHyperlink"/>
-  <w:decimalSymbol w:val=","/>
+  <w:decimalSymbol w:val="."/>
   <w:listSeparator w:val=","/>
   <w15:chartTrackingRefBased/>
 </w:settings>
@@ -3797,35 +3232,35 @@
     <w:name w:val="EEACA06B9CA045949233FD60A3C0394C"/>
     <w:rsid w:val="00D64F34"/>
     <w:rPr>
-      <w:lang w:val="en-DK" w:eastAsia="en-DK"/>
+      <w:lang/>
     </w:rPr>
   </w:style>
   <w:style w:type="paragraph" w:customStyle="1" w:styleId="AA1B0F0A637C47A3B8C7590E0B2D1F42">
     <w:name w:val="AA1B0F0A637C47A3B8C7590E0B2D1F42"/>
     <w:rsid w:val="00D64F34"/>
     <w:rPr>
-      <w:lang w:val="en-DK" w:eastAsia="en-DK"/>
+      <w:lang/>
     </w:rPr>
   </w:style>
   <w:style w:type="paragraph" w:customStyle="1" w:styleId="2B4DB96ED91D4646B033F03C61B6D71D">
     <w:name w:val="2B4DB96ED91D4646B033F03C61B6D71D"/>
     <w:rsid w:val="00D64F34"/>
     <w:rPr>
-      <w:lang w:val="en-DK" w:eastAsia="en-DK"/>
+      <w:lang/>
     </w:rPr>
   </w:style>
   <w:style w:type="paragraph" w:customStyle="1" w:styleId="CFE123086889425685ED864763FFD352">
     <w:name w:val="CFE123086889425685ED864763FFD352"/>
     <w:rsid w:val="00D64F34"/>
     <w:rPr>
-      <w:lang w:val="en-DK" w:eastAsia="en-DK"/>
+      <w:lang/>
     </w:rPr>
   </w:style>
   <w:style w:type="paragraph" w:customStyle="1" w:styleId="50A5D05D15FF4AB4833AB11957E85ECA">
     <w:name w:val="50A5D05D15FF4AB4833AB11957E85ECA"/>
     <w:rsid w:val="00404DEC"/>
     <w:rPr>
-      <w:lang w:val="en-DK" w:eastAsia="en-DK"/>
+      <w:lang/>
     </w:rPr>
   </w:style>
 </w:styles>
@@ -4153,542 +3588,374 @@
 </a:theme>
 </file>
 
-<file path=customXml/item1.xml><?xml version="1.0" encoding="utf-8"?>
+<file path=customXml/item1.xml>��< ? x m l   v e r s i o n = " 1 . 0 "   e n c o d i n g = " u t f - 1 6 " ? > < N a v W o r d R e p o r t X m l P a r t   x m l n s = " u r n : m i c r o s o f t - d y n a m i c s - n a v / r e p o r t s / S a l e s p e r s o n _ S a l e s _ S t a t i s t i c s / 1 1 4 / " > + 
+     < B C R e p o r t I n f o r m a t i o n > + 
+         < R e p o r t M e t a d a t a > + 
+             < E x t e n s i o n I d > E x t e n s i o n   I D < / E x t e n s i o n I d > + 
+             < E x t e n s i o n N a m e > E x t e n s i o n   N a m e < / E x t e n s i o n N a m e > + 
+             < E x t e n s i o n P u b l i s h e r > E x t e n s i o n   P u b l i s h e r < / E x t e n s i o n P u b l i s h e r > + 
+             < E x t e n s i o n V e r s i o n > E x t e n s i o n   V e r s i o n < / E x t e n s i o n V e r s i o n > + 
+             < R e p o r t I d > R e p o r t   I D < / R e p o r t I d > + 
+             < R e p o r t N a m e > R e p o r t   N a m e < / R e p o r t N a m e > + 
+             < A b o u t T h i s R e p o r t T i t l e > A b o u t   T h i s   R e p o r t   T i t l e < / A b o u t T h i s R e p o r t T i t l e > + 
+             < A b o u t T h i s R e p o r t T e x t > A b o u t   T h i s   R e p o r t   T e x t < / A b o u t T h i s R e p o r t T e x t > + 
+             < R e p o r t H e l p L i n k > R e p o r t   H e l p   L i n k < / R e p o r t H e l p L i n k > + 
+         < / R e p o r t M e t a d a t a > + 
+         < R e p o r t R e q u e s t > + 
+             < T e n a n t E n t r a I d > T e n a n t   E n t r a   I d < / T e n a n t E n t r a I d > + 
+             < E n v i r o n m e n t N a m e > E n v i r o n m e n t   N a m e < / E n v i r o n m e n t N a m e > + 
+             < E n v i r o n m e n t T y p e > E n v i r o n m e n t   T y p e < / E n v i r o n m e n t T y p e > + 
+             < C o m p a n y N a m e > C o m p a n y   N a m e < / C o m p a n y N a m e > + 
+             < C o m p a n y D i s p l a y N a m e > C o m p a n y   D i s p l a y   N a m e < / C o m p a n y D i s p l a y N a m e > + 
+             < C o m p a n y I d > C o m p a n y   I D < / C o m p a n y I d > + 
+             < U s e r N a m e > U s e r   N a m e < / U s e r N a m e > + 
+             < D a t e A n d T i m e > D a t e   a n d   T i m e < / D a t e A n d T i m e > + 
+             < L a n g u a g e > L a n g u a g e < / L a n g u a g e > + 
+             < F o r m a t R e g i o n > F o r m a t   R e g i o n < / F o r m a t R e g i o n > + 
+             < D a t e T i m e V a l u e s > + 
+                 < Y e a r > Y e a r < / Y e a r > + 
+                 < M o n t h N u m b e r > M o n t h   N u m b e r < / M o n t h N u m b e r > + 
+                 < D a y N u m b e r > D a y   N u m b e r < / D a y N u m b e r > + 
+                 < H o u r > H o u r < / H o u r > + 
+                 < M i n u t e > M i n u t e < / M i n u t e > + 
+             < / D a t e T i m e V a l u e s > + 
+         < / R e p o r t R e q u e s t > + 
+     < / B C R e p o r t I n f o r m a t i o n > + 
+     < L a b e l s > + 
+         < A b o u t T h e R e p o r t L a b e l > A b o u t T h e R e p o r t L a b e l < / A b o u t T h e R e p o r t L a b e l > + 
+         < A d j P r o f i t L C Y L a b e l > A d j P r o f i t L C Y L a b e l < / A d j P r o f i t L C Y L a b e l > + 
+         < A d j P r o f i t P c t L a b e l > A d j P r o f i t P c t L a b e l < / A d j P r o f i t P c t L a b e l > + 
+         < A m o u n t s I n L C Y L a b e l > A m o u n t s I n L C Y L a b e l < / A m o u n t s I n L C Y L a b e l > + 
+         < C o d e L a b e l > C o d e L a b e l < / C o d e L a b e l > + 
+         < C o m p a n y L a b e l > C o m p a n y L a b e l < / C o m p a n y L a b e l > + 
+         < D a t a R e t r i e v e d > D a t a R e t r i e v e d < / D a t a R e t r i e v e d > + 
+         < D o c u m e n t a t i o n L a b e l > D o c u m e n t a t i o n L a b e l < / D o c u m e n t a t i o n L a b e l > + 
+         < E n v i r o n m e n t L a b e l > E n v i r o n m e n t L a b e l < / E n v i r o n m e n t L a b e l > + 
+         < I n v D i s c A m o u n t L a b e l > I n v D i s c A m o u n t L a b e l < / I n v D i s c A m o u n t L a b e l > + 
+         < P a g e L a b e l > P a g e L a b e l < / P a g e L a b e l > + 
+         < P e r i o d C a p t i o n > P e r i o d C a p t i o n < / P e r i o d C a p t i o n > + 
+         < P m t D i s c G i v e n L a b e l > P m t D i s c G i v e n L a b e l < / P m t D i s c G i v e n L a b e l > + 
+         < P m t T o l e r a n c e L a b e l > P m t T o l e r a n c e L a b e l < / P m t T o l e r a n c e L a b e l > + 
+         < P r o f i t L C Y L a b e l > P r o f i t L C Y L a b e l < / P r o f i t L C Y L a b e l > + 
+         < P r o f i t P c t L a b e l > P r o f i t P c t L a b e l < / P r o f i t P c t L a b e l > + 
+         < R e p o r t L a b e l > R e p o r t L a b e l < / R e p o r t L a b e l > + 
+         < R e p o r t N a m e L a b e l > R e p o r t N a m e L a b e l < / R e p o r t N a m e L a b e l > + 
+         < R u n O n L a b e l > R u n O n L a b e l < / R u n O n L a b e l > + 
+         < S a l e s L C Y L a b e l > S a l e s L C Y L a b e l < / S a l e s L C Y L a b e l > + 
+         < S a l e s p e r s o n _ P u r c h a s e r _ C o d e C a p t i o n > S a l e s p e r s o n _ P u r c h a s e r _ C o d e C a p t i o n < / S a l e s p e r s o n _ P u r c h a s e r _ C o d e C a p t i o n > + 
+         < S a l e s p e r s o n S a l e s S t a t s A n a l y s i s > S a l e s p e r s o n S a l e s S t a t s A n a l y s i s < / S a l e s p e r s o n S a l e s S t a t s A n a l y s i s > + 
+         < S a l e s p e r s o n S a l e s S t a t s P r i n t > S a l e s p e r s o n S a l e s S t a t s P r i n t < / S a l e s p e r s o n S a l e s S t a t s P r i n t > + 
+         < T o t a l L a b e l > T o t a l L a b e l < / T o t a l L a b e l > + 
+         < U s e r L a b e l > U s e r L a b e l < / U s e r L a b e l > + 
+     < / L a b e l s > + 
+     < S a l e s p e r s o n _ P u r c h a s e r > + 
+         < A d j P r o f i t > A d j P r o f i t < / A d j P r o f i t > + 
+         < A d j P r o f i t P e r c e n t > A d j P r o f i t P e r c e n t < / A d j P r o f i t P e r c e n t > + 
+         < C O M P A N Y N A M E > C O M P A N Y N A M E < / C O M P A N Y N A M E > + 
+         < C u s t _ _ L e d g e r _ E n t r y _ _ _ I n v _ _ D i s c o u n t _ _ L C Y _ _ > C u s t _ _ L e d g e r _ E n t r y _ _ _ I n v _ _ D i s c o u n t _ _ L C Y _ _ < / C u s t _ _ L e d g e r _ E n t r y _ _ _ I n v _ _ D i s c o u n t _ _ L C Y _ _ > + 
+         < C u s t _ _ L e d g e r _ E n t r y _ _ _ P m t _ _ D i s c _ _ G i v e n _ _ L C Y _ _ > C u s t _ _ L e d g e r _ E n t r y _ _ _ P m t _ _ D i s c _ _ G i v e n _ _ L C Y _ _ < / C u s t _ _ L e d g e r _ E n t r y _ _ _ P m t _ _ D i s c _ _ G i v e n _ _ L C Y _ _ > + 
+         < C u s t _ _ L e d g e r _ E n t r y _ _ _ P m t _ _ T o l e r a n c e _ _ L C Y _ _ > C u s t _ _ L e d g e r _ E n t r y _ _ _ P m t _ _ T o l e r a n c e _ _ L C Y _ _ < / C u s t _ _ L e d g e r _ E n t r y _ _ _ P m t _ _ T o l e r a n c e _ _ L C Y _ _ > + 
+         < C u s t _ _ L e d g e r _ E n t r y _ _ _ P r o f i t _ _ L C Y _ _ > C u s t _ _ L e d g e r _ E n t r y _ _ _ P r o f i t _ _ L C Y _ _ < / C u s t _ _ L e d g e r _ E n t r y _ _ _ P r o f i t _ _ L C Y _ _ > + 
+         < C u s t _ _ L e d g e r _ E n t r y _ _ _ S a l e s _ _ L C Y _ _ > C u s t _ _ L e d g e r _ E n t r y _ _ _ S a l e s _ _ L C Y _ _ < / C u s t _ _ L e d g e r _ E n t r y _ _ _ S a l e s _ _ L C Y _ _ > + 
+         < C u s t _ _ L e d g e r _ E n t r y _ _ T A B L E C A P T I O N _ _ _ _ _ _ _ _ _ _ C u s t L e d g E n t r y F i l t e r > C u s t _ _ L e d g e r _ E n t r y _ _ T A B L E C A P T I O N _ _ _ _ _ _ _ _ _ _ C u s t L e d g E n t r y F i l t e r < / C u s t _ _ L e d g e r _ E n t r y _ _ T A B L E C A P T I O N _ _ _ _ _ _ _ _ _ _ C u s t L e d g E n t r y F i l t e r > + 
+         < C u s t L e d g E n t r y F i l t e r > C u s t L e d g E n t r y F i l t e r < / C u s t L e d g E n t r y F i l t e r > + 
+         < P r o f i t P e r c e n t > P r o f i t P e r c e n t < / P r o f i t P e r c e n t > + 
+         < S a l e s p e r s o n _ P u r c h a s e r _ _ T A B L E C A P T I O N _ _ _ _ _ _ _ _ _ _ S a l e s p e r s o n F i l t e r > S a l e s p e r s o n _ P u r c h a s e r _ _ T A B L E C A P T I O N _ _ _ _ _ _ _ _ _ _ S a l e s p e r s o n F i l t e r < / S a l e s p e r s o n _ P u r c h a s e r _ _ T A B L E C A P T I O N _ _ _ _ _ _ _ _ _ _ S a l e s p e r s o n F i l t e r > + 
+         < S a l e s p e r s o n _ P u r c h a s e r _ C o d e > S a l e s p e r s o n _ P u r c h a s e r _ C o d e < / S a l e s p e r s o n _ P u r c h a s e r _ C o d e > + 
+         < S a l e s p e r s o n F i l t e r > S a l e s p e r s o n F i l t e r < / S a l e s p e r s o n F i l t e r > + 
+         < S T R S U B S T N O _ T e x t 0 0 0 _ P e r i o d T e x t _ > S T R S U B S T N O _ T e x t 0 0 0 _ P e r i o d T e x t _ < / S T R S U B S T N O _ T e x t 0 0 0 _ P e r i o d T e x t _ > + 
+     < / S a l e s p e r s o n _ P u r c h a s e r > + 
+     < C u s t _ L e d g e r _ E n t r y / > + 
+     < T o t a l s > + 
+         < T o t a l s _ A d j P r o f i t > T o t a l s _ A d j P r o f i t < / T o t a l s _ A d j P r o f i t > + 
+         < T o t a l s _ A d j P r o f i t P c t > T o t a l s _ A d j P r o f i t P c t < / T o t a l s _ A d j P r o f i t P c t > + 
+         < T o t a l s _ I n v D i s c A m o u n t > T o t a l s _ I n v D i s c A m o u n t < / T o t a l s _ I n v D i s c A m o u n t > + 
+         < T o t a l s _ P m t D i s c G i v e n > T o t a l s _ P m t D i s c G i v e n < / T o t a l s _ P m t D i s c G i v e n > + 
+         < T o t a l s _ P m t T o l e r a n c e > T o t a l s _ P m t T o l e r a n c e < / T o t a l s _ P m t T o l e r a n c e > + 
+         < T o t a l s _ P r o f i t > T o t a l s _ P r o f i t < / T o t a l s _ P r o f i t > + 
+         < T o t a l s _ P r o f i t P c t > T o t a l s _ P r o f i t P c t < / T o t a l s _ P r o f i t P c t > + 
+         < T o t a l s _ S a l e s > T o t a l s _ S a l e s < / T o t a l s _ S a l e s > + 
+     < / T o t a l s > + 
+ < / N a v W o r d R e p o r t X m l P a r t > 
+</file>
+
+<file path=customXml/item2.xml>��< ? x m l   v e r s i o n = " 1 . 0 "   e n c o d i n g = " u t f - 1 6 " ? > < N a v W o r d R e p o r t X m l P a r t   x m l n s = " u r n : m i c r o s o f t - d y n a m i c s - b u s i n e s s c e n t r a l / i n t e r n a l / e x t e n d e d / r e p o r t s / S a l e s p e r s o n _ S a l e s _ S t a t i s t i c s / 1 1 4 / " > + 
+     < B C R e p o r t I n f o r m a t i o n > + 
+         < R e p o r t M e t a d a t a > + 
+             < E x t e n s i o n I d > E x t e n s i o n   I D < / E x t e n s i o n I d > + 
+             < E x t e n s i o n N a m e > E x t e n s i o n   N a m e < / E x t e n s i o n N a m e > + 
+             < E x t e n s i o n P u b l i s h e r > E x t e n s i o n   P u b l i s h e r < / E x t e n s i o n P u b l i s h e r > + 
+             < E x t e n s i o n V e r s i o n > E x t e n s i o n   V e r s i o n < / E x t e n s i o n V e r s i o n > + 
+             < R e p o r t I d > R e p o r t   I D < / R e p o r t I d > + 
+             < R e p o r t N a m e > R e p o r t   N a m e < / R e p o r t N a m e > + 
+             < A b o u t T h i s R e p o r t T i t l e > A b o u t   T h i s   R e p o r t   T i t l e < / A b o u t T h i s R e p o r t T i t l e > + 
+             < A b o u t T h i s R e p o r t T e x t > A b o u t   T h i s   R e p o r t   T e x t < / A b o u t T h i s R e p o r t T e x t > + 
+             < R e p o r t H e l p L i n k > R e p o r t   H e l p   L i n k < / R e p o r t H e l p L i n k > + 
+         < / R e p o r t M e t a d a t a > + 
+         < R e p o r t R e q u e s t > + 
+             < T e n a n t E n t r a I d > T e n a n t   E n t r a   I d < / T e n a n t E n t r a I d > + 
+             < E n v i r o n m e n t N a m e > E n v i r o n m e n t   N a m e < / E n v i r o n m e n t N a m e > + 
+             < E n v i r o n m e n t T y p e > E n v i r o n m e n t   T y p e < / E n v i r o n m e n t T y p e > + 
+             < C o m p a n y N a m e > C o m p a n y   N a m e < / C o m p a n y N a m e > + 
+             < C o m p a n y D i s p l a y N a m e > C o m p a n y   D i s p l a y   N a m e < / C o m p a n y D i s p l a y N a m e > + 
+             < C o m p a n y I d > C o m p a n y   I D < / C o m p a n y I d > + 
+             < U s e r N a m e > U s e r   N a m e < / U s e r N a m e > + 
+             < D a t e A n d T i m e > D a t e   a n d   T i m e < / D a t e A n d T i m e > + 
+             < L a n g u a g e > L a n g u a g e < / L a n g u a g e > + 
+             < F o r m a t R e g i o n > F o r m a t   R e g i o n < / F o r m a t R e g i o n > + 
+             < D a t e T i m e V a l u e s > + 
+                 < Y e a r > Y e a r < / Y e a r > + 
+                 < M o n t h N u m b e r > M o n t h   N u m b e r < / M o n t h N u m b e r > + 
+                 < D a y N u m b e r > D a y   N u m b e r < / D a y N u m b e r > + 
+                 < H o u r > H o u r < / H o u r > + 
+                 < M i n u t e > M i n u t e < / M i n u t e > + 
+             < / D a t e T i m e V a l u e s > + 
+         < / R e p o r t R e q u e s t > + 
+     < / B C R e p o r t I n f o r m a t i o n > + 
+     < L a b e l s > + 
+         < A b o u t T h e R e p o r t L a b e l   E l e m e n t T y p e = " P a r a m e t e r "   E l e m e n t I d = " 1 6 7 7 9 2 0 0 1 "   D a t a T y p e = " S t r i n g " > A b o u t T h e R e p o r t L a b e l < / A b o u t T h e R e p o r t L a b e l > + 
+         < A d j P r o f i t L C Y L a b e l   E l e m e n t T y p e = " P a r a m e t e r "   E l e m e n t I d = " 6 9 3 6 9 2 5 5 6 "   D a t a T y p e = " S t r i n g " > A d j P r o f i t L C Y L a b e l < / A d j P r o f i t L C Y L a b e l > + 
+         < A d j P r o f i t P c t L a b e l   E l e m e n t T y p e = " P a r a m e t e r "   E l e m e n t I d = " 1 3 7 2 4 3 1 1 0 9 "   D a t a T y p e = " S t r i n g " > A d j P r o f i t P c t L a b e l < / A d j P r o f i t P c t L a b e l > + 
+         < A m o u n t s I n L C Y L a b e l   E l e m e n t T y p e = " P a r a m e t e r "   E l e m e n t I d = " 3 0 8 7 3 3 2 2 7 "   D a t a T y p e = " S t r i n g " > A m o u n t s I n L C Y L a b e l < / A m o u n t s I n L C Y L a b e l > + 
+         < C o d e L a b e l   E l e m e n t T y p e = " P a r a m e t e r "   E l e m e n t I d = " 1 3 8 4 6 0 1 4 8 6 "   D a t a T y p e = " S t r i n g " > C o d e L a b e l < / C o d e L a b e l > + 
+         < C o m p a n y L a b e l   E l e m e n t T y p e = " P a r a m e t e r "   E l e m e n t I d = " 3 4 6 7 6 0 3 4 8 "   D a t a T y p e = " S t r i n g " > C o m p a n y L a b e l < / C o m p a n y L a b e l > + 
+         < D a t a R e t r i e v e d   E l e m e n t T y p e = " P a r a m e t e r "   E l e m e n t I d = " 2 9 1 9 1 1 8 0 7 "   D a t a T y p e = " S t r i n g " > D a t a R e t r i e v e d < / D a t a R e t r i e v e d > + 
+         < D o c u m e n t a t i o n L a b e l   E l e m e n t T y p e = " P a r a m e t e r "   E l e m e n t I d = " 1 7 3 8 9 2 4 8 1 5 "   D a t a T y p e = " S t r i n g " > D o c u m e n t a t i o n L a b e l < / D o c u m e n t a t i o n L a b e l > + 
+         < E n v i r o n m e n t L a b e l   E l e m e n t T y p e = " P a r a m e t e r "   E l e m e n t I d = " 8 1 8 8 1 6 5 9 0 "   D a t a T y p e = " S t r i n g " > E n v i r o n m e n t L a b e l < / E n v i r o n m e n t L a b e l > + 
+         < I n v D i s c A m o u n t L a b e l   E l e m e n t T y p e = " P a r a m e t e r "   E l e m e n t I d = " 9 3 7 8 2 5 4 1 9 "   D a t a T y p e = " S t r i n g " > I n v D i s c A m o u n t L a b e l < / I n v D i s c A m o u n t L a b e l > + 
+         < P a g e L a b e l   E l e m e n t T y p e = " P a r a m e t e r "   E l e m e n t I d = " 1 8 8 0 8 2 7 5 0 4 "   D a t a T y p e = " S t r i n g " > P a g e L a b e l < / P a g e L a b e l > + 
+         < P e r i o d C a p t i o n   E l e m e n t T y p e = " P a r a m e t e r "   E l e m e n t I d = " 1 4 7 8 2 5 3 4 2 2 "   D a t a T y p e = " S t r i n g " > P e r i o d C a p t i o n < / P e r i o d C a p t i o n > + 
+         < P m t D i s c G i v e n L a b e l   E l e m e n t T y p e = " P a r a m e t e r "   E l e m e n t I d = " 1 4 6 7 4 7 5 8 6 8 "   D a t a T y p e = " S t r i n g " > P m t D i s c G i v e n L a b e l < / P m t D i s c G i v e n L a b e l > + 
+         < P m t T o l e r a n c e L a b e l   E l e m e n t T y p e = " P a r a m e t e r "   E l e m e n t I d = " 1 3 4 3 2 4 4 6 1 3 "   D a t a T y p e = " S t r i n g " > P m t T o l e r a n c e L a b e l < / P m t T o l e r a n c e L a b e l > + 
+         < P r o f i t L C Y L a b e l   E l e m e n t T y p e = " P a r a m e t e r "   E l e m e n t I d = " 1 0 0 4 4 3 6 2 6 1 "   D a t a T y p e = " S t r i n g " > P r o f i t L C Y L a b e l < / P r o f i t L C Y L a b e l > + 
+         < P r o f i t P c t L a b e l   E l e m e n t T y p e = " P a r a m e t e r "   E l e m e n t I d = " 1 8 1 8 8 2 4 5 4 "   D a t a T y p e = " S t r i n g " > P r o f i t P c t L a b e l < / P r o f i t P c t L a b e l > + 
+         < R e p o r t L a b e l   E l e m e n t T y p e = " P a r a m e t e r "   E l e m e n t I d = " 6 7 9 5 8 1 0 5 1 "   D a t a T y p e = " S t r i n g " > R e p o r t L a b e l < / R e p o r t L a b e l > + 
+         < R e p o r t N a m e L a b e l   E l e m e n t T y p e = " P a r a m e t e r "   E l e m e n t I d = " 1 0 2 2 2 9 2 9 8 2 "   D a t a T y p e = " S t r i n g " > R e p o r t N a m e L a b e l < / R e p o r t N a m e L a b e l > + 
+         < R u n O n L a b e l   E l e m e n t T y p e = " P a r a m e t e r "   E l e m e n t I d = " 1 1 1 9 0 3 7 5 9 5 "   D a t a T y p e = " S t r i n g " > R u n O n L a b e l < / R u n O n L a b e l > + 
+         < S a l e s L C Y L a b e l   E l e m e n t T y p e = " P a r a m e t e r "   E l e m e n t I d = " 4 4 6 4 9 9 1 3 9 "   D a t a T y p e = " S t r i n g " > S a l e s L C Y L a b e l < / S a l e s L C Y L a b e l > + 
+         < S a l e s p e r s o n _ P u r c h a s e r _ C o d e C a p t i o n   E l e m e n t T y p e = " P a r a m e t e r "   E l e m e n t I d = " 1 3 8 8 0 3 1 6 5 2 "   D a t a T y p e = " S t r i n g " > S a l e s p e r s o n _ P u r c h a s e r _ C o d e C a p t i o n < / S a l e s p e r s o n _ P u r c h a s e r _ C o d e C a p t i o n > + 
+         < S a l e s p e r s o n S a l e s S t a t s A n a l y s i s   E l e m e n t T y p e = " P a r a m e t e r "   E l e m e n t I d = " 1 0 1 3 0 9 8 0 9 3 "   D a t a T y p e = " S t r i n g " > S a l e s p e r s o n S a l e s S t a t s A n a l y s i s < / S a l e s p e r s o n S a l e s S t a t s A n a l y s i s > + 
+         < S a l e s p e r s o n S a l e s S t a t s P r i n t   E l e m e n t T y p e = " P a r a m e t e r "   E l e m e n t I d = " 1 4 7 0 3 3 1 6 8 "   D a t a T y p e = " S t r i n g " > S a l e s p e r s o n S a l e s S t a t s P r i n t < / S a l e s p e r s o n S a l e s S t a t s P r i n t > + 
+         < T o t a l L a b e l   E l e m e n t T y p e = " P a r a m e t e r "   E l e m e n t I d = " 2 1 0 2 1 4 6 0 4 9 "   D a t a T y p e = " S t r i n g " > T o t a l L a b e l < / T o t a l L a b e l > + 
+         < U s e r L a b e l   E l e m e n t T y p e = " P a r a m e t e r "   E l e m e n t I d = " 8 4 8 8 1 6 7 9 4 "   D a t a T y p e = " S t r i n g " > U s e r L a b e l < / U s e r L a b e l > + 
+     < / L a b e l s > + 
+     < T o o l t i p s / > + 
+     < S a l e s p e r s o n _ P u r c h a s e r   E l e m e n t T y p e = " D a t a I t e m "   E l e m e n t I d = " 1 2 5 2 1 0 1 6 7 8 " > + 
+         < A d j P r o f i t   E l e m e n t T y p e = " C o l u m n "   E l e m e n t I d = " 6 6 6 3 9 3 8 5 2 "   D a t a T y p e = " D e c i m a l " > A d j P r o f i t < / A d j P r o f i t > + 
+         < A d j P r o f i t P e r c e n t   E l e m e n t T y p e = " C o l u m n "   E l e m e n t I d = " 2 1 8 8 9 1 2 7 9 "   D a t a T y p e = " D e c i m a l " > A d j P r o f i t P e r c e n t < / A d j P r o f i t P e r c e n t > + 
+         < C O M P A N Y N A M E   E l e m e n t T y p e = " C o l u m n "   E l e m e n t I d = " 1 7 5 3 0 1 5 1 5 5 "   D a t a T y p e = " S t r i n g " > C O M P A N Y N A M E < / C O M P A N Y N A M E > + 
+         < C u s t _ _ L e d g e r _ E n t r y _ _ _ I n v _ _ D i s c o u n t _ _ L C Y _ _   E l e m e n t T y p e = " C o l u m n "   E l e m e n t I d = " 1 9 8 9 3 9 0 8 5 5 "   D a t a T y p e = " D e c i m a l " > C u s t _ _ L e d g e r _ E n t r y _ _ _ I n v _ _ D i s c o u n t _ _ L C Y _ _ < / C u s t _ _ L e d g e r _ E n t r y _ _ _ I n v _ _ D i s c o u n t _ _ L C Y _ _ > + 
+         < C u s t _ _ L e d g e r _ E n t r y _ _ _ P m t _ _ D i s c _ _ G i v e n _ _ L C Y _ _   E l e m e n t T y p e = " C o l u m n "   E l e m e n t I d = " 1 8 6 0 9 5 7 6 0 4 "   D a t a T y p e = " D e c i m a l " > C u s t _ _ L e d g e r _ E n t r y _ _ _ P m t _ _ D i s c _ _ G i v e n _ _ L C Y _ _ < / C u s t _ _ L e d g e r _ E n t r y _ _ _ P m t _ _ D i s c _ _ G i v e n _ _ L C Y _ _ > + 
+         < C u s t _ _ L e d g e r _ E n t r y _ _ _ P m t _ _ T o l e r a n c e _ _ L C Y _ _   E l e m e n t T y p e = " C o l u m n "   E l e m e n t I d = " 8 8 4 5 6 3 2 3 "   D a t a T y p e = " D e c i m a l " > C u s t _ _ L e d g e r _ E n t r y _ _ _ P m t _ _ T o l e r a n c e _ _ L C Y _ _ < / C u s t _ _ L e d g e r _ E n t r y _ _ _ P m t _ _ T o l e r a n c e _ _ L C Y _ _ > + 
+         < C u s t _ _ L e d g e r _ E n t r y _ _ _ P r o f i t _ _ L C Y _ _   E l e m e n t T y p e = " C o l u m n "   E l e m e n t I d = " 1 6 1 5 1 3 7 4 4 3 "   D a t a T y p e = " D e c i m a l " > C u s t _ _ L e d g e r _ E n t r y _ _ _ P r o f i t _ _ L C Y _ _ < / C u s t _ _ L e d g e r _ E n t r y _ _ _ P r o f i t _ _ L C Y _ _ > + 
+         < C u s t _ _ L e d g e r _ E n t r y _ _ _ S a l e s _ _ L C Y _ _   E l e m e n t T y p e = " C o l u m n "   E l e m e n t I d = " 3 4 8 7 9 4 9 4 9 "   D a t a T y p e = " D e c i m a l " > C u s t _ _ L e d g e r _ E n t r y _ _ _ S a l e s _ _ L C Y _ _ < / C u s t _ _ L e d g e r _ E n t r y _ _ _ S a l e s _ _ L C Y _ _ > + 
+         < C u s t _ _ L e d g e r _ E n t r y _ _ T A B L E C A P T I O N _ _ _ _ _ _ _ _ _ _ C u s t L e d g E n t r y F i l t e r   E l e m e n t T y p e = " C o l u m n "   E l e m e n t I d = " 7 1 0 6 3 3 9 1 7 "   D a t a T y p e = " T e x t " > C u s t _ _ L e d g e r _ E n t r y _ _ T A B L E C A P T I O N _ _ _ _ _ _ _ _ _ _ C u s t L e d g E n t r y F i l t e r < / C u s t _ _ L e d g e r _ E n t r y _ _ T A B L E C A P T I O N _ _ _ _ _ _ _ _ _ _ C u s t L e d g E n t r y F i l t e r > + 
+         < C u s t L e d g E n t r y F i l t e r   E l e m e n t T y p e = " C o l u m n "   E l e m e n t I d = " 1 1 7 3 5 3 2 6 6 6 "   D a t a T y p e = " T e x t " > C u s t L e d g E n t r y F i l t e r < / C u s t L e d g E n t r y F i l t e r > + 
+         < P r o f i t P e r c e n t   E l e m e n t T y p e = " C o l u m n "   E l e m e n t I d = " 1 3 1 4 9 7 7 4 6 4 "   D a t a T y p e = " D e c i m a l " > P r o f i t P e r c e n t < / P r o f i t P e r c e n t > + 
+         < S a l e s p e r s o n _ P u r c h a s e r _ _ T A B L E C A P T I O N _ _ _ _ _ _ _ _ _ _ S a l e s p e r s o n F i l t e r   E l e m e n t T y p e = " C o l u m n "   E l e m e n t I d = " 1 0 1 6 0 4 1 6 9 9 "   D a t a T y p e = " T e x t " > S a l e s p e r s o n _ P u r c h a s e r _ _ T A B L E C A P T I O N _ _ _ _ _ _ _ _ _ _ S a l e s p e r s o n F i l t e r < / S a l e s p e r s o n _ P u r c h a s e r _ _ T A B L E C A P T I O N _ _ _ _ _ _ _ _ _ _ S a l e s p e r s o n F i l t e r > + 
+         < S a l e s p e r s o n _ P u r c h a s e r _ C o d e   E l e m e n t T y p e = " C o l u m n "   E l e m e n t I d = " 1 3 8 8 0 3 1 6 5 2 "   D a t a T y p e = " C o d e " > S a l e s p e r s o n _ P u r c h a s e r _ C o d e < / S a l e s p e r s o n _ P u r c h a s e r _ C o d e > + 
+         < S a l e s p e r s o n F i l t e r   E l e m e n t T y p e = " C o l u m n "   E l e m e n t I d = " 1 2 4 2 2 8 3 2 5 6 "   D a t a T y p e = " T e x t " > S a l e s p e r s o n F i l t e r < / S a l e s p e r s o n F i l t e r > + 
+         < S T R S U B S T N O _ T e x t 0 0 0 _ P e r i o d T e x t _   E l e m e n t T y p e = " C o l u m n "   E l e m e n t I d = " 7 2 2 9 9 1 7 0 4 "   D a t a T y p e = " S t r i n g " > S T R S U B S T N O _ T e x t 0 0 0 _ P e r i o d T e x t _ < / S T R S U B S T N O _ T e x t 0 0 0 _ P e r i o d T e x t _ > + 
+     < / S a l e s p e r s o n _ P u r c h a s e r > + 
+     < C u s t _ L e d g e r _ E n t r y   E l e m e n t T y p e = " D a t a I t e m "   E l e m e n t I d = " 5 8 6 4 3 3 8 0 3 " / > + 
+     < T o t a l s   E l e m e n t T y p e = " D a t a I t e m "   E l e m e n t I d = " 1 8 2 3 9 5 0 0 4 4 " > + 
+         < T o t a l s _ A d j P r o f i t   E l e m e n t T y p e = " C o l u m n "   E l e m e n t I d = " 1 9 0 9 5 0 1 3 6 2 "   D a t a T y p e = " D e c i m a l " > T o t a l s _ A d j P r o f i t < / T o t a l s _ A d j P r o f i t > + 
+         < T o t a l s _ A d j P r o f i t P c t   E l e m e n t T y p e = " C o l u m n "   E l e m e n t I d = " 3 1 3 1 7 1 4 3 5 "   D a t a T y p e = " D e c i m a l " > T o t a l s _ A d j P r o f i t P c t < / T o t a l s _ A d j P r o f i t P c t > + 
+         < T o t a l s _ I n v D i s c A m o u n t   E l e m e n t T y p e = " C o l u m n "   E l e m e n t I d = " 7 2 5 8 5 0 7 "   D a t a T y p e = " D e c i m a l " > T o t a l s _ I n v D i s c A m o u n t < / T o t a l s _ I n v D i s c A m o u n t > + 
+         < T o t a l s _ P m t D i s c G i v e n   E l e m e n t T y p e = " C o l u m n "   E l e m e n t I d = " 8 3 6 1 4 3 8 6 8 "   D a t a T y p e = " D e c i m a l " > T o t a l s _ P m t D i s c G i v e n < / T o t a l s _ P m t D i s c G i v e n > + 
+         < T o t a l s _ P m t T o l e r a n c e   E l e m e n t T y p e = " C o l u m n "   E l e m e n t I d = " 1 9 0 2 7 0 1 8 9 9 "   D a t a T y p e = " D e c i m a l " > T o t a l s _ P m t T o l e r a n c e < / T o t a l s _ P m t T o l e r a n c e > + 
+         < T o t a l s _ P r o f i t   E l e m e n t T y p e = " C o l u m n "   E l e m e n t I d = " 6 4 6 2 9 5 2 1 9 "   D a t a T y p e = " D e c i m a l " > T o t a l s _ P r o f i t < / T o t a l s _ P r o f i t > + 
+         < T o t a l s _ P r o f i t P c t   E l e m e n t T y p e = " C o l u m n "   E l e m e n t I d = " 2 2 3 4 7 8 0 9 8 "   D a t a T y p e = " D e c i m a l " > T o t a l s _ P r o f i t P c t < / T o t a l s _ P r o f i t P c t > + 
+         < T o t a l s _ S a l e s   E l e m e n t T y p e = " C o l u m n "   E l e m e n t I d = " 1 3 9 9 9 8 5 1 0 9 "   D a t a T y p e = " D e c i m a l " > T o t a l s _ S a l e s < / T o t a l s _ S a l e s > + 
+     < / T o t a l s > + 
+ < / N a v W o r d R e p o r t X m l P a r t > 
+</file>
+
+<file path=customXml/item3.xml><?xml version="1.0" encoding="utf-8"?>
 <b:Sources xmlns:b="http://schemas.openxmlformats.org/officeDocument/2006/bibliography" xmlns="http://schemas.openxmlformats.org/officeDocument/2006/bibliography" SelectedStyle="\APASixthEditionOfficeOnline.xsl" StyleName="APA" Version="6"/>
 </file>
 
-<file path=customXml/item2.xml>��< ? x m l   v e r s i o n = " 1 . 0 "   e n c o d i n g = " u t f - 1 6 " ? > - 
- < N a v W o r d R e p o r t X m l P a r t   x m l n s = " u r n : m i c r o s o f t - d y n a m i c s - b u s i n e s s c e n t r a l / i n t e r n a l / e x t e n d e d / r e p o r t s / S a l e s p e r s o n _ S a l e s _ S t a t i s t i c s / 1 1 4 / " > - 
-     < B C R e p o r t I n f o r m a t i o n > - 
-         < R e p o r t M e t a d a t a > - 
-             < E x t e n s i o n I d > E x t e n s i o n   I D < / E x t e n s i o n I d > - 
-             < E x t e n s i o n N a m e > E x t e n s i o n   N a m e < / E x t e n s i o n N a m e > - 
-             < E x t e n s i o n P u b l i s h e r > E x t e n s i o n   P u b l i s h e r < / E x t e n s i o n P u b l i s h e r > - 
-             < E x t e n s i o n V e r s i o n > E x t e n s i o n   V e r s i o n < / E x t e n s i o n V e r s i o n > - 
-             < R e p o r t I d > R e p o r t   I D < / R e p o r t I d > - 
-             < R e p o r t N a m e > R e p o r t   N a m e < / R e p o r t N a m e > - 
-             < A b o u t T h i s R e p o r t T i t l e > A b o u t   T h i s   R e p o r t   T i t l e < / A b o u t T h i s R e p o r t T i t l e > - 
-             < A b o u t T h i s R e p o r t T e x t > A b o u t   T h i s   R e p o r t   T e x t < / A b o u t T h i s R e p o r t T e x t > - 
-             < R e p o r t H e l p L i n k > R e p o r t   H e l p   L i n k < / R e p o r t H e l p L i n k > - 
-         < / R e p o r t M e t a d a t a > - 
-         < R e p o r t R e q u e s t > - 
-             < T e n a n t E n t r a I d > T e n a n t   E n t r a   I d < / T e n a n t E n t r a I d > - 
-             < E n v i r o n m e n t N a m e > E n v i r o n m e n t   N a m e < / E n v i r o n m e n t N a m e > - 
-             < E n v i r o n m e n t T y p e > E n v i r o n m e n t   T y p e < / E n v i r o n m e n t T y p e > - 
-             < C o m p a n y N a m e > C o m p a n y   N a m e < / C o m p a n y N a m e > - 
-             < C o m p a n y D i s p l a y N a m e > C o m p a n y   D i s p l a y   N a m e < / C o m p a n y D i s p l a y N a m e > - 
-             < C o m p a n y I d > C o m p a n y   I D < / C o m p a n y I d > - 
-             < U s e r N a m e > U s e r   N a m e < / U s e r N a m e > - 
-             < D a t e A n d T i m e > D a t e   a n d   T i m e < / D a t e A n d T i m e > - 
-             < L a n g u a g e > L a n g u a g e < / L a n g u a g e > - 
-             < F o r m a t R e g i o n > F o r m a t   R e g i o n < / F o r m a t R e g i o n > - 
-             < D a t e T i m e V a l u e s > - 
-                 < Y e a r > Y e a r < / Y e a r > - 
-                 < M o n t h N u m b e r > M o n t h   N u m b e r < / M o n t h N u m b e r > - 
-                 < D a y N u m b e r > D a y   N u m b e r < / D a y N u m b e r > - 
-                 < H o u r > H o u r < / H o u r > - 
-                 < M i n u t e > M i n u t e < / M i n u t e > - 
-             < / D a t e T i m e V a l u e s > - 
-         < / R e p o r t R e q u e s t > - 
-         < C o m p a n y M e t a d a t a > - 
-             < C o m p a n y N a m e > C o m p a n y   N a m e < / C o m p a n y N a m e > - 
-             < C o m p a n y D i s p l a y N a m e > C o m p a n y   D i s p l a y   N a m e < / C o m p a n y D i s p l a y N a m e > - 
-             < C o m p a n y A d d r e s s L i n e s > - 
-                 < C o m p a n y A d d r e s s L i n e > C o m p a n y   A d d r e s s   L i n e   1 < / C o m p a n y A d d r e s s L i n e > - 
-                 < C o m p a n y A d d r e s s L i n e > C o m p a n y   A d d r e s s   L i n e   2 < / C o m p a n y A d d r e s s L i n e > - 
-                 < C o m p a n y A d d r e s s L i n e > C o m p a n y   A d d r e s s   L i n e   3 < / C o m p a n y A d d r e s s L i n e > - 
-                 < C o m p a n y A d d r e s s L i n e > C o m p a n y   A d d r e s s   L i n e   4 < / C o m p a n y A d d r e s s L i n e > - 
-                 < C o m p a n y A d d r e s s L i n e > C o m p a n y   A d d r e s s   L i n e   5 < / C o m p a n y A d d r e s s L i n e > - 
-                 < C o m p a n y A d d r e s s L i n e > C o m p a n y   A d d r e s s   L i n e   6 < / C o m p a n y A d d r e s s L i n e > - 
-                 < C o m p a n y A d d r e s s L i n e > C o m p a n y   A d d r e s s   L i n e   7 < / C o m p a n y A d d r e s s L i n e > - 
-                 < C o m p a n y A d d r e s s L i n e > C o m p a n y   A d d r e s s   L i n e   8 < / C o m p a n y A d d r e s s L i n e > - 
-             < / C o m p a n y A d d r e s s L i n e s > - 
-             < C o m p a n y P h o n e > C o m p a n y   P h o n e < / C o m p a n y P h o n e > - 
-             < C o m p a n y P h o n e C a p t i o n > C o m p a n y   P h o n e   C a p t i o n < / C o m p a n y P h o n e C a p t i o n > - 
-             < C o m p a n y F a x N o > C o m p a n y   F a x   N o . < / C o m p a n y F a x N o > - 
-             < C o m p a n y F a x N o C a p t i o n > C o m p a n y   F a x   N o .   C a p t i o n < / C o m p a n y F a x N o C a p t i o n > - 
-             < C o m p a n y E m a i l > C o m p a n y   E m a i l < / C o m p a n y E m a i l > - 
-             < C o m p a n y E m a i l C a p t i o n > C o m p a n y   E m a i l   C a p t i o n < / C o m p a n y E m a i l C a p t i o n > - 
-             < C o m p a n y H o m e P a g e > C o m p a n y   H o m e   P a g e < / C o m p a n y H o m e P a g e > - 
-             < C o m p a n y H o m e P a g e C a p t i o n > C o m p a n y   H o m e   P a g e   C a p t i o n < / C o m p a n y H o m e P a g e C a p t i o n > - 
-             < C o m p a n y L o g o > C o m p a n y   L o g o < / C o m p a n y L o g o > - 
-             < C o m p a n y V A T R e g i s t r a t i o n N o > C o m p a n y   V A T   R e g i s t r a t i o n   N o . < / C o m p a n y V A T R e g i s t r a t i o n N o > - 
-             < C o m p a n y V A T R e g i s t r a t i o n N o C a p t i o n > C o m p a n y   V A T   R e g i s t r a t i o n   N o .   C a p t i o n < / C o m p a n y V A T R e g i s t r a t i o n N o C a p t i o n > - 
-             < C o m p a n y R e g i s t r a t i o n N o > C o m p a n y   R e g i s t r a t i o n   N o . < / C o m p a n y R e g i s t r a t i o n N o > - 
-             < C o m p a n y R e g i s t r a t i o n N o C a p t i o n > C o m p a n y   R e g i s t r a t i o n   N o .   C a p t i o n < / C o m p a n y R e g i s t r a t i o n N o C a p t i o n > - 
-             < C o m p a n y B a n k N a m e > C o m p a n y   B a n k   N a m e < / C o m p a n y B a n k N a m e > - 
-             < C o m p a n y B a n k N a m e C a p t i o n > C o m p a n y   B a n k   N a m e   C a p t i o n < / C o m p a n y B a n k N a m e C a p t i o n > - 
-             < C o m p a n y B a n k A c c o u n t N o > C o m p a n y   B a n k   A c c o u n t   N o . < / C o m p a n y B a n k A c c o u n t N o > - 
-             < C o m p a n y B a n k A c c o u n t N o C a p t i o n > C o m p a n y   B a n k   A c c o u n t   N o .   C a p t i o n < / C o m p a n y B a n k A c c o u n t N o C a p t i o n > - 
-             < C o m p a n y B a n k B r a n c h N o > C o m p a n y   B a n k   B r a n c h   N o . < / C o m p a n y B a n k B r a n c h N o > - 
-             < C o m p a n y B a n k B r a n c h N o C a p t i o n > C o m p a n y   B a n k   B r a n c h   N o .   C a p t i o n < / C o m p a n y B a n k B r a n c h N o C a p t i o n > - 
-             < C o m p a n y I B A N > C o m p a n y   I B A N < / C o m p a n y I B A N > - 
-             < C o m p a n y I B A N C a p t i o n > C o m p a n y   I B A N   C a p t i o n < / C o m p a n y I B A N C a p t i o n > - 
-             < C o m p a n y B a n k S W I F T > C o m p a n y   B a n k   S W I F T < / C o m p a n y B a n k S W I F T > - 
-             < C o m p a n y B a n k S W I F T C a p t i o n > C o m p a n y   B a n k   S W I F T   C a p t i o n < / C o m p a n y B a n k S W I F T C a p t i o n > - 
-             < C o m p a n y G i r o N o > C o m p a n y   G i r o   N o . < / C o m p a n y G i r o N o > - 
-             < C o m p a n y G i r o N o C a p t i o n > C o m p a n y   G i r o   N o .   C a p t i o n < / C o m p a n y G i r o N o C a p t i o n > - 
-         < / C o m p a n y M e t a d a t a > - 
-     < / B C R e p o r t I n f o r m a t i o n > - 
-     < L a b e l s > - 
-         < A b o u t T h e R e p o r t L a b e l   E l e m e n t T y p e = " P a r a m e t e r "   E l e m e n t I d = " 1 6 7 7 9 2 0 0 1 "   D a t a T y p e = " S t r i n g " > A b o u t T h e R e p o r t L a b e l < / A b o u t T h e R e p o r t L a b e l > - 
-         < A d j P r o f i t L C Y L a b e l   E l e m e n t T y p e = " P a r a m e t e r "   E l e m e n t I d = " 6 9 3 6 9 2 5 5 6 "   D a t a T y p e = " S t r i n g " > A d j P r o f i t L C Y L a b e l < / A d j P r o f i t L C Y L a b e l > - 
-         < A d j P r o f i t P c t L a b e l   E l e m e n t T y p e = " P a r a m e t e r "   E l e m e n t I d = " 1 3 7 2 4 3 1 1 0 9 "   D a t a T y p e = " S t r i n g " > A d j P r o f i t P c t L a b e l < / A d j P r o f i t P c t L a b e l > - 
-         < A m o u n t s I n L C Y L a b e l   E l e m e n t T y p e = " P a r a m e t e r "   E l e m e n t I d = " 3 0 8 7 3 3 2 2 7 "   D a t a T y p e = " S t r i n g " > A m o u n t s I n L C Y L a b e l < / A m o u n t s I n L C Y L a b e l > - 
-         < C o d e L a b e l   E l e m e n t T y p e = " P a r a m e t e r "   E l e m e n t I d = " 1 3 8 4 6 0 1 4 8 6 "   D a t a T y p e = " S t r i n g " > C o d e L a b e l < / C o d e L a b e l > - 
-         < C o m p a n y L a b e l   E l e m e n t T y p e = " P a r a m e t e r "   E l e m e n t I d = " 3 4 6 7 6 0 3 4 8 "   D a t a T y p e = " S t r i n g " > C o m p a n y L a b e l < / C o m p a n y L a b e l > - 
-         < D a t a R e t r i e v e d   E l e m e n t T y p e = " P a r a m e t e r "   E l e m e n t I d = " 2 9 1 9 1 1 8 0 7 "   D a t a T y p e = " S t r i n g " > D a t a R e t r i e v e d < / D a t a R e t r i e v e d > - 
-         < D o c u m e n t a t i o n L a b e l   E l e m e n t T y p e = " P a r a m e t e r "   E l e m e n t I d = " 1 7 3 8 9 2 4 8 1 5 "   D a t a T y p e = " S t r i n g " > D o c u m e n t a t i o n L a b e l < / D o c u m e n t a t i o n L a b e l > - 
-         < E n v i r o n m e n t L a b e l   E l e m e n t T y p e = " P a r a m e t e r "   E l e m e n t I d = " 8 1 8 8 1 6 5 9 0 "   D a t a T y p e = " S t r i n g " > E n v i r o n m e n t L a b e l < / E n v i r o n m e n t L a b e l > - 
-         < I n v D i s c A m o u n t L a b e l   E l e m e n t T y p e = " P a r a m e t e r "   E l e m e n t I d = " 9 3 7 8 2 5 4 1 9 "   D a t a T y p e = " S t r i n g " > I n v D i s c A m o u n t L a b e l < / I n v D i s c A m o u n t L a b e l > - 
-         < P a g e L a b e l   E l e m e n t T y p e = " P a r a m e t e r "   E l e m e n t I d = " 1 8 8 0 8 2 7 5 0 4 "   D a t a T y p e = " S t r i n g " > P a g e L a b e l < / P a g e L a b e l > - 
-         < P e r i o d C a p t i o n   E l e m e n t T y p e = " P a r a m e t e r "   E l e m e n t I d = " 1 4 7 8 2 5 3 4 2 2 "   D a t a T y p e = " S t r i n g " > P e r i o d C a p t i o n < / P e r i o d C a p t i o n > - 
-         < P m t D i s c G i v e n L a b e l   E l e m e n t T y p e = " P a r a m e t e r "   E l e m e n t I d = " 1 4 6 7 4 7 5 8 6 8 "   D a t a T y p e = " S t r i n g " > P m t D i s c G i v e n L a b e l < / P m t D i s c G i v e n L a b e l > - 
-         < P m t T o l e r a n c e L a b e l   E l e m e n t T y p e = " P a r a m e t e r "   E l e m e n t I d = " 1 3 4 3 2 4 4 6 1 3 "   D a t a T y p e = " S t r i n g " > P m t T o l e r a n c e L a b e l < / P m t T o l e r a n c e L a b e l > - 
-         < P r o f i t L C Y L a b e l   E l e m e n t T y p e = " P a r a m e t e r "   E l e m e n t I d = " 1 0 0 4 4 3 6 2 6 1 "   D a t a T y p e = " S t r i n g " > P r o f i t L C Y L a b e l < / P r o f i t L C Y L a b e l > - 
-         < P r o f i t P c t L a b e l   E l e m e n t T y p e = " P a r a m e t e r "   E l e m e n t I d = " 1 8 1 8 8 2 4 5 4 "   D a t a T y p e = " S t r i n g " > P r o f i t P c t L a b e l < / P r o f i t P c t L a b e l > - 
-         < R e p o r t L a b e l   E l e m e n t T y p e = " P a r a m e t e r "   E l e m e n t I d = " 6 7 9 5 8 1 0 5 1 "   D a t a T y p e = " S t r i n g " > R e p o r t L a b e l < / R e p o r t L a b e l > - 
-         < R e p o r t N a m e L a b e l   E l e m e n t T y p e = " P a r a m e t e r "   E l e m e n t I d = " 1 0 2 2 2 9 2 9 8 2 "   D a t a T y p e = " S t r i n g " > R e p o r t N a m e L a b e l < / R e p o r t N a m e L a b e l > - 
-         < R u n O n L a b e l   E l e m e n t T y p e = " P a r a m e t e r "   E l e m e n t I d = " 1 1 1 9 0 3 7 5 9 5 "   D a t a T y p e = " S t r i n g " > R u n O n L a b e l < / R u n O n L a b e l > - 
-         < S a l e s L C Y L a b e l   E l e m e n t T y p e = " P a r a m e t e r "   E l e m e n t I d = " 4 4 6 4 9 9 1 3 9 "   D a t a T y p e = " S t r i n g " > S a l e s L C Y L a b e l < / S a l e s L C Y L a b e l > - 
-         < S a l e s p e r s o n _ P u r c h a s e r _ C o d e C a p t i o n   E l e m e n t T y p e = " P a r a m e t e r "   E l e m e n t I d = " 1 3 8 8 0 3 1 6 5 2 "   D a t a T y p e = " S t r i n g " > S a l e s p e r s o n _ P u r c h a s e r _ C o d e C a p t i o n < / S a l e s p e r s o n _ P u r c h a s e r _ C o d e C a p t i o n > - 
-         < S a l e s p e r s o n S a l e s S t a t s A n a l y s i s   E l e m e n t T y p e = " P a r a m e t e r "   E l e m e n t I d = " 1 0 1 3 0 9 8 0 9 3 "   D a t a T y p e = " S t r i n g " > S a l e s p e r s o n S a l e s S t a t s A n a l y s i s < / S a l e s p e r s o n S a l e s S t a t s A n a l y s i s > - 
-         < S a l e s p e r s o n S a l e s S t a t s P r i n t   E l e m e n t T y p e = " P a r a m e t e r "   E l e m e n t I d = " 1 4 7 0 3 3 1 6 8 "   D a t a T y p e = " S t r i n g " > S a l e s p e r s o n S a l e s S t a t s P r i n t < / S a l e s p e r s o n S a l e s S t a t s P r i n t > - 
-         < T o t a l L a b e l   E l e m e n t T y p e = " P a r a m e t e r "   E l e m e n t I d = " 2 1 0 2 1 4 6 0 4 9 "   D a t a T y p e = " S t r i n g " > T o t a l L a b e l < / T o t a l L a b e l > - 
-         < U s e r L a b e l   E l e m e n t T y p e = " P a r a m e t e r "   E l e m e n t I d = " 8 4 8 8 1 6 7 9 4 "   D a t a T y p e = " S t r i n g " > U s e r L a b e l < / U s e r L a b e l > - 
-     < / L a b e l s > - 
-     < T o o l t i p s > - 
-         < T o o l t i p   c o l u m n = " S a l e s p e r s o n _ P u r c h a s e r _ C o d e "   E l e m e n t I d = " 1 3 8 8 0 3 1 6 5 2 " > - 
-             < T o o l t i p T e x t   l a n g = " e n - U S " > S p e c i f i e s   a   c o d e   f o r   t h e   s a l e s p e r s o n   o r   p u r c h a s e r . < / T o o l t i p T e x t > - 
-         < / T o o l t i p > - 
-     < / T o o l t i p s > - 
-     < S a l e s p e r s o n _ P u r c h a s e r   E l e m e n t T y p e = " D a t a I t e m "   E l e m e n t I d = " 7 1 5 0 0 7 1 9 8 " > - 
-         < A d j P r o f i t   E l e m e n t T y p e = " C o l u m n "   E l e m e n t I d = " 6 6 6 3 9 3 8 5 2 "   D a t a T y p e = " D e c i m a l " > A d j P r o f i t < / A d j P r o f i t > - 
-         < A d j P r o f i t P e r c e n t   E l e m e n t T y p e = " C o l u m n "   E l e m e n t I d = " 2 1 8 8 9 1 2 7 9 "   D a t a T y p e = " D e c i m a l " > A d j P r o f i t P e r c e n t < / A d j P r o f i t P e r c e n t > - 
-         < C O M P A N Y N A M E   E l e m e n t T y p e = " C o l u m n "   E l e m e n t I d = " 1 7 5 3 0 1 5 1 5 5 "   D a t a T y p e = " S t r i n g "   O b s o l e t e S t a t e = " P e n d i n g " > C O M P A N Y N A M E < / C O M P A N Y N A M E > - 
-         < C u s t L e d g E n t r y F i l t e r   E l e m e n t T y p e = " C o l u m n "   E l e m e n t I d = " 1 1 7 3 5 3 2 6 6 6 "   D a t a T y p e = " T e x t "   O b s o l e t e S t a t e = " P e n d i n g " > C u s t L e d g E n t r y F i l t e r < / C u s t L e d g E n t r y F i l t e r > - 
-         < C u s t _ _ L e d g e r _ E n t r y _ _ T A B L E C A P T I O N _ _ _ _ _ _ _ _ _ _ C u s t L e d g E n t r y F i l t e r   E l e m e n t T y p e = " C o l u m n "   E l e m e n t I d = " 7 1 0 6 3 3 9 1 7 "   D a t a T y p e = " T e x t " > C u s t _ _ L e d g e r _ E n t r y _ _ T A B L E C A P T I O N _ _ _ _ _ _ _ _ _ _ C u s t L e d g E n t r y F i l t e r < / C u s t _ _ L e d g e r _ E n t r y _ _ T A B L E C A P T I O N _ _ _ _ _ _ _ _ _ _ C u s t L e d g E n t r y F i l t e r > - 
-         < C u s t _ _ L e d g e r _ E n t r y _ _ _ I n v _ _ D i s c o u n t _ _ L C Y _ _   E l e m e n t T y p e = " C o l u m n "   E l e m e n t I d = " 1 9 8 9 3 9 0 8 5 5 "   D a t a T y p e = " D e c i m a l " > C u s t _ _ L e d g e r _ E n t r y _ _ _ I n v _ _ D i s c o u n t _ _ L C Y _ _ < / C u s t _ _ L e d g e r _ E n t r y _ _ _ I n v _ _ D i s c o u n t _ _ L C Y _ _ > - 
-         < C u s t _ _ L e d g e r _ E n t r y _ _ _ P m t _ _ D i s c _ _ G i v e n _ _ L C Y _ _   E l e m e n t T y p e = " C o l u m n "   E l e m e n t I d = " 1 8 6 0 9 5 7 6 0 4 "   D a t a T y p e = " D e c i m a l " > C u s t _ _ L e d g e r _ E n t r y _ _ _ P m t _ _ D i s c _ _ G i v e n _ _ L C Y _ _ < / C u s t _ _ L e d g e r _ E n t r y _ _ _ P m t _ _ D i s c _ _ G i v e n _ _ L C Y _ _ > - 
-         < C u s t _ _ L e d g e r _ E n t r y _ _ _ P m t _ _ T o l e r a n c e _ _ L C Y _ _   E l e m e n t T y p e = " C o l u m n "   E l e m e n t I d = " 8 8 4 5 6 3 2 3 "   D a t a T y p e = " D e c i m a l " > C u s t _ _ L e d g e r _ E n t r y _ _ _ P m t _ _ T o l e r a n c e _ _ L C Y _ _ < / C u s t _ _ L e d g e r _ E n t r y _ _ _ P m t _ _ T o l e r a n c e _ _ L C Y _ _ > - 
-         < C u s t _ _ L e d g e r _ E n t r y _ _ _ P r o f i t _ _ L C Y _ _   E l e m e n t T y p e = " C o l u m n "   E l e m e n t I d = " 1 6 1 5 1 3 7 4 4 3 "   D a t a T y p e = " D e c i m a l " > C u s t _ _ L e d g e r _ E n t r y _ _ _ P r o f i t _ _ L C Y _ _ < / C u s t _ _ L e d g e r _ E n t r y _ _ _ P r o f i t _ _ L C Y _ _ > - 
-         < C u s t _ _ L e d g e r _ E n t r y _ _ _ S a l e s _ _ L C Y _ _   E l e m e n t T y p e = " C o l u m n "   E l e m e n t I d = " 3 4 8 7 9 4 9 4 9 "   D a t a T y p e = " D e c i m a l " > C u s t _ _ L e d g e r _ E n t r y _ _ _ S a l e s _ _ L C Y _ _ < / C u s t _ _ L e d g e r _ E n t r y _ _ _ S a l e s _ _ L C Y _ _ > - 
-         < P r o f i t P e r c e n t   E l e m e n t T y p e = " C o l u m n "   E l e m e n t I d = " 1 3 1 4 9 7 7 4 6 4 "   D a t a T y p e = " D e c i m a l " > P r o f i t P e r c e n t < / P r o f i t P e r c e n t > - 
-         < S a l e s p e r s o n F i l t e r   E l e m e n t T y p e = " C o l u m n "   E l e m e n t I d = " 1 2 4 2 2 8 3 2 5 6 "   D a t a T y p e = " T e x t "   O b s o l e t e S t a t e = " P e n d i n g " > S a l e s p e r s o n F i l t e r < / S a l e s p e r s o n F i l t e r > - 
-         < S a l e s p e r s o n _ P u r c h a s e r _ C o d e   E l e m e n t T y p e = " C o l u m n "   E l e m e n t I d = " 1 3 8 8 0 3 1 6 5 2 "   D a t a T y p e = " C o d e " > S a l e s p e r s o n _ P u r c h a s e r _ C o d e < / S a l e s p e r s o n _ P u r c h a s e r _ C o d e > - 
-         < S a l e s p e r s o n _ P u r c h a s e r _ _ T A B L E C A P T I O N _ _ _ _ _ _ _ _ _ _ S a l e s p e r s o n F i l t e r   E l e m e n t T y p e = " C o l u m n "   E l e m e n t I d = " 1 0 1 6 0 4 1 6 9 9 "   D a t a T y p e = " T e x t " > S a l e s p e r s o n _ P u r c h a s e r _ _ T A B L E C A P T I O N _ _ _ _ _ _ _ _ _ _ S a l e s p e r s o n F i l t e r < / S a l e s p e r s o n _ P u r c h a s e r _ _ T A B L E C A P T I O N _ _ _ _ _ _ _ _ _ _ S a l e s p e r s o n F i l t e r > - 
-         < S T R S U B S T N O _ T e x t 0 0 0 _ P e r i o d T e x t _   E l e m e n t T y p e = " C o l u m n "   E l e m e n t I d = " 7 2 2 9 9 1 7 0 4 "   D a t a T y p e = " S t r i n g " > S T R S U B S T N O _ T e x t 0 0 0 _ P e r i o d T e x t _ < / S T R S U B S T N O _ T e x t 0 0 0 _ P e r i o d T e x t _ > - 
-     < / S a l e s p e r s o n _ P u r c h a s e r > - 
-     < C u s t _ L e d g e r _ E n t r y   E l e m e n t T y p e = " D a t a I t e m "   E l e m e n t I d = " 1 6 3 9 1 4 6 4 4 5 "   / > - 
-     < T o t a l s   E l e m e n t T y p e = " D a t a I t e m "   E l e m e n t I d = " 1 8 2 3 9 5 0 0 4 4 " > - 
-         < T o t a l s _ A d j P r o f i t   E l e m e n t T y p e = " C o l u m n "   E l e m e n t I d = " 1 9 0 9 5 0 1 3 6 2 "   D a t a T y p e = " D e c i m a l " > T o t a l s _ A d j P r o f i t < / T o t a l s _ A d j P r o f i t > - 
-         < T o t a l s _ A d j P r o f i t P c t   E l e m e n t T y p e = " C o l u m n "   E l e m e n t I d = " 3 1 3 1 7 1 4 3 5 "   D a t a T y p e = " D e c i m a l " > T o t a l s _ A d j P r o f i t P c t < / T o t a l s _ A d j P r o f i t P c t > - 
-         < T o t a l s _ I n v D i s c A m o u n t   E l e m e n t T y p e = " C o l u m n "   E l e m e n t I d = " 7 2 5 8 5 0 7 "   D a t a T y p e = " D e c i m a l " > T o t a l s _ I n v D i s c A m o u n t < / T o t a l s _ I n v D i s c A m o u n t > - 
-         < T o t a l s _ P m t D i s c G i v e n   E l e m e n t T y p e = " C o l u m n "   E l e m e n t I d = " 8 3 6 1 4 3 8 6 8 "   D a t a T y p e = " D e c i m a l " > T o t a l s _ P m t D i s c G i v e n < / T o t a l s _ P m t D i s c G i v e n > - 
-         < T o t a l s _ P m t T o l e r a n c e   E l e m e n t T y p e = " C o l u m n "   E l e m e n t I d = " 1 9 0 2 7 0 1 8 9 9 "   D a t a T y p e = " D e c i m a l " > T o t a l s _ P m t T o l e r a n c e < / T o t a l s _ P m t T o l e r a n c e > - 
-         < T o t a l s _ P r o f i t   E l e m e n t T y p e = " C o l u m n "   E l e m e n t I d = " 6 4 6 2 9 5 2 1 9 "   D a t a T y p e = " D e c i m a l " > T o t a l s _ P r o f i t < / T o t a l s _ P r o f i t > - 
-         < T o t a l s _ P r o f i t P c t   E l e m e n t T y p e = " C o l u m n "   E l e m e n t I d = " 2 2 3 4 7 8 0 9 8 "   D a t a T y p e = " D e c i m a l " > T o t a l s _ P r o f i t P c t < / T o t a l s _ P r o f i t P c t > - 
-         < T o t a l s _ S a l e s   E l e m e n t T y p e = " C o l u m n "   E l e m e n t I d = " 1 3 9 9 9 8 5 1 0 9 "   D a t a T y p e = " D e c i m a l " > T o t a l s _ S a l e s < / T o t a l s _ S a l e s > - 
-     < / T o t a l s > - 
- < / N a v W o r d R e p o r t X m l P a r t > 
-</file>
-
-<file path=customXml/item3.xml>��< ? x m l   v e r s i o n = " 1 . 0 "   e n c o d i n g = " u t f - 1 6 " ? > - 
- < N a v W o r d R e p o r t X m l P a r t   x m l n s = " u r n : m i c r o s o f t - d y n a m i c s - n a v / r e p o r t s / S a l e s p e r s o n _ S a l e s _ S t a t i s t i c s / 1 1 4 / " > - 
-     < B C R e p o r t I n f o r m a t i o n > - 
-         < R e p o r t M e t a d a t a > - 
-             < E x t e n s i o n I d > E x t e n s i o n   I D < / E x t e n s i o n I d > - 
-             < E x t e n s i o n N a m e > E x t e n s i o n   N a m e < / E x t e n s i o n N a m e > - 
-             < E x t e n s i o n P u b l i s h e r > E x t e n s i o n   P u b l i s h e r < / E x t e n s i o n P u b l i s h e r > - 
-             < E x t e n s i o n V e r s i o n > E x t e n s i o n   V e r s i o n < / E x t e n s i o n V e r s i o n > - 
-             < R e p o r t I d > R e p o r t   I D < / R e p o r t I d > - 
-             < R e p o r t N a m e > R e p o r t   N a m e < / R e p o r t N a m e > - 
-             < A b o u t T h i s R e p o r t T i t l e > A b o u t   T h i s   R e p o r t   T i t l e < / A b o u t T h i s R e p o r t T i t l e > - 
-             < A b o u t T h i s R e p o r t T e x t > A b o u t   T h i s   R e p o r t   T e x t < / A b o u t T h i s R e p o r t T e x t > - 
-             < R e p o r t H e l p L i n k > R e p o r t   H e l p   L i n k < / R e p o r t H e l p L i n k > - 
-         < / R e p o r t M e t a d a t a > - 
-         < R e p o r t R e q u e s t > - 
-             < T e n a n t E n t r a I d > T e n a n t   E n t r a   I d < / T e n a n t E n t r a I d > - 
-             < E n v i r o n m e n t N a m e > E n v i r o n m e n t   N a m e < / E n v i r o n m e n t N a m e > - 
-             < E n v i r o n m e n t T y p e > E n v i r o n m e n t   T y p e < / E n v i r o n m e n t T y p e > - 
-             < C o m p a n y N a m e > C o m p a n y   N a m e < / C o m p a n y N a m e > - 
-             < C o m p a n y D i s p l a y N a m e > C o m p a n y   D i s p l a y   N a m e < / C o m p a n y D i s p l a y N a m e > - 
-             < C o m p a n y I d > C o m p a n y   I D < / C o m p a n y I d > - 
-             < U s e r N a m e > U s e r   N a m e < / U s e r N a m e > - 
-             < D a t e A n d T i m e > D a t e   a n d   T i m e < / D a t e A n d T i m e > - 
-             < L a n g u a g e > L a n g u a g e < / L a n g u a g e > - 
-             < F o r m a t R e g i o n > F o r m a t   R e g i o n < / F o r m a t R e g i o n > - 
-             < D a t e T i m e V a l u e s > - 
-                 < Y e a r > Y e a r < / Y e a r > - 
-                 < M o n t h N u m b e r > M o n t h   N u m b e r < / M o n t h N u m b e r > - 
-                 < D a y N u m b e r > D a y   N u m b e r < / D a y N u m b e r > - 
-                 < H o u r > H o u r < / H o u r > - 
-                 < M i n u t e > M i n u t e < / M i n u t e > - 
-             < / D a t e T i m e V a l u e s > - 
-         < / R e p o r t R e q u e s t > - 
-         < C o m p a n y M e t a d a t a > - 
-             < C o m p a n y N a m e > C o m p a n y   N a m e < / C o m p a n y N a m e > - 
-             < C o m p a n y D i s p l a y N a m e > C o m p a n y   D i s p l a y   N a m e < / C o m p a n y D i s p l a y N a m e > - 
-             < C o m p a n y A d d r e s s L i n e s > - 
-                 < C o m p a n y A d d r e s s L i n e > C o m p a n y   A d d r e s s   L i n e   1 < / C o m p a n y A d d r e s s L i n e > - 
-                 < C o m p a n y A d d r e s s L i n e > C o m p a n y   A d d r e s s   L i n e   2 < / C o m p a n y A d d r e s s L i n e > - 
-                 < C o m p a n y A d d r e s s L i n e > C o m p a n y   A d d r e s s   L i n e   3 < / C o m p a n y A d d r e s s L i n e > - 
-                 < C o m p a n y A d d r e s s L i n e > C o m p a n y   A d d r e s s   L i n e   4 < / C o m p a n y A d d r e s s L i n e > - 
-                 < C o m p a n y A d d r e s s L i n e > C o m p a n y   A d d r e s s   L i n e   5 < / C o m p a n y A d d r e s s L i n e > - 
-                 < C o m p a n y A d d r e s s L i n e > C o m p a n y   A d d r e s s   L i n e   6 < / C o m p a n y A d d r e s s L i n e > - 
-                 < C o m p a n y A d d r e s s L i n e > C o m p a n y   A d d r e s s   L i n e   7 < / C o m p a n y A d d r e s s L i n e > - 
-                 < C o m p a n y A d d r e s s L i n e > C o m p a n y   A d d r e s s   L i n e   8 < / C o m p a n y A d d r e s s L i n e > - 
-             < / C o m p a n y A d d r e s s L i n e s > - 
-             < C o m p a n y P h o n e > C o m p a n y   P h o n e < / C o m p a n y P h o n e > - 
-             < C o m p a n y P h o n e C a p t i o n > C o m p a n y   P h o n e   C a p t i o n < / C o m p a n y P h o n e C a p t i o n > - 
-             < C o m p a n y F a x N o > C o m p a n y   F a x   N o . < / C o m p a n y F a x N o > - 
-             < C o m p a n y F a x N o C a p t i o n > C o m p a n y   F a x   N o .   C a p t i o n < / C o m p a n y F a x N o C a p t i o n > - 
-             < C o m p a n y E m a i l > C o m p a n y   E m a i l < / C o m p a n y E m a i l > - 
-             < C o m p a n y E m a i l C a p t i o n > C o m p a n y   E m a i l   C a p t i o n < / C o m p a n y E m a i l C a p t i o n > - 
-             < C o m p a n y H o m e P a g e > C o m p a n y   H o m e   P a g e < / C o m p a n y H o m e P a g e > - 
-             < C o m p a n y H o m e P a g e C a p t i o n > C o m p a n y   H o m e   P a g e   C a p t i o n < / C o m p a n y H o m e P a g e C a p t i o n > - 
-             < C o m p a n y L o g o > C o m p a n y   L o g o < / C o m p a n y L o g o > - 
-             < C o m p a n y V A T R e g i s t r a t i o n N o > C o m p a n y   V A T   R e g i s t r a t i o n   N o . < / C o m p a n y V A T R e g i s t r a t i o n N o > - 
-             < C o m p a n y V A T R e g i s t r a t i o n N o C a p t i o n > C o m p a n y   V A T   R e g i s t r a t i o n   N o .   C a p t i o n < / C o m p a n y V A T R e g i s t r a t i o n N o C a p t i o n > - 
-             < C o m p a n y R e g i s t r a t i o n N o > C o m p a n y   R e g i s t r a t i o n   N o . < / C o m p a n y R e g i s t r a t i o n N o > - 
-             < C o m p a n y R e g i s t r a t i o n N o C a p t i o n > C o m p a n y   R e g i s t r a t i o n   N o .   C a p t i o n < / C o m p a n y R e g i s t r a t i o n N o C a p t i o n > - 
-             < C o m p a n y B a n k N a m e > C o m p a n y   B a n k   N a m e < / C o m p a n y B a n k N a m e > - 
-             < C o m p a n y B a n k N a m e C a p t i o n > C o m p a n y   B a n k   N a m e   C a p t i o n < / C o m p a n y B a n k N a m e C a p t i o n > - 
-             < C o m p a n y B a n k A c c o u n t N o > C o m p a n y   B a n k   A c c o u n t   N o . < / C o m p a n y B a n k A c c o u n t N o > - 
-             < C o m p a n y B a n k A c c o u n t N o C a p t i o n > C o m p a n y   B a n k   A c c o u n t   N o .   C a p t i o n < / C o m p a n y B a n k A c c o u n t N o C a p t i o n > - 
-             < C o m p a n y B a n k B r a n c h N o > C o m p a n y   B a n k   B r a n c h   N o . < / C o m p a n y B a n k B r a n c h N o > - 
-             < C o m p a n y B a n k B r a n c h N o C a p t i o n > C o m p a n y   B a n k   B r a n c h   N o .   C a p t i o n < / C o m p a n y B a n k B r a n c h N o C a p t i o n > - 
-             < C o m p a n y I B A N > C o m p a n y   I B A N < / C o m p a n y I B A N > - 
-             < C o m p a n y I B A N C a p t i o n > C o m p a n y   I B A N   C a p t i o n < / C o m p a n y I B A N C a p t i o n > - 
-             < C o m p a n y B a n k S W I F T > C o m p a n y   B a n k   S W I F T < / C o m p a n y B a n k S W I F T > - 
-             < C o m p a n y B a n k S W I F T C a p t i o n > C o m p a n y   B a n k   S W I F T   C a p t i o n < / C o m p a n y B a n k S W I F T C a p t i o n > - 
-             < C o m p a n y G i r o N o > C o m p a n y   G i r o   N o . < / C o m p a n y G i r o N o > - 
-             < C o m p a n y G i r o N o C a p t i o n > C o m p a n y   G i r o   N o .   C a p t i o n < / C o m p a n y G i r o N o C a p t i o n > - 
-         < / C o m p a n y M e t a d a t a > - 
-     < / B C R e p o r t I n f o r m a t i o n > - 
-     < L a b e l s > - 
-         < A b o u t T h e R e p o r t L a b e l > A b o u t T h e R e p o r t L a b e l < / A b o u t T h e R e p o r t L a b e l > - 
-         < A d j P r o f i t L C Y L a b e l > A d j P r o f i t L C Y L a b e l < / A d j P r o f i t L C Y L a b e l > - 
-         < A d j P r o f i t P c t L a b e l > A d j P r o f i t P c t L a b e l < / A d j P r o f i t P c t L a b e l > - 
-         < A m o u n t s I n L C Y L a b e l > A m o u n t s I n L C Y L a b e l < / A m o u n t s I n L C Y L a b e l > - 
-         < C o d e L a b e l > C o d e L a b e l < / C o d e L a b e l > - 
-         < C o m p a n y L a b e l > C o m p a n y L a b e l < / C o m p a n y L a b e l > - 
-         < D a t a R e t r i e v e d > D a t a R e t r i e v e d < / D a t a R e t r i e v e d > - 
-         < D o c u m e n t a t i o n L a b e l > D o c u m e n t a t i o n L a b e l < / D o c u m e n t a t i o n L a b e l > - 
-         < E n v i r o n m e n t L a b e l > E n v i r o n m e n t L a b e l < / E n v i r o n m e n t L a b e l > - 
-         < I n v D i s c A m o u n t L a b e l > I n v D i s c A m o u n t L a b e l < / I n v D i s c A m o u n t L a b e l > - 
-         < P a g e L a b e l > P a g e L a b e l < / P a g e L a b e l > - 
-         < P e r i o d C a p t i o n > P e r i o d C a p t i o n < / P e r i o d C a p t i o n > - 
-         < P m t D i s c G i v e n L a b e l > P m t D i s c G i v e n L a b e l < / P m t D i s c G i v e n L a b e l > - 
-         < P m t T o l e r a n c e L a b e l > P m t T o l e r a n c e L a b e l < / P m t T o l e r a n c e L a b e l > - 
-         < P r o f i t L C Y L a b e l > P r o f i t L C Y L a b e l < / P r o f i t L C Y L a b e l > - 
-         < P r o f i t P c t L a b e l > P r o f i t P c t L a b e l < / P r o f i t P c t L a b e l > - 
-         < R e p o r t L a b e l > R e p o r t L a b e l < / R e p o r t L a b e l > - 
-         < R e p o r t N a m e L a b e l > R e p o r t N a m e L a b e l < / R e p o r t N a m e L a b e l > - 
-         < R u n O n L a b e l > R u n O n L a b e l < / R u n O n L a b e l > - 
-         < S a l e s L C Y L a b e l > S a l e s L C Y L a b e l < / S a l e s L C Y L a b e l > - 
-         < S a l e s p e r s o n _ P u r c h a s e r _ C o d e C a p t i o n > S a l e s p e r s o n _ P u r c h a s e r _ C o d e C a p t i o n < / S a l e s p e r s o n _ P u r c h a s e r _ C o d e C a p t i o n > - 
-         < S a l e s p e r s o n S a l e s S t a t s A n a l y s i s > S a l e s p e r s o n S a l e s S t a t s A n a l y s i s < / S a l e s p e r s o n S a l e s S t a t s A n a l y s i s > - 
-         < S a l e s p e r s o n S a l e s S t a t s P r i n t > S a l e s p e r s o n S a l e s S t a t s P r i n t < / S a l e s p e r s o n S a l e s S t a t s P r i n t > - 
-         < T o t a l L a b e l > T o t a l L a b e l < / T o t a l L a b e l > - 
-         < U s e r L a b e l > U s e r L a b e l < / U s e r L a b e l > - 
-     < / L a b e l s > - 
-     < S a l e s p e r s o n _ P u r c h a s e r > - 
-         < A d j P r o f i t > A d j P r o f i t < / A d j P r o f i t > - 
-         < A d j P r o f i t P e r c e n t > A d j P r o f i t P e r c e n t < / A d j P r o f i t P e r c e n t > - 
-         < C O M P A N Y N A M E > C O M P A N Y N A M E < / C O M P A N Y N A M E > - 
-         < C u s t L e d g E n t r y F i l t e r > C u s t L e d g E n t r y F i l t e r < / C u s t L e d g E n t r y F i l t e r > - 
-         < C u s t _ _ L e d g e r _ E n t r y _ _ T A B L E C A P T I O N _ _ _ _ _ _ _ _ _ _ C u s t L e d g E n t r y F i l t e r > C u s t _ _ L e d g e r _ E n t r y _ _ T A B L E C A P T I O N _ _ _ _ _ _ _ _ _ _ C u s t L e d g E n t r y F i l t e r < / C u s t _ _ L e d g e r _ E n t r y _ _ T A B L E C A P T I O N _ _ _ _ _ _ _ _ _ _ C u s t L e d g E n t r y F i l t e r > - 
-         < C u s t _ _ L e d g e r _ E n t r y _ _ _ I n v _ _ D i s c o u n t _ _ L C Y _ _ > C u s t _ _ L e d g e r _ E n t r y _ _ _ I n v _ _ D i s c o u n t _ _ L C Y _ _ < / C u s t _ _ L e d g e r _ E n t r y _ _ _ I n v _ _ D i s c o u n t _ _ L C Y _ _ > - 
-         < C u s t _ _ L e d g e r _ E n t r y _ _ _ P m t _ _ D i s c _ _ G i v e n _ _ L C Y _ _ > C u s t _ _ L e d g e r _ E n t r y _ _ _ P m t _ _ D i s c _ _ G i v e n _ _ L C Y _ _ < / C u s t _ _ L e d g e r _ E n t r y _ _ _ P m t _ _ D i s c _ _ G i v e n _ _ L C Y _ _ > - 
-         < C u s t _ _ L e d g e r _ E n t r y _ _ _ P m t _ _ T o l e r a n c e _ _ L C Y _ _ > C u s t _ _ L e d g e r _ E n t r y _ _ _ P m t _ _ T o l e r a n c e _ _ L C Y _ _ < / C u s t _ _ L e d g e r _ E n t r y _ _ _ P m t _ _ T o l e r a n c e _ _ L C Y _ _ > - 
-         < C u s t _ _ L e d g e r _ E n t r y _ _ _ P r o f i t _ _ L C Y _ _ > C u s t _ _ L e d g e r _ E n t r y _ _ _ P r o f i t _ _ L C Y _ _ < / C u s t _ _ L e d g e r _ E n t r y _ _ _ P r o f i t _ _ L C Y _ _ > - 
-         < C u s t _ _ L e d g e r _ E n t r y _ _ _ S a l e s _ _ L C Y _ _ > C u s t _ _ L e d g e r _ E n t r y _ _ _ S a l e s _ _ L C Y _ _ < / C u s t _ _ L e d g e r _ E n t r y _ _ _ S a l e s _ _ L C Y _ _ > - 
-         < P r o f i t P e r c e n t > P r o f i t P e r c e n t < / P r o f i t P e r c e n t > - 
-         < S a l e s p e r s o n F i l t e r > S a l e s p e r s o n F i l t e r < / S a l e s p e r s o n F i l t e r > - 
-         < S a l e s p e r s o n _ P u r c h a s e r _ C o d e > S a l e s p e r s o n _ P u r c h a s e r _ C o d e < / S a l e s p e r s o n _ P u r c h a s e r _ C o d e > - 
-         < S a l e s p e r s o n _ P u r c h a s e r _ _ T A B L E C A P T I O N _ _ _ _ _ _ _ _ _ _ S a l e s p e r s o n F i l t e r > S a l e s p e r s o n _ P u r c h a s e r _ _ T A B L E C A P T I O N _ _ _ _ _ _ _ _ _ _ S a l e s p e r s o n F i l t e r < / S a l e s p e r s o n _ P u r c h a s e r _ _ T A B L E C A P T I O N _ _ _ _ _ _ _ _ _ _ S a l e s p e r s o n F i l t e r > - 
-         < S T R S U B S T N O _ T e x t 0 0 0 _ P e r i o d T e x t _ > S T R S U B S T N O _ T e x t 0 0 0 _ P e r i o d T e x t _ < / S T R S U B S T N O _ T e x t 0 0 0 _ P e r i o d T e x t _ > - 
-     < / S a l e s p e r s o n _ P u r c h a s e r > - 
-     < C u s t _ L e d g e r _ E n t r y   / > - 
-     < T o t a l s > - 
-         < T o t a l s _ A d j P r o f i t > T o t a l s _ A d j P r o f i t < / T o t a l s _ A d j P r o f i t > - 
-         < T o t a l s _ A d j P r o f i t P c t > T o t a l s _ A d j P r o f i t P c t < / T o t a l s _ A d j P r o f i t P c t > - 
-         < T o t a l s _ I n v D i s c A m o u n t > T o t a l s _ I n v D i s c A m o u n t < / T o t a l s _ I n v D i s c A m o u n t > - 
-         < T o t a l s _ P m t D i s c G i v e n > T o t a l s _ P m t D i s c G i v e n < / T o t a l s _ P m t D i s c G i v e n > - 
-         < T o t a l s _ P m t T o l e r a n c e > T o t a l s _ P m t T o l e r a n c e < / T o t a l s _ P m t T o l e r a n c e > - 
-         < T o t a l s _ P r o f i t > T o t a l s _ P r o f i t < / T o t a l s _ P r o f i t > - 
-         < T o t a l s _ P r o f i t P c t > T o t a l s _ P r o f i t P c t < / T o t a l s _ P r o f i t P c t > - 
-         < T o t a l s _ S a l e s > T o t a l s _ S a l e s < / T o t a l s _ S a l e s > - 
-     < / T o t a l s > - 
- < / N a v W o r d R e p o r t X m l P a r t > 
-</file>
-
 <file path=customXml/itemProps1.xml><?xml version="1.0" encoding="utf-8"?>
-<ds:datastoreItem xmlns:ds="http://schemas.openxmlformats.org/officeDocument/2006/customXml" ds:itemID="{B4349F5E-5AC2-4545-BEA2-675A49179DC6}">
+<ds:datastoreItem xmlns:ds="http://schemas.openxmlformats.org/officeDocument/2006/customXml" ds:itemID="{5D4524CD-A282-4F19-BAEA-0AD6212CDB38}">
   <ds:schemaRefs>
-    <ds:schemaRef ds:uri="http://schemas.openxmlformats.org/officeDocument/2006/bibliography"/>
+    <ds:schemaRef ds:uri="urn:microsoft-dynamics-nav/reports/Salesperson_Sales_Statistics/114/"/>
   </ds:schemaRefs>
 </ds:datastoreItem>
 </file>
@@ -4702,15 +3969,16 @@
 </file>
 
 <file path=customXml/itemProps3.xml><?xml version="1.0" encoding="utf-8"?>
-<ds:datastoreItem xmlns:ds="http://schemas.openxmlformats.org/officeDocument/2006/customXml" ds:itemID="{5D4524CD-A282-4F19-BAEA-0AD6212CDB38}">
+<ds:datastoreItem xmlns:ds="http://schemas.openxmlformats.org/officeDocument/2006/customXml" ds:itemID="{B4349F5E-5AC2-4545-BEA2-675A49179DC6}">
   <ds:schemaRefs>
-    <ds:schemaRef ds:uri="urn:microsoft-dynamics-nav/reports/Salesperson_Sales_Statistics/114/"/>
+    <ds:schemaRef ds:uri="http://schemas.openxmlformats.org/officeDocument/2006/bibliography"/>
   </ds:schemaRefs>
 </ds:datastoreItem>
 </file>
 
 <file path=docMetadata/LabelInfo.xml><?xml version="1.0" encoding="utf-8"?>
 <clbl:labelList xmlns:clbl="http://schemas.microsoft.com/office/2020/mipLabelMetadata">
-  <clbl:label id="{85ca8af4-763a-45c2-80ae-a5ca1b80bddc}" enabled="1" method="Standard" siteId="{06cdaf09-14f0-4cd1-8ac0-7bfed707a82c}" contentBits="0" removed="0"/>
+  <clbl:label id="{85ca8af4-763a-45c2-80ae-a5ca1b80bddc}" enabled="1" method="Standard" siteId="{06cdaf09-14f0-4cd1-8ac0-7bfed707a82c}" removed="0"/>
+  <clbl:label id="{f42aa342-8706-4288-bd11-ebb85995028c}" enabled="1" method="Standard" siteId="{72f988bf-86f1-41af-91ab-2d7cd011db47}" removed="0"/>
 </clbl:labelList>
 </file>
--- a/src/Layers/W1/BaseApp/Sales/Reports/SalespersonSalesStatisticsBody.docx
+++ b/src/Layers/W1/BaseApp/Sales/Reports/SalespersonSalesStatisticsBody.docx
@@ -34,7 +34,6 @@
               <w:dataBinding w:prefixMappings="&lt;xmlns:ns0='urn:microsoft-dynamics-nav/reports/Salesperson_Sales_Statistics/114/' " w:xpath="/ns0:NavWordReportXmlPart[1]/ns0:Salesperson_Purchaser[1]/ns0:STRSUBSTNO_Text000_PeriodText_[1]" w:storeItemID="{5D4524CD-A282-4F19-BAEA-0AD6212CDB38}"/>
               <w:text/>
             </w:sdtPr>
-            <w:sdtEndPr/>
             <w:sdtContent>
               <w:p>
                 <w:pPr>
@@ -68,7 +67,6 @@
               <w:dataBinding w:prefixMappings="&lt;xmlns:ns0='urn:microsoft-dynamics-nav/reports/Salesperson_Sales_Statistics/114/' " w:xpath="/ns0:NavWordReportXmlPart[1]/ns0:Labels[1]/ns0:AmountsInLCYLabel[1]" w:storeItemID="{5D4524CD-A282-4F19-BAEA-0AD6212CDB38}"/>
               <w:text/>
             </w:sdtPr>
-            <w:sdtEndPr/>
             <w:sdtContent>
               <w:p>
                 <w:pPr>
@@ -100,7 +98,6 @@
             <w:dataBinding w:prefixMappings="&lt;xmlns:ns0='urn:microsoft-dynamics-nav/reports/Salesperson_Sales_Statistics/114/' " w:xpath="/ns0:NavWordReportXmlPart[1]/ns0:Salesperson_Purchaser[1]/ns0:Salesperson_Purchaser__TABLECAPTION__________SalespersonFilter[1]" w:storeItemID="{5D4524CD-A282-4F19-BAEA-0AD6212CDB38}"/>
             <w:text/>
           </w:sdtPr>
-          <w:sdtEndPr/>
           <w:sdtContent>
             <w:tc>
               <w:tcPr>
@@ -139,7 +136,6 @@
             <w:dataBinding w:prefixMappings="&lt;xmlns:ns0='urn:microsoft-dynamics-nav/reports/Salesperson_Sales_Statistics/114/' " w:xpath="/ns0:NavWordReportXmlPart[1]/ns0:Salesperson_Purchaser[1]/ns0:Cust__Ledger_Entry__TABLECAPTION__________CustLedgEntryFilter[1]" w:storeItemID="{5D4524CD-A282-4F19-BAEA-0AD6212CDB38}"/>
             <w:text/>
           </w:sdtPr>
-          <w:sdtEndPr/>
           <w:sdtContent>
             <w:tc>
               <w:tcPr>
@@ -186,126 +182,11 @@
       <w:tr>
         <w:trPr>
           <w:cnfStyle w:val="100000000000" w:firstRow="1" w:lastRow="0" w:firstColumn="0" w:lastColumn="0" w:oddVBand="0" w:evenVBand="0" w:oddHBand="0" w:evenHBand="0" w:firstRowFirstColumn="0" w:firstRowLastColumn="0" w:lastRowFirstColumn="0" w:lastRowLastColumn="0"/>
-          <w:cantSplit/>
-          <w:trHeight w:val="57"/>
+          <w:trHeight w:val="490"/>
         </w:trPr>
         <w:tc>
           <w:tcPr>
-            <w:tcW w:w="606" w:type="pct"/>
-          </w:tcPr>
-          <w:p>
-            <w:pPr>
-              <w:pStyle w:val="BCLabel"/>
-              <w:spacing w:after="120"/>
-            </w:pPr>
-          </w:p>
-        </w:tc>
-        <w:tc>
-          <w:tcPr>
-            <w:tcW w:w="540" w:type="pct"/>
-          </w:tcPr>
-          <w:p>
-            <w:pPr>
-              <w:pStyle w:val="BCLabel"/>
-              <w:spacing w:after="120"/>
-            </w:pPr>
-          </w:p>
-        </w:tc>
-        <w:tc>
-          <w:tcPr>
-            <w:tcW w:w="540" w:type="pct"/>
-          </w:tcPr>
-          <w:p>
-            <w:pPr>
-              <w:pStyle w:val="BCLabelNumber"/>
-              <w:spacing w:after="120"/>
-              <w:jc w:val="right"/>
-            </w:pPr>
-          </w:p>
-        </w:tc>
-        <w:tc>
-          <w:tcPr>
-            <w:tcW w:w="540" w:type="pct"/>
-          </w:tcPr>
-          <w:p>
-            <w:pPr>
-              <w:pStyle w:val="BCLabelNumber"/>
-              <w:spacing w:after="120"/>
-              <w:jc w:val="right"/>
-            </w:pPr>
-          </w:p>
-        </w:tc>
-        <w:tc>
-          <w:tcPr>
-            <w:tcW w:w="406" w:type="pct"/>
-          </w:tcPr>
-          <w:p>
-            <w:pPr>
-              <w:pStyle w:val="BCLabelNumber"/>
-              <w:spacing w:after="120"/>
-              <w:jc w:val="right"/>
-            </w:pPr>
-          </w:p>
-        </w:tc>
-        <w:tc>
-          <w:tcPr>
-            <w:tcW w:w="473" w:type="pct"/>
-          </w:tcPr>
-          <w:p>
-            <w:pPr>
-              <w:pStyle w:val="BCLabelNumber"/>
-              <w:spacing w:after="120"/>
-              <w:jc w:val="right"/>
-            </w:pPr>
-          </w:p>
-        </w:tc>
-        <w:tc>
-          <w:tcPr>
-            <w:tcW w:w="608" w:type="pct"/>
-          </w:tcPr>
-          <w:p>
-            <w:pPr>
-              <w:pStyle w:val="BCLabelNumber"/>
-              <w:spacing w:after="120"/>
-              <w:jc w:val="right"/>
-            </w:pPr>
-          </w:p>
-        </w:tc>
-        <w:tc>
-          <w:tcPr>
-            <w:tcW w:w="608" w:type="pct"/>
-          </w:tcPr>
-          <w:p>
-            <w:pPr>
-              <w:pStyle w:val="BCLabelNumber"/>
-              <w:spacing w:after="120"/>
-              <w:jc w:val="right"/>
-            </w:pPr>
-          </w:p>
-        </w:tc>
-        <w:tc>
-          <w:tcPr>
-            <w:tcW w:w="679" w:type="pct"/>
-          </w:tcPr>
-          <w:p>
-            <w:pPr>
-              <w:pStyle w:val="BCLabelNumber"/>
-              <w:spacing w:after="120"/>
-              <w:jc w:val="right"/>
-            </w:pPr>
-          </w:p>
-        </w:tc>
-      </w:tr>
-      <w:tr>
-        <w:trPr>
-          <w:cnfStyle w:val="100000000000" w:firstRow="1" w:lastRow="0" w:firstColumn="0" w:lastColumn="0" w:oddVBand="0" w:evenVBand="0" w:oddHBand="0" w:evenHBand="0" w:firstRowFirstColumn="0" w:firstRowLastColumn="0" w:lastRowFirstColumn="0" w:lastRowLastColumn="0"/>
-          <w:cantSplit/>
-          <w:trHeight w:val="490"/>
-          <w:tblHeader/>
-        </w:trPr>
-        <w:tc>
-          <w:tcPr>
-            <w:tcW w:w="606" w:type="pct"/>
+            <w:tcW w:w="521" w:type="pct"/>
             <w:tcBorders>
               <w:bottom w:val="single" w:sz="4" w:space="0" w:color="auto"/>
             </w:tcBorders>
@@ -321,7 +202,6 @@
               <w:dataBinding w:prefixMappings="&lt;xmlns:ns0='urn:microsoft-dynamics-nav/reports/Salesperson_Sales_Statistics/114/' " w:xpath="/ns0:NavWordReportXmlPart[1]/ns0:Labels[1]/ns0:CodeLabel[1]" w:storeItemID="{5D4524CD-A282-4F19-BAEA-0AD6212CDB38}"/>
               <w:text/>
             </w:sdtPr>
-            <w:sdtEndPr/>
             <w:sdtContent>
               <w:p>
                 <w:pPr>
@@ -347,11 +227,10 @@
             <w:dataBinding w:prefixMappings="&lt;xmlns:ns0='urn:microsoft-dynamics-nav/reports/Salesperson_Sales_Statistics/114/' " w:xpath="/ns0:NavWordReportXmlPart[1]/ns0:Labels[1]/ns0:SalesLCYLabel[1]" w:storeItemID="{5D4524CD-A282-4F19-BAEA-0AD6212CDB38}"/>
             <w:text/>
           </w:sdtPr>
-          <w:sdtEndPr/>
           <w:sdtContent>
             <w:tc>
               <w:tcPr>
-                <w:tcW w:w="540" w:type="pct"/>
+                <w:tcW w:w="619" w:type="pct"/>
                 <w:tcBorders>
                   <w:bottom w:val="single" w:sz="4" w:space="0" w:color="auto"/>
                 </w:tcBorders>
@@ -381,11 +260,10 @@
             <w:dataBinding w:prefixMappings="&lt;xmlns:ns0='urn:microsoft-dynamics-nav/reports/Salesperson_Sales_Statistics/114/' " w:xpath="/ns0:NavWordReportXmlPart[1]/ns0:Labels[1]/ns0:ProfitLCYLabel[1]" w:storeItemID="{5D4524CD-A282-4F19-BAEA-0AD6212CDB38}"/>
             <w:text/>
           </w:sdtPr>
-          <w:sdtEndPr/>
           <w:sdtContent>
             <w:tc>
               <w:tcPr>
-                <w:tcW w:w="540" w:type="pct"/>
+                <w:tcW w:w="617" w:type="pct"/>
                 <w:tcBorders>
                   <w:bottom w:val="single" w:sz="4" w:space="0" w:color="auto"/>
                 </w:tcBorders>
@@ -415,11 +293,10 @@
             <w:dataBinding w:prefixMappings="&lt;xmlns:ns0='urn:microsoft-dynamics-nav/reports/Salesperson_Sales_Statistics/114/' " w:xpath="/ns0:NavWordReportXmlPart[1]/ns0:Labels[1]/ns0:AdjProfitLCYLabel[1]" w:storeItemID="{5D4524CD-A282-4F19-BAEA-0AD6212CDB38}"/>
             <w:text/>
           </w:sdtPr>
-          <w:sdtEndPr/>
           <w:sdtContent>
             <w:tc>
               <w:tcPr>
-                <w:tcW w:w="540" w:type="pct"/>
+                <w:tcW w:w="326" w:type="pct"/>
                 <w:tcBorders>
                   <w:bottom w:val="single" w:sz="4" w:space="0" w:color="auto"/>
                 </w:tcBorders>
@@ -449,11 +326,10 @@
             <w:dataBinding w:prefixMappings="&lt;xmlns:ns0='urn:microsoft-dynamics-nav/reports/Salesperson_Sales_Statistics/114/' " w:xpath="/ns0:NavWordReportXmlPart[1]/ns0:Labels[1]/ns0:ProfitPctLabel[1]" w:storeItemID="{5D4524CD-A282-4F19-BAEA-0AD6212CDB38}"/>
             <w:text/>
           </w:sdtPr>
-          <w:sdtEndPr/>
           <w:sdtContent>
             <w:tc>
               <w:tcPr>
-                <w:tcW w:w="406" w:type="pct"/>
+                <w:tcW w:w="270" w:type="pct"/>
                 <w:tcBorders>
                   <w:bottom w:val="single" w:sz="4" w:space="0" w:color="auto"/>
                 </w:tcBorders>
@@ -483,11 +359,10 @@
             <w:dataBinding w:prefixMappings="&lt;xmlns:ns0='urn:microsoft-dynamics-nav/reports/Salesperson_Sales_Statistics/114/' " w:xpath="/ns0:NavWordReportXmlPart[1]/ns0:Labels[1]/ns0:AdjProfitPctLabel[1]" w:storeItemID="{5D4524CD-A282-4F19-BAEA-0AD6212CDB38}"/>
             <w:text/>
           </w:sdtPr>
-          <w:sdtEndPr/>
           <w:sdtContent>
             <w:tc>
               <w:tcPr>
-                <w:tcW w:w="473" w:type="pct"/>
+                <w:tcW w:w="316" w:type="pct"/>
                 <w:tcBorders>
                   <w:bottom w:val="single" w:sz="4" w:space="0" w:color="auto"/>
                 </w:tcBorders>
@@ -517,11 +392,10 @@
             <w:dataBinding w:prefixMappings="&lt;xmlns:ns0='urn:microsoft-dynamics-nav/reports/Salesperson_Sales_Statistics/114/' " w:xpath="/ns0:NavWordReportXmlPart[1]/ns0:Labels[1]/ns0:InvDiscAmountLabel[1]" w:storeItemID="{5D4524CD-A282-4F19-BAEA-0AD6212CDB38}"/>
             <w:text/>
           </w:sdtPr>
-          <w:sdtEndPr/>
           <w:sdtContent>
             <w:tc>
               <w:tcPr>
-                <w:tcW w:w="608" w:type="pct"/>
+                <w:tcW w:w="747" w:type="pct"/>
                 <w:tcBorders>
                   <w:bottom w:val="single" w:sz="4" w:space="0" w:color="auto"/>
                 </w:tcBorders>
@@ -551,11 +425,10 @@
             <w:dataBinding w:prefixMappings="&lt;xmlns:ns0='urn:microsoft-dynamics-nav/reports/Salesperson_Sales_Statistics/114/' " w:xpath="/ns0:NavWordReportXmlPart[1]/ns0:Labels[1]/ns0:PmtDiscGivenLabel[1]" w:storeItemID="{5D4524CD-A282-4F19-BAEA-0AD6212CDB38}"/>
             <w:text/>
           </w:sdtPr>
-          <w:sdtEndPr/>
           <w:sdtContent>
             <w:tc>
               <w:tcPr>
-                <w:tcW w:w="608" w:type="pct"/>
+                <w:tcW w:w="812" w:type="pct"/>
                 <w:tcBorders>
                   <w:bottom w:val="single" w:sz="4" w:space="0" w:color="auto"/>
                 </w:tcBorders>
@@ -585,11 +458,10 @@
             <w:dataBinding w:prefixMappings="&lt;xmlns:ns0='urn:microsoft-dynamics-nav/reports/Salesperson_Sales_Statistics/114/' " w:xpath="/ns0:NavWordReportXmlPart[1]/ns0:Labels[1]/ns0:PmtToleranceLabel[1]" w:storeItemID="{5D4524CD-A282-4F19-BAEA-0AD6212CDB38}"/>
             <w:text/>
           </w:sdtPr>
-          <w:sdtEndPr/>
           <w:sdtContent>
             <w:tc>
               <w:tcPr>
-                <w:tcW w:w="679" w:type="pct"/>
+                <w:tcW w:w="773" w:type="pct"/>
                 <w:tcBorders>
                   <w:bottom w:val="single" w:sz="4" w:space="0" w:color="auto"/>
                 </w:tcBorders>
@@ -612,12 +484,11 @@
       <w:tr>
         <w:trPr>
           <w:cnfStyle w:val="000000100000" w:firstRow="0" w:lastRow="0" w:firstColumn="0" w:lastColumn="0" w:oddVBand="0" w:evenVBand="0" w:oddHBand="1" w:evenHBand="0" w:firstRowFirstColumn="0" w:firstRowLastColumn="0" w:lastRowFirstColumn="0" w:lastRowLastColumn="0"/>
-          <w:cantSplit/>
           <w:trHeight w:val="245"/>
         </w:trPr>
         <w:tc>
           <w:tcPr>
-            <w:tcW w:w="606" w:type="pct"/>
+            <w:tcW w:w="521" w:type="pct"/>
             <w:tcBorders>
               <w:top w:val="single" w:sz="4" w:space="0" w:color="auto"/>
             </w:tcBorders>
@@ -630,7 +501,7 @@
         </w:tc>
         <w:tc>
           <w:tcPr>
-            <w:tcW w:w="540" w:type="pct"/>
+            <w:tcW w:w="619" w:type="pct"/>
             <w:tcBorders>
               <w:top w:val="single" w:sz="4" w:space="0" w:color="auto"/>
             </w:tcBorders>
@@ -643,7 +514,7 @@
         </w:tc>
         <w:tc>
           <w:tcPr>
-            <w:tcW w:w="540" w:type="pct"/>
+            <w:tcW w:w="617" w:type="pct"/>
             <w:tcBorders>
               <w:top w:val="single" w:sz="4" w:space="0" w:color="auto"/>
             </w:tcBorders>
@@ -656,7 +527,7 @@
         </w:tc>
         <w:tc>
           <w:tcPr>
-            <w:tcW w:w="540" w:type="pct"/>
+            <w:tcW w:w="326" w:type="pct"/>
             <w:tcBorders>
               <w:top w:val="single" w:sz="4" w:space="0" w:color="auto"/>
             </w:tcBorders>
@@ -670,7 +541,7 @@
         </w:tc>
         <w:tc>
           <w:tcPr>
-            <w:tcW w:w="406" w:type="pct"/>
+            <w:tcW w:w="270" w:type="pct"/>
             <w:tcBorders>
               <w:top w:val="single" w:sz="4" w:space="0" w:color="auto"/>
             </w:tcBorders>
@@ -683,7 +554,7 @@
         </w:tc>
         <w:tc>
           <w:tcPr>
-            <w:tcW w:w="473" w:type="pct"/>
+            <w:tcW w:w="316" w:type="pct"/>
             <w:tcBorders>
               <w:top w:val="single" w:sz="4" w:space="0" w:color="auto"/>
             </w:tcBorders>
@@ -696,7 +567,7 @@
         </w:tc>
         <w:tc>
           <w:tcPr>
-            <w:tcW w:w="608" w:type="pct"/>
+            <w:tcW w:w="747" w:type="pct"/>
             <w:tcBorders>
               <w:top w:val="single" w:sz="4" w:space="0" w:color="auto"/>
             </w:tcBorders>
@@ -709,7 +580,7 @@
         </w:tc>
         <w:tc>
           <w:tcPr>
-            <w:tcW w:w="608" w:type="pct"/>
+            <w:tcW w:w="812" w:type="pct"/>
             <w:tcBorders>
               <w:top w:val="single" w:sz="4" w:space="0" w:color="auto"/>
             </w:tcBorders>
@@ -722,7 +593,7 @@
         </w:tc>
         <w:tc>
           <w:tcPr>
-            <w:tcW w:w="679" w:type="pct"/>
+            <w:tcW w:w="773" w:type="pct"/>
             <w:tcBorders>
               <w:top w:val="single" w:sz="4" w:space="0" w:color="auto"/>
             </w:tcBorders>
@@ -745,7 +616,6 @@
           <w15:dataBinding w:prefixMappings="&lt;xmlns:ns0='urn:microsoft-dynamics-nav/reports/Salesperson_Sales_Statistics/114/' " w:xpath="/ns0:NavWordReportXmlPart[1]/ns0:Salesperson_Purchaser" w:storeItemID="{5D4524CD-A282-4F19-BAEA-0AD6212CDB38}"/>
           <w15:repeatingSection/>
         </w:sdtPr>
-        <w:sdtEndPr/>
         <w:sdtContent>
           <w:sdt>
             <w:sdtPr>
@@ -758,17 +628,15 @@
               </w:placeholder>
               <w15:repeatingSectionItem/>
             </w:sdtPr>
-            <w:sdtEndPr/>
             <w:sdtContent>
               <w:tr>
                 <w:trPr>
                   <w:cnfStyle w:val="000000010000" w:firstRow="0" w:lastRow="0" w:firstColumn="0" w:lastColumn="0" w:oddVBand="0" w:evenVBand="0" w:oddHBand="0" w:evenHBand="1" w:firstRowFirstColumn="0" w:firstRowLastColumn="0" w:lastRowFirstColumn="0" w:lastRowLastColumn="0"/>
-                  <w:cantSplit/>
                   <w:trHeight w:val="490"/>
                 </w:trPr>
                 <w:tc>
                   <w:tcPr>
-                    <w:tcW w:w="606" w:type="pct"/>
+                    <w:tcW w:w="521" w:type="pct"/>
                   </w:tcPr>
                   <w:sdt>
                     <w:sdtPr>
@@ -781,7 +649,6 @@
                       <w:dataBinding w:prefixMappings="&lt;xmlns:ns0='urn:microsoft-dynamics-nav/reports/Salesperson_Sales_Statistics/114/' " w:xpath="/ns0:NavWordReportXmlPart[1]/ns0:Salesperson_Purchaser[1]/ns0:Salesperson_Purchaser_Code[1]" w:storeItemID="{5D4524CD-A282-4F19-BAEA-0AD6212CDB38}"/>
                       <w:text/>
                     </w:sdtPr>
-                    <w:sdtEndPr/>
                     <w:sdtContent>
                       <w:p>
                         <w:pPr>
@@ -798,7 +665,7 @@
                 </w:tc>
                 <w:tc>
                   <w:tcPr>
-                    <w:tcW w:w="540" w:type="pct"/>
+                    <w:tcW w:w="619" w:type="pct"/>
                   </w:tcPr>
                   <w:sdt>
                     <w:sdtPr>
@@ -811,7 +678,6 @@
                       <w:dataBinding w:prefixMappings="&lt;xmlns:ns0='urn:microsoft-dynamics-nav/reports/Salesperson_Sales_Statistics/114/' " w:xpath="/ns0:NavWordReportXmlPart[1]/ns0:Salesperson_Purchaser[1]/ns0:Cust__Ledger_Entry___Sales__LCY__[1]" w:storeItemID="{5D4524CD-A282-4F19-BAEA-0AD6212CDB38}"/>
                       <w:text/>
                     </w:sdtPr>
-                    <w:sdtEndPr/>
                     <w:sdtContent>
                       <w:p>
                         <w:pPr>
@@ -840,11 +706,10 @@
                     <w:dataBinding w:prefixMappings="&lt;xmlns:ns0='urn:microsoft-dynamics-nav/reports/Salesperson_Sales_Statistics/114/' " w:xpath="/ns0:NavWordReportXmlPart[1]/ns0:Salesperson_Purchaser[1]/ns0:Cust__Ledger_Entry___Profit__LCY__[1]" w:storeItemID="{5D4524CD-A282-4F19-BAEA-0AD6212CDB38}"/>
                     <w:text/>
                   </w:sdtPr>
-                  <w:sdtEndPr/>
                   <w:sdtContent>
                     <w:tc>
                       <w:tcPr>
-                        <w:tcW w:w="540" w:type="pct"/>
+                        <w:tcW w:w="617" w:type="pct"/>
                       </w:tcPr>
                       <w:p>
                         <w:pPr>
@@ -874,11 +739,10 @@
                     <w:dataBinding w:prefixMappings="&lt;xmlns:ns0='urn:microsoft-dynamics-nav/reports/Salesperson_Sales_Statistics/114/' " w:xpath="/ns0:NavWordReportXmlPart[1]/ns0:Salesperson_Purchaser[1]/ns0:AdjProfit[1]" w:storeItemID="{5D4524CD-A282-4F19-BAEA-0AD6212CDB38}"/>
                     <w:text/>
                   </w:sdtPr>
-                  <w:sdtEndPr/>
                   <w:sdtContent>
                     <w:tc>
                       <w:tcPr>
-                        <w:tcW w:w="540" w:type="pct"/>
+                        <w:tcW w:w="326" w:type="pct"/>
                       </w:tcPr>
                       <w:p>
                         <w:pPr>
@@ -905,11 +769,10 @@
                     <w:dataBinding w:prefixMappings="&lt;xmlns:ns0='urn:microsoft-dynamics-nav/reports/Salesperson_Sales_Statistics/114/' " w:xpath="/ns0:NavWordReportXmlPart[1]/ns0:Salesperson_Purchaser[1]/ns0:ProfitPercent[1]" w:storeItemID="{5D4524CD-A282-4F19-BAEA-0AD6212CDB38}"/>
                     <w:text/>
                   </w:sdtPr>
-                  <w:sdtEndPr/>
                   <w:sdtContent>
                     <w:tc>
                       <w:tcPr>
-                        <w:tcW w:w="406" w:type="pct"/>
+                        <w:tcW w:w="270" w:type="pct"/>
                       </w:tcPr>
                       <w:p>
                         <w:pPr>
@@ -936,11 +799,10 @@
                     <w:dataBinding w:prefixMappings="&lt;xmlns:ns0='urn:microsoft-dynamics-nav/reports/Salesperson_Sales_Statistics/114/' " w:xpath="/ns0:NavWordReportXmlPart[1]/ns0:Salesperson_Purchaser[1]/ns0:AdjProfitPercent[1]" w:storeItemID="{5D4524CD-A282-4F19-BAEA-0AD6212CDB38}"/>
                     <w:text/>
                   </w:sdtPr>
-                  <w:sdtEndPr/>
                   <w:sdtContent>
                     <w:tc>
                       <w:tcPr>
-                        <w:tcW w:w="473" w:type="pct"/>
+                        <w:tcW w:w="316" w:type="pct"/>
                       </w:tcPr>
                       <w:p>
                         <w:pPr>
@@ -967,11 +829,10 @@
                     <w:dataBinding w:prefixMappings="&lt;xmlns:ns0='urn:microsoft-dynamics-nav/reports/Salesperson_Sales_Statistics/114/' " w:xpath="/ns0:NavWordReportXmlPart[1]/ns0:Salesperson_Purchaser[1]/ns0:Cust__Ledger_Entry___Inv__Discount__LCY__[1]" w:storeItemID="{5D4524CD-A282-4F19-BAEA-0AD6212CDB38}"/>
                     <w:text/>
                   </w:sdtPr>
-                  <w:sdtEndPr/>
                   <w:sdtContent>
                     <w:tc>
                       <w:tcPr>
-                        <w:tcW w:w="608" w:type="pct"/>
+                        <w:tcW w:w="747" w:type="pct"/>
                       </w:tcPr>
                       <w:p>
                         <w:pPr>
@@ -1001,11 +862,10 @@
                     <w:dataBinding w:prefixMappings="&lt;xmlns:ns0='urn:microsoft-dynamics-nav/reports/Salesperson_Sales_Statistics/114/' " w:xpath="/ns0:NavWordReportXmlPart[1]/ns0:Salesperson_Purchaser[1]/ns0:Cust__Ledger_Entry___Pmt__Disc__Given__LCY__[1]" w:storeItemID="{5D4524CD-A282-4F19-BAEA-0AD6212CDB38}"/>
                     <w:text/>
                   </w:sdtPr>
-                  <w:sdtEndPr/>
                   <w:sdtContent>
                     <w:tc>
                       <w:tcPr>
-                        <w:tcW w:w="608" w:type="pct"/>
+                        <w:tcW w:w="812" w:type="pct"/>
                       </w:tcPr>
                       <w:p>
                         <w:pPr>
@@ -1046,11 +906,10 @@
                     <w:dataBinding w:prefixMappings="&lt;xmlns:ns0='urn:microsoft-dynamics-nav/reports/Salesperson_Sales_Statistics/114/' " w:xpath="/ns0:NavWordReportXmlPart[1]/ns0:Salesperson_Purchaser[1]/ns0:Cust__Ledger_Entry___Pmt__Tolerance__LCY__[1]" w:storeItemID="{5D4524CD-A282-4F19-BAEA-0AD6212CDB38}"/>
                     <w:text/>
                   </w:sdtPr>
-                  <w:sdtEndPr/>
                   <w:sdtContent>
                     <w:tc>
                       <w:tcPr>
-                        <w:tcW w:w="679" w:type="pct"/>
+                        <w:tcW w:w="773" w:type="pct"/>
                       </w:tcPr>
                       <w:p>
                         <w:pPr>
@@ -1085,103 +944,6 @@
           </w:sdt>
         </w:sdtContent>
       </w:sdt>
-      <w:tr>
-        <w:trPr>
-          <w:cnfStyle w:val="000000100000" w:firstRow="0" w:lastRow="0" w:firstColumn="0" w:lastColumn="0" w:oddVBand="0" w:evenVBand="0" w:oddHBand="1" w:evenHBand="0" w:firstRowFirstColumn="0" w:firstRowLastColumn="0" w:lastRowFirstColumn="0" w:lastRowLastColumn="0"/>
-          <w:cantSplit/>
-          <w:trHeight w:val="245"/>
-        </w:trPr>
-        <w:tc>
-          <w:tcPr>
-            <w:tcW w:w="606" w:type="pct"/>
-          </w:tcPr>
-          <w:p>
-            <w:pPr>
-              <w:pStyle w:val="NoSpacing"/>
-            </w:pPr>
-          </w:p>
-        </w:tc>
-        <w:tc>
-          <w:tcPr>
-            <w:tcW w:w="540" w:type="pct"/>
-          </w:tcPr>
-          <w:p>
-            <w:pPr>
-              <w:pStyle w:val="NoSpacing"/>
-            </w:pPr>
-          </w:p>
-        </w:tc>
-        <w:tc>
-          <w:tcPr>
-            <w:tcW w:w="540" w:type="pct"/>
-          </w:tcPr>
-          <w:p>
-            <w:pPr>
-              <w:pStyle w:val="NoSpacing"/>
-            </w:pPr>
-          </w:p>
-        </w:tc>
-        <w:tc>
-          <w:tcPr>
-            <w:tcW w:w="540" w:type="pct"/>
-          </w:tcPr>
-          <w:p>
-            <w:pPr>
-              <w:pStyle w:val="NoSpacing"/>
-            </w:pPr>
-          </w:p>
-        </w:tc>
-        <w:tc>
-          <w:tcPr>
-            <w:tcW w:w="406" w:type="pct"/>
-          </w:tcPr>
-          <w:p>
-            <w:pPr>
-              <w:pStyle w:val="NoSpacing"/>
-            </w:pPr>
-          </w:p>
-        </w:tc>
-        <w:tc>
-          <w:tcPr>
-            <w:tcW w:w="473" w:type="pct"/>
-          </w:tcPr>
-          <w:p>
-            <w:pPr>
-              <w:pStyle w:val="NoSpacing"/>
-            </w:pPr>
-          </w:p>
-        </w:tc>
-        <w:tc>
-          <w:tcPr>
-            <w:tcW w:w="608" w:type="pct"/>
-          </w:tcPr>
-          <w:p>
-            <w:pPr>
-              <w:pStyle w:val="NoSpacing"/>
-            </w:pPr>
-          </w:p>
-        </w:tc>
-        <w:tc>
-          <w:tcPr>
-            <w:tcW w:w="608" w:type="pct"/>
-          </w:tcPr>
-          <w:p>
-            <w:pPr>
-              <w:pStyle w:val="NoSpacing"/>
-            </w:pPr>
-          </w:p>
-        </w:tc>
-        <w:tc>
-          <w:tcPr>
-            <w:tcW w:w="679" w:type="pct"/>
-          </w:tcPr>
-          <w:p>
-            <w:pPr>
-              <w:pStyle w:val="NoSpacing"/>
-            </w:pPr>
-          </w:p>
-        </w:tc>
-      </w:tr>
     </w:tbl>
     <w:p>
       <w:pPr>
@@ -1195,10 +957,6 @@
       <w:tblPr>
         <w:tblStyle w:val="BCTotalsTable"/>
         <w:tblW w:w="5000" w:type="pct"/>
-        <w:tblBorders>
-          <w:top w:val="single" w:sz="4" w:space="0" w:color="auto"/>
-          <w:bottom w:val="single" w:sz="8" w:space="0" w:color="auto"/>
-        </w:tblBorders>
         <w:tblLayout w:type="fixed"/>
         <w:tblLook w:val="0640" w:firstRow="0" w:lastRow="1" w:firstColumn="0" w:lastColumn="0" w:noHBand="1" w:noVBand="1"/>
         <w:tblCaption w:val="Table 3"/>
@@ -1218,7 +976,6 @@
       <w:tr>
         <w:trPr>
           <w:cnfStyle w:val="010000000000" w:firstRow="0" w:lastRow="1" w:firstColumn="0" w:lastColumn="0" w:oddVBand="0" w:evenVBand="0" w:oddHBand="0" w:evenHBand="0" w:firstRowFirstColumn="0" w:firstRowLastColumn="0" w:lastRowFirstColumn="0" w:lastRowLastColumn="0"/>
-          <w:cantSplit/>
           <w:trHeight w:val="490"/>
         </w:trPr>
         <w:tc>
@@ -1245,7 +1002,6 @@
             <w:dataBinding w:prefixMappings="&lt;xmlns:ns0='urn:microsoft-dynamics-nav/reports/Salesperson_Sales_Statistics/114/' " w:xpath="/ns0:NavWordReportXmlPart[1]/ns0:Totals[1]/ns0:Totals_Sales[1]" w:storeItemID="{5D4524CD-A282-4F19-BAEA-0AD6212CDB38}"/>
             <w:text/>
           </w:sdtPr>
-          <w:sdtEndPr/>
           <w:sdtContent>
             <w:tc>
               <w:tcPr>
@@ -1276,7 +1032,6 @@
             <w:dataBinding w:prefixMappings="&lt;xmlns:ns0='urn:microsoft-dynamics-nav/reports/Salesperson_Sales_Statistics/114/' " w:xpath="/ns0:NavWordReportXmlPart[1]/ns0:Totals[1]/ns0:Totals_Profit[1]" w:storeItemID="{5D4524CD-A282-4F19-BAEA-0AD6212CDB38}"/>
             <w:text/>
           </w:sdtPr>
-          <w:sdtEndPr/>
           <w:sdtContent>
             <w:tc>
               <w:tcPr>
@@ -1307,7 +1062,6 @@
             <w:dataBinding w:prefixMappings="&lt;xmlns:ns0='urn:microsoft-dynamics-nav/reports/Salesperson_Sales_Statistics/114/' " w:xpath="/ns0:NavWordReportXmlPart[1]/ns0:Totals[1]/ns0:Totals_AdjProfit[1]" w:storeItemID="{5D4524CD-A282-4F19-BAEA-0AD6212CDB38}"/>
             <w:text/>
           </w:sdtPr>
-          <w:sdtEndPr/>
           <w:sdtContent>
             <w:tc>
               <w:tcPr>
@@ -1338,7 +1092,6 @@
             <w:dataBinding w:prefixMappings="&lt;xmlns:ns0='urn:microsoft-dynamics-nav/reports/Salesperson_Sales_Statistics/114/' " w:xpath="/ns0:NavWordReportXmlPart[1]/ns0:Totals[1]/ns0:Totals_ProfitPct[1]" w:storeItemID="{5D4524CD-A282-4F19-BAEA-0AD6212CDB38}"/>
             <w:text/>
           </w:sdtPr>
-          <w:sdtEndPr/>
           <w:sdtContent>
             <w:tc>
               <w:tcPr>
@@ -1369,7 +1122,6 @@
             <w:dataBinding w:prefixMappings="&lt;xmlns:ns0='urn:microsoft-dynamics-nav/reports/Salesperson_Sales_Statistics/114/' " w:xpath="/ns0:NavWordReportXmlPart[1]/ns0:Totals[1]/ns0:Totals_AdjProfitPct[1]" w:storeItemID="{5D4524CD-A282-4F19-BAEA-0AD6212CDB38}"/>
             <w:text/>
           </w:sdtPr>
-          <w:sdtEndPr/>
           <w:sdtContent>
             <w:tc>
               <w:tcPr>
@@ -1400,7 +1152,6 @@
             <w:dataBinding w:prefixMappings="&lt;xmlns:ns0='urn:microsoft-dynamics-nav/reports/Salesperson_Sales_Statistics/114/' " w:xpath="/ns0:NavWordReportXmlPart[1]/ns0:Totals[1]/ns0:Totals_InvDiscAmount[1]" w:storeItemID="{5D4524CD-A282-4F19-BAEA-0AD6212CDB38}"/>
             <w:text/>
           </w:sdtPr>
-          <w:sdtEndPr/>
           <w:sdtContent>
             <w:tc>
               <w:tcPr>
@@ -1431,7 +1182,6 @@
             <w:dataBinding w:prefixMappings="&lt;xmlns:ns0='urn:microsoft-dynamics-nav/reports/Salesperson_Sales_Statistics/114/' " w:xpath="/ns0:NavWordReportXmlPart[1]/ns0:Totals[1]/ns0:Totals_PmtDiscGiven[1]" w:storeItemID="{5D4524CD-A282-4F19-BAEA-0AD6212CDB38}"/>
             <w:text/>
           </w:sdtPr>
-          <w:sdtEndPr/>
           <w:sdtContent>
             <w:tc>
               <w:tcPr>
@@ -1462,7 +1212,6 @@
             <w:dataBinding w:prefixMappings="&lt;xmlns:ns0='urn:microsoft-dynamics-nav/reports/Salesperson_Sales_Statistics/114/' " w:xpath="/ns0:NavWordReportXmlPart[1]/ns0:Totals[1]/ns0:Totals_PmtTolerance[1]" w:storeItemID="{5D4524CD-A282-4F19-BAEA-0AD6212CDB38}"/>
             <w:text/>
           </w:sdtPr>
-          <w:sdtEndPr/>
           <w:sdtContent>
             <w:tc>
               <w:tcPr>
@@ -2684,6 +2433,7 @@
 <w:settings xmlns:mc="http://schemas.openxmlformats.org/markup-compatibility/2006" xmlns:o="urn:schemas-microsoft-com:office:office" xmlns:r="http://schemas.openxmlformats.org/officeDocument/2006/relationships" xmlns:m="http://schemas.openxmlformats.org/officeDocument/2006/math" xmlns:v="urn:schemas-microsoft-com:vml" xmlns:w10="urn:schemas-microsoft-com:office:word" xmlns:w="http://schemas.openxmlformats.org/wordprocessingml/2006/main" xmlns:w14="http://schemas.microsoft.com/office/word/2010/wordml" xmlns:w15="http://schemas.microsoft.com/office/word/2012/wordml" xmlns:w16cex="http://schemas.microsoft.com/office/word/2018/wordml/cex" xmlns:w16cid="http://schemas.microsoft.com/office/word/2016/wordml/cid" xmlns:w16="http://schemas.microsoft.com/office/word/2018/wordml" xmlns:w16du="http://schemas.microsoft.com/office/word/2023/wordml/word16du" xmlns:w16sdtdh="http://schemas.microsoft.com/office/word/2020/wordml/sdtdatahash" xmlns:w16sdtfl="http://schemas.microsoft.com/office/word/2024/wordml/sdtformatlock" xmlns:w16se="http://schemas.microsoft.com/office/word/2015/wordml/symex" xmlns:sl="http://schemas.openxmlformats.org/schemaLibrary/2006/main" mc:Ignorable="w14 w15 w16se w16cid w16 w16cex w16sdtdh w16sdtfl w16du">
   <w:view w:val="normal"/>
   <w:defaultTabStop w:val="720"/>
+  <w:hyphenationZone w:val="425"/>
   <w:characterSpacingControl w:val="doNotCompress"/>
   <w:compat>
     <w:useFELayout/>
@@ -2721,6 +2471,7 @@
     <w:rsid w:val="00575407"/>
     <w:rsid w:val="005D10CF"/>
     <w:rsid w:val="00611946"/>
+    <w:rsid w:val="00634FD2"/>
     <w:rsid w:val="0063509C"/>
     <w:rsid w:val="0064069D"/>
     <w:rsid w:val="006833AC"/>
@@ -2734,10 +2485,13 @@
     <w:rsid w:val="00807E4C"/>
     <w:rsid w:val="00840A52"/>
     <w:rsid w:val="00883B60"/>
+    <w:rsid w:val="008858E8"/>
     <w:rsid w:val="00893C41"/>
+    <w:rsid w:val="008E1F46"/>
     <w:rsid w:val="009E310D"/>
     <w:rsid w:val="00A44B9B"/>
     <w:rsid w:val="00A51DE8"/>
+    <w:rsid w:val="00A759E2"/>
     <w:rsid w:val="00A93B29"/>
     <w:rsid w:val="00AA0C52"/>
     <w:rsid w:val="00AA548F"/>
@@ -2780,7 +2534,7 @@
   </m:mathPr>
   <w:themeFontLang w:val="en-AU" w:eastAsia="ja-JP"/>
   <w:clrSchemeMapping w:bg1="light1" w:t1="dark1" w:bg2="light2" w:t2="dark2" w:accent1="accent1" w:accent2="accent2" w:accent3="accent3" w:accent4="accent4" w:accent5="accent5" w:accent6="accent6" w:hyperlink="hyperlink" w:followedHyperlink="followedHyperlink"/>
-  <w:decimalSymbol w:val="."/>
+  <w:decimalSymbol w:val=","/>
   <w:listSeparator w:val=","/>
   <w15:chartTrackingRefBased/>
 </w:settings>
@@ -3231,37 +2985,22 @@
   <w:style w:type="paragraph" w:customStyle="1" w:styleId="EEACA06B9CA045949233FD60A3C0394C">
     <w:name w:val="EEACA06B9CA045949233FD60A3C0394C"/>
     <w:rsid w:val="00D64F34"/>
-    <w:rPr>
-      <w:lang/>
-    </w:rPr>
   </w:style>
   <w:style w:type="paragraph" w:customStyle="1" w:styleId="AA1B0F0A637C47A3B8C7590E0B2D1F42">
     <w:name w:val="AA1B0F0A637C47A3B8C7590E0B2D1F42"/>
     <w:rsid w:val="00D64F34"/>
-    <w:rPr>
-      <w:lang/>
-    </w:rPr>
   </w:style>
   <w:style w:type="paragraph" w:customStyle="1" w:styleId="2B4DB96ED91D4646B033F03C61B6D71D">
     <w:name w:val="2B4DB96ED91D4646B033F03C61B6D71D"/>
     <w:rsid w:val="00D64F34"/>
-    <w:rPr>
-      <w:lang/>
-    </w:rPr>
   </w:style>
   <w:style w:type="paragraph" w:customStyle="1" w:styleId="CFE123086889425685ED864763FFD352">
     <w:name w:val="CFE123086889425685ED864763FFD352"/>
     <w:rsid w:val="00D64F34"/>
-    <w:rPr>
-      <w:lang/>
-    </w:rPr>
   </w:style>
   <w:style w:type="paragraph" w:customStyle="1" w:styleId="50A5D05D15FF4AB4833AB11957E85ECA">
     <w:name w:val="50A5D05D15FF4AB4833AB11957E85ECA"/>
     <w:rsid w:val="00404DEC"/>
-    <w:rPr>
-      <w:lang/>
-    </w:rPr>
   </w:style>
 </w:styles>
 </file>

--- a/src/Layers/W1/BaseApp/Sales/Reports/SalespersonSalesStatisticsBody.docx
+++ b/src/Layers/W1/BaseApp/Sales/Reports/SalespersonSalesStatisticsBody.docx
@@ -31,7 +31,7 @@
               <w:placeholder>
                 <w:docPart w:val="EEACA06B9CA045949233FD60A3C0394C"/>
               </w:placeholder>
-              <w:dataBinding w:prefixMappings="&lt;xmlns:ns0='urn:microsoft-dynamics-nav/reports/Salesperson_Sales_Statistics/114/' " w:xpath="/ns0:NavWordReportXmlPart[1]/ns0:Salesperson_Purchaser[1]/ns0:STRSUBSTNO_Text000_PeriodText_[1]" w:storeItemID="{5D4524CD-A282-4F19-BAEA-0AD6212CDB38}"/>
+              <w:dataBinding w:prefixMappings="xmlns:ns0='urn:microsoft-dynamics-nav/reports/Salesperson_Sales_Statistics/114/'" w:xpath="/ns0:NavWordReportXmlPart[1]/ns0:Salesperson_Purchaser[1]/ns0:STRSUBSTNO_Text000_PeriodText_[1]" w:storeItemID="{5D4524CD-A282-4F19-BAEA-0AD6212CDB38}"/>
               <w:text/>
             </w:sdtPr>
             <w:sdtContent>
@@ -64,7 +64,7 @@
               <w:placeholder>
                 <w:docPart w:val="AA1B0F0A637C47A3B8C7590E0B2D1F42"/>
               </w:placeholder>
-              <w:dataBinding w:prefixMappings="&lt;xmlns:ns0='urn:microsoft-dynamics-nav/reports/Salesperson_Sales_Statistics/114/' " w:xpath="/ns0:NavWordReportXmlPart[1]/ns0:Labels[1]/ns0:AmountsInLCYLabel[1]" w:storeItemID="{5D4524CD-A282-4F19-BAEA-0AD6212CDB38}"/>
+              <w:dataBinding w:prefixMappings="xmlns:ns0='urn:microsoft-dynamics-nav/reports/Salesperson_Sales_Statistics/114/'" w:xpath="/ns0:NavWordReportXmlPart[1]/ns0:Labels[1]/ns0:AmountsInLCYLabel[1]" w:storeItemID="{5D4524CD-A282-4F19-BAEA-0AD6212CDB38}"/>
               <w:text/>
             </w:sdtPr>
             <w:sdtContent>
@@ -95,7 +95,7 @@
             <w:placeholder>
               <w:docPart w:val="2B4DB96ED91D4646B033F03C61B6D71D"/>
             </w:placeholder>
-            <w:dataBinding w:prefixMappings="&lt;xmlns:ns0='urn:microsoft-dynamics-nav/reports/Salesperson_Sales_Statistics/114/' " w:xpath="/ns0:NavWordReportXmlPart[1]/ns0:Salesperson_Purchaser[1]/ns0:Salesperson_Purchaser__TABLECAPTION__________SalespersonFilter[1]" w:storeItemID="{5D4524CD-A282-4F19-BAEA-0AD6212CDB38}"/>
+            <w:dataBinding w:prefixMappings="xmlns:ns0='urn:microsoft-dynamics-nav/reports/Salesperson_Sales_Statistics/114/'" w:xpath="/ns0:NavWordReportXmlPart[1]/ns0:Salesperson_Purchaser[1]/ns0:Salesperson_Purchaser__TABLECAPTION__________SalespersonFilter[1]" w:storeItemID="{5D4524CD-A282-4F19-BAEA-0AD6212CDB38}"/>
             <w:text/>
           </w:sdtPr>
           <w:sdtContent>
@@ -133,7 +133,7 @@
             <w:placeholder>
               <w:docPart w:val="CFE123086889425685ED864763FFD352"/>
             </w:placeholder>
-            <w:dataBinding w:prefixMappings="&lt;xmlns:ns0='urn:microsoft-dynamics-nav/reports/Salesperson_Sales_Statistics/114/' " w:xpath="/ns0:NavWordReportXmlPart[1]/ns0:Salesperson_Purchaser[1]/ns0:Cust__Ledger_Entry__TABLECAPTION__________CustLedgEntryFilter[1]" w:storeItemID="{5D4524CD-A282-4F19-BAEA-0AD6212CDB38}"/>
+            <w:dataBinding w:prefixMappings="xmlns:ns0='urn:microsoft-dynamics-nav/reports/Salesperson_Sales_Statistics/114/'" w:xpath="/ns0:NavWordReportXmlPart[1]/ns0:Salesperson_Purchaser[1]/ns0:Cust__Ledger_Entry__TABLECAPTION__________CustLedgEntryFilter[1]" w:storeItemID="{5D4524CD-A282-4F19-BAEA-0AD6212CDB38}"/>
             <w:text/>
           </w:sdtPr>
           <w:sdtContent>
@@ -188,7 +188,7 @@
           <w:tcPr>
             <w:tcW w:w="521" w:type="pct"/>
             <w:tcBorders>
-              <w:bottom w:val="single" w:sz="4" w:space="0" w:color="auto"/>
+              <w:bottom w:val="single" w:color="auto" w:sz="4" w:space="0"/>
             </w:tcBorders>
           </w:tcPr>
           <w:sdt>
@@ -199,7 +199,7 @@
               <w:placeholder>
                 <w:docPart w:val="73C64457110F4A2886AD907E3894A421"/>
               </w:placeholder>
-              <w:dataBinding w:prefixMappings="&lt;xmlns:ns0='urn:microsoft-dynamics-nav/reports/Salesperson_Sales_Statistics/114/' " w:xpath="/ns0:NavWordReportXmlPart[1]/ns0:Labels[1]/ns0:CodeLabel[1]" w:storeItemID="{5D4524CD-A282-4F19-BAEA-0AD6212CDB38}"/>
+              <w:dataBinding w:prefixMappings="xmlns:ns0='urn:microsoft-dynamics-nav/reports/Salesperson_Sales_Statistics/114/'" w:xpath="/ns0:NavWordReportXmlPart[1]/ns0:Labels[1]/ns0:CodeLabel[1]" w:storeItemID="{5D4524CD-A282-4F19-BAEA-0AD6212CDB38}"/>
               <w:text/>
             </w:sdtPr>
             <w:sdtContent>
@@ -224,7 +224,7 @@
             <w:placeholder>
               <w:docPart w:val="73C64457110F4A2886AD907E3894A421"/>
             </w:placeholder>
-            <w:dataBinding w:prefixMappings="&lt;xmlns:ns0='urn:microsoft-dynamics-nav/reports/Salesperson_Sales_Statistics/114/' " w:xpath="/ns0:NavWordReportXmlPart[1]/ns0:Labels[1]/ns0:SalesLCYLabel[1]" w:storeItemID="{5D4524CD-A282-4F19-BAEA-0AD6212CDB38}"/>
+            <w:dataBinding w:prefixMappings="xmlns:ns0='urn:microsoft-dynamics-nav/reports/Salesperson_Sales_Statistics/114/'" w:xpath="/ns0:NavWordReportXmlPart[1]/ns0:Labels[1]/ns0:SalesLCYLabel[1]" w:storeItemID="{5D4524CD-A282-4F19-BAEA-0AD6212CDB38}"/>
             <w:text/>
           </w:sdtPr>
           <w:sdtContent>
@@ -232,7 +232,7 @@
               <w:tcPr>
                 <w:tcW w:w="619" w:type="pct"/>
                 <w:tcBorders>
-                  <w:bottom w:val="single" w:sz="4" w:space="0" w:color="auto"/>
+                  <w:bottom w:val="single" w:color="auto" w:sz="4" w:space="0"/>
                 </w:tcBorders>
               </w:tcPr>
               <w:p>
@@ -257,7 +257,7 @@
             <w:placeholder>
               <w:docPart w:val="73C64457110F4A2886AD907E3894A421"/>
             </w:placeholder>
-            <w:dataBinding w:prefixMappings="&lt;xmlns:ns0='urn:microsoft-dynamics-nav/reports/Salesperson_Sales_Statistics/114/' " w:xpath="/ns0:NavWordReportXmlPart[1]/ns0:Labels[1]/ns0:ProfitLCYLabel[1]" w:storeItemID="{5D4524CD-A282-4F19-BAEA-0AD6212CDB38}"/>
+            <w:dataBinding w:prefixMappings="xmlns:ns0='urn:microsoft-dynamics-nav/reports/Salesperson_Sales_Statistics/114/'" w:xpath="/ns0:NavWordReportXmlPart[1]/ns0:Labels[1]/ns0:ProfitLCYLabel[1]" w:storeItemID="{5D4524CD-A282-4F19-BAEA-0AD6212CDB38}"/>
             <w:text/>
           </w:sdtPr>
           <w:sdtContent>
@@ -265,7 +265,7 @@
               <w:tcPr>
                 <w:tcW w:w="617" w:type="pct"/>
                 <w:tcBorders>
-                  <w:bottom w:val="single" w:sz="4" w:space="0" w:color="auto"/>
+                  <w:bottom w:val="single" w:color="auto" w:sz="4" w:space="0"/>
                 </w:tcBorders>
               </w:tcPr>
               <w:p>
@@ -290,7 +290,7 @@
             <w:placeholder>
               <w:docPart w:val="73C64457110F4A2886AD907E3894A421"/>
             </w:placeholder>
-            <w:dataBinding w:prefixMappings="&lt;xmlns:ns0='urn:microsoft-dynamics-nav/reports/Salesperson_Sales_Statistics/114/' " w:xpath="/ns0:NavWordReportXmlPart[1]/ns0:Labels[1]/ns0:AdjProfitLCYLabel[1]" w:storeItemID="{5D4524CD-A282-4F19-BAEA-0AD6212CDB38}"/>
+            <w:dataBinding w:prefixMappings="xmlns:ns0='urn:microsoft-dynamics-nav/reports/Salesperson_Sales_Statistics/114/'" w:xpath="/ns0:NavWordReportXmlPart[1]/ns0:Labels[1]/ns0:AdjProfitLCYLabel[1]" w:storeItemID="{5D4524CD-A282-4F19-BAEA-0AD6212CDB38}"/>
             <w:text/>
           </w:sdtPr>
           <w:sdtContent>
@@ -298,7 +298,7 @@
               <w:tcPr>
                 <w:tcW w:w="326" w:type="pct"/>
                 <w:tcBorders>
-                  <w:bottom w:val="single" w:sz="4" w:space="0" w:color="auto"/>
+                  <w:bottom w:val="single" w:color="auto" w:sz="4" w:space="0"/>
                 </w:tcBorders>
               </w:tcPr>
               <w:p>
@@ -323,7 +323,7 @@
             <w:placeholder>
               <w:docPart w:val="73C64457110F4A2886AD907E3894A421"/>
             </w:placeholder>
-            <w:dataBinding w:prefixMappings="&lt;xmlns:ns0='urn:microsoft-dynamics-nav/reports/Salesperson_Sales_Statistics/114/' " w:xpath="/ns0:NavWordReportXmlPart[1]/ns0:Labels[1]/ns0:ProfitPctLabel[1]" w:storeItemID="{5D4524CD-A282-4F19-BAEA-0AD6212CDB38}"/>
+            <w:dataBinding w:prefixMappings="xmlns:ns0='urn:microsoft-dynamics-nav/reports/Salesperson_Sales_Statistics/114/'" w:xpath="/ns0:NavWordReportXmlPart[1]/ns0:Labels[1]/ns0:ProfitPctLabel[1]" w:storeItemID="{5D4524CD-A282-4F19-BAEA-0AD6212CDB38}"/>
             <w:text/>
           </w:sdtPr>
           <w:sdtContent>
@@ -331,7 +331,7 @@
               <w:tcPr>
                 <w:tcW w:w="270" w:type="pct"/>
                 <w:tcBorders>
-                  <w:bottom w:val="single" w:sz="4" w:space="0" w:color="auto"/>
+                  <w:bottom w:val="single" w:color="auto" w:sz="4" w:space="0"/>
                 </w:tcBorders>
               </w:tcPr>
               <w:p>
@@ -356,7 +356,7 @@
             <w:placeholder>
               <w:docPart w:val="73C64457110F4A2886AD907E3894A421"/>
             </w:placeholder>
-            <w:dataBinding w:prefixMappings="&lt;xmlns:ns0='urn:microsoft-dynamics-nav/reports/Salesperson_Sales_Statistics/114/' " w:xpath="/ns0:NavWordReportXmlPart[1]/ns0:Labels[1]/ns0:AdjProfitPctLabel[1]" w:storeItemID="{5D4524CD-A282-4F19-BAEA-0AD6212CDB38}"/>
+            <w:dataBinding w:prefixMappings="xmlns:ns0='urn:microsoft-dynamics-nav/reports/Salesperson_Sales_Statistics/114/'" w:xpath="/ns0:NavWordReportXmlPart[1]/ns0:Labels[1]/ns0:AdjProfitPctLabel[1]" w:storeItemID="{5D4524CD-A282-4F19-BAEA-0AD6212CDB38}"/>
             <w:text/>
           </w:sdtPr>
           <w:sdtContent>
@@ -364,7 +364,7 @@
               <w:tcPr>
                 <w:tcW w:w="316" w:type="pct"/>
                 <w:tcBorders>
-                  <w:bottom w:val="single" w:sz="4" w:space="0" w:color="auto"/>
+                  <w:bottom w:val="single" w:color="auto" w:sz="4" w:space="0"/>
                 </w:tcBorders>
               </w:tcPr>
               <w:p>
@@ -389,7 +389,7 @@
             <w:placeholder>
               <w:docPart w:val="73C64457110F4A2886AD907E3894A421"/>
             </w:placeholder>
-            <w:dataBinding w:prefixMappings="&lt;xmlns:ns0='urn:microsoft-dynamics-nav/reports/Salesperson_Sales_Statistics/114/' " w:xpath="/ns0:NavWordReportXmlPart[1]/ns0:Labels[1]/ns0:InvDiscAmountLabel[1]" w:storeItemID="{5D4524CD-A282-4F19-BAEA-0AD6212CDB38}"/>
+            <w:dataBinding w:prefixMappings="xmlns:ns0='urn:microsoft-dynamics-nav/reports/Salesperson_Sales_Statistics/114/'" w:xpath="/ns0:NavWordReportXmlPart[1]/ns0:Labels[1]/ns0:InvDiscAmountLabel[1]" w:storeItemID="{5D4524CD-A282-4F19-BAEA-0AD6212CDB38}"/>
             <w:text/>
           </w:sdtPr>
           <w:sdtContent>
@@ -397,7 +397,7 @@
               <w:tcPr>
                 <w:tcW w:w="747" w:type="pct"/>
                 <w:tcBorders>
-                  <w:bottom w:val="single" w:sz="4" w:space="0" w:color="auto"/>
+                  <w:bottom w:val="single" w:color="auto" w:sz="4" w:space="0"/>
                 </w:tcBorders>
               </w:tcPr>
               <w:p>
@@ -422,7 +422,7 @@
             <w:placeholder>
               <w:docPart w:val="73C64457110F4A2886AD907E3894A421"/>
             </w:placeholder>
-            <w:dataBinding w:prefixMappings="&lt;xmlns:ns0='urn:microsoft-dynamics-nav/reports/Salesperson_Sales_Statistics/114/' " w:xpath="/ns0:NavWordReportXmlPart[1]/ns0:Labels[1]/ns0:PmtDiscGivenLabel[1]" w:storeItemID="{5D4524CD-A282-4F19-BAEA-0AD6212CDB38}"/>
+            <w:dataBinding w:prefixMappings="xmlns:ns0='urn:microsoft-dynamics-nav/reports/Salesperson_Sales_Statistics/114/'" w:xpath="/ns0:NavWordReportXmlPart[1]/ns0:Labels[1]/ns0:PmtDiscGivenLabel[1]" w:storeItemID="{5D4524CD-A282-4F19-BAEA-0AD6212CDB38}"/>
             <w:text/>
           </w:sdtPr>
           <w:sdtContent>
@@ -430,7 +430,7 @@
               <w:tcPr>
                 <w:tcW w:w="812" w:type="pct"/>
                 <w:tcBorders>
-                  <w:bottom w:val="single" w:sz="4" w:space="0" w:color="auto"/>
+                  <w:bottom w:val="single" w:color="auto" w:sz="4" w:space="0"/>
                 </w:tcBorders>
               </w:tcPr>
               <w:p>
@@ -455,7 +455,7 @@
             <w:placeholder>
               <w:docPart w:val="DefaultPlaceholder_-1854013440"/>
             </w:placeholder>
-            <w:dataBinding w:prefixMappings="&lt;xmlns:ns0='urn:microsoft-dynamics-nav/reports/Salesperson_Sales_Statistics/114/' " w:xpath="/ns0:NavWordReportXmlPart[1]/ns0:Labels[1]/ns0:PmtToleranceLabel[1]" w:storeItemID="{5D4524CD-A282-4F19-BAEA-0AD6212CDB38}"/>
+            <w:dataBinding w:prefixMappings="xmlns:ns0='urn:microsoft-dynamics-nav/reports/Salesperson_Sales_Statistics/114/'" w:xpath="/ns0:NavWordReportXmlPart[1]/ns0:Labels[1]/ns0:PmtToleranceLabel[1]" w:storeItemID="{5D4524CD-A282-4F19-BAEA-0AD6212CDB38}"/>
             <w:text/>
           </w:sdtPr>
           <w:sdtContent>
@@ -463,7 +463,7 @@
               <w:tcPr>
                 <w:tcW w:w="773" w:type="pct"/>
                 <w:tcBorders>
-                  <w:bottom w:val="single" w:sz="4" w:space="0" w:color="auto"/>
+                  <w:bottom w:val="single" w:color="auto" w:sz="4" w:space="0"/>
                 </w:tcBorders>
               </w:tcPr>
               <w:p>
@@ -490,7 +490,7 @@
           <w:tcPr>
             <w:tcW w:w="521" w:type="pct"/>
             <w:tcBorders>
-              <w:top w:val="single" w:sz="4" w:space="0" w:color="auto"/>
+              <w:top w:val="single" w:color="auto" w:sz="4" w:space="0"/>
             </w:tcBorders>
           </w:tcPr>
           <w:p>
@@ -503,7 +503,7 @@
           <w:tcPr>
             <w:tcW w:w="619" w:type="pct"/>
             <w:tcBorders>
-              <w:top w:val="single" w:sz="4" w:space="0" w:color="auto"/>
+              <w:top w:val="single" w:color="auto" w:sz="4" w:space="0"/>
             </w:tcBorders>
           </w:tcPr>
           <w:p>
@@ -516,7 +516,7 @@
           <w:tcPr>
             <w:tcW w:w="617" w:type="pct"/>
             <w:tcBorders>
-              <w:top w:val="single" w:sz="4" w:space="0" w:color="auto"/>
+              <w:top w:val="single" w:color="auto" w:sz="4" w:space="0"/>
             </w:tcBorders>
           </w:tcPr>
           <w:p>
@@ -529,7 +529,7 @@
           <w:tcPr>
             <w:tcW w:w="326" w:type="pct"/>
             <w:tcBorders>
-              <w:top w:val="single" w:sz="4" w:space="0" w:color="auto"/>
+              <w:top w:val="single" w:color="auto" w:sz="4" w:space="0"/>
             </w:tcBorders>
           </w:tcPr>
           <w:p>
@@ -543,7 +543,7 @@
           <w:tcPr>
             <w:tcW w:w="270" w:type="pct"/>
             <w:tcBorders>
-              <w:top w:val="single" w:sz="4" w:space="0" w:color="auto"/>
+              <w:top w:val="single" w:color="auto" w:sz="4" w:space="0"/>
             </w:tcBorders>
           </w:tcPr>
           <w:p>
@@ -556,7 +556,7 @@
           <w:tcPr>
             <w:tcW w:w="316" w:type="pct"/>
             <w:tcBorders>
-              <w:top w:val="single" w:sz="4" w:space="0" w:color="auto"/>
+              <w:top w:val="single" w:color="auto" w:sz="4" w:space="0"/>
             </w:tcBorders>
           </w:tcPr>
           <w:p>
@@ -569,7 +569,7 @@
           <w:tcPr>
             <w:tcW w:w="747" w:type="pct"/>
             <w:tcBorders>
-              <w:top w:val="single" w:sz="4" w:space="0" w:color="auto"/>
+              <w:top w:val="single" w:color="auto" w:sz="4" w:space="0"/>
             </w:tcBorders>
           </w:tcPr>
           <w:p>
@@ -582,7 +582,7 @@
           <w:tcPr>
             <w:tcW w:w="812" w:type="pct"/>
             <w:tcBorders>
-              <w:top w:val="single" w:sz="4" w:space="0" w:color="auto"/>
+              <w:top w:val="single" w:color="auto" w:sz="4" w:space="0"/>
             </w:tcBorders>
           </w:tcPr>
           <w:p>
@@ -595,7 +595,7 @@
           <w:tcPr>
             <w:tcW w:w="773" w:type="pct"/>
             <w:tcBorders>
-              <w:top w:val="single" w:sz="4" w:space="0" w:color="auto"/>
+              <w:top w:val="single" w:color="auto" w:sz="4" w:space="0"/>
             </w:tcBorders>
           </w:tcPr>
           <w:p>
@@ -613,7 +613,7 @@
           <w:alias w:val="#Nav: /Salesperson_Purchaser"/>
           <w:tag w:val="#Nav: Salesperson_Sales_Statistics/114"/>
           <w:id w:val="333958298"/>
-          <w15:dataBinding w:prefixMappings="&lt;xmlns:ns0='urn:microsoft-dynamics-nav/reports/Salesperson_Sales_Statistics/114/' " w:xpath="/ns0:NavWordReportXmlPart[1]/ns0:Salesperson_Purchaser" w:storeItemID="{5D4524CD-A282-4F19-BAEA-0AD6212CDB38}"/>
+          <w15:dataBinding w:prefixMappings="xmlns:ns0='urn:microsoft-dynamics-nav/reports/Salesperson_Sales_Statistics/114/'" w:xpath="/ns0:NavWordReportXmlPart[1]/ns0:Salesperson_Purchaser" w:storeItemID="{5D4524CD-A282-4F19-BAEA-0AD6212CDB38}"/>
           <w15:repeatingSection/>
         </w:sdtPr>
         <w:sdtContent>
@@ -646,7 +646,7 @@
                       <w:placeholder>
                         <w:docPart w:val="73C64457110F4A2886AD907E3894A421"/>
                       </w:placeholder>
-                      <w:dataBinding w:prefixMappings="&lt;xmlns:ns0='urn:microsoft-dynamics-nav/reports/Salesperson_Sales_Statistics/114/' " w:xpath="/ns0:NavWordReportXmlPart[1]/ns0:Salesperson_Purchaser[1]/ns0:Salesperson_Purchaser_Code[1]" w:storeItemID="{5D4524CD-A282-4F19-BAEA-0AD6212CDB38}"/>
+                      <w:dataBinding w:prefixMappings="xmlns:ns0='urn:microsoft-dynamics-nav/reports/Salesperson_Sales_Statistics/114/'" w:xpath="/ns0:NavWordReportXmlPart[1]/ns0:Salesperson_Purchaser[1]/ns0:Salesperson_Purchaser_Code[1]" w:storeItemID="{5D4524CD-A282-4F19-BAEA-0AD6212CDB38}"/>
                       <w:text/>
                     </w:sdtPr>
                     <w:sdtContent>
@@ -675,7 +675,7 @@
                       <w:placeholder>
                         <w:docPart w:val="73C64457110F4A2886AD907E3894A421"/>
                       </w:placeholder>
-                      <w:dataBinding w:prefixMappings="&lt;xmlns:ns0='urn:microsoft-dynamics-nav/reports/Salesperson_Sales_Statistics/114/' " w:xpath="/ns0:NavWordReportXmlPart[1]/ns0:Salesperson_Purchaser[1]/ns0:Cust__Ledger_Entry___Sales__LCY__[1]" w:storeItemID="{5D4524CD-A282-4F19-BAEA-0AD6212CDB38}"/>
+                      <w:dataBinding w:prefixMappings="xmlns:ns0='urn:microsoft-dynamics-nav/reports/Salesperson_Sales_Statistics/114/'" w:xpath="/ns0:NavWordReportXmlPart[1]/ns0:Salesperson_Purchaser[1]/ns0:Cust__Ledger_Entry___Sales__LCY__[1]" w:storeItemID="{5D4524CD-A282-4F19-BAEA-0AD6212CDB38}"/>
                       <w:text/>
                     </w:sdtPr>
                     <w:sdtContent>
@@ -703,7 +703,7 @@
                     <w:placeholder>
                       <w:docPart w:val="DefaultPlaceholder_-1854013440"/>
                     </w:placeholder>
-                    <w:dataBinding w:prefixMappings="&lt;xmlns:ns0='urn:microsoft-dynamics-nav/reports/Salesperson_Sales_Statistics/114/' " w:xpath="/ns0:NavWordReportXmlPart[1]/ns0:Salesperson_Purchaser[1]/ns0:Cust__Ledger_Entry___Profit__LCY__[1]" w:storeItemID="{5D4524CD-A282-4F19-BAEA-0AD6212CDB38}"/>
+                    <w:dataBinding w:prefixMappings="xmlns:ns0='urn:microsoft-dynamics-nav/reports/Salesperson_Sales_Statistics/114/'" w:xpath="/ns0:NavWordReportXmlPart[1]/ns0:Salesperson_Purchaser[1]/ns0:Cust__Ledger_Entry___Profit__LCY__[1]" w:storeItemID="{5D4524CD-A282-4F19-BAEA-0AD6212CDB38}"/>
                     <w:text/>
                   </w:sdtPr>
                   <w:sdtContent>
@@ -736,7 +736,7 @@
                     <w:placeholder>
                       <w:docPart w:val="DefaultPlaceholder_-1854013440"/>
                     </w:placeholder>
-                    <w:dataBinding w:prefixMappings="&lt;xmlns:ns0='urn:microsoft-dynamics-nav/reports/Salesperson_Sales_Statistics/114/' " w:xpath="/ns0:NavWordReportXmlPart[1]/ns0:Salesperson_Purchaser[1]/ns0:AdjProfit[1]" w:storeItemID="{5D4524CD-A282-4F19-BAEA-0AD6212CDB38}"/>
+                    <w:dataBinding w:prefixMappings="xmlns:ns0='urn:microsoft-dynamics-nav/reports/Salesperson_Sales_Statistics/114/'" w:xpath="/ns0:NavWordReportXmlPart[1]/ns0:Salesperson_Purchaser[1]/ns0:AdjProfit[1]" w:storeItemID="{5D4524CD-A282-4F19-BAEA-0AD6212CDB38}"/>
                     <w:text/>
                   </w:sdtPr>
                   <w:sdtContent>
@@ -766,7 +766,7 @@
                     <w:placeholder>
                       <w:docPart w:val="DefaultPlaceholder_-1854013440"/>
                     </w:placeholder>
-                    <w:dataBinding w:prefixMappings="&lt;xmlns:ns0='urn:microsoft-dynamics-nav/reports/Salesperson_Sales_Statistics/114/' " w:xpath="/ns0:NavWordReportXmlPart[1]/ns0:Salesperson_Purchaser[1]/ns0:ProfitPercent[1]" w:storeItemID="{5D4524CD-A282-4F19-BAEA-0AD6212CDB38}"/>
+                    <w:dataBinding w:prefixMappings="xmlns:ns0='urn:microsoft-dynamics-nav/reports/Salesperson_Sales_Statistics/114/'" w:xpath="/ns0:NavWordReportXmlPart[1]/ns0:Salesperson_Purchaser[1]/ns0:ProfitPercent[1]" w:storeItemID="{5D4524CD-A282-4F19-BAEA-0AD6212CDB38}"/>
                     <w:text/>
                   </w:sdtPr>
                   <w:sdtContent>
@@ -796,7 +796,7 @@
                     <w:placeholder>
                       <w:docPart w:val="DefaultPlaceholder_-1854013440"/>
                     </w:placeholder>
-                    <w:dataBinding w:prefixMappings="&lt;xmlns:ns0='urn:microsoft-dynamics-nav/reports/Salesperson_Sales_Statistics/114/' " w:xpath="/ns0:NavWordReportXmlPart[1]/ns0:Salesperson_Purchaser[1]/ns0:AdjProfitPercent[1]" w:storeItemID="{5D4524CD-A282-4F19-BAEA-0AD6212CDB38}"/>
+                    <w:dataBinding w:prefixMappings="xmlns:ns0='urn:microsoft-dynamics-nav/reports/Salesperson_Sales_Statistics/114/'" w:xpath="/ns0:NavWordReportXmlPart[1]/ns0:Salesperson_Purchaser[1]/ns0:AdjProfitPercent[1]" w:storeItemID="{5D4524CD-A282-4F19-BAEA-0AD6212CDB38}"/>
                     <w:text/>
                   </w:sdtPr>
                   <w:sdtContent>
@@ -826,7 +826,7 @@
                     <w:placeholder>
                       <w:docPart w:val="DefaultPlaceholder_-1854013440"/>
                     </w:placeholder>
-                    <w:dataBinding w:prefixMappings="&lt;xmlns:ns0='urn:microsoft-dynamics-nav/reports/Salesperson_Sales_Statistics/114/' " w:xpath="/ns0:NavWordReportXmlPart[1]/ns0:Salesperson_Purchaser[1]/ns0:Cust__Ledger_Entry___Inv__Discount__LCY__[1]" w:storeItemID="{5D4524CD-A282-4F19-BAEA-0AD6212CDB38}"/>
+                    <w:dataBinding w:prefixMappings="xmlns:ns0='urn:microsoft-dynamics-nav/reports/Salesperson_Sales_Statistics/114/'" w:xpath="/ns0:NavWordReportXmlPart[1]/ns0:Salesperson_Purchaser[1]/ns0:Cust__Ledger_Entry___Inv__Discount__LCY__[1]" w:storeItemID="{5D4524CD-A282-4F19-BAEA-0AD6212CDB38}"/>
                     <w:text/>
                   </w:sdtPr>
                   <w:sdtContent>
@@ -859,7 +859,7 @@
                     <w:placeholder>
                       <w:docPart w:val="DefaultPlaceholder_-1854013440"/>
                     </w:placeholder>
-                    <w:dataBinding w:prefixMappings="&lt;xmlns:ns0='urn:microsoft-dynamics-nav/reports/Salesperson_Sales_Statistics/114/' " w:xpath="/ns0:NavWordReportXmlPart[1]/ns0:Salesperson_Purchaser[1]/ns0:Cust__Ledger_Entry___Pmt__Disc__Given__LCY__[1]" w:storeItemID="{5D4524CD-A282-4F19-BAEA-0AD6212CDB38}"/>
+                    <w:dataBinding w:prefixMappings="xmlns:ns0='urn:microsoft-dynamics-nav/reports/Salesperson_Sales_Statistics/114/'" w:xpath="/ns0:NavWordReportXmlPart[1]/ns0:Salesperson_Purchaser[1]/ns0:Cust__Ledger_Entry___Pmt__Disc__Given__LCY__[1]" w:storeItemID="{5D4524CD-A282-4F19-BAEA-0AD6212CDB38}"/>
                     <w:text/>
                   </w:sdtPr>
                   <w:sdtContent>
@@ -903,7 +903,7 @@
                     <w:placeholder>
                       <w:docPart w:val="DefaultPlaceholder_-1854013440"/>
                     </w:placeholder>
-                    <w:dataBinding w:prefixMappings="&lt;xmlns:ns0='urn:microsoft-dynamics-nav/reports/Salesperson_Sales_Statistics/114/' " w:xpath="/ns0:NavWordReportXmlPart[1]/ns0:Salesperson_Purchaser[1]/ns0:Cust__Ledger_Entry___Pmt__Tolerance__LCY__[1]" w:storeItemID="{5D4524CD-A282-4F19-BAEA-0AD6212CDB38}"/>
+                    <w:dataBinding w:prefixMappings="xmlns:ns0='urn:microsoft-dynamics-nav/reports/Salesperson_Sales_Statistics/114/'" w:xpath="/ns0:NavWordReportXmlPart[1]/ns0:Salesperson_Purchaser[1]/ns0:Cust__Ledger_Entry___Pmt__Tolerance__LCY__[1]" w:storeItemID="{5D4524CD-A282-4F19-BAEA-0AD6212CDB38}"/>
                     <w:text/>
                   </w:sdtPr>
                   <w:sdtContent>
@@ -999,7 +999,7 @@
             <w:placeholder>
               <w:docPart w:val="50A5D05D15FF4AB4833AB11957E85ECA"/>
             </w:placeholder>
-            <w:dataBinding w:prefixMappings="&lt;xmlns:ns0='urn:microsoft-dynamics-nav/reports/Salesperson_Sales_Statistics/114/' " w:xpath="/ns0:NavWordReportXmlPart[1]/ns0:Totals[1]/ns0:Totals_Sales[1]" w:storeItemID="{5D4524CD-A282-4F19-BAEA-0AD6212CDB38}"/>
+            <w:dataBinding w:prefixMappings="xmlns:ns0='urn:microsoft-dynamics-nav/reports/Salesperson_Sales_Statistics/114/'" w:xpath="/ns0:NavWordReportXmlPart[1]/ns0:Totals[1]/ns0:Totals_Sales[1]" w:storeItemID="{5D4524CD-A282-4F19-BAEA-0AD6212CDB38}"/>
             <w:text/>
           </w:sdtPr>
           <w:sdtContent>
@@ -1029,7 +1029,7 @@
             <w:placeholder>
               <w:docPart w:val="50A5D05D15FF4AB4833AB11957E85ECA"/>
             </w:placeholder>
-            <w:dataBinding w:prefixMappings="&lt;xmlns:ns0='urn:microsoft-dynamics-nav/reports/Salesperson_Sales_Statistics/114/' " w:xpath="/ns0:NavWordReportXmlPart[1]/ns0:Totals[1]/ns0:Totals_Profit[1]" w:storeItemID="{5D4524CD-A282-4F19-BAEA-0AD6212CDB38}"/>
+            <w:dataBinding w:prefixMappings="xmlns:ns0='urn:microsoft-dynamics-nav/reports/Salesperson_Sales_Statistics/114/'" w:xpath="/ns0:NavWordReportXmlPart[1]/ns0:Totals[1]/ns0:Totals_Profit[1]" w:storeItemID="{5D4524CD-A282-4F19-BAEA-0AD6212CDB38}"/>
             <w:text/>
           </w:sdtPr>
           <w:sdtContent>
@@ -1059,7 +1059,7 @@
             <w:placeholder>
               <w:docPart w:val="50A5D05D15FF4AB4833AB11957E85ECA"/>
             </w:placeholder>
-            <w:dataBinding w:prefixMappings="&lt;xmlns:ns0='urn:microsoft-dynamics-nav/reports/Salesperson_Sales_Statistics/114/' " w:xpath="/ns0:NavWordReportXmlPart[1]/ns0:Totals[1]/ns0:Totals_AdjProfit[1]" w:storeItemID="{5D4524CD-A282-4F19-BAEA-0AD6212CDB38}"/>
+            <w:dataBinding w:prefixMappings="xmlns:ns0='urn:microsoft-dynamics-nav/reports/Salesperson_Sales_Statistics/114/'" w:xpath="/ns0:NavWordReportXmlPart[1]/ns0:Totals[1]/ns0:Totals_AdjProfit[1]" w:storeItemID="{5D4524CD-A282-4F19-BAEA-0AD6212CDB38}"/>
             <w:text/>
           </w:sdtPr>
           <w:sdtContent>
@@ -1089,7 +1089,7 @@
             <w:placeholder>
               <w:docPart w:val="50A5D05D15FF4AB4833AB11957E85ECA"/>
             </w:placeholder>
-            <w:dataBinding w:prefixMappings="&lt;xmlns:ns0='urn:microsoft-dynamics-nav/reports/Salesperson_Sales_Statistics/114/' " w:xpath="/ns0:NavWordReportXmlPart[1]/ns0:Totals[1]/ns0:Totals_ProfitPct[1]" w:storeItemID="{5D4524CD-A282-4F19-BAEA-0AD6212CDB38}"/>
+            <w:dataBinding w:prefixMappings="xmlns:ns0='urn:microsoft-dynamics-nav/reports/Salesperson_Sales_Statistics/114/'" w:xpath="/ns0:NavWordReportXmlPart[1]/ns0:Totals[1]/ns0:Totals_ProfitPct[1]" w:storeItemID="{5D4524CD-A282-4F19-BAEA-0AD6212CDB38}"/>
             <w:text/>
           </w:sdtPr>
           <w:sdtContent>
@@ -1119,7 +1119,7 @@
             <w:placeholder>
               <w:docPart w:val="50A5D05D15FF4AB4833AB11957E85ECA"/>
             </w:placeholder>
-            <w:dataBinding w:prefixMappings="&lt;xmlns:ns0='urn:microsoft-dynamics-nav/reports/Salesperson_Sales_Statistics/114/' " w:xpath="/ns0:NavWordReportXmlPart[1]/ns0:Totals[1]/ns0:Totals_AdjProfitPct[1]" w:storeItemID="{5D4524CD-A282-4F19-BAEA-0AD6212CDB38}"/>
+            <w:dataBinding w:prefixMappings="xmlns:ns0='urn:microsoft-dynamics-nav/reports/Salesperson_Sales_Statistics/114/'" w:xpath="/ns0:NavWordReportXmlPart[1]/ns0:Totals[1]/ns0:Totals_AdjProfitPct[1]" w:storeItemID="{5D4524CD-A282-4F19-BAEA-0AD6212CDB38}"/>
             <w:text/>
           </w:sdtPr>
           <w:sdtContent>
@@ -1149,7 +1149,7 @@
             <w:placeholder>
               <w:docPart w:val="50A5D05D15FF4AB4833AB11957E85ECA"/>
             </w:placeholder>
-            <w:dataBinding w:prefixMappings="&lt;xmlns:ns0='urn:microsoft-dynamics-nav/reports/Salesperson_Sales_Statistics/114/' " w:xpath="/ns0:NavWordReportXmlPart[1]/ns0:Totals[1]/ns0:Totals_InvDiscAmount[1]" w:storeItemID="{5D4524CD-A282-4F19-BAEA-0AD6212CDB38}"/>
+            <w:dataBinding w:prefixMappings="xmlns:ns0='urn:microsoft-dynamics-nav/reports/Salesperson_Sales_Statistics/114/'" w:xpath="/ns0:NavWordReportXmlPart[1]/ns0:Totals[1]/ns0:Totals_InvDiscAmount[1]" w:storeItemID="{5D4524CD-A282-4F19-BAEA-0AD6212CDB38}"/>
             <w:text/>
           </w:sdtPr>
           <w:sdtContent>
@@ -1179,7 +1179,7 @@
             <w:placeholder>
               <w:docPart w:val="50A5D05D15FF4AB4833AB11957E85ECA"/>
             </w:placeholder>
-            <w:dataBinding w:prefixMappings="&lt;xmlns:ns0='urn:microsoft-dynamics-nav/reports/Salesperson_Sales_Statistics/114/' " w:xpath="/ns0:NavWordReportXmlPart[1]/ns0:Totals[1]/ns0:Totals_PmtDiscGiven[1]" w:storeItemID="{5D4524CD-A282-4F19-BAEA-0AD6212CDB38}"/>
+            <w:dataBinding w:prefixMappings="xmlns:ns0='urn:microsoft-dynamics-nav/reports/Salesperson_Sales_Statistics/114/'" w:xpath="/ns0:NavWordReportXmlPart[1]/ns0:Totals[1]/ns0:Totals_PmtDiscGiven[1]" w:storeItemID="{5D4524CD-A282-4F19-BAEA-0AD6212CDB38}"/>
             <w:text/>
           </w:sdtPr>
           <w:sdtContent>
@@ -1209,7 +1209,7 @@
             <w:placeholder>
               <w:docPart w:val="50A5D05D15FF4AB4833AB11957E85ECA"/>
             </w:placeholder>
-            <w:dataBinding w:prefixMappings="&lt;xmlns:ns0='urn:microsoft-dynamics-nav/reports/Salesperson_Sales_Statistics/114/' " w:xpath="/ns0:NavWordReportXmlPart[1]/ns0:Totals[1]/ns0:Totals_PmtTolerance[1]" w:storeItemID="{5D4524CD-A282-4F19-BAEA-0AD6212CDB38}"/>
+            <w:dataBinding w:prefixMappings="xmlns:ns0='urn:microsoft-dynamics-nav/reports/Salesperson_Sales_Statistics/114/'" w:xpath="/ns0:NavWordReportXmlPart[1]/ns0:Totals[1]/ns0:Totals_PmtTolerance[1]" w:storeItemID="{5D4524CD-A282-4F19-BAEA-0AD6212CDB38}"/>
             <w:text/>
           </w:sdtPr>
           <w:sdtContent>
@@ -3327,7 +3327,9 @@
 </a:theme>
 </file>
 
-<file path=customXml/item1.xml>��< ? x m l   v e r s i o n = " 1 . 0 "   e n c o d i n g = " u t f - 1 6 " ? > < N a v W o r d R e p o r t X m l P a r t   x m l n s = " u r n : m i c r o s o f t - d y n a m i c s - n a v / r e p o r t s / S a l e s p e r s o n _ S a l e s _ S t a t i s t i c s / 1 1 4 / " > +<file path=customXml/item1.xml>��< ? x m l   v e r s i o n = " 1 . 0 "   e n c o d i n g = " u t f - 1 6 " ? > + 
+ < N a v W o r d R e p o r t X m l P a r t   x m l n s = " u r n : m i c r o s o f t - d y n a m i c s - n a v / r e p o r t s / S a l e s p e r s o n _ S a l e s _ S t a t i s t i c s / 1 1 4 / " >   
      < B C R e p o r t I n f o r m a t i o n >   
@@ -3391,6 +3393,84 @@
  
          < / R e p o r t R e q u e s t >   
+         < C o m p a n y M e t a d a t a > + 
+             < C o m p a n y N a m e > C o m p a n y   N a m e < / C o m p a n y N a m e > + 
+             < C o m p a n y D i s p l a y N a m e > C o m p a n y   D i s p l a y   N a m e < / C o m p a n y D i s p l a y N a m e > + 
+             < C o m p a n y A d d r e s s L i n e s > + 
+                 < C o m p a n y A d d r e s s L i n e > C o m p a n y   A d d r e s s   L i n e   1 < / C o m p a n y A d d r e s s L i n e > + 
+                 < C o m p a n y A d d r e s s L i n e > C o m p a n y   A d d r e s s   L i n e   2 < / C o m p a n y A d d r e s s L i n e > + 
+                 < C o m p a n y A d d r e s s L i n e > C o m p a n y   A d d r e s s   L i n e   3 < / C o m p a n y A d d r e s s L i n e > + 
+                 < C o m p a n y A d d r e s s L i n e > C o m p a n y   A d d r e s s   L i n e   4 < / C o m p a n y A d d r e s s L i n e > + 
+                 < C o m p a n y A d d r e s s L i n e > C o m p a n y   A d d r e s s   L i n e   5 < / C o m p a n y A d d r e s s L i n e > + 
+                 < C o m p a n y A d d r e s s L i n e > C o m p a n y   A d d r e s s   L i n e   6 < / C o m p a n y A d d r e s s L i n e > + 
+                 < C o m p a n y A d d r e s s L i n e > C o m p a n y   A d d r e s s   L i n e   7 < / C o m p a n y A d d r e s s L i n e > + 
+                 < C o m p a n y A d d r e s s L i n e > C o m p a n y   A d d r e s s   L i n e   8 < / C o m p a n y A d d r e s s L i n e > + 
+             < / C o m p a n y A d d r e s s L i n e s > + 
+             < C o m p a n y P h o n e > C o m p a n y   P h o n e < / C o m p a n y P h o n e > + 
+             < C o m p a n y P h o n e C a p t i o n > C o m p a n y   P h o n e   C a p t i o n < / C o m p a n y P h o n e C a p t i o n > + 
+             < C o m p a n y F a x N o > C o m p a n y   F a x   N o . < / C o m p a n y F a x N o > + 
+             < C o m p a n y F a x N o C a p t i o n > C o m p a n y   F a x   N o .   C a p t i o n < / C o m p a n y F a x N o C a p t i o n > + 
+             < C o m p a n y E m a i l > C o m p a n y   E m a i l < / C o m p a n y E m a i l > + 
+             < C o m p a n y E m a i l C a p t i o n > C o m p a n y   E m a i l   C a p t i o n < / C o m p a n y E m a i l C a p t i o n > + 
+             < C o m p a n y H o m e P a g e > C o m p a n y   H o m e   P a g e < / C o m p a n y H o m e P a g e > + 
+             < C o m p a n y H o m e P a g e C a p t i o n > C o m p a n y   H o m e   P a g e   C a p t i o n < / C o m p a n y H o m e P a g e C a p t i o n > + 
+             < C o m p a n y L o g o > C o m p a n y   L o g o < / C o m p a n y L o g o > + 
+             < C o m p a n y V A T R e g i s t r a t i o n N o > C o m p a n y   V A T   R e g i s t r a t i o n   N o . < / C o m p a n y V A T R e g i s t r a t i o n N o > + 
+             < C o m p a n y V A T R e g i s t r a t i o n N o C a p t i o n > C o m p a n y   V A T   R e g i s t r a t i o n   N o .   C a p t i o n < / C o m p a n y V A T R e g i s t r a t i o n N o C a p t i o n > + 
+             < C o m p a n y R e g i s t r a t i o n N o > C o m p a n y   R e g i s t r a t i o n   N o . < / C o m p a n y R e g i s t r a t i o n N o > + 
+             < C o m p a n y R e g i s t r a t i o n N o C a p t i o n > C o m p a n y   R e g i s t r a t i o n   N o .   C a p t i o n < / C o m p a n y R e g i s t r a t i o n N o C a p t i o n > + 
+             < C o m p a n y B a n k N a m e > C o m p a n y   B a n k   N a m e < / C o m p a n y B a n k N a m e > + 
+             < C o m p a n y B a n k N a m e C a p t i o n > C o m p a n y   B a n k   N a m e   C a p t i o n < / C o m p a n y B a n k N a m e C a p t i o n > + 
+             < C o m p a n y B a n k A c c o u n t N o > C o m p a n y   B a n k   A c c o u n t   N o . < / C o m p a n y B a n k A c c o u n t N o > + 
+             < C o m p a n y B a n k A c c o u n t N o C a p t i o n > C o m p a n y   B a n k   A c c o u n t   N o .   C a p t i o n < / C o m p a n y B a n k A c c o u n t N o C a p t i o n > + 
+             < C o m p a n y B a n k B r a n c h N o > C o m p a n y   B a n k   B r a n c h   N o . < / C o m p a n y B a n k B r a n c h N o > + 
+             < C o m p a n y B a n k B r a n c h N o C a p t i o n > C o m p a n y   B a n k   B r a n c h   N o .   C a p t i o n < / C o m p a n y B a n k B r a n c h N o C a p t i o n > + 
+             < C o m p a n y I B A N > C o m p a n y   I B A N < / C o m p a n y I B A N > + 
+             < C o m p a n y I B A N C a p t i o n > C o m p a n y   I B A N   C a p t i o n < / C o m p a n y I B A N C a p t i o n > + 
+             < C o m p a n y B a n k S W I F T > C o m p a n y   B a n k   S W I F T < / C o m p a n y B a n k S W I F T > + 
+             < C o m p a n y B a n k S W I F T C a p t i o n > C o m p a n y   B a n k   S W I F T   C a p t i o n < / C o m p a n y B a n k S W I F T C a p t i o n > + 
+             < C o m p a n y G i r o N o > C o m p a n y   G i r o   N o . < / C o m p a n y G i r o N o > + 
+             < C o m p a n y G i r o N o C a p t i o n > C o m p a n y   G i r o   N o .   C a p t i o n < / C o m p a n y G i r o N o C a p t i o n > + 
+         < / C o m p a n y M e t a d a t a > + 
      < / B C R e p o r t I n f o r m a t i o n >   
      < L a b e l s > @@ -3455,6 +3535,10 @@
  
          < C O M P A N Y N A M E > C O M P A N Y N A M E < / C O M P A N Y N A M E >   
+         < C u s t L e d g E n t r y F i l t e r > C u s t L e d g E n t r y F i l t e r < / C u s t L e d g E n t r y F i l t e r > + 
+         < C u s t _ _ L e d g e r _ E n t r y _ _ T A B L E C A P T I O N _ _ _ _ _ _ _ _ _ _ C u s t L e d g E n t r y F i l t e r > C u s t _ _ L e d g e r _ E n t r y _ _ T A B L E C A P T I O N _ _ _ _ _ _ _ _ _ _ C u s t L e d g E n t r y F i l t e r < / C u s t _ _ L e d g e r _ E n t r y _ _ T A B L E C A P T I O N _ _ _ _ _ _ _ _ _ _ C u s t L e d g E n t r y F i l t e r > + 
          < C u s t _ _ L e d g e r _ E n t r y _ _ _ I n v _ _ D i s c o u n t _ _ L C Y _ _ > C u s t _ _ L e d g e r _ E n t r y _ _ _ I n v _ _ D i s c o u n t _ _ L C Y _ _ < / C u s t _ _ L e d g e r _ E n t r y _ _ _ I n v _ _ D i s c o u n t _ _ L C Y _ _ >   
          < C u s t _ _ L e d g e r _ E n t r y _ _ _ P m t _ _ D i s c _ _ G i v e n _ _ L C Y _ _ > C u s t _ _ L e d g e r _ E n t r y _ _ _ P m t _ _ D i s c _ _ G i v e n _ _ L C Y _ _ < / C u s t _ _ L e d g e r _ E n t r y _ _ _ P m t _ _ D i s c _ _ G i v e n _ _ L C Y _ _ > @@ -3465,23 +3549,19 @@
  
          < C u s t _ _ L e d g e r _ E n t r y _ _ _ S a l e s _ _ L C Y _ _ > C u s t _ _ L e d g e r _ E n t r y _ _ _ S a l e s _ _ L C Y _ _ < / C u s t _ _ L e d g e r _ E n t r y _ _ _ S a l e s _ _ L C Y _ _ >   
-         < C u s t _ _ L e d g e r _ E n t r y _ _ T A B L E C A P T I O N _ _ _ _ _ _ _ _ _ _ C u s t L e d g E n t r y F i l t e r > C u s t _ _ L e d g e r _ E n t r y _ _ T A B L E C A P T I O N _ _ _ _ _ _ _ _ _ _ C u s t L e d g E n t r y F i l t e r < / C u s t _ _ L e d g e r _ E n t r y _ _ T A B L E C A P T I O N _ _ _ _ _ _ _ _ _ _ C u s t L e d g E n t r y F i l t e r > - 
-         < C u s t L e d g E n t r y F i l t e r > C u s t L e d g E n t r y F i l t e r < / C u s t L e d g E n t r y F i l t e r > - 
          < P r o f i t P e r c e n t > P r o f i t P e r c e n t < / P r o f i t P e r c e n t >   
+         < S a l e s p e r s o n F i l t e r > S a l e s p e r s o n F i l t e r < / S a l e s p e r s o n F i l t e r > + 
+         < S a l e s p e r s o n _ P u r c h a s e r _ C o d e > S a l e s p e r s o n _ P u r c h a s e r _ C o d e < / S a l e s p e r s o n _ P u r c h a s e r _ C o d e > + 
          < S a l e s p e r s o n _ P u r c h a s e r _ _ T A B L E C A P T I O N _ _ _ _ _ _ _ _ _ _ S a l e s p e r s o n F i l t e r > S a l e s p e r s o n _ P u r c h a s e r _ _ T A B L E C A P T I O N _ _ _ _ _ _ _ _ _ _ S a l e s p e r s o n F i l t e r < / S a l e s p e r s o n _ P u r c h a s e r _ _ T A B L E C A P T I O N _ _ _ _ _ _ _ _ _ _ S a l e s p e r s o n F i l t e r >   
-         < S a l e s p e r s o n _ P u r c h a s e r _ C o d e > S a l e s p e r s o n _ P u r c h a s e r _ C o d e < / S a l e s p e r s o n _ P u r c h a s e r _ C o d e > - 
-         < S a l e s p e r s o n F i l t e r > S a l e s p e r s o n F i l t e r < / S a l e s p e r s o n F i l t e r > - 
          < S T R S U B S T N O _ T e x t 0 0 0 _ P e r i o d T e x t _ > S T R S U B S T N O _ T e x t 0 0 0 _ P e r i o d T e x t _ < / S T R S U B S T N O _ T e x t 0 0 0 _ P e r i o d T e x t _ >   
      < / S a l e s p e r s o n _ P u r c h a s e r >   
-     < C u s t _ L e d g e r _ E n t r y / > +     < C u s t _ L e d g e r _ E n t r y   / >   
      < T o t a l s >   
@@ -3506,7 +3586,9 @@
  < / N a v W o r d R e p o r t X m l P a r t > 
 </file>
 
-<file path=customXml/item2.xml>��< ? x m l   v e r s i o n = " 1 . 0 "   e n c o d i n g = " u t f - 1 6 " ? > < N a v W o r d R e p o r t X m l P a r t   x m l n s = " u r n : m i c r o s o f t - d y n a m i c s - b u s i n e s s c e n t r a l / i n t e r n a l / e x t e n d e d / r e p o r t s / S a l e s p e r s o n _ S a l e s _ S t a t i s t i c s / 1 1 4 / " > +<file path=customXml/item2.xml>��< ? x m l   v e r s i o n = " 1 . 0 "   e n c o d i n g = " u t f - 1 6 " ? > + 
+ < N a v W o r d R e p o r t X m l P a r t   x m l n s = " u r n : m i c r o s o f t - d y n a m i c s - b u s i n e s s c e n t r a l / i n t e r n a l / e x t e n d e d / r e p o r t s / S a l e s p e r s o n _ S a l e s _ S t a t i s t i c s / 1 1 4 / " >   
      < B C R e p o r t I n f o r m a t i o n >   
@@ -3570,6 +3652,84 @@
  
          < / R e p o r t R e q u e s t >   
+         < C o m p a n y M e t a d a t a > + 
+             < C o m p a n y N a m e > C o m p a n y   N a m e < / C o m p a n y N a m e > + 
+             < C o m p a n y D i s p l a y N a m e > C o m p a n y   D i s p l a y   N a m e < / C o m p a n y D i s p l a y N a m e > + 
+             < C o m p a n y A d d r e s s L i n e s > + 
+                 < C o m p a n y A d d r e s s L i n e > C o m p a n y   A d d r e s s   L i n e   1 < / C o m p a n y A d d r e s s L i n e > + 
+                 < C o m p a n y A d d r e s s L i n e > C o m p a n y   A d d r e s s   L i n e   2 < / C o m p a n y A d d r e s s L i n e > + 
+                 < C o m p a n y A d d r e s s L i n e > C o m p a n y   A d d r e s s   L i n e   3 < / C o m p a n y A d d r e s s L i n e > + 
+                 < C o m p a n y A d d r e s s L i n e > C o m p a n y   A d d r e s s   L i n e   4 < / C o m p a n y A d d r e s s L i n e > + 
+                 < C o m p a n y A d d r e s s L i n e > C o m p a n y   A d d r e s s   L i n e   5 < / C o m p a n y A d d r e s s L i n e > + 
+                 < C o m p a n y A d d r e s s L i n e > C o m p a n y   A d d r e s s   L i n e   6 < / C o m p a n y A d d r e s s L i n e > + 
+                 < C o m p a n y A d d r e s s L i n e > C o m p a n y   A d d r e s s   L i n e   7 < / C o m p a n y A d d r e s s L i n e > + 
+                 < C o m p a n y A d d r e s s L i n e > C o m p a n y   A d d r e s s   L i n e   8 < / C o m p a n y A d d r e s s L i n e > + 
+             < / C o m p a n y A d d r e s s L i n e s > + 
+             < C o m p a n y P h o n e > C o m p a n y   P h o n e < / C o m p a n y P h o n e > + 
+             < C o m p a n y P h o n e C a p t i o n > C o m p a n y   P h o n e   C a p t i o n < / C o m p a n y P h o n e C a p t i o n > + 
+             < C o m p a n y F a x N o > C o m p a n y   F a x   N o . < / C o m p a n y F a x N o > + 
+             < C o m p a n y F a x N o C a p t i o n > C o m p a n y   F a x   N o .   C a p t i o n < / C o m p a n y F a x N o C a p t i o n > + 
+             < C o m p a n y E m a i l > C o m p a n y   E m a i l < / C o m p a n y E m a i l > + 
+             < C o m p a n y E m a i l C a p t i o n > C o m p a n y   E m a i l   C a p t i o n < / C o m p a n y E m a i l C a p t i o n > + 
+             < C o m p a n y H o m e P a g e > C o m p a n y   H o m e   P a g e < / C o m p a n y H o m e P a g e > + 
+             < C o m p a n y H o m e P a g e C a p t i o n > C o m p a n y   H o m e   P a g e   C a p t i o n < / C o m p a n y H o m e P a g e C a p t i o n > + 
+             < C o m p a n y L o g o > C o m p a n y   L o g o < / C o m p a n y L o g o > + 
+             < C o m p a n y V A T R e g i s t r a t i o n N o > C o m p a n y   V A T   R e g i s t r a t i o n   N o . < / C o m p a n y V A T R e g i s t r a t i o n N o > + 
+             < C o m p a n y V A T R e g i s t r a t i o n N o C a p t i o n > C o m p a n y   V A T   R e g i s t r a t i o n   N o .   C a p t i o n < / C o m p a n y V A T R e g i s t r a t i o n N o C a p t i o n > + 
+             < C o m p a n y R e g i s t r a t i o n N o > C o m p a n y   R e g i s t r a t i o n   N o . < / C o m p a n y R e g i s t r a t i o n N o > + 
+             < C o m p a n y R e g i s t r a t i o n N o C a p t i o n > C o m p a n y   R e g i s t r a t i o n   N o .   C a p t i o n < / C o m p a n y R e g i s t r a t i o n N o C a p t i o n > + 
+             < C o m p a n y B a n k N a m e > C o m p a n y   B a n k   N a m e < / C o m p a n y B a n k N a m e > + 
+             < C o m p a n y B a n k N a m e C a p t i o n > C o m p a n y   B a n k   N a m e   C a p t i o n < / C o m p a n y B a n k N a m e C a p t i o n > + 
+             < C o m p a n y B a n k A c c o u n t N o > C o m p a n y   B a n k   A c c o u n t   N o . < / C o m p a n y B a n k A c c o u n t N o > + 
+             < C o m p a n y B a n k A c c o u n t N o C a p t i o n > C o m p a n y   B a n k   A c c o u n t   N o .   C a p t i o n < / C o m p a n y B a n k A c c o u n t N o C a p t i o n > + 
+             < C o m p a n y B a n k B r a n c h N o > C o m p a n y   B a n k   B r a n c h   N o . < / C o m p a n y B a n k B r a n c h N o > + 
+             < C o m p a n y B a n k B r a n c h N o C a p t i o n > C o m p a n y   B a n k   B r a n c h   N o .   C a p t i o n < / C o m p a n y B a n k B r a n c h N o C a p t i o n > + 
+             < C o m p a n y I B A N > C o m p a n y   I B A N < / C o m p a n y I B A N > + 
+             < C o m p a n y I B A N C a p t i o n > C o m p a n y   I B A N   C a p t i o n < / C o m p a n y I B A N C a p t i o n > + 
+             < C o m p a n y B a n k S W I F T > C o m p a n y   B a n k   S W I F T < / C o m p a n y B a n k S W I F T > + 
+             < C o m p a n y B a n k S W I F T C a p t i o n > C o m p a n y   B a n k   S W I F T   C a p t i o n < / C o m p a n y B a n k S W I F T C a p t i o n > + 
+             < C o m p a n y G i r o N o > C o m p a n y   G i r o   N o . < / C o m p a n y G i r o N o > + 
+             < C o m p a n y G i r o N o C a p t i o n > C o m p a n y   G i r o   N o .   C a p t i o n < / C o m p a n y G i r o N o C a p t i o n > + 
+         < / C o m p a n y M e t a d a t a > + 
      < / B C R e p o r t I n f o r m a t i o n >   
      < L a b e l s > @@ -3626,15 +3786,27 @@
  
      < / L a b e l s >   
-     < T o o l t i p s / > - 
-     < S a l e s p e r s o n _ P u r c h a s e r   E l e m e n t T y p e = " D a t a I t e m "   E l e m e n t I d = " 1 2 5 2 1 0 1 6 7 8 " > +     < T o o l t i p s > + 
+         < T o o l t i p   c o l u m n = " S a l e s p e r s o n _ P u r c h a s e r _ C o d e "   E l e m e n t I d = " 1 3 8 8 0 3 1 6 5 2 " > + 
+             < T o o l t i p T e x t   l a n g = " e n - U S " > S p e c i f i e s   a   c o d e   f o r   t h e   s a l e s p e r s o n   o r   p u r c h a s e r . < / T o o l t i p T e x t > + 
+         < / T o o l t i p > + 
+     < / T o o l t i p s > + 
+     < S a l e s p e r s o n _ P u r c h a s e r   E l e m e n t T y p e = " D a t a I t e m "   E l e m e n t I d = " 7 1 5 0 0 7 1 9 8 " >   
          < A d j P r o f i t   E l e m e n t T y p e = " C o l u m n "   E l e m e n t I d = " 6 6 6 3 9 3 8 5 2 "   D a t a T y p e = " D e c i m a l " > A d j P r o f i t < / A d j P r o f i t >   
          < A d j P r o f i t P e r c e n t   E l e m e n t T y p e = " C o l u m n "   E l e m e n t I d = " 2 1 8 8 9 1 2 7 9 "   D a t a T y p e = " D e c i m a l " > A d j P r o f i t P e r c e n t < / A d j P r o f i t P e r c e n t >   
-         < C O M P A N Y N A M E   E l e m e n t T y p e = " C o l u m n "   E l e m e n t I d = " 1 7 5 3 0 1 5 1 5 5 "   D a t a T y p e = " S t r i n g " > C O M P A N Y N A M E < / C O M P A N Y N A M E > +         < C O M P A N Y N A M E   E l e m e n t T y p e = " C o l u m n "   E l e m e n t I d = " 1 7 5 3 0 1 5 1 5 5 "   D a t a T y p e = " S t r i n g "   O b s o l e t e S t a t e = " P e n d i n g " > C O M P A N Y N A M E < / C O M P A N Y N A M E > + 
+         < C u s t L e d g E n t r y F i l t e r   E l e m e n t T y p e = " C o l u m n "   E l e m e n t I d = " 1 1 7 3 5 3 2 6 6 6 "   D a t a T y p e = " T e x t "   O b s o l e t e S t a t e = " P e n d i n g " > C u s t L e d g E n t r y F i l t e r < / C u s t L e d g E n t r y F i l t e r > + 
+         < C u s t _ _ L e d g e r _ E n t r y _ _ T A B L E C A P T I O N _ _ _ _ _ _ _ _ _ _ C u s t L e d g E n t r y F i l t e r   E l e m e n t T y p e = " C o l u m n "   E l e m e n t I d = " 7 1 0 6 3 3 9 1 7 "   D a t a T y p e = " T e x t " > C u s t _ _ L e d g e r _ E n t r y _ _ T A B L E C A P T I O N _ _ _ _ _ _ _ _ _ _ C u s t L e d g E n t r y F i l t e r < / C u s t _ _ L e d g e r _ E n t r y _ _ T A B L E C A P T I O N _ _ _ _ _ _ _ _ _ _ C u s t L e d g E n t r y F i l t e r >   
          < C u s t _ _ L e d g e r _ E n t r y _ _ _ I n v _ _ D i s c o u n t _ _ L C Y _ _   E l e m e n t T y p e = " C o l u m n "   E l e m e n t I d = " 1 9 8 9 3 9 0 8 5 5 "   D a t a T y p e = " D e c i m a l " > C u s t _ _ L e d g e r _ E n t r y _ _ _ I n v _ _ D i s c o u n t _ _ L C Y _ _ < / C u s t _ _ L e d g e r _ E n t r y _ _ _ I n v _ _ D i s c o u n t _ _ L C Y _ _ >   
@@ -3646,23 +3818,19 @@
  
          < C u s t _ _ L e d g e r _ E n t r y _ _ _ S a l e s _ _ L C Y _ _   E l e m e n t T y p e = " C o l u m n "   E l e m e n t I d = " 3 4 8 7 9 4 9 4 9 "   D a t a T y p e = " D e c i m a l " > C u s t _ _ L e d g e r _ E n t r y _ _ _ S a l e s _ _ L C Y _ _ < / C u s t _ _ L e d g e r _ E n t r y _ _ _ S a l e s _ _ L C Y _ _ >   
-         < C u s t _ _ L e d g e r _ E n t r y _ _ T A B L E C A P T I O N _ _ _ _ _ _ _ _ _ _ C u s t L e d g E n t r y F i l t e r   E l e m e n t T y p e = " C o l u m n "   E l e m e n t I d = " 7 1 0 6 3 3 9 1 7 "   D a t a T y p e = " T e x t " > C u s t _ _ L e d g e r _ E n t r y _ _ T A B L E C A P T I O N _ _ _ _ _ _ _ _ _ _ C u s t L e d g E n t r y F i l t e r < / C u s t _ _ L e d g e r _ E n t r y _ _ T A B L E C A P T I O N _ _ _ _ _ _ _ _ _ _ C u s t L e d g E n t r y F i l t e r > - 
-         < C u s t L e d g E n t r y F i l t e r   E l e m e n t T y p e = " C o l u m n "   E l e m e n t I d = " 1 1 7 3 5 3 2 6 6 6 "   D a t a T y p e = " T e x t " > C u s t L e d g E n t r y F i l t e r < / C u s t L e d g E n t r y F i l t e r > - 
          < P r o f i t P e r c e n t   E l e m e n t T y p e = " C o l u m n "   E l e m e n t I d = " 1 3 1 4 9 7 7 4 6 4 "   D a t a T y p e = " D e c i m a l " > P r o f i t P e r c e n t < / P r o f i t P e r c e n t >   
+         < S a l e s p e r s o n F i l t e r   E l e m e n t T y p e = " C o l u m n "   E l e m e n t I d = " 1 2 4 2 2 8 3 2 5 6 "   D a t a T y p e = " T e x t "   O b s o l e t e S t a t e = " P e n d i n g " > S a l e s p e r s o n F i l t e r < / S a l e s p e r s o n F i l t e r > + 
+         < S a l e s p e r s o n _ P u r c h a s e r _ C o d e   E l e m e n t T y p e = " C o l u m n "   E l e m e n t I d = " 1 3 8 8 0 3 1 6 5 2 "   D a t a T y p e = " C o d e " > S a l e s p e r s o n _ P u r c h a s e r _ C o d e < / S a l e s p e r s o n _ P u r c h a s e r _ C o d e > + 
          < S a l e s p e r s o n _ P u r c h a s e r _ _ T A B L E C A P T I O N _ _ _ _ _ _ _ _ _ _ S a l e s p e r s o n F i l t e r   E l e m e n t T y p e = " C o l u m n "   E l e m e n t I d = " 1 0 1 6 0 4 1 6 9 9 "   D a t a T y p e = " T e x t " > S a l e s p e r s o n _ P u r c h a s e r _ _ T A B L E C A P T I O N _ _ _ _ _ _ _ _ _ _ S a l e s p e r s o n F i l t e r < / S a l e s p e r s o n _ P u r c h a s e r _ _ T A B L E C A P T I O N _ _ _ _ _ _ _ _ _ _ S a l e s p e r s o n F i l t e r >   
-         < S a l e s p e r s o n _ P u r c h a s e r _ C o d e   E l e m e n t T y p e = " C o l u m n "   E l e m e n t I d = " 1 3 8 8 0 3 1 6 5 2 "   D a t a T y p e = " C o d e " > S a l e s p e r s o n _ P u r c h a s e r _ C o d e < / S a l e s p e r s o n _ P u r c h a s e r _ C o d e > - 
-         < S a l e s p e r s o n F i l t e r   E l e m e n t T y p e = " C o l u m n "   E l e m e n t I d = " 1 2 4 2 2 8 3 2 5 6 "   D a t a T y p e = " T e x t " > S a l e s p e r s o n F i l t e r < / S a l e s p e r s o n F i l t e r > - 
          < S T R S U B S T N O _ T e x t 0 0 0 _ P e r i o d T e x t _   E l e m e n t T y p e = " C o l u m n "   E l e m e n t I d = " 7 2 2 9 9 1 7 0 4 "   D a t a T y p e = " S t r i n g " > S T R S U B S T N O _ T e x t 0 0 0 _ P e r i o d T e x t _ < / S T R S U B S T N O _ T e x t 0 0 0 _ P e r i o d T e x t _ >   
      < / S a l e s p e r s o n _ P u r c h a s e r >   
-     < C u s t _ L e d g e r _ E n t r y   E l e m e n t T y p e = " D a t a I t e m "   E l e m e n t I d = " 5 8 6 4 3 3 8 0 3 " / > +     < C u s t _ L e d g e r _ E n t r y   E l e m e n t T y p e = " D a t a I t e m "   E l e m e n t I d = " 1 6 3 9 1 4 6 4 4 5 "   / >   
      < T o t a l s   E l e m e n t T y p e = " D a t a I t e m "   E l e m e n t I d = " 1 8 2 3 9 5 0 0 4 4 " >   

--- a/src/Layers/W1/BaseApp/Sales/Reports/SalespersonSalesStatisticsBody.docx
+++ b/src/Layers/W1/BaseApp/Sales/Reports/SalespersonSalesStatisticsBody.docx
@@ -3347,6 +3347,8 @@
  
              < R e p o r t N a m e > R e p o r t   N a m e < / R e p o r t N a m e >   
+             < R e p o r t C a p t i o n > R e p o r t   C a p t i o n < / R e p o r t C a p t i o n > + 
              < A b o u t T h i s R e p o r t T i t l e > A b o u t   T h i s   R e p o r t   T i t l e < / A b o u t T h i s R e p o r t T i t l e >   
              < A b o u t T h i s R e p o r t T e x t > A b o u t   T h i s   R e p o r t   T e x t < / A b o u t T h i s R e p o r t T e x t > @@ -3401,21 +3403,21 @@
  
              < C o m p a n y A d d r e s s L i n e s >   
-                 < C o m p a n y A d d r e s s L i n e > C o m p a n y   A d d r e s s   L i n e   1 < / C o m p a n y A d d r e s s L i n e > - 
-                 < C o m p a n y A d d r e s s L i n e > C o m p a n y   A d d r e s s   L i n e   2 < / C o m p a n y A d d r e s s L i n e > - 
-                 < C o m p a n y A d d r e s s L i n e > C o m p a n y   A d d r e s s   L i n e   3 < / C o m p a n y A d d r e s s L i n e > - 
-                 < C o m p a n y A d d r e s s L i n e > C o m p a n y   A d d r e s s   L i n e   4 < / C o m p a n y A d d r e s s L i n e > - 
-                 < C o m p a n y A d d r e s s L i n e > C o m p a n y   A d d r e s s   L i n e   5 < / C o m p a n y A d d r e s s L i n e > - 
-                 < C o m p a n y A d d r e s s L i n e > C o m p a n y   A d d r e s s   L i n e   6 < / C o m p a n y A d d r e s s L i n e > - 
-                 < C o m p a n y A d d r e s s L i n e > C o m p a n y   A d d r e s s   L i n e   7 < / C o m p a n y A d d r e s s L i n e > - 
-                 < C o m p a n y A d d r e s s L i n e > C o m p a n y   A d d r e s s   L i n e   8 < / C o m p a n y A d d r e s s L i n e > +                 < C o m p a n y A d d r e s s L i n e 1 > C o m p a n y   A d d r e s s   L i n e   1 < / C o m p a n y A d d r e s s L i n e 1 > + 
+                 < C o m p a n y A d d r e s s L i n e 2 > C o m p a n y   A d d r e s s   L i n e   2 < / C o m p a n y A d d r e s s L i n e 2 > + 
+                 < C o m p a n y A d d r e s s L i n e 3 > C o m p a n y   A d d r e s s   L i n e   3 < / C o m p a n y A d d r e s s L i n e 3 > + 
+                 < C o m p a n y A d d r e s s L i n e 4 > C o m p a n y   A d d r e s s   L i n e   4 < / C o m p a n y A d d r e s s L i n e 4 > + 
+                 < C o m p a n y A d d r e s s L i n e 5 > C o m p a n y   A d d r e s s   L i n e   5 < / C o m p a n y A d d r e s s L i n e 5 > + 
+                 < C o m p a n y A d d r e s s L i n e 6 > C o m p a n y   A d d r e s s   L i n e   6 < / C o m p a n y A d d r e s s L i n e 6 > + 
+                 < C o m p a n y A d d r e s s L i n e 7 > C o m p a n y   A d d r e s s   L i n e   7 < / C o m p a n y A d d r e s s L i n e 7 > + 
+                 < C o m p a n y A d d r e s s L i n e 8 > C o m p a n y   A d d r e s s   L i n e   8 < / C o m p a n y A d d r e s s L i n e 8 >   
              < / C o m p a n y A d d r e s s L i n e s >   
@@ -3606,6 +3608,8 @@
  
              < R e p o r t N a m e > R e p o r t   N a m e < / R e p o r t N a m e >   
+             < R e p o r t C a p t i o n > R e p o r t   C a p t i o n < / R e p o r t C a p t i o n > + 
              < A b o u t T h i s R e p o r t T i t l e > A b o u t   T h i s   R e p o r t   T i t l e < / A b o u t T h i s R e p o r t T i t l e >   
              < A b o u t T h i s R e p o r t T e x t > A b o u t   T h i s   R e p o r t   T e x t < / A b o u t T h i s R e p o r t T e x t > @@ -3660,21 +3664,21 @@
  
              < C o m p a n y A d d r e s s L i n e s >   
-                 < C o m p a n y A d d r e s s L i n e > C o m p a n y   A d d r e s s   L i n e   1 < / C o m p a n y A d d r e s s L i n e > - 
-                 < C o m p a n y A d d r e s s L i n e > C o m p a n y   A d d r e s s   L i n e   2 < / C o m p a n y A d d r e s s L i n e > - 
-                 < C o m p a n y A d d r e s s L i n e > C o m p a n y   A d d r e s s   L i n e   3 < / C o m p a n y A d d r e s s L i n e > - 
-                 < C o m p a n y A d d r e s s L i n e > C o m p a n y   A d d r e s s   L i n e   4 < / C o m p a n y A d d r e s s L i n e > - 
-                 < C o m p a n y A d d r e s s L i n e > C o m p a n y   A d d r e s s   L i n e   5 < / C o m p a n y A d d r e s s L i n e > - 
-                 < C o m p a n y A d d r e s s L i n e > C o m p a n y   A d d r e s s   L i n e   6 < / C o m p a n y A d d r e s s L i n e > - 
-                 < C o m p a n y A d d r e s s L i n e > C o m p a n y   A d d r e s s   L i n e   7 < / C o m p a n y A d d r e s s L i n e > - 
-                 < C o m p a n y A d d r e s s L i n e > C o m p a n y   A d d r e s s   L i n e   8 < / C o m p a n y A d d r e s s L i n e > +                 < C o m p a n y A d d r e s s L i n e 1 > C o m p a n y   A d d r e s s   L i n e   1 < / C o m p a n y A d d r e s s L i n e 1 > + 
+                 < C o m p a n y A d d r e s s L i n e 2 > C o m p a n y   A d d r e s s   L i n e   2 < / C o m p a n y A d d r e s s L i n e 2 > + 
+                 < C o m p a n y A d d r e s s L i n e 3 > C o m p a n y   A d d r e s s   L i n e   3 < / C o m p a n y A d d r e s s L i n e 3 > + 
+                 < C o m p a n y A d d r e s s L i n e 4 > C o m p a n y   A d d r e s s   L i n e   4 < / C o m p a n y A d d r e s s L i n e 4 > + 
+                 < C o m p a n y A d d r e s s L i n e 5 > C o m p a n y   A d d r e s s   L i n e   5 < / C o m p a n y A d d r e s s L i n e 5 > + 
+                 < C o m p a n y A d d r e s s L i n e 6 > C o m p a n y   A d d r e s s   L i n e   6 < / C o m p a n y A d d r e s s L i n e 6 > + 
+                 < C o m p a n y A d d r e s s L i n e 7 > C o m p a n y   A d d r e s s   L i n e   7 < / C o m p a n y A d d r e s s L i n e 7 > + 
+                 < C o m p a n y A d d r e s s L i n e 8 > C o m p a n y   A d d r e s s   L i n e   8 < / C o m p a n y A d d r e s s L i n e 8 >   
              < / C o m p a n y A d d r e s s L i n e s >   

--- a/src/Layers/W1/BaseApp/Sales/Reports/SalespersonSalesStatisticsBody.docx
+++ b/src/Layers/W1/BaseApp/Sales/Reports/SalespersonSalesStatisticsBody.docx
@@ -11,7 +11,7 @@
         <w:tblDescription w:val="Layout table. Used for positioning, not for tabular data."/>
       </w:tblPr>
       <w:tblGrid>
-        <w:gridCol w:w="15398"/>
+        <w:gridCol w:w="15426"/>
       </w:tblGrid>
       <w:tr>
         <w:trPr>
@@ -34,6 +34,7 @@
               <w:dataBinding w:prefixMappings="xmlns:ns0='urn:microsoft-dynamics-nav/reports/Salesperson_Sales_Statistics/114/'" w:xpath="/ns0:NavWordReportXmlPart[1]/ns0:Salesperson_Purchaser[1]/ns0:STRSUBSTNO_Text000_PeriodText_[1]" w:storeItemID="{5D4524CD-A282-4F19-BAEA-0AD6212CDB38}"/>
               <w:text/>
             </w:sdtPr>
+            <w:sdtEndPr/>
             <w:sdtContent>
               <w:p>
                 <w:pPr>
@@ -67,6 +68,7 @@
               <w:dataBinding w:prefixMappings="xmlns:ns0='urn:microsoft-dynamics-nav/reports/Salesperson_Sales_Statistics/114/'" w:xpath="/ns0:NavWordReportXmlPart[1]/ns0:Labels[1]/ns0:AmountsInLCYLabel[1]" w:storeItemID="{5D4524CD-A282-4F19-BAEA-0AD6212CDB38}"/>
               <w:text/>
             </w:sdtPr>
+            <w:sdtEndPr/>
             <w:sdtContent>
               <w:p>
                 <w:pPr>
@@ -98,6 +100,7 @@
             <w:dataBinding w:prefixMappings="xmlns:ns0='urn:microsoft-dynamics-nav/reports/Salesperson_Sales_Statistics/114/'" w:xpath="/ns0:NavWordReportXmlPart[1]/ns0:Salesperson_Purchaser[1]/ns0:Salesperson_Purchaser__TABLECAPTION__________SalespersonFilter[1]" w:storeItemID="{5D4524CD-A282-4F19-BAEA-0AD6212CDB38}"/>
             <w:text/>
           </w:sdtPr>
+          <w:sdtEndPr/>
           <w:sdtContent>
             <w:tc>
               <w:tcPr>
@@ -136,6 +139,7 @@
             <w:dataBinding w:prefixMappings="xmlns:ns0='urn:microsoft-dynamics-nav/reports/Salesperson_Sales_Statistics/114/'" w:xpath="/ns0:NavWordReportXmlPart[1]/ns0:Salesperson_Purchaser[1]/ns0:Cust__Ledger_Entry__TABLECAPTION__________CustLedgEntryFilter[1]" w:storeItemID="{5D4524CD-A282-4F19-BAEA-0AD6212CDB38}"/>
             <w:text/>
           </w:sdtPr>
+          <w:sdtEndPr/>
           <w:sdtContent>
             <w:tc>
               <w:tcPr>
@@ -164,20 +168,21 @@
       <w:tblPr>
         <w:tblStyle w:val="BCDataTable"/>
         <w:tblW w:w="5000" w:type="pct"/>
+        <w:tblLayout w:type="fixed"/>
         <w:tblLook w:val="0420" w:firstRow="1" w:lastRow="0" w:firstColumn="0" w:lastColumn="0" w:noHBand="0" w:noVBand="1"/>
         <w:tblCaption w:val="Table 2"/>
         <w:tblDescription w:val="Document lines. Column headers in the first row."/>
       </w:tblPr>
       <w:tblGrid>
-        <w:gridCol w:w="1603"/>
-        <w:gridCol w:w="1907"/>
-        <w:gridCol w:w="1900"/>
-        <w:gridCol w:w="1005"/>
-        <w:gridCol w:w="833"/>
-        <w:gridCol w:w="972"/>
-        <w:gridCol w:w="2299"/>
-        <w:gridCol w:w="2500"/>
-        <w:gridCol w:w="2379"/>
+        <w:gridCol w:w="1714"/>
+        <w:gridCol w:w="1714"/>
+        <w:gridCol w:w="1714"/>
+        <w:gridCol w:w="1714"/>
+        <w:gridCol w:w="1714"/>
+        <w:gridCol w:w="1714"/>
+        <w:gridCol w:w="1714"/>
+        <w:gridCol w:w="1714"/>
+        <w:gridCol w:w="1714"/>
       </w:tblGrid>
       <w:tr>
         <w:trPr>
@@ -186,9 +191,9 @@
         </w:trPr>
         <w:tc>
           <w:tcPr>
-            <w:tcW w:w="521" w:type="pct"/>
+            <w:tcW w:w="1710" w:type="dxa"/>
             <w:tcBorders>
-              <w:bottom w:val="single" w:color="auto" w:sz="4" w:space="0"/>
+              <w:bottom w:val="single" w:sz="4" w:space="0" w:color="auto"/>
             </w:tcBorders>
           </w:tcPr>
           <w:sdt>
@@ -202,6 +207,7 @@
               <w:dataBinding w:prefixMappings="xmlns:ns0='urn:microsoft-dynamics-nav/reports/Salesperson_Sales_Statistics/114/'" w:xpath="/ns0:NavWordReportXmlPart[1]/ns0:Labels[1]/ns0:CodeLabel[1]" w:storeItemID="{5D4524CD-A282-4F19-BAEA-0AD6212CDB38}"/>
               <w:text/>
             </w:sdtPr>
+            <w:sdtEndPr/>
             <w:sdtContent>
               <w:p>
                 <w:pPr>
@@ -227,12 +233,13 @@
             <w:dataBinding w:prefixMappings="xmlns:ns0='urn:microsoft-dynamics-nav/reports/Salesperson_Sales_Statistics/114/'" w:xpath="/ns0:NavWordReportXmlPart[1]/ns0:Labels[1]/ns0:SalesLCYLabel[1]" w:storeItemID="{5D4524CD-A282-4F19-BAEA-0AD6212CDB38}"/>
             <w:text/>
           </w:sdtPr>
+          <w:sdtEndPr/>
           <w:sdtContent>
             <w:tc>
               <w:tcPr>
-                <w:tcW w:w="619" w:type="pct"/>
+                <w:tcW w:w="1711" w:type="dxa"/>
                 <w:tcBorders>
-                  <w:bottom w:val="single" w:color="auto" w:sz="4" w:space="0"/>
+                  <w:bottom w:val="single" w:sz="4" w:space="0" w:color="auto"/>
                 </w:tcBorders>
               </w:tcPr>
               <w:p>
@@ -260,12 +267,13 @@
             <w:dataBinding w:prefixMappings="xmlns:ns0='urn:microsoft-dynamics-nav/reports/Salesperson_Sales_Statistics/114/'" w:xpath="/ns0:NavWordReportXmlPart[1]/ns0:Labels[1]/ns0:ProfitLCYLabel[1]" w:storeItemID="{5D4524CD-A282-4F19-BAEA-0AD6212CDB38}"/>
             <w:text/>
           </w:sdtPr>
+          <w:sdtEndPr/>
           <w:sdtContent>
             <w:tc>
               <w:tcPr>
-                <w:tcW w:w="617" w:type="pct"/>
+                <w:tcW w:w="1711" w:type="dxa"/>
                 <w:tcBorders>
-                  <w:bottom w:val="single" w:color="auto" w:sz="4" w:space="0"/>
+                  <w:bottom w:val="single" w:sz="4" w:space="0" w:color="auto"/>
                 </w:tcBorders>
               </w:tcPr>
               <w:p>
@@ -293,12 +301,13 @@
             <w:dataBinding w:prefixMappings="xmlns:ns0='urn:microsoft-dynamics-nav/reports/Salesperson_Sales_Statistics/114/'" w:xpath="/ns0:NavWordReportXmlPart[1]/ns0:Labels[1]/ns0:AdjProfitLCYLabel[1]" w:storeItemID="{5D4524CD-A282-4F19-BAEA-0AD6212CDB38}"/>
             <w:text/>
           </w:sdtPr>
+          <w:sdtEndPr/>
           <w:sdtContent>
             <w:tc>
               <w:tcPr>
-                <w:tcW w:w="326" w:type="pct"/>
+                <w:tcW w:w="1711" w:type="dxa"/>
                 <w:tcBorders>
-                  <w:bottom w:val="single" w:color="auto" w:sz="4" w:space="0"/>
+                  <w:bottom w:val="single" w:sz="4" w:space="0" w:color="auto"/>
                 </w:tcBorders>
               </w:tcPr>
               <w:p>
@@ -326,12 +335,13 @@
             <w:dataBinding w:prefixMappings="xmlns:ns0='urn:microsoft-dynamics-nav/reports/Salesperson_Sales_Statistics/114/'" w:xpath="/ns0:NavWordReportXmlPart[1]/ns0:Labels[1]/ns0:ProfitPctLabel[1]" w:storeItemID="{5D4524CD-A282-4F19-BAEA-0AD6212CDB38}"/>
             <w:text/>
           </w:sdtPr>
+          <w:sdtEndPr/>
           <w:sdtContent>
             <w:tc>
               <w:tcPr>
-                <w:tcW w:w="270" w:type="pct"/>
+                <w:tcW w:w="1711" w:type="dxa"/>
                 <w:tcBorders>
-                  <w:bottom w:val="single" w:color="auto" w:sz="4" w:space="0"/>
+                  <w:bottom w:val="single" w:sz="4" w:space="0" w:color="auto"/>
                 </w:tcBorders>
               </w:tcPr>
               <w:p>
@@ -359,12 +369,13 @@
             <w:dataBinding w:prefixMappings="xmlns:ns0='urn:microsoft-dynamics-nav/reports/Salesperson_Sales_Statistics/114/'" w:xpath="/ns0:NavWordReportXmlPart[1]/ns0:Labels[1]/ns0:AdjProfitPctLabel[1]" w:storeItemID="{5D4524CD-A282-4F19-BAEA-0AD6212CDB38}"/>
             <w:text/>
           </w:sdtPr>
+          <w:sdtEndPr/>
           <w:sdtContent>
             <w:tc>
               <w:tcPr>
-                <w:tcW w:w="316" w:type="pct"/>
+                <w:tcW w:w="1711" w:type="dxa"/>
                 <w:tcBorders>
-                  <w:bottom w:val="single" w:color="auto" w:sz="4" w:space="0"/>
+                  <w:bottom w:val="single" w:sz="4" w:space="0" w:color="auto"/>
                 </w:tcBorders>
               </w:tcPr>
               <w:p>
@@ -392,12 +403,13 @@
             <w:dataBinding w:prefixMappings="xmlns:ns0='urn:microsoft-dynamics-nav/reports/Salesperson_Sales_Statistics/114/'" w:xpath="/ns0:NavWordReportXmlPart[1]/ns0:Labels[1]/ns0:InvDiscAmountLabel[1]" w:storeItemID="{5D4524CD-A282-4F19-BAEA-0AD6212CDB38}"/>
             <w:text/>
           </w:sdtPr>
+          <w:sdtEndPr/>
           <w:sdtContent>
             <w:tc>
               <w:tcPr>
-                <w:tcW w:w="747" w:type="pct"/>
+                <w:tcW w:w="1711" w:type="dxa"/>
                 <w:tcBorders>
-                  <w:bottom w:val="single" w:color="auto" w:sz="4" w:space="0"/>
+                  <w:bottom w:val="single" w:sz="4" w:space="0" w:color="auto"/>
                 </w:tcBorders>
               </w:tcPr>
               <w:p>
@@ -425,12 +437,13 @@
             <w:dataBinding w:prefixMappings="xmlns:ns0='urn:microsoft-dynamics-nav/reports/Salesperson_Sales_Statistics/114/'" w:xpath="/ns0:NavWordReportXmlPart[1]/ns0:Labels[1]/ns0:PmtDiscGivenLabel[1]" w:storeItemID="{5D4524CD-A282-4F19-BAEA-0AD6212CDB38}"/>
             <w:text/>
           </w:sdtPr>
+          <w:sdtEndPr/>
           <w:sdtContent>
             <w:tc>
               <w:tcPr>
-                <w:tcW w:w="812" w:type="pct"/>
+                <w:tcW w:w="1711" w:type="dxa"/>
                 <w:tcBorders>
-                  <w:bottom w:val="single" w:color="auto" w:sz="4" w:space="0"/>
+                  <w:bottom w:val="single" w:sz="4" w:space="0" w:color="auto"/>
                 </w:tcBorders>
               </w:tcPr>
               <w:p>
@@ -458,12 +471,13 @@
             <w:dataBinding w:prefixMappings="xmlns:ns0='urn:microsoft-dynamics-nav/reports/Salesperson_Sales_Statistics/114/'" w:xpath="/ns0:NavWordReportXmlPart[1]/ns0:Labels[1]/ns0:PmtToleranceLabel[1]" w:storeItemID="{5D4524CD-A282-4F19-BAEA-0AD6212CDB38}"/>
             <w:text/>
           </w:sdtPr>
+          <w:sdtEndPr/>
           <w:sdtContent>
             <w:tc>
               <w:tcPr>
-                <w:tcW w:w="773" w:type="pct"/>
+                <w:tcW w:w="1711" w:type="dxa"/>
                 <w:tcBorders>
-                  <w:bottom w:val="single" w:color="auto" w:sz="4" w:space="0"/>
+                  <w:bottom w:val="single" w:sz="4" w:space="0" w:color="auto"/>
                 </w:tcBorders>
               </w:tcPr>
               <w:p>
@@ -488,9 +502,9 @@
         </w:trPr>
         <w:tc>
           <w:tcPr>
-            <w:tcW w:w="521" w:type="pct"/>
+            <w:tcW w:w="1710" w:type="dxa"/>
             <w:tcBorders>
-              <w:top w:val="single" w:color="auto" w:sz="4" w:space="0"/>
+              <w:top w:val="single" w:sz="4" w:space="0" w:color="auto"/>
             </w:tcBorders>
           </w:tcPr>
           <w:p>
@@ -501,9 +515,9 @@
         </w:tc>
         <w:tc>
           <w:tcPr>
-            <w:tcW w:w="619" w:type="pct"/>
+            <w:tcW w:w="1711" w:type="dxa"/>
             <w:tcBorders>
-              <w:top w:val="single" w:color="auto" w:sz="4" w:space="0"/>
+              <w:top w:val="single" w:sz="4" w:space="0" w:color="auto"/>
             </w:tcBorders>
           </w:tcPr>
           <w:p>
@@ -514,9 +528,9 @@
         </w:tc>
         <w:tc>
           <w:tcPr>
-            <w:tcW w:w="617" w:type="pct"/>
+            <w:tcW w:w="1711" w:type="dxa"/>
             <w:tcBorders>
-              <w:top w:val="single" w:color="auto" w:sz="4" w:space="0"/>
+              <w:top w:val="single" w:sz="4" w:space="0" w:color="auto"/>
             </w:tcBorders>
           </w:tcPr>
           <w:p>
@@ -527,9 +541,9 @@
         </w:tc>
         <w:tc>
           <w:tcPr>
-            <w:tcW w:w="326" w:type="pct"/>
+            <w:tcW w:w="1711" w:type="dxa"/>
             <w:tcBorders>
-              <w:top w:val="single" w:color="auto" w:sz="4" w:space="0"/>
+              <w:top w:val="single" w:sz="4" w:space="0" w:color="auto"/>
             </w:tcBorders>
           </w:tcPr>
           <w:p>
@@ -541,9 +555,9 @@
         </w:tc>
         <w:tc>
           <w:tcPr>
-            <w:tcW w:w="270" w:type="pct"/>
+            <w:tcW w:w="1711" w:type="dxa"/>
             <w:tcBorders>
-              <w:top w:val="single" w:color="auto" w:sz="4" w:space="0"/>
+              <w:top w:val="single" w:sz="4" w:space="0" w:color="auto"/>
             </w:tcBorders>
           </w:tcPr>
           <w:p>
@@ -554,9 +568,9 @@
         </w:tc>
         <w:tc>
           <w:tcPr>
-            <w:tcW w:w="316" w:type="pct"/>
+            <w:tcW w:w="1711" w:type="dxa"/>
             <w:tcBorders>
-              <w:top w:val="single" w:color="auto" w:sz="4" w:space="0"/>
+              <w:top w:val="single" w:sz="4" w:space="0" w:color="auto"/>
             </w:tcBorders>
           </w:tcPr>
           <w:p>
@@ -567,9 +581,9 @@
         </w:tc>
         <w:tc>
           <w:tcPr>
-            <w:tcW w:w="747" w:type="pct"/>
+            <w:tcW w:w="1711" w:type="dxa"/>
             <w:tcBorders>
-              <w:top w:val="single" w:color="auto" w:sz="4" w:space="0"/>
+              <w:top w:val="single" w:sz="4" w:space="0" w:color="auto"/>
             </w:tcBorders>
           </w:tcPr>
           <w:p>
@@ -580,9 +594,9 @@
         </w:tc>
         <w:tc>
           <w:tcPr>
-            <w:tcW w:w="812" w:type="pct"/>
+            <w:tcW w:w="1711" w:type="dxa"/>
             <w:tcBorders>
-              <w:top w:val="single" w:color="auto" w:sz="4" w:space="0"/>
+              <w:top w:val="single" w:sz="4" w:space="0" w:color="auto"/>
             </w:tcBorders>
           </w:tcPr>
           <w:p>
@@ -593,9 +607,9 @@
         </w:tc>
         <w:tc>
           <w:tcPr>
-            <w:tcW w:w="773" w:type="pct"/>
+            <w:tcW w:w="1711" w:type="dxa"/>
             <w:tcBorders>
-              <w:top w:val="single" w:color="auto" w:sz="4" w:space="0"/>
+              <w:top w:val="single" w:sz="4" w:space="0" w:color="auto"/>
             </w:tcBorders>
           </w:tcPr>
           <w:p>
@@ -613,9 +627,10 @@
           <w:alias w:val="#Nav: /Salesperson_Purchaser"/>
           <w:tag w:val="#Nav: Salesperson_Sales_Statistics/114"/>
           <w:id w:val="333958298"/>
-          <w15:dataBinding w:prefixMappings="xmlns:ns0='urn:microsoft-dynamics-nav/reports/Salesperson_Sales_Statistics/114/'" w:xpath="/ns0:NavWordReportXmlPart[1]/ns0:Salesperson_Purchaser" w:storeItemID="{5D4524CD-A282-4F19-BAEA-0AD6212CDB38}"/>
+          <w15:dataBinding w:prefixMappings="xmlns:ns0='urn:microsoft-dynamics-nav/reports/Salesperson_Sales_Statistics/114/' " w:xpath="/ns0:NavWordReportXmlPart[1]/ns0:Salesperson_Purchaser" w:storeItemID="{5D4524CD-A282-4F19-BAEA-0AD6212CDB38}"/>
           <w15:repeatingSection/>
         </w:sdtPr>
+        <w:sdtEndPr/>
         <w:sdtContent>
           <w:sdt>
             <w:sdtPr>
@@ -628,6 +643,7 @@
               </w:placeholder>
               <w15:repeatingSectionItem/>
             </w:sdtPr>
+            <w:sdtEndPr/>
             <w:sdtContent>
               <w:tr>
                 <w:trPr>
@@ -636,7 +652,7 @@
                 </w:trPr>
                 <w:tc>
                   <w:tcPr>
-                    <w:tcW w:w="521" w:type="pct"/>
+                    <w:tcW w:w="1710" w:type="dxa"/>
                   </w:tcPr>
                   <w:sdt>
                     <w:sdtPr>
@@ -649,6 +665,7 @@
                       <w:dataBinding w:prefixMappings="xmlns:ns0='urn:microsoft-dynamics-nav/reports/Salesperson_Sales_Statistics/114/'" w:xpath="/ns0:NavWordReportXmlPart[1]/ns0:Salesperson_Purchaser[1]/ns0:Salesperson_Purchaser_Code[1]" w:storeItemID="{5D4524CD-A282-4F19-BAEA-0AD6212CDB38}"/>
                       <w:text/>
                     </w:sdtPr>
+                    <w:sdtEndPr/>
                     <w:sdtContent>
                       <w:p>
                         <w:pPr>
@@ -665,7 +682,7 @@
                 </w:tc>
                 <w:tc>
                   <w:tcPr>
-                    <w:tcW w:w="619" w:type="pct"/>
+                    <w:tcW w:w="1711" w:type="dxa"/>
                   </w:tcPr>
                   <w:sdt>
                     <w:sdtPr>
@@ -678,6 +695,7 @@
                       <w:dataBinding w:prefixMappings="xmlns:ns0='urn:microsoft-dynamics-nav/reports/Salesperson_Sales_Statistics/114/'" w:xpath="/ns0:NavWordReportXmlPart[1]/ns0:Salesperson_Purchaser[1]/ns0:Cust__Ledger_Entry___Sales__LCY__[1]" w:storeItemID="{5D4524CD-A282-4F19-BAEA-0AD6212CDB38}"/>
                       <w:text/>
                     </w:sdtPr>
+                    <w:sdtEndPr/>
                     <w:sdtContent>
                       <w:p>
                         <w:pPr>
@@ -706,10 +724,11 @@
                     <w:dataBinding w:prefixMappings="xmlns:ns0='urn:microsoft-dynamics-nav/reports/Salesperson_Sales_Statistics/114/'" w:xpath="/ns0:NavWordReportXmlPart[1]/ns0:Salesperson_Purchaser[1]/ns0:Cust__Ledger_Entry___Profit__LCY__[1]" w:storeItemID="{5D4524CD-A282-4F19-BAEA-0AD6212CDB38}"/>
                     <w:text/>
                   </w:sdtPr>
+                  <w:sdtEndPr/>
                   <w:sdtContent>
                     <w:tc>
                       <w:tcPr>
-                        <w:tcW w:w="617" w:type="pct"/>
+                        <w:tcW w:w="1711" w:type="dxa"/>
                       </w:tcPr>
                       <w:p>
                         <w:pPr>
@@ -739,10 +758,11 @@
                     <w:dataBinding w:prefixMappings="xmlns:ns0='urn:microsoft-dynamics-nav/reports/Salesperson_Sales_Statistics/114/'" w:xpath="/ns0:NavWordReportXmlPart[1]/ns0:Salesperson_Purchaser[1]/ns0:AdjProfit[1]" w:storeItemID="{5D4524CD-A282-4F19-BAEA-0AD6212CDB38}"/>
                     <w:text/>
                   </w:sdtPr>
+                  <w:sdtEndPr/>
                   <w:sdtContent>
                     <w:tc>
                       <w:tcPr>
-                        <w:tcW w:w="326" w:type="pct"/>
+                        <w:tcW w:w="1711" w:type="dxa"/>
                       </w:tcPr>
                       <w:p>
                         <w:pPr>
@@ -769,10 +789,11 @@
                     <w:dataBinding w:prefixMappings="xmlns:ns0='urn:microsoft-dynamics-nav/reports/Salesperson_Sales_Statistics/114/'" w:xpath="/ns0:NavWordReportXmlPart[1]/ns0:Salesperson_Purchaser[1]/ns0:ProfitPercent[1]" w:storeItemID="{5D4524CD-A282-4F19-BAEA-0AD6212CDB38}"/>
                     <w:text/>
                   </w:sdtPr>
+                  <w:sdtEndPr/>
                   <w:sdtContent>
                     <w:tc>
                       <w:tcPr>
-                        <w:tcW w:w="270" w:type="pct"/>
+                        <w:tcW w:w="1711" w:type="dxa"/>
                       </w:tcPr>
                       <w:p>
                         <w:pPr>
@@ -799,10 +820,11 @@
                     <w:dataBinding w:prefixMappings="xmlns:ns0='urn:microsoft-dynamics-nav/reports/Salesperson_Sales_Statistics/114/'" w:xpath="/ns0:NavWordReportXmlPart[1]/ns0:Salesperson_Purchaser[1]/ns0:AdjProfitPercent[1]" w:storeItemID="{5D4524CD-A282-4F19-BAEA-0AD6212CDB38}"/>
                     <w:text/>
                   </w:sdtPr>
+                  <w:sdtEndPr/>
                   <w:sdtContent>
                     <w:tc>
                       <w:tcPr>
-                        <w:tcW w:w="316" w:type="pct"/>
+                        <w:tcW w:w="1711" w:type="dxa"/>
                       </w:tcPr>
                       <w:p>
                         <w:pPr>
@@ -829,10 +851,11 @@
                     <w:dataBinding w:prefixMappings="xmlns:ns0='urn:microsoft-dynamics-nav/reports/Salesperson_Sales_Statistics/114/'" w:xpath="/ns0:NavWordReportXmlPart[1]/ns0:Salesperson_Purchaser[1]/ns0:Cust__Ledger_Entry___Inv__Discount__LCY__[1]" w:storeItemID="{5D4524CD-A282-4F19-BAEA-0AD6212CDB38}"/>
                     <w:text/>
                   </w:sdtPr>
+                  <w:sdtEndPr/>
                   <w:sdtContent>
                     <w:tc>
                       <w:tcPr>
-                        <w:tcW w:w="747" w:type="pct"/>
+                        <w:tcW w:w="1711" w:type="dxa"/>
                       </w:tcPr>
                       <w:p>
                         <w:pPr>
@@ -862,10 +885,11 @@
                     <w:dataBinding w:prefixMappings="xmlns:ns0='urn:microsoft-dynamics-nav/reports/Salesperson_Sales_Statistics/114/'" w:xpath="/ns0:NavWordReportXmlPart[1]/ns0:Salesperson_Purchaser[1]/ns0:Cust__Ledger_Entry___Pmt__Disc__Given__LCY__[1]" w:storeItemID="{5D4524CD-A282-4F19-BAEA-0AD6212CDB38}"/>
                     <w:text/>
                   </w:sdtPr>
+                  <w:sdtEndPr/>
                   <w:sdtContent>
                     <w:tc>
                       <w:tcPr>
-                        <w:tcW w:w="812" w:type="pct"/>
+                        <w:tcW w:w="1711" w:type="dxa"/>
                       </w:tcPr>
                       <w:p>
                         <w:pPr>
@@ -906,10 +930,11 @@
                     <w:dataBinding w:prefixMappings="xmlns:ns0='urn:microsoft-dynamics-nav/reports/Salesperson_Sales_Statistics/114/'" w:xpath="/ns0:NavWordReportXmlPart[1]/ns0:Salesperson_Purchaser[1]/ns0:Cust__Ledger_Entry___Pmt__Tolerance__LCY__[1]" w:storeItemID="{5D4524CD-A282-4F19-BAEA-0AD6212CDB38}"/>
                     <w:text/>
                   </w:sdtPr>
+                  <w:sdtEndPr/>
                   <w:sdtContent>
                     <w:tc>
                       <w:tcPr>
-                        <w:tcW w:w="773" w:type="pct"/>
+                        <w:tcW w:w="1711" w:type="dxa"/>
                       </w:tcPr>
                       <w:p>
                         <w:pPr>
@@ -963,15 +988,15 @@
         <w:tblDescription w:val="Document totals."/>
       </w:tblPr>
       <w:tblGrid>
-        <w:gridCol w:w="1620"/>
-        <w:gridCol w:w="1891"/>
-        <w:gridCol w:w="1888"/>
-        <w:gridCol w:w="1081"/>
-        <w:gridCol w:w="810"/>
-        <w:gridCol w:w="902"/>
-        <w:gridCol w:w="2340"/>
-        <w:gridCol w:w="2522"/>
-        <w:gridCol w:w="2344"/>
+        <w:gridCol w:w="1716"/>
+        <w:gridCol w:w="1716"/>
+        <w:gridCol w:w="1716"/>
+        <w:gridCol w:w="1715"/>
+        <w:gridCol w:w="1715"/>
+        <w:gridCol w:w="1715"/>
+        <w:gridCol w:w="1715"/>
+        <w:gridCol w:w="1715"/>
+        <w:gridCol w:w="1703"/>
       </w:tblGrid>
       <w:tr>
         <w:trPr>
@@ -980,7 +1005,7 @@
         </w:trPr>
         <w:tc>
           <w:tcPr>
-            <w:tcW w:w="526" w:type="pct"/>
+            <w:tcW w:w="556" w:type="pct"/>
           </w:tcPr>
           <w:p>
             <w:pPr>
@@ -1002,10 +1027,11 @@
             <w:dataBinding w:prefixMappings="xmlns:ns0='urn:microsoft-dynamics-nav/reports/Salesperson_Sales_Statistics/114/'" w:xpath="/ns0:NavWordReportXmlPart[1]/ns0:Totals[1]/ns0:Totals_Sales[1]" w:storeItemID="{5D4524CD-A282-4F19-BAEA-0AD6212CDB38}"/>
             <w:text/>
           </w:sdtPr>
+          <w:sdtEndPr/>
           <w:sdtContent>
             <w:tc>
               <w:tcPr>
-                <w:tcW w:w="614" w:type="pct"/>
+                <w:tcW w:w="556" w:type="pct"/>
               </w:tcPr>
               <w:p>
                 <w:pPr>
@@ -1032,10 +1058,11 @@
             <w:dataBinding w:prefixMappings="xmlns:ns0='urn:microsoft-dynamics-nav/reports/Salesperson_Sales_Statistics/114/'" w:xpath="/ns0:NavWordReportXmlPart[1]/ns0:Totals[1]/ns0:Totals_Profit[1]" w:storeItemID="{5D4524CD-A282-4F19-BAEA-0AD6212CDB38}"/>
             <w:text/>
           </w:sdtPr>
+          <w:sdtEndPr/>
           <w:sdtContent>
             <w:tc>
               <w:tcPr>
-                <w:tcW w:w="613" w:type="pct"/>
+                <w:tcW w:w="556" w:type="pct"/>
               </w:tcPr>
               <w:p>
                 <w:pPr>
@@ -1062,10 +1089,11 @@
             <w:dataBinding w:prefixMappings="xmlns:ns0='urn:microsoft-dynamics-nav/reports/Salesperson_Sales_Statistics/114/'" w:xpath="/ns0:NavWordReportXmlPart[1]/ns0:Totals[1]/ns0:Totals_AdjProfit[1]" w:storeItemID="{5D4524CD-A282-4F19-BAEA-0AD6212CDB38}"/>
             <w:text/>
           </w:sdtPr>
+          <w:sdtEndPr/>
           <w:sdtContent>
             <w:tc>
               <w:tcPr>
-                <w:tcW w:w="351" w:type="pct"/>
+                <w:tcW w:w="556" w:type="pct"/>
               </w:tcPr>
               <w:p>
                 <w:pPr>
@@ -1092,10 +1120,11 @@
             <w:dataBinding w:prefixMappings="xmlns:ns0='urn:microsoft-dynamics-nav/reports/Salesperson_Sales_Statistics/114/'" w:xpath="/ns0:NavWordReportXmlPart[1]/ns0:Totals[1]/ns0:Totals_ProfitPct[1]" w:storeItemID="{5D4524CD-A282-4F19-BAEA-0AD6212CDB38}"/>
             <w:text/>
           </w:sdtPr>
+          <w:sdtEndPr/>
           <w:sdtContent>
             <w:tc>
               <w:tcPr>
-                <w:tcW w:w="263" w:type="pct"/>
+                <w:tcW w:w="556" w:type="pct"/>
               </w:tcPr>
               <w:p>
                 <w:pPr>
@@ -1122,10 +1151,11 @@
             <w:dataBinding w:prefixMappings="xmlns:ns0='urn:microsoft-dynamics-nav/reports/Salesperson_Sales_Statistics/114/'" w:xpath="/ns0:NavWordReportXmlPart[1]/ns0:Totals[1]/ns0:Totals_AdjProfitPct[1]" w:storeItemID="{5D4524CD-A282-4F19-BAEA-0AD6212CDB38}"/>
             <w:text/>
           </w:sdtPr>
+          <w:sdtEndPr/>
           <w:sdtContent>
             <w:tc>
               <w:tcPr>
-                <w:tcW w:w="293" w:type="pct"/>
+                <w:tcW w:w="556" w:type="pct"/>
               </w:tcPr>
               <w:p>
                 <w:pPr>
@@ -1152,10 +1182,11 @@
             <w:dataBinding w:prefixMappings="xmlns:ns0='urn:microsoft-dynamics-nav/reports/Salesperson_Sales_Statistics/114/'" w:xpath="/ns0:NavWordReportXmlPart[1]/ns0:Totals[1]/ns0:Totals_InvDiscAmount[1]" w:storeItemID="{5D4524CD-A282-4F19-BAEA-0AD6212CDB38}"/>
             <w:text/>
           </w:sdtPr>
+          <w:sdtEndPr/>
           <w:sdtContent>
             <w:tc>
               <w:tcPr>
-                <w:tcW w:w="760" w:type="pct"/>
+                <w:tcW w:w="556" w:type="pct"/>
               </w:tcPr>
               <w:p>
                 <w:pPr>
@@ -1182,10 +1213,11 @@
             <w:dataBinding w:prefixMappings="xmlns:ns0='urn:microsoft-dynamics-nav/reports/Salesperson_Sales_Statistics/114/'" w:xpath="/ns0:NavWordReportXmlPart[1]/ns0:Totals[1]/ns0:Totals_PmtDiscGiven[1]" w:storeItemID="{5D4524CD-A282-4F19-BAEA-0AD6212CDB38}"/>
             <w:text/>
           </w:sdtPr>
+          <w:sdtEndPr/>
           <w:sdtContent>
             <w:tc>
               <w:tcPr>
-                <w:tcW w:w="819" w:type="pct"/>
+                <w:tcW w:w="556" w:type="pct"/>
               </w:tcPr>
               <w:p>
                 <w:pPr>
@@ -1212,10 +1244,11 @@
             <w:dataBinding w:prefixMappings="xmlns:ns0='urn:microsoft-dynamics-nav/reports/Salesperson_Sales_Statistics/114/'" w:xpath="/ns0:NavWordReportXmlPart[1]/ns0:Totals[1]/ns0:Totals_PmtTolerance[1]" w:storeItemID="{5D4524CD-A282-4F19-BAEA-0AD6212CDB38}"/>
             <w:text/>
           </w:sdtPr>
+          <w:sdtEndPr/>
           <w:sdtContent>
             <w:tc>
               <w:tcPr>
-                <w:tcW w:w="761" w:type="pct"/>
+                <w:tcW w:w="556" w:type="pct"/>
               </w:tcPr>
               <w:p>
                 <w:pPr>
@@ -1241,9 +1274,14 @@
       </w:pPr>
     </w:p>
     <w:sectPr>
-      <w:headerReference w:type="default" r:id="rId9"/>
+      <w:headerReference w:type="even" r:id="rId9"/>
+      <w:headerReference w:type="default" r:id="rId10"/>
+      <w:footerReference w:type="even" r:id="rId11"/>
+      <w:footerReference w:type="default" r:id="rId12"/>
+      <w:headerReference w:type="first" r:id="rId13"/>
+      <w:footerReference w:type="first" r:id="rId14"/>
       <w:pgSz w:w="16838" w:h="11906" w:orient="landscape"/>
-      <w:pgMar w:top="720" w:right="720" w:bottom="720" w:left="720" w:header="708" w:footer="708" w:gutter="0"/>
+      <w:pgMar w:top="576" w:right="706" w:bottom="576" w:left="706" w:header="708" w:footer="708" w:gutter="0"/>
       <w:cols w:space="708"/>
       <w:docGrid w:linePitch="360"/>
     </w:sectPr>
@@ -1276,6 +1314,36 @@
 </w:endnotes>
 </file>
 
+<file path=word/footer1.xml><?xml version="1.0" encoding="utf-8"?>
+<w:ftr xmlns:wpc="http://schemas.microsoft.com/office/word/2010/wordprocessingCanvas" xmlns:cx="http://schemas.microsoft.com/office/drawing/2014/chartex" xmlns:cx1="http://schemas.microsoft.com/office/drawing/2015/9/8/chartex" xmlns:cx2="http://schemas.microsoft.com/office/drawing/2015/10/21/chartex" xmlns:cx3="http://schemas.microsoft.com/office/drawing/2016/5/9/chartex" xmlns:cx4="http://schemas.microsoft.com/office/drawing/2016/5/10/chartex" xmlns:cx5="http://schemas.microsoft.com/office/drawing/2016/5/11/chartex" xmlns:cx6="http://schemas.microsoft.com/office/drawing/2016/5/12/chartex" xmlns:cx7="http://schemas.microsoft.com/office/drawing/2016/5/13/chartex" xmlns:cx8="http://schemas.microsoft.com/office/drawing/2016/5/14/chartex" xmlns:mc="http://schemas.openxmlformats.org/markup-compatibility/2006" xmlns:aink="http://schemas.microsoft.com/office/drawing/2016/ink" xmlns:am3d="http://schemas.microsoft.com/office/drawing/2017/model3d" xmlns:o="urn:schemas-microsoft-com:office:office" xmlns:oel="http://schemas.microsoft.com/office/2019/extlst" xmlns:r="http://schemas.openxmlformats.org/officeDocument/2006/relationships" xmlns:m="http://schemas.openxmlformats.org/officeDocument/2006/math" xmlns:v="urn:schemas-microsoft-com:vml" xmlns:wp14="http://schemas.microsoft.com/office/word/2010/wordprocessingDrawing" xmlns:wp="http://schemas.openxmlformats.org/drawingml/2006/wordprocessingDrawing" xmlns:w10="urn:schemas-microsoft-com:office:word" xmlns:w="http://schemas.openxmlformats.org/wordprocessingml/2006/main" xmlns:w14="http://schemas.microsoft.com/office/word/2010/wordml" xmlns:w15="http://schemas.microsoft.com/office/word/2012/wordml" xmlns:w16cei="http://schemas.microsoft.com/office/word/2026/wordml/cei" xmlns:w16cex="http://schemas.microsoft.com/office/word/2018/wordml/cex" xmlns:w16cid="http://schemas.microsoft.com/office/word/2016/wordml/cid" xmlns:w16="http://schemas.microsoft.com/office/word/2018/wordml" xmlns:w16du="http://schemas.microsoft.com/office/word/2023/wordml/word16du" xmlns:w16sdtdh="http://schemas.microsoft.com/office/word/2020/wordml/sdtdatahash" xmlns:w16sdtfl="http://schemas.microsoft.com/office/word/2024/wordml/sdtformatlock" xmlns:w16se="http://schemas.microsoft.com/office/word/2015/wordml/symex" xmlns:wpg="http://schemas.microsoft.com/office/word/2010/wordprocessingGroup" xmlns:wpi="http://schemas.microsoft.com/office/word/2010/wordprocessingInk" xmlns:wne="http://schemas.microsoft.com/office/word/2006/wordml" xmlns:wps="http://schemas.microsoft.com/office/word/2010/wordprocessingShape" mc:Ignorable="w14 w15 w16se w16cid w16 w16cex w16sdtdh w16sdtfl w16du wp14">
+  <w:p>
+    <w:pPr>
+      <w:pStyle w:val="Footer"/>
+    </w:pPr>
+  </w:p>
+</w:ftr>
+</file>
+
+<file path=word/footer2.xml><?xml version="1.0" encoding="utf-8"?>
+<w:ftr xmlns:wpc="http://schemas.microsoft.com/office/word/2010/wordprocessingCanvas" xmlns:cx="http://schemas.microsoft.com/office/drawing/2014/chartex" xmlns:cx1="http://schemas.microsoft.com/office/drawing/2015/9/8/chartex" xmlns:cx2="http://schemas.microsoft.com/office/drawing/2015/10/21/chartex" xmlns:cx3="http://schemas.microsoft.com/office/drawing/2016/5/9/chartex" xmlns:cx4="http://schemas.microsoft.com/office/drawing/2016/5/10/chartex" xmlns:cx5="http://schemas.microsoft.com/office/drawing/2016/5/11/chartex" xmlns:cx6="http://schemas.microsoft.com/office/drawing/2016/5/12/chartex" xmlns:cx7="http://schemas.microsoft.com/office/drawing/2016/5/13/chartex" xmlns:cx8="http://schemas.microsoft.com/office/drawing/2016/5/14/chartex" xmlns:mc="http://schemas.openxmlformats.org/markup-compatibility/2006" xmlns:aink="http://schemas.microsoft.com/office/drawing/2016/ink" xmlns:am3d="http://schemas.microsoft.com/office/drawing/2017/model3d" xmlns:o="urn:schemas-microsoft-com:office:office" xmlns:oel="http://schemas.microsoft.com/office/2019/extlst" xmlns:r="http://schemas.openxmlformats.org/officeDocument/2006/relationships" xmlns:m="http://schemas.openxmlformats.org/officeDocument/2006/math" xmlns:v="urn:schemas-microsoft-com:vml" xmlns:wp14="http://schemas.microsoft.com/office/word/2010/wordprocessingDrawing" xmlns:wp="http://schemas.openxmlformats.org/drawingml/2006/wordprocessingDrawing" xmlns:w10="urn:schemas-microsoft-com:office:word" xmlns:w="http://schemas.openxmlformats.org/wordprocessingml/2006/main" xmlns:w14="http://schemas.microsoft.com/office/word/2010/wordml" xmlns:w15="http://schemas.microsoft.com/office/word/2012/wordml" xmlns:w16cei="http://schemas.microsoft.com/office/word/2026/wordml/cei" xmlns:w16cex="http://schemas.microsoft.com/office/word/2018/wordml/cex" xmlns:w16cid="http://schemas.microsoft.com/office/word/2016/wordml/cid" xmlns:w16="http://schemas.microsoft.com/office/word/2018/wordml" xmlns:w16du="http://schemas.microsoft.com/office/word/2023/wordml/word16du" xmlns:w16sdtdh="http://schemas.microsoft.com/office/word/2020/wordml/sdtdatahash" xmlns:w16sdtfl="http://schemas.microsoft.com/office/word/2024/wordml/sdtformatlock" xmlns:w16se="http://schemas.microsoft.com/office/word/2015/wordml/symex" xmlns:wpg="http://schemas.microsoft.com/office/word/2010/wordprocessingGroup" xmlns:wpi="http://schemas.microsoft.com/office/word/2010/wordprocessingInk" xmlns:wne="http://schemas.microsoft.com/office/word/2006/wordml" xmlns:wps="http://schemas.microsoft.com/office/word/2010/wordprocessingShape" mc:Ignorable="w14 w15 w16se w16cid w16 w16cex w16sdtdh w16sdtfl w16du wp14">
+  <w:p>
+    <w:pPr>
+      <w:pStyle w:val="Footer"/>
+    </w:pPr>
+  </w:p>
+</w:ftr>
+</file>
+
+<file path=word/footer3.xml><?xml version="1.0" encoding="utf-8"?>
+<w:ftr xmlns:wpc="http://schemas.microsoft.com/office/word/2010/wordprocessingCanvas" xmlns:cx="http://schemas.microsoft.com/office/drawing/2014/chartex" xmlns:cx1="http://schemas.microsoft.com/office/drawing/2015/9/8/chartex" xmlns:cx2="http://schemas.microsoft.com/office/drawing/2015/10/21/chartex" xmlns:cx3="http://schemas.microsoft.com/office/drawing/2016/5/9/chartex" xmlns:cx4="http://schemas.microsoft.com/office/drawing/2016/5/10/chartex" xmlns:cx5="http://schemas.microsoft.com/office/drawing/2016/5/11/chartex" xmlns:cx6="http://schemas.microsoft.com/office/drawing/2016/5/12/chartex" xmlns:cx7="http://schemas.microsoft.com/office/drawing/2016/5/13/chartex" xmlns:cx8="http://schemas.microsoft.com/office/drawing/2016/5/14/chartex" xmlns:mc="http://schemas.openxmlformats.org/markup-compatibility/2006" xmlns:aink="http://schemas.microsoft.com/office/drawing/2016/ink" xmlns:am3d="http://schemas.microsoft.com/office/drawing/2017/model3d" xmlns:o="urn:schemas-microsoft-com:office:office" xmlns:oel="http://schemas.microsoft.com/office/2019/extlst" xmlns:r="http://schemas.openxmlformats.org/officeDocument/2006/relationships" xmlns:m="http://schemas.openxmlformats.org/officeDocument/2006/math" xmlns:v="urn:schemas-microsoft-com:vml" xmlns:wp14="http://schemas.microsoft.com/office/word/2010/wordprocessingDrawing" xmlns:wp="http://schemas.openxmlformats.org/drawingml/2006/wordprocessingDrawing" xmlns:w10="urn:schemas-microsoft-com:office:word" xmlns:w="http://schemas.openxmlformats.org/wordprocessingml/2006/main" xmlns:w14="http://schemas.microsoft.com/office/word/2010/wordml" xmlns:w15="http://schemas.microsoft.com/office/word/2012/wordml" xmlns:w16cei="http://schemas.microsoft.com/office/word/2026/wordml/cei" xmlns:w16cex="http://schemas.microsoft.com/office/word/2018/wordml/cex" xmlns:w16cid="http://schemas.microsoft.com/office/word/2016/wordml/cid" xmlns:w16="http://schemas.microsoft.com/office/word/2018/wordml" xmlns:w16du="http://schemas.microsoft.com/office/word/2023/wordml/word16du" xmlns:w16sdtdh="http://schemas.microsoft.com/office/word/2020/wordml/sdtdatahash" xmlns:w16sdtfl="http://schemas.microsoft.com/office/word/2024/wordml/sdtformatlock" xmlns:w16se="http://schemas.microsoft.com/office/word/2015/wordml/symex" xmlns:wpg="http://schemas.microsoft.com/office/word/2010/wordprocessingGroup" xmlns:wpi="http://schemas.microsoft.com/office/word/2010/wordprocessingInk" xmlns:wne="http://schemas.microsoft.com/office/word/2006/wordml" xmlns:wps="http://schemas.microsoft.com/office/word/2010/wordprocessingShape" mc:Ignorable="w14 w15 w16se w16cid w16 w16cex w16sdtdh w16sdtfl w16du wp14">
+  <w:p>
+    <w:pPr>
+      <w:pStyle w:val="Footer"/>
+    </w:pPr>
+  </w:p>
+</w:ftr>
+</file>
+
 <file path=word/footnotes.xml><?xml version="1.0" encoding="utf-8"?>
 <w:footnotes xmlns:wpc="http://schemas.microsoft.com/office/word/2010/wordprocessingCanvas" xmlns:cx="http://schemas.microsoft.com/office/drawing/2014/chartex" xmlns:cx1="http://schemas.microsoft.com/office/drawing/2015/9/8/chartex" xmlns:cx2="http://schemas.microsoft.com/office/drawing/2015/10/21/chartex" xmlns:cx3="http://schemas.microsoft.com/office/drawing/2016/5/9/chartex" xmlns:cx4="http://schemas.microsoft.com/office/drawing/2016/5/10/chartex" xmlns:cx5="http://schemas.microsoft.com/office/drawing/2016/5/11/chartex" xmlns:cx6="http://schemas.microsoft.com/office/drawing/2016/5/12/chartex" xmlns:cx7="http://schemas.microsoft.com/office/drawing/2016/5/13/chartex" xmlns:cx8="http://schemas.microsoft.com/office/drawing/2016/5/14/chartex" xmlns:mc="http://schemas.openxmlformats.org/markup-compatibility/2006" xmlns:aink="http://schemas.microsoft.com/office/drawing/2016/ink" xmlns:am3d="http://schemas.microsoft.com/office/drawing/2017/model3d" xmlns:o="urn:schemas-microsoft-com:office:office" xmlns:oel="http://schemas.microsoft.com/office/2019/extlst" xmlns:r="http://schemas.openxmlformats.org/officeDocument/2006/relationships" xmlns:m="http://schemas.openxmlformats.org/officeDocument/2006/math" xmlns:v="urn:schemas-microsoft-com:vml" xmlns:wp14="http://schemas.microsoft.com/office/word/2010/wordprocessingDrawing" xmlns:wp="http://schemas.openxmlformats.org/drawingml/2006/wordprocessingDrawing" xmlns:w10="urn:schemas-microsoft-com:office:word" xmlns:w="http://schemas.openxmlformats.org/wordprocessingml/2006/main" xmlns:w14="http://schemas.microsoft.com/office/word/2010/wordml" xmlns:w15="http://schemas.microsoft.com/office/word/2012/wordml" xmlns:w16cei="http://schemas.microsoft.com/office/word/2026/wordml/cei" xmlns:w16cex="http://schemas.microsoft.com/office/word/2018/wordml/cex" xmlns:w16cid="http://schemas.microsoft.com/office/word/2016/wordml/cid" xmlns:w16="http://schemas.microsoft.com/office/word/2018/wordml" xmlns:w16du="http://schemas.microsoft.com/office/word/2023/wordml/word16du" xmlns:w16sdtdh="http://schemas.microsoft.com/office/word/2020/wordml/sdtdatahash" xmlns:w16sdtfl="http://schemas.microsoft.com/office/word/2024/wordml/sdtformatlock" xmlns:w16se="http://schemas.microsoft.com/office/word/2015/wordml/symex" xmlns:wpg="http://schemas.microsoft.com/office/word/2010/wordprocessingGroup" xmlns:wpi="http://schemas.microsoft.com/office/word/2010/wordprocessingInk" xmlns:wne="http://schemas.microsoft.com/office/word/2006/wordml" xmlns:wps="http://schemas.microsoft.com/office/word/2010/wordprocessingShape" mc:Ignorable="w14 w15 w16se w16cid w16 w16cex w16sdtdh w16sdtfl w16du wp14">
   <w:footnote w:type="separator" w:id="-1">
@@ -1306,6 +1374,16 @@
   <w:p>
     <w:pPr>
       <w:pStyle w:val="Header"/>
+    </w:pPr>
+  </w:p>
+</w:hdr>
+</file>
+
+<file path=word/header2.xml><?xml version="1.0" encoding="utf-8"?>
+<w:hdr xmlns:wpc="http://schemas.microsoft.com/office/word/2010/wordprocessingCanvas" xmlns:cx="http://schemas.microsoft.com/office/drawing/2014/chartex" xmlns:cx1="http://schemas.microsoft.com/office/drawing/2015/9/8/chartex" xmlns:cx2="http://schemas.microsoft.com/office/drawing/2015/10/21/chartex" xmlns:cx3="http://schemas.microsoft.com/office/drawing/2016/5/9/chartex" xmlns:cx4="http://schemas.microsoft.com/office/drawing/2016/5/10/chartex" xmlns:cx5="http://schemas.microsoft.com/office/drawing/2016/5/11/chartex" xmlns:cx6="http://schemas.microsoft.com/office/drawing/2016/5/12/chartex" xmlns:cx7="http://schemas.microsoft.com/office/drawing/2016/5/13/chartex" xmlns:cx8="http://schemas.microsoft.com/office/drawing/2016/5/14/chartex" xmlns:mc="http://schemas.openxmlformats.org/markup-compatibility/2006" xmlns:aink="http://schemas.microsoft.com/office/drawing/2016/ink" xmlns:am3d="http://schemas.microsoft.com/office/drawing/2017/model3d" xmlns:o="urn:schemas-microsoft-com:office:office" xmlns:oel="http://schemas.microsoft.com/office/2019/extlst" xmlns:r="http://schemas.openxmlformats.org/officeDocument/2006/relationships" xmlns:m="http://schemas.openxmlformats.org/officeDocument/2006/math" xmlns:v="urn:schemas-microsoft-com:vml" xmlns:wp14="http://schemas.microsoft.com/office/word/2010/wordprocessingDrawing" xmlns:wp="http://schemas.openxmlformats.org/drawingml/2006/wordprocessingDrawing" xmlns:w10="urn:schemas-microsoft-com:office:word" xmlns:w="http://schemas.openxmlformats.org/wordprocessingml/2006/main" xmlns:w14="http://schemas.microsoft.com/office/word/2010/wordml" xmlns:w15="http://schemas.microsoft.com/office/word/2012/wordml" xmlns:w16cei="http://schemas.microsoft.com/office/word/2026/wordml/cei" xmlns:w16cex="http://schemas.microsoft.com/office/word/2018/wordml/cex" xmlns:w16cid="http://schemas.microsoft.com/office/word/2016/wordml/cid" xmlns:w16="http://schemas.microsoft.com/office/word/2018/wordml" xmlns:w16du="http://schemas.microsoft.com/office/word/2023/wordml/word16du" xmlns:w16sdtdh="http://schemas.microsoft.com/office/word/2020/wordml/sdtdatahash" xmlns:w16sdtfl="http://schemas.microsoft.com/office/word/2024/wordml/sdtformatlock" xmlns:w16se="http://schemas.microsoft.com/office/word/2015/wordml/symex" xmlns:wpg="http://schemas.microsoft.com/office/word/2010/wordprocessingGroup" xmlns:wpi="http://schemas.microsoft.com/office/word/2010/wordprocessingInk" xmlns:wne="http://schemas.microsoft.com/office/word/2006/wordml" xmlns:wps="http://schemas.microsoft.com/office/word/2010/wordprocessingShape" mc:Ignorable="w14 w15 w16se w16cid w16 w16cex w16sdtdh w16sdtfl w16du wp14">
+  <w:p>
+    <w:pPr>
+      <w:pStyle w:val="Header"/>
       <w:rPr>
         <w:lang w:val="da-DK"/>
       </w:rPr>
@@ -1325,6 +1403,16 @@
       <w:rPr>
         <w:lang w:val="da-DK"/>
       </w:rPr>
+    </w:pPr>
+  </w:p>
+</w:hdr>
+</file>
+
+<file path=word/header3.xml><?xml version="1.0" encoding="utf-8"?>
+<w:hdr xmlns:wpc="http://schemas.microsoft.com/office/word/2010/wordprocessingCanvas" xmlns:cx="http://schemas.microsoft.com/office/drawing/2014/chartex" xmlns:cx1="http://schemas.microsoft.com/office/drawing/2015/9/8/chartex" xmlns:cx2="http://schemas.microsoft.com/office/drawing/2015/10/21/chartex" xmlns:cx3="http://schemas.microsoft.com/office/drawing/2016/5/9/chartex" xmlns:cx4="http://schemas.microsoft.com/office/drawing/2016/5/10/chartex" xmlns:cx5="http://schemas.microsoft.com/office/drawing/2016/5/11/chartex" xmlns:cx6="http://schemas.microsoft.com/office/drawing/2016/5/12/chartex" xmlns:cx7="http://schemas.microsoft.com/office/drawing/2016/5/13/chartex" xmlns:cx8="http://schemas.microsoft.com/office/drawing/2016/5/14/chartex" xmlns:mc="http://schemas.openxmlformats.org/markup-compatibility/2006" xmlns:aink="http://schemas.microsoft.com/office/drawing/2016/ink" xmlns:am3d="http://schemas.microsoft.com/office/drawing/2017/model3d" xmlns:o="urn:schemas-microsoft-com:office:office" xmlns:oel="http://schemas.microsoft.com/office/2019/extlst" xmlns:r="http://schemas.openxmlformats.org/officeDocument/2006/relationships" xmlns:m="http://schemas.openxmlformats.org/officeDocument/2006/math" xmlns:v="urn:schemas-microsoft-com:vml" xmlns:wp14="http://schemas.microsoft.com/office/word/2010/wordprocessingDrawing" xmlns:wp="http://schemas.openxmlformats.org/drawingml/2006/wordprocessingDrawing" xmlns:w10="urn:schemas-microsoft-com:office:word" xmlns:w="http://schemas.openxmlformats.org/wordprocessingml/2006/main" xmlns:w14="http://schemas.microsoft.com/office/word/2010/wordml" xmlns:w15="http://schemas.microsoft.com/office/word/2012/wordml" xmlns:w16cei="http://schemas.microsoft.com/office/word/2026/wordml/cei" xmlns:w16cex="http://schemas.microsoft.com/office/word/2018/wordml/cex" xmlns:w16cid="http://schemas.microsoft.com/office/word/2016/wordml/cid" xmlns:w16="http://schemas.microsoft.com/office/word/2018/wordml" xmlns:w16du="http://schemas.microsoft.com/office/word/2023/wordml/word16du" xmlns:w16sdtdh="http://schemas.microsoft.com/office/word/2020/wordml/sdtdatahash" xmlns:w16sdtfl="http://schemas.microsoft.com/office/word/2024/wordml/sdtformatlock" xmlns:w16se="http://schemas.microsoft.com/office/word/2015/wordml/symex" xmlns:wpg="http://schemas.microsoft.com/office/word/2010/wordprocessingGroup" xmlns:wpi="http://schemas.microsoft.com/office/word/2010/wordprocessingInk" xmlns:wne="http://schemas.microsoft.com/office/word/2006/wordml" xmlns:wps="http://schemas.microsoft.com/office/word/2010/wordprocessingShape" mc:Ignorable="w14 w15 w16se w16cid w16 w16cex w16sdtdh w16sdtfl w16du wp14">
+  <w:p>
+    <w:pPr>
+      <w:pStyle w:val="Header"/>
     </w:pPr>
   </w:p>
 </w:hdr>
@@ -2420,6 +2508,7 @@
     <w:sig w:usb0="20000287" w:usb1="00000003" w:usb2="00000000" w:usb3="00000000" w:csb0="0000019F" w:csb1="00000000"/>
   </w:font>
   <w:font w:name="Yu Gothic Light">
+    <w:altName w:val="游ゴシック Light"/>
     <w:panose1 w:val="020B0300000000000000"/>
     <w:charset w:val="80"/>
     <w:family w:val="swiss"/>
@@ -2463,6 +2552,7 @@
     <w:rsid w:val="00321EDD"/>
     <w:rsid w:val="00334CBC"/>
     <w:rsid w:val="00347B4D"/>
+    <w:rsid w:val="00373C54"/>
     <w:rsid w:val="00375AE3"/>
     <w:rsid w:val="00404DEC"/>
     <w:rsid w:val="004D153C"/>
@@ -2496,6 +2586,7 @@
     <w:rsid w:val="00AA0C52"/>
     <w:rsid w:val="00AA548F"/>
     <w:rsid w:val="00B0006E"/>
+    <w:rsid w:val="00B708D6"/>
     <w:rsid w:val="00BA70C2"/>
     <w:rsid w:val="00BB7440"/>
     <w:rsid w:val="00C53E14"/>
@@ -3327,9 +3418,33 @@
 </a:theme>
 </file>
 
-<file path=customXml/item1.xml>��< ? x m l   v e r s i o n = " 1 . 0 "   e n c o d i n g = " u t f - 1 6 " ? > - 
- < N a v W o r d R e p o r t X m l P a r t   x m l n s = " u r n : m i c r o s o f t - d y n a m i c s - n a v / r e p o r t s / S a l e s p e r s o n _ S a l e s _ S t a t i s t i c s / 1 1 4 / " > +<file path=word/webextensions/taskpanes.xml><?xml version="1.0" encoding="utf-8"?>
+<wetp:taskpanes xmlns:wetp="http://schemas.microsoft.com/office/webextensions/taskpanes/2010/11">
+  <wetp:taskpane dockstate="right" visibility="0" width="350" row="2">
+    <wetp:webextensionref xmlns:r="http://schemas.openxmlformats.org/officeDocument/2006/relationships" r:id="rId1"/>
+  </wetp:taskpane>
+</wetp:taskpanes>
+</file>
+
+<file path=word/webextensions/webextension1.xml><?xml version="1.0" encoding="utf-8"?>
+<we:webextension xmlns:we="http://schemas.microsoft.com/office/webextensions/webextension/2010/11" id="{11216200-6BCB-488E-813F-FFE656EE97A6}">
+  <we:reference id="WA200010725" version="1.0.0.1" store="Omex" storeType="OMEX"/>
+  <we:alternateReferences>
+    <we:reference id="WA200010725" version="1.0.0.1" store="WA200010725" storeType="OMEX"/>
+  </we:alternateReferences>
+  <we:properties>
+    <we:property name="claude.fileId" value="&quot;aac765c3-168f-4a0f-b074-d085efd96d4a&quot;"/>
+  </we:properties>
+  <we:bindings/>
+  <we:snapshot xmlns:r="http://schemas.openxmlformats.org/officeDocument/2006/relationships"/>
+</we:webextension>
+</file>
+
+<file path=customXml/item1.xml><?xml version="1.0" encoding="utf-8"?>
+<b:Sources xmlns:b="http://schemas.openxmlformats.org/officeDocument/2006/bibliography" xmlns="http://schemas.openxmlformats.org/officeDocument/2006/bibliography" SelectedStyle="\APASixthEditionOfficeOnline.xsl" StyleName="APA" Version="6"/>
+</file>
+
+<file path=customXml/item2.xml>��< ? x m l   v e r s i o n = " 1 . 0 "   e n c o d i n g = " u t f - 1 6 " ? > < N a v W o r d R e p o r t X m l P a r t   x m l n s = " u r n : m i c r o s o f t - d y n a m i c s - b u s i n e s s c e n t r a l / i n t e r n a l / e x t e n d e d / r e p o r t s / S a l e s p e r s o n _ S a l e s _ S t a t i s t i c s / 1 1 4 / " >   
      < B C R e p o r t I n f o r m a t i o n >   
@@ -3477,120 +3592,128 @@
  
      < L a b e l s >   
-         < A b o u t T h e R e p o r t L a b e l > A b o u t T h e R e p o r t L a b e l < / A b o u t T h e R e p o r t L a b e l > - 
-         < A d j P r o f i t L C Y L a b e l > A d j P r o f i t L C Y L a b e l < / A d j P r o f i t L C Y L a b e l > - 
-         < A d j P r o f i t P c t L a b e l > A d j P r o f i t P c t L a b e l < / A d j P r o f i t P c t L a b e l > - 
-         < A m o u n t s I n L C Y L a b e l > A m o u n t s I n L C Y L a b e l < / A m o u n t s I n L C Y L a b e l > - 
-         < C o d e L a b e l > C o d e L a b e l < / C o d e L a b e l > - 
-         < C o m p a n y L a b e l > C o m p a n y L a b e l < / C o m p a n y L a b e l > - 
-         < D a t a R e t r i e v e d > D a t a R e t r i e v e d < / D a t a R e t r i e v e d > - 
-         < D o c u m e n t a t i o n L a b e l > D o c u m e n t a t i o n L a b e l < / D o c u m e n t a t i o n L a b e l > - 
-         < E n v i r o n m e n t L a b e l > E n v i r o n m e n t L a b e l < / E n v i r o n m e n t L a b e l > - 
-         < I n v D i s c A m o u n t L a b e l > I n v D i s c A m o u n t L a b e l < / I n v D i s c A m o u n t L a b e l > - 
-         < P a g e L a b e l > P a g e L a b e l < / P a g e L a b e l > - 
-         < P e r i o d C a p t i o n > P e r i o d C a p t i o n < / P e r i o d C a p t i o n > - 
-         < P m t D i s c G i v e n L a b e l > P m t D i s c G i v e n L a b e l < / P m t D i s c G i v e n L a b e l > - 
-         < P m t T o l e r a n c e L a b e l > P m t T o l e r a n c e L a b e l < / P m t T o l e r a n c e L a b e l > - 
-         < P r o f i t L C Y L a b e l > P r o f i t L C Y L a b e l < / P r o f i t L C Y L a b e l > - 
-         < P r o f i t P c t L a b e l > P r o f i t P c t L a b e l < / P r o f i t P c t L a b e l > - 
-         < R e p o r t L a b e l > R e p o r t L a b e l < / R e p o r t L a b e l > - 
-         < R e p o r t N a m e L a b e l > R e p o r t N a m e L a b e l < / R e p o r t N a m e L a b e l > - 
-         < R u n O n L a b e l > R u n O n L a b e l < / R u n O n L a b e l > - 
-         < S a l e s L C Y L a b e l > S a l e s L C Y L a b e l < / S a l e s L C Y L a b e l > - 
-         < S a l e s p e r s o n _ P u r c h a s e r _ C o d e C a p t i o n > S a l e s p e r s o n _ P u r c h a s e r _ C o d e C a p t i o n < / S a l e s p e r s o n _ P u r c h a s e r _ C o d e C a p t i o n > - 
-         < S a l e s p e r s o n S a l e s S t a t s A n a l y s i s > S a l e s p e r s o n S a l e s S t a t s A n a l y s i s < / S a l e s p e r s o n S a l e s S t a t s A n a l y s i s > - 
-         < S a l e s p e r s o n S a l e s S t a t s P r i n t > S a l e s p e r s o n S a l e s S t a t s P r i n t < / S a l e s p e r s o n S a l e s S t a t s P r i n t > - 
-         < T o t a l L a b e l > T o t a l L a b e l < / T o t a l L a b e l > - 
-         < U s e r L a b e l > U s e r L a b e l < / U s e r L a b e l > +         < A b o u t T h e R e p o r t L a b e l   E l e m e n t T y p e = " P a r a m e t e r "   E l e m e n t I d = " 1 6 7 7 9 2 0 0 1 "   D a t a T y p e = " S t r i n g " > A b o u t T h e R e p o r t L a b e l < / A b o u t T h e R e p o r t L a b e l > + 
+         < A d j P r o f i t L C Y L a b e l   E l e m e n t T y p e = " P a r a m e t e r "   E l e m e n t I d = " 6 9 3 6 9 2 5 5 6 "   D a t a T y p e = " S t r i n g " > A d j P r o f i t L C Y L a b e l < / A d j P r o f i t L C Y L a b e l > + 
+         < A d j P r o f i t P c t L a b e l   E l e m e n t T y p e = " P a r a m e t e r "   E l e m e n t I d = " 1 3 7 2 4 3 1 1 0 9 "   D a t a T y p e = " S t r i n g " > A d j P r o f i t P c t L a b e l < / A d j P r o f i t P c t L a b e l > + 
+         < A m o u n t s I n L C Y L a b e l   E l e m e n t T y p e = " P a r a m e t e r "   E l e m e n t I d = " 3 0 8 7 3 3 2 2 7 "   D a t a T y p e = " S t r i n g " > A m o u n t s I n L C Y L a b e l < / A m o u n t s I n L C Y L a b e l > + 
+         < C o d e L a b e l   E l e m e n t T y p e = " P a r a m e t e r "   E l e m e n t I d = " 1 3 8 4 6 0 1 4 8 6 "   D a t a T y p e = " S t r i n g " > C o d e L a b e l < / C o d e L a b e l > + 
+         < C o m p a n y L a b e l   E l e m e n t T y p e = " P a r a m e t e r "   E l e m e n t I d = " 3 4 6 7 6 0 3 4 8 "   D a t a T y p e = " S t r i n g " > C o m p a n y L a b e l < / C o m p a n y L a b e l > + 
+         < D a t a R e t r i e v e d   E l e m e n t T y p e = " P a r a m e t e r "   E l e m e n t I d = " 2 9 1 9 1 1 8 0 7 "   D a t a T y p e = " S t r i n g " > D a t a R e t r i e v e d < / D a t a R e t r i e v e d > + 
+         < D o c u m e n t a t i o n L a b e l   E l e m e n t T y p e = " P a r a m e t e r "   E l e m e n t I d = " 1 7 3 8 9 2 4 8 1 5 "   D a t a T y p e = " S t r i n g " > D o c u m e n t a t i o n L a b e l < / D o c u m e n t a t i o n L a b e l > + 
+         < E n v i r o n m e n t L a b e l   E l e m e n t T y p e = " P a r a m e t e r "   E l e m e n t I d = " 8 1 8 8 1 6 5 9 0 "   D a t a T y p e = " S t r i n g " > E n v i r o n m e n t L a b e l < / E n v i r o n m e n t L a b e l > + 
+         < I n v D i s c A m o u n t L a b e l   E l e m e n t T y p e = " P a r a m e t e r "   E l e m e n t I d = " 9 3 7 8 2 5 4 1 9 "   D a t a T y p e = " S t r i n g " > I n v D i s c A m o u n t L a b e l < / I n v D i s c A m o u n t L a b e l > + 
+         < P a g e L a b e l   E l e m e n t T y p e = " P a r a m e t e r "   E l e m e n t I d = " 1 8 8 0 8 2 7 5 0 4 "   D a t a T y p e = " S t r i n g " > P a g e L a b e l < / P a g e L a b e l > + 
+         < P e r i o d C a p t i o n   E l e m e n t T y p e = " P a r a m e t e r "   E l e m e n t I d = " 1 4 7 8 2 5 3 4 2 2 "   D a t a T y p e = " S t r i n g " > P e r i o d C a p t i o n < / P e r i o d C a p t i o n > + 
+         < P m t D i s c G i v e n L a b e l   E l e m e n t T y p e = " P a r a m e t e r "   E l e m e n t I d = " 1 4 6 7 4 7 5 8 6 8 "   D a t a T y p e = " S t r i n g " > P m t D i s c G i v e n L a b e l < / P m t D i s c G i v e n L a b e l > + 
+         < P m t T o l e r a n c e L a b e l   E l e m e n t T y p e = " P a r a m e t e r "   E l e m e n t I d = " 1 3 4 3 2 4 4 6 1 3 "   D a t a T y p e = " S t r i n g " > P m t T o l e r a n c e L a b e l < / P m t T o l e r a n c e L a b e l > + 
+         < P r o f i t L C Y L a b e l   E l e m e n t T y p e = " P a r a m e t e r "   E l e m e n t I d = " 1 0 0 4 4 3 6 2 6 1 "   D a t a T y p e = " S t r i n g " > P r o f i t L C Y L a b e l < / P r o f i t L C Y L a b e l > + 
+         < P r o f i t P c t L a b e l   E l e m e n t T y p e = " P a r a m e t e r "   E l e m e n t I d = " 1 8 1 8 8 2 4 5 4 "   D a t a T y p e = " S t r i n g " > P r o f i t P c t L a b e l < / P r o f i t P c t L a b e l > + 
+         < R e p o r t L a b e l   E l e m e n t T y p e = " P a r a m e t e r "   E l e m e n t I d = " 6 7 9 5 8 1 0 5 1 "   D a t a T y p e = " S t r i n g " > R e p o r t L a b e l < / R e p o r t L a b e l > + 
+         < R e p o r t N a m e L a b e l   E l e m e n t T y p e = " P a r a m e t e r "   E l e m e n t I d = " 1 0 2 2 2 9 2 9 8 2 "   D a t a T y p e = " S t r i n g " > R e p o r t N a m e L a b e l < / R e p o r t N a m e L a b e l > + 
+         < R u n O n L a b e l   E l e m e n t T y p e = " P a r a m e t e r "   E l e m e n t I d = " 1 1 1 9 0 3 7 5 9 5 "   D a t a T y p e = " S t r i n g " > R u n O n L a b e l < / R u n O n L a b e l > + 
+         < S a l e s L C Y L a b e l   E l e m e n t T y p e = " P a r a m e t e r "   E l e m e n t I d = " 4 4 6 4 9 9 1 3 9 "   D a t a T y p e = " S t r i n g " > S a l e s L C Y L a b e l < / S a l e s L C Y L a b e l > + 
+         < S a l e s p e r s o n _ P u r c h a s e r _ C o d e C a p t i o n   E l e m e n t T y p e = " P a r a m e t e r "   E l e m e n t I d = " 1 3 8 8 0 3 1 6 5 2 "   D a t a T y p e = " S t r i n g " > S a l e s p e r s o n _ P u r c h a s e r _ C o d e C a p t i o n < / S a l e s p e r s o n _ P u r c h a s e r _ C o d e C a p t i o n > + 
+         < S a l e s p e r s o n S a l e s S t a t s A n a l y s i s   E l e m e n t T y p e = " P a r a m e t e r "   E l e m e n t I d = " 1 0 1 3 0 9 8 0 9 3 "   D a t a T y p e = " S t r i n g " > S a l e s p e r s o n S a l e s S t a t s A n a l y s i s < / S a l e s p e r s o n S a l e s S t a t s A n a l y s i s > + 
+         < S a l e s p e r s o n S a l e s S t a t s P r i n t   E l e m e n t T y p e = " P a r a m e t e r "   E l e m e n t I d = " 1 4 7 0 3 3 1 6 8 "   D a t a T y p e = " S t r i n g " > S a l e s p e r s o n S a l e s S t a t s P r i n t < / S a l e s p e r s o n S a l e s S t a t s P r i n t > + 
+         < T o t a l L a b e l   E l e m e n t T y p e = " P a r a m e t e r "   E l e m e n t I d = " 2 1 0 2 1 4 6 0 4 9 "   D a t a T y p e = " S t r i n g " > T o t a l L a b e l < / T o t a l L a b e l > + 
+         < U s e r L a b e l   E l e m e n t T y p e = " P a r a m e t e r "   E l e m e n t I d = " 8 4 8 8 1 6 7 9 4 "   D a t a T y p e = " S t r i n g " > U s e r L a b e l < / U s e r L a b e l >   
      < / L a b e l s >   
-     < S a l e s p e r s o n _ P u r c h a s e r > - 
-         < A d j P r o f i t > A d j P r o f i t < / A d j P r o f i t > - 
-         < A d j P r o f i t P e r c e n t > A d j P r o f i t P e r c e n t < / A d j P r o f i t P e r c e n t > - 
-         < C O M P A N Y N A M E > C O M P A N Y N A M E < / C O M P A N Y N A M E > - 
-         < C u s t L e d g E n t r y F i l t e r > C u s t L e d g E n t r y F i l t e r < / C u s t L e d g E n t r y F i l t e r > - 
-         < C u s t _ _ L e d g e r _ E n t r y _ _ T A B L E C A P T I O N _ _ _ _ _ _ _ _ _ _ C u s t L e d g E n t r y F i l t e r > C u s t _ _ L e d g e r _ E n t r y _ _ T A B L E C A P T I O N _ _ _ _ _ _ _ _ _ _ C u s t L e d g E n t r y F i l t e r < / C u s t _ _ L e d g e r _ E n t r y _ _ T A B L E C A P T I O N _ _ _ _ _ _ _ _ _ _ C u s t L e d g E n t r y F i l t e r > - 
-         < C u s t _ _ L e d g e r _ E n t r y _ _ _ I n v _ _ D i s c o u n t _ _ L C Y _ _ > C u s t _ _ L e d g e r _ E n t r y _ _ _ I n v _ _ D i s c o u n t _ _ L C Y _ _ < / C u s t _ _ L e d g e r _ E n t r y _ _ _ I n v _ _ D i s c o u n t _ _ L C Y _ _ > - 
-         < C u s t _ _ L e d g e r _ E n t r y _ _ _ P m t _ _ D i s c _ _ G i v e n _ _ L C Y _ _ > C u s t _ _ L e d g e r _ E n t r y _ _ _ P m t _ _ D i s c _ _ G i v e n _ _ L C Y _ _ < / C u s t _ _ L e d g e r _ E n t r y _ _ _ P m t _ _ D i s c _ _ G i v e n _ _ L C Y _ _ > - 
-         < C u s t _ _ L e d g e r _ E n t r y _ _ _ P m t _ _ T o l e r a n c e _ _ L C Y _ _ > C u s t _ _ L e d g e r _ E n t r y _ _ _ P m t _ _ T o l e r a n c e _ _ L C Y _ _ < / C u s t _ _ L e d g e r _ E n t r y _ _ _ P m t _ _ T o l e r a n c e _ _ L C Y _ _ > - 
-         < C u s t _ _ L e d g e r _ E n t r y _ _ _ P r o f i t _ _ L C Y _ _ > C u s t _ _ L e d g e r _ E n t r y _ _ _ P r o f i t _ _ L C Y _ _ < / C u s t _ _ L e d g e r _ E n t r y _ _ _ P r o f i t _ _ L C Y _ _ > - 
-         < C u s t _ _ L e d g e r _ E n t r y _ _ _ S a l e s _ _ L C Y _ _ > C u s t _ _ L e d g e r _ E n t r y _ _ _ S a l e s _ _ L C Y _ _ < / C u s t _ _ L e d g e r _ E n t r y _ _ _ S a l e s _ _ L C Y _ _ > - 
-         < P r o f i t P e r c e n t > P r o f i t P e r c e n t < / P r o f i t P e r c e n t > - 
-         < S a l e s p e r s o n F i l t e r > S a l e s p e r s o n F i l t e r < / S a l e s p e r s o n F i l t e r > - 
-         < S a l e s p e r s o n _ P u r c h a s e r _ C o d e > S a l e s p e r s o n _ P u r c h a s e r _ C o d e < / S a l e s p e r s o n _ P u r c h a s e r _ C o d e > - 
-         < S a l e s p e r s o n _ P u r c h a s e r _ _ T A B L E C A P T I O N _ _ _ _ _ _ _ _ _ _ S a l e s p e r s o n F i l t e r > S a l e s p e r s o n _ P u r c h a s e r _ _ T A B L E C A P T I O N _ _ _ _ _ _ _ _ _ _ S a l e s p e r s o n F i l t e r < / S a l e s p e r s o n _ P u r c h a s e r _ _ T A B L E C A P T I O N _ _ _ _ _ _ _ _ _ _ S a l e s p e r s o n F i l t e r > - 
-         < S T R S U B S T N O _ T e x t 0 0 0 _ P e r i o d T e x t _ > S T R S U B S T N O _ T e x t 0 0 0 _ P e r i o d T e x t _ < / S T R S U B S T N O _ T e x t 0 0 0 _ P e r i o d T e x t _ > +     < T o o l t i p s > + 
+         < T o o l t i p   c o l u m n = " S a l e s p e r s o n _ P u r c h a s e r _ C o d e "   E l e m e n t I d = " 1 3 8 8 0 3 1 6 5 2 " > + 
+             < T o o l t i p T e x t   l a n g = " e n - U S " > S p e c i f i e s   a   c o d e   f o r   t h e   s a l e s p e r s o n   o r   p u r c h a s e r . < / T o o l t i p T e x t > + 
+         < / T o o l t i p > + 
+     < / T o o l t i p s > + 
+     < S a l e s p e r s o n _ P u r c h a s e r   E l e m e n t T y p e = " D a t a I t e m "   E l e m e n t I d = " 7 1 5 0 0 7 1 9 8 " > + 
+         < A d j P r o f i t   E l e m e n t T y p e = " C o l u m n "   E l e m e n t I d = " 6 6 6 3 9 3 8 5 2 "   D a t a T y p e = " D e c i m a l " > A d j P r o f i t < / A d j P r o f i t > + 
+         < A d j P r o f i t P e r c e n t   E l e m e n t T y p e = " C o l u m n "   E l e m e n t I d = " 2 1 8 8 9 1 2 7 9 "   D a t a T y p e = " D e c i m a l " > A d j P r o f i t P e r c e n t < / A d j P r o f i t P e r c e n t > + 
+         < C O M P A N Y N A M E   E l e m e n t T y p e = " C o l u m n "   E l e m e n t I d = " 1 7 5 3 0 1 5 1 5 5 "   D a t a T y p e = " S t r i n g "   O b s o l e t e S t a t e = " P e n d i n g " > C O M P A N Y N A M E < / C O M P A N Y N A M E > + 
+         < C u s t L e d g E n t r y F i l t e r   E l e m e n t T y p e = " C o l u m n "   E l e m e n t I d = " 1 1 7 3 5 3 2 6 6 6 "   D a t a T y p e = " T e x t "   O b s o l e t e S t a t e = " P e n d i n g " > C u s t L e d g E n t r y F i l t e r < / C u s t L e d g E n t r y F i l t e r > + 
+         < C u s t _ _ L e d g e r _ E n t r y _ _ T A B L E C A P T I O N _ _ _ _ _ _ _ _ _ _ C u s t L e d g E n t r y F i l t e r   E l e m e n t T y p e = " C o l u m n "   E l e m e n t I d = " 7 1 0 6 3 3 9 1 7 "   D a t a T y p e = " T e x t " > C u s t _ _ L e d g e r _ E n t r y _ _ T A B L E C A P T I O N _ _ _ _ _ _ _ _ _ _ C u s t L e d g E n t r y F i l t e r < / C u s t _ _ L e d g e r _ E n t r y _ _ T A B L E C A P T I O N _ _ _ _ _ _ _ _ _ _ C u s t L e d g E n t r y F i l t e r > + 
+         < C u s t _ _ L e d g e r _ E n t r y _ _ _ I n v _ _ D i s c o u n t _ _ L C Y _ _   E l e m e n t T y p e = " C o l u m n "   E l e m e n t I d = " 1 9 8 9 3 9 0 8 5 5 "   D a t a T y p e = " D e c i m a l " > C u s t _ _ L e d g e r _ E n t r y _ _ _ I n v _ _ D i s c o u n t _ _ L C Y _ _ < / C u s t _ _ L e d g e r _ E n t r y _ _ _ I n v _ _ D i s c o u n t _ _ L C Y _ _ > + 
+         < C u s t _ _ L e d g e r _ E n t r y _ _ _ P m t _ _ D i s c _ _ G i v e n _ _ L C Y _ _   E l e m e n t T y p e = " C o l u m n "   E l e m e n t I d = " 1 8 6 0 9 5 7 6 0 4 "   D a t a T y p e = " D e c i m a l " > C u s t _ _ L e d g e r _ E n t r y _ _ _ P m t _ _ D i s c _ _ G i v e n _ _ L C Y _ _ < / C u s t _ _ L e d g e r _ E n t r y _ _ _ P m t _ _ D i s c _ _ G i v e n _ _ L C Y _ _ > + 
+         < C u s t _ _ L e d g e r _ E n t r y _ _ _ P m t _ _ T o l e r a n c e _ _ L C Y _ _   E l e m e n t T y p e = " C o l u m n "   E l e m e n t I d = " 8 8 4 5 6 3 2 3 "   D a t a T y p e = " D e c i m a l " > C u s t _ _ L e d g e r _ E n t r y _ _ _ P m t _ _ T o l e r a n c e _ _ L C Y _ _ < / C u s t _ _ L e d g e r _ E n t r y _ _ _ P m t _ _ T o l e r a n c e _ _ L C Y _ _ > + 
+         < C u s t _ _ L e d g e r _ E n t r y _ _ _ P r o f i t _ _ L C Y _ _   E l e m e n t T y p e = " C o l u m n "   E l e m e n t I d = " 1 6 1 5 1 3 7 4 4 3 "   D a t a T y p e = " D e c i m a l " > C u s t _ _ L e d g e r _ E n t r y _ _ _ P r o f i t _ _ L C Y _ _ < / C u s t _ _ L e d g e r _ E n t r y _ _ _ P r o f i t _ _ L C Y _ _ > + 
+         < C u s t _ _ L e d g e r _ E n t r y _ _ _ S a l e s _ _ L C Y _ _   E l e m e n t T y p e = " C o l u m n "   E l e m e n t I d = " 3 4 8 7 9 4 9 4 9 "   D a t a T y p e = " D e c i m a l " > C u s t _ _ L e d g e r _ E n t r y _ _ _ S a l e s _ _ L C Y _ _ < / C u s t _ _ L e d g e r _ E n t r y _ _ _ S a l e s _ _ L C Y _ _ > + 
+         < P r o f i t P e r c e n t   E l e m e n t T y p e = " C o l u m n "   E l e m e n t I d = " 1 3 1 4 9 7 7 4 6 4 "   D a t a T y p e = " D e c i m a l " > P r o f i t P e r c e n t < / P r o f i t P e r c e n t > + 
+         < S a l e s p e r s o n F i l t e r   E l e m e n t T y p e = " C o l u m n "   E l e m e n t I d = " 1 2 4 2 2 8 3 2 5 6 "   D a t a T y p e = " T e x t "   O b s o l e t e S t a t e = " P e n d i n g " > S a l e s p e r s o n F i l t e r < / S a l e s p e r s o n F i l t e r > + 
+         < S a l e s p e r s o n _ P u r c h a s e r _ C o d e   E l e m e n t T y p e = " C o l u m n "   E l e m e n t I d = " 1 3 8 8 0 3 1 6 5 2 "   D a t a T y p e = " C o d e " > S a l e s p e r s o n _ P u r c h a s e r _ C o d e < / S a l e s p e r s o n _ P u r c h a s e r _ C o d e > + 
+         < S a l e s p e r s o n _ P u r c h a s e r _ _ T A B L E C A P T I O N _ _ _ _ _ _ _ _ _ _ S a l e s p e r s o n F i l t e r   E l e m e n t T y p e = " C o l u m n "   E l e m e n t I d = " 1 0 1 6 0 4 1 6 9 9 "   D a t a T y p e = " T e x t " > S a l e s p e r s o n _ P u r c h a s e r _ _ T A B L E C A P T I O N _ _ _ _ _ _ _ _ _ _ S a l e s p e r s o n F i l t e r < / S a l e s p e r s o n _ P u r c h a s e r _ _ T A B L E C A P T I O N _ _ _ _ _ _ _ _ _ _ S a l e s p e r s o n F i l t e r > + 
+         < S T R S U B S T N O _ T e x t 0 0 0 _ P e r i o d T e x t _   E l e m e n t T y p e = " C o l u m n "   E l e m e n t I d = " 7 2 2 9 9 1 7 0 4 "   D a t a T y p e = " S t r i n g " > S T R S U B S T N O _ T e x t 0 0 0 _ P e r i o d T e x t _ < / S T R S U B S T N O _ T e x t 0 0 0 _ P e r i o d T e x t _ >   
      < / S a l e s p e r s o n _ P u r c h a s e r >   
-     < C u s t _ L e d g e r _ E n t r y   / > - 
-     < T o t a l s > - 
-         < T o t a l s _ A d j P r o f i t > T o t a l s _ A d j P r o f i t < / T o t a l s _ A d j P r o f i t > - 
-         < T o t a l s _ A d j P r o f i t P c t > T o t a l s _ A d j P r o f i t P c t < / T o t a l s _ A d j P r o f i t P c t > - 
-         < T o t a l s _ I n v D i s c A m o u n t > T o t a l s _ I n v D i s c A m o u n t < / T o t a l s _ I n v D i s c A m o u n t > - 
-         < T o t a l s _ P m t D i s c G i v e n > T o t a l s _ P m t D i s c G i v e n < / T o t a l s _ P m t D i s c G i v e n > - 
-         < T o t a l s _ P m t T o l e r a n c e > T o t a l s _ P m t T o l e r a n c e < / T o t a l s _ P m t T o l e r a n c e > - 
-         < T o t a l s _ P r o f i t > T o t a l s _ P r o f i t < / T o t a l s _ P r o f i t > - 
-         < T o t a l s _ P r o f i t P c t > T o t a l s _ P r o f i t P c t < / T o t a l s _ P r o f i t P c t > - 
-         < T o t a l s _ S a l e s > T o t a l s _ S a l e s < / T o t a l s _ S a l e s > +     < C u s t _ L e d g e r _ E n t r y   E l e m e n t T y p e = " D a t a I t e m "   E l e m e n t I d = " 1 6 3 9 1 4 6 4 4 5 " / > + 
+     < T o t a l s   E l e m e n t T y p e = " D a t a I t e m "   E l e m e n t I d = " 1 8 2 3 9 5 0 0 4 4 " > + 
+         < T o t a l s _ A d j P r o f i t   E l e m e n t T y p e = " C o l u m n "   E l e m e n t I d = " 1 9 0 9 5 0 1 3 6 2 "   D a t a T y p e = " D e c i m a l " > T o t a l s _ A d j P r o f i t < / T o t a l s _ A d j P r o f i t > + 
+         < T o t a l s _ A d j P r o f i t P c t   E l e m e n t T y p e = " C o l u m n "   E l e m e n t I d = " 3 1 3 1 7 1 4 3 5 "   D a t a T y p e = " D e c i m a l " > T o t a l s _ A d j P r o f i t P c t < / T o t a l s _ A d j P r o f i t P c t > + 
+         < T o t a l s _ I n v D i s c A m o u n t   E l e m e n t T y p e = " C o l u m n "   E l e m e n t I d = " 7 2 5 8 5 0 7 "   D a t a T y p e = " D e c i m a l " > T o t a l s _ I n v D i s c A m o u n t < / T o t a l s _ I n v D i s c A m o u n t > + 
+         < T o t a l s _ P m t D i s c G i v e n   E l e m e n t T y p e = " C o l u m n "   E l e m e n t I d = " 8 3 6 1 4 3 8 6 8 "   D a t a T y p e = " D e c i m a l " > T o t a l s _ P m t D i s c G i v e n < / T o t a l s _ P m t D i s c G i v e n > + 
+         < T o t a l s _ P m t T o l e r a n c e   E l e m e n t T y p e = " C o l u m n "   E l e m e n t I d = " 1 9 0 2 7 0 1 8 9 9 "   D a t a T y p e = " D e c i m a l " > T o t a l s _ P m t T o l e r a n c e < / T o t a l s _ P m t T o l e r a n c e > + 
+         < T o t a l s _ P r o f i t   E l e m e n t T y p e = " C o l u m n "   E l e m e n t I d = " 6 4 6 2 9 5 2 1 9 "   D a t a T y p e = " D e c i m a l " > T o t a l s _ P r o f i t < / T o t a l s _ P r o f i t > + 
+         < T o t a l s _ P r o f i t P c t   E l e m e n t T y p e = " C o l u m n "   E l e m e n t I d = " 2 2 3 4 7 8 0 9 8 "   D a t a T y p e = " D e c i m a l " > T o t a l s _ P r o f i t P c t < / T o t a l s _ P r o f i t P c t > + 
+         < T o t a l s _ S a l e s   E l e m e n t T y p e = " C o l u m n "   E l e m e n t I d = " 1 3 9 9 9 8 5 1 0 9 "   D a t a T y p e = " D e c i m a l " > T o t a l s _ S a l e s < / T o t a l s _ S a l e s >   
      < / T o t a l s >   
  < / N a v W o r d R e p o r t X m l P a r t > 
 </file>
 
-<file path=customXml/item2.xml>��< ? x m l   v e r s i o n = " 1 . 0 "   e n c o d i n g = " u t f - 1 6 " ? > - 
- < N a v W o r d R e p o r t X m l P a r t   x m l n s = " u r n : m i c r o s o f t - d y n a m i c s - b u s i n e s s c e n t r a l / i n t e r n a l / e x t e n d e d / r e p o r t s / S a l e s p e r s o n _ S a l e s _ S t a t i s t i c s / 1 1 4 / " > +<file path=customXml/item3.xml>��< ? x m l   v e r s i o n = " 1 . 0 "   e n c o d i n g = " u t f - 1 6 " ? > < N a v W o r d R e p o r t X m l P a r t   x m l n s = " u r n : m i c r o s o f t - d y n a m i c s - n a v / r e p o r t s / S a l e s p e r s o n _ S a l e s _ S t a t i s t i c s / 1 1 4 / " >   
      < B C R e p o r t I n f o r m a t i o n >   
@@ -3738,135 +3861,121 @@
  
      < L a b e l s >   
-         < A b o u t T h e R e p o r t L a b e l   E l e m e n t T y p e = " P a r a m e t e r "   E l e m e n t I d = " 1 6 7 7 9 2 0 0 1 "   D a t a T y p e = " S t r i n g " > A b o u t T h e R e p o r t L a b e l < / A b o u t T h e R e p o r t L a b e l > - 
-         < A d j P r o f i t L C Y L a b e l   E l e m e n t T y p e = " P a r a m e t e r "   E l e m e n t I d = " 6 9 3 6 9 2 5 5 6 "   D a t a T y p e = " S t r i n g " > A d j P r o f i t L C Y L a b e l < / A d j P r o f i t L C Y L a b e l > - 
-         < A d j P r o f i t P c t L a b e l   E l e m e n t T y p e = " P a r a m e t e r "   E l e m e n t I d = " 1 3 7 2 4 3 1 1 0 9 "   D a t a T y p e = " S t r i n g " > A d j P r o f i t P c t L a b e l < / A d j P r o f i t P c t L a b e l > - 
-         < A m o u n t s I n L C Y L a b e l   E l e m e n t T y p e = " P a r a m e t e r "   E l e m e n t I d = " 3 0 8 7 3 3 2 2 7 "   D a t a T y p e = " S t r i n g " > A m o u n t s I n L C Y L a b e l < / A m o u n t s I n L C Y L a b e l > - 
-         < C o d e L a b e l   E l e m e n t T y p e = " P a r a m e t e r "   E l e m e n t I d = " 1 3 8 4 6 0 1 4 8 6 "   D a t a T y p e = " S t r i n g " > C o d e L a b e l < / C o d e L a b e l > - 
-         < C o m p a n y L a b e l   E l e m e n t T y p e = " P a r a m e t e r "   E l e m e n t I d = " 3 4 6 7 6 0 3 4 8 "   D a t a T y p e = " S t r i n g " > C o m p a n y L a b e l < / C o m p a n y L a b e l > - 
-         < D a t a R e t r i e v e d   E l e m e n t T y p e = " P a r a m e t e r "   E l e m e n t I d = " 2 9 1 9 1 1 8 0 7 "   D a t a T y p e = " S t r i n g " > D a t a R e t r i e v e d < / D a t a R e t r i e v e d > - 
-         < D o c u m e n t a t i o n L a b e l   E l e m e n t T y p e = " P a r a m e t e r "   E l e m e n t I d = " 1 7 3 8 9 2 4 8 1 5 "   D a t a T y p e = " S t r i n g " > D o c u m e n t a t i o n L a b e l < / D o c u m e n t a t i o n L a b e l > - 
-         < E n v i r o n m e n t L a b e l   E l e m e n t T y p e = " P a r a m e t e r "   E l e m e n t I d = " 8 1 8 8 1 6 5 9 0 "   D a t a T y p e = " S t r i n g " > E n v i r o n m e n t L a b e l < / E n v i r o n m e n t L a b e l > - 
-         < I n v D i s c A m o u n t L a b e l   E l e m e n t T y p e = " P a r a m e t e r "   E l e m e n t I d = " 9 3 7 8 2 5 4 1 9 "   D a t a T y p e = " S t r i n g " > I n v D i s c A m o u n t L a b e l < / I n v D i s c A m o u n t L a b e l > - 
-         < P a g e L a b e l   E l e m e n t T y p e = " P a r a m e t e r "   E l e m e n t I d = " 1 8 8 0 8 2 7 5 0 4 "   D a t a T y p e = " S t r i n g " > P a g e L a b e l < / P a g e L a b e l > - 
-         < P e r i o d C a p t i o n   E l e m e n t T y p e = " P a r a m e t e r "   E l e m e n t I d = " 1 4 7 8 2 5 3 4 2 2 "   D a t a T y p e = " S t r i n g " > P e r i o d C a p t i o n < / P e r i o d C a p t i o n > - 
-         < P m t D i s c G i v e n L a b e l   E l e m e n t T y p e = " P a r a m e t e r "   E l e m e n t I d = " 1 4 6 7 4 7 5 8 6 8 "   D a t a T y p e = " S t r i n g " > P m t D i s c G i v e n L a b e l < / P m t D i s c G i v e n L a b e l > - 
-         < P m t T o l e r a n c e L a b e l   E l e m e n t T y p e = " P a r a m e t e r "   E l e m e n t I d = " 1 3 4 3 2 4 4 6 1 3 "   D a t a T y p e = " S t r i n g " > P m t T o l e r a n c e L a b e l < / P m t T o l e r a n c e L a b e l > - 
-         < P r o f i t L C Y L a b e l   E l e m e n t T y p e = " P a r a m e t e r "   E l e m e n t I d = " 1 0 0 4 4 3 6 2 6 1 "   D a t a T y p e = " S t r i n g " > P r o f i t L C Y L a b e l < / P r o f i t L C Y L a b e l > - 
-         < P r o f i t P c t L a b e l   E l e m e n t T y p e = " P a r a m e t e r "   E l e m e n t I d = " 1 8 1 8 8 2 4 5 4 "   D a t a T y p e = " S t r i n g " > P r o f i t P c t L a b e l < / P r o f i t P c t L a b e l > - 
-         < R e p o r t L a b e l   E l e m e n t T y p e = " P a r a m e t e r "   E l e m e n t I d = " 6 7 9 5 8 1 0 5 1 "   D a t a T y p e = " S t r i n g " > R e p o r t L a b e l < / R e p o r t L a b e l > - 
-         < R e p o r t N a m e L a b e l   E l e m e n t T y p e = " P a r a m e t e r "   E l e m e n t I d = " 1 0 2 2 2 9 2 9 8 2 "   D a t a T y p e = " S t r i n g " > R e p o r t N a m e L a b e l < / R e p o r t N a m e L a b e l > - 
-         < R u n O n L a b e l   E l e m e n t T y p e = " P a r a m e t e r "   E l e m e n t I d = " 1 1 1 9 0 3 7 5 9 5 "   D a t a T y p e = " S t r i n g " > R u n O n L a b e l < / R u n O n L a b e l > - 
-         < S a l e s L C Y L a b e l   E l e m e n t T y p e = " P a r a m e t e r "   E l e m e n t I d = " 4 4 6 4 9 9 1 3 9 "   D a t a T y p e = " S t r i n g " > S a l e s L C Y L a b e l < / S a l e s L C Y L a b e l > - 
-         < S a l e s p e r s o n _ P u r c h a s e r _ C o d e C a p t i o n   E l e m e n t T y p e = " P a r a m e t e r "   E l e m e n t I d = " 1 3 8 8 0 3 1 6 5 2 "   D a t a T y p e = " S t r i n g " > S a l e s p e r s o n _ P u r c h a s e r _ C o d e C a p t i o n < / S a l e s p e r s o n _ P u r c h a s e r _ C o d e C a p t i o n > - 
-         < S a l e s p e r s o n S a l e s S t a t s A n a l y s i s   E l e m e n t T y p e = " P a r a m e t e r "   E l e m e n t I d = " 1 0 1 3 0 9 8 0 9 3 "   D a t a T y p e = " S t r i n g " > S a l e s p e r s o n S a l e s S t a t s A n a l y s i s < / S a l e s p e r s o n S a l e s S t a t s A n a l y s i s > - 
-         < S a l e s p e r s o n S a l e s S t a t s P r i n t   E l e m e n t T y p e = " P a r a m e t e r "   E l e m e n t I d = " 1 4 7 0 3 3 1 6 8 "   D a t a T y p e = " S t r i n g " > S a l e s p e r s o n S a l e s S t a t s P r i n t < / S a l e s p e r s o n S a l e s S t a t s P r i n t > - 
-         < T o t a l L a b e l   E l e m e n t T y p e = " P a r a m e t e r "   E l e m e n t I d = " 2 1 0 2 1 4 6 0 4 9 "   D a t a T y p e = " S t r i n g " > T o t a l L a b e l < / T o t a l L a b e l > - 
-         < U s e r L a b e l   E l e m e n t T y p e = " P a r a m e t e r "   E l e m e n t I d = " 8 4 8 8 1 6 7 9 4 "   D a t a T y p e = " S t r i n g " > U s e r L a b e l < / U s e r L a b e l > +         < A b o u t T h e R e p o r t L a b e l > A b o u t T h e R e p o r t L a b e l < / A b o u t T h e R e p o r t L a b e l > + 
+         < A d j P r o f i t L C Y L a b e l > A d j P r o f i t L C Y L a b e l < / A d j P r o f i t L C Y L a b e l > + 
+         < A d j P r o f i t P c t L a b e l > A d j P r o f i t P c t L a b e l < / A d j P r o f i t P c t L a b e l > + 
+         < A m o u n t s I n L C Y L a b e l > A m o u n t s I n L C Y L a b e l < / A m o u n t s I n L C Y L a b e l > + 
+         < C o d e L a b e l > C o d e L a b e l < / C o d e L a b e l > + 
+         < C o m p a n y L a b e l > C o m p a n y L a b e l < / C o m p a n y L a b e l > + 
+         < D a t a R e t r i e v e d > D a t a R e t r i e v e d < / D a t a R e t r i e v e d > + 
+         < D o c u m e n t a t i o n L a b e l > D o c u m e n t a t i o n L a b e l < / D o c u m e n t a t i o n L a b e l > + 
+         < E n v i r o n m e n t L a b e l > E n v i r o n m e n t L a b e l < / E n v i r o n m e n t L a b e l > + 
+         < I n v D i s c A m o u n t L a b e l > I n v D i s c A m o u n t L a b e l < / I n v D i s c A m o u n t L a b e l > + 
+         < P a g e L a b e l > P a g e L a b e l < / P a g e L a b e l > + 
+         < P e r i o d C a p t i o n > P e r i o d C a p t i o n < / P e r i o d C a p t i o n > + 
+         < P m t D i s c G i v e n L a b e l > P m t D i s c G i v e n L a b e l < / P m t D i s c G i v e n L a b e l > + 
+         < P m t T o l e r a n c e L a b e l > P m t T o l e r a n c e L a b e l < / P m t T o l e r a n c e L a b e l > + 
+         < P r o f i t L C Y L a b e l > P r o f i t L C Y L a b e l < / P r o f i t L C Y L a b e l > + 
+         < P r o f i t P c t L a b e l > P r o f i t P c t L a b e l < / P r o f i t P c t L a b e l > + 
+         < R e p o r t L a b e l > R e p o r t L a b e l < / R e p o r t L a b e l > + 
+         < R e p o r t N a m e L a b e l > R e p o r t N a m e L a b e l < / R e p o r t N a m e L a b e l > + 
+         < R u n O n L a b e l > R u n O n L a b e l < / R u n O n L a b e l > + 
+         < S a l e s L C Y L a b e l > S a l e s L C Y L a b e l < / S a l e s L C Y L a b e l > + 
+         < S a l e s p e r s o n _ P u r c h a s e r _ C o d e C a p t i o n > S a l e s p e r s o n _ P u r c h a s e r _ C o d e C a p t i o n < / S a l e s p e r s o n _ P u r c h a s e r _ C o d e C a p t i o n > + 
+         < S a l e s p e r s o n S a l e s S t a t s A n a l y s i s > S a l e s p e r s o n S a l e s S t a t s A n a l y s i s < / S a l e s p e r s o n S a l e s S t a t s A n a l y s i s > + 
+         < S a l e s p e r s o n S a l e s S t a t s P r i n t > S a l e s p e r s o n S a l e s S t a t s P r i n t < / S a l e s p e r s o n S a l e s S t a t s P r i n t > + 
+         < T o t a l L a b e l > T o t a l L a b e l < / T o t a l L a b e l > + 
+         < U s e r L a b e l > U s e r L a b e l < / U s e r L a b e l >   
      < / L a b e l s >   
-     < T o o l t i p s > - 
-         < T o o l t i p   c o l u m n = " S a l e s p e r s o n _ P u r c h a s e r _ C o d e "   E l e m e n t I d = " 1 3 8 8 0 3 1 6 5 2 " > - 
-             < T o o l t i p T e x t   l a n g = " e n - U S " > S p e c i f i e s   a   c o d e   f o r   t h e   s a l e s p e r s o n   o r   p u r c h a s e r . < / T o o l t i p T e x t > - 
-         < / T o o l t i p > - 
-     < / T o o l t i p s > - 
-     < S a l e s p e r s o n _ P u r c h a s e r   E l e m e n t T y p e = " D a t a I t e m "   E l e m e n t I d = " 7 1 5 0 0 7 1 9 8 " > - 
-         < A d j P r o f i t   E l e m e n t T y p e = " C o l u m n "   E l e m e n t I d = " 6 6 6 3 9 3 8 5 2 "   D a t a T y p e = " D e c i m a l " > A d j P r o f i t < / A d j P r o f i t > - 
-         < A d j P r o f i t P e r c e n t   E l e m e n t T y p e = " C o l u m n "   E l e m e n t I d = " 2 1 8 8 9 1 2 7 9 "   D a t a T y p e = " D e c i m a l " > A d j P r o f i t P e r c e n t < / A d j P r o f i t P e r c e n t > - 
-         < C O M P A N Y N A M E   E l e m e n t T y p e = " C o l u m n "   E l e m e n t I d = " 1 7 5 3 0 1 5 1 5 5 "   D a t a T y p e = " S t r i n g "   O b s o l e t e S t a t e = " P e n d i n g " > C O M P A N Y N A M E < / C O M P A N Y N A M E > - 
-         < C u s t L e d g E n t r y F i l t e r   E l e m e n t T y p e = " C o l u m n "   E l e m e n t I d = " 1 1 7 3 5 3 2 6 6 6 "   D a t a T y p e = " T e x t "   O b s o l e t e S t a t e = " P e n d i n g " > C u s t L e d g E n t r y F i l t e r < / C u s t L e d g E n t r y F i l t e r > - 
-         < C u s t _ _ L e d g e r _ E n t r y _ _ T A B L E C A P T I O N _ _ _ _ _ _ _ _ _ _ C u s t L e d g E n t r y F i l t e r   E l e m e n t T y p e = " C o l u m n "   E l e m e n t I d = " 7 1 0 6 3 3 9 1 7 "   D a t a T y p e = " T e x t " > C u s t _ _ L e d g e r _ E n t r y _ _ T A B L E C A P T I O N _ _ _ _ _ _ _ _ _ _ C u s t L e d g E n t r y F i l t e r < / C u s t _ _ L e d g e r _ E n t r y _ _ T A B L E C A P T I O N _ _ _ _ _ _ _ _ _ _ C u s t L e d g E n t r y F i l t e r > - 
-         < C u s t _ _ L e d g e r _ E n t r y _ _ _ I n v _ _ D i s c o u n t _ _ L C Y _ _   E l e m e n t T y p e = " C o l u m n "   E l e m e n t I d = " 1 9 8 9 3 9 0 8 5 5 "   D a t a T y p e = " D e c i m a l " > C u s t _ _ L e d g e r _ E n t r y _ _ _ I n v _ _ D i s c o u n t _ _ L C Y _ _ < / C u s t _ _ L e d g e r _ E n t r y _ _ _ I n v _ _ D i s c o u n t _ _ L C Y _ _ > - 
-         < C u s t _ _ L e d g e r _ E n t r y _ _ _ P m t _ _ D i s c _ _ G i v e n _ _ L C Y _ _   E l e m e n t T y p e = " C o l u m n "   E l e m e n t I d = " 1 8 6 0 9 5 7 6 0 4 "   D a t a T y p e = " D e c i m a l " > C u s t _ _ L e d g e r _ E n t r y _ _ _ P m t _ _ D i s c _ _ G i v e n _ _ L C Y _ _ < / C u s t _ _ L e d g e r _ E n t r y _ _ _ P m t _ _ D i s c _ _ G i v e n _ _ L C Y _ _ > - 
-         < C u s t _ _ L e d g e r _ E n t r y _ _ _ P m t _ _ T o l e r a n c e _ _ L C Y _ _   E l e m e n t T y p e = " C o l u m n "   E l e m e n t I d = " 8 8 4 5 6 3 2 3 "   D a t a T y p e = " D e c i m a l " > C u s t _ _ L e d g e r _ E n t r y _ _ _ P m t _ _ T o l e r a n c e _ _ L C Y _ _ < / C u s t _ _ L e d g e r _ E n t r y _ _ _ P m t _ _ T o l e r a n c e _ _ L C Y _ _ > - 
-         < C u s t _ _ L e d g e r _ E n t r y _ _ _ P r o f i t _ _ L C Y _ _   E l e m e n t T y p e = " C o l u m n "   E l e m e n t I d = " 1 6 1 5 1 3 7 4 4 3 "   D a t a T y p e = " D e c i m a l " > C u s t _ _ L e d g e r _ E n t r y _ _ _ P r o f i t _ _ L C Y _ _ < / C u s t _ _ L e d g e r _ E n t r y _ _ _ P r o f i t _ _ L C Y _ _ > - 
-         < C u s t _ _ L e d g e r _ E n t r y _ _ _ S a l e s _ _ L C Y _ _   E l e m e n t T y p e = " C o l u m n "   E l e m e n t I d = " 3 4 8 7 9 4 9 4 9 "   D a t a T y p e = " D e c i m a l " > C u s t _ _ L e d g e r _ E n t r y _ _ _ S a l e s _ _ L C Y _ _ < / C u s t _ _ L e d g e r _ E n t r y _ _ _ S a l e s _ _ L C Y _ _ > - 
-         < P r o f i t P e r c e n t   E l e m e n t T y p e = " C o l u m n "   E l e m e n t I d = " 1 3 1 4 9 7 7 4 6 4 "   D a t a T y p e = " D e c i m a l " > P r o f i t P e r c e n t < / P r o f i t P e r c e n t > - 
-         < S a l e s p e r s o n F i l t e r   E l e m e n t T y p e = " C o l u m n "   E l e m e n t I d = " 1 2 4 2 2 8 3 2 5 6 "   D a t a T y p e = " T e x t "   O b s o l e t e S t a t e = " P e n d i n g " > S a l e s p e r s o n F i l t e r < / S a l e s p e r s o n F i l t e r > - 
-         < S a l e s p e r s o n _ P u r c h a s e r _ C o d e   E l e m e n t T y p e = " C o l u m n "   E l e m e n t I d = " 1 3 8 8 0 3 1 6 5 2 "   D a t a T y p e = " C o d e " > S a l e s p e r s o n _ P u r c h a s e r _ C o d e < / S a l e s p e r s o n _ P u r c h a s e r _ C o d e > - 
-         < S a l e s p e r s o n _ P u r c h a s e r _ _ T A B L E C A P T I O N _ _ _ _ _ _ _ _ _ _ S a l e s p e r s o n F i l t e r   E l e m e n t T y p e = " C o l u m n "   E l e m e n t I d = " 1 0 1 6 0 4 1 6 9 9 "   D a t a T y p e = " T e x t " > S a l e s p e r s o n _ P u r c h a s e r _ _ T A B L E C A P T I O N _ _ _ _ _ _ _ _ _ _ S a l e s p e r s o n F i l t e r < / S a l e s p e r s o n _ P u r c h a s e r _ _ T A B L E C A P T I O N _ _ _ _ _ _ _ _ _ _ S a l e s p e r s o n F i l t e r > - 
-         < S T R S U B S T N O _ T e x t 0 0 0 _ P e r i o d T e x t _   E l e m e n t T y p e = " C o l u m n "   E l e m e n t I d = " 7 2 2 9 9 1 7 0 4 "   D a t a T y p e = " S t r i n g " > S T R S U B S T N O _ T e x t 0 0 0 _ P e r i o d T e x t _ < / S T R S U B S T N O _ T e x t 0 0 0 _ P e r i o d T e x t _ > +     < S a l e s p e r s o n _ P u r c h a s e r > + 
+         < A d j P r o f i t > A d j P r o f i t < / A d j P r o f i t > + 
+         < A d j P r o f i t P e r c e n t > A d j P r o f i t P e r c e n t < / A d j P r o f i t P e r c e n t > + 
+         < C O M P A N Y N A M E > C O M P A N Y N A M E < / C O M P A N Y N A M E > + 
+         < C u s t L e d g E n t r y F i l t e r > C u s t L e d g E n t r y F i l t e r < / C u s t L e d g E n t r y F i l t e r > + 
+         < C u s t _ _ L e d g e r _ E n t r y _ _ T A B L E C A P T I O N _ _ _ _ _ _ _ _ _ _ C u s t L e d g E n t r y F i l t e r > C u s t _ _ L e d g e r _ E n t r y _ _ T A B L E C A P T I O N _ _ _ _ _ _ _ _ _ _ C u s t L e d g E n t r y F i l t e r < / C u s t _ _ L e d g e r _ E n t r y _ _ T A B L E C A P T I O N _ _ _ _ _ _ _ _ _ _ C u s t L e d g E n t r y F i l t e r > + 
+         < C u s t _ _ L e d g e r _ E n t r y _ _ _ I n v _ _ D i s c o u n t _ _ L C Y _ _ > C u s t _ _ L e d g e r _ E n t r y _ _ _ I n v _ _ D i s c o u n t _ _ L C Y _ _ < / C u s t _ _ L e d g e r _ E n t r y _ _ _ I n v _ _ D i s c o u n t _ _ L C Y _ _ > + 
+         < C u s t _ _ L e d g e r _ E n t r y _ _ _ P m t _ _ D i s c _ _ G i v e n _ _ L C Y _ _ > C u s t _ _ L e d g e r _ E n t r y _ _ _ P m t _ _ D i s c _ _ G i v e n _ _ L C Y _ _ < / C u s t _ _ L e d g e r _ E n t r y _ _ _ P m t _ _ D i s c _ _ G i v e n _ _ L C Y _ _ > + 
+         < C u s t _ _ L e d g e r _ E n t r y _ _ _ P m t _ _ T o l e r a n c e _ _ L C Y _ _ > C u s t _ _ L e d g e r _ E n t r y _ _ _ P m t _ _ T o l e r a n c e _ _ L C Y _ _ < / C u s t _ _ L e d g e r _ E n t r y _ _ _ P m t _ _ T o l e r a n c e _ _ L C Y _ _ > + 
+         < C u s t _ _ L e d g e r _ E n t r y _ _ _ P r o f i t _ _ L C Y _ _ > C u s t _ _ L e d g e r _ E n t r y _ _ _ P r o f i t _ _ L C Y _ _ < / C u s t _ _ L e d g e r _ E n t r y _ _ _ P r o f i t _ _ L C Y _ _ > + 
+         < C u s t _ _ L e d g e r _ E n t r y _ _ _ S a l e s _ _ L C Y _ _ > C u s t _ _ L e d g e r _ E n t r y _ _ _ S a l e s _ _ L C Y _ _ < / C u s t _ _ L e d g e r _ E n t r y _ _ _ S a l e s _ _ L C Y _ _ > + 
+         < P r o f i t P e r c e n t > P r o f i t P e r c e n t < / P r o f i t P e r c e n t > + 
+         < S a l e s p e r s o n F i l t e r > S a l e s p e r s o n F i l t e r < / S a l e s p e r s o n F i l t e r > + 
+         < S a l e s p e r s o n _ P u r c h a s e r _ C o d e > S a l e s p e r s o n _ P u r c h a s e r _ C o d e < / S a l e s p e r s o n _ P u r c h a s e r _ C o d e > + 
+         < S a l e s p e r s o n _ P u r c h a s e r _ _ T A B L E C A P T I O N _ _ _ _ _ _ _ _ _ _ S a l e s p e r s o n F i l t e r > S a l e s p e r s o n _ P u r c h a s e r _ _ T A B L E C A P T I O N _ _ _ _ _ _ _ _ _ _ S a l e s p e r s o n F i l t e r < / S a l e s p e r s o n _ P u r c h a s e r _ _ T A B L E C A P T I O N _ _ _ _ _ _ _ _ _ _ S a l e s p e r s o n F i l t e r > + 
+         < S T R S U B S T N O _ T e x t 0 0 0 _ P e r i o d T e x t _ > S T R S U B S T N O _ T e x t 0 0 0 _ P e r i o d T e x t _ < / S T R S U B S T N O _ T e x t 0 0 0 _ P e r i o d T e x t _ >   
      < / S a l e s p e r s o n _ P u r c h a s e r >   
-     < C u s t _ L e d g e r _ E n t r y   E l e m e n t T y p e = " D a t a I t e m "   E l e m e n t I d = " 1 6 3 9 1 4 6 4 4 5 "   / > - 
-     < T o t a l s   E l e m e n t T y p e = " D a t a I t e m "   E l e m e n t I d = " 1 8 2 3 9 5 0 0 4 4 " > - 
-         < T o t a l s _ A d j P r o f i t   E l e m e n t T y p e = " C o l u m n "   E l e m e n t I d = " 1 9 0 9 5 0 1 3 6 2 "   D a t a T y p e = " D e c i m a l " > T o t a l s _ A d j P r o f i t < / T o t a l s _ A d j P r o f i t > - 
-         < T o t a l s _ A d j P r o f i t P c t   E l e m e n t T y p e = " C o l u m n "   E l e m e n t I d = " 3 1 3 1 7 1 4 3 5 "   D a t a T y p e = " D e c i m a l " > T o t a l s _ A d j P r o f i t P c t < / T o t a l s _ A d j P r o f i t P c t > - 
-         < T o t a l s _ I n v D i s c A m o u n t   E l e m e n t T y p e = " C o l u m n "   E l e m e n t I d = " 7 2 5 8 5 0 7 "   D a t a T y p e = " D e c i m a l " > T o t a l s _ I n v D i s c A m o u n t < / T o t a l s _ I n v D i s c A m o u n t > - 
-         < T o t a l s _ P m t D i s c G i v e n   E l e m e n t T y p e = " C o l u m n "   E l e m e n t I d = " 8 3 6 1 4 3 8 6 8 "   D a t a T y p e = " D e c i m a l " > T o t a l s _ P m t D i s c G i v e n < / T o t a l s _ P m t D i s c G i v e n > - 
-         < T o t a l s _ P m t T o l e r a n c e   E l e m e n t T y p e = " C o l u m n "   E l e m e n t I d = " 1 9 0 2 7 0 1 8 9 9 "   D a t a T y p e = " D e c i m a l " > T o t a l s _ P m t T o l e r a n c e < / T o t a l s _ P m t T o l e r a n c e > - 
-         < T o t a l s _ P r o f i t   E l e m e n t T y p e = " C o l u m n "   E l e m e n t I d = " 6 4 6 2 9 5 2 1 9 "   D a t a T y p e = " D e c i m a l " > T o t a l s _ P r o f i t < / T o t a l s _ P r o f i t > - 
-         < T o t a l s _ P r o f i t P c t   E l e m e n t T y p e = " C o l u m n "   E l e m e n t I d = " 2 2 3 4 7 8 0 9 8 "   D a t a T y p e = " D e c i m a l " > T o t a l s _ P r o f i t P c t < / T o t a l s _ P r o f i t P c t > - 
-         < T o t a l s _ S a l e s   E l e m e n t T y p e = " C o l u m n "   E l e m e n t I d = " 1 3 9 9 9 8 5 1 0 9 "   D a t a T y p e = " D e c i m a l " > T o t a l s _ S a l e s < / T o t a l s _ S a l e s > +     < C u s t _ L e d g e r _ E n t r y / > + 
+     < T o t a l s > + 
+         < T o t a l s _ A d j P r o f i t > T o t a l s _ A d j P r o f i t < / T o t a l s _ A d j P r o f i t > + 
+         < T o t a l s _ A d j P r o f i t P c t > T o t a l s _ A d j P r o f i t P c t < / T o t a l s _ A d j P r o f i t P c t > + 
+         < T o t a l s _ I n v D i s c A m o u n t > T o t a l s _ I n v D i s c A m o u n t < / T o t a l s _ I n v D i s c A m o u n t > + 
+         < T o t a l s _ P m t D i s c G i v e n > T o t a l s _ P m t D i s c G i v e n < / T o t a l s _ P m t D i s c G i v e n > + 
+         < T o t a l s _ P m t T o l e r a n c e > T o t a l s _ P m t T o l e r a n c e < / T o t a l s _ P m t T o l e r a n c e > + 
+         < T o t a l s _ P r o f i t > T o t a l s _ P r o f i t < / T o t a l s _ P r o f i t > + 
+         < T o t a l s _ P r o f i t P c t > T o t a l s _ P r o f i t P c t < / T o t a l s _ P r o f i t P c t > + 
+         < T o t a l s _ S a l e s > T o t a l s _ S a l e s < / T o t a l s _ S a l e s >   
      < / T o t a l s >   
  < / N a v W o r d R e p o r t X m l P a r t > 
 </file>
 
-<file path=customXml/item3.xml><?xml version="1.0" encoding="utf-8"?>
-<b:Sources xmlns:b="http://schemas.openxmlformats.org/officeDocument/2006/bibliography" xmlns="http://schemas.openxmlformats.org/officeDocument/2006/bibliography" SelectedStyle="\APASixthEditionOfficeOnline.xsl" StyleName="APA" Version="6"/>
-</file>
-
 <file path=customXml/itemProps1.xml><?xml version="1.0" encoding="utf-8"?>
-<ds:datastoreItem xmlns:ds="http://schemas.openxmlformats.org/officeDocument/2006/customXml" ds:itemID="{5D4524CD-A282-4F19-BAEA-0AD6212CDB38}">
+<ds:datastoreItem xmlns:ds="http://schemas.openxmlformats.org/officeDocument/2006/customXml" ds:itemID="{B4349F5E-5AC2-4545-BEA2-675A49179DC6}">
   <ds:schemaRefs>
-    <ds:schemaRef ds:uri="urn:microsoft-dynamics-nav/reports/Salesperson_Sales_Statistics/114/"/>
+    <ds:schemaRef ds:uri="http://schemas.openxmlformats.org/officeDocument/2006/bibliography"/>
   </ds:schemaRefs>
 </ds:datastoreItem>
 </file>
@@ -3880,9 +3989,9 @@
 </file>
 
 <file path=customXml/itemProps3.xml><?xml version="1.0" encoding="utf-8"?>
-<ds:datastoreItem xmlns:ds="http://schemas.openxmlformats.org/officeDocument/2006/customXml" ds:itemID="{B4349F5E-5AC2-4545-BEA2-675A49179DC6}">
+<ds:datastoreItem xmlns:ds="http://schemas.openxmlformats.org/officeDocument/2006/customXml" ds:itemID="{5D4524CD-A282-4F19-BAEA-0AD6212CDB38}">
   <ds:schemaRefs>
-    <ds:schemaRef ds:uri="http://schemas.openxmlformats.org/officeDocument/2006/bibliography"/>
+    <ds:schemaRef ds:uri="urn:microsoft-dynamics-nav/reports/Salesperson_Sales_Statistics/114/"/>
   </ds:schemaRefs>
 </ds:datastoreItem>
 </file>

--- a/src/Layers/W1/BaseApp/Sales/Reports/SalespersonSalesStatisticsBody.docx
+++ b/src/Layers/W1/BaseApp/Sales/Reports/SalespersonSalesStatisticsBody.docx
@@ -193,7 +193,7 @@
           <w:tcPr>
             <w:tcW w:w="1710" w:type="dxa"/>
             <w:tcBorders>
-              <w:bottom w:val="single" w:sz="4" w:space="0" w:color="auto"/>
+              <w:bottom w:val="single" w:color="auto" w:sz="4" w:space="0"/>
             </w:tcBorders>
           </w:tcPr>
           <w:sdt>
@@ -239,7 +239,7 @@
               <w:tcPr>
                 <w:tcW w:w="1711" w:type="dxa"/>
                 <w:tcBorders>
-                  <w:bottom w:val="single" w:sz="4" w:space="0" w:color="auto"/>
+                  <w:bottom w:val="single" w:color="auto" w:sz="4" w:space="0"/>
                 </w:tcBorders>
               </w:tcPr>
               <w:p>
@@ -273,7 +273,7 @@
               <w:tcPr>
                 <w:tcW w:w="1711" w:type="dxa"/>
                 <w:tcBorders>
-                  <w:bottom w:val="single" w:sz="4" w:space="0" w:color="auto"/>
+                  <w:bottom w:val="single" w:color="auto" w:sz="4" w:space="0"/>
                 </w:tcBorders>
               </w:tcPr>
               <w:p>
@@ -307,7 +307,7 @@
               <w:tcPr>
                 <w:tcW w:w="1711" w:type="dxa"/>
                 <w:tcBorders>
-                  <w:bottom w:val="single" w:sz="4" w:space="0" w:color="auto"/>
+                  <w:bottom w:val="single" w:color="auto" w:sz="4" w:space="0"/>
                 </w:tcBorders>
               </w:tcPr>
               <w:p>
@@ -341,7 +341,7 @@
               <w:tcPr>
                 <w:tcW w:w="1711" w:type="dxa"/>
                 <w:tcBorders>
-                  <w:bottom w:val="single" w:sz="4" w:space="0" w:color="auto"/>
+                  <w:bottom w:val="single" w:color="auto" w:sz="4" w:space="0"/>
                 </w:tcBorders>
               </w:tcPr>
               <w:p>
@@ -375,7 +375,7 @@
               <w:tcPr>
                 <w:tcW w:w="1711" w:type="dxa"/>
                 <w:tcBorders>
-                  <w:bottom w:val="single" w:sz="4" w:space="0" w:color="auto"/>
+                  <w:bottom w:val="single" w:color="auto" w:sz="4" w:space="0"/>
                 </w:tcBorders>
               </w:tcPr>
               <w:p>
@@ -409,7 +409,7 @@
               <w:tcPr>
                 <w:tcW w:w="1711" w:type="dxa"/>
                 <w:tcBorders>
-                  <w:bottom w:val="single" w:sz="4" w:space="0" w:color="auto"/>
+                  <w:bottom w:val="single" w:color="auto" w:sz="4" w:space="0"/>
                 </w:tcBorders>
               </w:tcPr>
               <w:p>
@@ -443,7 +443,7 @@
               <w:tcPr>
                 <w:tcW w:w="1711" w:type="dxa"/>
                 <w:tcBorders>
-                  <w:bottom w:val="single" w:sz="4" w:space="0" w:color="auto"/>
+                  <w:bottom w:val="single" w:color="auto" w:sz="4" w:space="0"/>
                 </w:tcBorders>
               </w:tcPr>
               <w:p>
@@ -477,7 +477,7 @@
               <w:tcPr>
                 <w:tcW w:w="1711" w:type="dxa"/>
                 <w:tcBorders>
-                  <w:bottom w:val="single" w:sz="4" w:space="0" w:color="auto"/>
+                  <w:bottom w:val="single" w:color="auto" w:sz="4" w:space="0"/>
                 </w:tcBorders>
               </w:tcPr>
               <w:p>
@@ -504,7 +504,7 @@
           <w:tcPr>
             <w:tcW w:w="1710" w:type="dxa"/>
             <w:tcBorders>
-              <w:top w:val="single" w:sz="4" w:space="0" w:color="auto"/>
+              <w:top w:val="single" w:color="auto" w:sz="4" w:space="0"/>
             </w:tcBorders>
           </w:tcPr>
           <w:p>
@@ -517,7 +517,7 @@
           <w:tcPr>
             <w:tcW w:w="1711" w:type="dxa"/>
             <w:tcBorders>
-              <w:top w:val="single" w:sz="4" w:space="0" w:color="auto"/>
+              <w:top w:val="single" w:color="auto" w:sz="4" w:space="0"/>
             </w:tcBorders>
           </w:tcPr>
           <w:p>
@@ -530,7 +530,7 @@
           <w:tcPr>
             <w:tcW w:w="1711" w:type="dxa"/>
             <w:tcBorders>
-              <w:top w:val="single" w:sz="4" w:space="0" w:color="auto"/>
+              <w:top w:val="single" w:color="auto" w:sz="4" w:space="0"/>
             </w:tcBorders>
           </w:tcPr>
           <w:p>
@@ -543,7 +543,7 @@
           <w:tcPr>
             <w:tcW w:w="1711" w:type="dxa"/>
             <w:tcBorders>
-              <w:top w:val="single" w:sz="4" w:space="0" w:color="auto"/>
+              <w:top w:val="single" w:color="auto" w:sz="4" w:space="0"/>
             </w:tcBorders>
           </w:tcPr>
           <w:p>
@@ -557,7 +557,7 @@
           <w:tcPr>
             <w:tcW w:w="1711" w:type="dxa"/>
             <w:tcBorders>
-              <w:top w:val="single" w:sz="4" w:space="0" w:color="auto"/>
+              <w:top w:val="single" w:color="auto" w:sz="4" w:space="0"/>
             </w:tcBorders>
           </w:tcPr>
           <w:p>
@@ -570,7 +570,7 @@
           <w:tcPr>
             <w:tcW w:w="1711" w:type="dxa"/>
             <w:tcBorders>
-              <w:top w:val="single" w:sz="4" w:space="0" w:color="auto"/>
+              <w:top w:val="single" w:color="auto" w:sz="4" w:space="0"/>
             </w:tcBorders>
           </w:tcPr>
           <w:p>
@@ -583,7 +583,7 @@
           <w:tcPr>
             <w:tcW w:w="1711" w:type="dxa"/>
             <w:tcBorders>
-              <w:top w:val="single" w:sz="4" w:space="0" w:color="auto"/>
+              <w:top w:val="single" w:color="auto" w:sz="4" w:space="0"/>
             </w:tcBorders>
           </w:tcPr>
           <w:p>
@@ -596,7 +596,7 @@
           <w:tcPr>
             <w:tcW w:w="1711" w:type="dxa"/>
             <w:tcBorders>
-              <w:top w:val="single" w:sz="4" w:space="0" w:color="auto"/>
+              <w:top w:val="single" w:color="auto" w:sz="4" w:space="0"/>
             </w:tcBorders>
           </w:tcPr>
           <w:p>
@@ -609,7 +609,7 @@
           <w:tcPr>
             <w:tcW w:w="1711" w:type="dxa"/>
             <w:tcBorders>
-              <w:top w:val="single" w:sz="4" w:space="0" w:color="auto"/>
+              <w:top w:val="single" w:color="auto" w:sz="4" w:space="0"/>
             </w:tcBorders>
           </w:tcPr>
           <w:p>
@@ -3713,7 +3713,9 @@
  < / N a v W o r d R e p o r t X m l P a r t > 
 </file>
 
-<file path=customXml/item3.xml>��< ? x m l   v e r s i o n = " 1 . 0 "   e n c o d i n g = " u t f - 1 6 " ? > < N a v W o r d R e p o r t X m l P a r t   x m l n s = " u r n : m i c r o s o f t - d y n a m i c s - n a v / r e p o r t s / S a l e s p e r s o n _ S a l e s _ S t a t i s t i c s / 1 1 4 / " > +<file path=customXml/item3.xml>��< ? x m l   v e r s i o n = " 1 . 0 "   e n c o d i n g = " u t f - 1 6 " ? > + 
+ < N a v W o r d R e p o r t X m l P a r t   x m l n s = " u r n : m i c r o s o f t - d y n a m i c s - n a v / r e p o r t s / S a l e s p e r s o n _ S a l e s _ S t a t i s t i c s / 1 1 4 / " >   
      < B C R e p o r t I n f o r m a t i o n >   
@@ -3947,7 +3949,7 @@
  
      < / S a l e s p e r s o n _ P u r c h a s e r >   
-     < C u s t _ L e d g e r _ E n t r y / > +     < C u s t _ L e d g e r _ E n t r y   / >   
      < T o t a l s >   

--- a/src/Layers/W1/BaseApp/Sales/Reports/SalespersonSalesStatisticsBody.docx
+++ b/src/Layers/W1/BaseApp/Sales/Reports/SalespersonSalesStatisticsBody.docx
@@ -11,7 +11,7 @@
         <w:tblDescription w:val="Layout table. Used for positioning, not for tabular data."/>
       </w:tblPr>
       <w:tblGrid>
-        <w:gridCol w:w="15426"/>
+        <w:gridCol w:w="15398"/>
       </w:tblGrid>
       <w:tr>
         <w:trPr>
@@ -34,7 +34,6 @@
               <w:dataBinding w:prefixMappings="xmlns:ns0='urn:microsoft-dynamics-nav/reports/Salesperson_Sales_Statistics/114/'" w:xpath="/ns0:NavWordReportXmlPart[1]/ns0:Salesperson_Purchaser[1]/ns0:STRSUBSTNO_Text000_PeriodText_[1]" w:storeItemID="{5D4524CD-A282-4F19-BAEA-0AD6212CDB38}"/>
               <w:text/>
             </w:sdtPr>
-            <w:sdtEndPr/>
             <w:sdtContent>
               <w:p>
                 <w:pPr>
@@ -68,7 +67,6 @@
               <w:dataBinding w:prefixMappings="xmlns:ns0='urn:microsoft-dynamics-nav/reports/Salesperson_Sales_Statistics/114/'" w:xpath="/ns0:NavWordReportXmlPart[1]/ns0:Labels[1]/ns0:AmountsInLCYLabel[1]" w:storeItemID="{5D4524CD-A282-4F19-BAEA-0AD6212CDB38}"/>
               <w:text/>
             </w:sdtPr>
-            <w:sdtEndPr/>
             <w:sdtContent>
               <w:p>
                 <w:pPr>
@@ -100,7 +98,6 @@
             <w:dataBinding w:prefixMappings="xmlns:ns0='urn:microsoft-dynamics-nav/reports/Salesperson_Sales_Statistics/114/'" w:xpath="/ns0:NavWordReportXmlPart[1]/ns0:Salesperson_Purchaser[1]/ns0:Salesperson_Purchaser__TABLECAPTION__________SalespersonFilter[1]" w:storeItemID="{5D4524CD-A282-4F19-BAEA-0AD6212CDB38}"/>
             <w:text/>
           </w:sdtPr>
-          <w:sdtEndPr/>
           <w:sdtContent>
             <w:tc>
               <w:tcPr>
@@ -139,7 +136,6 @@
             <w:dataBinding w:prefixMappings="xmlns:ns0='urn:microsoft-dynamics-nav/reports/Salesperson_Sales_Statistics/114/'" w:xpath="/ns0:NavWordReportXmlPart[1]/ns0:Salesperson_Purchaser[1]/ns0:Cust__Ledger_Entry__TABLECAPTION__________CustLedgEntryFilter[1]" w:storeItemID="{5D4524CD-A282-4F19-BAEA-0AD6212CDB38}"/>
             <w:text/>
           </w:sdtPr>
-          <w:sdtEndPr/>
           <w:sdtContent>
             <w:tc>
               <w:tcPr>
@@ -168,21 +164,20 @@
       <w:tblPr>
         <w:tblStyle w:val="BCDataTable"/>
         <w:tblW w:w="5000" w:type="pct"/>
-        <w:tblLayout w:type="fixed"/>
         <w:tblLook w:val="0420" w:firstRow="1" w:lastRow="0" w:firstColumn="0" w:lastColumn="0" w:noHBand="0" w:noVBand="1"/>
         <w:tblCaption w:val="Table 2"/>
         <w:tblDescription w:val="Document lines. Column headers in the first row."/>
       </w:tblPr>
       <w:tblGrid>
-        <w:gridCol w:w="1714"/>
-        <w:gridCol w:w="1714"/>
-        <w:gridCol w:w="1714"/>
-        <w:gridCol w:w="1714"/>
-        <w:gridCol w:w="1714"/>
-        <w:gridCol w:w="1714"/>
-        <w:gridCol w:w="1714"/>
-        <w:gridCol w:w="1714"/>
-        <w:gridCol w:w="1714"/>
+        <w:gridCol w:w="1603"/>
+        <w:gridCol w:w="1907"/>
+        <w:gridCol w:w="1900"/>
+        <w:gridCol w:w="1005"/>
+        <w:gridCol w:w="833"/>
+        <w:gridCol w:w="972"/>
+        <w:gridCol w:w="2299"/>
+        <w:gridCol w:w="2500"/>
+        <w:gridCol w:w="2379"/>
       </w:tblGrid>
       <w:tr>
         <w:trPr>
@@ -191,7 +186,7 @@
         </w:trPr>
         <w:tc>
           <w:tcPr>
-            <w:tcW w:w="1710" w:type="dxa"/>
+            <w:tcW w:w="521" w:type="pct"/>
             <w:tcBorders>
               <w:bottom w:val="single" w:color="auto" w:sz="4" w:space="0"/>
             </w:tcBorders>
@@ -207,7 +202,6 @@
               <w:dataBinding w:prefixMappings="xmlns:ns0='urn:microsoft-dynamics-nav/reports/Salesperson_Sales_Statistics/114/'" w:xpath="/ns0:NavWordReportXmlPart[1]/ns0:Labels[1]/ns0:CodeLabel[1]" w:storeItemID="{5D4524CD-A282-4F19-BAEA-0AD6212CDB38}"/>
               <w:text/>
             </w:sdtPr>
-            <w:sdtEndPr/>
             <w:sdtContent>
               <w:p>
                 <w:pPr>
@@ -233,11 +227,10 @@
             <w:dataBinding w:prefixMappings="xmlns:ns0='urn:microsoft-dynamics-nav/reports/Salesperson_Sales_Statistics/114/'" w:xpath="/ns0:NavWordReportXmlPart[1]/ns0:Labels[1]/ns0:SalesLCYLabel[1]" w:storeItemID="{5D4524CD-A282-4F19-BAEA-0AD6212CDB38}"/>
             <w:text/>
           </w:sdtPr>
-          <w:sdtEndPr/>
           <w:sdtContent>
             <w:tc>
               <w:tcPr>
-                <w:tcW w:w="1711" w:type="dxa"/>
+                <w:tcW w:w="619" w:type="pct"/>
                 <w:tcBorders>
                   <w:bottom w:val="single" w:color="auto" w:sz="4" w:space="0"/>
                 </w:tcBorders>
@@ -267,11 +260,10 @@
             <w:dataBinding w:prefixMappings="xmlns:ns0='urn:microsoft-dynamics-nav/reports/Salesperson_Sales_Statistics/114/'" w:xpath="/ns0:NavWordReportXmlPart[1]/ns0:Labels[1]/ns0:ProfitLCYLabel[1]" w:storeItemID="{5D4524CD-A282-4F19-BAEA-0AD6212CDB38}"/>
             <w:text/>
           </w:sdtPr>
-          <w:sdtEndPr/>
           <w:sdtContent>
             <w:tc>
               <w:tcPr>
-                <w:tcW w:w="1711" w:type="dxa"/>
+                <w:tcW w:w="617" w:type="pct"/>
                 <w:tcBorders>
                   <w:bottom w:val="single" w:color="auto" w:sz="4" w:space="0"/>
                 </w:tcBorders>
@@ -301,11 +293,10 @@
             <w:dataBinding w:prefixMappings="xmlns:ns0='urn:microsoft-dynamics-nav/reports/Salesperson_Sales_Statistics/114/'" w:xpath="/ns0:NavWordReportXmlPart[1]/ns0:Labels[1]/ns0:AdjProfitLCYLabel[1]" w:storeItemID="{5D4524CD-A282-4F19-BAEA-0AD6212CDB38}"/>
             <w:text/>
           </w:sdtPr>
-          <w:sdtEndPr/>
           <w:sdtContent>
             <w:tc>
               <w:tcPr>
-                <w:tcW w:w="1711" w:type="dxa"/>
+                <w:tcW w:w="326" w:type="pct"/>
                 <w:tcBorders>
                   <w:bottom w:val="single" w:color="auto" w:sz="4" w:space="0"/>
                 </w:tcBorders>
@@ -335,11 +326,10 @@
             <w:dataBinding w:prefixMappings="xmlns:ns0='urn:microsoft-dynamics-nav/reports/Salesperson_Sales_Statistics/114/'" w:xpath="/ns0:NavWordReportXmlPart[1]/ns0:Labels[1]/ns0:ProfitPctLabel[1]" w:storeItemID="{5D4524CD-A282-4F19-BAEA-0AD6212CDB38}"/>
             <w:text/>
           </w:sdtPr>
-          <w:sdtEndPr/>
           <w:sdtContent>
             <w:tc>
               <w:tcPr>
-                <w:tcW w:w="1711" w:type="dxa"/>
+                <w:tcW w:w="270" w:type="pct"/>
                 <w:tcBorders>
                   <w:bottom w:val="single" w:color="auto" w:sz="4" w:space="0"/>
                 </w:tcBorders>
@@ -369,11 +359,10 @@
             <w:dataBinding w:prefixMappings="xmlns:ns0='urn:microsoft-dynamics-nav/reports/Salesperson_Sales_Statistics/114/'" w:xpath="/ns0:NavWordReportXmlPart[1]/ns0:Labels[1]/ns0:AdjProfitPctLabel[1]" w:storeItemID="{5D4524CD-A282-4F19-BAEA-0AD6212CDB38}"/>
             <w:text/>
           </w:sdtPr>
-          <w:sdtEndPr/>
           <w:sdtContent>
             <w:tc>
               <w:tcPr>
-                <w:tcW w:w="1711" w:type="dxa"/>
+                <w:tcW w:w="316" w:type="pct"/>
                 <w:tcBorders>
                   <w:bottom w:val="single" w:color="auto" w:sz="4" w:space="0"/>
                 </w:tcBorders>
@@ -403,11 +392,10 @@
             <w:dataBinding w:prefixMappings="xmlns:ns0='urn:microsoft-dynamics-nav/reports/Salesperson_Sales_Statistics/114/'" w:xpath="/ns0:NavWordReportXmlPart[1]/ns0:Labels[1]/ns0:InvDiscAmountLabel[1]" w:storeItemID="{5D4524CD-A282-4F19-BAEA-0AD6212CDB38}"/>
             <w:text/>
           </w:sdtPr>
-          <w:sdtEndPr/>
           <w:sdtContent>
             <w:tc>
               <w:tcPr>
-                <w:tcW w:w="1711" w:type="dxa"/>
+                <w:tcW w:w="747" w:type="pct"/>
                 <w:tcBorders>
                   <w:bottom w:val="single" w:color="auto" w:sz="4" w:space="0"/>
                 </w:tcBorders>
@@ -437,11 +425,10 @@
             <w:dataBinding w:prefixMappings="xmlns:ns0='urn:microsoft-dynamics-nav/reports/Salesperson_Sales_Statistics/114/'" w:xpath="/ns0:NavWordReportXmlPart[1]/ns0:Labels[1]/ns0:PmtDiscGivenLabel[1]" w:storeItemID="{5D4524CD-A282-4F19-BAEA-0AD6212CDB38}"/>
             <w:text/>
           </w:sdtPr>
-          <w:sdtEndPr/>
           <w:sdtContent>
             <w:tc>
               <w:tcPr>
-                <w:tcW w:w="1711" w:type="dxa"/>
+                <w:tcW w:w="812" w:type="pct"/>
                 <w:tcBorders>
                   <w:bottom w:val="single" w:color="auto" w:sz="4" w:space="0"/>
                 </w:tcBorders>
@@ -471,11 +458,10 @@
             <w:dataBinding w:prefixMappings="xmlns:ns0='urn:microsoft-dynamics-nav/reports/Salesperson_Sales_Statistics/114/'" w:xpath="/ns0:NavWordReportXmlPart[1]/ns0:Labels[1]/ns0:PmtToleranceLabel[1]" w:storeItemID="{5D4524CD-A282-4F19-BAEA-0AD6212CDB38}"/>
             <w:text/>
           </w:sdtPr>
-          <w:sdtEndPr/>
           <w:sdtContent>
             <w:tc>
               <w:tcPr>
-                <w:tcW w:w="1711" w:type="dxa"/>
+                <w:tcW w:w="773" w:type="pct"/>
                 <w:tcBorders>
                   <w:bottom w:val="single" w:color="auto" w:sz="4" w:space="0"/>
                 </w:tcBorders>
@@ -502,7 +488,7 @@
         </w:trPr>
         <w:tc>
           <w:tcPr>
-            <w:tcW w:w="1710" w:type="dxa"/>
+            <w:tcW w:w="521" w:type="pct"/>
             <w:tcBorders>
               <w:top w:val="single" w:color="auto" w:sz="4" w:space="0"/>
             </w:tcBorders>
@@ -515,7 +501,7 @@
         </w:tc>
         <w:tc>
           <w:tcPr>
-            <w:tcW w:w="1711" w:type="dxa"/>
+            <w:tcW w:w="619" w:type="pct"/>
             <w:tcBorders>
               <w:top w:val="single" w:color="auto" w:sz="4" w:space="0"/>
             </w:tcBorders>
@@ -528,7 +514,7 @@
         </w:tc>
         <w:tc>
           <w:tcPr>
-            <w:tcW w:w="1711" w:type="dxa"/>
+            <w:tcW w:w="617" w:type="pct"/>
             <w:tcBorders>
               <w:top w:val="single" w:color="auto" w:sz="4" w:space="0"/>
             </w:tcBorders>
@@ -541,7 +527,7 @@
         </w:tc>
         <w:tc>
           <w:tcPr>
-            <w:tcW w:w="1711" w:type="dxa"/>
+            <w:tcW w:w="326" w:type="pct"/>
             <w:tcBorders>
               <w:top w:val="single" w:color="auto" w:sz="4" w:space="0"/>
             </w:tcBorders>
@@ -555,7 +541,7 @@
         </w:tc>
         <w:tc>
           <w:tcPr>
-            <w:tcW w:w="1711" w:type="dxa"/>
+            <w:tcW w:w="270" w:type="pct"/>
             <w:tcBorders>
               <w:top w:val="single" w:color="auto" w:sz="4" w:space="0"/>
             </w:tcBorders>
@@ -568,7 +554,7 @@
         </w:tc>
         <w:tc>
           <w:tcPr>
-            <w:tcW w:w="1711" w:type="dxa"/>
+            <w:tcW w:w="316" w:type="pct"/>
             <w:tcBorders>
               <w:top w:val="single" w:color="auto" w:sz="4" w:space="0"/>
             </w:tcBorders>
@@ -581,7 +567,7 @@
         </w:tc>
         <w:tc>
           <w:tcPr>
-            <w:tcW w:w="1711" w:type="dxa"/>
+            <w:tcW w:w="747" w:type="pct"/>
             <w:tcBorders>
               <w:top w:val="single" w:color="auto" w:sz="4" w:space="0"/>
             </w:tcBorders>
@@ -594,7 +580,7 @@
         </w:tc>
         <w:tc>
           <w:tcPr>
-            <w:tcW w:w="1711" w:type="dxa"/>
+            <w:tcW w:w="812" w:type="pct"/>
             <w:tcBorders>
               <w:top w:val="single" w:color="auto" w:sz="4" w:space="0"/>
             </w:tcBorders>
@@ -607,7 +593,7 @@
         </w:tc>
         <w:tc>
           <w:tcPr>
-            <w:tcW w:w="1711" w:type="dxa"/>
+            <w:tcW w:w="773" w:type="pct"/>
             <w:tcBorders>
               <w:top w:val="single" w:color="auto" w:sz="4" w:space="0"/>
             </w:tcBorders>
@@ -627,10 +613,9 @@
           <w:alias w:val="#Nav: /Salesperson_Purchaser"/>
           <w:tag w:val="#Nav: Salesperson_Sales_Statistics/114"/>
           <w:id w:val="333958298"/>
-          <w15:dataBinding w:prefixMappings="xmlns:ns0='urn:microsoft-dynamics-nav/reports/Salesperson_Sales_Statistics/114/' " w:xpath="/ns0:NavWordReportXmlPart[1]/ns0:Salesperson_Purchaser" w:storeItemID="{5D4524CD-A282-4F19-BAEA-0AD6212CDB38}"/>
+          <w15:dataBinding w:prefixMappings="xmlns:ns0='urn:microsoft-dynamics-nav/reports/Salesperson_Sales_Statistics/114/'" w:xpath="/ns0:NavWordReportXmlPart[1]/ns0:Salesperson_Purchaser" w:storeItemID="{5D4524CD-A282-4F19-BAEA-0AD6212CDB38}"/>
           <w15:repeatingSection/>
         </w:sdtPr>
-        <w:sdtEndPr/>
         <w:sdtContent>
           <w:sdt>
             <w:sdtPr>
@@ -643,7 +628,6 @@
               </w:placeholder>
               <w15:repeatingSectionItem/>
             </w:sdtPr>
-            <w:sdtEndPr/>
             <w:sdtContent>
               <w:tr>
                 <w:trPr>
@@ -652,7 +636,7 @@
                 </w:trPr>
                 <w:tc>
                   <w:tcPr>
-                    <w:tcW w:w="1710" w:type="dxa"/>
+                    <w:tcW w:w="521" w:type="pct"/>
                   </w:tcPr>
                   <w:sdt>
                     <w:sdtPr>
@@ -665,7 +649,6 @@
                       <w:dataBinding w:prefixMappings="xmlns:ns0='urn:microsoft-dynamics-nav/reports/Salesperson_Sales_Statistics/114/'" w:xpath="/ns0:NavWordReportXmlPart[1]/ns0:Salesperson_Purchaser[1]/ns0:Salesperson_Purchaser_Code[1]" w:storeItemID="{5D4524CD-A282-4F19-BAEA-0AD6212CDB38}"/>
                       <w:text/>
                     </w:sdtPr>
-                    <w:sdtEndPr/>
                     <w:sdtContent>
                       <w:p>
                         <w:pPr>
@@ -682,7 +665,7 @@
                 </w:tc>
                 <w:tc>
                   <w:tcPr>
-                    <w:tcW w:w="1711" w:type="dxa"/>
+                    <w:tcW w:w="619" w:type="pct"/>
                   </w:tcPr>
                   <w:sdt>
                     <w:sdtPr>
@@ -695,7 +678,6 @@
                       <w:dataBinding w:prefixMappings="xmlns:ns0='urn:microsoft-dynamics-nav/reports/Salesperson_Sales_Statistics/114/'" w:xpath="/ns0:NavWordReportXmlPart[1]/ns0:Salesperson_Purchaser[1]/ns0:Cust__Ledger_Entry___Sales__LCY__[1]" w:storeItemID="{5D4524CD-A282-4F19-BAEA-0AD6212CDB38}"/>
                       <w:text/>
                     </w:sdtPr>
-                    <w:sdtEndPr/>
                     <w:sdtContent>
                       <w:p>
                         <w:pPr>
@@ -724,11 +706,10 @@
                     <w:dataBinding w:prefixMappings="xmlns:ns0='urn:microsoft-dynamics-nav/reports/Salesperson_Sales_Statistics/114/'" w:xpath="/ns0:NavWordReportXmlPart[1]/ns0:Salesperson_Purchaser[1]/ns0:Cust__Ledger_Entry___Profit__LCY__[1]" w:storeItemID="{5D4524CD-A282-4F19-BAEA-0AD6212CDB38}"/>
                     <w:text/>
                   </w:sdtPr>
-                  <w:sdtEndPr/>
                   <w:sdtContent>
                     <w:tc>
                       <w:tcPr>
-                        <w:tcW w:w="1711" w:type="dxa"/>
+                        <w:tcW w:w="617" w:type="pct"/>
                       </w:tcPr>
                       <w:p>
                         <w:pPr>
@@ -758,11 +739,10 @@
                     <w:dataBinding w:prefixMappings="xmlns:ns0='urn:microsoft-dynamics-nav/reports/Salesperson_Sales_Statistics/114/'" w:xpath="/ns0:NavWordReportXmlPart[1]/ns0:Salesperson_Purchaser[1]/ns0:AdjProfit[1]" w:storeItemID="{5D4524CD-A282-4F19-BAEA-0AD6212CDB38}"/>
                     <w:text/>
                   </w:sdtPr>
-                  <w:sdtEndPr/>
                   <w:sdtContent>
                     <w:tc>
                       <w:tcPr>
-                        <w:tcW w:w="1711" w:type="dxa"/>
+                        <w:tcW w:w="326" w:type="pct"/>
                       </w:tcPr>
                       <w:p>
                         <w:pPr>
@@ -789,11 +769,10 @@
                     <w:dataBinding w:prefixMappings="xmlns:ns0='urn:microsoft-dynamics-nav/reports/Salesperson_Sales_Statistics/114/'" w:xpath="/ns0:NavWordReportXmlPart[1]/ns0:Salesperson_Purchaser[1]/ns0:ProfitPercent[1]" w:storeItemID="{5D4524CD-A282-4F19-BAEA-0AD6212CDB38}"/>
                     <w:text/>
                   </w:sdtPr>
-                  <w:sdtEndPr/>
                   <w:sdtContent>
                     <w:tc>
                       <w:tcPr>
-                        <w:tcW w:w="1711" w:type="dxa"/>
+                        <w:tcW w:w="270" w:type="pct"/>
                       </w:tcPr>
                       <w:p>
                         <w:pPr>
@@ -820,11 +799,10 @@
                     <w:dataBinding w:prefixMappings="xmlns:ns0='urn:microsoft-dynamics-nav/reports/Salesperson_Sales_Statistics/114/'" w:xpath="/ns0:NavWordReportXmlPart[1]/ns0:Salesperson_Purchaser[1]/ns0:AdjProfitPercent[1]" w:storeItemID="{5D4524CD-A282-4F19-BAEA-0AD6212CDB38}"/>
                     <w:text/>
                   </w:sdtPr>
-                  <w:sdtEndPr/>
                   <w:sdtContent>
                     <w:tc>
                       <w:tcPr>
-                        <w:tcW w:w="1711" w:type="dxa"/>
+                        <w:tcW w:w="316" w:type="pct"/>
                       </w:tcPr>
                       <w:p>
                         <w:pPr>
@@ -851,11 +829,10 @@
                     <w:dataBinding w:prefixMappings="xmlns:ns0='urn:microsoft-dynamics-nav/reports/Salesperson_Sales_Statistics/114/'" w:xpath="/ns0:NavWordReportXmlPart[1]/ns0:Salesperson_Purchaser[1]/ns0:Cust__Ledger_Entry___Inv__Discount__LCY__[1]" w:storeItemID="{5D4524CD-A282-4F19-BAEA-0AD6212CDB38}"/>
                     <w:text/>
                   </w:sdtPr>
-                  <w:sdtEndPr/>
                   <w:sdtContent>
                     <w:tc>
                       <w:tcPr>
-                        <w:tcW w:w="1711" w:type="dxa"/>
+                        <w:tcW w:w="747" w:type="pct"/>
                       </w:tcPr>
                       <w:p>
                         <w:pPr>
@@ -885,11 +862,10 @@
                     <w:dataBinding w:prefixMappings="xmlns:ns0='urn:microsoft-dynamics-nav/reports/Salesperson_Sales_Statistics/114/'" w:xpath="/ns0:NavWordReportXmlPart[1]/ns0:Salesperson_Purchaser[1]/ns0:Cust__Ledger_Entry___Pmt__Disc__Given__LCY__[1]" w:storeItemID="{5D4524CD-A282-4F19-BAEA-0AD6212CDB38}"/>
                     <w:text/>
                   </w:sdtPr>
-                  <w:sdtEndPr/>
                   <w:sdtContent>
                     <w:tc>
                       <w:tcPr>
-                        <w:tcW w:w="1711" w:type="dxa"/>
+                        <w:tcW w:w="812" w:type="pct"/>
                       </w:tcPr>
                       <w:p>
                         <w:pPr>
@@ -930,11 +906,10 @@
                     <w:dataBinding w:prefixMappings="xmlns:ns0='urn:microsoft-dynamics-nav/reports/Salesperson_Sales_Statistics/114/'" w:xpath="/ns0:NavWordReportXmlPart[1]/ns0:Salesperson_Purchaser[1]/ns0:Cust__Ledger_Entry___Pmt__Tolerance__LCY__[1]" w:storeItemID="{5D4524CD-A282-4F19-BAEA-0AD6212CDB38}"/>
                     <w:text/>
                   </w:sdtPr>
-                  <w:sdtEndPr/>
                   <w:sdtContent>
                     <w:tc>
                       <w:tcPr>
-                        <w:tcW w:w="1711" w:type="dxa"/>
+                        <w:tcW w:w="773" w:type="pct"/>
                       </w:tcPr>
                       <w:p>
                         <w:pPr>
@@ -988,15 +963,15 @@
         <w:tblDescription w:val="Document totals."/>
       </w:tblPr>
       <w:tblGrid>
-        <w:gridCol w:w="1716"/>
-        <w:gridCol w:w="1716"/>
-        <w:gridCol w:w="1716"/>
-        <w:gridCol w:w="1715"/>
-        <w:gridCol w:w="1715"/>
-        <w:gridCol w:w="1715"/>
-        <w:gridCol w:w="1715"/>
-        <w:gridCol w:w="1715"/>
-        <w:gridCol w:w="1703"/>
+        <w:gridCol w:w="1620"/>
+        <w:gridCol w:w="1891"/>
+        <w:gridCol w:w="1888"/>
+        <w:gridCol w:w="1081"/>
+        <w:gridCol w:w="810"/>
+        <w:gridCol w:w="902"/>
+        <w:gridCol w:w="2340"/>
+        <w:gridCol w:w="2522"/>
+        <w:gridCol w:w="2344"/>
       </w:tblGrid>
       <w:tr>
         <w:trPr>
@@ -1005,7 +980,7 @@
         </w:trPr>
         <w:tc>
           <w:tcPr>
-            <w:tcW w:w="556" w:type="pct"/>
+            <w:tcW w:w="526" w:type="pct"/>
           </w:tcPr>
           <w:p>
             <w:pPr>
@@ -1027,11 +1002,10 @@
             <w:dataBinding w:prefixMappings="xmlns:ns0='urn:microsoft-dynamics-nav/reports/Salesperson_Sales_Statistics/114/'" w:xpath="/ns0:NavWordReportXmlPart[1]/ns0:Totals[1]/ns0:Totals_Sales[1]" w:storeItemID="{5D4524CD-A282-4F19-BAEA-0AD6212CDB38}"/>
             <w:text/>
           </w:sdtPr>
-          <w:sdtEndPr/>
           <w:sdtContent>
             <w:tc>
               <w:tcPr>
-                <w:tcW w:w="556" w:type="pct"/>
+                <w:tcW w:w="614" w:type="pct"/>
               </w:tcPr>
               <w:p>
                 <w:pPr>
@@ -1058,11 +1032,10 @@
             <w:dataBinding w:prefixMappings="xmlns:ns0='urn:microsoft-dynamics-nav/reports/Salesperson_Sales_Statistics/114/'" w:xpath="/ns0:NavWordReportXmlPart[1]/ns0:Totals[1]/ns0:Totals_Profit[1]" w:storeItemID="{5D4524CD-A282-4F19-BAEA-0AD6212CDB38}"/>
             <w:text/>
           </w:sdtPr>
-          <w:sdtEndPr/>
           <w:sdtContent>
             <w:tc>
               <w:tcPr>
-                <w:tcW w:w="556" w:type="pct"/>
+                <w:tcW w:w="613" w:type="pct"/>
               </w:tcPr>
               <w:p>
                 <w:pPr>
@@ -1089,11 +1062,10 @@
             <w:dataBinding w:prefixMappings="xmlns:ns0='urn:microsoft-dynamics-nav/reports/Salesperson_Sales_Statistics/114/'" w:xpath="/ns0:NavWordReportXmlPart[1]/ns0:Totals[1]/ns0:Totals_AdjProfit[1]" w:storeItemID="{5D4524CD-A282-4F19-BAEA-0AD6212CDB38}"/>
             <w:text/>
           </w:sdtPr>
-          <w:sdtEndPr/>
           <w:sdtContent>
             <w:tc>
               <w:tcPr>
-                <w:tcW w:w="556" w:type="pct"/>
+                <w:tcW w:w="351" w:type="pct"/>
               </w:tcPr>
               <w:p>
                 <w:pPr>
@@ -1120,11 +1092,10 @@
             <w:dataBinding w:prefixMappings="xmlns:ns0='urn:microsoft-dynamics-nav/reports/Salesperson_Sales_Statistics/114/'" w:xpath="/ns0:NavWordReportXmlPart[1]/ns0:Totals[1]/ns0:Totals_ProfitPct[1]" w:storeItemID="{5D4524CD-A282-4F19-BAEA-0AD6212CDB38}"/>
             <w:text/>
           </w:sdtPr>
-          <w:sdtEndPr/>
           <w:sdtContent>
             <w:tc>
               <w:tcPr>
-                <w:tcW w:w="556" w:type="pct"/>
+                <w:tcW w:w="263" w:type="pct"/>
               </w:tcPr>
               <w:p>
                 <w:pPr>
@@ -1151,11 +1122,10 @@
             <w:dataBinding w:prefixMappings="xmlns:ns0='urn:microsoft-dynamics-nav/reports/Salesperson_Sales_Statistics/114/'" w:xpath="/ns0:NavWordReportXmlPart[1]/ns0:Totals[1]/ns0:Totals_AdjProfitPct[1]" w:storeItemID="{5D4524CD-A282-4F19-BAEA-0AD6212CDB38}"/>
             <w:text/>
           </w:sdtPr>
-          <w:sdtEndPr/>
           <w:sdtContent>
             <w:tc>
               <w:tcPr>
-                <w:tcW w:w="556" w:type="pct"/>
+                <w:tcW w:w="293" w:type="pct"/>
               </w:tcPr>
               <w:p>
                 <w:pPr>
@@ -1182,11 +1152,10 @@
             <w:dataBinding w:prefixMappings="xmlns:ns0='urn:microsoft-dynamics-nav/reports/Salesperson_Sales_Statistics/114/'" w:xpath="/ns0:NavWordReportXmlPart[1]/ns0:Totals[1]/ns0:Totals_InvDiscAmount[1]" w:storeItemID="{5D4524CD-A282-4F19-BAEA-0AD6212CDB38}"/>
             <w:text/>
           </w:sdtPr>
-          <w:sdtEndPr/>
           <w:sdtContent>
             <w:tc>
               <w:tcPr>
-                <w:tcW w:w="556" w:type="pct"/>
+                <w:tcW w:w="760" w:type="pct"/>
               </w:tcPr>
               <w:p>
                 <w:pPr>
@@ -1213,11 +1182,10 @@
             <w:dataBinding w:prefixMappings="xmlns:ns0='urn:microsoft-dynamics-nav/reports/Salesperson_Sales_Statistics/114/'" w:xpath="/ns0:NavWordReportXmlPart[1]/ns0:Totals[1]/ns0:Totals_PmtDiscGiven[1]" w:storeItemID="{5D4524CD-A282-4F19-BAEA-0AD6212CDB38}"/>
             <w:text/>
           </w:sdtPr>
-          <w:sdtEndPr/>
           <w:sdtContent>
             <w:tc>
               <w:tcPr>
-                <w:tcW w:w="556" w:type="pct"/>
+                <w:tcW w:w="819" w:type="pct"/>
               </w:tcPr>
               <w:p>
                 <w:pPr>
@@ -1244,11 +1212,10 @@
             <w:dataBinding w:prefixMappings="xmlns:ns0='urn:microsoft-dynamics-nav/reports/Salesperson_Sales_Statistics/114/'" w:xpath="/ns0:NavWordReportXmlPart[1]/ns0:Totals[1]/ns0:Totals_PmtTolerance[1]" w:storeItemID="{5D4524CD-A282-4F19-BAEA-0AD6212CDB38}"/>
             <w:text/>
           </w:sdtPr>
-          <w:sdtEndPr/>
           <w:sdtContent>
             <w:tc>
               <w:tcPr>
-                <w:tcW w:w="556" w:type="pct"/>
+                <w:tcW w:w="761" w:type="pct"/>
               </w:tcPr>
               <w:p>
                 <w:pPr>
@@ -1274,14 +1241,9 @@
       </w:pPr>
     </w:p>
     <w:sectPr>
-      <w:headerReference w:type="even" r:id="rId9"/>
-      <w:headerReference w:type="default" r:id="rId10"/>
-      <w:footerReference w:type="even" r:id="rId11"/>
-      <w:footerReference w:type="default" r:id="rId12"/>
-      <w:headerReference w:type="first" r:id="rId13"/>
-      <w:footerReference w:type="first" r:id="rId14"/>
+      <w:headerReference w:type="default" r:id="rId9"/>
       <w:pgSz w:w="16838" w:h="11906" w:orient="landscape"/>
-      <w:pgMar w:top="576" w:right="706" w:bottom="576" w:left="706" w:header="708" w:footer="708" w:gutter="0"/>
+      <w:pgMar w:top="720" w:right="720" w:bottom="720" w:left="720" w:header="708" w:footer="708" w:gutter="0"/>
       <w:cols w:space="708"/>
       <w:docGrid w:linePitch="360"/>
     </w:sectPr>
@@ -1314,36 +1276,6 @@
 </w:endnotes>
 </file>
 
-<file path=word/footer1.xml><?xml version="1.0" encoding="utf-8"?>
-<w:ftr xmlns:wpc="http://schemas.microsoft.com/office/word/2010/wordprocessingCanvas" xmlns:cx="http://schemas.microsoft.com/office/drawing/2014/chartex" xmlns:cx1="http://schemas.microsoft.com/office/drawing/2015/9/8/chartex" xmlns:cx2="http://schemas.microsoft.com/office/drawing/2015/10/21/chartex" xmlns:cx3="http://schemas.microsoft.com/office/drawing/2016/5/9/chartex" xmlns:cx4="http://schemas.microsoft.com/office/drawing/2016/5/10/chartex" xmlns:cx5="http://schemas.microsoft.com/office/drawing/2016/5/11/chartex" xmlns:cx6="http://schemas.microsoft.com/office/drawing/2016/5/12/chartex" xmlns:cx7="http://schemas.microsoft.com/office/drawing/2016/5/13/chartex" xmlns:cx8="http://schemas.microsoft.com/office/drawing/2016/5/14/chartex" xmlns:mc="http://schemas.openxmlformats.org/markup-compatibility/2006" xmlns:aink="http://schemas.microsoft.com/office/drawing/2016/ink" xmlns:am3d="http://schemas.microsoft.com/office/drawing/2017/model3d" xmlns:o="urn:schemas-microsoft-com:office:office" xmlns:oel="http://schemas.microsoft.com/office/2019/extlst" xmlns:r="http://schemas.openxmlformats.org/officeDocument/2006/relationships" xmlns:m="http://schemas.openxmlformats.org/officeDocument/2006/math" xmlns:v="urn:schemas-microsoft-com:vml" xmlns:wp14="http://schemas.microsoft.com/office/word/2010/wordprocessingDrawing" xmlns:wp="http://schemas.openxmlformats.org/drawingml/2006/wordprocessingDrawing" xmlns:w10="urn:schemas-microsoft-com:office:word" xmlns:w="http://schemas.openxmlformats.org/wordprocessingml/2006/main" xmlns:w14="http://schemas.microsoft.com/office/word/2010/wordml" xmlns:w15="http://schemas.microsoft.com/office/word/2012/wordml" xmlns:w16cei="http://schemas.microsoft.com/office/word/2026/wordml/cei" xmlns:w16cex="http://schemas.microsoft.com/office/word/2018/wordml/cex" xmlns:w16cid="http://schemas.microsoft.com/office/word/2016/wordml/cid" xmlns:w16="http://schemas.microsoft.com/office/word/2018/wordml" xmlns:w16du="http://schemas.microsoft.com/office/word/2023/wordml/word16du" xmlns:w16sdtdh="http://schemas.microsoft.com/office/word/2020/wordml/sdtdatahash" xmlns:w16sdtfl="http://schemas.microsoft.com/office/word/2024/wordml/sdtformatlock" xmlns:w16se="http://schemas.microsoft.com/office/word/2015/wordml/symex" xmlns:wpg="http://schemas.microsoft.com/office/word/2010/wordprocessingGroup" xmlns:wpi="http://schemas.microsoft.com/office/word/2010/wordprocessingInk" xmlns:wne="http://schemas.microsoft.com/office/word/2006/wordml" xmlns:wps="http://schemas.microsoft.com/office/word/2010/wordprocessingShape" mc:Ignorable="w14 w15 w16se w16cid w16 w16cex w16sdtdh w16sdtfl w16du wp14">
-  <w:p>
-    <w:pPr>
-      <w:pStyle w:val="Footer"/>
-    </w:pPr>
-  </w:p>
-</w:ftr>
-</file>
-
-<file path=word/footer2.xml><?xml version="1.0" encoding="utf-8"?>
-<w:ftr xmlns:wpc="http://schemas.microsoft.com/office/word/2010/wordprocessingCanvas" xmlns:cx="http://schemas.microsoft.com/office/drawing/2014/chartex" xmlns:cx1="http://schemas.microsoft.com/office/drawing/2015/9/8/chartex" xmlns:cx2="http://schemas.microsoft.com/office/drawing/2015/10/21/chartex" xmlns:cx3="http://schemas.microsoft.com/office/drawing/2016/5/9/chartex" xmlns:cx4="http://schemas.microsoft.com/office/drawing/2016/5/10/chartex" xmlns:cx5="http://schemas.microsoft.com/office/drawing/2016/5/11/chartex" xmlns:cx6="http://schemas.microsoft.com/office/drawing/2016/5/12/chartex" xmlns:cx7="http://schemas.microsoft.com/office/drawing/2016/5/13/chartex" xmlns:cx8="http://schemas.microsoft.com/office/drawing/2016/5/14/chartex" xmlns:mc="http://schemas.openxmlformats.org/markup-compatibility/2006" xmlns:aink="http://schemas.microsoft.com/office/drawing/2016/ink" xmlns:am3d="http://schemas.microsoft.com/office/drawing/2017/model3d" xmlns:o="urn:schemas-microsoft-com:office:office" xmlns:oel="http://schemas.microsoft.com/office/2019/extlst" xmlns:r="http://schemas.openxmlformats.org/officeDocument/2006/relationships" xmlns:m="http://schemas.openxmlformats.org/officeDocument/2006/math" xmlns:v="urn:schemas-microsoft-com:vml" xmlns:wp14="http://schemas.microsoft.com/office/word/2010/wordprocessingDrawing" xmlns:wp="http://schemas.openxmlformats.org/drawingml/2006/wordprocessingDrawing" xmlns:w10="urn:schemas-microsoft-com:office:word" xmlns:w="http://schemas.openxmlformats.org/wordprocessingml/2006/main" xmlns:w14="http://schemas.microsoft.com/office/word/2010/wordml" xmlns:w15="http://schemas.microsoft.com/office/word/2012/wordml" xmlns:w16cei="http://schemas.microsoft.com/office/word/2026/wordml/cei" xmlns:w16cex="http://schemas.microsoft.com/office/word/2018/wordml/cex" xmlns:w16cid="http://schemas.microsoft.com/office/word/2016/wordml/cid" xmlns:w16="http://schemas.microsoft.com/office/word/2018/wordml" xmlns:w16du="http://schemas.microsoft.com/office/word/2023/wordml/word16du" xmlns:w16sdtdh="http://schemas.microsoft.com/office/word/2020/wordml/sdtdatahash" xmlns:w16sdtfl="http://schemas.microsoft.com/office/word/2024/wordml/sdtformatlock" xmlns:w16se="http://schemas.microsoft.com/office/word/2015/wordml/symex" xmlns:wpg="http://schemas.microsoft.com/office/word/2010/wordprocessingGroup" xmlns:wpi="http://schemas.microsoft.com/office/word/2010/wordprocessingInk" xmlns:wne="http://schemas.microsoft.com/office/word/2006/wordml" xmlns:wps="http://schemas.microsoft.com/office/word/2010/wordprocessingShape" mc:Ignorable="w14 w15 w16se w16cid w16 w16cex w16sdtdh w16sdtfl w16du wp14">
-  <w:p>
-    <w:pPr>
-      <w:pStyle w:val="Footer"/>
-    </w:pPr>
-  </w:p>
-</w:ftr>
-</file>
-
-<file path=word/footer3.xml><?xml version="1.0" encoding="utf-8"?>
-<w:ftr xmlns:wpc="http://schemas.microsoft.com/office/word/2010/wordprocessingCanvas" xmlns:cx="http://schemas.microsoft.com/office/drawing/2014/chartex" xmlns:cx1="http://schemas.microsoft.com/office/drawing/2015/9/8/chartex" xmlns:cx2="http://schemas.microsoft.com/office/drawing/2015/10/21/chartex" xmlns:cx3="http://schemas.microsoft.com/office/drawing/2016/5/9/chartex" xmlns:cx4="http://schemas.microsoft.com/office/drawing/2016/5/10/chartex" xmlns:cx5="http://schemas.microsoft.com/office/drawing/2016/5/11/chartex" xmlns:cx6="http://schemas.microsoft.com/office/drawing/2016/5/12/chartex" xmlns:cx7="http://schemas.microsoft.com/office/drawing/2016/5/13/chartex" xmlns:cx8="http://schemas.microsoft.com/office/drawing/2016/5/14/chartex" xmlns:mc="http://schemas.openxmlformats.org/markup-compatibility/2006" xmlns:aink="http://schemas.microsoft.com/office/drawing/2016/ink" xmlns:am3d="http://schemas.microsoft.com/office/drawing/2017/model3d" xmlns:o="urn:schemas-microsoft-com:office:office" xmlns:oel="http://schemas.microsoft.com/office/2019/extlst" xmlns:r="http://schemas.openxmlformats.org/officeDocument/2006/relationships" xmlns:m="http://schemas.openxmlformats.org/officeDocument/2006/math" xmlns:v="urn:schemas-microsoft-com:vml" xmlns:wp14="http://schemas.microsoft.com/office/word/2010/wordprocessingDrawing" xmlns:wp="http://schemas.openxmlformats.org/drawingml/2006/wordprocessingDrawing" xmlns:w10="urn:schemas-microsoft-com:office:word" xmlns:w="http://schemas.openxmlformats.org/wordprocessingml/2006/main" xmlns:w14="http://schemas.microsoft.com/office/word/2010/wordml" xmlns:w15="http://schemas.microsoft.com/office/word/2012/wordml" xmlns:w16cei="http://schemas.microsoft.com/office/word/2026/wordml/cei" xmlns:w16cex="http://schemas.microsoft.com/office/word/2018/wordml/cex" xmlns:w16cid="http://schemas.microsoft.com/office/word/2016/wordml/cid" xmlns:w16="http://schemas.microsoft.com/office/word/2018/wordml" xmlns:w16du="http://schemas.microsoft.com/office/word/2023/wordml/word16du" xmlns:w16sdtdh="http://schemas.microsoft.com/office/word/2020/wordml/sdtdatahash" xmlns:w16sdtfl="http://schemas.microsoft.com/office/word/2024/wordml/sdtformatlock" xmlns:w16se="http://schemas.microsoft.com/office/word/2015/wordml/symex" xmlns:wpg="http://schemas.microsoft.com/office/word/2010/wordprocessingGroup" xmlns:wpi="http://schemas.microsoft.com/office/word/2010/wordprocessingInk" xmlns:wne="http://schemas.microsoft.com/office/word/2006/wordml" xmlns:wps="http://schemas.microsoft.com/office/word/2010/wordprocessingShape" mc:Ignorable="w14 w15 w16se w16cid w16 w16cex w16sdtdh w16sdtfl w16du wp14">
-  <w:p>
-    <w:pPr>
-      <w:pStyle w:val="Footer"/>
-    </w:pPr>
-  </w:p>
-</w:ftr>
-</file>
-
 <file path=word/footnotes.xml><?xml version="1.0" encoding="utf-8"?>
 <w:footnotes xmlns:wpc="http://schemas.microsoft.com/office/word/2010/wordprocessingCanvas" xmlns:cx="http://schemas.microsoft.com/office/drawing/2014/chartex" xmlns:cx1="http://schemas.microsoft.com/office/drawing/2015/9/8/chartex" xmlns:cx2="http://schemas.microsoft.com/office/drawing/2015/10/21/chartex" xmlns:cx3="http://schemas.microsoft.com/office/drawing/2016/5/9/chartex" xmlns:cx4="http://schemas.microsoft.com/office/drawing/2016/5/10/chartex" xmlns:cx5="http://schemas.microsoft.com/office/drawing/2016/5/11/chartex" xmlns:cx6="http://schemas.microsoft.com/office/drawing/2016/5/12/chartex" xmlns:cx7="http://schemas.microsoft.com/office/drawing/2016/5/13/chartex" xmlns:cx8="http://schemas.microsoft.com/office/drawing/2016/5/14/chartex" xmlns:mc="http://schemas.openxmlformats.org/markup-compatibility/2006" xmlns:aink="http://schemas.microsoft.com/office/drawing/2016/ink" xmlns:am3d="http://schemas.microsoft.com/office/drawing/2017/model3d" xmlns:o="urn:schemas-microsoft-com:office:office" xmlns:oel="http://schemas.microsoft.com/office/2019/extlst" xmlns:r="http://schemas.openxmlformats.org/officeDocument/2006/relationships" xmlns:m="http://schemas.openxmlformats.org/officeDocument/2006/math" xmlns:v="urn:schemas-microsoft-com:vml" xmlns:wp14="http://schemas.microsoft.com/office/word/2010/wordprocessingDrawing" xmlns:wp="http://schemas.openxmlformats.org/drawingml/2006/wordprocessingDrawing" xmlns:w10="urn:schemas-microsoft-com:office:word" xmlns:w="http://schemas.openxmlformats.org/wordprocessingml/2006/main" xmlns:w14="http://schemas.microsoft.com/office/word/2010/wordml" xmlns:w15="http://schemas.microsoft.com/office/word/2012/wordml" xmlns:w16cei="http://schemas.microsoft.com/office/word/2026/wordml/cei" xmlns:w16cex="http://schemas.microsoft.com/office/word/2018/wordml/cex" xmlns:w16cid="http://schemas.microsoft.com/office/word/2016/wordml/cid" xmlns:w16="http://schemas.microsoft.com/office/word/2018/wordml" xmlns:w16du="http://schemas.microsoft.com/office/word/2023/wordml/word16du" xmlns:w16sdtdh="http://schemas.microsoft.com/office/word/2020/wordml/sdtdatahash" xmlns:w16sdtfl="http://schemas.microsoft.com/office/word/2024/wordml/sdtformatlock" xmlns:w16se="http://schemas.microsoft.com/office/word/2015/wordml/symex" xmlns:wpg="http://schemas.microsoft.com/office/word/2010/wordprocessingGroup" xmlns:wpi="http://schemas.microsoft.com/office/word/2010/wordprocessingInk" xmlns:wne="http://schemas.microsoft.com/office/word/2006/wordml" xmlns:wps="http://schemas.microsoft.com/office/word/2010/wordprocessingShape" mc:Ignorable="w14 w15 w16se w16cid w16 w16cex w16sdtdh w16sdtfl w16du wp14">
   <w:footnote w:type="separator" w:id="-1">
@@ -1374,16 +1306,6 @@
   <w:p>
     <w:pPr>
       <w:pStyle w:val="Header"/>
-    </w:pPr>
-  </w:p>
-</w:hdr>
-</file>
-
-<file path=word/header2.xml><?xml version="1.0" encoding="utf-8"?>
-<w:hdr xmlns:wpc="http://schemas.microsoft.com/office/word/2010/wordprocessingCanvas" xmlns:cx="http://schemas.microsoft.com/office/drawing/2014/chartex" xmlns:cx1="http://schemas.microsoft.com/office/drawing/2015/9/8/chartex" xmlns:cx2="http://schemas.microsoft.com/office/drawing/2015/10/21/chartex" xmlns:cx3="http://schemas.microsoft.com/office/drawing/2016/5/9/chartex" xmlns:cx4="http://schemas.microsoft.com/office/drawing/2016/5/10/chartex" xmlns:cx5="http://schemas.microsoft.com/office/drawing/2016/5/11/chartex" xmlns:cx6="http://schemas.microsoft.com/office/drawing/2016/5/12/chartex" xmlns:cx7="http://schemas.microsoft.com/office/drawing/2016/5/13/chartex" xmlns:cx8="http://schemas.microsoft.com/office/drawing/2016/5/14/chartex" xmlns:mc="http://schemas.openxmlformats.org/markup-compatibility/2006" xmlns:aink="http://schemas.microsoft.com/office/drawing/2016/ink" xmlns:am3d="http://schemas.microsoft.com/office/drawing/2017/model3d" xmlns:o="urn:schemas-microsoft-com:office:office" xmlns:oel="http://schemas.microsoft.com/office/2019/extlst" xmlns:r="http://schemas.openxmlformats.org/officeDocument/2006/relationships" xmlns:m="http://schemas.openxmlformats.org/officeDocument/2006/math" xmlns:v="urn:schemas-microsoft-com:vml" xmlns:wp14="http://schemas.microsoft.com/office/word/2010/wordprocessingDrawing" xmlns:wp="http://schemas.openxmlformats.org/drawingml/2006/wordprocessingDrawing" xmlns:w10="urn:schemas-microsoft-com:office:word" xmlns:w="http://schemas.openxmlformats.org/wordprocessingml/2006/main" xmlns:w14="http://schemas.microsoft.com/office/word/2010/wordml" xmlns:w15="http://schemas.microsoft.com/office/word/2012/wordml" xmlns:w16cei="http://schemas.microsoft.com/office/word/2026/wordml/cei" xmlns:w16cex="http://schemas.microsoft.com/office/word/2018/wordml/cex" xmlns:w16cid="http://schemas.microsoft.com/office/word/2016/wordml/cid" xmlns:w16="http://schemas.microsoft.com/office/word/2018/wordml" xmlns:w16du="http://schemas.microsoft.com/office/word/2023/wordml/word16du" xmlns:w16sdtdh="http://schemas.microsoft.com/office/word/2020/wordml/sdtdatahash" xmlns:w16sdtfl="http://schemas.microsoft.com/office/word/2024/wordml/sdtformatlock" xmlns:w16se="http://schemas.microsoft.com/office/word/2015/wordml/symex" xmlns:wpg="http://schemas.microsoft.com/office/word/2010/wordprocessingGroup" xmlns:wpi="http://schemas.microsoft.com/office/word/2010/wordprocessingInk" xmlns:wne="http://schemas.microsoft.com/office/word/2006/wordml" xmlns:wps="http://schemas.microsoft.com/office/word/2010/wordprocessingShape" mc:Ignorable="w14 w15 w16se w16cid w16 w16cex w16sdtdh w16sdtfl w16du wp14">
-  <w:p>
-    <w:pPr>
-      <w:pStyle w:val="Header"/>
       <w:rPr>
         <w:lang w:val="da-DK"/>
       </w:rPr>
@@ -1403,16 +1325,6 @@
       <w:rPr>
         <w:lang w:val="da-DK"/>
       </w:rPr>
-    </w:pPr>
-  </w:p>
-</w:hdr>
-</file>
-
-<file path=word/header3.xml><?xml version="1.0" encoding="utf-8"?>
-<w:hdr xmlns:wpc="http://schemas.microsoft.com/office/word/2010/wordprocessingCanvas" xmlns:cx="http://schemas.microsoft.com/office/drawing/2014/chartex" xmlns:cx1="http://schemas.microsoft.com/office/drawing/2015/9/8/chartex" xmlns:cx2="http://schemas.microsoft.com/office/drawing/2015/10/21/chartex" xmlns:cx3="http://schemas.microsoft.com/office/drawing/2016/5/9/chartex" xmlns:cx4="http://schemas.microsoft.com/office/drawing/2016/5/10/chartex" xmlns:cx5="http://schemas.microsoft.com/office/drawing/2016/5/11/chartex" xmlns:cx6="http://schemas.microsoft.com/office/drawing/2016/5/12/chartex" xmlns:cx7="http://schemas.microsoft.com/office/drawing/2016/5/13/chartex" xmlns:cx8="http://schemas.microsoft.com/office/drawing/2016/5/14/chartex" xmlns:mc="http://schemas.openxmlformats.org/markup-compatibility/2006" xmlns:aink="http://schemas.microsoft.com/office/drawing/2016/ink" xmlns:am3d="http://schemas.microsoft.com/office/drawing/2017/model3d" xmlns:o="urn:schemas-microsoft-com:office:office" xmlns:oel="http://schemas.microsoft.com/office/2019/extlst" xmlns:r="http://schemas.openxmlformats.org/officeDocument/2006/relationships" xmlns:m="http://schemas.openxmlformats.org/officeDocument/2006/math" xmlns:v="urn:schemas-microsoft-com:vml" xmlns:wp14="http://schemas.microsoft.com/office/word/2010/wordprocessingDrawing" xmlns:wp="http://schemas.openxmlformats.org/drawingml/2006/wordprocessingDrawing" xmlns:w10="urn:schemas-microsoft-com:office:word" xmlns:w="http://schemas.openxmlformats.org/wordprocessingml/2006/main" xmlns:w14="http://schemas.microsoft.com/office/word/2010/wordml" xmlns:w15="http://schemas.microsoft.com/office/word/2012/wordml" xmlns:w16cei="http://schemas.microsoft.com/office/word/2026/wordml/cei" xmlns:w16cex="http://schemas.microsoft.com/office/word/2018/wordml/cex" xmlns:w16cid="http://schemas.microsoft.com/office/word/2016/wordml/cid" xmlns:w16="http://schemas.microsoft.com/office/word/2018/wordml" xmlns:w16du="http://schemas.microsoft.com/office/word/2023/wordml/word16du" xmlns:w16sdtdh="http://schemas.microsoft.com/office/word/2020/wordml/sdtdatahash" xmlns:w16sdtfl="http://schemas.microsoft.com/office/word/2024/wordml/sdtformatlock" xmlns:w16se="http://schemas.microsoft.com/office/word/2015/wordml/symex" xmlns:wpg="http://schemas.microsoft.com/office/word/2010/wordprocessingGroup" xmlns:wpi="http://schemas.microsoft.com/office/word/2010/wordprocessingInk" xmlns:wne="http://schemas.microsoft.com/office/word/2006/wordml" xmlns:wps="http://schemas.microsoft.com/office/word/2010/wordprocessingShape" mc:Ignorable="w14 w15 w16se w16cid w16 w16cex w16sdtdh w16sdtfl w16du wp14">
-  <w:p>
-    <w:pPr>
-      <w:pStyle w:val="Header"/>
     </w:pPr>
   </w:p>
 </w:hdr>
@@ -2508,7 +2420,6 @@
     <w:sig w:usb0="20000287" w:usb1="00000003" w:usb2="00000000" w:usb3="00000000" w:csb0="0000019F" w:csb1="00000000"/>
   </w:font>
   <w:font w:name="Yu Gothic Light">
-    <w:altName w:val="游ゴシック Light"/>
     <w:panose1 w:val="020B0300000000000000"/>
     <w:charset w:val="80"/>
     <w:family w:val="swiss"/>
@@ -2552,7 +2463,6 @@
     <w:rsid w:val="00321EDD"/>
     <w:rsid w:val="00334CBC"/>
     <w:rsid w:val="00347B4D"/>
-    <w:rsid w:val="00373C54"/>
     <w:rsid w:val="00375AE3"/>
     <w:rsid w:val="00404DEC"/>
     <w:rsid w:val="004D153C"/>
@@ -2586,7 +2496,6 @@
     <w:rsid w:val="00AA0C52"/>
     <w:rsid w:val="00AA548F"/>
     <w:rsid w:val="00B0006E"/>
-    <w:rsid w:val="00B708D6"/>
     <w:rsid w:val="00BA70C2"/>
     <w:rsid w:val="00BB7440"/>
     <w:rsid w:val="00C53E14"/>
@@ -3418,566 +3327,546 @@
 </a:theme>
 </file>
 
-<file path=word/webextensions/taskpanes.xml><?xml version="1.0" encoding="utf-8"?>
-<wetp:taskpanes xmlns:wetp="http://schemas.microsoft.com/office/webextensions/taskpanes/2010/11">
-  <wetp:taskpane dockstate="right" visibility="0" width="350" row="2">
-    <wetp:webextensionref xmlns:r="http://schemas.openxmlformats.org/officeDocument/2006/relationships" r:id="rId1"/>
-  </wetp:taskpane>
-</wetp:taskpanes>
+<file path=customXml/item1.xml>��< ? x m l   v e r s i o n = " 1 . 0 "   e n c o d i n g = " u t f - 1 6 " ? > + 
+ < N a v W o r d R e p o r t X m l P a r t   x m l n s = " u r n : m i c r o s o f t - d y n a m i c s - n a v / r e p o r t s / S a l e s p e r s o n _ S a l e s _ S t a t i s t i c s / 1 1 4 / " > + 
+     < B C R e p o r t I n f o r m a t i o n > + 
+         < R e p o r t M e t a d a t a > + 
+             < E x t e n s i o n I d > E x t e n s i o n   I D < / E x t e n s i o n I d > + 
+             < E x t e n s i o n N a m e > E x t e n s i o n   N a m e < / E x t e n s i o n N a m e > + 
+             < E x t e n s i o n P u b l i s h e r > E x t e n s i o n   P u b l i s h e r < / E x t e n s i o n P u b l i s h e r > + 
+             < E x t e n s i o n V e r s i o n > E x t e n s i o n   V e r s i o n < / E x t e n s i o n V e r s i o n > + 
+             < R e p o r t I d > R e p o r t   I D < / R e p o r t I d > + 
+             < R e p o r t N a m e > R e p o r t   N a m e < / R e p o r t N a m e > + 
+             < R e p o r t C a p t i o n > R e p o r t   C a p t i o n < / R e p o r t C a p t i o n > + 
+             < A b o u t T h i s R e p o r t T i t l e > A b o u t   T h i s   R e p o r t   T i t l e < / A b o u t T h i s R e p o r t T i t l e > + 
+             < A b o u t T h i s R e p o r t T e x t > A b o u t   T h i s   R e p o r t   T e x t < / A b o u t T h i s R e p o r t T e x t > + 
+             < R e p o r t H e l p L i n k > R e p o r t   H e l p   L i n k < / R e p o r t H e l p L i n k > + 
+         < / R e p o r t M e t a d a t a > + 
+         < R e p o r t R e q u e s t > + 
+             < T e n a n t E n t r a I d > T e n a n t   E n t r a   I d < / T e n a n t E n t r a I d > + 
+             < E n v i r o n m e n t N a m e > E n v i r o n m e n t   N a m e < / E n v i r o n m e n t N a m e > + 
+             < E n v i r o n m e n t T y p e > E n v i r o n m e n t   T y p e < / E n v i r o n m e n t T y p e > + 
+             < C o m p a n y N a m e > C o m p a n y   N a m e < / C o m p a n y N a m e > + 
+             < C o m p a n y D i s p l a y N a m e > C o m p a n y   D i s p l a y   N a m e < / C o m p a n y D i s p l a y N a m e > + 
+             < C o m p a n y I d > C o m p a n y   I D < / C o m p a n y I d > + 
+             < U s e r N a m e > U s e r   N a m e < / U s e r N a m e > + 
+             < D a t e A n d T i m e > D a t e   a n d   T i m e < / D a t e A n d T i m e > + 
+             < L a n g u a g e > L a n g u a g e < / L a n g u a g e > + 
+             < F o r m a t R e g i o n > F o r m a t   R e g i o n < / F o r m a t R e g i o n > + 
+             < D a t e T i m e V a l u e s > + 
+                 < Y e a r > Y e a r < / Y e a r > + 
+                 < M o n t h N u m b e r > M o n t h   N u m b e r < / M o n t h N u m b e r > + 
+                 < D a y N u m b e r > D a y   N u m b e r < / D a y N u m b e r > + 
+                 < H o u r > H o u r < / H o u r > + 
+                 < M i n u t e > M i n u t e < / M i n u t e > + 
+             < / D a t e T i m e V a l u e s > + 
+         < / R e p o r t R e q u e s t > + 
+         < C o m p a n y M e t a d a t a > + 
+             < C o m p a n y N a m e > C o m p a n y   N a m e < / C o m p a n y N a m e > + 
+             < C o m p a n y D i s p l a y N a m e > C o m p a n y   D i s p l a y   N a m e < / C o m p a n y D i s p l a y N a m e > + 
+             < C o m p a n y A d d r e s s L i n e s > + 
+                 < C o m p a n y A d d r e s s L i n e 1 > C o m p a n y   A d d r e s s   L i n e   1 < / C o m p a n y A d d r e s s L i n e 1 > + 
+                 < C o m p a n y A d d r e s s L i n e 2 > C o m p a n y   A d d r e s s   L i n e   2 < / C o m p a n y A d d r e s s L i n e 2 > + 
+                 < C o m p a n y A d d r e s s L i n e 3 > C o m p a n y   A d d r e s s   L i n e   3 < / C o m p a n y A d d r e s s L i n e 3 > + 
+                 < C o m p a n y A d d r e s s L i n e 4 > C o m p a n y   A d d r e s s   L i n e   4 < / C o m p a n y A d d r e s s L i n e 4 > + 
+                 < C o m p a n y A d d r e s s L i n e 5 > C o m p a n y   A d d r e s s   L i n e   5 < / C o m p a n y A d d r e s s L i n e 5 > + 
+                 < C o m p a n y A d d r e s s L i n e 6 > C o m p a n y   A d d r e s s   L i n e   6 < / C o m p a n y A d d r e s s L i n e 6 > + 
+                 < C o m p a n y A d d r e s s L i n e 7 > C o m p a n y   A d d r e s s   L i n e   7 < / C o m p a n y A d d r e s s L i n e 7 > + 
+                 < C o m p a n y A d d r e s s L i n e 8 > C o m p a n y   A d d r e s s   L i n e   8 < / C o m p a n y A d d r e s s L i n e 8 > + 
+             < / C o m p a n y A d d r e s s L i n e s > + 
+             < C o m p a n y P h o n e > C o m p a n y   P h o n e < / C o m p a n y P h o n e > + 
+             < C o m p a n y P h o n e C a p t i o n > C o m p a n y   P h o n e   C a p t i o n < / C o m p a n y P h o n e C a p t i o n > + 
+             < C o m p a n y F a x N o > C o m p a n y   F a x   N o . < / C o m p a n y F a x N o > + 
+             < C o m p a n y F a x N o C a p t i o n > C o m p a n y   F a x   N o .   C a p t i o n < / C o m p a n y F a x N o C a p t i o n > + 
+             < C o m p a n y E m a i l > C o m p a n y   E m a i l < / C o m p a n y E m a i l > + 
+             < C o m p a n y E m a i l C a p t i o n > C o m p a n y   E m a i l   C a p t i o n < / C o m p a n y E m a i l C a p t i o n > + 
+             < C o m p a n y H o m e P a g e > C o m p a n y   H o m e   P a g e < / C o m p a n y H o m e P a g e > + 
+             < C o m p a n y H o m e P a g e C a p t i o n > C o m p a n y   H o m e   P a g e   C a p t i o n < / C o m p a n y H o m e P a g e C a p t i o n > + 
+             < C o m p a n y L o g o > C o m p a n y   L o g o < / C o m p a n y L o g o > + 
+             < C o m p a n y V A T R e g i s t r a t i o n N o > C o m p a n y   V A T   R e g i s t r a t i o n   N o . < / C o m p a n y V A T R e g i s t r a t i o n N o > + 
+             < C o m p a n y V A T R e g i s t r a t i o n N o C a p t i o n > C o m p a n y   V A T   R e g i s t r a t i o n   N o .   C a p t i o n < / C o m p a n y V A T R e g i s t r a t i o n N o C a p t i o n > + 
+             < C o m p a n y R e g i s t r a t i o n N o > C o m p a n y   R e g i s t r a t i o n   N o . < / C o m p a n y R e g i s t r a t i o n N o > + 
+             < C o m p a n y R e g i s t r a t i o n N o C a p t i o n > C o m p a n y   R e g i s t r a t i o n   N o .   C a p t i o n < / C o m p a n y R e g i s t r a t i o n N o C a p t i o n > + 
+             < C o m p a n y B a n k N a m e > C o m p a n y   B a n k   N a m e < / C o m p a n y B a n k N a m e > + 
+             < C o m p a n y B a n k N a m e C a p t i o n > C o m p a n y   B a n k   N a m e   C a p t i o n < / C o m p a n y B a n k N a m e C a p t i o n > + 
+             < C o m p a n y B a n k A c c o u n t N o > C o m p a n y   B a n k   A c c o u n t   N o . < / C o m p a n y B a n k A c c o u n t N o > + 
+             < C o m p a n y B a n k A c c o u n t N o C a p t i o n > C o m p a n y   B a n k   A c c o u n t   N o .   C a p t i o n < / C o m p a n y B a n k A c c o u n t N o C a p t i o n > + 
+             < C o m p a n y B a n k B r a n c h N o > C o m p a n y   B a n k   B r a n c h   N o . < / C o m p a n y B a n k B r a n c h N o > + 
+             < C o m p a n y B a n k B r a n c h N o C a p t i o n > C o m p a n y   B a n k   B r a n c h   N o .   C a p t i o n < / C o m p a n y B a n k B r a n c h N o C a p t i o n > + 
+             < C o m p a n y I B A N > C o m p a n y   I B A N < / C o m p a n y I B A N > + 
+             < C o m p a n y I B A N C a p t i o n > C o m p a n y   I B A N   C a p t i o n < / C o m p a n y I B A N C a p t i o n > + 
+             < C o m p a n y B a n k S W I F T > C o m p a n y   B a n k   S W I F T < / C o m p a n y B a n k S W I F T > + 
+             < C o m p a n y B a n k S W I F T C a p t i o n > C o m p a n y   B a n k   S W I F T   C a p t i o n < / C o m p a n y B a n k S W I F T C a p t i o n > + 
+             < C o m p a n y G i r o N o > C o m p a n y   G i r o   N o . < / C o m p a n y G i r o N o > + 
+             < C o m p a n y G i r o N o C a p t i o n > C o m p a n y   G i r o   N o .   C a p t i o n < / C o m p a n y G i r o N o C a p t i o n > + 
+         < / C o m p a n y M e t a d a t a > + 
+     < / B C R e p o r t I n f o r m a t i o n > + 
+     < L a b e l s > + 
+         < A b o u t T h e R e p o r t L a b e l > A b o u t T h e R e p o r t L a b e l < / A b o u t T h e R e p o r t L a b e l > + 
+         < A d j P r o f i t L C Y L a b e l > A d j P r o f i t L C Y L a b e l < / A d j P r o f i t L C Y L a b e l > + 
+         < A d j P r o f i t P c t L a b e l > A d j P r o f i t P c t L a b e l < / A d j P r o f i t P c t L a b e l > + 
+         < A m o u n t s I n L C Y L a b e l > A m o u n t s I n L C Y L a b e l < / A m o u n t s I n L C Y L a b e l > + 
+         < C o d e L a b e l > C o d e L a b e l < / C o d e L a b e l > + 
+         < C o m p a n y L a b e l > C o m p a n y L a b e l < / C o m p a n y L a b e l > + 
+         < D a t a R e t r i e v e d > D a t a R e t r i e v e d < / D a t a R e t r i e v e d > + 
+         < D o c u m e n t a t i o n L a b e l > D o c u m e n t a t i o n L a b e l < / D o c u m e n t a t i o n L a b e l > + 
+         < E n v i r o n m e n t L a b e l > E n v i r o n m e n t L a b e l < / E n v i r o n m e n t L a b e l > + 
+         < I n v D i s c A m o u n t L a b e l > I n v D i s c A m o u n t L a b e l < / I n v D i s c A m o u n t L a b e l > + 
+         < P a g e L a b e l > P a g e L a b e l < / P a g e L a b e l > + 
+         < P e r i o d C a p t i o n > P e r i o d C a p t i o n < / P e r i o d C a p t i o n > + 
+         < P m t D i s c G i v e n L a b e l > P m t D i s c G i v e n L a b e l < / P m t D i s c G i v e n L a b e l > + 
+         < P m t T o l e r a n c e L a b e l > P m t T o l e r a n c e L a b e l < / P m t T o l e r a n c e L a b e l > + 
+         < P r o f i t L C Y L a b e l > P r o f i t L C Y L a b e l < / P r o f i t L C Y L a b e l > + 
+         < P r o f i t P c t L a b e l > P r o f i t P c t L a b e l < / P r o f i t P c t L a b e l > + 
+         < R e p o r t L a b e l > R e p o r t L a b e l < / R e p o r t L a b e l > + 
+         < R e p o r t N a m e L a b e l > R e p o r t N a m e L a b e l < / R e p o r t N a m e L a b e l > + 
+         < R u n O n L a b e l > R u n O n L a b e l < / R u n O n L a b e l > + 
+         < S a l e s L C Y L a b e l > S a l e s L C Y L a b e l < / S a l e s L C Y L a b e l > + 
+         < S a l e s p e r s o n _ P u r c h a s e r _ C o d e C a p t i o n > S a l e s p e r s o n _ P u r c h a s e r _ C o d e C a p t i o n < / S a l e s p e r s o n _ P u r c h a s e r _ C o d e C a p t i o n > + 
+         < S a l e s p e r s o n S a l e s S t a t s A n a l y s i s > S a l e s p e r s o n S a l e s S t a t s A n a l y s i s < / S a l e s p e r s o n S a l e s S t a t s A n a l y s i s > + 
+         < S a l e s p e r s o n S a l e s S t a t s P r i n t > S a l e s p e r s o n S a l e s S t a t s P r i n t < / S a l e s p e r s o n S a l e s S t a t s P r i n t > + 
+         < T o t a l L a b e l > T o t a l L a b e l < / T o t a l L a b e l > + 
+         < U s e r L a b e l > U s e r L a b e l < / U s e r L a b e l > + 
+     < / L a b e l s > + 
+     < S a l e s p e r s o n _ P u r c h a s e r > + 
+         < A d j P r o f i t > A d j P r o f i t < / A d j P r o f i t > + 
+         < A d j P r o f i t P e r c e n t > A d j P r o f i t P e r c e n t < / A d j P r o f i t P e r c e n t > + 
+         < C O M P A N Y N A M E > C O M P A N Y N A M E < / C O M P A N Y N A M E > + 
+         < C u s t L e d g E n t r y F i l t e r > C u s t L e d g E n t r y F i l t e r < / C u s t L e d g E n t r y F i l t e r > + 
+         < C u s t _ _ L e d g e r _ E n t r y _ _ T A B L E C A P T I O N _ _ _ _ _ _ _ _ _ _ C u s t L e d g E n t r y F i l t e r > C u s t _ _ L e d g e r _ E n t r y _ _ T A B L E C A P T I O N _ _ _ _ _ _ _ _ _ _ C u s t L e d g E n t r y F i l t e r < / C u s t _ _ L e d g e r _ E n t r y _ _ T A B L E C A P T I O N _ _ _ _ _ _ _ _ _ _ C u s t L e d g E n t r y F i l t e r > + 
+         < C u s t _ _ L e d g e r _ E n t r y _ _ _ I n v _ _ D i s c o u n t _ _ L C Y _ _ > C u s t _ _ L e d g e r _ E n t r y _ _ _ I n v _ _ D i s c o u n t _ _ L C Y _ _ < / C u s t _ _ L e d g e r _ E n t r y _ _ _ I n v _ _ D i s c o u n t _ _ L C Y _ _ > + 
+         < C u s t _ _ L e d g e r _ E n t r y _ _ _ P m t _ _ D i s c _ _ G i v e n _ _ L C Y _ _ > C u s t _ _ L e d g e r _ E n t r y _ _ _ P m t _ _ D i s c _ _ G i v e n _ _ L C Y _ _ < / C u s t _ _ L e d g e r _ E n t r y _ _ _ P m t _ _ D i s c _ _ G i v e n _ _ L C Y _ _ > + 
+         < C u s t _ _ L e d g e r _ E n t r y _ _ _ P m t _ _ T o l e r a n c e _ _ L C Y _ _ > C u s t _ _ L e d g e r _ E n t r y _ _ _ P m t _ _ T o l e r a n c e _ _ L C Y _ _ < / C u s t _ _ L e d g e r _ E n t r y _ _ _ P m t _ _ T o l e r a n c e _ _ L C Y _ _ > + 
+         < C u s t _ _ L e d g e r _ E n t r y _ _ _ P r o f i t _ _ L C Y _ _ > C u s t _ _ L e d g e r _ E n t r y _ _ _ P r o f i t _ _ L C Y _ _ < / C u s t _ _ L e d g e r _ E n t r y _ _ _ P r o f i t _ _ L C Y _ _ > + 
+         < C u s t _ _ L e d g e r _ E n t r y _ _ _ S a l e s _ _ L C Y _ _ > C u s t _ _ L e d g e r _ E n t r y _ _ _ S a l e s _ _ L C Y _ _ < / C u s t _ _ L e d g e r _ E n t r y _ _ _ S a l e s _ _ L C Y _ _ > + 
+         < P r o f i t P e r c e n t > P r o f i t P e r c e n t < / P r o f i t P e r c e n t > + 
+         < S a l e s p e r s o n F i l t e r > S a l e s p e r s o n F i l t e r < / S a l e s p e r s o n F i l t e r > + 
+         < S a l e s p e r s o n _ P u r c h a s e r _ C o d e > S a l e s p e r s o n _ P u r c h a s e r _ C o d e < / S a l e s p e r s o n _ P u r c h a s e r _ C o d e > + 
+         < S a l e s p e r s o n _ P u r c h a s e r _ _ T A B L E C A P T I O N _ _ _ _ _ _ _ _ _ _ S a l e s p e r s o n F i l t e r > S a l e s p e r s o n _ P u r c h a s e r _ _ T A B L E C A P T I O N _ _ _ _ _ _ _ _ _ _ S a l e s p e r s o n F i l t e r < / S a l e s p e r s o n _ P u r c h a s e r _ _ T A B L E C A P T I O N _ _ _ _ _ _ _ _ _ _ S a l e s p e r s o n F i l t e r > + 
+         < S T R S U B S T N O _ T e x t 0 0 0 _ P e r i o d T e x t _ > S T R S U B S T N O _ T e x t 0 0 0 _ P e r i o d T e x t _ < / S T R S U B S T N O _ T e x t 0 0 0 _ P e r i o d T e x t _ > + 
+     < / S a l e s p e r s o n _ P u r c h a s e r > + 
+     < C u s t _ L e d g e r _ E n t r y   / > + 
+     < T o t a l s > + 
+         < T o t a l s _ A d j P r o f i t > T o t a l s _ A d j P r o f i t < / T o t a l s _ A d j P r o f i t > + 
+         < T o t a l s _ A d j P r o f i t P c t > T o t a l s _ A d j P r o f i t P c t < / T o t a l s _ A d j P r o f i t P c t > + 
+         < T o t a l s _ I n v D i s c A m o u n t > T o t a l s _ I n v D i s c A m o u n t < / T o t a l s _ I n v D i s c A m o u n t > + 
+         < T o t a l s _ P m t D i s c G i v e n > T o t a l s _ P m t D i s c G i v e n < / T o t a l s _ P m t D i s c G i v e n > + 
+         < T o t a l s _ P m t T o l e r a n c e > T o t a l s _ P m t T o l e r a n c e < / T o t a l s _ P m t T o l e r a n c e > + 
+         < T o t a l s _ P r o f i t > T o t a l s _ P r o f i t < / T o t a l s _ P r o f i t > + 
+         < T o t a l s _ P r o f i t P c t > T o t a l s _ P r o f i t P c t < / T o t a l s _ P r o f i t P c t > + 
+         < T o t a l s _ S a l e s > T o t a l s _ S a l e s < / T o t a l s _ S a l e s > + 
+     < / T o t a l s > + 
+ < / N a v W o r d R e p o r t X m l P a r t > 
 </file>
 
-<file path=word/webextensions/webextension1.xml><?xml version="1.0" encoding="utf-8"?>
-<we:webextension xmlns:we="http://schemas.microsoft.com/office/webextensions/webextension/2010/11" id="{11216200-6BCB-488E-813F-FFE656EE97A6}">
-  <we:reference id="WA200010725" version="1.0.0.1" store="Omex" storeType="OMEX"/>
-  <we:alternateReferences>
-    <we:reference id="WA200010725" version="1.0.0.1" store="WA200010725" storeType="OMEX"/>
-  </we:alternateReferences>
-  <we:properties>
-    <we:property name="claude.fileId" value="&quot;aac765c3-168f-4a0f-b074-d085efd96d4a&quot;"/>
-  </we:properties>
-  <we:bindings/>
-  <we:snapshot xmlns:r="http://schemas.openxmlformats.org/officeDocument/2006/relationships"/>
-</we:webextension>
+<file path=customXml/item2.xml>��< ? x m l   v e r s i o n = " 1 . 0 "   e n c o d i n g = " u t f - 1 6 " ? > + 
+ < N a v W o r d R e p o r t X m l P a r t   x m l n s = " u r n : m i c r o s o f t - d y n a m i c s - b u s i n e s s c e n t r a l / i n t e r n a l / e x t e n d e d / r e p o r t s / S a l e s p e r s o n _ S a l e s _ S t a t i s t i c s / 1 1 4 / " > + 
+     < B C R e p o r t I n f o r m a t i o n > + 
+         < R e p o r t M e t a d a t a > + 
+             < E x t e n s i o n I d > E x t e n s i o n   I D < / E x t e n s i o n I d > + 
+             < E x t e n s i o n N a m e > E x t e n s i o n   N a m e < / E x t e n s i o n N a m e > + 
+             < E x t e n s i o n P u b l i s h e r > E x t e n s i o n   P u b l i s h e r < / E x t e n s i o n P u b l i s h e r > + 
+             < E x t e n s i o n V e r s i o n > E x t e n s i o n   V e r s i o n < / E x t e n s i o n V e r s i o n > + 
+             < R e p o r t I d > R e p o r t   I D < / R e p o r t I d > + 
+             < R e p o r t N a m e > R e p o r t   N a m e < / R e p o r t N a m e > + 
+             < R e p o r t C a p t i o n > R e p o r t   C a p t i o n < / R e p o r t C a p t i o n > + 
+             < A b o u t T h i s R e p o r t T i t l e > A b o u t   T h i s   R e p o r t   T i t l e < / A b o u t T h i s R e p o r t T i t l e > + 
+             < A b o u t T h i s R e p o r t T e x t > A b o u t   T h i s   R e p o r t   T e x t < / A b o u t T h i s R e p o r t T e x t > + 
+             < R e p o r t H e l p L i n k > R e p o r t   H e l p   L i n k < / R e p o r t H e l p L i n k > + 
+         < / R e p o r t M e t a d a t a > + 
+         < R e p o r t R e q u e s t > + 
+             < T e n a n t E n t r a I d > T e n a n t   E n t r a   I d < / T e n a n t E n t r a I d > + 
+             < E n v i r o n m e n t N a m e > E n v i r o n m e n t   N a m e < / E n v i r o n m e n t N a m e > + 
+             < E n v i r o n m e n t T y p e > E n v i r o n m e n t   T y p e < / E n v i r o n m e n t T y p e > + 
+             < C o m p a n y N a m e > C o m p a n y   N a m e < / C o m p a n y N a m e > + 
+             < C o m p a n y D i s p l a y N a m e > C o m p a n y   D i s p l a y   N a m e < / C o m p a n y D i s p l a y N a m e > + 
+             < C o m p a n y I d > C o m p a n y   I D < / C o m p a n y I d > + 
+             < U s e r N a m e > U s e r   N a m e < / U s e r N a m e > + 
+             < D a t e A n d T i m e > D a t e   a n d   T i m e < / D a t e A n d T i m e > + 
+             < L a n g u a g e > L a n g u a g e < / L a n g u a g e > + 
+             < F o r m a t R e g i o n > F o r m a t   R e g i o n < / F o r m a t R e g i o n > + 
+             < D a t e T i m e V a l u e s > + 
+                 < Y e a r > Y e a r < / Y e a r > + 
+                 < M o n t h N u m b e r > M o n t h   N u m b e r < / M o n t h N u m b e r > + 
+                 < D a y N u m b e r > D a y   N u m b e r < / D a y N u m b e r > + 
+                 < H o u r > H o u r < / H o u r > + 
+                 < M i n u t e > M i n u t e < / M i n u t e > + 
+             < / D a t e T i m e V a l u e s > + 
+         < / R e p o r t R e q u e s t > + 
+         < C o m p a n y M e t a d a t a > + 
+             < C o m p a n y N a m e > C o m p a n y   N a m e < / C o m p a n y N a m e > + 
+             < C o m p a n y D i s p l a y N a m e > C o m p a n y   D i s p l a y   N a m e < / C o m p a n y D i s p l a y N a m e > + 
+             < C o m p a n y A d d r e s s L i n e s > + 
+                 < C o m p a n y A d d r e s s L i n e 1 > C o m p a n y   A d d r e s s   L i n e   1 < / C o m p a n y A d d r e s s L i n e 1 > + 
+                 < C o m p a n y A d d r e s s L i n e 2 > C o m p a n y   A d d r e s s   L i n e   2 < / C o m p a n y A d d r e s s L i n e 2 > + 
+                 < C o m p a n y A d d r e s s L i n e 3 > C o m p a n y   A d d r e s s   L i n e   3 < / C o m p a n y A d d r e s s L i n e 3 > + 
+                 < C o m p a n y A d d r e s s L i n e 4 > C o m p a n y   A d d r e s s   L i n e   4 < / C o m p a n y A d d r e s s L i n e 4 > + 
+                 < C o m p a n y A d d r e s s L i n e 5 > C o m p a n y   A d d r e s s   L i n e   5 < / C o m p a n y A d d r e s s L i n e 5 > + 
+                 < C o m p a n y A d d r e s s L i n e 6 > C o m p a n y   A d d r e s s   L i n e   6 < / C o m p a n y A d d r e s s L i n e 6 > + 
+                 < C o m p a n y A d d r e s s L i n e 7 > C o m p a n y   A d d r e s s   L i n e   7 < / C o m p a n y A d d r e s s L i n e 7 > + 
+                 < C o m p a n y A d d r e s s L i n e 8 > C o m p a n y   A d d r e s s   L i n e   8 < / C o m p a n y A d d r e s s L i n e 8 > + 
+             < / C o m p a n y A d d r e s s L i n e s > + 
+             < C o m p a n y P h o n e > C o m p a n y   P h o n e < / C o m p a n y P h o n e > + 
+             < C o m p a n y P h o n e C a p t i o n > C o m p a n y   P h o n e   C a p t i o n < / C o m p a n y P h o n e C a p t i o n > + 
+             < C o m p a n y F a x N o > C o m p a n y   F a x   N o . < / C o m p a n y F a x N o > + 
+             < C o m p a n y F a x N o C a p t i o n > C o m p a n y   F a x   N o .   C a p t i o n < / C o m p a n y F a x N o C a p t i o n > + 
+             < C o m p a n y E m a i l > C o m p a n y   E m a i l < / C o m p a n y E m a i l > + 
+             < C o m p a n y E m a i l C a p t i o n > C o m p a n y   E m a i l   C a p t i o n < / C o m p a n y E m a i l C a p t i o n > + 
+             < C o m p a n y H o m e P a g e > C o m p a n y   H o m e   P a g e < / C o m p a n y H o m e P a g e > + 
+             < C o m p a n y H o m e P a g e C a p t i o n > C o m p a n y   H o m e   P a g e   C a p t i o n < / C o m p a n y H o m e P a g e C a p t i o n > + 
+             < C o m p a n y L o g o > C o m p a n y   L o g o < / C o m p a n y L o g o > + 
+             < C o m p a n y V A T R e g i s t r a t i o n N o > C o m p a n y   V A T   R e g i s t r a t i o n   N o . < / C o m p a n y V A T R e g i s t r a t i o n N o > + 
+             < C o m p a n y V A T R e g i s t r a t i o n N o C a p t i o n > C o m p a n y   V A T   R e g i s t r a t i o n   N o .   C a p t i o n < / C o m p a n y V A T R e g i s t r a t i o n N o C a p t i o n > + 
+             < C o m p a n y R e g i s t r a t i o n N o > C o m p a n y   R e g i s t r a t i o n   N o . < / C o m p a n y R e g i s t r a t i o n N o > + 
+             < C o m p a n y R e g i s t r a t i o n N o C a p t i o n > C o m p a n y   R e g i s t r a t i o n   N o .   C a p t i o n < / C o m p a n y R e g i s t r a t i o n N o C a p t i o n > + 
+             < C o m p a n y B a n k N a m e > C o m p a n y   B a n k   N a m e < / C o m p a n y B a n k N a m e > + 
+             < C o m p a n y B a n k N a m e C a p t i o n > C o m p a n y   B a n k   N a m e   C a p t i o n < / C o m p a n y B a n k N a m e C a p t i o n > + 
+             < C o m p a n y B a n k A c c o u n t N o > C o m p a n y   B a n k   A c c o u n t   N o . < / C o m p a n y B a n k A c c o u n t N o > + 
+             < C o m p a n y B a n k A c c o u n t N o C a p t i o n > C o m p a n y   B a n k   A c c o u n t   N o .   C a p t i o n < / C o m p a n y B a n k A c c o u n t N o C a p t i o n > + 
+             < C o m p a n y B a n k B r a n c h N o > C o m p a n y   B a n k   B r a n c h   N o . < / C o m p a n y B a n k B r a n c h N o > + 
+             < C o m p a n y B a n k B r a n c h N o C a p t i o n > C o m p a n y   B a n k   B r a n c h   N o .   C a p t i o n < / C o m p a n y B a n k B r a n c h N o C a p t i o n > + 
+             < C o m p a n y I B A N > C o m p a n y   I B A N < / C o m p a n y I B A N > + 
+             < C o m p a n y I B A N C a p t i o n > C o m p a n y   I B A N   C a p t i o n < / C o m p a n y I B A N C a p t i o n > + 
+             < C o m p a n y B a n k S W I F T > C o m p a n y   B a n k   S W I F T < / C o m p a n y B a n k S W I F T > + 
+             < C o m p a n y B a n k S W I F T C a p t i o n > C o m p a n y   B a n k   S W I F T   C a p t i o n < / C o m p a n y B a n k S W I F T C a p t i o n > + 
+             < C o m p a n y G i r o N o > C o m p a n y   G i r o   N o . < / C o m p a n y G i r o N o > + 
+             < C o m p a n y G i r o N o C a p t i o n > C o m p a n y   G i r o   N o .   C a p t i o n < / C o m p a n y G i r o N o C a p t i o n > + 
+         < / C o m p a n y M e t a d a t a > + 
+     < / B C R e p o r t I n f o r m a t i o n > + 
+     < L a b e l s > + 
+         < A b o u t T h e R e p o r t L a b e l   E l e m e n t T y p e = " P a r a m e t e r "   E l e m e n t I d = " 1 6 7 7 9 2 0 0 1 "   D a t a T y p e = " S t r i n g " > A b o u t T h e R e p o r t L a b e l < / A b o u t T h e R e p o r t L a b e l > + 
+         < A d j P r o f i t L C Y L a b e l   E l e m e n t T y p e = " P a r a m e t e r "   E l e m e n t I d = " 6 9 3 6 9 2 5 5 6 "   D a t a T y p e = " S t r i n g " > A d j P r o f i t L C Y L a b e l < / A d j P r o f i t L C Y L a b e l > + 
+         < A d j P r o f i t P c t L a b e l   E l e m e n t T y p e = " P a r a m e t e r "   E l e m e n t I d = " 1 3 7 2 4 3 1 1 0 9 "   D a t a T y p e = " S t r i n g " > A d j P r o f i t P c t L a b e l < / A d j P r o f i t P c t L a b e l > + 
+         < A m o u n t s I n L C Y L a b e l   E l e m e n t T y p e = " P a r a m e t e r "   E l e m e n t I d = " 3 0 8 7 3 3 2 2 7 "   D a t a T y p e = " S t r i n g " > A m o u n t s I n L C Y L a b e l < / A m o u n t s I n L C Y L a b e l > + 
+         < C o d e L a b e l   E l e m e n t T y p e = " P a r a m e t e r "   E l e m e n t I d = " 1 3 8 4 6 0 1 4 8 6 "   D a t a T y p e = " S t r i n g " > C o d e L a b e l < / C o d e L a b e l > + 
+         < C o m p a n y L a b e l   E l e m e n t T y p e = " P a r a m e t e r "   E l e m e n t I d = " 3 4 6 7 6 0 3 4 8 "   D a t a T y p e = " S t r i n g " > C o m p a n y L a b e l < / C o m p a n y L a b e l > + 
+         < D a t a R e t r i e v e d   E l e m e n t T y p e = " P a r a m e t e r "   E l e m e n t I d = " 2 9 1 9 1 1 8 0 7 "   D a t a T y p e = " S t r i n g " > D a t a R e t r i e v e d < / D a t a R e t r i e v e d > + 
+         < D o c u m e n t a t i o n L a b e l   E l e m e n t T y p e = " P a r a m e t e r "   E l e m e n t I d = " 1 7 3 8 9 2 4 8 1 5 "   D a t a T y p e = " S t r i n g " > D o c u m e n t a t i o n L a b e l < / D o c u m e n t a t i o n L a b e l > + 
+         < E n v i r o n m e n t L a b e l   E l e m e n t T y p e = " P a r a m e t e r "   E l e m e n t I d = " 8 1 8 8 1 6 5 9 0 "   D a t a T y p e = " S t r i n g " > E n v i r o n m e n t L a b e l < / E n v i r o n m e n t L a b e l > + 
+         < I n v D i s c A m o u n t L a b e l   E l e m e n t T y p e = " P a r a m e t e r "   E l e m e n t I d = " 9 3 7 8 2 5 4 1 9 "   D a t a T y p e = " S t r i n g " > I n v D i s c A m o u n t L a b e l < / I n v D i s c A m o u n t L a b e l > + 
+         < P a g e L a b e l   E l e m e n t T y p e = " P a r a m e t e r "   E l e m e n t I d = " 1 8 8 0 8 2 7 5 0 4 "   D a t a T y p e = " S t r i n g " > P a g e L a b e l < / P a g e L a b e l > + 
+         < P e r i o d C a p t i o n   E l e m e n t T y p e = " P a r a m e t e r "   E l e m e n t I d = " 1 4 7 8 2 5 3 4 2 2 "   D a t a T y p e = " S t r i n g " > P e r i o d C a p t i o n < / P e r i o d C a p t i o n > + 
+         < P m t D i s c G i v e n L a b e l   E l e m e n t T y p e = " P a r a m e t e r "   E l e m e n t I d = " 1 4 6 7 4 7 5 8 6 8 "   D a t a T y p e = " S t r i n g " > P m t D i s c G i v e n L a b e l < / P m t D i s c G i v e n L a b e l > + 
+         < P m t T o l e r a n c e L a b e l   E l e m e n t T y p e = " P a r a m e t e r "   E l e m e n t I d = " 1 3 4 3 2 4 4 6 1 3 "   D a t a T y p e = " S t r i n g " > P m t T o l e r a n c e L a b e l < / P m t T o l e r a n c e L a b e l > + 
+         < P r o f i t L C Y L a b e l   E l e m e n t T y p e = " P a r a m e t e r "   E l e m e n t I d = " 1 0 0 4 4 3 6 2 6 1 "   D a t a T y p e = " S t r i n g " > P r o f i t L C Y L a b e l < / P r o f i t L C Y L a b e l > + 
+         < P r o f i t P c t L a b e l   E l e m e n t T y p e = " P a r a m e t e r "   E l e m e n t I d = " 1 8 1 8 8 2 4 5 4 "   D a t a T y p e = " S t r i n g " > P r o f i t P c t L a b e l < / P r o f i t P c t L a b e l > + 
+         < R e p o r t L a b e l   E l e m e n t T y p e = " P a r a m e t e r "   E l e m e n t I d = " 6 7 9 5 8 1 0 5 1 "   D a t a T y p e = " S t r i n g " > R e p o r t L a b e l < / R e p o r t L a b e l > + 
+         < R e p o r t N a m e L a b e l   E l e m e n t T y p e = " P a r a m e t e r "   E l e m e n t I d = " 1 0 2 2 2 9 2 9 8 2 "   D a t a T y p e = " S t r i n g " > R e p o r t N a m e L a b e l < / R e p o r t N a m e L a b e l > + 
+         < R u n O n L a b e l   E l e m e n t T y p e = " P a r a m e t e r "   E l e m e n t I d = " 1 1 1 9 0 3 7 5 9 5 "   D a t a T y p e = " S t r i n g " > R u n O n L a b e l < / R u n O n L a b e l > + 
+         < S a l e s L C Y L a b e l   E l e m e n t T y p e = " P a r a m e t e r "   E l e m e n t I d = " 4 4 6 4 9 9 1 3 9 "   D a t a T y p e = " S t r i n g " > S a l e s L C Y L a b e l < / S a l e s L C Y L a b e l > + 
+         < S a l e s p e r s o n _ P u r c h a s e r _ C o d e C a p t i o n   E l e m e n t T y p e = " P a r a m e t e r "   E l e m e n t I d = " 1 3 8 8 0 3 1 6 5 2 "   D a t a T y p e = " S t r i n g " > S a l e s p e r s o n _ P u r c h a s e r _ C o d e C a p t i o n < / S a l e s p e r s o n _ P u r c h a s e r _ C o d e C a p t i o n > + 
+         < S a l e s p e r s o n S a l e s S t a t s A n a l y s i s   E l e m e n t T y p e = " P a r a m e t e r "   E l e m e n t I d = " 1 0 1 3 0 9 8 0 9 3 "   D a t a T y p e = " S t r i n g " > S a l e s p e r s o n S a l e s S t a t s A n a l y s i s < / S a l e s p e r s o n S a l e s S t a t s A n a l y s i s > + 
+         < S a l e s p e r s o n S a l e s S t a t s P r i n t   E l e m e n t T y p e = " P a r a m e t e r "   E l e m e n t I d = " 1 4 7 0 3 3 1 6 8 "   D a t a T y p e = " S t r i n g " > S a l e s p e r s o n S a l e s S t a t s P r i n t < / S a l e s p e r s o n S a l e s S t a t s P r i n t > + 
+         < T o t a l L a b e l   E l e m e n t T y p e = " P a r a m e t e r "   E l e m e n t I d = " 2 1 0 2 1 4 6 0 4 9 "   D a t a T y p e = " S t r i n g " > T o t a l L a b e l < / T o t a l L a b e l > + 
+         < U s e r L a b e l   E l e m e n t T y p e = " P a r a m e t e r "   E l e m e n t I d = " 8 4 8 8 1 6 7 9 4 "   D a t a T y p e = " S t r i n g " > U s e r L a b e l < / U s e r L a b e l > + 
+     < / L a b e l s > + 
+     < T o o l t i p s > + 
+         < T o o l t i p   c o l u m n = " S a l e s p e r s o n _ P u r c h a s e r _ C o d e "   E l e m e n t I d = " 1 3 8 8 0 3 1 6 5 2 " > + 
+             < T o o l t i p T e x t   l a n g = " e n - U S " > S p e c i f i e s   a   c o d e   f o r   t h e   s a l e s p e r s o n   o r   p u r c h a s e r . < / T o o l t i p T e x t > + 
+         < / T o o l t i p > + 
+     < / T o o l t i p s > + 
+     < S a l e s p e r s o n _ P u r c h a s e r   E l e m e n t T y p e = " D a t a I t e m "   E l e m e n t I d = " 7 1 5 0 0 7 1 9 8 " > + 
+         < A d j P r o f i t   E l e m e n t T y p e = " C o l u m n "   E l e m e n t I d = " 6 6 6 3 9 3 8 5 2 "   D a t a T y p e = " D e c i m a l " > A d j P r o f i t < / A d j P r o f i t > + 
+         < A d j P r o f i t P e r c e n t   E l e m e n t T y p e = " C o l u m n "   E l e m e n t I d = " 2 1 8 8 9 1 2 7 9 "   D a t a T y p e = " D e c i m a l " > A d j P r o f i t P e r c e n t < / A d j P r o f i t P e r c e n t > + 
+         < C O M P A N Y N A M E   E l e m e n t T y p e = " C o l u m n "   E l e m e n t I d = " 1 7 5 3 0 1 5 1 5 5 "   D a t a T y p e = " S t r i n g "   O b s o l e t e S t a t e = " P e n d i n g " > C O M P A N Y N A M E < / C O M P A N Y N A M E > + 
+         < C u s t L e d g E n t r y F i l t e r   E l e m e n t T y p e = " C o l u m n "   E l e m e n t I d = " 1 1 7 3 5 3 2 6 6 6 "   D a t a T y p e = " T e x t "   O b s o l e t e S t a t e = " P e n d i n g " > C u s t L e d g E n t r y F i l t e r < / C u s t L e d g E n t r y F i l t e r > + 
+         < C u s t _ _ L e d g e r _ E n t r y _ _ T A B L E C A P T I O N _ _ _ _ _ _ _ _ _ _ C u s t L e d g E n t r y F i l t e r   E l e m e n t T y p e = " C o l u m n "   E l e m e n t I d = " 7 1 0 6 3 3 9 1 7 "   D a t a T y p e = " T e x t " > C u s t _ _ L e d g e r _ E n t r y _ _ T A B L E C A P T I O N _ _ _ _ _ _ _ _ _ _ C u s t L e d g E n t r y F i l t e r < / C u s t _ _ L e d g e r _ E n t r y _ _ T A B L E C A P T I O N _ _ _ _ _ _ _ _ _ _ C u s t L e d g E n t r y F i l t e r > + 
+         < C u s t _ _ L e d g e r _ E n t r y _ _ _ I n v _ _ D i s c o u n t _ _ L C Y _ _   E l e m e n t T y p e = " C o l u m n "   E l e m e n t I d = " 1 9 8 9 3 9 0 8 5 5 "   D a t a T y p e = " D e c i m a l " > C u s t _ _ L e d g e r _ E n t r y _ _ _ I n v _ _ D i s c o u n t _ _ L C Y _ _ < / C u s t _ _ L e d g e r _ E n t r y _ _ _ I n v _ _ D i s c o u n t _ _ L C Y _ _ > + 
+         < C u s t _ _ L e d g e r _ E n t r y _ _ _ P m t _ _ D i s c _ _ G i v e n _ _ L C Y _ _   E l e m e n t T y p e = " C o l u m n "   E l e m e n t I d = " 1 8 6 0 9 5 7 6 0 4 "   D a t a T y p e = " D e c i m a l " > C u s t _ _ L e d g e r _ E n t r y _ _ _ P m t _ _ D i s c _ _ G i v e n _ _ L C Y _ _ < / C u s t _ _ L e d g e r _ E n t r y _ _ _ P m t _ _ D i s c _ _ G i v e n _ _ L C Y _ _ > + 
+         < C u s t _ _ L e d g e r _ E n t r y _ _ _ P m t _ _ T o l e r a n c e _ _ L C Y _ _   E l e m e n t T y p e = " C o l u m n "   E l e m e n t I d = " 8 8 4 5 6 3 2 3 "   D a t a T y p e = " D e c i m a l " > C u s t _ _ L e d g e r _ E n t r y _ _ _ P m t _ _ T o l e r a n c e _ _ L C Y _ _ < / C u s t _ _ L e d g e r _ E n t r y _ _ _ P m t _ _ T o l e r a n c e _ _ L C Y _ _ > + 
+         < C u s t _ _ L e d g e r _ E n t r y _ _ _ P r o f i t _ _ L C Y _ _   E l e m e n t T y p e = " C o l u m n "   E l e m e n t I d = " 1 6 1 5 1 3 7 4 4 3 "   D a t a T y p e = " D e c i m a l " > C u s t _ _ L e d g e r _ E n t r y _ _ _ P r o f i t _ _ L C Y _ _ < / C u s t _ _ L e d g e r _ E n t r y _ _ _ P r o f i t _ _ L C Y _ _ > + 
+         < C u s t _ _ L e d g e r _ E n t r y _ _ _ S a l e s _ _ L C Y _ _   E l e m e n t T y p e = " C o l u m n "   E l e m e n t I d = " 3 4 8 7 9 4 9 4 9 "   D a t a T y p e = " D e c i m a l " > C u s t _ _ L e d g e r _ E n t r y _ _ _ S a l e s _ _ L C Y _ _ < / C u s t _ _ L e d g e r _ E n t r y _ _ _ S a l e s _ _ L C Y _ _ > + 
+         < P r o f i t P e r c e n t   E l e m e n t T y p e = " C o l u m n "   E l e m e n t I d = " 1 3 1 4 9 7 7 4 6 4 "   D a t a T y p e = " D e c i m a l " > P r o f i t P e r c e n t < / P r o f i t P e r c e n t > + 
+         < S a l e s p e r s o n F i l t e r   E l e m e n t T y p e = " C o l u m n "   E l e m e n t I d = " 1 2 4 2 2 8 3 2 5 6 "   D a t a T y p e = " T e x t "   O b s o l e t e S t a t e = " P e n d i n g " > S a l e s p e r s o n F i l t e r < / S a l e s p e r s o n F i l t e r > + 
+         < S a l e s p e r s o n _ P u r c h a s e r _ C o d e   E l e m e n t T y p e = " C o l u m n "   E l e m e n t I d = " 1 3 8 8 0 3 1 6 5 2 "   D a t a T y p e = " C o d e " > S a l e s p e r s o n _ P u r c h a s e r _ C o d e < / S a l e s p e r s o n _ P u r c h a s e r _ C o d e > + 
+         < S a l e s p e r s o n _ P u r c h a s e r _ _ T A B L E C A P T I O N _ _ _ _ _ _ _ _ _ _ S a l e s p e r s o n F i l t e r   E l e m e n t T y p e = " C o l u m n "   E l e m e n t I d = " 1 0 1 6 0 4 1 6 9 9 "   D a t a T y p e = " T e x t " > S a l e s p e r s o n _ P u r c h a s e r _ _ T A B L E C A P T I O N _ _ _ _ _ _ _ _ _ _ S a l e s p e r s o n F i l t e r < / S a l e s p e r s o n _ P u r c h a s e r _ _ T A B L E C A P T I O N _ _ _ _ _ _ _ _ _ _ S a l e s p e r s o n F i l t e r > + 
+         < S T R S U B S T N O _ T e x t 0 0 0 _ P e r i o d T e x t _   E l e m e n t T y p e = " C o l u m n "   E l e m e n t I d = " 7 2 2 9 9 1 7 0 4 "   D a t a T y p e = " S t r i n g " > S T R S U B S T N O _ T e x t 0 0 0 _ P e r i o d T e x t _ < / S T R S U B S T N O _ T e x t 0 0 0 _ P e r i o d T e x t _ > + 
+     < / S a l e s p e r s o n _ P u r c h a s e r > + 
+     < C u s t _ L e d g e r _ E n t r y   E l e m e n t T y p e = " D a t a I t e m "   E l e m e n t I d = " 1 6 3 9 1 4 6 4 4 5 "   / > + 
+     < T o t a l s   E l e m e n t T y p e = " D a t a I t e m "   E l e m e n t I d = " 1 8 2 3 9 5 0 0 4 4 " > + 
+         < T o t a l s _ A d j P r o f i t   E l e m e n t T y p e = " C o l u m n "   E l e m e n t I d = " 1 9 0 9 5 0 1 3 6 2 "   D a t a T y p e = " D e c i m a l " > T o t a l s _ A d j P r o f i t < / T o t a l s _ A d j P r o f i t > + 
+         < T o t a l s _ A d j P r o f i t P c t   E l e m e n t T y p e = " C o l u m n "   E l e m e n t I d = " 3 1 3 1 7 1 4 3 5 "   D a t a T y p e = " D e c i m a l " > T o t a l s _ A d j P r o f i t P c t < / T o t a l s _ A d j P r o f i t P c t > + 
+         < T o t a l s _ I n v D i s c A m o u n t   E l e m e n t T y p e = " C o l u m n "   E l e m e n t I d = " 7 2 5 8 5 0 7 "   D a t a T y p e = " D e c i m a l " > T o t a l s _ I n v D i s c A m o u n t < / T o t a l s _ I n v D i s c A m o u n t > + 
+         < T o t a l s _ P m t D i s c G i v e n   E l e m e n t T y p e = " C o l u m n "   E l e m e n t I d = " 8 3 6 1 4 3 8 6 8 "   D a t a T y p e = " D e c i m a l " > T o t a l s _ P m t D i s c G i v e n < / T o t a l s _ P m t D i s c G i v e n > + 
+         < T o t a l s _ P m t T o l e r a n c e   E l e m e n t T y p e = " C o l u m n "   E l e m e n t I d = " 1 9 0 2 7 0 1 8 9 9 "   D a t a T y p e = " D e c i m a l " > T o t a l s _ P m t T o l e r a n c e < / T o t a l s _ P m t T o l e r a n c e > + 
+         < T o t a l s _ P r o f i t   E l e m e n t T y p e = " C o l u m n "   E l e m e n t I d = " 6 4 6 2 9 5 2 1 9 "   D a t a T y p e = " D e c i m a l " > T o t a l s _ P r o f i t < / T o t a l s _ P r o f i t > + 
+         < T o t a l s _ P r o f i t P c t   E l e m e n t T y p e = " C o l u m n "   E l e m e n t I d = " 2 2 3 4 7 8 0 9 8 "   D a t a T y p e = " D e c i m a l " > T o t a l s _ P r o f i t P c t < / T o t a l s _ P r o f i t P c t > + 
+         < T o t a l s _ S a l e s   E l e m e n t T y p e = " C o l u m n "   E l e m e n t I d = " 1 3 9 9 9 8 5 1 0 9 "   D a t a T y p e = " D e c i m a l " > T o t a l s _ S a l e s < / T o t a l s _ S a l e s > + 
+     < / T o t a l s > + 
+ < / N a v W o r d R e p o r t X m l P a r t > 
 </file>
 
-<file path=customXml/item1.xml><?xml version="1.0" encoding="utf-8"?>
+<file path=customXml/item3.xml><?xml version="1.0" encoding="utf-8"?>
 <b:Sources xmlns:b="http://schemas.openxmlformats.org/officeDocument/2006/bibliography" xmlns="http://schemas.openxmlformats.org/officeDocument/2006/bibliography" SelectedStyle="\APASixthEditionOfficeOnline.xsl" StyleName="APA" Version="6"/>
 </file>
 
-<file path=customXml/item2.xml>��< ? x m l   v e r s i o n = " 1 . 0 "   e n c o d i n g = " u t f - 1 6 " ? > < N a v W o r d R e p o r t X m l P a r t   x m l n s = " u r n : m i c r o s o f t - d y n a m i c s - b u s i n e s s c e n t r a l / i n t e r n a l / e x t e n d e d / r e p o r t s / S a l e s p e r s o n _ S a l e s _ S t a t i s t i c s / 1 1 4 / " > - 
-     < B C R e p o r t I n f o r m a t i o n > - 
-         < R e p o r t M e t a d a t a > - 
-             < E x t e n s i o n I d > E x t e n s i o n   I D < / E x t e n s i o n I d > - 
-             < E x t e n s i o n N a m e > E x t e n s i o n   N a m e < / E x t e n s i o n N a m e > - 
-             < E x t e n s i o n P u b l i s h e r > E x t e n s i o n   P u b l i s h e r < / E x t e n s i o n P u b l i s h e r > - 
-             < E x t e n s i o n V e r s i o n > E x t e n s i o n   V e r s i o n < / E x t e n s i o n V e r s i o n > - 
-             < R e p o r t I d > R e p o r t   I D < / R e p o r t I d > - 
-             < R e p o r t N a m e > R e p o r t   N a m e < / R e p o r t N a m e > - 
-             < R e p o r t C a p t i o n > R e p o r t   C a p t i o n < / R e p o r t C a p t i o n > - 
-             < A b o u t T h i s R e p o r t T i t l e > A b o u t   T h i s   R e p o r t   T i t l e < / A b o u t T h i s R e p o r t T i t l e > - 
-             < A b o u t T h i s R e p o r t T e x t > A b o u t   T h i s   R e p o r t   T e x t < / A b o u t T h i s R e p o r t T e x t > - 
-             < R e p o r t H e l p L i n k > R e p o r t   H e l p   L i n k < / R e p o r t H e l p L i n k > - 
-         < / R e p o r t M e t a d a t a > - 
-         < R e p o r t R e q u e s t > - 
-             < T e n a n t E n t r a I d > T e n a n t   E n t r a   I d < / T e n a n t E n t r a I d > - 
-             < E n v i r o n m e n t N a m e > E n v i r o n m e n t   N a m e < / E n v i r o n m e n t N a m e > - 
-             < E n v i r o n m e n t T y p e > E n v i r o n m e n t   T y p e < / E n v i r o n m e n t T y p e > - 
-             < C o m p a n y N a m e > C o m p a n y   N a m e < / C o m p a n y N a m e > - 
-             < C o m p a n y D i s p l a y N a m e > C o m p a n y   D i s p l a y   N a m e < / C o m p a n y D i s p l a y N a m e > - 
-             < C o m p a n y I d > C o m p a n y   I D < / C o m p a n y I d > - 
-             < U s e r N a m e > U s e r   N a m e < / U s e r N a m e > - 
-             < D a t e A n d T i m e > D a t e   a n d   T i m e < / D a t e A n d T i m e > - 
-             < L a n g u a g e > L a n g u a g e < / L a n g u a g e > - 
-             < F o r m a t R e g i o n > F o r m a t   R e g i o n < / F o r m a t R e g i o n > - 
-             < D a t e T i m e V a l u e s > - 
-                 < Y e a r > Y e a r < / Y e a r > - 
-                 < M o n t h N u m b e r > M o n t h   N u m b e r < / M o n t h N u m b e r > - 
-                 < D a y N u m b e r > D a y   N u m b e r < / D a y N u m b e r > - 
-                 < H o u r > H o u r < / H o u r > - 
-                 < M i n u t e > M i n u t e < / M i n u t e > - 
-             < / D a t e T i m e V a l u e s > - 
-         < / R e p o r t R e q u e s t > - 
-         < C o m p a n y M e t a d a t a > - 
-             < C o m p a n y N a m e > C o m p a n y   N a m e < / C o m p a n y N a m e > - 
-             < C o m p a n y D i s p l a y N a m e > C o m p a n y   D i s p l a y   N a m e < / C o m p a n y D i s p l a y N a m e > - 
-             < C o m p a n y A d d r e s s L i n e s > - 
-                 < C o m p a n y A d d r e s s L i n e 1 > C o m p a n y   A d d r e s s   L i n e   1 < / C o m p a n y A d d r e s s L i n e 1 > - 
-                 < C o m p a n y A d d r e s s L i n e 2 > C o m p a n y   A d d r e s s   L i n e   2 < / C o m p a n y A d d r e s s L i n e 2 > - 
-                 < C o m p a n y A d d r e s s L i n e 3 > C o m p a n y   A d d r e s s   L i n e   3 < / C o m p a n y A d d r e s s L i n e 3 > - 
-                 < C o m p a n y A d d r e s s L i n e 4 > C o m p a n y   A d d r e s s   L i n e   4 < / C o m p a n y A d d r e s s L i n e 4 > - 
-                 < C o m p a n y A d d r e s s L i n e 5 > C o m p a n y   A d d r e s s   L i n e   5 < / C o m p a n y A d d r e s s L i n e 5 > - 
-                 < C o m p a n y A d d r e s s L i n e 6 > C o m p a n y   A d d r e s s   L i n e   6 < / C o m p a n y A d d r e s s L i n e 6 > - 
-                 < C o m p a n y A d d r e s s L i n e 7 > C o m p a n y   A d d r e s s   L i n e   7 < / C o m p a n y A d d r e s s L i n e 7 > - 
-                 < C o m p a n y A d d r e s s L i n e 8 > C o m p a n y   A d d r e s s   L i n e   8 < / C o m p a n y A d d r e s s L i n e 8 > - 
-             < / C o m p a n y A d d r e s s L i n e s > - 
-             < C o m p a n y P h o n e > C o m p a n y   P h o n e < / C o m p a n y P h o n e > - 
-             < C o m p a n y P h o n e C a p t i o n > C o m p a n y   P h o n e   C a p t i o n < / C o m p a n y P h o n e C a p t i o n > - 
-             < C o m p a n y F a x N o > C o m p a n y   F a x   N o . < / C o m p a n y F a x N o > - 
-             < C o m p a n y F a x N o C a p t i o n > C o m p a n y   F a x   N o .   C a p t i o n < / C o m p a n y F a x N o C a p t i o n > - 
-             < C o m p a n y E m a i l > C o m p a n y   E m a i l < / C o m p a n y E m a i l > - 
-             < C o m p a n y E m a i l C a p t i o n > C o m p a n y   E m a i l   C a p t i o n < / C o m p a n y E m a i l C a p t i o n > - 
-             < C o m p a n y H o m e P a g e > C o m p a n y   H o m e   P a g e < / C o m p a n y H o m e P a g e > - 
-             < C o m p a n y H o m e P a g e C a p t i o n > C o m p a n y   H o m e   P a g e   C a p t i o n < / C o m p a n y H o m e P a g e C a p t i o n > - 
-             < C o m p a n y L o g o > C o m p a n y   L o g o < / C o m p a n y L o g o > - 
-             < C o m p a n y V A T R e g i s t r a t i o n N o > C o m p a n y   V A T   R e g i s t r a t i o n   N o . < / C o m p a n y V A T R e g i s t r a t i o n N o > - 
-             < C o m p a n y V A T R e g i s t r a t i o n N o C a p t i o n > C o m p a n y   V A T   R e g i s t r a t i o n   N o .   C a p t i o n < / C o m p a n y V A T R e g i s t r a t i o n N o C a p t i o n > - 
-             < C o m p a n y R e g i s t r a t i o n N o > C o m p a n y   R e g i s t r a t i o n   N o . < / C o m p a n y R e g i s t r a t i o n N o > - 
-             < C o m p a n y R e g i s t r a t i o n N o C a p t i o n > C o m p a n y   R e g i s t r a t i o n   N o .   C a p t i o n < / C o m p a n y R e g i s t r a t i o n N o C a p t i o n > - 
-             < C o m p a n y B a n k N a m e > C o m p a n y   B a n k   N a m e < / C o m p a n y B a n k N a m e > - 
-             < C o m p a n y B a n k N a m e C a p t i o n > C o m p a n y   B a n k   N a m e   C a p t i o n < / C o m p a n y B a n k N a m e C a p t i o n > - 
-             < C o m p a n y B a n k A c c o u n t N o > C o m p a n y   B a n k   A c c o u n t   N o . < / C o m p a n y B a n k A c c o u n t N o > - 
-             < C o m p a n y B a n k A c c o u n t N o C a p t i o n > C o m p a n y   B a n k   A c c o u n t   N o .   C a p t i o n < / C o m p a n y B a n k A c c o u n t N o C a p t i o n > - 
-             < C o m p a n y B a n k B r a n c h N o > C o m p a n y   B a n k   B r a n c h   N o . < / C o m p a n y B a n k B r a n c h N o > - 
-             < C o m p a n y B a n k B r a n c h N o C a p t i o n > C o m p a n y   B a n k   B r a n c h   N o .   C a p t i o n < / C o m p a n y B a n k B r a n c h N o C a p t i o n > - 
-             < C o m p a n y I B A N > C o m p a n y   I B A N < / C o m p a n y I B A N > - 
-             < C o m p a n y I B A N C a p t i o n > C o m p a n y   I B A N   C a p t i o n < / C o m p a n y I B A N C a p t i o n > - 
-             < C o m p a n y B a n k S W I F T > C o m p a n y   B a n k   S W I F T < / C o m p a n y B a n k S W I F T > - 
-             < C o m p a n y B a n k S W I F T C a p t i o n > C o m p a n y   B a n k   S W I F T   C a p t i o n < / C o m p a n y B a n k S W I F T C a p t i o n > - 
-             < C o m p a n y G i r o N o > C o m p a n y   G i r o   N o . < / C o m p a n y G i r o N o > - 
-             < C o m p a n y G i r o N o C a p t i o n > C o m p a n y   G i r o   N o .   C a p t i o n < / C o m p a n y G i r o N o C a p t i o n > - 
-         < / C o m p a n y M e t a d a t a > - 
-     < / B C R e p o r t I n f o r m a t i o n > - 
-     < L a b e l s > - 
-         < A b o u t T h e R e p o r t L a b e l   E l e m e n t T y p e = " P a r a m e t e r "   E l e m e n t I d = " 1 6 7 7 9 2 0 0 1 "   D a t a T y p e = " S t r i n g " > A b o u t T h e R e p o r t L a b e l < / A b o u t T h e R e p o r t L a b e l > - 
-         < A d j P r o f i t L C Y L a b e l   E l e m e n t T y p e = " P a r a m e t e r "   E l e m e n t I d = " 6 9 3 6 9 2 5 5 6 "   D a t a T y p e = " S t r i n g " > A d j P r o f i t L C Y L a b e l < / A d j P r o f i t L C Y L a b e l > - 
-         < A d j P r o f i t P c t L a b e l   E l e m e n t T y p e = " P a r a m e t e r "   E l e m e n t I d = " 1 3 7 2 4 3 1 1 0 9 "   D a t a T y p e = " S t r i n g " > A d j P r o f i t P c t L a b e l < / A d j P r o f i t P c t L a b e l > - 
-         < A m o u n t s I n L C Y L a b e l   E l e m e n t T y p e = " P a r a m e t e r "   E l e m e n t I d = " 3 0 8 7 3 3 2 2 7 "   D a t a T y p e = " S t r i n g " > A m o u n t s I n L C Y L a b e l < / A m o u n t s I n L C Y L a b e l > - 
-         < C o d e L a b e l   E l e m e n t T y p e = " P a r a m e t e r "   E l e m e n t I d = " 1 3 8 4 6 0 1 4 8 6 "   D a t a T y p e = " S t r i n g " > C o d e L a b e l < / C o d e L a b e l > - 
-         < C o m p a n y L a b e l   E l e m e n t T y p e = " P a r a m e t e r "   E l e m e n t I d = " 3 4 6 7 6 0 3 4 8 "   D a t a T y p e = " S t r i n g " > C o m p a n y L a b e l < / C o m p a n y L a b e l > - 
-         < D a t a R e t r i e v e d   E l e m e n t T y p e = " P a r a m e t e r "   E l e m e n t I d = " 2 9 1 9 1 1 8 0 7 "   D a t a T y p e = " S t r i n g " > D a t a R e t r i e v e d < / D a t a R e t r i e v e d > - 
-         < D o c u m e n t a t i o n L a b e l   E l e m e n t T y p e = " P a r a m e t e r "   E l e m e n t I d = " 1 7 3 8 9 2 4 8 1 5 "   D a t a T y p e = " S t r i n g " > D o c u m e n t a t i o n L a b e l < / D o c u m e n t a t i o n L a b e l > - 
-         < E n v i r o n m e n t L a b e l   E l e m e n t T y p e = " P a r a m e t e r "   E l e m e n t I d = " 8 1 8 8 1 6 5 9 0 "   D a t a T y p e = " S t r i n g " > E n v i r o n m e n t L a b e l < / E n v i r o n m e n t L a b e l > - 
-         < I n v D i s c A m o u n t L a b e l   E l e m e n t T y p e = " P a r a m e t e r "   E l e m e n t I d = " 9 3 7 8 2 5 4 1 9 "   D a t a T y p e = " S t r i n g " > I n v D i s c A m o u n t L a b e l < / I n v D i s c A m o u n t L a b e l > - 
-         < P a g e L a b e l   E l e m e n t T y p e = " P a r a m e t e r "   E l e m e n t I d = " 1 8 8 0 8 2 7 5 0 4 "   D a t a T y p e = " S t r i n g " > P a g e L a b e l < / P a g e L a b e l > - 
-         < P e r i o d C a p t i o n   E l e m e n t T y p e = " P a r a m e t e r "   E l e m e n t I d = " 1 4 7 8 2 5 3 4 2 2 "   D a t a T y p e = " S t r i n g " > P e r i o d C a p t i o n < / P e r i o d C a p t i o n > - 
-         < P m t D i s c G i v e n L a b e l   E l e m e n t T y p e = " P a r a m e t e r "   E l e m e n t I d = " 1 4 6 7 4 7 5 8 6 8 "   D a t a T y p e = " S t r i n g " > P m t D i s c G i v e n L a b e l < / P m t D i s c G i v e n L a b e l > - 
-         < P m t T o l e r a n c e L a b e l   E l e m e n t T y p e = " P a r a m e t e r "   E l e m e n t I d = " 1 3 4 3 2 4 4 6 1 3 "   D a t a T y p e = " S t r i n g " > P m t T o l e r a n c e L a b e l < / P m t T o l e r a n c e L a b e l > - 
-         < P r o f i t L C Y L a b e l   E l e m e n t T y p e = " P a r a m e t e r "   E l e m e n t I d = " 1 0 0 4 4 3 6 2 6 1 "   D a t a T y p e = " S t r i n g " > P r o f i t L C Y L a b e l < / P r o f i t L C Y L a b e l > - 
-         < P r o f i t P c t L a b e l   E l e m e n t T y p e = " P a r a m e t e r "   E l e m e n t I d = " 1 8 1 8 8 2 4 5 4 "   D a t a T y p e = " S t r i n g " > P r o f i t P c t L a b e l < / P r o f i t P c t L a b e l > - 
-         < R e p o r t L a b e l   E l e m e n t T y p e = " P a r a m e t e r "   E l e m e n t I d = " 6 7 9 5 8 1 0 5 1 "   D a t a T y p e = " S t r i n g " > R e p o r t L a b e l < / R e p o r t L a b e l > - 
-         < R e p o r t N a m e L a b e l   E l e m e n t T y p e = " P a r a m e t e r "   E l e m e n t I d = " 1 0 2 2 2 9 2 9 8 2 "   D a t a T y p e = " S t r i n g " > R e p o r t N a m e L a b e l < / R e p o r t N a m e L a b e l > - 
-         < R u n O n L a b e l   E l e m e n t T y p e = " P a r a m e t e r "   E l e m e n t I d = " 1 1 1 9 0 3 7 5 9 5 "   D a t a T y p e = " S t r i n g " > R u n O n L a b e l < / R u n O n L a b e l > - 
-         < S a l e s L C Y L a b e l   E l e m e n t T y p e = " P a r a m e t e r "   E l e m e n t I d = " 4 4 6 4 9 9 1 3 9 "   D a t a T y p e = " S t r i n g " > S a l e s L C Y L a b e l < / S a l e s L C Y L a b e l > - 
-         < S a l e s p e r s o n _ P u r c h a s e r _ C o d e C a p t i o n   E l e m e n t T y p e = " P a r a m e t e r "   E l e m e n t I d = " 1 3 8 8 0 3 1 6 5 2 "   D a t a T y p e = " S t r i n g " > S a l e s p e r s o n _ P u r c h a s e r _ C o d e C a p t i o n < / S a l e s p e r s o n _ P u r c h a s e r _ C o d e C a p t i o n > - 
-         < S a l e s p e r s o n S a l e s S t a t s A n a l y s i s   E l e m e n t T y p e = " P a r a m e t e r "   E l e m e n t I d = " 1 0 1 3 0 9 8 0 9 3 "   D a t a T y p e = " S t r i n g " > S a l e s p e r s o n S a l e s S t a t s A n a l y s i s < / S a l e s p e r s o n S a l e s S t a t s A n a l y s i s > - 
-         < S a l e s p e r s o n S a l e s S t a t s P r i n t   E l e m e n t T y p e = " P a r a m e t e r "   E l e m e n t I d = " 1 4 7 0 3 3 1 6 8 "   D a t a T y p e = " S t r i n g " > S a l e s p e r s o n S a l e s S t a t s P r i n t < / S a l e s p e r s o n S a l e s S t a t s P r i n t > - 
-         < T o t a l L a b e l   E l e m e n t T y p e = " P a r a m e t e r "   E l e m e n t I d = " 2 1 0 2 1 4 6 0 4 9 "   D a t a T y p e = " S t r i n g " > T o t a l L a b e l < / T o t a l L a b e l > - 
-         < U s e r L a b e l   E l e m e n t T y p e = " P a r a m e t e r "   E l e m e n t I d = " 8 4 8 8 1 6 7 9 4 "   D a t a T y p e = " S t r i n g " > U s e r L a b e l < / U s e r L a b e l > - 
-     < / L a b e l s > - 
-     < T o o l t i p s > - 
-         < T o o l t i p   c o l u m n = " S a l e s p e r s o n _ P u r c h a s e r _ C o d e "   E l e m e n t I d = " 1 3 8 8 0 3 1 6 5 2 " > - 
-             < T o o l t i p T e x t   l a n g = " e n - U S " > S p e c i f i e s   a   c o d e   f o r   t h e   s a l e s p e r s o n   o r   p u r c h a s e r . < / T o o l t i p T e x t > - 
-         < / T o o l t i p > - 
-     < / T o o l t i p s > - 
-     < S a l e s p e r s o n _ P u r c h a s e r   E l e m e n t T y p e = " D a t a I t e m "   E l e m e n t I d = " 7 1 5 0 0 7 1 9 8 " > - 
-         < A d j P r o f i t   E l e m e n t T y p e = " C o l u m n "   E l e m e n t I d = " 6 6 6 3 9 3 8 5 2 "   D a t a T y p e = " D e c i m a l " > A d j P r o f i t < / A d j P r o f i t > - 
-         < A d j P r o f i t P e r c e n t   E l e m e n t T y p e = " C o l u m n "   E l e m e n t I d = " 2 1 8 8 9 1 2 7 9 "   D a t a T y p e = " D e c i m a l " > A d j P r o f i t P e r c e n t < / A d j P r o f i t P e r c e n t > - 
-         < C O M P A N Y N A M E   E l e m e n t T y p e = " C o l u m n "   E l e m e n t I d = " 1 7 5 3 0 1 5 1 5 5 "   D a t a T y p e = " S t r i n g "   O b s o l e t e S t a t e = " P e n d i n g " > C O M P A N Y N A M E < / C O M P A N Y N A M E > - 
-         < C u s t L e d g E n t r y F i l t e r   E l e m e n t T y p e = " C o l u m n "   E l e m e n t I d = " 1 1 7 3 5 3 2 6 6 6 "   D a t a T y p e = " T e x t "   O b s o l e t e S t a t e = " P e n d i n g " > C u s t L e d g E n t r y F i l t e r < / C u s t L e d g E n t r y F i l t e r > - 
-         < C u s t _ _ L e d g e r _ E n t r y _ _ T A B L E C A P T I O N _ _ _ _ _ _ _ _ _ _ C u s t L e d g E n t r y F i l t e r   E l e m e n t T y p e = " C o l u m n "   E l e m e n t I d = " 7 1 0 6 3 3 9 1 7 "   D a t a T y p e = " T e x t " > C u s t _ _ L e d g e r _ E n t r y _ _ T A B L E C A P T I O N _ _ _ _ _ _ _ _ _ _ C u s t L e d g E n t r y F i l t e r < / C u s t _ _ L e d g e r _ E n t r y _ _ T A B L E C A P T I O N _ _ _ _ _ _ _ _ _ _ C u s t L e d g E n t r y F i l t e r > - 
-         < C u s t _ _ L e d g e r _ E n t r y _ _ _ I n v _ _ D i s c o u n t _ _ L C Y _ _   E l e m e n t T y p e = " C o l u m n "   E l e m e n t I d = " 1 9 8 9 3 9 0 8 5 5 "   D a t a T y p e = " D e c i m a l " > C u s t _ _ L e d g e r _ E n t r y _ _ _ I n v _ _ D i s c o u n t _ _ L C Y _ _ < / C u s t _ _ L e d g e r _ E n t r y _ _ _ I n v _ _ D i s c o u n t _ _ L C Y _ _ > - 
-         < C u s t _ _ L e d g e r _ E n t r y _ _ _ P m t _ _ D i s c _ _ G i v e n _ _ L C Y _ _   E l e m e n t T y p e = " C o l u m n "   E l e m e n t I d = " 1 8 6 0 9 5 7 6 0 4 "   D a t a T y p e = " D e c i m a l " > C u s t _ _ L e d g e r _ E n t r y _ _ _ P m t _ _ D i s c _ _ G i v e n _ _ L C Y _ _ < / C u s t _ _ L e d g e r _ E n t r y _ _ _ P m t _ _ D i s c _ _ G i v e n _ _ L C Y _ _ > - 
-         < C u s t _ _ L e d g e r _ E n t r y _ _ _ P m t _ _ T o l e r a n c e _ _ L C Y _ _   E l e m e n t T y p e = " C o l u m n "   E l e m e n t I d = " 8 8 4 5 6 3 2 3 "   D a t a T y p e = " D e c i m a l " > C u s t _ _ L e d g e r _ E n t r y _ _ _ P m t _ _ T o l e r a n c e _ _ L C Y _ _ < / C u s t _ _ L e d g e r _ E n t r y _ _ _ P m t _ _ T o l e r a n c e _ _ L C Y _ _ > - 
-         < C u s t _ _ L e d g e r _ E n t r y _ _ _ P r o f i t _ _ L C Y _ _   E l e m e n t T y p e = " C o l u m n "   E l e m e n t I d = " 1 6 1 5 1 3 7 4 4 3 "   D a t a T y p e = " D e c i m a l " > C u s t _ _ L e d g e r _ E n t r y _ _ _ P r o f i t _ _ L C Y _ _ < / C u s t _ _ L e d g e r _ E n t r y _ _ _ P r o f i t _ _ L C Y _ _ > - 
-         < C u s t _ _ L e d g e r _ E n t r y _ _ _ S a l e s _ _ L C Y _ _   E l e m e n t T y p e = " C o l u m n "   E l e m e n t I d = " 3 4 8 7 9 4 9 4 9 "   D a t a T y p e = " D e c i m a l " > C u s t _ _ L e d g e r _ E n t r y _ _ _ S a l e s _ _ L C Y _ _ < / C u s t _ _ L e d g e r _ E n t r y _ _ _ S a l e s _ _ L C Y _ _ > - 
-         < P r o f i t P e r c e n t   E l e m e n t T y p e = " C o l u m n "   E l e m e n t I d = " 1 3 1 4 9 7 7 4 6 4 "   D a t a T y p e = " D e c i m a l " > P r o f i t P e r c e n t < / P r o f i t P e r c e n t > - 
-         < S a l e s p e r s o n F i l t e r   E l e m e n t T y p e = " C o l u m n "   E l e m e n t I d = " 1 2 4 2 2 8 3 2 5 6 "   D a t a T y p e = " T e x t "   O b s o l e t e S t a t e = " P e n d i n g " > S a l e s p e r s o n F i l t e r < / S a l e s p e r s o n F i l t e r > - 
-         < S a l e s p e r s o n _ P u r c h a s e r _ C o d e   E l e m e n t T y p e = " C o l u m n "   E l e m e n t I d = " 1 3 8 8 0 3 1 6 5 2 "   D a t a T y p e = " C o d e " > S a l e s p e r s o n _ P u r c h a s e r _ C o d e < / S a l e s p e r s o n _ P u r c h a s e r _ C o d e > - 
-         < S a l e s p e r s o n _ P u r c h a s e r _ _ T A B L E C A P T I O N _ _ _ _ _ _ _ _ _ _ S a l e s p e r s o n F i l t e r   E l e m e n t T y p e = " C o l u m n "   E l e m e n t I d = " 1 0 1 6 0 4 1 6 9 9 "   D a t a T y p e = " T e x t " > S a l e s p e r s o n _ P u r c h a s e r _ _ T A B L E C A P T I O N _ _ _ _ _ _ _ _ _ _ S a l e s p e r s o n F i l t e r < / S a l e s p e r s o n _ P u r c h a s e r _ _ T A B L E C A P T I O N _ _ _ _ _ _ _ _ _ _ S a l e s p e r s o n F i l t e r > - 
-         < S T R S U B S T N O _ T e x t 0 0 0 _ P e r i o d T e x t _   E l e m e n t T y p e = " C o l u m n "   E l e m e n t I d = " 7 2 2 9 9 1 7 0 4 "   D a t a T y p e = " S t r i n g " > S T R S U B S T N O _ T e x t 0 0 0 _ P e r i o d T e x t _ < / S T R S U B S T N O _ T e x t 0 0 0 _ P e r i o d T e x t _ > - 
-     < / S a l e s p e r s o n _ P u r c h a s e r > - 
-     < C u s t _ L e d g e r _ E n t r y   E l e m e n t T y p e = " D a t a I t e m "   E l e m e n t I d = " 1 6 3 9 1 4 6 4 4 5 " / > - 
-     < T o t a l s   E l e m e n t T y p e = " D a t a I t e m "   E l e m e n t I d = " 1 8 2 3 9 5 0 0 4 4 " > - 
-         < T o t a l s _ A d j P r o f i t   E l e m e n t T y p e = " C o l u m n "   E l e m e n t I d = " 1 9 0 9 5 0 1 3 6 2 "   D a t a T y p e = " D e c i m a l " > T o t a l s _ A d j P r o f i t < / T o t a l s _ A d j P r o f i t > - 
-         < T o t a l s _ A d j P r o f i t P c t   E l e m e n t T y p e = " C o l u m n "   E l e m e n t I d = " 3 1 3 1 7 1 4 3 5 "   D a t a T y p e = " D e c i m a l " > T o t a l s _ A d j P r o f i t P c t < / T o t a l s _ A d j P r o f i t P c t > - 
-         < T o t a l s _ I n v D i s c A m o u n t   E l e m e n t T y p e = " C o l u m n "   E l e m e n t I d = " 7 2 5 8 5 0 7 "   D a t a T y p e = " D e c i m a l " > T o t a l s _ I n v D i s c A m o u n t < / T o t a l s _ I n v D i s c A m o u n t > - 
-         < T o t a l s _ P m t D i s c G i v e n   E l e m e n t T y p e = " C o l u m n "   E l e m e n t I d = " 8 3 6 1 4 3 8 6 8 "   D a t a T y p e = " D e c i m a l " > T o t a l s _ P m t D i s c G i v e n < / T o t a l s _ P m t D i s c G i v e n > - 
-         < T o t a l s _ P m t T o l e r a n c e   E l e m e n t T y p e = " C o l u m n "   E l e m e n t I d = " 1 9 0 2 7 0 1 8 9 9 "   D a t a T y p e = " D e c i m a l " > T o t a l s _ P m t T o l e r a n c e < / T o t a l s _ P m t T o l e r a n c e > - 
-         < T o t a l s _ P r o f i t   E l e m e n t T y p e = " C o l u m n "   E l e m e n t I d = " 6 4 6 2 9 5 2 1 9 "   D a t a T y p e = " D e c i m a l " > T o t a l s _ P r o f i t < / T o t a l s _ P r o f i t > - 
-         < T o t a l s _ P r o f i t P c t   E l e m e n t T y p e = " C o l u m n "   E l e m e n t I d = " 2 2 3 4 7 8 0 9 8 "   D a t a T y p e = " D e c i m a l " > T o t a l s _ P r o f i t P c t < / T o t a l s _ P r o f i t P c t > - 
-         < T o t a l s _ S a l e s   E l e m e n t T y p e = " C o l u m n "   E l e m e n t I d = " 1 3 9 9 9 8 5 1 0 9 "   D a t a T y p e = " D e c i m a l " > T o t a l s _ S a l e s < / T o t a l s _ S a l e s > - 
-     < / T o t a l s > - 
- < / N a v W o r d R e p o r t X m l P a r t > 
-</file>
-
-<file path=customXml/item3.xml>��< ? x m l   v e r s i o n = " 1 . 0 "   e n c o d i n g = " u t f - 1 6 " ? > - 
- < N a v W o r d R e p o r t X m l P a r t   x m l n s = " u r n : m i c r o s o f t - d y n a m i c s - n a v / r e p o r t s / S a l e s p e r s o n _ S a l e s _ S t a t i s t i c s / 1 1 4 / " > - 
-     < B C R e p o r t I n f o r m a t i o n > - 
-         < R e p o r t M e t a d a t a > - 
-             < E x t e n s i o n I d > E x t e n s i o n   I D < / E x t e n s i o n I d > - 
-             < E x t e n s i o n N a m e > E x t e n s i o n   N a m e < / E x t e n s i o n N a m e > - 
-             < E x t e n s i o n P u b l i s h e r > E x t e n s i o n   P u b l i s h e r < / E x t e n s i o n P u b l i s h e r > - 
-             < E x t e n s i o n V e r s i o n > E x t e n s i o n   V e r s i o n < / E x t e n s i o n V e r s i o n > - 
-             < R e p o r t I d > R e p o r t   I D < / R e p o r t I d > - 
-             < R e p o r t N a m e > R e p o r t   N a m e < / R e p o r t N a m e > - 
-             < R e p o r t C a p t i o n > R e p o r t   C a p t i o n < / R e p o r t C a p t i o n > - 
-             < A b o u t T h i s R e p o r t T i t l e > A b o u t   T h i s   R e p o r t   T i t l e < / A b o u t T h i s R e p o r t T i t l e > - 
-             < A b o u t T h i s R e p o r t T e x t > A b o u t   T h i s   R e p o r t   T e x t < / A b o u t T h i s R e p o r t T e x t > - 
-             < R e p o r t H e l p L i n k > R e p o r t   H e l p   L i n k < / R e p o r t H e l p L i n k > - 
-         < / R e p o r t M e t a d a t a > - 
-         < R e p o r t R e q u e s t > - 
-             < T e n a n t E n t r a I d > T e n a n t   E n t r a   I d < / T e n a n t E n t r a I d > - 
-             < E n v i r o n m e n t N a m e > E n v i r o n m e n t   N a m e < / E n v i r o n m e n t N a m e > - 
-             < E n v i r o n m e n t T y p e > E n v i r o n m e n t   T y p e < / E n v i r o n m e n t T y p e > - 
-             < C o m p a n y N a m e > C o m p a n y   N a m e < / C o m p a n y N a m e > - 
-             < C o m p a n y D i s p l a y N a m e > C o m p a n y   D i s p l a y   N a m e < / C o m p a n y D i s p l a y N a m e > - 
-             < C o m p a n y I d > C o m p a n y   I D < / C o m p a n y I d > - 
-             < U s e r N a m e > U s e r   N a m e < / U s e r N a m e > - 
-             < D a t e A n d T i m e > D a t e   a n d   T i m e < / D a t e A n d T i m e > - 
-             < L a n g u a g e > L a n g u a g e < / L a n g u a g e > - 
-             < F o r m a t R e g i o n > F o r m a t   R e g i o n < / F o r m a t R e g i o n > - 
-             < D a t e T i m e V a l u e s > - 
-                 < Y e a r > Y e a r < / Y e a r > - 
-                 < M o n t h N u m b e r > M o n t h   N u m b e r < / M o n t h N u m b e r > - 
-                 < D a y N u m b e r > D a y   N u m b e r < / D a y N u m b e r > - 
-                 < H o u r > H o u r < / H o u r > - 
-                 < M i n u t e > M i n u t e < / M i n u t e > - 
-             < / D a t e T i m e V a l u e s > - 
-         < / R e p o r t R e q u e s t > - 
-         < C o m p a n y M e t a d a t a > - 
-             < C o m p a n y N a m e > C o m p a n y   N a m e < / C o m p a n y N a m e > - 
-             < C o m p a n y D i s p l a y N a m e > C o m p a n y   D i s p l a y   N a m e < / C o m p a n y D i s p l a y N a m e > - 
-             < C o m p a n y A d d r e s s L i n e s > - 
-                 < C o m p a n y A d d r e s s L i n e 1 > C o m p a n y   A d d r e s s   L i n e   1 < / C o m p a n y A d d r e s s L i n e 1 > - 
-                 < C o m p a n y A d d r e s s L i n e 2 > C o m p a n y   A d d r e s s   L i n e   2 < / C o m p a n y A d d r e s s L i n e 2 > - 
-                 < C o m p a n y A d d r e s s L i n e 3 > C o m p a n y   A d d r e s s   L i n e   3 < / C o m p a n y A d d r e s s L i n e 3 > - 
-                 < C o m p a n y A d d r e s s L i n e 4 > C o m p a n y   A d d r e s s   L i n e   4 < / C o m p a n y A d d r e s s L i n e 4 > - 
-                 < C o m p a n y A d d r e s s L i n e 5 > C o m p a n y   A d d r e s s   L i n e   5 < / C o m p a n y A d d r e s s L i n e 5 > - 
-                 < C o m p a n y A d d r e s s L i n e 6 > C o m p a n y   A d d r e s s   L i n e   6 < / C o m p a n y A d d r e s s L i n e 6 > - 
-                 < C o m p a n y A d d r e s s L i n e 7 > C o m p a n y   A d d r e s s   L i n e   7 < / C o m p a n y A d d r e s s L i n e 7 > - 
-                 < C o m p a n y A d d r e s s L i n e 8 > C o m p a n y   A d d r e s s   L i n e   8 < / C o m p a n y A d d r e s s L i n e 8 > - 
-             < / C o m p a n y A d d r e s s L i n e s > - 
-             < C o m p a n y P h o n e > C o m p a n y   P h o n e < / C o m p a n y P h o n e > - 
-             < C o m p a n y P h o n e C a p t i o n > C o m p a n y   P h o n e   C a p t i o n < / C o m p a n y P h o n e C a p t i o n > - 
-             < C o m p a n y F a x N o > C o m p a n y   F a x   N o . < / C o m p a n y F a x N o > - 
-             < C o m p a n y F a x N o C a p t i o n > C o m p a n y   F a x   N o .   C a p t i o n < / C o m p a n y F a x N o C a p t i o n > - 
-             < C o m p a n y E m a i l > C o m p a n y   E m a i l < / C o m p a n y E m a i l > - 
-             < C o m p a n y E m a i l C a p t i o n > C o m p a n y   E m a i l   C a p t i o n < / C o m p a n y E m a i l C a p t i o n > - 
-             < C o m p a n y H o m e P a g e > C o m p a n y   H o m e   P a g e < / C o m p a n y H o m e P a g e > - 
-             < C o m p a n y H o m e P a g e C a p t i o n > C o m p a n y   H o m e   P a g e   C a p t i o n < / C o m p a n y H o m e P a g e C a p t i o n > - 
-             < C o m p a n y L o g o > C o m p a n y   L o g o < / C o m p a n y L o g o > - 
-             < C o m p a n y V A T R e g i s t r a t i o n N o > C o m p a n y   V A T   R e g i s t r a t i o n   N o . < / C o m p a n y V A T R e g i s t r a t i o n N o > - 
-             < C o m p a n y V A T R e g i s t r a t i o n N o C a p t i o n > C o m p a n y   V A T   R e g i s t r a t i o n   N o .   C a p t i o n < / C o m p a n y V A T R e g i s t r a t i o n N o C a p t i o n > - 
-             < C o m p a n y R e g i s t r a t i o n N o > C o m p a n y   R e g i s t r a t i o n   N o . < / C o m p a n y R e g i s t r a t i o n N o > - 
-             < C o m p a n y R e g i s t r a t i o n N o C a p t i o n > C o m p a n y   R e g i s t r a t i o n   N o .   C a p t i o n < / C o m p a n y R e g i s t r a t i o n N o C a p t i o n > - 
-             < C o m p a n y B a n k N a m e > C o m p a n y   B a n k   N a m e < / C o m p a n y B a n k N a m e > - 
-             < C o m p a n y B a n k N a m e C a p t i o n > C o m p a n y   B a n k   N a m e   C a p t i o n < / C o m p a n y B a n k N a m e C a p t i o n > - 
-             < C o m p a n y B a n k A c c o u n t N o > C o m p a n y   B a n k   A c c o u n t   N o . < / C o m p a n y B a n k A c c o u n t N o > - 
-             < C o m p a n y B a n k A c c o u n t N o C a p t i o n > C o m p a n y   B a n k   A c c o u n t   N o .   C a p t i o n < / C o m p a n y B a n k A c c o u n t N o C a p t i o n > - 
-             < C o m p a n y B a n k B r a n c h N o > C o m p a n y   B a n k   B r a n c h   N o . < / C o m p a n y B a n k B r a n c h N o > - 
-             < C o m p a n y B a n k B r a n c h N o C a p t i o n > C o m p a n y   B a n k   B r a n c h   N o .   C a p t i o n < / C o m p a n y B a n k B r a n c h N o C a p t i o n > - 
-             < C o m p a n y I B A N > C o m p a n y   I B A N < / C o m p a n y I B A N > - 
-             < C o m p a n y I B A N C a p t i o n > C o m p a n y   I B A N   C a p t i o n < / C o m p a n y I B A N C a p t i o n > - 
-             < C o m p a n y B a n k S W I F T > C o m p a n y   B a n k   S W I F T < / C o m p a n y B a n k S W I F T > - 
-             < C o m p a n y B a n k S W I F T C a p t i o n > C o m p a n y   B a n k   S W I F T   C a p t i o n < / C o m p a n y B a n k S W I F T C a p t i o n > - 
-             < C o m p a n y G i r o N o > C o m p a n y   G i r o   N o . < / C o m p a n y G i r o N o > - 
-             < C o m p a n y G i r o N o C a p t i o n > C o m p a n y   G i r o   N o .   C a p t i o n < / C o m p a n y G i r o N o C a p t i o n > - 
-         < / C o m p a n y M e t a d a t a > - 
-     < / B C R e p o r t I n f o r m a t i o n > - 
-     < L a b e l s > - 
-         < A b o u t T h e R e p o r t L a b e l > A b o u t T h e R e p o r t L a b e l < / A b o u t T h e R e p o r t L a b e l > - 
-         < A d j P r o f i t L C Y L a b e l > A d j P r o f i t L C Y L a b e l < / A d j P r o f i t L C Y L a b e l > - 
-         < A d j P r o f i t P c t L a b e l > A d j P r o f i t P c t L a b e l < / A d j P r o f i t P c t L a b e l > - 
-         < A m o u n t s I n L C Y L a b e l > A m o u n t s I n L C Y L a b e l < / A m o u n t s I n L C Y L a b e l > - 
-         < C o d e L a b e l > C o d e L a b e l < / C o d e L a b e l > - 
-         < C o m p a n y L a b e l > C o m p a n y L a b e l < / C o m p a n y L a b e l > - 
-         < D a t a R e t r i e v e d > D a t a R e t r i e v e d < / D a t a R e t r i e v e d > - 
-         < D o c u m e n t a t i o n L a b e l > D o c u m e n t a t i o n L a b e l < / D o c u m e n t a t i o n L a b e l > - 
-         < E n v i r o n m e n t L a b e l > E n v i r o n m e n t L a b e l < / E n v i r o n m e n t L a b e l > - 
-         < I n v D i s c A m o u n t L a b e l > I n v D i s c A m o u n t L a b e l < / I n v D i s c A m o u n t L a b e l > - 
-         < P a g e L a b e l > P a g e L a b e l < / P a g e L a b e l > - 
-         < P e r i o d C a p t i o n > P e r i o d C a p t i o n < / P e r i o d C a p t i o n > - 
-         < P m t D i s c G i v e n L a b e l > P m t D i s c G i v e n L a b e l < / P m t D i s c G i v e n L a b e l > - 
-         < P m t T o l e r a n c e L a b e l > P m t T o l e r a n c e L a b e l < / P m t T o l e r a n c e L a b e l > - 
-         < P r o f i t L C Y L a b e l > P r o f i t L C Y L a b e l < / P r o f i t L C Y L a b e l > - 
-         < P r o f i t P c t L a b e l > P r o f i t P c t L a b e l < / P r o f i t P c t L a b e l > - 
-         < R e p o r t L a b e l > R e p o r t L a b e l < / R e p o r t L a b e l > - 
-         < R e p o r t N a m e L a b e l > R e p o r t N a m e L a b e l < / R e p o r t N a m e L a b e l > - 
-         < R u n O n L a b e l > R u n O n L a b e l < / R u n O n L a b e l > - 
-         < S a l e s L C Y L a b e l > S a l e s L C Y L a b e l < / S a l e s L C Y L a b e l > - 
-         < S a l e s p e r s o n _ P u r c h a s e r _ C o d e C a p t i o n > S a l e s p e r s o n _ P u r c h a s e r _ C o d e C a p t i o n < / S a l e s p e r s o n _ P u r c h a s e r _ C o d e C a p t i o n > - 
-         < S a l e s p e r s o n S a l e s S t a t s A n a l y s i s > S a l e s p e r s o n S a l e s S t a t s A n a l y s i s < / S a l e s p e r s o n S a l e s S t a t s A n a l y s i s > - 
-         < S a l e s p e r s o n S a l e s S t a t s P r i n t > S a l e s p e r s o n S a l e s S t a t s P r i n t < / S a l e s p e r s o n S a l e s S t a t s P r i n t > - 
-         < T o t a l L a b e l > T o t a l L a b e l < / T o t a l L a b e l > - 
-         < U s e r L a b e l > U s e r L a b e l < / U s e r L a b e l > - 
-     < / L a b e l s > - 
-     < S a l e s p e r s o n _ P u r c h a s e r > - 
-         < A d j P r o f i t > A d j P r o f i t < / A d j P r o f i t > - 
-         < A d j P r o f i t P e r c e n t > A d j P r o f i t P e r c e n t < / A d j P r o f i t P e r c e n t > - 
-         < C O M P A N Y N A M E > C O M P A N Y N A M E < / C O M P A N Y N A M E > - 
-         < C u s t L e d g E n t r y F i l t e r > C u s t L e d g E n t r y F i l t e r < / C u s t L e d g E n t r y F i l t e r > - 
-         < C u s t _ _ L e d g e r _ E n t r y _ _ T A B L E C A P T I O N _ _ _ _ _ _ _ _ _ _ C u s t L e d g E n t r y F i l t e r > C u s t _ _ L e d g e r _ E n t r y _ _ T A B L E C A P T I O N _ _ _ _ _ _ _ _ _ _ C u s t L e d g E n t r y F i l t e r < / C u s t _ _ L e d g e r _ E n t r y _ _ T A B L E C A P T I O N _ _ _ _ _ _ _ _ _ _ C u s t L e d g E n t r y F i l t e r > - 
-         < C u s t _ _ L e d g e r _ E n t r y _ _ _ I n v _ _ D i s c o u n t _ _ L C Y _ _ > C u s t _ _ L e d g e r _ E n t r y _ _ _ I n v _ _ D i s c o u n t _ _ L C Y _ _ < / C u s t _ _ L e d g e r _ E n t r y _ _ _ I n v _ _ D i s c o u n t _ _ L C Y _ _ > - 
-         < C u s t _ _ L e d g e r _ E n t r y _ _ _ P m t _ _ D i s c _ _ G i v e n _ _ L C Y _ _ > C u s t _ _ L e d g e r _ E n t r y _ _ _ P m t _ _ D i s c _ _ G i v e n _ _ L C Y _ _ < / C u s t _ _ L e d g e r _ E n t r y _ _ _ P m t _ _ D i s c _ _ G i v e n _ _ L C Y _ _ > - 
-         < C u s t _ _ L e d g e r _ E n t r y _ _ _ P m t _ _ T o l e r a n c e _ _ L C Y _ _ > C u s t _ _ L e d g e r _ E n t r y _ _ _ P m t _ _ T o l e r a n c e _ _ L C Y _ _ < / C u s t _ _ L e d g e r _ E n t r y _ _ _ P m t _ _ T o l e r a n c e _ _ L C Y _ _ > - 
-         < C u s t _ _ L e d g e r _ E n t r y _ _ _ P r o f i t _ _ L C Y _ _ > C u s t _ _ L e d g e r _ E n t r y _ _ _ P r o f i t _ _ L C Y _ _ < / C u s t _ _ L e d g e r _ E n t r y _ _ _ P r o f i t _ _ L C Y _ _ > - 
-         < C u s t _ _ L e d g e r _ E n t r y _ _ _ S a l e s _ _ L C Y _ _ > C u s t _ _ L e d g e r _ E n t r y _ _ _ S a l e s _ _ L C Y _ _ < / C u s t _ _ L e d g e r _ E n t r y _ _ _ S a l e s _ _ L C Y _ _ > - 
-         < P r o f i t P e r c e n t > P r o f i t P e r c e n t < / P r o f i t P e r c e n t > - 
-         < S a l e s p e r s o n F i l t e r > S a l e s p e r s o n F i l t e r < / S a l e s p e r s o n F i l t e r > - 
-         < S a l e s p e r s o n _ P u r c h a s e r _ C o d e > S a l e s p e r s o n _ P u r c h a s e r _ C o d e < / S a l e s p e r s o n _ P u r c h a s e r _ C o d e > - 
-         < S a l e s p e r s o n _ P u r c h a s e r _ _ T A B L E C A P T I O N _ _ _ _ _ _ _ _ _ _ S a l e s p e r s o n F i l t e r > S a l e s p e r s o n _ P u r c h a s e r _ _ T A B L E C A P T I O N _ _ _ _ _ _ _ _ _ _ S a l e s p e r s o n F i l t e r < / S a l e s p e r s o n _ P u r c h a s e r _ _ T A B L E C A P T I O N _ _ _ _ _ _ _ _ _ _ S a l e s p e r s o n F i l t e r > - 
-         < S T R S U B S T N O _ T e x t 0 0 0 _ P e r i o d T e x t _ > S T R S U B S T N O _ T e x t 0 0 0 _ P e r i o d T e x t _ < / S T R S U B S T N O _ T e x t 0 0 0 _ P e r i o d T e x t _ > - 
-     < / S a l e s p e r s o n _ P u r c h a s e r > - 
-     < C u s t _ L e d g e r _ E n t r y   / > - 
-     < T o t a l s > - 
-         < T o t a l s _ A d j P r o f i t > T o t a l s _ A d j P r o f i t < / T o t a l s _ A d j P r o f i t > - 
-         < T o t a l s _ A d j P r o f i t P c t > T o t a l s _ A d j P r o f i t P c t < / T o t a l s _ A d j P r o f i t P c t > - 
-         < T o t a l s _ I n v D i s c A m o u n t > T o t a l s _ I n v D i s c A m o u n t < / T o t a l s _ I n v D i s c A m o u n t > - 
-         < T o t a l s _ P m t D i s c G i v e n > T o t a l s _ P m t D i s c G i v e n < / T o t a l s _ P m t D i s c G i v e n > - 
-         < T o t a l s _ P m t T o l e r a n c e > T o t a l s _ P m t T o l e r a n c e < / T o t a l s _ P m t T o l e r a n c e > - 
-         < T o t a l s _ P r o f i t > T o t a l s _ P r o f i t < / T o t a l s _ P r o f i t > - 
-         < T o t a l s _ P r o f i t P c t > T o t a l s _ P r o f i t P c t < / T o t a l s _ P r o f i t P c t > - 
-         < T o t a l s _ S a l e s > T o t a l s _ S a l e s < / T o t a l s _ S a l e s > - 
-     < / T o t a l s > - 
- < / N a v W o r d R e p o r t X m l P a r t > 
-</file>
-
 <file path=customXml/itemProps1.xml><?xml version="1.0" encoding="utf-8"?>
-<ds:datastoreItem xmlns:ds="http://schemas.openxmlformats.org/officeDocument/2006/customXml" ds:itemID="{B4349F5E-5AC2-4545-BEA2-675A49179DC6}">
+<ds:datastoreItem xmlns:ds="http://schemas.openxmlformats.org/officeDocument/2006/customXml" ds:itemID="{5D4524CD-A282-4F19-BAEA-0AD6212CDB38}">
   <ds:schemaRefs>
-    <ds:schemaRef ds:uri="http://schemas.openxmlformats.org/officeDocument/2006/bibliography"/>
+    <ds:schemaRef ds:uri="urn:microsoft-dynamics-nav/reports/Salesperson_Sales_Statistics/114/"/>
   </ds:schemaRefs>
 </ds:datastoreItem>
 </file>
@@ -3991,9 +3880,9 @@
 </file>
 
 <file path=customXml/itemProps3.xml><?xml version="1.0" encoding="utf-8"?>
-<ds:datastoreItem xmlns:ds="http://schemas.openxmlformats.org/officeDocument/2006/customXml" ds:itemID="{5D4524CD-A282-4F19-BAEA-0AD6212CDB38}">
+<ds:datastoreItem xmlns:ds="http://schemas.openxmlformats.org/officeDocument/2006/customXml" ds:itemID="{B4349F5E-5AC2-4545-BEA2-675A49179DC6}">
   <ds:schemaRefs>
-    <ds:schemaRef ds:uri="urn:microsoft-dynamics-nav/reports/Salesperson_Sales_Statistics/114/"/>
+    <ds:schemaRef ds:uri="http://schemas.openxmlformats.org/officeDocument/2006/bibliography"/>
   </ds:schemaRefs>
 </ds:datastoreItem>
 </file>

--- a/src/Layers/W1/BaseApp/Sales/Reports/SalespersonSalesStatisticsBody.docx
+++ b/src/Layers/W1/BaseApp/Sales/Reports/SalespersonSalesStatisticsBody.docx
@@ -11,7 +11,7 @@
         <w:tblDescription w:val="Layout table. Used for positioning, not for tabular data."/>
       </w:tblPr>
       <w:tblGrid>
-        <w:gridCol w:w="15398"/>
+        <w:gridCol w:w="15426"/>
       </w:tblGrid>
       <w:tr>
         <w:trPr>
@@ -34,6 +34,7 @@
               <w:dataBinding w:prefixMappings="xmlns:ns0='urn:microsoft-dynamics-nav/reports/Salesperson_Sales_Statistics/114/'" w:xpath="/ns0:NavWordReportXmlPart[1]/ns0:Salesperson_Purchaser[1]/ns0:STRSUBSTNO_Text000_PeriodText_[1]" w:storeItemID="{5D4524CD-A282-4F19-BAEA-0AD6212CDB38}"/>
               <w:text/>
             </w:sdtPr>
+            <w:sdtEndPr/>
             <w:sdtContent>
               <w:p>
                 <w:pPr>
@@ -67,6 +68,7 @@
               <w:dataBinding w:prefixMappings="xmlns:ns0='urn:microsoft-dynamics-nav/reports/Salesperson_Sales_Statistics/114/'" w:xpath="/ns0:NavWordReportXmlPart[1]/ns0:Labels[1]/ns0:AmountsInLCYLabel[1]" w:storeItemID="{5D4524CD-A282-4F19-BAEA-0AD6212CDB38}"/>
               <w:text/>
             </w:sdtPr>
+            <w:sdtEndPr/>
             <w:sdtContent>
               <w:p>
                 <w:pPr>
@@ -98,6 +100,7 @@
             <w:dataBinding w:prefixMappings="xmlns:ns0='urn:microsoft-dynamics-nav/reports/Salesperson_Sales_Statistics/114/'" w:xpath="/ns0:NavWordReportXmlPart[1]/ns0:Salesperson_Purchaser[1]/ns0:Salesperson_Purchaser__TABLECAPTION__________SalespersonFilter[1]" w:storeItemID="{5D4524CD-A282-4F19-BAEA-0AD6212CDB38}"/>
             <w:text/>
           </w:sdtPr>
+          <w:sdtEndPr/>
           <w:sdtContent>
             <w:tc>
               <w:tcPr>
@@ -136,6 +139,7 @@
             <w:dataBinding w:prefixMappings="xmlns:ns0='urn:microsoft-dynamics-nav/reports/Salesperson_Sales_Statistics/114/'" w:xpath="/ns0:NavWordReportXmlPart[1]/ns0:Salesperson_Purchaser[1]/ns0:Cust__Ledger_Entry__TABLECAPTION__________CustLedgEntryFilter[1]" w:storeItemID="{5D4524CD-A282-4F19-BAEA-0AD6212CDB38}"/>
             <w:text/>
           </w:sdtPr>
+          <w:sdtEndPr/>
           <w:sdtContent>
             <w:tc>
               <w:tcPr>
@@ -164,20 +168,21 @@
       <w:tblPr>
         <w:tblStyle w:val="BCDataTable"/>
         <w:tblW w:w="5000" w:type="pct"/>
+        <w:tblLayout w:type="fixed"/>
         <w:tblLook w:val="0420" w:firstRow="1" w:lastRow="0" w:firstColumn="0" w:lastColumn="0" w:noHBand="0" w:noVBand="1"/>
         <w:tblCaption w:val="Table 2"/>
         <w:tblDescription w:val="Document lines. Column headers in the first row."/>
       </w:tblPr>
       <w:tblGrid>
-        <w:gridCol w:w="1603"/>
-        <w:gridCol w:w="1907"/>
-        <w:gridCol w:w="1900"/>
-        <w:gridCol w:w="1005"/>
-        <w:gridCol w:w="833"/>
-        <w:gridCol w:w="972"/>
-        <w:gridCol w:w="2299"/>
-        <w:gridCol w:w="2500"/>
-        <w:gridCol w:w="2379"/>
+        <w:gridCol w:w="1714"/>
+        <w:gridCol w:w="1714"/>
+        <w:gridCol w:w="1714"/>
+        <w:gridCol w:w="1714"/>
+        <w:gridCol w:w="1714"/>
+        <w:gridCol w:w="1714"/>
+        <w:gridCol w:w="1714"/>
+        <w:gridCol w:w="1714"/>
+        <w:gridCol w:w="1714"/>
       </w:tblGrid>
       <w:tr>
         <w:trPr>
@@ -186,7 +191,7 @@
         </w:trPr>
         <w:tc>
           <w:tcPr>
-            <w:tcW w:w="521" w:type="pct"/>
+            <w:tcW w:w="1710" w:type="dxa"/>
             <w:tcBorders>
               <w:bottom w:val="single" w:color="auto" w:sz="4" w:space="0"/>
             </w:tcBorders>
@@ -202,6 +207,7 @@
               <w:dataBinding w:prefixMappings="xmlns:ns0='urn:microsoft-dynamics-nav/reports/Salesperson_Sales_Statistics/114/'" w:xpath="/ns0:NavWordReportXmlPart[1]/ns0:Labels[1]/ns0:CodeLabel[1]" w:storeItemID="{5D4524CD-A282-4F19-BAEA-0AD6212CDB38}"/>
               <w:text/>
             </w:sdtPr>
+            <w:sdtEndPr/>
             <w:sdtContent>
               <w:p>
                 <w:pPr>
@@ -227,10 +233,11 @@
             <w:dataBinding w:prefixMappings="xmlns:ns0='urn:microsoft-dynamics-nav/reports/Salesperson_Sales_Statistics/114/'" w:xpath="/ns0:NavWordReportXmlPart[1]/ns0:Labels[1]/ns0:SalesLCYLabel[1]" w:storeItemID="{5D4524CD-A282-4F19-BAEA-0AD6212CDB38}"/>
             <w:text/>
           </w:sdtPr>
+          <w:sdtEndPr/>
           <w:sdtContent>
             <w:tc>
               <w:tcPr>
-                <w:tcW w:w="619" w:type="pct"/>
+                <w:tcW w:w="1711" w:type="dxa"/>
                 <w:tcBorders>
                   <w:bottom w:val="single" w:color="auto" w:sz="4" w:space="0"/>
                 </w:tcBorders>
@@ -260,10 +267,11 @@
             <w:dataBinding w:prefixMappings="xmlns:ns0='urn:microsoft-dynamics-nav/reports/Salesperson_Sales_Statistics/114/'" w:xpath="/ns0:NavWordReportXmlPart[1]/ns0:Labels[1]/ns0:ProfitLCYLabel[1]" w:storeItemID="{5D4524CD-A282-4F19-BAEA-0AD6212CDB38}"/>
             <w:text/>
           </w:sdtPr>
+          <w:sdtEndPr/>
           <w:sdtContent>
             <w:tc>
               <w:tcPr>
-                <w:tcW w:w="617" w:type="pct"/>
+                <w:tcW w:w="1711" w:type="dxa"/>
                 <w:tcBorders>
                   <w:bottom w:val="single" w:color="auto" w:sz="4" w:space="0"/>
                 </w:tcBorders>
@@ -293,10 +301,11 @@
             <w:dataBinding w:prefixMappings="xmlns:ns0='urn:microsoft-dynamics-nav/reports/Salesperson_Sales_Statistics/114/'" w:xpath="/ns0:NavWordReportXmlPart[1]/ns0:Labels[1]/ns0:AdjProfitLCYLabel[1]" w:storeItemID="{5D4524CD-A282-4F19-BAEA-0AD6212CDB38}"/>
             <w:text/>
           </w:sdtPr>
+          <w:sdtEndPr/>
           <w:sdtContent>
             <w:tc>
               <w:tcPr>
-                <w:tcW w:w="326" w:type="pct"/>
+                <w:tcW w:w="1711" w:type="dxa"/>
                 <w:tcBorders>
                   <w:bottom w:val="single" w:color="auto" w:sz="4" w:space="0"/>
                 </w:tcBorders>
@@ -326,10 +335,11 @@
             <w:dataBinding w:prefixMappings="xmlns:ns0='urn:microsoft-dynamics-nav/reports/Salesperson_Sales_Statistics/114/'" w:xpath="/ns0:NavWordReportXmlPart[1]/ns0:Labels[1]/ns0:ProfitPctLabel[1]" w:storeItemID="{5D4524CD-A282-4F19-BAEA-0AD6212CDB38}"/>
             <w:text/>
           </w:sdtPr>
+          <w:sdtEndPr/>
           <w:sdtContent>
             <w:tc>
               <w:tcPr>
-                <w:tcW w:w="270" w:type="pct"/>
+                <w:tcW w:w="1711" w:type="dxa"/>
                 <w:tcBorders>
                   <w:bottom w:val="single" w:color="auto" w:sz="4" w:space="0"/>
                 </w:tcBorders>
@@ -359,10 +369,11 @@
             <w:dataBinding w:prefixMappings="xmlns:ns0='urn:microsoft-dynamics-nav/reports/Salesperson_Sales_Statistics/114/'" w:xpath="/ns0:NavWordReportXmlPart[1]/ns0:Labels[1]/ns0:AdjProfitPctLabel[1]" w:storeItemID="{5D4524CD-A282-4F19-BAEA-0AD6212CDB38}"/>
             <w:text/>
           </w:sdtPr>
+          <w:sdtEndPr/>
           <w:sdtContent>
             <w:tc>
               <w:tcPr>
-                <w:tcW w:w="316" w:type="pct"/>
+                <w:tcW w:w="1711" w:type="dxa"/>
                 <w:tcBorders>
                   <w:bottom w:val="single" w:color="auto" w:sz="4" w:space="0"/>
                 </w:tcBorders>
@@ -392,10 +403,11 @@
             <w:dataBinding w:prefixMappings="xmlns:ns0='urn:microsoft-dynamics-nav/reports/Salesperson_Sales_Statistics/114/'" w:xpath="/ns0:NavWordReportXmlPart[1]/ns0:Labels[1]/ns0:InvDiscAmountLabel[1]" w:storeItemID="{5D4524CD-A282-4F19-BAEA-0AD6212CDB38}"/>
             <w:text/>
           </w:sdtPr>
+          <w:sdtEndPr/>
           <w:sdtContent>
             <w:tc>
               <w:tcPr>
-                <w:tcW w:w="747" w:type="pct"/>
+                <w:tcW w:w="1711" w:type="dxa"/>
                 <w:tcBorders>
                   <w:bottom w:val="single" w:color="auto" w:sz="4" w:space="0"/>
                 </w:tcBorders>
@@ -425,10 +437,11 @@
             <w:dataBinding w:prefixMappings="xmlns:ns0='urn:microsoft-dynamics-nav/reports/Salesperson_Sales_Statistics/114/'" w:xpath="/ns0:NavWordReportXmlPart[1]/ns0:Labels[1]/ns0:PmtDiscGivenLabel[1]" w:storeItemID="{5D4524CD-A282-4F19-BAEA-0AD6212CDB38}"/>
             <w:text/>
           </w:sdtPr>
+          <w:sdtEndPr/>
           <w:sdtContent>
             <w:tc>
               <w:tcPr>
-                <w:tcW w:w="812" w:type="pct"/>
+                <w:tcW w:w="1711" w:type="dxa"/>
                 <w:tcBorders>
                   <w:bottom w:val="single" w:color="auto" w:sz="4" w:space="0"/>
                 </w:tcBorders>
@@ -458,10 +471,11 @@
             <w:dataBinding w:prefixMappings="xmlns:ns0='urn:microsoft-dynamics-nav/reports/Salesperson_Sales_Statistics/114/'" w:xpath="/ns0:NavWordReportXmlPart[1]/ns0:Labels[1]/ns0:PmtToleranceLabel[1]" w:storeItemID="{5D4524CD-A282-4F19-BAEA-0AD6212CDB38}"/>
             <w:text/>
           </w:sdtPr>
+          <w:sdtEndPr/>
           <w:sdtContent>
             <w:tc>
               <w:tcPr>
-                <w:tcW w:w="773" w:type="pct"/>
+                <w:tcW w:w="1711" w:type="dxa"/>
                 <w:tcBorders>
                   <w:bottom w:val="single" w:color="auto" w:sz="4" w:space="0"/>
                 </w:tcBorders>
@@ -488,7 +502,7 @@
         </w:trPr>
         <w:tc>
           <w:tcPr>
-            <w:tcW w:w="521" w:type="pct"/>
+            <w:tcW w:w="1710" w:type="dxa"/>
             <w:tcBorders>
               <w:top w:val="single" w:color="auto" w:sz="4" w:space="0"/>
             </w:tcBorders>
@@ -501,7 +515,7 @@
         </w:tc>
         <w:tc>
           <w:tcPr>
-            <w:tcW w:w="619" w:type="pct"/>
+            <w:tcW w:w="1711" w:type="dxa"/>
             <w:tcBorders>
               <w:top w:val="single" w:color="auto" w:sz="4" w:space="0"/>
             </w:tcBorders>
@@ -514,7 +528,7 @@
         </w:tc>
         <w:tc>
           <w:tcPr>
-            <w:tcW w:w="617" w:type="pct"/>
+            <w:tcW w:w="1711" w:type="dxa"/>
             <w:tcBorders>
               <w:top w:val="single" w:color="auto" w:sz="4" w:space="0"/>
             </w:tcBorders>
@@ -527,7 +541,7 @@
         </w:tc>
         <w:tc>
           <w:tcPr>
-            <w:tcW w:w="326" w:type="pct"/>
+            <w:tcW w:w="1711" w:type="dxa"/>
             <w:tcBorders>
               <w:top w:val="single" w:color="auto" w:sz="4" w:space="0"/>
             </w:tcBorders>
@@ -541,7 +555,7 @@
         </w:tc>
         <w:tc>
           <w:tcPr>
-            <w:tcW w:w="270" w:type="pct"/>
+            <w:tcW w:w="1711" w:type="dxa"/>
             <w:tcBorders>
               <w:top w:val="single" w:color="auto" w:sz="4" w:space="0"/>
             </w:tcBorders>
@@ -554,7 +568,7 @@
         </w:tc>
         <w:tc>
           <w:tcPr>
-            <w:tcW w:w="316" w:type="pct"/>
+            <w:tcW w:w="1711" w:type="dxa"/>
             <w:tcBorders>
               <w:top w:val="single" w:color="auto" w:sz="4" w:space="0"/>
             </w:tcBorders>
@@ -567,7 +581,7 @@
         </w:tc>
         <w:tc>
           <w:tcPr>
-            <w:tcW w:w="747" w:type="pct"/>
+            <w:tcW w:w="1711" w:type="dxa"/>
             <w:tcBorders>
               <w:top w:val="single" w:color="auto" w:sz="4" w:space="0"/>
             </w:tcBorders>
@@ -580,7 +594,7 @@
         </w:tc>
         <w:tc>
           <w:tcPr>
-            <w:tcW w:w="812" w:type="pct"/>
+            <w:tcW w:w="1711" w:type="dxa"/>
             <w:tcBorders>
               <w:top w:val="single" w:color="auto" w:sz="4" w:space="0"/>
             </w:tcBorders>
@@ -593,7 +607,7 @@
         </w:tc>
         <w:tc>
           <w:tcPr>
-            <w:tcW w:w="773" w:type="pct"/>
+            <w:tcW w:w="1711" w:type="dxa"/>
             <w:tcBorders>
               <w:top w:val="single" w:color="auto" w:sz="4" w:space="0"/>
             </w:tcBorders>
@@ -613,9 +627,10 @@
           <w:alias w:val="#Nav: /Salesperson_Purchaser"/>
           <w:tag w:val="#Nav: Salesperson_Sales_Statistics/114"/>
           <w:id w:val="333958298"/>
-          <w15:dataBinding w:prefixMappings="xmlns:ns0='urn:microsoft-dynamics-nav/reports/Salesperson_Sales_Statistics/114/'" w:xpath="/ns0:NavWordReportXmlPart[1]/ns0:Salesperson_Purchaser" w:storeItemID="{5D4524CD-A282-4F19-BAEA-0AD6212CDB38}"/>
+          <w15:dataBinding w:prefixMappings="xmlns:ns0='urn:microsoft-dynamics-nav/reports/Salesperson_Sales_Statistics/114/' " w:xpath="/ns0:NavWordReportXmlPart[1]/ns0:Salesperson_Purchaser" w:storeItemID="{5D4524CD-A282-4F19-BAEA-0AD6212CDB38}"/>
           <w15:repeatingSection/>
         </w:sdtPr>
+        <w:sdtEndPr/>
         <w:sdtContent>
           <w:sdt>
             <w:sdtPr>
@@ -628,6 +643,7 @@
               </w:placeholder>
               <w15:repeatingSectionItem/>
             </w:sdtPr>
+            <w:sdtEndPr/>
             <w:sdtContent>
               <w:tr>
                 <w:trPr>
@@ -636,7 +652,7 @@
                 </w:trPr>
                 <w:tc>
                   <w:tcPr>
-                    <w:tcW w:w="521" w:type="pct"/>
+                    <w:tcW w:w="1710" w:type="dxa"/>
                   </w:tcPr>
                   <w:sdt>
                     <w:sdtPr>
@@ -649,6 +665,7 @@
                       <w:dataBinding w:prefixMappings="xmlns:ns0='urn:microsoft-dynamics-nav/reports/Salesperson_Sales_Statistics/114/'" w:xpath="/ns0:NavWordReportXmlPart[1]/ns0:Salesperson_Purchaser[1]/ns0:Salesperson_Purchaser_Code[1]" w:storeItemID="{5D4524CD-A282-4F19-BAEA-0AD6212CDB38}"/>
                       <w:text/>
                     </w:sdtPr>
+                    <w:sdtEndPr/>
                     <w:sdtContent>
                       <w:p>
                         <w:pPr>
@@ -665,7 +682,7 @@
                 </w:tc>
                 <w:tc>
                   <w:tcPr>
-                    <w:tcW w:w="619" w:type="pct"/>
+                    <w:tcW w:w="1711" w:type="dxa"/>
                   </w:tcPr>
                   <w:sdt>
                     <w:sdtPr>
@@ -678,6 +695,7 @@
                       <w:dataBinding w:prefixMappings="xmlns:ns0='urn:microsoft-dynamics-nav/reports/Salesperson_Sales_Statistics/114/'" w:xpath="/ns0:NavWordReportXmlPart[1]/ns0:Salesperson_Purchaser[1]/ns0:Cust__Ledger_Entry___Sales__LCY__[1]" w:storeItemID="{5D4524CD-A282-4F19-BAEA-0AD6212CDB38}"/>
                       <w:text/>
                     </w:sdtPr>
+                    <w:sdtEndPr/>
                     <w:sdtContent>
                       <w:p>
                         <w:pPr>
@@ -706,10 +724,11 @@
                     <w:dataBinding w:prefixMappings="xmlns:ns0='urn:microsoft-dynamics-nav/reports/Salesperson_Sales_Statistics/114/'" w:xpath="/ns0:NavWordReportXmlPart[1]/ns0:Salesperson_Purchaser[1]/ns0:Cust__Ledger_Entry___Profit__LCY__[1]" w:storeItemID="{5D4524CD-A282-4F19-BAEA-0AD6212CDB38}"/>
                     <w:text/>
                   </w:sdtPr>
+                  <w:sdtEndPr/>
                   <w:sdtContent>
                     <w:tc>
                       <w:tcPr>
-                        <w:tcW w:w="617" w:type="pct"/>
+                        <w:tcW w:w="1711" w:type="dxa"/>
                       </w:tcPr>
                       <w:p>
                         <w:pPr>
@@ -739,10 +758,11 @@
                     <w:dataBinding w:prefixMappings="xmlns:ns0='urn:microsoft-dynamics-nav/reports/Salesperson_Sales_Statistics/114/'" w:xpath="/ns0:NavWordReportXmlPart[1]/ns0:Salesperson_Purchaser[1]/ns0:AdjProfit[1]" w:storeItemID="{5D4524CD-A282-4F19-BAEA-0AD6212CDB38}"/>
                     <w:text/>
                   </w:sdtPr>
+                  <w:sdtEndPr/>
                   <w:sdtContent>
                     <w:tc>
                       <w:tcPr>
-                        <w:tcW w:w="326" w:type="pct"/>
+                        <w:tcW w:w="1711" w:type="dxa"/>
                       </w:tcPr>
                       <w:p>
                         <w:pPr>
@@ -769,10 +789,11 @@
                     <w:dataBinding w:prefixMappings="xmlns:ns0='urn:microsoft-dynamics-nav/reports/Salesperson_Sales_Statistics/114/'" w:xpath="/ns0:NavWordReportXmlPart[1]/ns0:Salesperson_Purchaser[1]/ns0:ProfitPercent[1]" w:storeItemID="{5D4524CD-A282-4F19-BAEA-0AD6212CDB38}"/>
                     <w:text/>
                   </w:sdtPr>
+                  <w:sdtEndPr/>
                   <w:sdtContent>
                     <w:tc>
                       <w:tcPr>
-                        <w:tcW w:w="270" w:type="pct"/>
+                        <w:tcW w:w="1711" w:type="dxa"/>
                       </w:tcPr>
                       <w:p>
                         <w:pPr>
@@ -799,10 +820,11 @@
                     <w:dataBinding w:prefixMappings="xmlns:ns0='urn:microsoft-dynamics-nav/reports/Salesperson_Sales_Statistics/114/'" w:xpath="/ns0:NavWordReportXmlPart[1]/ns0:Salesperson_Purchaser[1]/ns0:AdjProfitPercent[1]" w:storeItemID="{5D4524CD-A282-4F19-BAEA-0AD6212CDB38}"/>
                     <w:text/>
                   </w:sdtPr>
+                  <w:sdtEndPr/>
                   <w:sdtContent>
                     <w:tc>
                       <w:tcPr>
-                        <w:tcW w:w="316" w:type="pct"/>
+                        <w:tcW w:w="1711" w:type="dxa"/>
                       </w:tcPr>
                       <w:p>
                         <w:pPr>
@@ -829,10 +851,11 @@
                     <w:dataBinding w:prefixMappings="xmlns:ns0='urn:microsoft-dynamics-nav/reports/Salesperson_Sales_Statistics/114/'" w:xpath="/ns0:NavWordReportXmlPart[1]/ns0:Salesperson_Purchaser[1]/ns0:Cust__Ledger_Entry___Inv__Discount__LCY__[1]" w:storeItemID="{5D4524CD-A282-4F19-BAEA-0AD6212CDB38}"/>
                     <w:text/>
                   </w:sdtPr>
+                  <w:sdtEndPr/>
                   <w:sdtContent>
                     <w:tc>
                       <w:tcPr>
-                        <w:tcW w:w="747" w:type="pct"/>
+                        <w:tcW w:w="1711" w:type="dxa"/>
                       </w:tcPr>
                       <w:p>
                         <w:pPr>
@@ -862,10 +885,11 @@
                     <w:dataBinding w:prefixMappings="xmlns:ns0='urn:microsoft-dynamics-nav/reports/Salesperson_Sales_Statistics/114/'" w:xpath="/ns0:NavWordReportXmlPart[1]/ns0:Salesperson_Purchaser[1]/ns0:Cust__Ledger_Entry___Pmt__Disc__Given__LCY__[1]" w:storeItemID="{5D4524CD-A282-4F19-BAEA-0AD6212CDB38}"/>
                     <w:text/>
                   </w:sdtPr>
+                  <w:sdtEndPr/>
                   <w:sdtContent>
                     <w:tc>
                       <w:tcPr>
-                        <w:tcW w:w="812" w:type="pct"/>
+                        <w:tcW w:w="1711" w:type="dxa"/>
                       </w:tcPr>
                       <w:p>
                         <w:pPr>
@@ -906,10 +930,11 @@
                     <w:dataBinding w:prefixMappings="xmlns:ns0='urn:microsoft-dynamics-nav/reports/Salesperson_Sales_Statistics/114/'" w:xpath="/ns0:NavWordReportXmlPart[1]/ns0:Salesperson_Purchaser[1]/ns0:Cust__Ledger_Entry___Pmt__Tolerance__LCY__[1]" w:storeItemID="{5D4524CD-A282-4F19-BAEA-0AD6212CDB38}"/>
                     <w:text/>
                   </w:sdtPr>
+                  <w:sdtEndPr/>
                   <w:sdtContent>
                     <w:tc>
                       <w:tcPr>
-                        <w:tcW w:w="773" w:type="pct"/>
+                        <w:tcW w:w="1711" w:type="dxa"/>
                       </w:tcPr>
                       <w:p>
                         <w:pPr>
@@ -963,15 +988,15 @@
         <w:tblDescription w:val="Document totals."/>
       </w:tblPr>
       <w:tblGrid>
-        <w:gridCol w:w="1620"/>
-        <w:gridCol w:w="1891"/>
-        <w:gridCol w:w="1888"/>
-        <w:gridCol w:w="1081"/>
-        <w:gridCol w:w="810"/>
-        <w:gridCol w:w="902"/>
-        <w:gridCol w:w="2340"/>
-        <w:gridCol w:w="2522"/>
-        <w:gridCol w:w="2344"/>
+        <w:gridCol w:w="1716"/>
+        <w:gridCol w:w="1716"/>
+        <w:gridCol w:w="1716"/>
+        <w:gridCol w:w="1715"/>
+        <w:gridCol w:w="1715"/>
+        <w:gridCol w:w="1715"/>
+        <w:gridCol w:w="1715"/>
+        <w:gridCol w:w="1715"/>
+        <w:gridCol w:w="1703"/>
       </w:tblGrid>
       <w:tr>
         <w:trPr>
@@ -980,7 +1005,7 @@
         </w:trPr>
         <w:tc>
           <w:tcPr>
-            <w:tcW w:w="526" w:type="pct"/>
+            <w:tcW w:w="556" w:type="pct"/>
           </w:tcPr>
           <w:p>
             <w:pPr>
@@ -1002,10 +1027,11 @@
             <w:dataBinding w:prefixMappings="xmlns:ns0='urn:microsoft-dynamics-nav/reports/Salesperson_Sales_Statistics/114/'" w:xpath="/ns0:NavWordReportXmlPart[1]/ns0:Totals[1]/ns0:Totals_Sales[1]" w:storeItemID="{5D4524CD-A282-4F19-BAEA-0AD6212CDB38}"/>
             <w:text/>
           </w:sdtPr>
+          <w:sdtEndPr/>
           <w:sdtContent>
             <w:tc>
               <w:tcPr>
-                <w:tcW w:w="614" w:type="pct"/>
+                <w:tcW w:w="556" w:type="pct"/>
               </w:tcPr>
               <w:p>
                 <w:pPr>
@@ -1032,10 +1058,11 @@
             <w:dataBinding w:prefixMappings="xmlns:ns0='urn:microsoft-dynamics-nav/reports/Salesperson_Sales_Statistics/114/'" w:xpath="/ns0:NavWordReportXmlPart[1]/ns0:Totals[1]/ns0:Totals_Profit[1]" w:storeItemID="{5D4524CD-A282-4F19-BAEA-0AD6212CDB38}"/>
             <w:text/>
           </w:sdtPr>
+          <w:sdtEndPr/>
           <w:sdtContent>
             <w:tc>
               <w:tcPr>
-                <w:tcW w:w="613" w:type="pct"/>
+                <w:tcW w:w="556" w:type="pct"/>
               </w:tcPr>
               <w:p>
                 <w:pPr>
@@ -1062,10 +1089,11 @@
             <w:dataBinding w:prefixMappings="xmlns:ns0='urn:microsoft-dynamics-nav/reports/Salesperson_Sales_Statistics/114/'" w:xpath="/ns0:NavWordReportXmlPart[1]/ns0:Totals[1]/ns0:Totals_AdjProfit[1]" w:storeItemID="{5D4524CD-A282-4F19-BAEA-0AD6212CDB38}"/>
             <w:text/>
           </w:sdtPr>
+          <w:sdtEndPr/>
           <w:sdtContent>
             <w:tc>
               <w:tcPr>
-                <w:tcW w:w="351" w:type="pct"/>
+                <w:tcW w:w="556" w:type="pct"/>
               </w:tcPr>
               <w:p>
                 <w:pPr>
@@ -1092,10 +1120,11 @@
             <w:dataBinding w:prefixMappings="xmlns:ns0='urn:microsoft-dynamics-nav/reports/Salesperson_Sales_Statistics/114/'" w:xpath="/ns0:NavWordReportXmlPart[1]/ns0:Totals[1]/ns0:Totals_ProfitPct[1]" w:storeItemID="{5D4524CD-A282-4F19-BAEA-0AD6212CDB38}"/>
             <w:text/>
           </w:sdtPr>
+          <w:sdtEndPr/>
           <w:sdtContent>
             <w:tc>
               <w:tcPr>
-                <w:tcW w:w="263" w:type="pct"/>
+                <w:tcW w:w="556" w:type="pct"/>
               </w:tcPr>
               <w:p>
                 <w:pPr>
@@ -1122,10 +1151,11 @@
             <w:dataBinding w:prefixMappings="xmlns:ns0='urn:microsoft-dynamics-nav/reports/Salesperson_Sales_Statistics/114/'" w:xpath="/ns0:NavWordReportXmlPart[1]/ns0:Totals[1]/ns0:Totals_AdjProfitPct[1]" w:storeItemID="{5D4524CD-A282-4F19-BAEA-0AD6212CDB38}"/>
             <w:text/>
           </w:sdtPr>
+          <w:sdtEndPr/>
           <w:sdtContent>
             <w:tc>
               <w:tcPr>
-                <w:tcW w:w="293" w:type="pct"/>
+                <w:tcW w:w="556" w:type="pct"/>
               </w:tcPr>
               <w:p>
                 <w:pPr>
@@ -1152,10 +1182,11 @@
             <w:dataBinding w:prefixMappings="xmlns:ns0='urn:microsoft-dynamics-nav/reports/Salesperson_Sales_Statistics/114/'" w:xpath="/ns0:NavWordReportXmlPart[1]/ns0:Totals[1]/ns0:Totals_InvDiscAmount[1]" w:storeItemID="{5D4524CD-A282-4F19-BAEA-0AD6212CDB38}"/>
             <w:text/>
           </w:sdtPr>
+          <w:sdtEndPr/>
           <w:sdtContent>
             <w:tc>
               <w:tcPr>
-                <w:tcW w:w="760" w:type="pct"/>
+                <w:tcW w:w="556" w:type="pct"/>
               </w:tcPr>
               <w:p>
                 <w:pPr>
@@ -1182,10 +1213,11 @@
             <w:dataBinding w:prefixMappings="xmlns:ns0='urn:microsoft-dynamics-nav/reports/Salesperson_Sales_Statistics/114/'" w:xpath="/ns0:NavWordReportXmlPart[1]/ns0:Totals[1]/ns0:Totals_PmtDiscGiven[1]" w:storeItemID="{5D4524CD-A282-4F19-BAEA-0AD6212CDB38}"/>
             <w:text/>
           </w:sdtPr>
+          <w:sdtEndPr/>
           <w:sdtContent>
             <w:tc>
               <w:tcPr>
-                <w:tcW w:w="819" w:type="pct"/>
+                <w:tcW w:w="556" w:type="pct"/>
               </w:tcPr>
               <w:p>
                 <w:pPr>
@@ -1212,10 +1244,11 @@
             <w:dataBinding w:prefixMappings="xmlns:ns0='urn:microsoft-dynamics-nav/reports/Salesperson_Sales_Statistics/114/'" w:xpath="/ns0:NavWordReportXmlPart[1]/ns0:Totals[1]/ns0:Totals_PmtTolerance[1]" w:storeItemID="{5D4524CD-A282-4F19-BAEA-0AD6212CDB38}"/>
             <w:text/>
           </w:sdtPr>
+          <w:sdtEndPr/>
           <w:sdtContent>
             <w:tc>
               <w:tcPr>
-                <w:tcW w:w="761" w:type="pct"/>
+                <w:tcW w:w="556" w:type="pct"/>
               </w:tcPr>
               <w:p>
                 <w:pPr>
@@ -1241,9 +1274,14 @@
       </w:pPr>
     </w:p>
     <w:sectPr>
-      <w:headerReference w:type="default" r:id="rId9"/>
+      <w:headerReference w:type="even" r:id="rId9"/>
+      <w:headerReference w:type="default" r:id="rId10"/>
+      <w:footerReference w:type="even" r:id="rId11"/>
+      <w:footerReference w:type="default" r:id="rId12"/>
+      <w:headerReference w:type="first" r:id="rId13"/>
+      <w:footerReference w:type="first" r:id="rId14"/>
       <w:pgSz w:w="16838" w:h="11906" w:orient="landscape"/>
-      <w:pgMar w:top="720" w:right="720" w:bottom="720" w:left="720" w:header="708" w:footer="708" w:gutter="0"/>
+      <w:pgMar w:top="576" w:right="706" w:bottom="576" w:left="706" w:header="708" w:footer="708" w:gutter="0"/>
       <w:cols w:space="708"/>
       <w:docGrid w:linePitch="360"/>
     </w:sectPr>
@@ -1276,6 +1314,36 @@
 </w:endnotes>
 </file>
 
+<file path=word/footer1.xml><?xml version="1.0" encoding="utf-8"?>
+<w:ftr xmlns:wpc="http://schemas.microsoft.com/office/word/2010/wordprocessingCanvas" xmlns:cx="http://schemas.microsoft.com/office/drawing/2014/chartex" xmlns:cx1="http://schemas.microsoft.com/office/drawing/2015/9/8/chartex" xmlns:cx2="http://schemas.microsoft.com/office/drawing/2015/10/21/chartex" xmlns:cx3="http://schemas.microsoft.com/office/drawing/2016/5/9/chartex" xmlns:cx4="http://schemas.microsoft.com/office/drawing/2016/5/10/chartex" xmlns:cx5="http://schemas.microsoft.com/office/drawing/2016/5/11/chartex" xmlns:cx6="http://schemas.microsoft.com/office/drawing/2016/5/12/chartex" xmlns:cx7="http://schemas.microsoft.com/office/drawing/2016/5/13/chartex" xmlns:cx8="http://schemas.microsoft.com/office/drawing/2016/5/14/chartex" xmlns:mc="http://schemas.openxmlformats.org/markup-compatibility/2006" xmlns:aink="http://schemas.microsoft.com/office/drawing/2016/ink" xmlns:am3d="http://schemas.microsoft.com/office/drawing/2017/model3d" xmlns:o="urn:schemas-microsoft-com:office:office" xmlns:oel="http://schemas.microsoft.com/office/2019/extlst" xmlns:r="http://schemas.openxmlformats.org/officeDocument/2006/relationships" xmlns:m="http://schemas.openxmlformats.org/officeDocument/2006/math" xmlns:v="urn:schemas-microsoft-com:vml" xmlns:wp14="http://schemas.microsoft.com/office/word/2010/wordprocessingDrawing" xmlns:wp="http://schemas.openxmlformats.org/drawingml/2006/wordprocessingDrawing" xmlns:w10="urn:schemas-microsoft-com:office:word" xmlns:w="http://schemas.openxmlformats.org/wordprocessingml/2006/main" xmlns:w14="http://schemas.microsoft.com/office/word/2010/wordml" xmlns:w15="http://schemas.microsoft.com/office/word/2012/wordml" xmlns:w16cei="http://schemas.microsoft.com/office/word/2026/wordml/cei" xmlns:w16cex="http://schemas.microsoft.com/office/word/2018/wordml/cex" xmlns:w16cid="http://schemas.microsoft.com/office/word/2016/wordml/cid" xmlns:w16="http://schemas.microsoft.com/office/word/2018/wordml" xmlns:w16du="http://schemas.microsoft.com/office/word/2023/wordml/word16du" xmlns:w16sdtdh="http://schemas.microsoft.com/office/word/2020/wordml/sdtdatahash" xmlns:w16sdtfl="http://schemas.microsoft.com/office/word/2024/wordml/sdtformatlock" xmlns:w16se="http://schemas.microsoft.com/office/word/2015/wordml/symex" xmlns:wpg="http://schemas.microsoft.com/office/word/2010/wordprocessingGroup" xmlns:wpi="http://schemas.microsoft.com/office/word/2010/wordprocessingInk" xmlns:wne="http://schemas.microsoft.com/office/word/2006/wordml" xmlns:wps="http://schemas.microsoft.com/office/word/2010/wordprocessingShape" mc:Ignorable="w14 w15 w16se w16cid w16 w16cex w16sdtdh w16sdtfl w16du wp14">
+  <w:p>
+    <w:pPr>
+      <w:pStyle w:val="Footer"/>
+    </w:pPr>
+  </w:p>
+</w:ftr>
+</file>
+
+<file path=word/footer2.xml><?xml version="1.0" encoding="utf-8"?>
+<w:ftr xmlns:wpc="http://schemas.microsoft.com/office/word/2010/wordprocessingCanvas" xmlns:cx="http://schemas.microsoft.com/office/drawing/2014/chartex" xmlns:cx1="http://schemas.microsoft.com/office/drawing/2015/9/8/chartex" xmlns:cx2="http://schemas.microsoft.com/office/drawing/2015/10/21/chartex" xmlns:cx3="http://schemas.microsoft.com/office/drawing/2016/5/9/chartex" xmlns:cx4="http://schemas.microsoft.com/office/drawing/2016/5/10/chartex" xmlns:cx5="http://schemas.microsoft.com/office/drawing/2016/5/11/chartex" xmlns:cx6="http://schemas.microsoft.com/office/drawing/2016/5/12/chartex" xmlns:cx7="http://schemas.microsoft.com/office/drawing/2016/5/13/chartex" xmlns:cx8="http://schemas.microsoft.com/office/drawing/2016/5/14/chartex" xmlns:mc="http://schemas.openxmlformats.org/markup-compatibility/2006" xmlns:aink="http://schemas.microsoft.com/office/drawing/2016/ink" xmlns:am3d="http://schemas.microsoft.com/office/drawing/2017/model3d" xmlns:o="urn:schemas-microsoft-com:office:office" xmlns:oel="http://schemas.microsoft.com/office/2019/extlst" xmlns:r="http://schemas.openxmlformats.org/officeDocument/2006/relationships" xmlns:m="http://schemas.openxmlformats.org/officeDocument/2006/math" xmlns:v="urn:schemas-microsoft-com:vml" xmlns:wp14="http://schemas.microsoft.com/office/word/2010/wordprocessingDrawing" xmlns:wp="http://schemas.openxmlformats.org/drawingml/2006/wordprocessingDrawing" xmlns:w10="urn:schemas-microsoft-com:office:word" xmlns:w="http://schemas.openxmlformats.org/wordprocessingml/2006/main" xmlns:w14="http://schemas.microsoft.com/office/word/2010/wordml" xmlns:w15="http://schemas.microsoft.com/office/word/2012/wordml" xmlns:w16cei="http://schemas.microsoft.com/office/word/2026/wordml/cei" xmlns:w16cex="http://schemas.microsoft.com/office/word/2018/wordml/cex" xmlns:w16cid="http://schemas.microsoft.com/office/word/2016/wordml/cid" xmlns:w16="http://schemas.microsoft.com/office/word/2018/wordml" xmlns:w16du="http://schemas.microsoft.com/office/word/2023/wordml/word16du" xmlns:w16sdtdh="http://schemas.microsoft.com/office/word/2020/wordml/sdtdatahash" xmlns:w16sdtfl="http://schemas.microsoft.com/office/word/2024/wordml/sdtformatlock" xmlns:w16se="http://schemas.microsoft.com/office/word/2015/wordml/symex" xmlns:wpg="http://schemas.microsoft.com/office/word/2010/wordprocessingGroup" xmlns:wpi="http://schemas.microsoft.com/office/word/2010/wordprocessingInk" xmlns:wne="http://schemas.microsoft.com/office/word/2006/wordml" xmlns:wps="http://schemas.microsoft.com/office/word/2010/wordprocessingShape" mc:Ignorable="w14 w15 w16se w16cid w16 w16cex w16sdtdh w16sdtfl w16du wp14">
+  <w:p>
+    <w:pPr>
+      <w:pStyle w:val="Footer"/>
+    </w:pPr>
+  </w:p>
+</w:ftr>
+</file>
+
+<file path=word/footer3.xml><?xml version="1.0" encoding="utf-8"?>
+<w:ftr xmlns:wpc="http://schemas.microsoft.com/office/word/2010/wordprocessingCanvas" xmlns:cx="http://schemas.microsoft.com/office/drawing/2014/chartex" xmlns:cx1="http://schemas.microsoft.com/office/drawing/2015/9/8/chartex" xmlns:cx2="http://schemas.microsoft.com/office/drawing/2015/10/21/chartex" xmlns:cx3="http://schemas.microsoft.com/office/drawing/2016/5/9/chartex" xmlns:cx4="http://schemas.microsoft.com/office/drawing/2016/5/10/chartex" xmlns:cx5="http://schemas.microsoft.com/office/drawing/2016/5/11/chartex" xmlns:cx6="http://schemas.microsoft.com/office/drawing/2016/5/12/chartex" xmlns:cx7="http://schemas.microsoft.com/office/drawing/2016/5/13/chartex" xmlns:cx8="http://schemas.microsoft.com/office/drawing/2016/5/14/chartex" xmlns:mc="http://schemas.openxmlformats.org/markup-compatibility/2006" xmlns:aink="http://schemas.microsoft.com/office/drawing/2016/ink" xmlns:am3d="http://schemas.microsoft.com/office/drawing/2017/model3d" xmlns:o="urn:schemas-microsoft-com:office:office" xmlns:oel="http://schemas.microsoft.com/office/2019/extlst" xmlns:r="http://schemas.openxmlformats.org/officeDocument/2006/relationships" xmlns:m="http://schemas.openxmlformats.org/officeDocument/2006/math" xmlns:v="urn:schemas-microsoft-com:vml" xmlns:wp14="http://schemas.microsoft.com/office/word/2010/wordprocessingDrawing" xmlns:wp="http://schemas.openxmlformats.org/drawingml/2006/wordprocessingDrawing" xmlns:w10="urn:schemas-microsoft-com:office:word" xmlns:w="http://schemas.openxmlformats.org/wordprocessingml/2006/main" xmlns:w14="http://schemas.microsoft.com/office/word/2010/wordml" xmlns:w15="http://schemas.microsoft.com/office/word/2012/wordml" xmlns:w16cei="http://schemas.microsoft.com/office/word/2026/wordml/cei" xmlns:w16cex="http://schemas.microsoft.com/office/word/2018/wordml/cex" xmlns:w16cid="http://schemas.microsoft.com/office/word/2016/wordml/cid" xmlns:w16="http://schemas.microsoft.com/office/word/2018/wordml" xmlns:w16du="http://schemas.microsoft.com/office/word/2023/wordml/word16du" xmlns:w16sdtdh="http://schemas.microsoft.com/office/word/2020/wordml/sdtdatahash" xmlns:w16sdtfl="http://schemas.microsoft.com/office/word/2024/wordml/sdtformatlock" xmlns:w16se="http://schemas.microsoft.com/office/word/2015/wordml/symex" xmlns:wpg="http://schemas.microsoft.com/office/word/2010/wordprocessingGroup" xmlns:wpi="http://schemas.microsoft.com/office/word/2010/wordprocessingInk" xmlns:wne="http://schemas.microsoft.com/office/word/2006/wordml" xmlns:wps="http://schemas.microsoft.com/office/word/2010/wordprocessingShape" mc:Ignorable="w14 w15 w16se w16cid w16 w16cex w16sdtdh w16sdtfl w16du wp14">
+  <w:p>
+    <w:pPr>
+      <w:pStyle w:val="Footer"/>
+    </w:pPr>
+  </w:p>
+</w:ftr>
+</file>
+
 <file path=word/footnotes.xml><?xml version="1.0" encoding="utf-8"?>
 <w:footnotes xmlns:wpc="http://schemas.microsoft.com/office/word/2010/wordprocessingCanvas" xmlns:cx="http://schemas.microsoft.com/office/drawing/2014/chartex" xmlns:cx1="http://schemas.microsoft.com/office/drawing/2015/9/8/chartex" xmlns:cx2="http://schemas.microsoft.com/office/drawing/2015/10/21/chartex" xmlns:cx3="http://schemas.microsoft.com/office/drawing/2016/5/9/chartex" xmlns:cx4="http://schemas.microsoft.com/office/drawing/2016/5/10/chartex" xmlns:cx5="http://schemas.microsoft.com/office/drawing/2016/5/11/chartex" xmlns:cx6="http://schemas.microsoft.com/office/drawing/2016/5/12/chartex" xmlns:cx7="http://schemas.microsoft.com/office/drawing/2016/5/13/chartex" xmlns:cx8="http://schemas.microsoft.com/office/drawing/2016/5/14/chartex" xmlns:mc="http://schemas.openxmlformats.org/markup-compatibility/2006" xmlns:aink="http://schemas.microsoft.com/office/drawing/2016/ink" xmlns:am3d="http://schemas.microsoft.com/office/drawing/2017/model3d" xmlns:o="urn:schemas-microsoft-com:office:office" xmlns:oel="http://schemas.microsoft.com/office/2019/extlst" xmlns:r="http://schemas.openxmlformats.org/officeDocument/2006/relationships" xmlns:m="http://schemas.openxmlformats.org/officeDocument/2006/math" xmlns:v="urn:schemas-microsoft-com:vml" xmlns:wp14="http://schemas.microsoft.com/office/word/2010/wordprocessingDrawing" xmlns:wp="http://schemas.openxmlformats.org/drawingml/2006/wordprocessingDrawing" xmlns:w10="urn:schemas-microsoft-com:office:word" xmlns:w="http://schemas.openxmlformats.org/wordprocessingml/2006/main" xmlns:w14="http://schemas.microsoft.com/office/word/2010/wordml" xmlns:w15="http://schemas.microsoft.com/office/word/2012/wordml" xmlns:w16cei="http://schemas.microsoft.com/office/word/2026/wordml/cei" xmlns:w16cex="http://schemas.microsoft.com/office/word/2018/wordml/cex" xmlns:w16cid="http://schemas.microsoft.com/office/word/2016/wordml/cid" xmlns:w16="http://schemas.microsoft.com/office/word/2018/wordml" xmlns:w16du="http://schemas.microsoft.com/office/word/2023/wordml/word16du" xmlns:w16sdtdh="http://schemas.microsoft.com/office/word/2020/wordml/sdtdatahash" xmlns:w16sdtfl="http://schemas.microsoft.com/office/word/2024/wordml/sdtformatlock" xmlns:w16se="http://schemas.microsoft.com/office/word/2015/wordml/symex" xmlns:wpg="http://schemas.microsoft.com/office/word/2010/wordprocessingGroup" xmlns:wpi="http://schemas.microsoft.com/office/word/2010/wordprocessingInk" xmlns:wne="http://schemas.microsoft.com/office/word/2006/wordml" xmlns:wps="http://schemas.microsoft.com/office/word/2010/wordprocessingShape" mc:Ignorable="w14 w15 w16se w16cid w16 w16cex w16sdtdh w16sdtfl w16du wp14">
   <w:footnote w:type="separator" w:id="-1">
@@ -1306,6 +1374,16 @@
   <w:p>
     <w:pPr>
       <w:pStyle w:val="Header"/>
+    </w:pPr>
+  </w:p>
+</w:hdr>
+</file>
+
+<file path=word/header2.xml><?xml version="1.0" encoding="utf-8"?>
+<w:hdr xmlns:wpc="http://schemas.microsoft.com/office/word/2010/wordprocessingCanvas" xmlns:cx="http://schemas.microsoft.com/office/drawing/2014/chartex" xmlns:cx1="http://schemas.microsoft.com/office/drawing/2015/9/8/chartex" xmlns:cx2="http://schemas.microsoft.com/office/drawing/2015/10/21/chartex" xmlns:cx3="http://schemas.microsoft.com/office/drawing/2016/5/9/chartex" xmlns:cx4="http://schemas.microsoft.com/office/drawing/2016/5/10/chartex" xmlns:cx5="http://schemas.microsoft.com/office/drawing/2016/5/11/chartex" xmlns:cx6="http://schemas.microsoft.com/office/drawing/2016/5/12/chartex" xmlns:cx7="http://schemas.microsoft.com/office/drawing/2016/5/13/chartex" xmlns:cx8="http://schemas.microsoft.com/office/drawing/2016/5/14/chartex" xmlns:mc="http://schemas.openxmlformats.org/markup-compatibility/2006" xmlns:aink="http://schemas.microsoft.com/office/drawing/2016/ink" xmlns:am3d="http://schemas.microsoft.com/office/drawing/2017/model3d" xmlns:o="urn:schemas-microsoft-com:office:office" xmlns:oel="http://schemas.microsoft.com/office/2019/extlst" xmlns:r="http://schemas.openxmlformats.org/officeDocument/2006/relationships" xmlns:m="http://schemas.openxmlformats.org/officeDocument/2006/math" xmlns:v="urn:schemas-microsoft-com:vml" xmlns:wp14="http://schemas.microsoft.com/office/word/2010/wordprocessingDrawing" xmlns:wp="http://schemas.openxmlformats.org/drawingml/2006/wordprocessingDrawing" xmlns:w10="urn:schemas-microsoft-com:office:word" xmlns:w="http://schemas.openxmlformats.org/wordprocessingml/2006/main" xmlns:w14="http://schemas.microsoft.com/office/word/2010/wordml" xmlns:w15="http://schemas.microsoft.com/office/word/2012/wordml" xmlns:w16cei="http://schemas.microsoft.com/office/word/2026/wordml/cei" xmlns:w16cex="http://schemas.microsoft.com/office/word/2018/wordml/cex" xmlns:w16cid="http://schemas.microsoft.com/office/word/2016/wordml/cid" xmlns:w16="http://schemas.microsoft.com/office/word/2018/wordml" xmlns:w16du="http://schemas.microsoft.com/office/word/2023/wordml/word16du" xmlns:w16sdtdh="http://schemas.microsoft.com/office/word/2020/wordml/sdtdatahash" xmlns:w16sdtfl="http://schemas.microsoft.com/office/word/2024/wordml/sdtformatlock" xmlns:w16se="http://schemas.microsoft.com/office/word/2015/wordml/symex" xmlns:wpg="http://schemas.microsoft.com/office/word/2010/wordprocessingGroup" xmlns:wpi="http://schemas.microsoft.com/office/word/2010/wordprocessingInk" xmlns:wne="http://schemas.microsoft.com/office/word/2006/wordml" xmlns:wps="http://schemas.microsoft.com/office/word/2010/wordprocessingShape" mc:Ignorable="w14 w15 w16se w16cid w16 w16cex w16sdtdh w16sdtfl w16du wp14">
+  <w:p>
+    <w:pPr>
+      <w:pStyle w:val="Header"/>
       <w:rPr>
         <w:lang w:val="da-DK"/>
       </w:rPr>
@@ -1325,6 +1403,16 @@
       <w:rPr>
         <w:lang w:val="da-DK"/>
       </w:rPr>
+    </w:pPr>
+  </w:p>
+</w:hdr>
+</file>
+
+<file path=word/header3.xml><?xml version="1.0" encoding="utf-8"?>
+<w:hdr xmlns:wpc="http://schemas.microsoft.com/office/word/2010/wordprocessingCanvas" xmlns:cx="http://schemas.microsoft.com/office/drawing/2014/chartex" xmlns:cx1="http://schemas.microsoft.com/office/drawing/2015/9/8/chartex" xmlns:cx2="http://schemas.microsoft.com/office/drawing/2015/10/21/chartex" xmlns:cx3="http://schemas.microsoft.com/office/drawing/2016/5/9/chartex" xmlns:cx4="http://schemas.microsoft.com/office/drawing/2016/5/10/chartex" xmlns:cx5="http://schemas.microsoft.com/office/drawing/2016/5/11/chartex" xmlns:cx6="http://schemas.microsoft.com/office/drawing/2016/5/12/chartex" xmlns:cx7="http://schemas.microsoft.com/office/drawing/2016/5/13/chartex" xmlns:cx8="http://schemas.microsoft.com/office/drawing/2016/5/14/chartex" xmlns:mc="http://schemas.openxmlformats.org/markup-compatibility/2006" xmlns:aink="http://schemas.microsoft.com/office/drawing/2016/ink" xmlns:am3d="http://schemas.microsoft.com/office/drawing/2017/model3d" xmlns:o="urn:schemas-microsoft-com:office:office" xmlns:oel="http://schemas.microsoft.com/office/2019/extlst" xmlns:r="http://schemas.openxmlformats.org/officeDocument/2006/relationships" xmlns:m="http://schemas.openxmlformats.org/officeDocument/2006/math" xmlns:v="urn:schemas-microsoft-com:vml" xmlns:wp14="http://schemas.microsoft.com/office/word/2010/wordprocessingDrawing" xmlns:wp="http://schemas.openxmlformats.org/drawingml/2006/wordprocessingDrawing" xmlns:w10="urn:schemas-microsoft-com:office:word" xmlns:w="http://schemas.openxmlformats.org/wordprocessingml/2006/main" xmlns:w14="http://schemas.microsoft.com/office/word/2010/wordml" xmlns:w15="http://schemas.microsoft.com/office/word/2012/wordml" xmlns:w16cei="http://schemas.microsoft.com/office/word/2026/wordml/cei" xmlns:w16cex="http://schemas.microsoft.com/office/word/2018/wordml/cex" xmlns:w16cid="http://schemas.microsoft.com/office/word/2016/wordml/cid" xmlns:w16="http://schemas.microsoft.com/office/word/2018/wordml" xmlns:w16du="http://schemas.microsoft.com/office/word/2023/wordml/word16du" xmlns:w16sdtdh="http://schemas.microsoft.com/office/word/2020/wordml/sdtdatahash" xmlns:w16sdtfl="http://schemas.microsoft.com/office/word/2024/wordml/sdtformatlock" xmlns:w16se="http://schemas.microsoft.com/office/word/2015/wordml/symex" xmlns:wpg="http://schemas.microsoft.com/office/word/2010/wordprocessingGroup" xmlns:wpi="http://schemas.microsoft.com/office/word/2010/wordprocessingInk" xmlns:wne="http://schemas.microsoft.com/office/word/2006/wordml" xmlns:wps="http://schemas.microsoft.com/office/word/2010/wordprocessingShape" mc:Ignorable="w14 w15 w16se w16cid w16 w16cex w16sdtdh w16sdtfl w16du wp14">
+  <w:p>
+    <w:pPr>
+      <w:pStyle w:val="Header"/>
     </w:pPr>
   </w:p>
 </w:hdr>
@@ -2420,6 +2508,7 @@
     <w:sig w:usb0="20000287" w:usb1="00000003" w:usb2="00000000" w:usb3="00000000" w:csb0="0000019F" w:csb1="00000000"/>
   </w:font>
   <w:font w:name="Yu Gothic Light">
+    <w:altName w:val="游ゴシック Light"/>
     <w:panose1 w:val="020B0300000000000000"/>
     <w:charset w:val="80"/>
     <w:family w:val="swiss"/>
@@ -2463,6 +2552,7 @@
     <w:rsid w:val="00321EDD"/>
     <w:rsid w:val="00334CBC"/>
     <w:rsid w:val="00347B4D"/>
+    <w:rsid w:val="00373C54"/>
     <w:rsid w:val="00375AE3"/>
     <w:rsid w:val="00404DEC"/>
     <w:rsid w:val="004D153C"/>
@@ -2496,6 +2586,7 @@
     <w:rsid w:val="00AA0C52"/>
     <w:rsid w:val="00AA548F"/>
     <w:rsid w:val="00B0006E"/>
+    <w:rsid w:val="00B708D6"/>
     <w:rsid w:val="00BA70C2"/>
     <w:rsid w:val="00BB7440"/>
     <w:rsid w:val="00C53E14"/>
@@ -3327,9 +3418,33 @@
 </a:theme>
 </file>
 
-<file path=customXml/item1.xml>��< ? x m l   v e r s i o n = " 1 . 0 "   e n c o d i n g = " u t f - 1 6 " ? > - 
- < N a v W o r d R e p o r t X m l P a r t   x m l n s = " u r n : m i c r o s o f t - d y n a m i c s - n a v / r e p o r t s / S a l e s p e r s o n _ S a l e s _ S t a t i s t i c s / 1 1 4 / " > +<file path=word/webextensions/taskpanes.xml><?xml version="1.0" encoding="utf-8"?>
+<wetp:taskpanes xmlns:wetp="http://schemas.microsoft.com/office/webextensions/taskpanes/2010/11">
+  <wetp:taskpane dockstate="right" visibility="0" width="350" row="2">
+    <wetp:webextensionref xmlns:r="http://schemas.openxmlformats.org/officeDocument/2006/relationships" r:id="rId1"/>
+  </wetp:taskpane>
+</wetp:taskpanes>
+</file>
+
+<file path=word/webextensions/webextension1.xml><?xml version="1.0" encoding="utf-8"?>
+<we:webextension xmlns:we="http://schemas.microsoft.com/office/webextensions/webextension/2010/11" id="{11216200-6BCB-488E-813F-FFE656EE97A6}">
+  <we:reference id="WA200010725" version="1.0.0.1" store="Omex" storeType="OMEX"/>
+  <we:alternateReferences>
+    <we:reference id="WA200010725" version="1.0.0.1" store="WA200010725" storeType="OMEX"/>
+  </we:alternateReferences>
+  <we:properties>
+    <we:property name="claude.fileId" value="&quot;aac765c3-168f-4a0f-b074-d085efd96d4a&quot;"/>
+  </we:properties>
+  <we:bindings/>
+  <we:snapshot xmlns:r="http://schemas.openxmlformats.org/officeDocument/2006/relationships"/>
+</we:webextension>
+</file>
+
+<file path=customXml/item1.xml><?xml version="1.0" encoding="utf-8"?>
+<b:Sources xmlns:b="http://schemas.openxmlformats.org/officeDocument/2006/bibliography" xmlns="http://schemas.openxmlformats.org/officeDocument/2006/bibliography" SelectedStyle="\APASixthEditionOfficeOnline.xsl" StyleName="APA" Version="6"/>
+</file>
+
+<file path=customXml/item2.xml>��< ? x m l   v e r s i o n = " 1 . 0 "   e n c o d i n g = " u t f - 1 6 " ? > < N a v W o r d R e p o r t X m l P a r t   x m l n s = " u r n : m i c r o s o f t - d y n a m i c s - b u s i n e s s c e n t r a l / i n t e r n a l / e x t e n d e d / r e p o r t s / S a l e s p e r s o n _ S a l e s _ S t a t i s t i c s / 1 1 4 / " >   
      < B C R e p o r t I n f o r m a t i o n >   
@@ -3477,120 +3592,130 @@
  
      < L a b e l s >   
-         < A b o u t T h e R e p o r t L a b e l > A b o u t T h e R e p o r t L a b e l < / A b o u t T h e R e p o r t L a b e l > - 
-         < A d j P r o f i t L C Y L a b e l > A d j P r o f i t L C Y L a b e l < / A d j P r o f i t L C Y L a b e l > - 
-         < A d j P r o f i t P c t L a b e l > A d j P r o f i t P c t L a b e l < / A d j P r o f i t P c t L a b e l > - 
-         < A m o u n t s I n L C Y L a b e l > A m o u n t s I n L C Y L a b e l < / A m o u n t s I n L C Y L a b e l > - 
-         < C o d e L a b e l > C o d e L a b e l < / C o d e L a b e l > - 
-         < C o m p a n y L a b e l > C o m p a n y L a b e l < / C o m p a n y L a b e l > - 
-         < D a t a R e t r i e v e d > D a t a R e t r i e v e d < / D a t a R e t r i e v e d > - 
-         < D o c u m e n t a t i o n L a b e l > D o c u m e n t a t i o n L a b e l < / D o c u m e n t a t i o n L a b e l > - 
-         < E n v i r o n m e n t L a b e l > E n v i r o n m e n t L a b e l < / E n v i r o n m e n t L a b e l > - 
-         < I n v D i s c A m o u n t L a b e l > I n v D i s c A m o u n t L a b e l < / I n v D i s c A m o u n t L a b e l > - 
-         < P a g e L a b e l > P a g e L a b e l < / P a g e L a b e l > - 
-         < P e r i o d C a p t i o n > P e r i o d C a p t i o n < / P e r i o d C a p t i o n > - 
-         < P m t D i s c G i v e n L a b e l > P m t D i s c G i v e n L a b e l < / P m t D i s c G i v e n L a b e l > - 
-         < P m t T o l e r a n c e L a b e l > P m t T o l e r a n c e L a b e l < / P m t T o l e r a n c e L a b e l > - 
-         < P r o f i t L C Y L a b e l > P r o f i t L C Y L a b e l < / P r o f i t L C Y L a b e l > - 
-         < P r o f i t P c t L a b e l > P r o f i t P c t L a b e l < / P r o f i t P c t L a b e l > - 
-         < R e p o r t L a b e l > R e p o r t L a b e l < / R e p o r t L a b e l > - 
-         < R e p o r t N a m e L a b e l > R e p o r t N a m e L a b e l < / R e p o r t N a m e L a b e l > - 
-         < R u n O n L a b e l > R u n O n L a b e l < / R u n O n L a b e l > - 
-         < S a l e s L C Y L a b e l > S a l e s L C Y L a b e l < / S a l e s L C Y L a b e l > - 
-         < S a l e s p e r s o n _ P u r c h a s e r _ C o d e C a p t i o n > S a l e s p e r s o n _ P u r c h a s e r _ C o d e C a p t i o n < / S a l e s p e r s o n _ P u r c h a s e r _ C o d e C a p t i o n > - 
-         < S a l e s p e r s o n S a l e s S t a t s A n a l y s i s > S a l e s p e r s o n S a l e s S t a t s A n a l y s i s < / S a l e s p e r s o n S a l e s S t a t s A n a l y s i s > - 
-         < S a l e s p e r s o n S a l e s S t a t s P r i n t > S a l e s p e r s o n S a l e s S t a t s P r i n t < / S a l e s p e r s o n S a l e s S t a t s P r i n t > - 
-         < T o t a l L a b e l > T o t a l L a b e l < / T o t a l L a b e l > - 
-         < U s e r L a b e l > U s e r L a b e l < / U s e r L a b e l > +         < A b o u t T h e R e p o r t L a b e l   E l e m e n t T y p e = " P a r a m e t e r "   E l e m e n t I d = " 1 6 7 7 9 2 0 0 1 "   D a t a T y p e = " S t r i n g " > A b o u t T h e R e p o r t L a b e l < / A b o u t T h e R e p o r t L a b e l > + 
+         < A d j P r o f i t L C Y L a b e l   E l e m e n t T y p e = " P a r a m e t e r "   E l e m e n t I d = " 6 9 3 6 9 2 5 5 6 "   D a t a T y p e = " S t r i n g " > A d j P r o f i t L C Y L a b e l < / A d j P r o f i t L C Y L a b e l > + 
+         < A d j P r o f i t P c t L a b e l   E l e m e n t T y p e = " P a r a m e t e r "   E l e m e n t I d = " 1 3 7 2 4 3 1 1 0 9 "   D a t a T y p e = " S t r i n g " > A d j P r o f i t P c t L a b e l < / A d j P r o f i t P c t L a b e l > + 
+         < A m o u n t s I n L C Y L a b e l   E l e m e n t T y p e = " P a r a m e t e r "   E l e m e n t I d = " 3 0 8 7 3 3 2 2 7 "   D a t a T y p e = " S t r i n g " > A m o u n t s I n L C Y L a b e l < / A m o u n t s I n L C Y L a b e l > + 
+         < C o d e L a b e l   E l e m e n t T y p e = " P a r a m e t e r "   E l e m e n t I d = " 1 3 8 4 6 0 1 4 8 6 "   D a t a T y p e = " S t r i n g " > C o d e L a b e l < / C o d e L a b e l > + 
+         < C o m p a n y L a b e l   E l e m e n t T y p e = " P a r a m e t e r "   E l e m e n t I d = " 3 4 6 7 6 0 3 4 8 "   D a t a T y p e = " S t r i n g " > C o m p a n y L a b e l < / C o m p a n y L a b e l > + 
+         < D a t a R e t r i e v e d   E l e m e n t T y p e = " P a r a m e t e r "   E l e m e n t I d = " 2 9 1 9 1 1 8 0 7 "   D a t a T y p e = " S t r i n g " > D a t a R e t r i e v e d < / D a t a R e t r i e v e d > + 
+         < D o c u m e n t a t i o n L a b e l   E l e m e n t T y p e = " P a r a m e t e r "   E l e m e n t I d = " 1 7 3 8 9 2 4 8 1 5 "   D a t a T y p e = " S t r i n g " > D o c u m e n t a t i o n L a b e l < / D o c u m e n t a t i o n L a b e l > + 
+         < E n v i r o n m e n t L a b e l   E l e m e n t T y p e = " P a r a m e t e r "   E l e m e n t I d = " 8 1 8 8 1 6 5 9 0 "   D a t a T y p e = " S t r i n g " > E n v i r o n m e n t L a b e l < / E n v i r o n m e n t L a b e l > + 
+         < I n v D i s c A m o u n t L a b e l   E l e m e n t T y p e = " P a r a m e t e r "   E l e m e n t I d = " 9 3 7 8 2 5 4 1 9 "   D a t a T y p e = " S t r i n g " > I n v D i s c A m o u n t L a b e l < / I n v D i s c A m o u n t L a b e l > + 
+         < P a g e L a b e l   E l e m e n t T y p e = " P a r a m e t e r "   E l e m e n t I d = " 1 8 8 0 8 2 7 5 0 4 "   D a t a T y p e = " S t r i n g " > P a g e L a b e l < / P a g e L a b e l > + 
+         < P e r i o d C a p t i o n   E l e m e n t T y p e = " P a r a m e t e r "   E l e m e n t I d = " 1 4 7 8 2 5 3 4 2 2 "   D a t a T y p e = " S t r i n g " > P e r i o d C a p t i o n < / P e r i o d C a p t i o n > + 
+         < P m t D i s c G i v e n L a b e l   E l e m e n t T y p e = " P a r a m e t e r "   E l e m e n t I d = " 1 4 6 7 4 7 5 8 6 8 "   D a t a T y p e = " S t r i n g " > P m t D i s c G i v e n L a b e l < / P m t D i s c G i v e n L a b e l > + 
+         < P m t T o l e r a n c e L a b e l   E l e m e n t T y p e = " P a r a m e t e r "   E l e m e n t I d = " 1 3 4 3 2 4 4 6 1 3 "   D a t a T y p e = " S t r i n g " > P m t T o l e r a n c e L a b e l < / P m t T o l e r a n c e L a b e l > + 
+         < P r o f i t L C Y L a b e l   E l e m e n t T y p e = " P a r a m e t e r "   E l e m e n t I d = " 1 0 0 4 4 3 6 2 6 1 "   D a t a T y p e = " S t r i n g " > P r o f i t L C Y L a b e l < / P r o f i t L C Y L a b e l > + 
+         < P r o f i t P c t L a b e l   E l e m e n t T y p e = " P a r a m e t e r "   E l e m e n t I d = " 1 8 1 8 8 2 4 5 4 "   D a t a T y p e = " S t r i n g " > P r o f i t P c t L a b e l < / P r o f i t P c t L a b e l > + 
+         < R e p o r t L a b e l   E l e m e n t T y p e = " P a r a m e t e r "   E l e m e n t I d = " 6 7 9 5 8 1 0 5 1 "   D a t a T y p e = " S t r i n g " > R e p o r t L a b e l < / R e p o r t L a b e l > + 
+         < R e p o r t N a m e L a b e l   E l e m e n t T y p e = " P a r a m e t e r "   E l e m e n t I d = " 1 0 2 2 2 9 2 9 8 2 "   D a t a T y p e = " S t r i n g " > R e p o r t N a m e L a b e l < / R e p o r t N a m e L a b e l > + 
+         < R u n O n L a b e l   E l e m e n t T y p e = " P a r a m e t e r "   E l e m e n t I d = " 1 1 1 9 0 3 7 5 9 5 "   D a t a T y p e = " S t r i n g " > R u n O n L a b e l < / R u n O n L a b e l > + 
+         < S a l e s L C Y L a b e l   E l e m e n t T y p e = " P a r a m e t e r "   E l e m e n t I d = " 4 4 6 4 9 9 1 3 9 "   D a t a T y p e = " S t r i n g " > S a l e s L C Y L a b e l < / S a l e s L C Y L a b e l > + 
+         < S a l e s p e r s o n _ P u r c h a s e r _ C o d e C a p t i o n   E l e m e n t T y p e = " P a r a m e t e r "   E l e m e n t I d = " 1 3 8 8 0 3 1 6 5 2 "   D a t a T y p e = " S t r i n g " > S a l e s p e r s o n _ P u r c h a s e r _ C o d e C a p t i o n < / S a l e s p e r s o n _ P u r c h a s e r _ C o d e C a p t i o n > + 
+         < S a l e s p e r s o n S a l e s S t a t s A n a l y s i s   E l e m e n t T y p e = " P a r a m e t e r "   E l e m e n t I d = " 1 0 1 3 0 9 8 0 9 3 "   D a t a T y p e = " S t r i n g " > S a l e s p e r s o n S a l e s S t a t s A n a l y s i s < / S a l e s p e r s o n S a l e s S t a t s A n a l y s i s > + 
+         < S a l e s p e r s o n S a l e s S t a t s P r i n t   E l e m e n t T y p e = " P a r a m e t e r "   E l e m e n t I d = " 1 4 7 0 3 3 1 6 8 "   D a t a T y p e = " S t r i n g " > S a l e s p e r s o n S a l e s S t a t s P r i n t < / S a l e s p e r s o n S a l e s S t a t s P r i n t > + 
+         < T o t a l L a b e l   E l e m e n t T y p e = " P a r a m e t e r "   E l e m e n t I d = " 2 1 0 2 1 4 6 0 4 9 "   D a t a T y p e = " S t r i n g " > T o t a l L a b e l < / T o t a l L a b e l > + 
+         < U s e r L a b e l   E l e m e n t T y p e = " P a r a m e t e r "   E l e m e n t I d = " 8 4 8 8 1 6 7 9 4 "   D a t a T y p e = " S t r i n g " > U s e r L a b e l < / U s e r L a b e l >   
      < / L a b e l s >   
-     < S a l e s p e r s o n _ P u r c h a s e r > - 
-         < A d j P r o f i t > A d j P r o f i t < / A d j P r o f i t > - 
-         < A d j P r o f i t P e r c e n t > A d j P r o f i t P e r c e n t < / A d j P r o f i t P e r c e n t > - 
-         < C O M P A N Y N A M E > C O M P A N Y N A M E < / C O M P A N Y N A M E > - 
-         < C u s t L e d g E n t r y F i l t e r > C u s t L e d g E n t r y F i l t e r < / C u s t L e d g E n t r y F i l t e r > - 
-         < C u s t _ _ L e d g e r _ E n t r y _ _ T A B L E C A P T I O N _ _ _ _ _ _ _ _ _ _ C u s t L e d g E n t r y F i l t e r > C u s t _ _ L e d g e r _ E n t r y _ _ T A B L E C A P T I O N _ _ _ _ _ _ _ _ _ _ C u s t L e d g E n t r y F i l t e r < / C u s t _ _ L e d g e r _ E n t r y _ _ T A B L E C A P T I O N _ _ _ _ _ _ _ _ _ _ C u s t L e d g E n t r y F i l t e r > - 
-         < C u s t _ _ L e d g e r _ E n t r y _ _ _ I n v _ _ D i s c o u n t _ _ L C Y _ _ > C u s t _ _ L e d g e r _ E n t r y _ _ _ I n v _ _ D i s c o u n t _ _ L C Y _ _ < / C u s t _ _ L e d g e r _ E n t r y _ _ _ I n v _ _ D i s c o u n t _ _ L C Y _ _ > - 
-         < C u s t _ _ L e d g e r _ E n t r y _ _ _ P m t _ _ D i s c _ _ G i v e n _ _ L C Y _ _ > C u s t _ _ L e d g e r _ E n t r y _ _ _ P m t _ _ D i s c _ _ G i v e n _ _ L C Y _ _ < / C u s t _ _ L e d g e r _ E n t r y _ _ _ P m t _ _ D i s c _ _ G i v e n _ _ L C Y _ _ > - 
-         < C u s t _ _ L e d g e r _ E n t r y _ _ _ P m t _ _ T o l e r a n c e _ _ L C Y _ _ > C u s t _ _ L e d g e r _ E n t r y _ _ _ P m t _ _ T o l e r a n c e _ _ L C Y _ _ < / C u s t _ _ L e d g e r _ E n t r y _ _ _ P m t _ _ T o l e r a n c e _ _ L C Y _ _ > - 
-         < C u s t _ _ L e d g e r _ E n t r y _ _ _ P r o f i t _ _ L C Y _ _ > C u s t _ _ L e d g e r _ E n t r y _ _ _ P r o f i t _ _ L C Y _ _ < / C u s t _ _ L e d g e r _ E n t r y _ _ _ P r o f i t _ _ L C Y _ _ > - 
-         < C u s t _ _ L e d g e r _ E n t r y _ _ _ S a l e s _ _ L C Y _ _ > C u s t _ _ L e d g e r _ E n t r y _ _ _ S a l e s _ _ L C Y _ _ < / C u s t _ _ L e d g e r _ E n t r y _ _ _ S a l e s _ _ L C Y _ _ > - 
-         < P r o f i t P e r c e n t > P r o f i t P e r c e n t < / P r o f i t P e r c e n t > - 
-         < S a l e s p e r s o n F i l t e r > S a l e s p e r s o n F i l t e r < / S a l e s p e r s o n F i l t e r > - 
-         < S a l e s p e r s o n _ P u r c h a s e r _ C o d e > S a l e s p e r s o n _ P u r c h a s e r _ C o d e < / S a l e s p e r s o n _ P u r c h a s e r _ C o d e > - 
-         < S a l e s p e r s o n _ P u r c h a s e r _ _ T A B L E C A P T I O N _ _ _ _ _ _ _ _ _ _ S a l e s p e r s o n F i l t e r > S a l e s p e r s o n _ P u r c h a s e r _ _ T A B L E C A P T I O N _ _ _ _ _ _ _ _ _ _ S a l e s p e r s o n F i l t e r < / S a l e s p e r s o n _ P u r c h a s e r _ _ T A B L E C A P T I O N _ _ _ _ _ _ _ _ _ _ S a l e s p e r s o n F i l t e r > - 
-         < S T R S U B S T N O _ T e x t 0 0 0 _ P e r i o d T e x t _ > S T R S U B S T N O _ T e x t 0 0 0 _ P e r i o d T e x t _ < / S T R S U B S T N O _ T e x t 0 0 0 _ P e r i o d T e x t _ > +     < T o o l t i p s > + 
+         < T o o l t i p   c o l u m n = " S a l e s p e r s o n _ P u r c h a s e r _ C o d e "   E l e m e n t I d = " 1 3 8 8 0 3 1 6 5 2 " > + 
+             < T o o l t i p T e x t   l a n g = " e n - U S " > S p e c i f i e s   a   c o d e   f o r   t h e   s a l e s p e r s o n   o r   p u r c h a s e r . < / T o o l t i p T e x t > + 
+         < / T o o l t i p > + 
+     < / T o o l t i p s > + 
+     < S a l e s p e r s o n _ P u r c h a s e r   E l e m e n t T y p e = " D a t a I t e m "   E l e m e n t I d = " 7 1 5 0 0 7 1 9 8 " > + 
+         < A d j P r o f i t   E l e m e n t T y p e = " C o l u m n "   E l e m e n t I d = " 6 6 6 3 9 3 8 5 2 "   D a t a T y p e = " D e c i m a l " > A d j P r o f i t < / A d j P r o f i t > + 
+         < A d j P r o f i t P e r c e n t   E l e m e n t T y p e = " C o l u m n "   E l e m e n t I d = " 2 1 8 8 9 1 2 7 9 "   D a t a T y p e = " D e c i m a l " > A d j P r o f i t P e r c e n t < / A d j P r o f i t P e r c e n t > + 
+         < C O M P A N Y N A M E   E l e m e n t T y p e = " C o l u m n "   E l e m e n t I d = " 1 7 5 3 0 1 5 1 5 5 "   D a t a T y p e = " S t r i n g "   O b s o l e t e S t a t e = " P e n d i n g " > C O M P A N Y N A M E < / C O M P A N Y N A M E > + 
+         < C u s t L e d g E n t r y F i l t e r   E l e m e n t T y p e = " C o l u m n "   E l e m e n t I d = " 1 1 7 3 5 3 2 6 6 6 "   D a t a T y p e = " T e x t "   O b s o l e t e S t a t e = " P e n d i n g " > C u s t L e d g E n t r y F i l t e r < / C u s t L e d g E n t r y F i l t e r > + 
+         < C u s t _ _ L e d g e r _ E n t r y _ _ T A B L E C A P T I O N _ _ _ _ _ _ _ _ _ _ C u s t L e d g E n t r y F i l t e r   E l e m e n t T y p e = " C o l u m n "   E l e m e n t I d = " 7 1 0 6 3 3 9 1 7 "   D a t a T y p e = " T e x t " > C u s t _ _ L e d g e r _ E n t r y _ _ T A B L E C A P T I O N _ _ _ _ _ _ _ _ _ _ C u s t L e d g E n t r y F i l t e r < / C u s t _ _ L e d g e r _ E n t r y _ _ T A B L E C A P T I O N _ _ _ _ _ _ _ _ _ _ C u s t L e d g E n t r y F i l t e r > + 
+         < C u s t _ _ L e d g e r _ E n t r y _ _ _ I n v _ _ D i s c o u n t _ _ L C Y _ _   E l e m e n t T y p e = " C o l u m n "   E l e m e n t I d = " 1 9 8 9 3 9 0 8 5 5 "   D a t a T y p e = " D e c i m a l " > C u s t _ _ L e d g e r _ E n t r y _ _ _ I n v _ _ D i s c o u n t _ _ L C Y _ _ < / C u s t _ _ L e d g e r _ E n t r y _ _ _ I n v _ _ D i s c o u n t _ _ L C Y _ _ > + 
+         < C u s t _ _ L e d g e r _ E n t r y _ _ _ P m t _ _ D i s c _ _ G i v e n _ _ L C Y _ _   E l e m e n t T y p e = " C o l u m n "   E l e m e n t I d = " 1 8 6 0 9 5 7 6 0 4 "   D a t a T y p e = " D e c i m a l " > C u s t _ _ L e d g e r _ E n t r y _ _ _ P m t _ _ D i s c _ _ G i v e n _ _ L C Y _ _ < / C u s t _ _ L e d g e r _ E n t r y _ _ _ P m t _ _ D i s c _ _ G i v e n _ _ L C Y _ _ > + 
+         < C u s t _ _ L e d g e r _ E n t r y _ _ _ P m t _ _ T o l e r a n c e _ _ L C Y _ _   E l e m e n t T y p e = " C o l u m n "   E l e m e n t I d = " 8 8 4 5 6 3 2 3 "   D a t a T y p e = " D e c i m a l " > C u s t _ _ L e d g e r _ E n t r y _ _ _ P m t _ _ T o l e r a n c e _ _ L C Y _ _ < / C u s t _ _ L e d g e r _ E n t r y _ _ _ P m t _ _ T o l e r a n c e _ _ L C Y _ _ > + 
+         < C u s t _ _ L e d g e r _ E n t r y _ _ _ P r o f i t _ _ L C Y _ _   E l e m e n t T y p e = " C o l u m n "   E l e m e n t I d = " 1 6 1 5 1 3 7 4 4 3 "   D a t a T y p e = " D e c i m a l " > C u s t _ _ L e d g e r _ E n t r y _ _ _ P r o f i t _ _ L C Y _ _ < / C u s t _ _ L e d g e r _ E n t r y _ _ _ P r o f i t _ _ L C Y _ _ > + 
+         < C u s t _ _ L e d g e r _ E n t r y _ _ _ S a l e s _ _ L C Y _ _   E l e m e n t T y p e = " C o l u m n "   E l e m e n t I d = " 3 4 8 7 9 4 9 4 9 "   D a t a T y p e = " D e c i m a l " > C u s t _ _ L e d g e r _ E n t r y _ _ _ S a l e s _ _ L C Y _ _ < / C u s t _ _ L e d g e r _ E n t r y _ _ _ S a l e s _ _ L C Y _ _ > + 
+         < P r o f i t P e r c e n t   E l e m e n t T y p e = " C o l u m n "   E l e m e n t I d = " 1 3 1 4 9 7 7 4 6 4 "   D a t a T y p e = " D e c i m a l " > P r o f i t P e r c e n t < / P r o f i t P e r c e n t > + 
+         < S a l e s p e r s o n F i l t e r   E l e m e n t T y p e = " C o l u m n "   E l e m e n t I d = " 1 2 4 2 2 8 3 2 5 6 "   D a t a T y p e = " T e x t "   O b s o l e t e S t a t e = " P e n d i n g " > S a l e s p e r s o n F i l t e r < / S a l e s p e r s o n F i l t e r > + 
+         < S a l e s p e r s o n _ P u r c h a s e r _ C o d e   E l e m e n t T y p e = " C o l u m n "   E l e m e n t I d = " 1 3 8 8 0 3 1 6 5 2 "   D a t a T y p e = " C o d e " > S a l e s p e r s o n _ P u r c h a s e r _ C o d e < / S a l e s p e r s o n _ P u r c h a s e r _ C o d e > + 
+         < S a l e s p e r s o n _ P u r c h a s e r _ _ T A B L E C A P T I O N _ _ _ _ _ _ _ _ _ _ S a l e s p e r s o n F i l t e r   E l e m e n t T y p e = " C o l u m n "   E l e m e n t I d = " 1 0 1 6 0 4 1 6 9 9 "   D a t a T y p e = " T e x t " > S a l e s p e r s o n _ P u r c h a s e r _ _ T A B L E C A P T I O N _ _ _ _ _ _ _ _ _ _ S a l e s p e r s o n F i l t e r < / S a l e s p e r s o n _ P u r c h a s e r _ _ T A B L E C A P T I O N _ _ _ _ _ _ _ _ _ _ S a l e s p e r s o n F i l t e r > + 
+         < S T R S U B S T N O _ T e x t 0 0 0 _ P e r i o d T e x t _   E l e m e n t T y p e = " C o l u m n "   E l e m e n t I d = " 7 2 2 9 9 1 7 0 4 "   D a t a T y p e = " S t r i n g " > S T R S U B S T N O _ T e x t 0 0 0 _ P e r i o d T e x t _ < / S T R S U B S T N O _ T e x t 0 0 0 _ P e r i o d T e x t _ >   
      < / S a l e s p e r s o n _ P u r c h a s e r >   
-     < C u s t _ L e d g e r _ E n t r y   / > - 
-     < T o t a l s > - 
-         < T o t a l s _ A d j P r o f i t > T o t a l s _ A d j P r o f i t < / T o t a l s _ A d j P r o f i t > - 
-         < T o t a l s _ A d j P r o f i t P c t > T o t a l s _ A d j P r o f i t P c t < / T o t a l s _ A d j P r o f i t P c t > - 
-         < T o t a l s _ I n v D i s c A m o u n t > T o t a l s _ I n v D i s c A m o u n t < / T o t a l s _ I n v D i s c A m o u n t > - 
-         < T o t a l s _ P m t D i s c G i v e n > T o t a l s _ P m t D i s c G i v e n < / T o t a l s _ P m t D i s c G i v e n > - 
-         < T o t a l s _ P m t T o l e r a n c e > T o t a l s _ P m t T o l e r a n c e < / T o t a l s _ P m t T o l e r a n c e > - 
-         < T o t a l s _ P r o f i t > T o t a l s _ P r o f i t < / T o t a l s _ P r o f i t > - 
-         < T o t a l s _ P r o f i t P c t > T o t a l s _ P r o f i t P c t < / T o t a l s _ P r o f i t P c t > - 
-         < T o t a l s _ S a l e s > T o t a l s _ S a l e s < / T o t a l s _ S a l e s > +     < C u s t _ L e d g e r _ E n t r y   E l e m e n t T y p e = " D a t a I t e m "   E l e m e n t I d = " 1 6 3 9 1 4 6 4 4 5 " / > + 
+     < T o t a l s   E l e m e n t T y p e = " D a t a I t e m "   E l e m e n t I d = " 1 8 2 3 9 5 0 0 4 4 " > + 
+         < T o t a l s _ A d j P r o f i t   E l e m e n t T y p e = " C o l u m n "   E l e m e n t I d = " 1 9 0 9 5 0 1 3 6 2 "   D a t a T y p e = " D e c i m a l " > T o t a l s _ A d j P r o f i t < / T o t a l s _ A d j P r o f i t > + 
+         < T o t a l s _ A d j P r o f i t P c t   E l e m e n t T y p e = " C o l u m n "   E l e m e n t I d = " 3 1 3 1 7 1 4 3 5 "   D a t a T y p e = " D e c i m a l " > T o t a l s _ A d j P r o f i t P c t < / T o t a l s _ A d j P r o f i t P c t > + 
+         < T o t a l s _ I n v D i s c A m o u n t   E l e m e n t T y p e = " C o l u m n "   E l e m e n t I d = " 7 2 5 8 5 0 7 "   D a t a T y p e = " D e c i m a l " > T o t a l s _ I n v D i s c A m o u n t < / T o t a l s _ I n v D i s c A m o u n t > + 
+         < T o t a l s _ P m t D i s c G i v e n   E l e m e n t T y p e = " C o l u m n "   E l e m e n t I d = " 8 3 6 1 4 3 8 6 8 "   D a t a T y p e = " D e c i m a l " > T o t a l s _ P m t D i s c G i v e n < / T o t a l s _ P m t D i s c G i v e n > + 
+         < T o t a l s _ P m t T o l e r a n c e   E l e m e n t T y p e = " C o l u m n "   E l e m e n t I d = " 1 9 0 2 7 0 1 8 9 9 "   D a t a T y p e = " D e c i m a l " > T o t a l s _ P m t T o l e r a n c e < / T o t a l s _ P m t T o l e r a n c e > + 
+         < T o t a l s _ P r o f i t   E l e m e n t T y p e = " C o l u m n "   E l e m e n t I d = " 6 4 6 2 9 5 2 1 9 "   D a t a T y p e = " D e c i m a l " > T o t a l s _ P r o f i t < / T o t a l s _ P r o f i t > + 
+         < T o t a l s _ P r o f i t P c t   E l e m e n t T y p e = " C o l u m n "   E l e m e n t I d = " 2 2 3 4 7 8 0 9 8 "   D a t a T y p e = " D e c i m a l " > T o t a l s _ P r o f i t P c t < / T o t a l s _ P r o f i t P c t > + 
+         < T o t a l s _ S a l e s   E l e m e n t T y p e = " C o l u m n "   E l e m e n t I d = " 1 3 9 9 9 8 5 1 0 9 "   D a t a T y p e = " D e c i m a l " > T o t a l s _ S a l e s < / T o t a l s _ S a l e s >   
      < / T o t a l s >   
  < / N a v W o r d R e p o r t X m l P a r t > 
 </file>
 
-<file path=customXml/item2.xml>��< ? x m l   v e r s i o n = " 1 . 0 "   e n c o d i n g = " u t f - 1 6 " ? > - 
- < N a v W o r d R e p o r t X m l P a r t   x m l n s = " u r n : m i c r o s o f t - d y n a m i c s - b u s i n e s s c e n t r a l / i n t e r n a l / e x t e n d e d / r e p o r t s / S a l e s p e r s o n _ S a l e s _ S t a t i s t i c s / 1 1 4 / " > +<file path=customXml/item3.xml>��< ? x m l   v e r s i o n = " 1 . 0 "   e n c o d i n g = " u t f - 1 6 " ? > + 
+ < N a v W o r d R e p o r t X m l P a r t   x m l n s = " u r n : m i c r o s o f t - d y n a m i c s - n a v / r e p o r t s / S a l e s p e r s o n _ S a l e s _ S t a t i s t i c s / 1 1 4 / " >   
      < B C R e p o r t I n f o r m a t i o n >   
@@ -3738,135 +3863,121 @@
  
      < L a b e l s >   
-         < A b o u t T h e R e p o r t L a b e l   E l e m e n t T y p e = " P a r a m e t e r "   E l e m e n t I d = " 1 6 7 7 9 2 0 0 1 "   D a t a T y p e = " S t r i n g " > A b o u t T h e R e p o r t L a b e l < / A b o u t T h e R e p o r t L a b e l > - 
-         < A d j P r o f i t L C Y L a b e l   E l e m e n t T y p e = " P a r a m e t e r "   E l e m e n t I d = " 6 9 3 6 9 2 5 5 6 "   D a t a T y p e = " S t r i n g " > A d j P r o f i t L C Y L a b e l < / A d j P r o f i t L C Y L a b e l > - 
-         < A d j P r o f i t P c t L a b e l   E l e m e n t T y p e = " P a r a m e t e r "   E l e m e n t I d = " 1 3 7 2 4 3 1 1 0 9 "   D a t a T y p e = " S t r i n g " > A d j P r o f i t P c t L a b e l < / A d j P r o f i t P c t L a b e l > - 
-         < A m o u n t s I n L C Y L a b e l   E l e m e n t T y p e = " P a r a m e t e r "   E l e m e n t I d = " 3 0 8 7 3 3 2 2 7 "   D a t a T y p e = " S t r i n g " > A m o u n t s I n L C Y L a b e l < / A m o u n t s I n L C Y L a b e l > - 
-         < C o d e L a b e l   E l e m e n t T y p e = " P a r a m e t e r "   E l e m e n t I d = " 1 3 8 4 6 0 1 4 8 6 "   D a t a T y p e = " S t r i n g " > C o d e L a b e l < / C o d e L a b e l > - 
-         < C o m p a n y L a b e l   E l e m e n t T y p e = " P a r a m e t e r "   E l e m e n t I d = " 3 4 6 7 6 0 3 4 8 "   D a t a T y p e = " S t r i n g " > C o m p a n y L a b e l < / C o m p a n y L a b e l > - 
-         < D a t a R e t r i e v e d   E l e m e n t T y p e = " P a r a m e t e r "   E l e m e n t I d = " 2 9 1 9 1 1 8 0 7 "   D a t a T y p e = " S t r i n g " > D a t a R e t r i e v e d < / D a t a R e t r i e v e d > - 
-         < D o c u m e n t a t i o n L a b e l   E l e m e n t T y p e = " P a r a m e t e r "   E l e m e n t I d = " 1 7 3 8 9 2 4 8 1 5 "   D a t a T y p e = " S t r i n g " > D o c u m e n t a t i o n L a b e l < / D o c u m e n t a t i o n L a b e l > - 
-         < E n v i r o n m e n t L a b e l   E l e m e n t T y p e = " P a r a m e t e r "   E l e m e n t I d = " 8 1 8 8 1 6 5 9 0 "   D a t a T y p e = " S t r i n g " > E n v i r o n m e n t L a b e l < / E n v i r o n m e n t L a b e l > - 
-         < I n v D i s c A m o u n t L a b e l   E l e m e n t T y p e = " P a r a m e t e r "   E l e m e n t I d = " 9 3 7 8 2 5 4 1 9 "   D a t a T y p e = " S t r i n g " > I n v D i s c A m o u n t L a b e l < / I n v D i s c A m o u n t L a b e l > - 
-         < P a g e L a b e l   E l e m e n t T y p e = " P a r a m e t e r "   E l e m e n t I d = " 1 8 8 0 8 2 7 5 0 4 "   D a t a T y p e = " S t r i n g " > P a g e L a b e l < / P a g e L a b e l > - 
-         < P e r i o d C a p t i o n   E l e m e n t T y p e = " P a r a m e t e r "   E l e m e n t I d = " 1 4 7 8 2 5 3 4 2 2 "   D a t a T y p e = " S t r i n g " > P e r i o d C a p t i o n < / P e r i o d C a p t i o n > - 
-         < P m t D i s c G i v e n L a b e l   E l e m e n t T y p e = " P a r a m e t e r "   E l e m e n t I d = " 1 4 6 7 4 7 5 8 6 8 "   D a t a T y p e = " S t r i n g " > P m t D i s c G i v e n L a b e l < / P m t D i s c G i v e n L a b e l > - 
-         < P m t T o l e r a n c e L a b e l   E l e m e n t T y p e = " P a r a m e t e r "   E l e m e n t I d = " 1 3 4 3 2 4 4 6 1 3 "   D a t a T y p e = " S t r i n g " > P m t T o l e r a n c e L a b e l < / P m t T o l e r a n c e L a b e l > - 
-         < P r o f i t L C Y L a b e l   E l e m e n t T y p e = " P a r a m e t e r "   E l e m e n t I d = " 1 0 0 4 4 3 6 2 6 1 "   D a t a T y p e = " S t r i n g " > P r o f i t L C Y L a b e l < / P r o f i t L C Y L a b e l > - 
-         < P r o f i t P c t L a b e l   E l e m e n t T y p e = " P a r a m e t e r "   E l e m e n t I d = " 1 8 1 8 8 2 4 5 4 "   D a t a T y p e = " S t r i n g " > P r o f i t P c t L a b e l < / P r o f i t P c t L a b e l > - 
-         < R e p o r t L a b e l   E l e m e n t T y p e = " P a r a m e t e r "   E l e m e n t I d = " 6 7 9 5 8 1 0 5 1 "   D a t a T y p e = " S t r i n g " > R e p o r t L a b e l < / R e p o r t L a b e l > - 
-         < R e p o r t N a m e L a b e l   E l e m e n t T y p e = " P a r a m e t e r "   E l e m e n t I d = " 1 0 2 2 2 9 2 9 8 2 "   D a t a T y p e = " S t r i n g " > R e p o r t N a m e L a b e l < / R e p o r t N a m e L a b e l > - 
-         < R u n O n L a b e l   E l e m e n t T y p e = " P a r a m e t e r "   E l e m e n t I d = " 1 1 1 9 0 3 7 5 9 5 "   D a t a T y p e = " S t r i n g " > R u n O n L a b e l < / R u n O n L a b e l > - 
-         < S a l e s L C Y L a b e l   E l e m e n t T y p e = " P a r a m e t e r "   E l e m e n t I d = " 4 4 6 4 9 9 1 3 9 "   D a t a T y p e = " S t r i n g " > S a l e s L C Y L a b e l < / S a l e s L C Y L a b e l > - 
-         < S a l e s p e r s o n _ P u r c h a s e r _ C o d e C a p t i o n   E l e m e n t T y p e = " P a r a m e t e r "   E l e m e n t I d = " 1 3 8 8 0 3 1 6 5 2 "   D a t a T y p e = " S t r i n g " > S a l e s p e r s o n _ P u r c h a s e r _ C o d e C a p t i o n < / S a l e s p e r s o n _ P u r c h a s e r _ C o d e C a p t i o n > - 
-         < S a l e s p e r s o n S a l e s S t a t s A n a l y s i s   E l e m e n t T y p e = " P a r a m e t e r "   E l e m e n t I d = " 1 0 1 3 0 9 8 0 9 3 "   D a t a T y p e = " S t r i n g " > S a l e s p e r s o n S a l e s S t a t s A n a l y s i s < / S a l e s p e r s o n S a l e s S t a t s A n a l y s i s > - 
-         < S a l e s p e r s o n S a l e s S t a t s P r i n t   E l e m e n t T y p e = " P a r a m e t e r "   E l e m e n t I d = " 1 4 7 0 3 3 1 6 8 "   D a t a T y p e = " S t r i n g " > S a l e s p e r s o n S a l e s S t a t s P r i n t < / S a l e s p e r s o n S a l e s S t a t s P r i n t > - 
-         < T o t a l L a b e l   E l e m e n t T y p e = " P a r a m e t e r "   E l e m e n t I d = " 2 1 0 2 1 4 6 0 4 9 "   D a t a T y p e = " S t r i n g " > T o t a l L a b e l < / T o t a l L a b e l > - 
-         < U s e r L a b e l   E l e m e n t T y p e = " P a r a m e t e r "   E l e m e n t I d = " 8 4 8 8 1 6 7 9 4 "   D a t a T y p e = " S t r i n g " > U s e r L a b e l < / U s e r L a b e l > +         < A b o u t T h e R e p o r t L a b e l > A b o u t T h e R e p o r t L a b e l < / A b o u t T h e R e p o r t L a b e l > + 
+         < A d j P r o f i t L C Y L a b e l > A d j P r o f i t L C Y L a b e l < / A d j P r o f i t L C Y L a b e l > + 
+         < A d j P r o f i t P c t L a b e l > A d j P r o f i t P c t L a b e l < / A d j P r o f i t P c t L a b e l > + 
+         < A m o u n t s I n L C Y L a b e l > A m o u n t s I n L C Y L a b e l < / A m o u n t s I n L C Y L a b e l > + 
+         < C o d e L a b e l > C o d e L a b e l < / C o d e L a b e l > + 
+         < C o m p a n y L a b e l > C o m p a n y L a b e l < / C o m p a n y L a b e l > + 
+         < D a t a R e t r i e v e d > D a t a R e t r i e v e d < / D a t a R e t r i e v e d > + 
+         < D o c u m e n t a t i o n L a b e l > D o c u m e n t a t i o n L a b e l < / D o c u m e n t a t i o n L a b e l > + 
+         < E n v i r o n m e n t L a b e l > E n v i r o n m e n t L a b e l < / E n v i r o n m e n t L a b e l > + 
+         < I n v D i s c A m o u n t L a b e l > I n v D i s c A m o u n t L a b e l < / I n v D i s c A m o u n t L a b e l > + 
+         < P a g e L a b e l > P a g e L a b e l < / P a g e L a b e l > + 
+         < P e r i o d C a p t i o n > P e r i o d C a p t i o n < / P e r i o d C a p t i o n > + 
+         < P m t D i s c G i v e n L a b e l > P m t D i s c G i v e n L a b e l < / P m t D i s c G i v e n L a b e l > + 
+         < P m t T o l e r a n c e L a b e l > P m t T o l e r a n c e L a b e l < / P m t T o l e r a n c e L a b e l > + 
+         < P r o f i t L C Y L a b e l > P r o f i t L C Y L a b e l < / P r o f i t L C Y L a b e l > + 
+         < P r o f i t P c t L a b e l > P r o f i t P c t L a b e l < / P r o f i t P c t L a b e l > + 
+         < R e p o r t L a b e l > R e p o r t L a b e l < / R e p o r t L a b e l > + 
+         < R e p o r t N a m e L a b e l > R e p o r t N a m e L a b e l < / R e p o r t N a m e L a b e l > + 
+         < R u n O n L a b e l > R u n O n L a b e l < / R u n O n L a b e l > + 
+         < S a l e s L C Y L a b e l > S a l e s L C Y L a b e l < / S a l e s L C Y L a b e l > + 
+         < S a l e s p e r s o n _ P u r c h a s e r _ C o d e C a p t i o n > S a l e s p e r s o n _ P u r c h a s e r _ C o d e C a p t i o n < / S a l e s p e r s o n _ P u r c h a s e r _ C o d e C a p t i o n > + 
+         < S a l e s p e r s o n S a l e s S t a t s A n a l y s i s > S a l e s p e r s o n S a l e s S t a t s A n a l y s i s < / S a l e s p e r s o n S a l e s S t a t s A n a l y s i s > + 
+         < S a l e s p e r s o n S a l e s S t a t s P r i n t > S a l e s p e r s o n S a l e s S t a t s P r i n t < / S a l e s p e r s o n S a l e s S t a t s P r i n t > + 
+         < T o t a l L a b e l > T o t a l L a b e l < / T o t a l L a b e l > + 
+         < U s e r L a b e l > U s e r L a b e l < / U s e r L a b e l >   
      < / L a b e l s >   
-     < T o o l t i p s > - 
-         < T o o l t i p   c o l u m n = " S a l e s p e r s o n _ P u r c h a s e r _ C o d e "   E l e m e n t I d = " 1 3 8 8 0 3 1 6 5 2 " > - 
-             < T o o l t i p T e x t   l a n g = " e n - U S " > S p e c i f i e s   a   c o d e   f o r   t h e   s a l e s p e r s o n   o r   p u r c h a s e r . < / T o o l t i p T e x t > - 
-         < / T o o l t i p > - 
-     < / T o o l t i p s > - 
-     < S a l e s p e r s o n _ P u r c h a s e r   E l e m e n t T y p e = " D a t a I t e m "   E l e m e n t I d = " 7 1 5 0 0 7 1 9 8 " > - 
-         < A d j P r o f i t   E l e m e n t T y p e = " C o l u m n "   E l e m e n t I d = " 6 6 6 3 9 3 8 5 2 "   D a t a T y p e = " D e c i m a l " > A d j P r o f i t < / A d j P r o f i t > - 
-         < A d j P r o f i t P e r c e n t   E l e m e n t T y p e = " C o l u m n "   E l e m e n t I d = " 2 1 8 8 9 1 2 7 9 "   D a t a T y p e = " D e c i m a l " > A d j P r o f i t P e r c e n t < / A d j P r o f i t P e r c e n t > - 
-         < C O M P A N Y N A M E   E l e m e n t T y p e = " C o l u m n "   E l e m e n t I d = " 1 7 5 3 0 1 5 1 5 5 "   D a t a T y p e = " S t r i n g "   O b s o l e t e S t a t e = " P e n d i n g " > C O M P A N Y N A M E < / C O M P A N Y N A M E > - 
-         < C u s t L e d g E n t r y F i l t e r   E l e m e n t T y p e = " C o l u m n "   E l e m e n t I d = " 1 1 7 3 5 3 2 6 6 6 "   D a t a T y p e = " T e x t "   O b s o l e t e S t a t e = " P e n d i n g " > C u s t L e d g E n t r y F i l t e r < / C u s t L e d g E n t r y F i l t e r > - 
-         < C u s t _ _ L e d g e r _ E n t r y _ _ T A B L E C A P T I O N _ _ _ _ _ _ _ _ _ _ C u s t L e d g E n t r y F i l t e r   E l e m e n t T y p e = " C o l u m n "   E l e m e n t I d = " 7 1 0 6 3 3 9 1 7 "   D a t a T y p e = " T e x t " > C u s t _ _ L e d g e r _ E n t r y _ _ T A B L E C A P T I O N _ _ _ _ _ _ _ _ _ _ C u s t L e d g E n t r y F i l t e r < / C u s t _ _ L e d g e r _ E n t r y _ _ T A B L E C A P T I O N _ _ _ _ _ _ _ _ _ _ C u s t L e d g E n t r y F i l t e r > - 
-         < C u s t _ _ L e d g e r _ E n t r y _ _ _ I n v _ _ D i s c o u n t _ _ L C Y _ _   E l e m e n t T y p e = " C o l u m n "   E l e m e n t I d = " 1 9 8 9 3 9 0 8 5 5 "   D a t a T y p e = " D e c i m a l " > C u s t _ _ L e d g e r _ E n t r y _ _ _ I n v _ _ D i s c o u n t _ _ L C Y _ _ < / C u s t _ _ L e d g e r _ E n t r y _ _ _ I n v _ _ D i s c o u n t _ _ L C Y _ _ > - 
-         < C u s t _ _ L e d g e r _ E n t r y _ _ _ P m t _ _ D i s c _ _ G i v e n _ _ L C Y _ _   E l e m e n t T y p e = " C o l u m n "   E l e m e n t I d = " 1 8 6 0 9 5 7 6 0 4 "   D a t a T y p e = " D e c i m a l " > C u s t _ _ L e d g e r _ E n t r y _ _ _ P m t _ _ D i s c _ _ G i v e n _ _ L C Y _ _ < / C u s t _ _ L e d g e r _ E n t r y _ _ _ P m t _ _ D i s c _ _ G i v e n _ _ L C Y _ _ > - 
-         < C u s t _ _ L e d g e r _ E n t r y _ _ _ P m t _ _ T o l e r a n c e _ _ L C Y _ _   E l e m e n t T y p e = " C o l u m n "   E l e m e n t I d = " 8 8 4 5 6 3 2 3 "   D a t a T y p e = " D e c i m a l " > C u s t _ _ L e d g e r _ E n t r y _ _ _ P m t _ _ T o l e r a n c e _ _ L C Y _ _ < / C u s t _ _ L e d g e r _ E n t r y _ _ _ P m t _ _ T o l e r a n c e _ _ L C Y _ _ > - 
-         < C u s t _ _ L e d g e r _ E n t r y _ _ _ P r o f i t _ _ L C Y _ _   E l e m e n t T y p e = " C o l u m n "   E l e m e n t I d = " 1 6 1 5 1 3 7 4 4 3 "   D a t a T y p e = " D e c i m a l " > C u s t _ _ L e d g e r _ E n t r y _ _ _ P r o f i t _ _ L C Y _ _ < / C u s t _ _ L e d g e r _ E n t r y _ _ _ P r o f i t _ _ L C Y _ _ > - 
-         < C u s t _ _ L e d g e r _ E n t r y _ _ _ S a l e s _ _ L C Y _ _   E l e m e n t T y p e = " C o l u m n "   E l e m e n t I d = " 3 4 8 7 9 4 9 4 9 "   D a t a T y p e = " D e c i m a l " > C u s t _ _ L e d g e r _ E n t r y _ _ _ S a l e s _ _ L C Y _ _ < / C u s t _ _ L e d g e r _ E n t r y _ _ _ S a l e s _ _ L C Y _ _ > - 
-         < P r o f i t P e r c e n t   E l e m e n t T y p e = " C o l u m n "   E l e m e n t I d = " 1 3 1 4 9 7 7 4 6 4 "   D a t a T y p e = " D e c i m a l " > P r o f i t P e r c e n t < / P r o f i t P e r c e n t > - 
-         < S a l e s p e r s o n F i l t e r   E l e m e n t T y p e = " C o l u m n "   E l e m e n t I d = " 1 2 4 2 2 8 3 2 5 6 "   D a t a T y p e = " T e x t "   O b s o l e t e S t a t e = " P e n d i n g " > S a l e s p e r s o n F i l t e r < / S a l e s p e r s o n F i l t e r > - 
-         < S a l e s p e r s o n _ P u r c h a s e r _ C o d e   E l e m e n t T y p e = " C o l u m n "   E l e m e n t I d = " 1 3 8 8 0 3 1 6 5 2 "   D a t a T y p e = " C o d e " > S a l e s p e r s o n _ P u r c h a s e r _ C o d e < / S a l e s p e r s o n _ P u r c h a s e r _ C o d e > - 
-         < S a l e s p e r s o n _ P u r c h a s e r _ _ T A B L E C A P T I O N _ _ _ _ _ _ _ _ _ _ S a l e s p e r s o n F i l t e r   E l e m e n t T y p e = " C o l u m n "   E l e m e n t I d = " 1 0 1 6 0 4 1 6 9 9 "   D a t a T y p e = " T e x t " > S a l e s p e r s o n _ P u r c h a s e r _ _ T A B L E C A P T I O N _ _ _ _ _ _ _ _ _ _ S a l e s p e r s o n F i l t e r < / S a l e s p e r s o n _ P u r c h a s e r _ _ T A B L E C A P T I O N _ _ _ _ _ _ _ _ _ _ S a l e s p e r s o n F i l t e r > - 
-         < S T R S U B S T N O _ T e x t 0 0 0 _ P e r i o d T e x t _   E l e m e n t T y p e = " C o l u m n "   E l e m e n t I d = " 7 2 2 9 9 1 7 0 4 "   D a t a T y p e = " S t r i n g " > S T R S U B S T N O _ T e x t 0 0 0 _ P e r i o d T e x t _ < / S T R S U B S T N O _ T e x t 0 0 0 _ P e r i o d T e x t _ > +     < S a l e s p e r s o n _ P u r c h a s e r > + 
+         < A d j P r o f i t > A d j P r o f i t < / A d j P r o f i t > + 
+         < A d j P r o f i t P e r c e n t > A d j P r o f i t P e r c e n t < / A d j P r o f i t P e r c e n t > + 
+         < C O M P A N Y N A M E > C O M P A N Y N A M E < / C O M P A N Y N A M E > + 
+         < C u s t L e d g E n t r y F i l t e r > C u s t L e d g E n t r y F i l t e r < / C u s t L e d g E n t r y F i l t e r > + 
+         < C u s t _ _ L e d g e r _ E n t r y _ _ T A B L E C A P T I O N _ _ _ _ _ _ _ _ _ _ C u s t L e d g E n t r y F i l t e r > C u s t _ _ L e d g e r _ E n t r y _ _ T A B L E C A P T I O N _ _ _ _ _ _ _ _ _ _ C u s t L e d g E n t r y F i l t e r < / C u s t _ _ L e d g e r _ E n t r y _ _ T A B L E C A P T I O N _ _ _ _ _ _ _ _ _ _ C u s t L e d g E n t r y F i l t e r > + 
+         < C u s t _ _ L e d g e r _ E n t r y _ _ _ I n v _ _ D i s c o u n t _ _ L C Y _ _ > C u s t _ _ L e d g e r _ E n t r y _ _ _ I n v _ _ D i s c o u n t _ _ L C Y _ _ < / C u s t _ _ L e d g e r _ E n t r y _ _ _ I n v _ _ D i s c o u n t _ _ L C Y _ _ > + 
+         < C u s t _ _ L e d g e r _ E n t r y _ _ _ P m t _ _ D i s c _ _ G i v e n _ _ L C Y _ _ > C u s t _ _ L e d g e r _ E n t r y _ _ _ P m t _ _ D i s c _ _ G i v e n _ _ L C Y _ _ < / C u s t _ _ L e d g e r _ E n t r y _ _ _ P m t _ _ D i s c _ _ G i v e n _ _ L C Y _ _ > + 
+         < C u s t _ _ L e d g e r _ E n t r y _ _ _ P m t _ _ T o l e r a n c e _ _ L C Y _ _ > C u s t _ _ L e d g e r _ E n t r y _ _ _ P m t _ _ T o l e r a n c e _ _ L C Y _ _ < / C u s t _ _ L e d g e r _ E n t r y _ _ _ P m t _ _ T o l e r a n c e _ _ L C Y _ _ > + 
+         < C u s t _ _ L e d g e r _ E n t r y _ _ _ P r o f i t _ _ L C Y _ _ > C u s t _ _ L e d g e r _ E n t r y _ _ _ P r o f i t _ _ L C Y _ _ < / C u s t _ _ L e d g e r _ E n t r y _ _ _ P r o f i t _ _ L C Y _ _ > + 
+         < C u s t _ _ L e d g e r _ E n t r y _ _ _ S a l e s _ _ L C Y _ _ > C u s t _ _ L e d g e r _ E n t r y _ _ _ S a l e s _ _ L C Y _ _ < / C u s t _ _ L e d g e r _ E n t r y _ _ _ S a l e s _ _ L C Y _ _ > + 
+         < P r o f i t P e r c e n t > P r o f i t P e r c e n t < / P r o f i t P e r c e n t > + 
+         < S a l e s p e r s o n F i l t e r > S a l e s p e r s o n F i l t e r < / S a l e s p e r s o n F i l t e r > + 
+         < S a l e s p e r s o n _ P u r c h a s e r _ C o d e > S a l e s p e r s o n _ P u r c h a s e r _ C o d e < / S a l e s p e r s o n _ P u r c h a s e r _ C o d e > + 
+         < S a l e s p e r s o n _ P u r c h a s e r _ _ T A B L E C A P T I O N _ _ _ _ _ _ _ _ _ _ S a l e s p e r s o n F i l t e r > S a l e s p e r s o n _ P u r c h a s e r _ _ T A B L E C A P T I O N _ _ _ _ _ _ _ _ _ _ S a l e s p e r s o n F i l t e r < / S a l e s p e r s o n _ P u r c h a s e r _ _ T A B L E C A P T I O N _ _ _ _ _ _ _ _ _ _ S a l e s p e r s o n F i l t e r > + 
+         < S T R S U B S T N O _ T e x t 0 0 0 _ P e r i o d T e x t _ > S T R S U B S T N O _ T e x t 0 0 0 _ P e r i o d T e x t _ < / S T R S U B S T N O _ T e x t 0 0 0 _ P e r i o d T e x t _ >   
      < / S a l e s p e r s o n _ P u r c h a s e r >   
-     < C u s t _ L e d g e r _ E n t r y   E l e m e n t T y p e = " D a t a I t e m "   E l e m e n t I d = " 1 6 3 9 1 4 6 4 4 5 "   / > - 
-     < T o t a l s   E l e m e n t T y p e = " D a t a I t e m "   E l e m e n t I d = " 1 8 2 3 9 5 0 0 4 4 " > - 
-         < T o t a l s _ A d j P r o f i t   E l e m e n t T y p e = " C o l u m n "   E l e m e n t I d = " 1 9 0 9 5 0 1 3 6 2 "   D a t a T y p e = " D e c i m a l " > T o t a l s _ A d j P r o f i t < / T o t a l s _ A d j P r o f i t > - 
-         < T o t a l s _ A d j P r o f i t P c t   E l e m e n t T y p e = " C o l u m n "   E l e m e n t I d = " 3 1 3 1 7 1 4 3 5 "   D a t a T y p e = " D e c i m a l " > T o t a l s _ A d j P r o f i t P c t < / T o t a l s _ A d j P r o f i t P c t > - 
-         < T o t a l s _ I n v D i s c A m o u n t   E l e m e n t T y p e = " C o l u m n "   E l e m e n t I d = " 7 2 5 8 5 0 7 "   D a t a T y p e = " D e c i m a l " > T o t a l s _ I n v D i s c A m o u n t < / T o t a l s _ I n v D i s c A m o u n t > - 
-         < T o t a l s _ P m t D i s c G i v e n   E l e m e n t T y p e = " C o l u m n "   E l e m e n t I d = " 8 3 6 1 4 3 8 6 8 "   D a t a T y p e = " D e c i m a l " > T o t a l s _ P m t D i s c G i v e n < / T o t a l s _ P m t D i s c G i v e n > - 
-         < T o t a l s _ P m t T o l e r a n c e   E l e m e n t T y p e = " C o l u m n "   E l e m e n t I d = " 1 9 0 2 7 0 1 8 9 9 "   D a t a T y p e = " D e c i m a l " > T o t a l s _ P m t T o l e r a n c e < / T o t a l s _ P m t T o l e r a n c e > - 
-         < T o t a l s _ P r o f i t   E l e m e n t T y p e = " C o l u m n "   E l e m e n t I d = " 6 4 6 2 9 5 2 1 9 "   D a t a T y p e = " D e c i m a l " > T o t a l s _ P r o f i t < / T o t a l s _ P r o f i t > - 
-         < T o t a l s _ P r o f i t P c t   E l e m e n t T y p e = " C o l u m n "   E l e m e n t I d = " 2 2 3 4 7 8 0 9 8 "   D a t a T y p e = " D e c i m a l " > T o t a l s _ P r o f i t P c t < / T o t a l s _ P r o f i t P c t > - 
-         < T o t a l s _ S a l e s   E l e m e n t T y p e = " C o l u m n "   E l e m e n t I d = " 1 3 9 9 9 8 5 1 0 9 "   D a t a T y p e = " D e c i m a l " > T o t a l s _ S a l e s < / T o t a l s _ S a l e s > +     < C u s t _ L e d g e r _ E n t r y   / > + 
+     < T o t a l s > + 
+         < T o t a l s _ A d j P r o f i t > T o t a l s _ A d j P r o f i t < / T o t a l s _ A d j P r o f i t > + 
+         < T o t a l s _ A d j P r o f i t P c t > T o t a l s _ A d j P r o f i t P c t < / T o t a l s _ A d j P r o f i t P c t > + 
+         < T o t a l s _ I n v D i s c A m o u n t > T o t a l s _ I n v D i s c A m o u n t < / T o t a l s _ I n v D i s c A m o u n t > + 
+         < T o t a l s _ P m t D i s c G i v e n > T o t a l s _ P m t D i s c G i v e n < / T o t a l s _ P m t D i s c G i v e n > + 
+         < T o t a l s _ P m t T o l e r a n c e > T o t a l s _ P m t T o l e r a n c e < / T o t a l s _ P m t T o l e r a n c e > + 
+         < T o t a l s _ P r o f i t > T o t a l s _ P r o f i t < / T o t a l s _ P r o f i t > + 
+         < T o t a l s _ P r o f i t P c t > T o t a l s _ P r o f i t P c t < / T o t a l s _ P r o f i t P c t > + 
+         < T o t a l s _ S a l e s > T o t a l s _ S a l e s < / T o t a l s _ S a l e s >   
      < / T o t a l s >   
  < / N a v W o r d R e p o r t X m l P a r t > 
 </file>
 
-<file path=customXml/item3.xml><?xml version="1.0" encoding="utf-8"?>
-<b:Sources xmlns:b="http://schemas.openxmlformats.org/officeDocument/2006/bibliography" xmlns="http://schemas.openxmlformats.org/officeDocument/2006/bibliography" SelectedStyle="\APASixthEditionOfficeOnline.xsl" StyleName="APA" Version="6"/>
-</file>
-
 <file path=customXml/itemProps1.xml><?xml version="1.0" encoding="utf-8"?>
-<ds:datastoreItem xmlns:ds="http://schemas.openxmlformats.org/officeDocument/2006/customXml" ds:itemID="{5D4524CD-A282-4F19-BAEA-0AD6212CDB38}">
+<ds:datastoreItem xmlns:ds="http://schemas.openxmlformats.org/officeDocument/2006/customXml" ds:itemID="{B4349F5E-5AC2-4545-BEA2-675A49179DC6}">
   <ds:schemaRefs>
-    <ds:schemaRef ds:uri="urn:microsoft-dynamics-nav/reports/Salesperson_Sales_Statistics/114/"/>
+    <ds:schemaRef ds:uri="http://schemas.openxmlformats.org/officeDocument/2006/bibliography"/>
   </ds:schemaRefs>
 </ds:datastoreItem>
 </file>
@@ -3880,9 +3991,9 @@
 </file>
 
 <file path=customXml/itemProps3.xml><?xml version="1.0" encoding="utf-8"?>
-<ds:datastoreItem xmlns:ds="http://schemas.openxmlformats.org/officeDocument/2006/customXml" ds:itemID="{B4349F5E-5AC2-4545-BEA2-675A49179DC6}">
+<ds:datastoreItem xmlns:ds="http://schemas.openxmlformats.org/officeDocument/2006/customXml" ds:itemID="{5D4524CD-A282-4F19-BAEA-0AD6212CDB38}">
   <ds:schemaRefs>
-    <ds:schemaRef ds:uri="http://schemas.openxmlformats.org/officeDocument/2006/bibliography"/>
+    <ds:schemaRef ds:uri="urn:microsoft-dynamics-nav/reports/Salesperson_Sales_Statistics/114/"/>
   </ds:schemaRefs>
 </ds:datastoreItem>
 </file>

--- a/src/Layers/W1/BaseApp/Sales/Reports/SalespersonSalesStatisticsBody.docx
+++ b/src/Layers/W1/BaseApp/Sales/Reports/SalespersonSalesStatisticsBody.docx
@@ -1,6 +1,6 @@
 
 <file path=word/document.xml><?xml version="1.0" encoding="utf-8"?>
-<w:document xmlns:wpc="http://schemas.microsoft.com/office/word/2010/wordprocessingCanvas" xmlns:cx="http://schemas.microsoft.com/office/drawing/2014/chartex" xmlns:cx1="http://schemas.microsoft.com/office/drawing/2015/9/8/chartex" xmlns:cx2="http://schemas.microsoft.com/office/drawing/2015/10/21/chartex" xmlns:cx3="http://schemas.microsoft.com/office/drawing/2016/5/9/chartex" xmlns:cx4="http://schemas.microsoft.com/office/drawing/2016/5/10/chartex" xmlns:cx5="http://schemas.microsoft.com/office/drawing/2016/5/11/chartex" xmlns:cx6="http://schemas.microsoft.com/office/drawing/2016/5/12/chartex" xmlns:cx7="http://schemas.microsoft.com/office/drawing/2016/5/13/chartex" xmlns:cx8="http://schemas.microsoft.com/office/drawing/2016/5/14/chartex" xmlns:mc="http://schemas.openxmlformats.org/markup-compatibility/2006" xmlns:aink="http://schemas.microsoft.com/office/drawing/2016/ink" xmlns:am3d="http://schemas.microsoft.com/office/drawing/2017/model3d" xmlns:o="urn:schemas-microsoft-com:office:office" xmlns:oel="http://schemas.microsoft.com/office/2019/extlst" xmlns:r="http://schemas.openxmlformats.org/officeDocument/2006/relationships" xmlns:m="http://schemas.openxmlformats.org/officeDocument/2006/math" xmlns:v="urn:schemas-microsoft-com:vml" xmlns:wp14="http://schemas.microsoft.com/office/word/2010/wordprocessingDrawing" xmlns:wp="http://schemas.openxmlformats.org/drawingml/2006/wordprocessingDrawing" xmlns:w10="urn:schemas-microsoft-com:office:word" xmlns:w="http://schemas.openxmlformats.org/wordprocessingml/2006/main" xmlns:w14="http://schemas.microsoft.com/office/word/2010/wordml" xmlns:w15="http://schemas.microsoft.com/office/word/2012/wordml" xmlns:w16cei="http://schemas.microsoft.com/office/word/2026/wordml/cei" xmlns:w16cex="http://schemas.microsoft.com/office/word/2018/wordml/cex" xmlns:w16cid="http://schemas.microsoft.com/office/word/2016/wordml/cid" xmlns:w16="http://schemas.microsoft.com/office/word/2018/wordml" xmlns:w16du="http://schemas.microsoft.com/office/word/2023/wordml/word16du" xmlns:w16sdtdh="http://schemas.microsoft.com/office/word/2020/wordml/sdtdatahash" xmlns:w16sdtfl="http://schemas.microsoft.com/office/word/2024/wordml/sdtformatlock" xmlns:w16se="http://schemas.microsoft.com/office/word/2015/wordml/symex" xmlns:wpg="http://schemas.microsoft.com/office/word/2010/wordprocessingGroup" xmlns:wpi="http://schemas.microsoft.com/office/word/2010/wordprocessingInk" xmlns:wne="http://schemas.microsoft.com/office/word/2006/wordml" xmlns:wps="http://schemas.microsoft.com/office/word/2010/wordprocessingShape" mc:Ignorable="w14 w15 w16se w16cid w16 w16cex w16sdtdh w16sdtfl w16du wp14">
+<w:document xmlns:wpc="http://schemas.microsoft.com/office/word/2010/wordprocessingCanvas" xmlns:cx="http://schemas.microsoft.com/office/drawing/2014/chartex" xmlns:cx1="http://schemas.microsoft.com/office/drawing/2015/9/8/chartex" xmlns:cx2="http://schemas.microsoft.com/office/drawing/2015/10/21/chartex" xmlns:cx3="http://schemas.microsoft.com/office/drawing/2016/5/9/chartex" xmlns:cx4="http://schemas.microsoft.com/office/drawing/2016/5/10/chartex" xmlns:cx5="http://schemas.microsoft.com/office/drawing/2016/5/11/chartex" xmlns:cx6="http://schemas.microsoft.com/office/drawing/2016/5/12/chartex" xmlns:cx7="http://schemas.microsoft.com/office/drawing/2016/5/13/chartex" xmlns:cx8="http://schemas.microsoft.com/office/drawing/2016/5/14/chartex" xmlns:mc="http://schemas.openxmlformats.org/markup-compatibility/2006" xmlns:aink="http://schemas.microsoft.com/office/drawing/2016/ink" xmlns:am3d="http://schemas.microsoft.com/office/drawing/2017/model3d" xmlns:o="urn:schemas-microsoft-com:office:office" xmlns:oel="http://schemas.microsoft.com/office/2019/extlst" xmlns:r="http://schemas.openxmlformats.org/officeDocument/2006/relationships" xmlns:m="http://schemas.openxmlformats.org/officeDocument/2006/math" xmlns:v="urn:schemas-microsoft-com:vml" xmlns:wp14="http://schemas.microsoft.com/office/word/2010/wordprocessingDrawing" xmlns:wp="http://schemas.openxmlformats.org/drawingml/2006/wordprocessingDrawing" xmlns:w10="urn:schemas-microsoft-com:office:word" xmlns:w="http://schemas.openxmlformats.org/wordprocessingml/2006/main" xmlns:w14="http://schemas.microsoft.com/office/word/2010/wordml" xmlns:w15="http://schemas.microsoft.com/office/word/2012/wordml" xmlns:w16cex="http://schemas.microsoft.com/office/word/2018/wordml/cex" xmlns:w16cid="http://schemas.microsoft.com/office/word/2016/wordml/cid" xmlns:w16="http://schemas.microsoft.com/office/word/2018/wordml" xmlns:w16du="http://schemas.microsoft.com/office/word/2023/wordml/word16du" xmlns:w16sdtdh="http://schemas.microsoft.com/office/word/2020/wordml/sdtdatahash" xmlns:w16sdtfl="http://schemas.microsoft.com/office/word/2024/wordml/sdtformatlock" xmlns:w16se="http://schemas.microsoft.com/office/word/2015/wordml/symex" xmlns:wpg="http://schemas.microsoft.com/office/word/2010/wordprocessingGroup" xmlns:wpi="http://schemas.microsoft.com/office/word/2010/wordprocessingInk" xmlns:wne="http://schemas.microsoft.com/office/word/2006/wordml" xmlns:wps="http://schemas.microsoft.com/office/word/2010/wordprocessingShape" mc:Ignorable="w14 w15 w16se w16cid w16 w16cex w16sdtdh w16sdtfl w16du wp14">
   <w:body>
     <w:tbl>
       <w:tblPr>
@@ -34,7 +34,6 @@
               <w:dataBinding w:prefixMappings="xmlns:ns0='urn:microsoft-dynamics-nav/reports/Salesperson_Sales_Statistics/114/'" w:xpath="/ns0:NavWordReportXmlPart[1]/ns0:Salesperson_Purchaser[1]/ns0:STRSUBSTNO_Text000_PeriodText_[1]" w:storeItemID="{5D4524CD-A282-4F19-BAEA-0AD6212CDB38}"/>
               <w:text/>
             </w:sdtPr>
-            <w:sdtEndPr/>
             <w:sdtContent>
               <w:p>
                 <w:pPr>
@@ -68,7 +67,6 @@
               <w:dataBinding w:prefixMappings="xmlns:ns0='urn:microsoft-dynamics-nav/reports/Salesperson_Sales_Statistics/114/'" w:xpath="/ns0:NavWordReportXmlPart[1]/ns0:Labels[1]/ns0:AmountsInLCYLabel[1]" w:storeItemID="{5D4524CD-A282-4F19-BAEA-0AD6212CDB38}"/>
               <w:text/>
             </w:sdtPr>
-            <w:sdtEndPr/>
             <w:sdtContent>
               <w:p>
                 <w:pPr>
@@ -100,7 +98,6 @@
             <w:dataBinding w:prefixMappings="xmlns:ns0='urn:microsoft-dynamics-nav/reports/Salesperson_Sales_Statistics/114/'" w:xpath="/ns0:NavWordReportXmlPart[1]/ns0:Salesperson_Purchaser[1]/ns0:Salesperson_Purchaser__TABLECAPTION__________SalespersonFilter[1]" w:storeItemID="{5D4524CD-A282-4F19-BAEA-0AD6212CDB38}"/>
             <w:text/>
           </w:sdtPr>
-          <w:sdtEndPr/>
           <w:sdtContent>
             <w:tc>
               <w:tcPr>
@@ -139,7 +136,6 @@
             <w:dataBinding w:prefixMappings="xmlns:ns0='urn:microsoft-dynamics-nav/reports/Salesperson_Sales_Statistics/114/'" w:xpath="/ns0:NavWordReportXmlPart[1]/ns0:Salesperson_Purchaser[1]/ns0:Cust__Ledger_Entry__TABLECAPTION__________CustLedgEntryFilter[1]" w:storeItemID="{5D4524CD-A282-4F19-BAEA-0AD6212CDB38}"/>
             <w:text/>
           </w:sdtPr>
-          <w:sdtEndPr/>
           <w:sdtContent>
             <w:tc>
               <w:tcPr>
@@ -195,6 +191,7 @@
             <w:tcBorders>
               <w:bottom w:val="single" w:color="auto" w:sz="4" w:space="0"/>
             </w:tcBorders>
+            <w:vAlign w:val="bottom"/>
           </w:tcPr>
           <w:sdt>
             <w:sdtPr>
@@ -207,7 +204,6 @@
               <w:dataBinding w:prefixMappings="xmlns:ns0='urn:microsoft-dynamics-nav/reports/Salesperson_Sales_Statistics/114/'" w:xpath="/ns0:NavWordReportXmlPart[1]/ns0:Labels[1]/ns0:CodeLabel[1]" w:storeItemID="{5D4524CD-A282-4F19-BAEA-0AD6212CDB38}"/>
               <w:text/>
             </w:sdtPr>
-            <w:sdtEndPr/>
             <w:sdtContent>
               <w:p>
                 <w:pPr>
@@ -233,7 +229,6 @@
             <w:dataBinding w:prefixMappings="xmlns:ns0='urn:microsoft-dynamics-nav/reports/Salesperson_Sales_Statistics/114/'" w:xpath="/ns0:NavWordReportXmlPart[1]/ns0:Labels[1]/ns0:SalesLCYLabel[1]" w:storeItemID="{5D4524CD-A282-4F19-BAEA-0AD6212CDB38}"/>
             <w:text/>
           </w:sdtPr>
-          <w:sdtEndPr/>
           <w:sdtContent>
             <w:tc>
               <w:tcPr>
@@ -241,11 +236,11 @@
                 <w:tcBorders>
                   <w:bottom w:val="single" w:color="auto" w:sz="4" w:space="0"/>
                 </w:tcBorders>
+                <w:vAlign w:val="bottom"/>
               </w:tcPr>
               <w:p>
                 <w:pPr>
                   <w:pStyle w:val="BCLabelNumber"/>
-                  <w:jc w:val="right"/>
                 </w:pPr>
                 <w:proofErr w:type="spellStart"/>
                 <w:r>
@@ -267,7 +262,6 @@
             <w:dataBinding w:prefixMappings="xmlns:ns0='urn:microsoft-dynamics-nav/reports/Salesperson_Sales_Statistics/114/'" w:xpath="/ns0:NavWordReportXmlPart[1]/ns0:Labels[1]/ns0:ProfitLCYLabel[1]" w:storeItemID="{5D4524CD-A282-4F19-BAEA-0AD6212CDB38}"/>
             <w:text/>
           </w:sdtPr>
-          <w:sdtEndPr/>
           <w:sdtContent>
             <w:tc>
               <w:tcPr>
@@ -275,11 +269,11 @@
                 <w:tcBorders>
                   <w:bottom w:val="single" w:color="auto" w:sz="4" w:space="0"/>
                 </w:tcBorders>
+                <w:vAlign w:val="bottom"/>
               </w:tcPr>
               <w:p>
                 <w:pPr>
                   <w:pStyle w:val="BCLabelNumber"/>
-                  <w:jc w:val="right"/>
                 </w:pPr>
                 <w:proofErr w:type="spellStart"/>
                 <w:r>
@@ -301,7 +295,6 @@
             <w:dataBinding w:prefixMappings="xmlns:ns0='urn:microsoft-dynamics-nav/reports/Salesperson_Sales_Statistics/114/'" w:xpath="/ns0:NavWordReportXmlPart[1]/ns0:Labels[1]/ns0:AdjProfitLCYLabel[1]" w:storeItemID="{5D4524CD-A282-4F19-BAEA-0AD6212CDB38}"/>
             <w:text/>
           </w:sdtPr>
-          <w:sdtEndPr/>
           <w:sdtContent>
             <w:tc>
               <w:tcPr>
@@ -309,6 +302,7 @@
                 <w:tcBorders>
                   <w:bottom w:val="single" w:color="auto" w:sz="4" w:space="0"/>
                 </w:tcBorders>
+                <w:vAlign w:val="bottom"/>
               </w:tcPr>
               <w:p>
                 <w:pPr>
@@ -335,7 +329,6 @@
             <w:dataBinding w:prefixMappings="xmlns:ns0='urn:microsoft-dynamics-nav/reports/Salesperson_Sales_Statistics/114/'" w:xpath="/ns0:NavWordReportXmlPart[1]/ns0:Labels[1]/ns0:ProfitPctLabel[1]" w:storeItemID="{5D4524CD-A282-4F19-BAEA-0AD6212CDB38}"/>
             <w:text/>
           </w:sdtPr>
-          <w:sdtEndPr/>
           <w:sdtContent>
             <w:tc>
               <w:tcPr>
@@ -343,6 +336,7 @@
                 <w:tcBorders>
                   <w:bottom w:val="single" w:color="auto" w:sz="4" w:space="0"/>
                 </w:tcBorders>
+                <w:vAlign w:val="bottom"/>
               </w:tcPr>
               <w:p>
                 <w:pPr>
@@ -369,7 +363,6 @@
             <w:dataBinding w:prefixMappings="xmlns:ns0='urn:microsoft-dynamics-nav/reports/Salesperson_Sales_Statistics/114/'" w:xpath="/ns0:NavWordReportXmlPart[1]/ns0:Labels[1]/ns0:AdjProfitPctLabel[1]" w:storeItemID="{5D4524CD-A282-4F19-BAEA-0AD6212CDB38}"/>
             <w:text/>
           </w:sdtPr>
-          <w:sdtEndPr/>
           <w:sdtContent>
             <w:tc>
               <w:tcPr>
@@ -377,6 +370,7 @@
                 <w:tcBorders>
                   <w:bottom w:val="single" w:color="auto" w:sz="4" w:space="0"/>
                 </w:tcBorders>
+                <w:vAlign w:val="bottom"/>
               </w:tcPr>
               <w:p>
                 <w:pPr>
@@ -403,7 +397,6 @@
             <w:dataBinding w:prefixMappings="xmlns:ns0='urn:microsoft-dynamics-nav/reports/Salesperson_Sales_Statistics/114/'" w:xpath="/ns0:NavWordReportXmlPart[1]/ns0:Labels[1]/ns0:InvDiscAmountLabel[1]" w:storeItemID="{5D4524CD-A282-4F19-BAEA-0AD6212CDB38}"/>
             <w:text/>
           </w:sdtPr>
-          <w:sdtEndPr/>
           <w:sdtContent>
             <w:tc>
               <w:tcPr>
@@ -411,6 +404,7 @@
                 <w:tcBorders>
                   <w:bottom w:val="single" w:color="auto" w:sz="4" w:space="0"/>
                 </w:tcBorders>
+                <w:vAlign w:val="bottom"/>
               </w:tcPr>
               <w:p>
                 <w:pPr>
@@ -437,7 +431,6 @@
             <w:dataBinding w:prefixMappings="xmlns:ns0='urn:microsoft-dynamics-nav/reports/Salesperson_Sales_Statistics/114/'" w:xpath="/ns0:NavWordReportXmlPart[1]/ns0:Labels[1]/ns0:PmtDiscGivenLabel[1]" w:storeItemID="{5D4524CD-A282-4F19-BAEA-0AD6212CDB38}"/>
             <w:text/>
           </w:sdtPr>
-          <w:sdtEndPr/>
           <w:sdtContent>
             <w:tc>
               <w:tcPr>
@@ -445,6 +438,7 @@
                 <w:tcBorders>
                   <w:bottom w:val="single" w:color="auto" w:sz="4" w:space="0"/>
                 </w:tcBorders>
+                <w:vAlign w:val="bottom"/>
               </w:tcPr>
               <w:p>
                 <w:pPr>
@@ -471,7 +465,6 @@
             <w:dataBinding w:prefixMappings="xmlns:ns0='urn:microsoft-dynamics-nav/reports/Salesperson_Sales_Statistics/114/'" w:xpath="/ns0:NavWordReportXmlPart[1]/ns0:Labels[1]/ns0:PmtToleranceLabel[1]" w:storeItemID="{5D4524CD-A282-4F19-BAEA-0AD6212CDB38}"/>
             <w:text/>
           </w:sdtPr>
-          <w:sdtEndPr/>
           <w:sdtContent>
             <w:tc>
               <w:tcPr>
@@ -479,6 +472,7 @@
                 <w:tcBorders>
                   <w:bottom w:val="single" w:color="auto" w:sz="4" w:space="0"/>
                 </w:tcBorders>
+                <w:vAlign w:val="bottom"/>
               </w:tcPr>
               <w:p>
                 <w:pPr>
@@ -630,7 +624,6 @@
           <w15:dataBinding w:prefixMappings="xmlns:ns0='urn:microsoft-dynamics-nav/reports/Salesperson_Sales_Statistics/114/' " w:xpath="/ns0:NavWordReportXmlPart[1]/ns0:Salesperson_Purchaser" w:storeItemID="{5D4524CD-A282-4F19-BAEA-0AD6212CDB38}"/>
           <w15:repeatingSection/>
         </w:sdtPr>
-        <w:sdtEndPr/>
         <w:sdtContent>
           <w:sdt>
             <w:sdtPr>
@@ -643,7 +636,6 @@
               </w:placeholder>
               <w15:repeatingSectionItem/>
             </w:sdtPr>
-            <w:sdtEndPr/>
             <w:sdtContent>
               <w:tr>
                 <w:trPr>
@@ -665,7 +657,6 @@
                       <w:dataBinding w:prefixMappings="xmlns:ns0='urn:microsoft-dynamics-nav/reports/Salesperson_Sales_Statistics/114/'" w:xpath="/ns0:NavWordReportXmlPart[1]/ns0:Salesperson_Purchaser[1]/ns0:Salesperson_Purchaser_Code[1]" w:storeItemID="{5D4524CD-A282-4F19-BAEA-0AD6212CDB38}"/>
                       <w:text/>
                     </w:sdtPr>
-                    <w:sdtEndPr/>
                     <w:sdtContent>
                       <w:p>
                         <w:pPr>
@@ -695,7 +686,6 @@
                       <w:dataBinding w:prefixMappings="xmlns:ns0='urn:microsoft-dynamics-nav/reports/Salesperson_Sales_Statistics/114/'" w:xpath="/ns0:NavWordReportXmlPart[1]/ns0:Salesperson_Purchaser[1]/ns0:Cust__Ledger_Entry___Sales__LCY__[1]" w:storeItemID="{5D4524CD-A282-4F19-BAEA-0AD6212CDB38}"/>
                       <w:text/>
                     </w:sdtPr>
-                    <w:sdtEndPr/>
                     <w:sdtContent>
                       <w:p>
                         <w:pPr>
@@ -724,7 +714,6 @@
                     <w:dataBinding w:prefixMappings="xmlns:ns0='urn:microsoft-dynamics-nav/reports/Salesperson_Sales_Statistics/114/'" w:xpath="/ns0:NavWordReportXmlPart[1]/ns0:Salesperson_Purchaser[1]/ns0:Cust__Ledger_Entry___Profit__LCY__[1]" w:storeItemID="{5D4524CD-A282-4F19-BAEA-0AD6212CDB38}"/>
                     <w:text/>
                   </w:sdtPr>
-                  <w:sdtEndPr/>
                   <w:sdtContent>
                     <w:tc>
                       <w:tcPr>
@@ -758,7 +747,6 @@
                     <w:dataBinding w:prefixMappings="xmlns:ns0='urn:microsoft-dynamics-nav/reports/Salesperson_Sales_Statistics/114/'" w:xpath="/ns0:NavWordReportXmlPart[1]/ns0:Salesperson_Purchaser[1]/ns0:AdjProfit[1]" w:storeItemID="{5D4524CD-A282-4F19-BAEA-0AD6212CDB38}"/>
                     <w:text/>
                   </w:sdtPr>
-                  <w:sdtEndPr/>
                   <w:sdtContent>
                     <w:tc>
                       <w:tcPr>
@@ -789,7 +777,6 @@
                     <w:dataBinding w:prefixMappings="xmlns:ns0='urn:microsoft-dynamics-nav/reports/Salesperson_Sales_Statistics/114/'" w:xpath="/ns0:NavWordReportXmlPart[1]/ns0:Salesperson_Purchaser[1]/ns0:ProfitPercent[1]" w:storeItemID="{5D4524CD-A282-4F19-BAEA-0AD6212CDB38}"/>
                     <w:text/>
                   </w:sdtPr>
-                  <w:sdtEndPr/>
                   <w:sdtContent>
                     <w:tc>
                       <w:tcPr>
@@ -820,7 +807,6 @@
                     <w:dataBinding w:prefixMappings="xmlns:ns0='urn:microsoft-dynamics-nav/reports/Salesperson_Sales_Statistics/114/'" w:xpath="/ns0:NavWordReportXmlPart[1]/ns0:Salesperson_Purchaser[1]/ns0:AdjProfitPercent[1]" w:storeItemID="{5D4524CD-A282-4F19-BAEA-0AD6212CDB38}"/>
                     <w:text/>
                   </w:sdtPr>
-                  <w:sdtEndPr/>
                   <w:sdtContent>
                     <w:tc>
                       <w:tcPr>
@@ -851,7 +837,6 @@
                     <w:dataBinding w:prefixMappings="xmlns:ns0='urn:microsoft-dynamics-nav/reports/Salesperson_Sales_Statistics/114/'" w:xpath="/ns0:NavWordReportXmlPart[1]/ns0:Salesperson_Purchaser[1]/ns0:Cust__Ledger_Entry___Inv__Discount__LCY__[1]" w:storeItemID="{5D4524CD-A282-4F19-BAEA-0AD6212CDB38}"/>
                     <w:text/>
                   </w:sdtPr>
-                  <w:sdtEndPr/>
                   <w:sdtContent>
                     <w:tc>
                       <w:tcPr>
@@ -885,7 +870,6 @@
                     <w:dataBinding w:prefixMappings="xmlns:ns0='urn:microsoft-dynamics-nav/reports/Salesperson_Sales_Statistics/114/'" w:xpath="/ns0:NavWordReportXmlPart[1]/ns0:Salesperson_Purchaser[1]/ns0:Cust__Ledger_Entry___Pmt__Disc__Given__LCY__[1]" w:storeItemID="{5D4524CD-A282-4F19-BAEA-0AD6212CDB38}"/>
                     <w:text/>
                   </w:sdtPr>
-                  <w:sdtEndPr/>
                   <w:sdtContent>
                     <w:tc>
                       <w:tcPr>
@@ -930,7 +914,6 @@
                     <w:dataBinding w:prefixMappings="xmlns:ns0='urn:microsoft-dynamics-nav/reports/Salesperson_Sales_Statistics/114/'" w:xpath="/ns0:NavWordReportXmlPart[1]/ns0:Salesperson_Purchaser[1]/ns0:Cust__Ledger_Entry___Pmt__Tolerance__LCY__[1]" w:storeItemID="{5D4524CD-A282-4F19-BAEA-0AD6212CDB38}"/>
                     <w:text/>
                   </w:sdtPr>
-                  <w:sdtEndPr/>
                   <w:sdtContent>
                     <w:tc>
                       <w:tcPr>
@@ -1027,7 +1010,6 @@
             <w:dataBinding w:prefixMappings="xmlns:ns0='urn:microsoft-dynamics-nav/reports/Salesperson_Sales_Statistics/114/'" w:xpath="/ns0:NavWordReportXmlPart[1]/ns0:Totals[1]/ns0:Totals_Sales[1]" w:storeItemID="{5D4524CD-A282-4F19-BAEA-0AD6212CDB38}"/>
             <w:text/>
           </w:sdtPr>
-          <w:sdtEndPr/>
           <w:sdtContent>
             <w:tc>
               <w:tcPr>
@@ -1058,7 +1040,6 @@
             <w:dataBinding w:prefixMappings="xmlns:ns0='urn:microsoft-dynamics-nav/reports/Salesperson_Sales_Statistics/114/'" w:xpath="/ns0:NavWordReportXmlPart[1]/ns0:Totals[1]/ns0:Totals_Profit[1]" w:storeItemID="{5D4524CD-A282-4F19-BAEA-0AD6212CDB38}"/>
             <w:text/>
           </w:sdtPr>
-          <w:sdtEndPr/>
           <w:sdtContent>
             <w:tc>
               <w:tcPr>
@@ -1089,7 +1070,6 @@
             <w:dataBinding w:prefixMappings="xmlns:ns0='urn:microsoft-dynamics-nav/reports/Salesperson_Sales_Statistics/114/'" w:xpath="/ns0:NavWordReportXmlPart[1]/ns0:Totals[1]/ns0:Totals_AdjProfit[1]" w:storeItemID="{5D4524CD-A282-4F19-BAEA-0AD6212CDB38}"/>
             <w:text/>
           </w:sdtPr>
-          <w:sdtEndPr/>
           <w:sdtContent>
             <w:tc>
               <w:tcPr>
@@ -1120,7 +1100,6 @@
             <w:dataBinding w:prefixMappings="xmlns:ns0='urn:microsoft-dynamics-nav/reports/Salesperson_Sales_Statistics/114/'" w:xpath="/ns0:NavWordReportXmlPart[1]/ns0:Totals[1]/ns0:Totals_ProfitPct[1]" w:storeItemID="{5D4524CD-A282-4F19-BAEA-0AD6212CDB38}"/>
             <w:text/>
           </w:sdtPr>
-          <w:sdtEndPr/>
           <w:sdtContent>
             <w:tc>
               <w:tcPr>
@@ -1151,7 +1130,6 @@
             <w:dataBinding w:prefixMappings="xmlns:ns0='urn:microsoft-dynamics-nav/reports/Salesperson_Sales_Statistics/114/'" w:xpath="/ns0:NavWordReportXmlPart[1]/ns0:Totals[1]/ns0:Totals_AdjProfitPct[1]" w:storeItemID="{5D4524CD-A282-4F19-BAEA-0AD6212CDB38}"/>
             <w:text/>
           </w:sdtPr>
-          <w:sdtEndPr/>
           <w:sdtContent>
             <w:tc>
               <w:tcPr>
@@ -1182,7 +1160,6 @@
             <w:dataBinding w:prefixMappings="xmlns:ns0='urn:microsoft-dynamics-nav/reports/Salesperson_Sales_Statistics/114/'" w:xpath="/ns0:NavWordReportXmlPart[1]/ns0:Totals[1]/ns0:Totals_InvDiscAmount[1]" w:storeItemID="{5D4524CD-A282-4F19-BAEA-0AD6212CDB38}"/>
             <w:text/>
           </w:sdtPr>
-          <w:sdtEndPr/>
           <w:sdtContent>
             <w:tc>
               <w:tcPr>
@@ -1213,7 +1190,6 @@
             <w:dataBinding w:prefixMappings="xmlns:ns0='urn:microsoft-dynamics-nav/reports/Salesperson_Sales_Statistics/114/'" w:xpath="/ns0:NavWordReportXmlPart[1]/ns0:Totals[1]/ns0:Totals_PmtDiscGiven[1]" w:storeItemID="{5D4524CD-A282-4F19-BAEA-0AD6212CDB38}"/>
             <w:text/>
           </w:sdtPr>
-          <w:sdtEndPr/>
           <w:sdtContent>
             <w:tc>
               <w:tcPr>
@@ -1244,7 +1220,6 @@
             <w:dataBinding w:prefixMappings="xmlns:ns0='urn:microsoft-dynamics-nav/reports/Salesperson_Sales_Statistics/114/'" w:xpath="/ns0:NavWordReportXmlPart[1]/ns0:Totals[1]/ns0:Totals_PmtTolerance[1]" w:storeItemID="{5D4524CD-A282-4F19-BAEA-0AD6212CDB38}"/>
             <w:text/>
           </w:sdtPr>
-          <w:sdtEndPr/>
           <w:sdtContent>
             <w:tc>
               <w:tcPr>
@@ -1290,7 +1265,7 @@
 </file>
 
 <file path=word/endnotes.xml><?xml version="1.0" encoding="utf-8"?>
-<w:endnotes xmlns:wpc="http://schemas.microsoft.com/office/word/2010/wordprocessingCanvas" xmlns:cx="http://schemas.microsoft.com/office/drawing/2014/chartex" xmlns:cx1="http://schemas.microsoft.com/office/drawing/2015/9/8/chartex" xmlns:cx2="http://schemas.microsoft.com/office/drawing/2015/10/21/chartex" xmlns:cx3="http://schemas.microsoft.com/office/drawing/2016/5/9/chartex" xmlns:cx4="http://schemas.microsoft.com/office/drawing/2016/5/10/chartex" xmlns:cx5="http://schemas.microsoft.com/office/drawing/2016/5/11/chartex" xmlns:cx6="http://schemas.microsoft.com/office/drawing/2016/5/12/chartex" xmlns:cx7="http://schemas.microsoft.com/office/drawing/2016/5/13/chartex" xmlns:cx8="http://schemas.microsoft.com/office/drawing/2016/5/14/chartex" xmlns:mc="http://schemas.openxmlformats.org/markup-compatibility/2006" xmlns:aink="http://schemas.microsoft.com/office/drawing/2016/ink" xmlns:am3d="http://schemas.microsoft.com/office/drawing/2017/model3d" xmlns:o="urn:schemas-microsoft-com:office:office" xmlns:oel="http://schemas.microsoft.com/office/2019/extlst" xmlns:r="http://schemas.openxmlformats.org/officeDocument/2006/relationships" xmlns:m="http://schemas.openxmlformats.org/officeDocument/2006/math" xmlns:v="urn:schemas-microsoft-com:vml" xmlns:wp14="http://schemas.microsoft.com/office/word/2010/wordprocessingDrawing" xmlns:wp="http://schemas.openxmlformats.org/drawingml/2006/wordprocessingDrawing" xmlns:w10="urn:schemas-microsoft-com:office:word" xmlns:w="http://schemas.openxmlformats.org/wordprocessingml/2006/main" xmlns:w14="http://schemas.microsoft.com/office/word/2010/wordml" xmlns:w15="http://schemas.microsoft.com/office/word/2012/wordml" xmlns:w16cei="http://schemas.microsoft.com/office/word/2026/wordml/cei" xmlns:w16cex="http://schemas.microsoft.com/office/word/2018/wordml/cex" xmlns:w16cid="http://schemas.microsoft.com/office/word/2016/wordml/cid" xmlns:w16="http://schemas.microsoft.com/office/word/2018/wordml" xmlns:w16du="http://schemas.microsoft.com/office/word/2023/wordml/word16du" xmlns:w16sdtdh="http://schemas.microsoft.com/office/word/2020/wordml/sdtdatahash" xmlns:w16sdtfl="http://schemas.microsoft.com/office/word/2024/wordml/sdtformatlock" xmlns:w16se="http://schemas.microsoft.com/office/word/2015/wordml/symex" xmlns:wpg="http://schemas.microsoft.com/office/word/2010/wordprocessingGroup" xmlns:wpi="http://schemas.microsoft.com/office/word/2010/wordprocessingInk" xmlns:wne="http://schemas.microsoft.com/office/word/2006/wordml" xmlns:wps="http://schemas.microsoft.com/office/word/2010/wordprocessingShape" mc:Ignorable="w14 w15 w16se w16cid w16 w16cex w16sdtdh w16sdtfl w16du wp14">
+<w:endnotes xmlns:wpc="http://schemas.microsoft.com/office/word/2010/wordprocessingCanvas" xmlns:cx="http://schemas.microsoft.com/office/drawing/2014/chartex" xmlns:cx1="http://schemas.microsoft.com/office/drawing/2015/9/8/chartex" xmlns:cx2="http://schemas.microsoft.com/office/drawing/2015/10/21/chartex" xmlns:cx3="http://schemas.microsoft.com/office/drawing/2016/5/9/chartex" xmlns:cx4="http://schemas.microsoft.com/office/drawing/2016/5/10/chartex" xmlns:cx5="http://schemas.microsoft.com/office/drawing/2016/5/11/chartex" xmlns:cx6="http://schemas.microsoft.com/office/drawing/2016/5/12/chartex" xmlns:cx7="http://schemas.microsoft.com/office/drawing/2016/5/13/chartex" xmlns:cx8="http://schemas.microsoft.com/office/drawing/2016/5/14/chartex" xmlns:mc="http://schemas.openxmlformats.org/markup-compatibility/2006" xmlns:aink="http://schemas.microsoft.com/office/drawing/2016/ink" xmlns:am3d="http://schemas.microsoft.com/office/drawing/2017/model3d" xmlns:o="urn:schemas-microsoft-com:office:office" xmlns:oel="http://schemas.microsoft.com/office/2019/extlst" xmlns:r="http://schemas.openxmlformats.org/officeDocument/2006/relationships" xmlns:m="http://schemas.openxmlformats.org/officeDocument/2006/math" xmlns:v="urn:schemas-microsoft-com:vml" xmlns:wp14="http://schemas.microsoft.com/office/word/2010/wordprocessingDrawing" xmlns:wp="http://schemas.openxmlformats.org/drawingml/2006/wordprocessingDrawing" xmlns:w10="urn:schemas-microsoft-com:office:word" xmlns:w="http://schemas.openxmlformats.org/wordprocessingml/2006/main" xmlns:w14="http://schemas.microsoft.com/office/word/2010/wordml" xmlns:w15="http://schemas.microsoft.com/office/word/2012/wordml" xmlns:w16cex="http://schemas.microsoft.com/office/word/2018/wordml/cex" xmlns:w16cid="http://schemas.microsoft.com/office/word/2016/wordml/cid" xmlns:w16="http://schemas.microsoft.com/office/word/2018/wordml" xmlns:w16du="http://schemas.microsoft.com/office/word/2023/wordml/word16du" xmlns:w16sdtdh="http://schemas.microsoft.com/office/word/2020/wordml/sdtdatahash" xmlns:w16sdtfl="http://schemas.microsoft.com/office/word/2024/wordml/sdtformatlock" xmlns:w16se="http://schemas.microsoft.com/office/word/2015/wordml/symex" xmlns:wpg="http://schemas.microsoft.com/office/word/2010/wordprocessingGroup" xmlns:wpi="http://schemas.microsoft.com/office/word/2010/wordprocessingInk" xmlns:wne="http://schemas.microsoft.com/office/word/2006/wordml" xmlns:wps="http://schemas.microsoft.com/office/word/2010/wordprocessingShape" mc:Ignorable="w14 w15 w16se w16cid w16 w16cex w16sdtdh w16sdtfl w16du wp14">
   <w:endnote w:type="separator" w:id="-1">
     <w:p>
       <w:pPr>
@@ -1315,7 +1290,7 @@
 </file>
 
 <file path=word/footer1.xml><?xml version="1.0" encoding="utf-8"?>
-<w:ftr xmlns:wpc="http://schemas.microsoft.com/office/word/2010/wordprocessingCanvas" xmlns:cx="http://schemas.microsoft.com/office/drawing/2014/chartex" xmlns:cx1="http://schemas.microsoft.com/office/drawing/2015/9/8/chartex" xmlns:cx2="http://schemas.microsoft.com/office/drawing/2015/10/21/chartex" xmlns:cx3="http://schemas.microsoft.com/office/drawing/2016/5/9/chartex" xmlns:cx4="http://schemas.microsoft.com/office/drawing/2016/5/10/chartex" xmlns:cx5="http://schemas.microsoft.com/office/drawing/2016/5/11/chartex" xmlns:cx6="http://schemas.microsoft.com/office/drawing/2016/5/12/chartex" xmlns:cx7="http://schemas.microsoft.com/office/drawing/2016/5/13/chartex" xmlns:cx8="http://schemas.microsoft.com/office/drawing/2016/5/14/chartex" xmlns:mc="http://schemas.openxmlformats.org/markup-compatibility/2006" xmlns:aink="http://schemas.microsoft.com/office/drawing/2016/ink" xmlns:am3d="http://schemas.microsoft.com/office/drawing/2017/model3d" xmlns:o="urn:schemas-microsoft-com:office:office" xmlns:oel="http://schemas.microsoft.com/office/2019/extlst" xmlns:r="http://schemas.openxmlformats.org/officeDocument/2006/relationships" xmlns:m="http://schemas.openxmlformats.org/officeDocument/2006/math" xmlns:v="urn:schemas-microsoft-com:vml" xmlns:wp14="http://schemas.microsoft.com/office/word/2010/wordprocessingDrawing" xmlns:wp="http://schemas.openxmlformats.org/drawingml/2006/wordprocessingDrawing" xmlns:w10="urn:schemas-microsoft-com:office:word" xmlns:w="http://schemas.openxmlformats.org/wordprocessingml/2006/main" xmlns:w14="http://schemas.microsoft.com/office/word/2010/wordml" xmlns:w15="http://schemas.microsoft.com/office/word/2012/wordml" xmlns:w16cei="http://schemas.microsoft.com/office/word/2026/wordml/cei" xmlns:w16cex="http://schemas.microsoft.com/office/word/2018/wordml/cex" xmlns:w16cid="http://schemas.microsoft.com/office/word/2016/wordml/cid" xmlns:w16="http://schemas.microsoft.com/office/word/2018/wordml" xmlns:w16du="http://schemas.microsoft.com/office/word/2023/wordml/word16du" xmlns:w16sdtdh="http://schemas.microsoft.com/office/word/2020/wordml/sdtdatahash" xmlns:w16sdtfl="http://schemas.microsoft.com/office/word/2024/wordml/sdtformatlock" xmlns:w16se="http://schemas.microsoft.com/office/word/2015/wordml/symex" xmlns:wpg="http://schemas.microsoft.com/office/word/2010/wordprocessingGroup" xmlns:wpi="http://schemas.microsoft.com/office/word/2010/wordprocessingInk" xmlns:wne="http://schemas.microsoft.com/office/word/2006/wordml" xmlns:wps="http://schemas.microsoft.com/office/word/2010/wordprocessingShape" mc:Ignorable="w14 w15 w16se w16cid w16 w16cex w16sdtdh w16sdtfl w16du wp14">
+<w:ftr xmlns:wpc="http://schemas.microsoft.com/office/word/2010/wordprocessingCanvas" xmlns:cx="http://schemas.microsoft.com/office/drawing/2014/chartex" xmlns:cx1="http://schemas.microsoft.com/office/drawing/2015/9/8/chartex" xmlns:cx2="http://schemas.microsoft.com/office/drawing/2015/10/21/chartex" xmlns:cx3="http://schemas.microsoft.com/office/drawing/2016/5/9/chartex" xmlns:cx4="http://schemas.microsoft.com/office/drawing/2016/5/10/chartex" xmlns:cx5="http://schemas.microsoft.com/office/drawing/2016/5/11/chartex" xmlns:cx6="http://schemas.microsoft.com/office/drawing/2016/5/12/chartex" xmlns:cx7="http://schemas.microsoft.com/office/drawing/2016/5/13/chartex" xmlns:cx8="http://schemas.microsoft.com/office/drawing/2016/5/14/chartex" xmlns:mc="http://schemas.openxmlformats.org/markup-compatibility/2006" xmlns:aink="http://schemas.microsoft.com/office/drawing/2016/ink" xmlns:am3d="http://schemas.microsoft.com/office/drawing/2017/model3d" xmlns:o="urn:schemas-microsoft-com:office:office" xmlns:oel="http://schemas.microsoft.com/office/2019/extlst" xmlns:r="http://schemas.openxmlformats.org/officeDocument/2006/relationships" xmlns:m="http://schemas.openxmlformats.org/officeDocument/2006/math" xmlns:v="urn:schemas-microsoft-com:vml" xmlns:wp14="http://schemas.microsoft.com/office/word/2010/wordprocessingDrawing" xmlns:wp="http://schemas.openxmlformats.org/drawingml/2006/wordprocessingDrawing" xmlns:w10="urn:schemas-microsoft-com:office:word" xmlns:w="http://schemas.openxmlformats.org/wordprocessingml/2006/main" xmlns:w14="http://schemas.microsoft.com/office/word/2010/wordml" xmlns:w15="http://schemas.microsoft.com/office/word/2012/wordml" xmlns:w16cex="http://schemas.microsoft.com/office/word/2018/wordml/cex" xmlns:w16cid="http://schemas.microsoft.com/office/word/2016/wordml/cid" xmlns:w16="http://schemas.microsoft.com/office/word/2018/wordml" xmlns:w16du="http://schemas.microsoft.com/office/word/2023/wordml/word16du" xmlns:w16sdtdh="http://schemas.microsoft.com/office/word/2020/wordml/sdtdatahash" xmlns:w16sdtfl="http://schemas.microsoft.com/office/word/2024/wordml/sdtformatlock" xmlns:w16se="http://schemas.microsoft.com/office/word/2015/wordml/symex" xmlns:wpg="http://schemas.microsoft.com/office/word/2010/wordprocessingGroup" xmlns:wpi="http://schemas.microsoft.com/office/word/2010/wordprocessingInk" xmlns:wne="http://schemas.microsoft.com/office/word/2006/wordml" xmlns:wps="http://schemas.microsoft.com/office/word/2010/wordprocessingShape" mc:Ignorable="w14 w15 w16se w16cid w16 w16cex w16sdtdh w16sdtfl w16du wp14">
   <w:p>
     <w:pPr>
       <w:pStyle w:val="Footer"/>
@@ -1325,7 +1300,7 @@
 </file>
 
 <file path=word/footer2.xml><?xml version="1.0" encoding="utf-8"?>
-<w:ftr xmlns:wpc="http://schemas.microsoft.com/office/word/2010/wordprocessingCanvas" xmlns:cx="http://schemas.microsoft.com/office/drawing/2014/chartex" xmlns:cx1="http://schemas.microsoft.com/office/drawing/2015/9/8/chartex" xmlns:cx2="http://schemas.microsoft.com/office/drawing/2015/10/21/chartex" xmlns:cx3="http://schemas.microsoft.com/office/drawing/2016/5/9/chartex" xmlns:cx4="http://schemas.microsoft.com/office/drawing/2016/5/10/chartex" xmlns:cx5="http://schemas.microsoft.com/office/drawing/2016/5/11/chartex" xmlns:cx6="http://schemas.microsoft.com/office/drawing/2016/5/12/chartex" xmlns:cx7="http://schemas.microsoft.com/office/drawing/2016/5/13/chartex" xmlns:cx8="http://schemas.microsoft.com/office/drawing/2016/5/14/chartex" xmlns:mc="http://schemas.openxmlformats.org/markup-compatibility/2006" xmlns:aink="http://schemas.microsoft.com/office/drawing/2016/ink" xmlns:am3d="http://schemas.microsoft.com/office/drawing/2017/model3d" xmlns:o="urn:schemas-microsoft-com:office:office" xmlns:oel="http://schemas.microsoft.com/office/2019/extlst" xmlns:r="http://schemas.openxmlformats.org/officeDocument/2006/relationships" xmlns:m="http://schemas.openxmlformats.org/officeDocument/2006/math" xmlns:v="urn:schemas-microsoft-com:vml" xmlns:wp14="http://schemas.microsoft.com/office/word/2010/wordprocessingDrawing" xmlns:wp="http://schemas.openxmlformats.org/drawingml/2006/wordprocessingDrawing" xmlns:w10="urn:schemas-microsoft-com:office:word" xmlns:w="http://schemas.openxmlformats.org/wordprocessingml/2006/main" xmlns:w14="http://schemas.microsoft.com/office/word/2010/wordml" xmlns:w15="http://schemas.microsoft.com/office/word/2012/wordml" xmlns:w16cei="http://schemas.microsoft.com/office/word/2026/wordml/cei" xmlns:w16cex="http://schemas.microsoft.com/office/word/2018/wordml/cex" xmlns:w16cid="http://schemas.microsoft.com/office/word/2016/wordml/cid" xmlns:w16="http://schemas.microsoft.com/office/word/2018/wordml" xmlns:w16du="http://schemas.microsoft.com/office/word/2023/wordml/word16du" xmlns:w16sdtdh="http://schemas.microsoft.com/office/word/2020/wordml/sdtdatahash" xmlns:w16sdtfl="http://schemas.microsoft.com/office/word/2024/wordml/sdtformatlock" xmlns:w16se="http://schemas.microsoft.com/office/word/2015/wordml/symex" xmlns:wpg="http://schemas.microsoft.com/office/word/2010/wordprocessingGroup" xmlns:wpi="http://schemas.microsoft.com/office/word/2010/wordprocessingInk" xmlns:wne="http://schemas.microsoft.com/office/word/2006/wordml" xmlns:wps="http://schemas.microsoft.com/office/word/2010/wordprocessingShape" mc:Ignorable="w14 w15 w16se w16cid w16 w16cex w16sdtdh w16sdtfl w16du wp14">
+<w:ftr xmlns:wpc="http://schemas.microsoft.com/office/word/2010/wordprocessingCanvas" xmlns:cx="http://schemas.microsoft.com/office/drawing/2014/chartex" xmlns:cx1="http://schemas.microsoft.com/office/drawing/2015/9/8/chartex" xmlns:cx2="http://schemas.microsoft.com/office/drawing/2015/10/21/chartex" xmlns:cx3="http://schemas.microsoft.com/office/drawing/2016/5/9/chartex" xmlns:cx4="http://schemas.microsoft.com/office/drawing/2016/5/10/chartex" xmlns:cx5="http://schemas.microsoft.com/office/drawing/2016/5/11/chartex" xmlns:cx6="http://schemas.microsoft.com/office/drawing/2016/5/12/chartex" xmlns:cx7="http://schemas.microsoft.com/office/drawing/2016/5/13/chartex" xmlns:cx8="http://schemas.microsoft.com/office/drawing/2016/5/14/chartex" xmlns:mc="http://schemas.openxmlformats.org/markup-compatibility/2006" xmlns:aink="http://schemas.microsoft.com/office/drawing/2016/ink" xmlns:am3d="http://schemas.microsoft.com/office/drawing/2017/model3d" xmlns:o="urn:schemas-microsoft-com:office:office" xmlns:oel="http://schemas.microsoft.com/office/2019/extlst" xmlns:r="http://schemas.openxmlformats.org/officeDocument/2006/relationships" xmlns:m="http://schemas.openxmlformats.org/officeDocument/2006/math" xmlns:v="urn:schemas-microsoft-com:vml" xmlns:wp14="http://schemas.microsoft.com/office/word/2010/wordprocessingDrawing" xmlns:wp="http://schemas.openxmlformats.org/drawingml/2006/wordprocessingDrawing" xmlns:w10="urn:schemas-microsoft-com:office:word" xmlns:w="http://schemas.openxmlformats.org/wordprocessingml/2006/main" xmlns:w14="http://schemas.microsoft.com/office/word/2010/wordml" xmlns:w15="http://schemas.microsoft.com/office/word/2012/wordml" xmlns:w16cex="http://schemas.microsoft.com/office/word/2018/wordml/cex" xmlns:w16cid="http://schemas.microsoft.com/office/word/2016/wordml/cid" xmlns:w16="http://schemas.microsoft.com/office/word/2018/wordml" xmlns:w16du="http://schemas.microsoft.com/office/word/2023/wordml/word16du" xmlns:w16sdtdh="http://schemas.microsoft.com/office/word/2020/wordml/sdtdatahash" xmlns:w16sdtfl="http://schemas.microsoft.com/office/word/2024/wordml/sdtformatlock" xmlns:w16se="http://schemas.microsoft.com/office/word/2015/wordml/symex" xmlns:wpg="http://schemas.microsoft.com/office/word/2010/wordprocessingGroup" xmlns:wpi="http://schemas.microsoft.com/office/word/2010/wordprocessingInk" xmlns:wne="http://schemas.microsoft.com/office/word/2006/wordml" xmlns:wps="http://schemas.microsoft.com/office/word/2010/wordprocessingShape" mc:Ignorable="w14 w15 w16se w16cid w16 w16cex w16sdtdh w16sdtfl w16du wp14">
   <w:p>
     <w:pPr>
       <w:pStyle w:val="Footer"/>
@@ -1335,7 +1310,7 @@
 </file>
 
 <file path=word/footer3.xml><?xml version="1.0" encoding="utf-8"?>
-<w:ftr xmlns:wpc="http://schemas.microsoft.com/office/word/2010/wordprocessingCanvas" xmlns:cx="http://schemas.microsoft.com/office/drawing/2014/chartex" xmlns:cx1="http://schemas.microsoft.com/office/drawing/2015/9/8/chartex" xmlns:cx2="http://schemas.microsoft.com/office/drawing/2015/10/21/chartex" xmlns:cx3="http://schemas.microsoft.com/office/drawing/2016/5/9/chartex" xmlns:cx4="http://schemas.microsoft.com/office/drawing/2016/5/10/chartex" xmlns:cx5="http://schemas.microsoft.com/office/drawing/2016/5/11/chartex" xmlns:cx6="http://schemas.microsoft.com/office/drawing/2016/5/12/chartex" xmlns:cx7="http://schemas.microsoft.com/office/drawing/2016/5/13/chartex" xmlns:cx8="http://schemas.microsoft.com/office/drawing/2016/5/14/chartex" xmlns:mc="http://schemas.openxmlformats.org/markup-compatibility/2006" xmlns:aink="http://schemas.microsoft.com/office/drawing/2016/ink" xmlns:am3d="http://schemas.microsoft.com/office/drawing/2017/model3d" xmlns:o="urn:schemas-microsoft-com:office:office" xmlns:oel="http://schemas.microsoft.com/office/2019/extlst" xmlns:r="http://schemas.openxmlformats.org/officeDocument/2006/relationships" xmlns:m="http://schemas.openxmlformats.org/officeDocument/2006/math" xmlns:v="urn:schemas-microsoft-com:vml" xmlns:wp14="http://schemas.microsoft.com/office/word/2010/wordprocessingDrawing" xmlns:wp="http://schemas.openxmlformats.org/drawingml/2006/wordprocessingDrawing" xmlns:w10="urn:schemas-microsoft-com:office:word" xmlns:w="http://schemas.openxmlformats.org/wordprocessingml/2006/main" xmlns:w14="http://schemas.microsoft.com/office/word/2010/wordml" xmlns:w15="http://schemas.microsoft.com/office/word/2012/wordml" xmlns:w16cei="http://schemas.microsoft.com/office/word/2026/wordml/cei" xmlns:w16cex="http://schemas.microsoft.com/office/word/2018/wordml/cex" xmlns:w16cid="http://schemas.microsoft.com/office/word/2016/wordml/cid" xmlns:w16="http://schemas.microsoft.com/office/word/2018/wordml" xmlns:w16du="http://schemas.microsoft.com/office/word/2023/wordml/word16du" xmlns:w16sdtdh="http://schemas.microsoft.com/office/word/2020/wordml/sdtdatahash" xmlns:w16sdtfl="http://schemas.microsoft.com/office/word/2024/wordml/sdtformatlock" xmlns:w16se="http://schemas.microsoft.com/office/word/2015/wordml/symex" xmlns:wpg="http://schemas.microsoft.com/office/word/2010/wordprocessingGroup" xmlns:wpi="http://schemas.microsoft.com/office/word/2010/wordprocessingInk" xmlns:wne="http://schemas.microsoft.com/office/word/2006/wordml" xmlns:wps="http://schemas.microsoft.com/office/word/2010/wordprocessingShape" mc:Ignorable="w14 w15 w16se w16cid w16 w16cex w16sdtdh w16sdtfl w16du wp14">
+<w:ftr xmlns:wpc="http://schemas.microsoft.com/office/word/2010/wordprocessingCanvas" xmlns:cx="http://schemas.microsoft.com/office/drawing/2014/chartex" xmlns:cx1="http://schemas.microsoft.com/office/drawing/2015/9/8/chartex" xmlns:cx2="http://schemas.microsoft.com/office/drawing/2015/10/21/chartex" xmlns:cx3="http://schemas.microsoft.com/office/drawing/2016/5/9/chartex" xmlns:cx4="http://schemas.microsoft.com/office/drawing/2016/5/10/chartex" xmlns:cx5="http://schemas.microsoft.com/office/drawing/2016/5/11/chartex" xmlns:cx6="http://schemas.microsoft.com/office/drawing/2016/5/12/chartex" xmlns:cx7="http://schemas.microsoft.com/office/drawing/2016/5/13/chartex" xmlns:cx8="http://schemas.microsoft.com/office/drawing/2016/5/14/chartex" xmlns:mc="http://schemas.openxmlformats.org/markup-compatibility/2006" xmlns:aink="http://schemas.microsoft.com/office/drawing/2016/ink" xmlns:am3d="http://schemas.microsoft.com/office/drawing/2017/model3d" xmlns:o="urn:schemas-microsoft-com:office:office" xmlns:oel="http://schemas.microsoft.com/office/2019/extlst" xmlns:r="http://schemas.openxmlformats.org/officeDocument/2006/relationships" xmlns:m="http://schemas.openxmlformats.org/officeDocument/2006/math" xmlns:v="urn:schemas-microsoft-com:vml" xmlns:wp14="http://schemas.microsoft.com/office/word/2010/wordprocessingDrawing" xmlns:wp="http://schemas.openxmlformats.org/drawingml/2006/wordprocessingDrawing" xmlns:w10="urn:schemas-microsoft-com:office:word" xmlns:w="http://schemas.openxmlformats.org/wordprocessingml/2006/main" xmlns:w14="http://schemas.microsoft.com/office/word/2010/wordml" xmlns:w15="http://schemas.microsoft.com/office/word/2012/wordml" xmlns:w16cex="http://schemas.microsoft.com/office/word/2018/wordml/cex" xmlns:w16cid="http://schemas.microsoft.com/office/word/2016/wordml/cid" xmlns:w16="http://schemas.microsoft.com/office/word/2018/wordml" xmlns:w16du="http://schemas.microsoft.com/office/word/2023/wordml/word16du" xmlns:w16sdtdh="http://schemas.microsoft.com/office/word/2020/wordml/sdtdatahash" xmlns:w16sdtfl="http://schemas.microsoft.com/office/word/2024/wordml/sdtformatlock" xmlns:w16se="http://schemas.microsoft.com/office/word/2015/wordml/symex" xmlns:wpg="http://schemas.microsoft.com/office/word/2010/wordprocessingGroup" xmlns:wpi="http://schemas.microsoft.com/office/word/2010/wordprocessingInk" xmlns:wne="http://schemas.microsoft.com/office/word/2006/wordml" xmlns:wps="http://schemas.microsoft.com/office/word/2010/wordprocessingShape" mc:Ignorable="w14 w15 w16se w16cid w16 w16cex w16sdtdh w16sdtfl w16du wp14">
   <w:p>
     <w:pPr>
       <w:pStyle w:val="Footer"/>
@@ -1345,7 +1320,7 @@
 </file>
 
 <file path=word/footnotes.xml><?xml version="1.0" encoding="utf-8"?>
-<w:footnotes xmlns:wpc="http://schemas.microsoft.com/office/word/2010/wordprocessingCanvas" xmlns:cx="http://schemas.microsoft.com/office/drawing/2014/chartex" xmlns:cx1="http://schemas.microsoft.com/office/drawing/2015/9/8/chartex" xmlns:cx2="http://schemas.microsoft.com/office/drawing/2015/10/21/chartex" xmlns:cx3="http://schemas.microsoft.com/office/drawing/2016/5/9/chartex" xmlns:cx4="http://schemas.microsoft.com/office/drawing/2016/5/10/chartex" xmlns:cx5="http://schemas.microsoft.com/office/drawing/2016/5/11/chartex" xmlns:cx6="http://schemas.microsoft.com/office/drawing/2016/5/12/chartex" xmlns:cx7="http://schemas.microsoft.com/office/drawing/2016/5/13/chartex" xmlns:cx8="http://schemas.microsoft.com/office/drawing/2016/5/14/chartex" xmlns:mc="http://schemas.openxmlformats.org/markup-compatibility/2006" xmlns:aink="http://schemas.microsoft.com/office/drawing/2016/ink" xmlns:am3d="http://schemas.microsoft.com/office/drawing/2017/model3d" xmlns:o="urn:schemas-microsoft-com:office:office" xmlns:oel="http://schemas.microsoft.com/office/2019/extlst" xmlns:r="http://schemas.openxmlformats.org/officeDocument/2006/relationships" xmlns:m="http://schemas.openxmlformats.org/officeDocument/2006/math" xmlns:v="urn:schemas-microsoft-com:vml" xmlns:wp14="http://schemas.microsoft.com/office/word/2010/wordprocessingDrawing" xmlns:wp="http://schemas.openxmlformats.org/drawingml/2006/wordprocessingDrawing" xmlns:w10="urn:schemas-microsoft-com:office:word" xmlns:w="http://schemas.openxmlformats.org/wordprocessingml/2006/main" xmlns:w14="http://schemas.microsoft.com/office/word/2010/wordml" xmlns:w15="http://schemas.microsoft.com/office/word/2012/wordml" xmlns:w16cei="http://schemas.microsoft.com/office/word/2026/wordml/cei" xmlns:w16cex="http://schemas.microsoft.com/office/word/2018/wordml/cex" xmlns:w16cid="http://schemas.microsoft.com/office/word/2016/wordml/cid" xmlns:w16="http://schemas.microsoft.com/office/word/2018/wordml" xmlns:w16du="http://schemas.microsoft.com/office/word/2023/wordml/word16du" xmlns:w16sdtdh="http://schemas.microsoft.com/office/word/2020/wordml/sdtdatahash" xmlns:w16sdtfl="http://schemas.microsoft.com/office/word/2024/wordml/sdtformatlock" xmlns:w16se="http://schemas.microsoft.com/office/word/2015/wordml/symex" xmlns:wpg="http://schemas.microsoft.com/office/word/2010/wordprocessingGroup" xmlns:wpi="http://schemas.microsoft.com/office/word/2010/wordprocessingInk" xmlns:wne="http://schemas.microsoft.com/office/word/2006/wordml" xmlns:wps="http://schemas.microsoft.com/office/word/2010/wordprocessingShape" mc:Ignorable="w14 w15 w16se w16cid w16 w16cex w16sdtdh w16sdtfl w16du wp14">
+<w:footnotes xmlns:wpc="http://schemas.microsoft.com/office/word/2010/wordprocessingCanvas" xmlns:cx="http://schemas.microsoft.com/office/drawing/2014/chartex" xmlns:cx1="http://schemas.microsoft.com/office/drawing/2015/9/8/chartex" xmlns:cx2="http://schemas.microsoft.com/office/drawing/2015/10/21/chartex" xmlns:cx3="http://schemas.microsoft.com/office/drawing/2016/5/9/chartex" xmlns:cx4="http://schemas.microsoft.com/office/drawing/2016/5/10/chartex" xmlns:cx5="http://schemas.microsoft.com/office/drawing/2016/5/11/chartex" xmlns:cx6="http://schemas.microsoft.com/office/drawing/2016/5/12/chartex" xmlns:cx7="http://schemas.microsoft.com/office/drawing/2016/5/13/chartex" xmlns:cx8="http://schemas.microsoft.com/office/drawing/2016/5/14/chartex" xmlns:mc="http://schemas.openxmlformats.org/markup-compatibility/2006" xmlns:aink="http://schemas.microsoft.com/office/drawing/2016/ink" xmlns:am3d="http://schemas.microsoft.com/office/drawing/2017/model3d" xmlns:o="urn:schemas-microsoft-com:office:office" xmlns:oel="http://schemas.microsoft.com/office/2019/extlst" xmlns:r="http://schemas.openxmlformats.org/officeDocument/2006/relationships" xmlns:m="http://schemas.openxmlformats.org/officeDocument/2006/math" xmlns:v="urn:schemas-microsoft-com:vml" xmlns:wp14="http://schemas.microsoft.com/office/word/2010/wordprocessingDrawing" xmlns:wp="http://schemas.openxmlformats.org/drawingml/2006/wordprocessingDrawing" xmlns:w10="urn:schemas-microsoft-com:office:word" xmlns:w="http://schemas.openxmlformats.org/wordprocessingml/2006/main" xmlns:w14="http://schemas.microsoft.com/office/word/2010/wordml" xmlns:w15="http://schemas.microsoft.com/office/word/2012/wordml" xmlns:w16cex="http://schemas.microsoft.com/office/word/2018/wordml/cex" xmlns:w16cid="http://schemas.microsoft.com/office/word/2016/wordml/cid" xmlns:w16="http://schemas.microsoft.com/office/word/2018/wordml" xmlns:w16du="http://schemas.microsoft.com/office/word/2023/wordml/word16du" xmlns:w16sdtdh="http://schemas.microsoft.com/office/word/2020/wordml/sdtdatahash" xmlns:w16sdtfl="http://schemas.microsoft.com/office/word/2024/wordml/sdtformatlock" xmlns:w16se="http://schemas.microsoft.com/office/word/2015/wordml/symex" xmlns:wpg="http://schemas.microsoft.com/office/word/2010/wordprocessingGroup" xmlns:wpi="http://schemas.microsoft.com/office/word/2010/wordprocessingInk" xmlns:wne="http://schemas.microsoft.com/office/word/2006/wordml" xmlns:wps="http://schemas.microsoft.com/office/word/2010/wordprocessingShape" mc:Ignorable="w14 w15 w16se w16cid w16 w16cex w16sdtdh w16sdtfl w16du wp14">
   <w:footnote w:type="separator" w:id="-1">
     <w:p>
       <w:pPr>
@@ -1370,7 +1345,7 @@
 </file>
 
 <file path=word/header1.xml><?xml version="1.0" encoding="utf-8"?>
-<w:hdr xmlns:wpc="http://schemas.microsoft.com/office/word/2010/wordprocessingCanvas" xmlns:cx="http://schemas.microsoft.com/office/drawing/2014/chartex" xmlns:cx1="http://schemas.microsoft.com/office/drawing/2015/9/8/chartex" xmlns:cx2="http://schemas.microsoft.com/office/drawing/2015/10/21/chartex" xmlns:cx3="http://schemas.microsoft.com/office/drawing/2016/5/9/chartex" xmlns:cx4="http://schemas.microsoft.com/office/drawing/2016/5/10/chartex" xmlns:cx5="http://schemas.microsoft.com/office/drawing/2016/5/11/chartex" xmlns:cx6="http://schemas.microsoft.com/office/drawing/2016/5/12/chartex" xmlns:cx7="http://schemas.microsoft.com/office/drawing/2016/5/13/chartex" xmlns:cx8="http://schemas.microsoft.com/office/drawing/2016/5/14/chartex" xmlns:mc="http://schemas.openxmlformats.org/markup-compatibility/2006" xmlns:aink="http://schemas.microsoft.com/office/drawing/2016/ink" xmlns:am3d="http://schemas.microsoft.com/office/drawing/2017/model3d" xmlns:o="urn:schemas-microsoft-com:office:office" xmlns:oel="http://schemas.microsoft.com/office/2019/extlst" xmlns:r="http://schemas.openxmlformats.org/officeDocument/2006/relationships" xmlns:m="http://schemas.openxmlformats.org/officeDocument/2006/math" xmlns:v="urn:schemas-microsoft-com:vml" xmlns:wp14="http://schemas.microsoft.com/office/word/2010/wordprocessingDrawing" xmlns:wp="http://schemas.openxmlformats.org/drawingml/2006/wordprocessingDrawing" xmlns:w10="urn:schemas-microsoft-com:office:word" xmlns:w="http://schemas.openxmlformats.org/wordprocessingml/2006/main" xmlns:w14="http://schemas.microsoft.com/office/word/2010/wordml" xmlns:w15="http://schemas.microsoft.com/office/word/2012/wordml" xmlns:w16cei="http://schemas.microsoft.com/office/word/2026/wordml/cei" xmlns:w16cex="http://schemas.microsoft.com/office/word/2018/wordml/cex" xmlns:w16cid="http://schemas.microsoft.com/office/word/2016/wordml/cid" xmlns:w16="http://schemas.microsoft.com/office/word/2018/wordml" xmlns:w16du="http://schemas.microsoft.com/office/word/2023/wordml/word16du" xmlns:w16sdtdh="http://schemas.microsoft.com/office/word/2020/wordml/sdtdatahash" xmlns:w16sdtfl="http://schemas.microsoft.com/office/word/2024/wordml/sdtformatlock" xmlns:w16se="http://schemas.microsoft.com/office/word/2015/wordml/symex" xmlns:wpg="http://schemas.microsoft.com/office/word/2010/wordprocessingGroup" xmlns:wpi="http://schemas.microsoft.com/office/word/2010/wordprocessingInk" xmlns:wne="http://schemas.microsoft.com/office/word/2006/wordml" xmlns:wps="http://schemas.microsoft.com/office/word/2010/wordprocessingShape" mc:Ignorable="w14 w15 w16se w16cid w16 w16cex w16sdtdh w16sdtfl w16du wp14">
+<w:hdr xmlns:wpc="http://schemas.microsoft.com/office/word/2010/wordprocessingCanvas" xmlns:cx="http://schemas.microsoft.com/office/drawing/2014/chartex" xmlns:cx1="http://schemas.microsoft.com/office/drawing/2015/9/8/chartex" xmlns:cx2="http://schemas.microsoft.com/office/drawing/2015/10/21/chartex" xmlns:cx3="http://schemas.microsoft.com/office/drawing/2016/5/9/chartex" xmlns:cx4="http://schemas.microsoft.com/office/drawing/2016/5/10/chartex" xmlns:cx5="http://schemas.microsoft.com/office/drawing/2016/5/11/chartex" xmlns:cx6="http://schemas.microsoft.com/office/drawing/2016/5/12/chartex" xmlns:cx7="http://schemas.microsoft.com/office/drawing/2016/5/13/chartex" xmlns:cx8="http://schemas.microsoft.com/office/drawing/2016/5/14/chartex" xmlns:mc="http://schemas.openxmlformats.org/markup-compatibility/2006" xmlns:aink="http://schemas.microsoft.com/office/drawing/2016/ink" xmlns:am3d="http://schemas.microsoft.com/office/drawing/2017/model3d" xmlns:o="urn:schemas-microsoft-com:office:office" xmlns:oel="http://schemas.microsoft.com/office/2019/extlst" xmlns:r="http://schemas.openxmlformats.org/officeDocument/2006/relationships" xmlns:m="http://schemas.openxmlformats.org/officeDocument/2006/math" xmlns:v="urn:schemas-microsoft-com:vml" xmlns:wp14="http://schemas.microsoft.com/office/word/2010/wordprocessingDrawing" xmlns:wp="http://schemas.openxmlformats.org/drawingml/2006/wordprocessingDrawing" xmlns:w10="urn:schemas-microsoft-com:office:word" xmlns:w="http://schemas.openxmlformats.org/wordprocessingml/2006/main" xmlns:w14="http://schemas.microsoft.com/office/word/2010/wordml" xmlns:w15="http://schemas.microsoft.com/office/word/2012/wordml" xmlns:w16cex="http://schemas.microsoft.com/office/word/2018/wordml/cex" xmlns:w16cid="http://schemas.microsoft.com/office/word/2016/wordml/cid" xmlns:w16="http://schemas.microsoft.com/office/word/2018/wordml" xmlns:w16du="http://schemas.microsoft.com/office/word/2023/wordml/word16du" xmlns:w16sdtdh="http://schemas.microsoft.com/office/word/2020/wordml/sdtdatahash" xmlns:w16sdtfl="http://schemas.microsoft.com/office/word/2024/wordml/sdtformatlock" xmlns:w16se="http://schemas.microsoft.com/office/word/2015/wordml/symex" xmlns:wpg="http://schemas.microsoft.com/office/word/2010/wordprocessingGroup" xmlns:wpi="http://schemas.microsoft.com/office/word/2010/wordprocessingInk" xmlns:wne="http://schemas.microsoft.com/office/word/2006/wordml" xmlns:wps="http://schemas.microsoft.com/office/word/2010/wordprocessingShape" mc:Ignorable="w14 w15 w16se w16cid w16 w16cex w16sdtdh w16sdtfl w16du wp14">
   <w:p>
     <w:pPr>
       <w:pStyle w:val="Header"/>
@@ -1380,7 +1355,7 @@
 </file>
 
 <file path=word/header2.xml><?xml version="1.0" encoding="utf-8"?>
-<w:hdr xmlns:wpc="http://schemas.microsoft.com/office/word/2010/wordprocessingCanvas" xmlns:cx="http://schemas.microsoft.com/office/drawing/2014/chartex" xmlns:cx1="http://schemas.microsoft.com/office/drawing/2015/9/8/chartex" xmlns:cx2="http://schemas.microsoft.com/office/drawing/2015/10/21/chartex" xmlns:cx3="http://schemas.microsoft.com/office/drawing/2016/5/9/chartex" xmlns:cx4="http://schemas.microsoft.com/office/drawing/2016/5/10/chartex" xmlns:cx5="http://schemas.microsoft.com/office/drawing/2016/5/11/chartex" xmlns:cx6="http://schemas.microsoft.com/office/drawing/2016/5/12/chartex" xmlns:cx7="http://schemas.microsoft.com/office/drawing/2016/5/13/chartex" xmlns:cx8="http://schemas.microsoft.com/office/drawing/2016/5/14/chartex" xmlns:mc="http://schemas.openxmlformats.org/markup-compatibility/2006" xmlns:aink="http://schemas.microsoft.com/office/drawing/2016/ink" xmlns:am3d="http://schemas.microsoft.com/office/drawing/2017/model3d" xmlns:o="urn:schemas-microsoft-com:office:office" xmlns:oel="http://schemas.microsoft.com/office/2019/extlst" xmlns:r="http://schemas.openxmlformats.org/officeDocument/2006/relationships" xmlns:m="http://schemas.openxmlformats.org/officeDocument/2006/math" xmlns:v="urn:schemas-microsoft-com:vml" xmlns:wp14="http://schemas.microsoft.com/office/word/2010/wordprocessingDrawing" xmlns:wp="http://schemas.openxmlformats.org/drawingml/2006/wordprocessingDrawing" xmlns:w10="urn:schemas-microsoft-com:office:word" xmlns:w="http://schemas.openxmlformats.org/wordprocessingml/2006/main" xmlns:w14="http://schemas.microsoft.com/office/word/2010/wordml" xmlns:w15="http://schemas.microsoft.com/office/word/2012/wordml" xmlns:w16cei="http://schemas.microsoft.com/office/word/2026/wordml/cei" xmlns:w16cex="http://schemas.microsoft.com/office/word/2018/wordml/cex" xmlns:w16cid="http://schemas.microsoft.com/office/word/2016/wordml/cid" xmlns:w16="http://schemas.microsoft.com/office/word/2018/wordml" xmlns:w16du="http://schemas.microsoft.com/office/word/2023/wordml/word16du" xmlns:w16sdtdh="http://schemas.microsoft.com/office/word/2020/wordml/sdtdatahash" xmlns:w16sdtfl="http://schemas.microsoft.com/office/word/2024/wordml/sdtformatlock" xmlns:w16se="http://schemas.microsoft.com/office/word/2015/wordml/symex" xmlns:wpg="http://schemas.microsoft.com/office/word/2010/wordprocessingGroup" xmlns:wpi="http://schemas.microsoft.com/office/word/2010/wordprocessingInk" xmlns:wne="http://schemas.microsoft.com/office/word/2006/wordml" xmlns:wps="http://schemas.microsoft.com/office/word/2010/wordprocessingShape" mc:Ignorable="w14 w15 w16se w16cid w16 w16cex w16sdtdh w16sdtfl w16du wp14">
+<w:hdr xmlns:wpc="http://schemas.microsoft.com/office/word/2010/wordprocessingCanvas" xmlns:cx="http://schemas.microsoft.com/office/drawing/2014/chartex" xmlns:cx1="http://schemas.microsoft.com/office/drawing/2015/9/8/chartex" xmlns:cx2="http://schemas.microsoft.com/office/drawing/2015/10/21/chartex" xmlns:cx3="http://schemas.microsoft.com/office/drawing/2016/5/9/chartex" xmlns:cx4="http://schemas.microsoft.com/office/drawing/2016/5/10/chartex" xmlns:cx5="http://schemas.microsoft.com/office/drawing/2016/5/11/chartex" xmlns:cx6="http://schemas.microsoft.com/office/drawing/2016/5/12/chartex" xmlns:cx7="http://schemas.microsoft.com/office/drawing/2016/5/13/chartex" xmlns:cx8="http://schemas.microsoft.com/office/drawing/2016/5/14/chartex" xmlns:mc="http://schemas.openxmlformats.org/markup-compatibility/2006" xmlns:aink="http://schemas.microsoft.com/office/drawing/2016/ink" xmlns:am3d="http://schemas.microsoft.com/office/drawing/2017/model3d" xmlns:o="urn:schemas-microsoft-com:office:office" xmlns:oel="http://schemas.microsoft.com/office/2019/extlst" xmlns:r="http://schemas.openxmlformats.org/officeDocument/2006/relationships" xmlns:m="http://schemas.openxmlformats.org/officeDocument/2006/math" xmlns:v="urn:schemas-microsoft-com:vml" xmlns:wp14="http://schemas.microsoft.com/office/word/2010/wordprocessingDrawing" xmlns:wp="http://schemas.openxmlformats.org/drawingml/2006/wordprocessingDrawing" xmlns:w10="urn:schemas-microsoft-com:office:word" xmlns:w="http://schemas.openxmlformats.org/wordprocessingml/2006/main" xmlns:w14="http://schemas.microsoft.com/office/word/2010/wordml" xmlns:w15="http://schemas.microsoft.com/office/word/2012/wordml" xmlns:w16cex="http://schemas.microsoft.com/office/word/2018/wordml/cex" xmlns:w16cid="http://schemas.microsoft.com/office/word/2016/wordml/cid" xmlns:w16="http://schemas.microsoft.com/office/word/2018/wordml" xmlns:w16du="http://schemas.microsoft.com/office/word/2023/wordml/word16du" xmlns:w16sdtdh="http://schemas.microsoft.com/office/word/2020/wordml/sdtdatahash" xmlns:w16sdtfl="http://schemas.microsoft.com/office/word/2024/wordml/sdtformatlock" xmlns:w16se="http://schemas.microsoft.com/office/word/2015/wordml/symex" xmlns:wpg="http://schemas.microsoft.com/office/word/2010/wordprocessingGroup" xmlns:wpi="http://schemas.microsoft.com/office/word/2010/wordprocessingInk" xmlns:wne="http://schemas.microsoft.com/office/word/2006/wordml" xmlns:wps="http://schemas.microsoft.com/office/word/2010/wordprocessingShape" mc:Ignorable="w14 w15 w16se w16cid w16 w16cex w16sdtdh w16sdtfl w16du wp14">
   <w:p>
     <w:pPr>
       <w:pStyle w:val="Header"/>
@@ -1409,7 +1384,7 @@
 </file>
 
 <file path=word/header3.xml><?xml version="1.0" encoding="utf-8"?>
-<w:hdr xmlns:wpc="http://schemas.microsoft.com/office/word/2010/wordprocessingCanvas" xmlns:cx="http://schemas.microsoft.com/office/drawing/2014/chartex" xmlns:cx1="http://schemas.microsoft.com/office/drawing/2015/9/8/chartex" xmlns:cx2="http://schemas.microsoft.com/office/drawing/2015/10/21/chartex" xmlns:cx3="http://schemas.microsoft.com/office/drawing/2016/5/9/chartex" xmlns:cx4="http://schemas.microsoft.com/office/drawing/2016/5/10/chartex" xmlns:cx5="http://schemas.microsoft.com/office/drawing/2016/5/11/chartex" xmlns:cx6="http://schemas.microsoft.com/office/drawing/2016/5/12/chartex" xmlns:cx7="http://schemas.microsoft.com/office/drawing/2016/5/13/chartex" xmlns:cx8="http://schemas.microsoft.com/office/drawing/2016/5/14/chartex" xmlns:mc="http://schemas.openxmlformats.org/markup-compatibility/2006" xmlns:aink="http://schemas.microsoft.com/office/drawing/2016/ink" xmlns:am3d="http://schemas.microsoft.com/office/drawing/2017/model3d" xmlns:o="urn:schemas-microsoft-com:office:office" xmlns:oel="http://schemas.microsoft.com/office/2019/extlst" xmlns:r="http://schemas.openxmlformats.org/officeDocument/2006/relationships" xmlns:m="http://schemas.openxmlformats.org/officeDocument/2006/math" xmlns:v="urn:schemas-microsoft-com:vml" xmlns:wp14="http://schemas.microsoft.com/office/word/2010/wordprocessingDrawing" xmlns:wp="http://schemas.openxmlformats.org/drawingml/2006/wordprocessingDrawing" xmlns:w10="urn:schemas-microsoft-com:office:word" xmlns:w="http://schemas.openxmlformats.org/wordprocessingml/2006/main" xmlns:w14="http://schemas.microsoft.com/office/word/2010/wordml" xmlns:w15="http://schemas.microsoft.com/office/word/2012/wordml" xmlns:w16cei="http://schemas.microsoft.com/office/word/2026/wordml/cei" xmlns:w16cex="http://schemas.microsoft.com/office/word/2018/wordml/cex" xmlns:w16cid="http://schemas.microsoft.com/office/word/2016/wordml/cid" xmlns:w16="http://schemas.microsoft.com/office/word/2018/wordml" xmlns:w16du="http://schemas.microsoft.com/office/word/2023/wordml/word16du" xmlns:w16sdtdh="http://schemas.microsoft.com/office/word/2020/wordml/sdtdatahash" xmlns:w16sdtfl="http://schemas.microsoft.com/office/word/2024/wordml/sdtformatlock" xmlns:w16se="http://schemas.microsoft.com/office/word/2015/wordml/symex" xmlns:wpg="http://schemas.microsoft.com/office/word/2010/wordprocessingGroup" xmlns:wpi="http://schemas.microsoft.com/office/word/2010/wordprocessingInk" xmlns:wne="http://schemas.microsoft.com/office/word/2006/wordml" xmlns:wps="http://schemas.microsoft.com/office/word/2010/wordprocessingShape" mc:Ignorable="w14 w15 w16se w16cid w16 w16cex w16sdtdh w16sdtfl w16du wp14">
+<w:hdr xmlns:wpc="http://schemas.microsoft.com/office/word/2010/wordprocessingCanvas" xmlns:cx="http://schemas.microsoft.com/office/drawing/2014/chartex" xmlns:cx1="http://schemas.microsoft.com/office/drawing/2015/9/8/chartex" xmlns:cx2="http://schemas.microsoft.com/office/drawing/2015/10/21/chartex" xmlns:cx3="http://schemas.microsoft.com/office/drawing/2016/5/9/chartex" xmlns:cx4="http://schemas.microsoft.com/office/drawing/2016/5/10/chartex" xmlns:cx5="http://schemas.microsoft.com/office/drawing/2016/5/11/chartex" xmlns:cx6="http://schemas.microsoft.com/office/drawing/2016/5/12/chartex" xmlns:cx7="http://schemas.microsoft.com/office/drawing/2016/5/13/chartex" xmlns:cx8="http://schemas.microsoft.com/office/drawing/2016/5/14/chartex" xmlns:mc="http://schemas.openxmlformats.org/markup-compatibility/2006" xmlns:aink="http://schemas.microsoft.com/office/drawing/2016/ink" xmlns:am3d="http://schemas.microsoft.com/office/drawing/2017/model3d" xmlns:o="urn:schemas-microsoft-com:office:office" xmlns:oel="http://schemas.microsoft.com/office/2019/extlst" xmlns:r="http://schemas.openxmlformats.org/officeDocument/2006/relationships" xmlns:m="http://schemas.openxmlformats.org/officeDocument/2006/math" xmlns:v="urn:schemas-microsoft-com:vml" xmlns:wp14="http://schemas.microsoft.com/office/word/2010/wordprocessingDrawing" xmlns:wp="http://schemas.openxmlformats.org/drawingml/2006/wordprocessingDrawing" xmlns:w10="urn:schemas-microsoft-com:office:word" xmlns:w="http://schemas.openxmlformats.org/wordprocessingml/2006/main" xmlns:w14="http://schemas.microsoft.com/office/word/2010/wordml" xmlns:w15="http://schemas.microsoft.com/office/word/2012/wordml" xmlns:w16cex="http://schemas.microsoft.com/office/word/2018/wordml/cex" xmlns:w16cid="http://schemas.microsoft.com/office/word/2016/wordml/cid" xmlns:w16="http://schemas.microsoft.com/office/word/2018/wordml" xmlns:w16du="http://schemas.microsoft.com/office/word/2023/wordml/word16du" xmlns:w16sdtdh="http://schemas.microsoft.com/office/word/2020/wordml/sdtdatahash" xmlns:w16sdtfl="http://schemas.microsoft.com/office/word/2024/wordml/sdtformatlock" xmlns:w16se="http://schemas.microsoft.com/office/word/2015/wordml/symex" xmlns:wpg="http://schemas.microsoft.com/office/word/2010/wordprocessingGroup" xmlns:wpi="http://schemas.microsoft.com/office/word/2010/wordprocessingInk" xmlns:wne="http://schemas.microsoft.com/office/word/2006/wordml" xmlns:wps="http://schemas.microsoft.com/office/word/2010/wordprocessingShape" mc:Ignorable="w14 w15 w16se w16cid w16 w16cex w16sdtdh w16sdtfl w16du wp14">
   <w:p>
     <w:pPr>
       <w:pStyle w:val="Header"/>
@@ -2248,7 +2223,7 @@
 </file>
 
 <file path=word/glossary/document.xml><?xml version="1.0" encoding="utf-8"?>
-<w:glossaryDocument xmlns:wpc="http://schemas.microsoft.com/office/word/2010/wordprocessingCanvas" xmlns:cx="http://schemas.microsoft.com/office/drawing/2014/chartex" xmlns:cx1="http://schemas.microsoft.com/office/drawing/2015/9/8/chartex" xmlns:cx2="http://schemas.microsoft.com/office/drawing/2015/10/21/chartex" xmlns:cx3="http://schemas.microsoft.com/office/drawing/2016/5/9/chartex" xmlns:cx4="http://schemas.microsoft.com/office/drawing/2016/5/10/chartex" xmlns:cx5="http://schemas.microsoft.com/office/drawing/2016/5/11/chartex" xmlns:cx6="http://schemas.microsoft.com/office/drawing/2016/5/12/chartex" xmlns:cx7="http://schemas.microsoft.com/office/drawing/2016/5/13/chartex" xmlns:cx8="http://schemas.microsoft.com/office/drawing/2016/5/14/chartex" xmlns:mc="http://schemas.openxmlformats.org/markup-compatibility/2006" xmlns:aink="http://schemas.microsoft.com/office/drawing/2016/ink" xmlns:am3d="http://schemas.microsoft.com/office/drawing/2017/model3d" xmlns:o="urn:schemas-microsoft-com:office:office" xmlns:oel="http://schemas.microsoft.com/office/2019/extlst" xmlns:r="http://schemas.openxmlformats.org/officeDocument/2006/relationships" xmlns:m="http://schemas.openxmlformats.org/officeDocument/2006/math" xmlns:v="urn:schemas-microsoft-com:vml" xmlns:wp14="http://schemas.microsoft.com/office/word/2010/wordprocessingDrawing" xmlns:wp="http://schemas.openxmlformats.org/drawingml/2006/wordprocessingDrawing" xmlns:w10="urn:schemas-microsoft-com:office:word" xmlns:w="http://schemas.openxmlformats.org/wordprocessingml/2006/main" xmlns:w14="http://schemas.microsoft.com/office/word/2010/wordml" xmlns:w15="http://schemas.microsoft.com/office/word/2012/wordml" xmlns:w16cei="http://schemas.microsoft.com/office/word/2026/wordml/cei" xmlns:w16cex="http://schemas.microsoft.com/office/word/2018/wordml/cex" xmlns:w16cid="http://schemas.microsoft.com/office/word/2016/wordml/cid" xmlns:w16="http://schemas.microsoft.com/office/word/2018/wordml" xmlns:w16du="http://schemas.microsoft.com/office/word/2023/wordml/word16du" xmlns:w16sdtdh="http://schemas.microsoft.com/office/word/2020/wordml/sdtdatahash" xmlns:w16sdtfl="http://schemas.microsoft.com/office/word/2024/wordml/sdtformatlock" xmlns:w16se="http://schemas.microsoft.com/office/word/2015/wordml/symex" xmlns:wpg="http://schemas.microsoft.com/office/word/2010/wordprocessingGroup" xmlns:wpi="http://schemas.microsoft.com/office/word/2010/wordprocessingInk" xmlns:wne="http://schemas.microsoft.com/office/word/2006/wordml" xmlns:wps="http://schemas.microsoft.com/office/word/2010/wordprocessingShape" mc:Ignorable="w14 w15 w16se w16cid w16 w16cex w16sdtdh w16sdtfl w16du wp14">
+<w:glossaryDocument xmlns:wpc="http://schemas.microsoft.com/office/word/2010/wordprocessingCanvas" xmlns:cx="http://schemas.microsoft.com/office/drawing/2014/chartex" xmlns:cx1="http://schemas.microsoft.com/office/drawing/2015/9/8/chartex" xmlns:cx2="http://schemas.microsoft.com/office/drawing/2015/10/21/chartex" xmlns:cx3="http://schemas.microsoft.com/office/drawing/2016/5/9/chartex" xmlns:cx4="http://schemas.microsoft.com/office/drawing/2016/5/10/chartex" xmlns:cx5="http://schemas.microsoft.com/office/drawing/2016/5/11/chartex" xmlns:cx6="http://schemas.microsoft.com/office/drawing/2016/5/12/chartex" xmlns:cx7="http://schemas.microsoft.com/office/drawing/2016/5/13/chartex" xmlns:cx8="http://schemas.microsoft.com/office/drawing/2016/5/14/chartex" xmlns:mc="http://schemas.openxmlformats.org/markup-compatibility/2006" xmlns:aink="http://schemas.microsoft.com/office/drawing/2016/ink" xmlns:am3d="http://schemas.microsoft.com/office/drawing/2017/model3d" xmlns:o="urn:schemas-microsoft-com:office:office" xmlns:oel="http://schemas.microsoft.com/office/2019/extlst" xmlns:r="http://schemas.openxmlformats.org/officeDocument/2006/relationships" xmlns:m="http://schemas.openxmlformats.org/officeDocument/2006/math" xmlns:v="urn:schemas-microsoft-com:vml" xmlns:wp14="http://schemas.microsoft.com/office/word/2010/wordprocessingDrawing" xmlns:wp="http://schemas.openxmlformats.org/drawingml/2006/wordprocessingDrawing" xmlns:w10="urn:schemas-microsoft-com:office:word" xmlns:w="http://schemas.openxmlformats.org/wordprocessingml/2006/main" xmlns:w14="http://schemas.microsoft.com/office/word/2010/wordml" xmlns:w15="http://schemas.microsoft.com/office/word/2012/wordml" xmlns:w16cex="http://schemas.microsoft.com/office/word/2018/wordml/cex" xmlns:w16cid="http://schemas.microsoft.com/office/word/2016/wordml/cid" xmlns:w16="http://schemas.microsoft.com/office/word/2018/wordml" xmlns:w16du="http://schemas.microsoft.com/office/word/2023/wordml/word16du" xmlns:w16sdtdh="http://schemas.microsoft.com/office/word/2020/wordml/sdtdatahash" xmlns:w16sdtfl="http://schemas.microsoft.com/office/word/2024/wordml/sdtformatlock" xmlns:w16se="http://schemas.microsoft.com/office/word/2015/wordml/symex" xmlns:wpg="http://schemas.microsoft.com/office/word/2010/wordprocessingGroup" xmlns:wpi="http://schemas.microsoft.com/office/word/2010/wordprocessingInk" xmlns:wne="http://schemas.microsoft.com/office/word/2006/wordml" xmlns:wps="http://schemas.microsoft.com/office/word/2010/wordprocessingShape" mc:Ignorable="w14 w15 w16se w16cid w16 w16cex w16sdtdh w16sdtfl w16du wp14">
   <w:docParts>
     <w:docPart>
       <w:docPartPr>
@@ -2557,6 +2532,7 @@
     <w:rsid w:val="00404DEC"/>
     <w:rsid w:val="004D153C"/>
     <w:rsid w:val="00501ABB"/>
+    <w:rsid w:val="00514DE2"/>
     <w:rsid w:val="005656AD"/>
     <w:rsid w:val="00575407"/>
     <w:rsid w:val="005D10CF"/>
@@ -2604,6 +2580,7 @@
     <w:rsid w:val="00E66F15"/>
     <w:rsid w:val="00E754B7"/>
     <w:rsid w:val="00EC62E7"/>
+    <w:rsid w:val="00ED7BEC"/>
     <w:rsid w:val="00EE7D80"/>
     <w:rsid w:val="00F00072"/>
     <w:rsid w:val="00F037C2"/>
@@ -2625,7 +2602,7 @@
   </m:mathPr>
   <w:themeFontLang w:val="en-AU" w:eastAsia="ja-JP"/>
   <w:clrSchemeMapping w:bg1="light1" w:t1="dark1" w:bg2="light2" w:t2="dark2" w:accent1="accent1" w:accent2="accent2" w:accent3="accent3" w:accent4="accent4" w:accent5="accent5" w:accent6="accent6" w:hyperlink="hyperlink" w:followedHyperlink="followedHyperlink"/>
-  <w:decimalSymbol w:val=","/>
+  <w:decimalSymbol w:val="."/>
   <w:listSeparator w:val=","/>
   <w15:chartTrackingRefBased/>
 </w:settings>
@@ -3440,277 +3417,277 @@
 </we:webextension>
 </file>
 
-<file path=customXml/item1.xml><?xml version="1.0" encoding="utf-8"?>
-<b:Sources xmlns:b="http://schemas.openxmlformats.org/officeDocument/2006/bibliography" xmlns="http://schemas.openxmlformats.org/officeDocument/2006/bibliography" SelectedStyle="\APASixthEditionOfficeOnline.xsl" StyleName="APA" Version="6"/>
+<file path=customXml/item1.xml>��< ? x m l   v e r s i o n = " 1 . 0 "   e n c o d i n g = " u t f - 1 6 " ? > < N a v W o r d R e p o r t X m l P a r t   x m l n s = " u r n : m i c r o s o f t - d y n a m i c s - b u s i n e s s c e n t r a l / i n t e r n a l / e x t e n d e d / r e p o r t s / S a l e s p e r s o n _ S a l e s _ S t a t i s t i c s / 1 1 4 / " > + 
+     < B C R e p o r t I n f o r m a t i o n > + 
+         < R e p o r t M e t a d a t a > + 
+             < E x t e n s i o n I d > E x t e n s i o n   I D < / E x t e n s i o n I d > + 
+             < E x t e n s i o n N a m e > E x t e n s i o n   N a m e < / E x t e n s i o n N a m e > + 
+             < E x t e n s i o n P u b l i s h e r > E x t e n s i o n   P u b l i s h e r < / E x t e n s i o n P u b l i s h e r > + 
+             < E x t e n s i o n V e r s i o n > E x t e n s i o n   V e r s i o n < / E x t e n s i o n V e r s i o n > + 
+             < R e p o r t I d > R e p o r t   I D < / R e p o r t I d > + 
+             < R e p o r t N a m e > R e p o r t   N a m e < / R e p o r t N a m e > + 
+             < R e p o r t C a p t i o n > R e p o r t   C a p t i o n < / R e p o r t C a p t i o n > + 
+             < A b o u t T h i s R e p o r t T i t l e > A b o u t   T h i s   R e p o r t   T i t l e < / A b o u t T h i s R e p o r t T i t l e > + 
+             < A b o u t T h i s R e p o r t T e x t > A b o u t   T h i s   R e p o r t   T e x t < / A b o u t T h i s R e p o r t T e x t > + 
+             < R e p o r t H e l p L i n k > R e p o r t   H e l p   L i n k < / R e p o r t H e l p L i n k > + 
+         < / R e p o r t M e t a d a t a > + 
+         < R e p o r t R e q u e s t > + 
+             < T e n a n t E n t r a I d > T e n a n t   E n t r a   I d < / T e n a n t E n t r a I d > + 
+             < E n v i r o n m e n t N a m e > E n v i r o n m e n t   N a m e < / E n v i r o n m e n t N a m e > + 
+             < E n v i r o n m e n t T y p e > E n v i r o n m e n t   T y p e < / E n v i r o n m e n t T y p e > + 
+             < C o m p a n y N a m e > C o m p a n y   N a m e < / C o m p a n y N a m e > + 
+             < C o m p a n y D i s p l a y N a m e > C o m p a n y   D i s p l a y   N a m e < / C o m p a n y D i s p l a y N a m e > + 
+             < C o m p a n y I d > C o m p a n y   I D < / C o m p a n y I d > + 
+             < U s e r N a m e > U s e r   N a m e < / U s e r N a m e > + 
+             < D a t e A n d T i m e > D a t e   a n d   T i m e < / D a t e A n d T i m e > + 
+             < L a n g u a g e > L a n g u a g e < / L a n g u a g e > + 
+             < F o r m a t R e g i o n > F o r m a t   R e g i o n < / F o r m a t R e g i o n > + 
+             < D a t e T i m e V a l u e s > + 
+                 < Y e a r > Y e a r < / Y e a r > + 
+                 < M o n t h N u m b e r > M o n t h   N u m b e r < / M o n t h N u m b e r > + 
+                 < D a y N u m b e r > D a y   N u m b e r < / D a y N u m b e r > + 
+                 < H o u r > H o u r < / H o u r > + 
+                 < M i n u t e > M i n u t e < / M i n u t e > + 
+             < / D a t e T i m e V a l u e s > + 
+         < / R e p o r t R e q u e s t > + 
+         < C o m p a n y M e t a d a t a > + 
+             < C o m p a n y N a m e > C o m p a n y   N a m e < / C o m p a n y N a m e > + 
+             < C o m p a n y D i s p l a y N a m e > C o m p a n y   D i s p l a y   N a m e < / C o m p a n y D i s p l a y N a m e > + 
+             < C o m p a n y A d d r e s s L i n e s > + 
+                 < C o m p a n y A d d r e s s L i n e 1 > C o m p a n y   A d d r e s s   L i n e   1 < / C o m p a n y A d d r e s s L i n e 1 > + 
+                 < C o m p a n y A d d r e s s L i n e 2 > C o m p a n y   A d d r e s s   L i n e   2 < / C o m p a n y A d d r e s s L i n e 2 > + 
+                 < C o m p a n y A d d r e s s L i n e 3 > C o m p a n y   A d d r e s s   L i n e   3 < / C o m p a n y A d d r e s s L i n e 3 > + 
+                 < C o m p a n y A d d r e s s L i n e 4 > C o m p a n y   A d d r e s s   L i n e   4 < / C o m p a n y A d d r e s s L i n e 4 > + 
+                 < C o m p a n y A d d r e s s L i n e 5 > C o m p a n y   A d d r e s s   L i n e   5 < / C o m p a n y A d d r e s s L i n e 5 > + 
+                 < C o m p a n y A d d r e s s L i n e 6 > C o m p a n y   A d d r e s s   L i n e   6 < / C o m p a n y A d d r e s s L i n e 6 > + 
+                 < C o m p a n y A d d r e s s L i n e 7 > C o m p a n y   A d d r e s s   L i n e   7 < / C o m p a n y A d d r e s s L i n e 7 > + 
+                 < C o m p a n y A d d r e s s L i n e 8 > C o m p a n y   A d d r e s s   L i n e   8 < / C o m p a n y A d d r e s s L i n e 8 > + 
+             < / C o m p a n y A d d r e s s L i n e s > + 
+             < C o m p a n y P h o n e > C o m p a n y   P h o n e < / C o m p a n y P h o n e > + 
+             < C o m p a n y P h o n e C a p t i o n > C o m p a n y   P h o n e   C a p t i o n < / C o m p a n y P h o n e C a p t i o n > + 
+             < C o m p a n y F a x N o > C o m p a n y   F a x   N o . < / C o m p a n y F a x N o > + 
+             < C o m p a n y F a x N o C a p t i o n > C o m p a n y   F a x   N o .   C a p t i o n < / C o m p a n y F a x N o C a p t i o n > + 
+             < C o m p a n y E m a i l > C o m p a n y   E m a i l < / C o m p a n y E m a i l > + 
+             < C o m p a n y E m a i l C a p t i o n > C o m p a n y   E m a i l   C a p t i o n < / C o m p a n y E m a i l C a p t i o n > + 
+             < C o m p a n y H o m e P a g e > C o m p a n y   H o m e   P a g e < / C o m p a n y H o m e P a g e > + 
+             < C o m p a n y H o m e P a g e C a p t i o n > C o m p a n y   H o m e   P a g e   C a p t i o n < / C o m p a n y H o m e P a g e C a p t i o n > + 
+             < C o m p a n y L o g o > C o m p a n y   L o g o < / C o m p a n y L o g o > + 
+             < C o m p a n y V A T R e g i s t r a t i o n N o > C o m p a n y   V A T   R e g i s t r a t i o n   N o . < / C o m p a n y V A T R e g i s t r a t i o n N o > + 
+             < C o m p a n y V A T R e g i s t r a t i o n N o C a p t i o n > C o m p a n y   V A T   R e g i s t r a t i o n   N o .   C a p t i o n < / C o m p a n y V A T R e g i s t r a t i o n N o C a p t i o n > + 
+             < C o m p a n y R e g i s t r a t i o n N o > C o m p a n y   R e g i s t r a t i o n   N o . < / C o m p a n y R e g i s t r a t i o n N o > + 
+             < C o m p a n y R e g i s t r a t i o n N o C a p t i o n > C o m p a n y   R e g i s t r a t i o n   N o .   C a p t i o n < / C o m p a n y R e g i s t r a t i o n N o C a p t i o n > + 
+             < C o m p a n y B a n k N a m e > C o m p a n y   B a n k   N a m e < / C o m p a n y B a n k N a m e > + 
+             < C o m p a n y B a n k N a m e C a p t i o n > C o m p a n y   B a n k   N a m e   C a p t i o n < / C o m p a n y B a n k N a m e C a p t i o n > + 
+             < C o m p a n y B a n k A c c o u n t N o > C o m p a n y   B a n k   A c c o u n t   N o . < / C o m p a n y B a n k A c c o u n t N o > + 
+             < C o m p a n y B a n k A c c o u n t N o C a p t i o n > C o m p a n y   B a n k   A c c o u n t   N o .   C a p t i o n < / C o m p a n y B a n k A c c o u n t N o C a p t i o n > + 
+             < C o m p a n y B a n k B r a n c h N o > C o m p a n y   B a n k   B r a n c h   N o . < / C o m p a n y B a n k B r a n c h N o > + 
+             < C o m p a n y B a n k B r a n c h N o C a p t i o n > C o m p a n y   B a n k   B r a n c h   N o .   C a p t i o n < / C o m p a n y B a n k B r a n c h N o C a p t i o n > + 
+             < C o m p a n y I B A N > C o m p a n y   I B A N < / C o m p a n y I B A N > + 
+             < C o m p a n y I B A N C a p t i o n > C o m p a n y   I B A N   C a p t i o n < / C o m p a n y I B A N C a p t i o n > + 
+             < C o m p a n y B a n k S W I F T > C o m p a n y   B a n k   S W I F T < / C o m p a n y B a n k S W I F T > + 
+             < C o m p a n y B a n k S W I F T C a p t i o n > C o m p a n y   B a n k   S W I F T   C a p t i o n < / C o m p a n y B a n k S W I F T C a p t i o n > + 
+             < C o m p a n y G i r o N o > C o m p a n y   G i r o   N o . < / C o m p a n y G i r o N o > + 
+             < C o m p a n y G i r o N o C a p t i o n > C o m p a n y   G i r o   N o .   C a p t i o n < / C o m p a n y G i r o N o C a p t i o n > + 
+         < / C o m p a n y M e t a d a t a > + 
+     < / B C R e p o r t I n f o r m a t i o n > + 
+     < L a b e l s > + 
+         < A b o u t T h e R e p o r t L a b e l   E l e m e n t T y p e = " P a r a m e t e r "   E l e m e n t I d = " 1 6 7 7 9 2 0 0 1 "   D a t a T y p e = " S t r i n g " > A b o u t T h e R e p o r t L a b e l < / A b o u t T h e R e p o r t L a b e l > + 
+         < A d j P r o f i t L C Y L a b e l   E l e m e n t T y p e = " P a r a m e t e r "   E l e m e n t I d = " 6 9 3 6 9 2 5 5 6 "   D a t a T y p e = " S t r i n g " > A d j P r o f i t L C Y L a b e l < / A d j P r o f i t L C Y L a b e l > + 
+         < A d j P r o f i t P c t L a b e l   E l e m e n t T y p e = " P a r a m e t e r "   E l e m e n t I d = " 1 3 7 2 4 3 1 1 0 9 "   D a t a T y p e = " S t r i n g " > A d j P r o f i t P c t L a b e l < / A d j P r o f i t P c t L a b e l > + 
+         < A m o u n t s I n L C Y L a b e l   E l e m e n t T y p e = " P a r a m e t e r "   E l e m e n t I d = " 3 0 8 7 3 3 2 2 7 "   D a t a T y p e = " S t r i n g " > A m o u n t s I n L C Y L a b e l < / A m o u n t s I n L C Y L a b e l > + 
+         < C o d e L a b e l   E l e m e n t T y p e = " P a r a m e t e r "   E l e m e n t I d = " 1 3 8 4 6 0 1 4 8 6 "   D a t a T y p e = " S t r i n g " > C o d e L a b e l < / C o d e L a b e l > + 
+         < C o m p a n y L a b e l   E l e m e n t T y p e = " P a r a m e t e r "   E l e m e n t I d = " 3 4 6 7 6 0 3 4 8 "   D a t a T y p e = " S t r i n g " > C o m p a n y L a b e l < / C o m p a n y L a b e l > + 
+         < D a t a R e t r i e v e d   E l e m e n t T y p e = " P a r a m e t e r "   E l e m e n t I d = " 2 9 1 9 1 1 8 0 7 "   D a t a T y p e = " S t r i n g " > D a t a R e t r i e v e d < / D a t a R e t r i e v e d > + 
+         < D o c u m e n t a t i o n L a b e l   E l e m e n t T y p e = " P a r a m e t e r "   E l e m e n t I d = " 1 7 3 8 9 2 4 8 1 5 "   D a t a T y p e = " S t r i n g " > D o c u m e n t a t i o n L a b e l < / D o c u m e n t a t i o n L a b e l > + 
+         < E n v i r o n m e n t L a b e l   E l e m e n t T y p e = " P a r a m e t e r "   E l e m e n t I d = " 8 1 8 8 1 6 5 9 0 "   D a t a T y p e = " S t r i n g " > E n v i r o n m e n t L a b e l < / E n v i r o n m e n t L a b e l > + 
+         < I n v D i s c A m o u n t L a b e l   E l e m e n t T y p e = " P a r a m e t e r "   E l e m e n t I d = " 9 3 7 8 2 5 4 1 9 "   D a t a T y p e = " S t r i n g " > I n v D i s c A m o u n t L a b e l < / I n v D i s c A m o u n t L a b e l > + 
+         < P a g e L a b e l   E l e m e n t T y p e = " P a r a m e t e r "   E l e m e n t I d = " 1 8 8 0 8 2 7 5 0 4 "   D a t a T y p e = " S t r i n g " > P a g e L a b e l < / P a g e L a b e l > + 
+         < P e r i o d C a p t i o n   E l e m e n t T y p e = " P a r a m e t e r "   E l e m e n t I d = " 1 4 7 8 2 5 3 4 2 2 "   D a t a T y p e = " S t r i n g " > P e r i o d C a p t i o n < / P e r i o d C a p t i o n > + 
+         < P m t D i s c G i v e n L a b e l   E l e m e n t T y p e = " P a r a m e t e r "   E l e m e n t I d = " 1 4 6 7 4 7 5 8 6 8 "   D a t a T y p e = " S t r i n g " > P m t D i s c G i v e n L a b e l < / P m t D i s c G i v e n L a b e l > + 
+         < P m t T o l e r a n c e L a b e l   E l e m e n t T y p e = " P a r a m e t e r "   E l e m e n t I d = " 1 3 4 3 2 4 4 6 1 3 "   D a t a T y p e = " S t r i n g " > P m t T o l e r a n c e L a b e l < / P m t T o l e r a n c e L a b e l > + 
+         < P r o f i t L C Y L a b e l   E l e m e n t T y p e = " P a r a m e t e r "   E l e m e n t I d = " 1 0 0 4 4 3 6 2 6 1 "   D a t a T y p e = " S t r i n g " > P r o f i t L C Y L a b e l < / P r o f i t L C Y L a b e l > + 
+         < P r o f i t P c t L a b e l   E l e m e n t T y p e = " P a r a m e t e r "   E l e m e n t I d = " 1 8 1 8 8 2 4 5 4 "   D a t a T y p e = " S t r i n g " > P r o f i t P c t L a b e l < / P r o f i t P c t L a b e l > + 
+         < R e p o r t L a b e l   E l e m e n t T y p e = " P a r a m e t e r "   E l e m e n t I d = " 6 7 9 5 8 1 0 5 1 "   D a t a T y p e = " S t r i n g " > R e p o r t L a b e l < / R e p o r t L a b e l > + 
+         < R e p o r t N a m e L a b e l   E l e m e n t T y p e = " P a r a m e t e r "   E l e m e n t I d = " 1 0 2 2 2 9 2 9 8 2 "   D a t a T y p e = " S t r i n g " > R e p o r t N a m e L a b e l < / R e p o r t N a m e L a b e l > + 
+         < R u n O n L a b e l   E l e m e n t T y p e = " P a r a m e t e r "   E l e m e n t I d = " 1 1 1 9 0 3 7 5 9 5 "   D a t a T y p e = " S t r i n g " > R u n O n L a b e l < / R u n O n L a b e l > + 
+         < S a l e s L C Y L a b e l   E l e m e n t T y p e = " P a r a m e t e r "   E l e m e n t I d = " 4 4 6 4 9 9 1 3 9 "   D a t a T y p e = " S t r i n g " > S a l e s L C Y L a b e l < / S a l e s L C Y L a b e l > + 
+         < S a l e s p e r s o n _ P u r c h a s e r _ C o d e C a p t i o n   E l e m e n t T y p e = " P a r a m e t e r "   E l e m e n t I d = " 1 3 8 8 0 3 1 6 5 2 "   D a t a T y p e = " S t r i n g " > S a l e s p e r s o n _ P u r c h a s e r _ C o d e C a p t i o n < / S a l e s p e r s o n _ P u r c h a s e r _ C o d e C a p t i o n > + 
+         < S a l e s p e r s o n S a l e s S t a t s A n a l y s i s   E l e m e n t T y p e = " P a r a m e t e r "   E l e m e n t I d = " 1 0 1 3 0 9 8 0 9 3 "   D a t a T y p e = " S t r i n g " > S a l e s p e r s o n S a l e s S t a t s A n a l y s i s < / S a l e s p e r s o n S a l e s S t a t s A n a l y s i s > + 
+         < S a l e s p e r s o n S a l e s S t a t s P r i n t   E l e m e n t T y p e = " P a r a m e t e r "   E l e m e n t I d = " 1 4 7 0 3 3 1 6 8 "   D a t a T y p e = " S t r i n g " > S a l e s p e r s o n S a l e s S t a t s P r i n t < / S a l e s p e r s o n S a l e s S t a t s P r i n t > + 
+         < T o t a l L a b e l   E l e m e n t T y p e = " P a r a m e t e r "   E l e m e n t I d = " 2 1 0 2 1 4 6 0 4 9 "   D a t a T y p e = " S t r i n g " > T o t a l L a b e l < / T o t a l L a b e l > + 
+         < U s e r L a b e l   E l e m e n t T y p e = " P a r a m e t e r "   E l e m e n t I d = " 8 4 8 8 1 6 7 9 4 "   D a t a T y p e = " S t r i n g " > U s e r L a b e l < / U s e r L a b e l > + 
+     < / L a b e l s > + 
+     < T o o l t i p s > + 
+         < T o o l t i p   c o l u m n = " S a l e s p e r s o n _ P u r c h a s e r _ C o d e "   E l e m e n t I d = " 1 3 8 8 0 3 1 6 5 2 " > + 
+             < T o o l t i p T e x t   l a n g = " e n - U S " > S p e c i f i e s   a   c o d e   f o r   t h e   s a l e s p e r s o n   o r   p u r c h a s e r . < / T o o l t i p T e x t > + 
+         < / T o o l t i p > + 
+     < / T o o l t i p s > + 
+     < S a l e s p e r s o n _ P u r c h a s e r   E l e m e n t T y p e = " D a t a I t e m "   E l e m e n t I d = " 7 1 5 0 0 7 1 9 8 " > + 
+         < A d j P r o f i t   E l e m e n t T y p e = " C o l u m n "   E l e m e n t I d = " 6 6 6 3 9 3 8 5 2 "   D a t a T y p e = " D e c i m a l " > A d j P r o f i t < / A d j P r o f i t > + 
+         < A d j P r o f i t P e r c e n t   E l e m e n t T y p e = " C o l u m n "   E l e m e n t I d = " 2 1 8 8 9 1 2 7 9 "   D a t a T y p e = " D e c i m a l " > A d j P r o f i t P e r c e n t < / A d j P r o f i t P e r c e n t > + 
+         < C O M P A N Y N A M E   E l e m e n t T y p e = " C o l u m n "   E l e m e n t I d = " 1 7 5 3 0 1 5 1 5 5 "   D a t a T y p e = " S t r i n g "   O b s o l e t e S t a t e = " P e n d i n g " > C O M P A N Y N A M E < / C O M P A N Y N A M E > + 
+         < C u s t L e d g E n t r y F i l t e r   E l e m e n t T y p e = " C o l u m n "   E l e m e n t I d = " 1 1 7 3 5 3 2 6 6 6 "   D a t a T y p e = " T e x t "   O b s o l e t e S t a t e = " P e n d i n g " > C u s t L e d g E n t r y F i l t e r < / C u s t L e d g E n t r y F i l t e r > + 
+         < C u s t _ _ L e d g e r _ E n t r y _ _ T A B L E C A P T I O N _ _ _ _ _ _ _ _ _ _ C u s t L e d g E n t r y F i l t e r   E l e m e n t T y p e = " C o l u m n "   E l e m e n t I d = " 7 1 0 6 3 3 9 1 7 "   D a t a T y p e = " T e x t " > C u s t _ _ L e d g e r _ E n t r y _ _ T A B L E C A P T I O N _ _ _ _ _ _ _ _ _ _ C u s t L e d g E n t r y F i l t e r < / C u s t _ _ L e d g e r _ E n t r y _ _ T A B L E C A P T I O N _ _ _ _ _ _ _ _ _ _ C u s t L e d g E n t r y F i l t e r > + 
+         < C u s t _ _ L e d g e r _ E n t r y _ _ _ I n v _ _ D i s c o u n t _ _ L C Y _ _   E l e m e n t T y p e = " C o l u m n "   E l e m e n t I d = " 1 9 8 9 3 9 0 8 5 5 "   D a t a T y p e = " D e c i m a l " > C u s t _ _ L e d g e r _ E n t r y _ _ _ I n v _ _ D i s c o u n t _ _ L C Y _ _ < / C u s t _ _ L e d g e r _ E n t r y _ _ _ I n v _ _ D i s c o u n t _ _ L C Y _ _ > + 
+         < C u s t _ _ L e d g e r _ E n t r y _ _ _ P m t _ _ D i s c _ _ G i v e n _ _ L C Y _ _   E l e m e n t T y p e = " C o l u m n "   E l e m e n t I d = " 1 8 6 0 9 5 7 6 0 4 "   D a t a T y p e = " D e c i m a l " > C u s t _ _ L e d g e r _ E n t r y _ _ _ P m t _ _ D i s c _ _ G i v e n _ _ L C Y _ _ < / C u s t _ _ L e d g e r _ E n t r y _ _ _ P m t _ _ D i s c _ _ G i v e n _ _ L C Y _ _ > + 
+         < C u s t _ _ L e d g e r _ E n t r y _ _ _ P m t _ _ T o l e r a n c e _ _ L C Y _ _   E l e m e n t T y p e = " C o l u m n "   E l e m e n t I d = " 8 8 4 5 6 3 2 3 "   D a t a T y p e = " D e c i m a l " > C u s t _ _ L e d g e r _ E n t r y _ _ _ P m t _ _ T o l e r a n c e _ _ L C Y _ _ < / C u s t _ _ L e d g e r _ E n t r y _ _ _ P m t _ _ T o l e r a n c e _ _ L C Y _ _ > + 
+         < C u s t _ _ L e d g e r _ E n t r y _ _ _ P r o f i t _ _ L C Y _ _   E l e m e n t T y p e = " C o l u m n "   E l e m e n t I d = " 1 6 1 5 1 3 7 4 4 3 "   D a t a T y p e = " D e c i m a l " > C u s t _ _ L e d g e r _ E n t r y _ _ _ P r o f i t _ _ L C Y _ _ < / C u s t _ _ L e d g e r _ E n t r y _ _ _ P r o f i t _ _ L C Y _ _ > + 
+         < C u s t _ _ L e d g e r _ E n t r y _ _ _ S a l e s _ _ L C Y _ _   E l e m e n t T y p e = " C o l u m n "   E l e m e n t I d = " 3 4 8 7 9 4 9 4 9 "   D a t a T y p e = " D e c i m a l " > C u s t _ _ L e d g e r _ E n t r y _ _ _ S a l e s _ _ L C Y _ _ < / C u s t _ _ L e d g e r _ E n t r y _ _ _ S a l e s _ _ L C Y _ _ > + 
+         < P r o f i t P e r c e n t   E l e m e n t T y p e = " C o l u m n "   E l e m e n t I d = " 1 3 1 4 9 7 7 4 6 4 "   D a t a T y p e = " D e c i m a l " > P r o f i t P e r c e n t < / P r o f i t P e r c e n t > + 
+         < S a l e s p e r s o n F i l t e r   E l e m e n t T y p e = " C o l u m n "   E l e m e n t I d = " 1 2 4 2 2 8 3 2 5 6 "   D a t a T y p e = " T e x t "   O b s o l e t e S t a t e = " P e n d i n g " > S a l e s p e r s o n F i l t e r < / S a l e s p e r s o n F i l t e r > + 
+         < S a l e s p e r s o n _ P u r c h a s e r _ C o d e   E l e m e n t T y p e = " C o l u m n "   E l e m e n t I d = " 1 3 8 8 0 3 1 6 5 2 "   D a t a T y p e = " C o d e " > S a l e s p e r s o n _ P u r c h a s e r _ C o d e < / S a l e s p e r s o n _ P u r c h a s e r _ C o d e > + 
+         < S a l e s p e r s o n _ P u r c h a s e r _ _ T A B L E C A P T I O N _ _ _ _ _ _ _ _ _ _ S a l e s p e r s o n F i l t e r   E l e m e n t T y p e = " C o l u m n "   E l e m e n t I d = " 1 0 1 6 0 4 1 6 9 9 "   D a t a T y p e = " T e x t " > S a l e s p e r s o n _ P u r c h a s e r _ _ T A B L E C A P T I O N _ _ _ _ _ _ _ _ _ _ S a l e s p e r s o n F i l t e r < / S a l e s p e r s o n _ P u r c h a s e r _ _ T A B L E C A P T I O N _ _ _ _ _ _ _ _ _ _ S a l e s p e r s o n F i l t e r > + 
+         < S T R S U B S T N O _ T e x t 0 0 0 _ P e r i o d T e x t _   E l e m e n t T y p e = " C o l u m n "   E l e m e n t I d = " 7 2 2 9 9 1 7 0 4 "   D a t a T y p e = " S t r i n g " > S T R S U B S T N O _ T e x t 0 0 0 _ P e r i o d T e x t _ < / S T R S U B S T N O _ T e x t 0 0 0 _ P e r i o d T e x t _ > + 
+     < / S a l e s p e r s o n _ P u r c h a s e r > + 
+     < C u s t _ L e d g e r _ E n t r y   E l e m e n t T y p e = " D a t a I t e m "   E l e m e n t I d = " 1 6 3 9 1 4 6 4 4 5 " / > + 
+     < T o t a l s   E l e m e n t T y p e = " D a t a I t e m "   E l e m e n t I d = " 1 8 2 3 9 5 0 0 4 4 " > + 
+         < T o t a l s _ A d j P r o f i t   E l e m e n t T y p e = " C o l u m n "   E l e m e n t I d = " 1 9 0 9 5 0 1 3 6 2 "   D a t a T y p e = " D e c i m a l " > T o t a l s _ A d j P r o f i t < / T o t a l s _ A d j P r o f i t > + 
+         < T o t a l s _ A d j P r o f i t P c t   E l e m e n t T y p e = " C o l u m n "   E l e m e n t I d = " 3 1 3 1 7 1 4 3 5 "   D a t a T y p e = " D e c i m a l " > T o t a l s _ A d j P r o f i t P c t < / T o t a l s _ A d j P r o f i t P c t > + 
+         < T o t a l s _ I n v D i s c A m o u n t   E l e m e n t T y p e = " C o l u m n "   E l e m e n t I d = " 7 2 5 8 5 0 7 "   D a t a T y p e = " D e c i m a l " > T o t a l s _ I n v D i s c A m o u n t < / T o t a l s _ I n v D i s c A m o u n t > + 
+         < T o t a l s _ P m t D i s c G i v e n   E l e m e n t T y p e = " C o l u m n "   E l e m e n t I d = " 8 3 6 1 4 3 8 6 8 "   D a t a T y p e = " D e c i m a l " > T o t a l s _ P m t D i s c G i v e n < / T o t a l s _ P m t D i s c G i v e n > + 
+         < T o t a l s _ P m t T o l e r a n c e   E l e m e n t T y p e = " C o l u m n "   E l e m e n t I d = " 1 9 0 2 7 0 1 8 9 9 "   D a t a T y p e = " D e c i m a l " > T o t a l s _ P m t T o l e r a n c e < / T o t a l s _ P m t T o l e r a n c e > + 
+         < T o t a l s _ P r o f i t   E l e m e n t T y p e = " C o l u m n "   E l e m e n t I d = " 6 4 6 2 9 5 2 1 9 "   D a t a T y p e = " D e c i m a l " > T o t a l s _ P r o f i t < / T o t a l s _ P r o f i t > + 
+         < T o t a l s _ P r o f i t P c t   E l e m e n t T y p e = " C o l u m n "   E l e m e n t I d = " 2 2 3 4 7 8 0 9 8 "   D a t a T y p e = " D e c i m a l " > T o t a l s _ P r o f i t P c t < / T o t a l s _ P r o f i t P c t > + 
+         < T o t a l s _ S a l e s   E l e m e n t T y p e = " C o l u m n "   E l e m e n t I d = " 1 3 9 9 9 8 5 1 0 9 "   D a t a T y p e = " D e c i m a l " > T o t a l s _ S a l e s < / T o t a l s _ S a l e s > + 
+     < / T o t a l s > + 
+ < / N a v W o r d R e p o r t X m l P a r t > 
 </file>
 
-<file path=customXml/item2.xml>��< ? x m l   v e r s i o n = " 1 . 0 "   e n c o d i n g = " u t f - 1 6 " ? > < N a v W o r d R e p o r t X m l P a r t   x m l n s = " u r n : m i c r o s o f t - d y n a m i c s - b u s i n e s s c e n t r a l / i n t e r n a l / e x t e n d e d / r e p o r t s / S a l e s p e r s o n _ S a l e s _ S t a t i s t i c s / 1 1 4 / " > - 
-     < B C R e p o r t I n f o r m a t i o n > - 
-         < R e p o r t M e t a d a t a > - 
-             < E x t e n s i o n I d > E x t e n s i o n   I D < / E x t e n s i o n I d > - 
-             < E x t e n s i o n N a m e > E x t e n s i o n   N a m e < / E x t e n s i o n N a m e > - 
-             < E x t e n s i o n P u b l i s h e r > E x t e n s i o n   P u b l i s h e r < / E x t e n s i o n P u b l i s h e r > - 
-             < E x t e n s i o n V e r s i o n > E x t e n s i o n   V e r s i o n < / E x t e n s i o n V e r s i o n > - 
-             < R e p o r t I d > R e p o r t   I D < / R e p o r t I d > - 
-             < R e p o r t N a m e > R e p o r t   N a m e < / R e p o r t N a m e > - 
-             < R e p o r t C a p t i o n > R e p o r t   C a p t i o n < / R e p o r t C a p t i o n > - 
-             < A b o u t T h i s R e p o r t T i t l e > A b o u t   T h i s   R e p o r t   T i t l e < / A b o u t T h i s R e p o r t T i t l e > - 
-             < A b o u t T h i s R e p o r t T e x t > A b o u t   T h i s   R e p o r t   T e x t < / A b o u t T h i s R e p o r t T e x t > - 
-             < R e p o r t H e l p L i n k > R e p o r t   H e l p   L i n k < / R e p o r t H e l p L i n k > - 
-         < / R e p o r t M e t a d a t a > - 
-         < R e p o r t R e q u e s t > - 
-             < T e n a n t E n t r a I d > T e n a n t   E n t r a   I d < / T e n a n t E n t r a I d > - 
-             < E n v i r o n m e n t N a m e > E n v i r o n m e n t   N a m e < / E n v i r o n m e n t N a m e > - 
-             < E n v i r o n m e n t T y p e > E n v i r o n m e n t   T y p e < / E n v i r o n m e n t T y p e > - 
-             < C o m p a n y N a m e > C o m p a n y   N a m e < / C o m p a n y N a m e > - 
-             < C o m p a n y D i s p l a y N a m e > C o m p a n y   D i s p l a y   N a m e < / C o m p a n y D i s p l a y N a m e > - 
-             < C o m p a n y I d > C o m p a n y   I D < / C o m p a n y I d > - 
-             < U s e r N a m e > U s e r   N a m e < / U s e r N a m e > - 
-             < D a t e A n d T i m e > D a t e   a n d   T i m e < / D a t e A n d T i m e > - 
-             < L a n g u a g e > L a n g u a g e < / L a n g u a g e > - 
-             < F o r m a t R e g i o n > F o r m a t   R e g i o n < / F o r m a t R e g i o n > - 
-             < D a t e T i m e V a l u e s > - 
-                 < Y e a r > Y e a r < / Y e a r > - 
-                 < M o n t h N u m b e r > M o n t h   N u m b e r < / M o n t h N u m b e r > - 
-                 < D a y N u m b e r > D a y   N u m b e r < / D a y N u m b e r > - 
-                 < H o u r > H o u r < / H o u r > - 
-                 < M i n u t e > M i n u t e < / M i n u t e > - 
-             < / D a t e T i m e V a l u e s > - 
-         < / R e p o r t R e q u e s t > - 
-         < C o m p a n y M e t a d a t a > - 
-             < C o m p a n y N a m e > C o m p a n y   N a m e < / C o m p a n y N a m e > - 
-             < C o m p a n y D i s p l a y N a m e > C o m p a n y   D i s p l a y   N a m e < / C o m p a n y D i s p l a y N a m e > - 
-             < C o m p a n y A d d r e s s L i n e s > - 
-                 < C o m p a n y A d d r e s s L i n e 1 > C o m p a n y   A d d r e s s   L i n e   1 < / C o m p a n y A d d r e s s L i n e 1 > - 
-                 < C o m p a n y A d d r e s s L i n e 2 > C o m p a n y   A d d r e s s   L i n e   2 < / C o m p a n y A d d r e s s L i n e 2 > - 
-                 < C o m p a n y A d d r e s s L i n e 3 > C o m p a n y   A d d r e s s   L i n e   3 < / C o m p a n y A d d r e s s L i n e 3 > - 
-                 < C o m p a n y A d d r e s s L i n e 4 > C o m p a n y   A d d r e s s   L i n e   4 < / C o m p a n y A d d r e s s L i n e 4 > - 
-                 < C o m p a n y A d d r e s s L i n e 5 > C o m p a n y   A d d r e s s   L i n e   5 < / C o m p a n y A d d r e s s L i n e 5 > - 
-                 < C o m p a n y A d d r e s s L i n e 6 > C o m p a n y   A d d r e s s   L i n e   6 < / C o m p a n y A d d r e s s L i n e 6 > - 
-                 < C o m p a n y A d d r e s s L i n e 7 > C o m p a n y   A d d r e s s   L i n e   7 < / C o m p a n y A d d r e s s L i n e 7 > - 
-                 < C o m p a n y A d d r e s s L i n e 8 > C o m p a n y   A d d r e s s   L i n e   8 < / C o m p a n y A d d r e s s L i n e 8 > - 
-             < / C o m p a n y A d d r e s s L i n e s > - 
-             < C o m p a n y P h o n e > C o m p a n y   P h o n e < / C o m p a n y P h o n e > - 
-             < C o m p a n y P h o n e C a p t i o n > C o m p a n y   P h o n e   C a p t i o n < / C o m p a n y P h o n e C a p t i o n > - 
-             < C o m p a n y F a x N o > C o m p a n y   F a x   N o . < / C o m p a n y F a x N o > - 
-             < C o m p a n y F a x N o C a p t i o n > C o m p a n y   F a x   N o .   C a p t i o n < / C o m p a n y F a x N o C a p t i o n > - 
-             < C o m p a n y E m a i l > C o m p a n y   E m a i l < / C o m p a n y E m a i l > - 
-             < C o m p a n y E m a i l C a p t i o n > C o m p a n y   E m a i l   C a p t i o n < / C o m p a n y E m a i l C a p t i o n > - 
-             < C o m p a n y H o m e P a g e > C o m p a n y   H o m e   P a g e < / C o m p a n y H o m e P a g e > - 
-             < C o m p a n y H o m e P a g e C a p t i o n > C o m p a n y   H o m e   P a g e   C a p t i o n < / C o m p a n y H o m e P a g e C a p t i o n > - 
-             < C o m p a n y L o g o > C o m p a n y   L o g o < / C o m p a n y L o g o > - 
-             < C o m p a n y V A T R e g i s t r a t i o n N o > C o m p a n y   V A T   R e g i s t r a t i o n   N o . < / C o m p a n y V A T R e g i s t r a t i o n N o > - 
-             < C o m p a n y V A T R e g i s t r a t i o n N o C a p t i o n > C o m p a n y   V A T   R e g i s t r a t i o n   N o .   C a p t i o n < / C o m p a n y V A T R e g i s t r a t i o n N o C a p t i o n > - 
-             < C o m p a n y R e g i s t r a t i o n N o > C o m p a n y   R e g i s t r a t i o n   N o . < / C o m p a n y R e g i s t r a t i o n N o > - 
-             < C o m p a n y R e g i s t r a t i o n N o C a p t i o n > C o m p a n y   R e g i s t r a t i o n   N o .   C a p t i o n < / C o m p a n y R e g i s t r a t i o n N o C a p t i o n > - 
-             < C o m p a n y B a n k N a m e > C o m p a n y   B a n k   N a m e < / C o m p a n y B a n k N a m e > - 
-             < C o m p a n y B a n k N a m e C a p t i o n > C o m p a n y   B a n k   N a m e   C a p t i o n < / C o m p a n y B a n k N a m e C a p t i o n > - 
-             < C o m p a n y B a n k A c c o u n t N o > C o m p a n y   B a n k   A c c o u n t   N o . < / C o m p a n y B a n k A c c o u n t N o > - 
-             < C o m p a n y B a n k A c c o u n t N o C a p t i o n > C o m p a n y   B a n k   A c c o u n t   N o .   C a p t i o n < / C o m p a n y B a n k A c c o u n t N o C a p t i o n > - 
-             < C o m p a n y B a n k B r a n c h N o > C o m p a n y   B a n k   B r a n c h   N o . < / C o m p a n y B a n k B r a n c h N o > - 
-             < C o m p a n y B a n k B r a n c h N o C a p t i o n > C o m p a n y   B a n k   B r a n c h   N o .   C a p t i o n < / C o m p a n y B a n k B r a n c h N o C a p t i o n > - 
-             < C o m p a n y I B A N > C o m p a n y   I B A N < / C o m p a n y I B A N > - 
-             < C o m p a n y I B A N C a p t i o n > C o m p a n y   I B A N   C a p t i o n < / C o m p a n y I B A N C a p t i o n > - 
-             < C o m p a n y B a n k S W I F T > C o m p a n y   B a n k   S W I F T < / C o m p a n y B a n k S W I F T > - 
-             < C o m p a n y B a n k S W I F T C a p t i o n > C o m p a n y   B a n k   S W I F T   C a p t i o n < / C o m p a n y B a n k S W I F T C a p t i o n > - 
-             < C o m p a n y G i r o N o > C o m p a n y   G i r o   N o . < / C o m p a n y G i r o N o > - 
-             < C o m p a n y G i r o N o C a p t i o n > C o m p a n y   G i r o   N o .   C a p t i o n < / C o m p a n y G i r o N o C a p t i o n > - 
-         < / C o m p a n y M e t a d a t a > - 
-     < / B C R e p o r t I n f o r m a t i o n > - 
-     < L a b e l s > - 
-         < A b o u t T h e R e p o r t L a b e l   E l e m e n t T y p e = " P a r a m e t e r "   E l e m e n t I d = " 1 6 7 7 9 2 0 0 1 "   D a t a T y p e = " S t r i n g " > A b o u t T h e R e p o r t L a b e l < / A b o u t T h e R e p o r t L a b e l > - 
-         < A d j P r o f i t L C Y L a b e l   E l e m e n t T y p e = " P a r a m e t e r "   E l e m e n t I d = " 6 9 3 6 9 2 5 5 6 "   D a t a T y p e = " S t r i n g " > A d j P r o f i t L C Y L a b e l < / A d j P r o f i t L C Y L a b e l > - 
-         < A d j P r o f i t P c t L a b e l   E l e m e n t T y p e = " P a r a m e t e r "   E l e m e n t I d = " 1 3 7 2 4 3 1 1 0 9 "   D a t a T y p e = " S t r i n g " > A d j P r o f i t P c t L a b e l < / A d j P r o f i t P c t L a b e l > - 
-         < A m o u n t s I n L C Y L a b e l   E l e m e n t T y p e = " P a r a m e t e r "   E l e m e n t I d = " 3 0 8 7 3 3 2 2 7 "   D a t a T y p e = " S t r i n g " > A m o u n t s I n L C Y L a b e l < / A m o u n t s I n L C Y L a b e l > - 
-         < C o d e L a b e l   E l e m e n t T y p e = " P a r a m e t e r "   E l e m e n t I d = " 1 3 8 4 6 0 1 4 8 6 "   D a t a T y p e = " S t r i n g " > C o d e L a b e l < / C o d e L a b e l > - 
-         < C o m p a n y L a b e l   E l e m e n t T y p e = " P a r a m e t e r "   E l e m e n t I d = " 3 4 6 7 6 0 3 4 8 "   D a t a T y p e = " S t r i n g " > C o m p a n y L a b e l < / C o m p a n y L a b e l > - 
-         < D a t a R e t r i e v e d   E l e m e n t T y p e = " P a r a m e t e r "   E l e m e n t I d = " 2 9 1 9 1 1 8 0 7 "   D a t a T y p e = " S t r i n g " > D a t a R e t r i e v e d < / D a t a R e t r i e v e d > - 
-         < D o c u m e n t a t i o n L a b e l   E l e m e n t T y p e = " P a r a m e t e r "   E l e m e n t I d = " 1 7 3 8 9 2 4 8 1 5 "   D a t a T y p e = " S t r i n g " > D o c u m e n t a t i o n L a b e l < / D o c u m e n t a t i o n L a b e l > - 
-         < E n v i r o n m e n t L a b e l   E l e m e n t T y p e = " P a r a m e t e r "   E l e m e n t I d = " 8 1 8 8 1 6 5 9 0 "   D a t a T y p e = " S t r i n g " > E n v i r o n m e n t L a b e l < / E n v i r o n m e n t L a b e l > - 
-         < I n v D i s c A m o u n t L a b e l   E l e m e n t T y p e = " P a r a m e t e r "   E l e m e n t I d = " 9 3 7 8 2 5 4 1 9 "   D a t a T y p e = " S t r i n g " > I n v D i s c A m o u n t L a b e l < / I n v D i s c A m o u n t L a b e l > - 
-         < P a g e L a b e l   E l e m e n t T y p e = " P a r a m e t e r "   E l e m e n t I d = " 1 8 8 0 8 2 7 5 0 4 "   D a t a T y p e = " S t r i n g " > P a g e L a b e l < / P a g e L a b e l > - 
-         < P e r i o d C a p t i o n   E l e m e n t T y p e = " P a r a m e t e r "   E l e m e n t I d = " 1 4 7 8 2 5 3 4 2 2 "   D a t a T y p e = " S t r i n g " > P e r i o d C a p t i o n < / P e r i o d C a p t i o n > - 
-         < P m t D i s c G i v e n L a b e l   E l e m e n t T y p e = " P a r a m e t e r "   E l e m e n t I d = " 1 4 6 7 4 7 5 8 6 8 "   D a t a T y p e = " S t r i n g " > P m t D i s c G i v e n L a b e l < / P m t D i s c G i v e n L a b e l > - 
-         < P m t T o l e r a n c e L a b e l   E l e m e n t T y p e = " P a r a m e t e r "   E l e m e n t I d = " 1 3 4 3 2 4 4 6 1 3 "   D a t a T y p e = " S t r i n g " > P m t T o l e r a n c e L a b e l < / P m t T o l e r a n c e L a b e l > - 
-         < P r o f i t L C Y L a b e l   E l e m e n t T y p e = " P a r a m e t e r "   E l e m e n t I d = " 1 0 0 4 4 3 6 2 6 1 "   D a t a T y p e = " S t r i n g " > P r o f i t L C Y L a b e l < / P r o f i t L C Y L a b e l > - 
-         < P r o f i t P c t L a b e l   E l e m e n t T y p e = " P a r a m e t e r "   E l e m e n t I d = " 1 8 1 8 8 2 4 5 4 "   D a t a T y p e = " S t r i n g " > P r o f i t P c t L a b e l < / P r o f i t P c t L a b e l > - 
-         < R e p o r t L a b e l   E l e m e n t T y p e = " P a r a m e t e r "   E l e m e n t I d = " 6 7 9 5 8 1 0 5 1 "   D a t a T y p e = " S t r i n g " > R e p o r t L a b e l < / R e p o r t L a b e l > - 
-         < R e p o r t N a m e L a b e l   E l e m e n t T y p e = " P a r a m e t e r "   E l e m e n t I d = " 1 0 2 2 2 9 2 9 8 2 "   D a t a T y p e = " S t r i n g " > R e p o r t N a m e L a b e l < / R e p o r t N a m e L a b e l > - 
-         < R u n O n L a b e l   E l e m e n t T y p e = " P a r a m e t e r "   E l e m e n t I d = " 1 1 1 9 0 3 7 5 9 5 "   D a t a T y p e = " S t r i n g " > R u n O n L a b e l < / R u n O n L a b e l > - 
-         < S a l e s L C Y L a b e l   E l e m e n t T y p e = " P a r a m e t e r "   E l e m e n t I d = " 4 4 6 4 9 9 1 3 9 "   D a t a T y p e = " S t r i n g " > S a l e s L C Y L a b e l < / S a l e s L C Y L a b e l > - 
-         < S a l e s p e r s o n _ P u r c h a s e r _ C o d e C a p t i o n   E l e m e n t T y p e = " P a r a m e t e r "   E l e m e n t I d = " 1 3 8 8 0 3 1 6 5 2 "   D a t a T y p e = " S t r i n g " > S a l e s p e r s o n _ P u r c h a s e r _ C o d e C a p t i o n < / S a l e s p e r s o n _ P u r c h a s e r _ C o d e C a p t i o n > - 
-         < S a l e s p e r s o n S a l e s S t a t s A n a l y s i s   E l e m e n t T y p e = " P a r a m e t e r "   E l e m e n t I d = " 1 0 1 3 0 9 8 0 9 3 "   D a t a T y p e = " S t r i n g " > S a l e s p e r s o n S a l e s S t a t s A n a l y s i s < / S a l e s p e r s o n S a l e s S t a t s A n a l y s i s > - 
-         < S a l e s p e r s o n S a l e s S t a t s P r i n t   E l e m e n t T y p e = " P a r a m e t e r "   E l e m e n t I d = " 1 4 7 0 3 3 1 6 8 "   D a t a T y p e = " S t r i n g " > S a l e s p e r s o n S a l e s S t a t s P r i n t < / S a l e s p e r s o n S a l e s S t a t s P r i n t > - 
-         < T o t a l L a b e l   E l e m e n t T y p e = " P a r a m e t e r "   E l e m e n t I d = " 2 1 0 2 1 4 6 0 4 9 "   D a t a T y p e = " S t r i n g " > T o t a l L a b e l < / T o t a l L a b e l > - 
-         < U s e r L a b e l   E l e m e n t T y p e = " P a r a m e t e r "   E l e m e n t I d = " 8 4 8 8 1 6 7 9 4 "   D a t a T y p e = " S t r i n g " > U s e r L a b e l < / U s e r L a b e l > - 
-     < / L a b e l s > - 
-     < T o o l t i p s > - 
-         < T o o l t i p   c o l u m n = " S a l e s p e r s o n _ P u r c h a s e r _ C o d e "   E l e m e n t I d = " 1 3 8 8 0 3 1 6 5 2 " > - 
-             < T o o l t i p T e x t   l a n g = " e n - U S " > S p e c i f i e s   a   c o d e   f o r   t h e   s a l e s p e r s o n   o r   p u r c h a s e r . < / T o o l t i p T e x t > - 
-         < / T o o l t i p > - 
-     < / T o o l t i p s > - 
-     < S a l e s p e r s o n _ P u r c h a s e r   E l e m e n t T y p e = " D a t a I t e m "   E l e m e n t I d = " 7 1 5 0 0 7 1 9 8 " > - 
-         < A d j P r o f i t   E l e m e n t T y p e = " C o l u m n "   E l e m e n t I d = " 6 6 6 3 9 3 8 5 2 "   D a t a T y p e = " D e c i m a l " > A d j P r o f i t < / A d j P r o f i t > - 
-         < A d j P r o f i t P e r c e n t   E l e m e n t T y p e = " C o l u m n "   E l e m e n t I d = " 2 1 8 8 9 1 2 7 9 "   D a t a T y p e = " D e c i m a l " > A d j P r o f i t P e r c e n t < / A d j P r o f i t P e r c e n t > - 
-         < C O M P A N Y N A M E   E l e m e n t T y p e = " C o l u m n "   E l e m e n t I d = " 1 7 5 3 0 1 5 1 5 5 "   D a t a T y p e = " S t r i n g "   O b s o l e t e S t a t e = " P e n d i n g " > C O M P A N Y N A M E < / C O M P A N Y N A M E > - 
-         < C u s t L e d g E n t r y F i l t e r   E l e m e n t T y p e = " C o l u m n "   E l e m e n t I d = " 1 1 7 3 5 3 2 6 6 6 "   D a t a T y p e = " T e x t "   O b s o l e t e S t a t e = " P e n d i n g " > C u s t L e d g E n t r y F i l t e r < / C u s t L e d g E n t r y F i l t e r > - 
-         < C u s t _ _ L e d g e r _ E n t r y _ _ T A B L E C A P T I O N _ _ _ _ _ _ _ _ _ _ C u s t L e d g E n t r y F i l t e r   E l e m e n t T y p e = " C o l u m n "   E l e m e n t I d = " 7 1 0 6 3 3 9 1 7 "   D a t a T y p e = " T e x t " > C u s t _ _ L e d g e r _ E n t r y _ _ T A B L E C A P T I O N _ _ _ _ _ _ _ _ _ _ C u s t L e d g E n t r y F i l t e r < / C u s t _ _ L e d g e r _ E n t r y _ _ T A B L E C A P T I O N _ _ _ _ _ _ _ _ _ _ C u s t L e d g E n t r y F i l t e r > - 
-         < C u s t _ _ L e d g e r _ E n t r y _ _ _ I n v _ _ D i s c o u n t _ _ L C Y _ _   E l e m e n t T y p e = " C o l u m n "   E l e m e n t I d = " 1 9 8 9 3 9 0 8 5 5 "   D a t a T y p e = " D e c i m a l " > C u s t _ _ L e d g e r _ E n t r y _ _ _ I n v _ _ D i s c o u n t _ _ L C Y _ _ < / C u s t _ _ L e d g e r _ E n t r y _ _ _ I n v _ _ D i s c o u n t _ _ L C Y _ _ > - 
-         < C u s t _ _ L e d g e r _ E n t r y _ _ _ P m t _ _ D i s c _ _ G i v e n _ _ L C Y _ _   E l e m e n t T y p e = " C o l u m n "   E l e m e n t I d = " 1 8 6 0 9 5 7 6 0 4 "   D a t a T y p e = " D e c i m a l " > C u s t _ _ L e d g e r _ E n t r y _ _ _ P m t _ _ D i s c _ _ G i v e n _ _ L C Y _ _ < / C u s t _ _ L e d g e r _ E n t r y _ _ _ P m t _ _ D i s c _ _ G i v e n _ _ L C Y _ _ > - 
-         < C u s t _ _ L e d g e r _ E n t r y _ _ _ P m t _ _ T o l e r a n c e _ _ L C Y _ _   E l e m e n t T y p e = " C o l u m n "   E l e m e n t I d = " 8 8 4 5 6 3 2 3 "   D a t a T y p e = " D e c i m a l " > C u s t _ _ L e d g e r _ E n t r y _ _ _ P m t _ _ T o l e r a n c e _ _ L C Y _ _ < / C u s t _ _ L e d g e r _ E n t r y _ _ _ P m t _ _ T o l e r a n c e _ _ L C Y _ _ > - 
-         < C u s t _ _ L e d g e r _ E n t r y _ _ _ P r o f i t _ _ L C Y _ _   E l e m e n t T y p e = " C o l u m n "   E l e m e n t I d = " 1 6 1 5 1 3 7 4 4 3 "   D a t a T y p e = " D e c i m a l " > C u s t _ _ L e d g e r _ E n t r y _ _ _ P r o f i t _ _ L C Y _ _ < / C u s t _ _ L e d g e r _ E n t r y _ _ _ P r o f i t _ _ L C Y _ _ > - 
-         < C u s t _ _ L e d g e r _ E n t r y _ _ _ S a l e s _ _ L C Y _ _   E l e m e n t T y p e = " C o l u m n "   E l e m e n t I d = " 3 4 8 7 9 4 9 4 9 "   D a t a T y p e = " D e c i m a l " > C u s t _ _ L e d g e r _ E n t r y _ _ _ S a l e s _ _ L C Y _ _ < / C u s t _ _ L e d g e r _ E n t r y _ _ _ S a l e s _ _ L C Y _ _ > - 
-         < P r o f i t P e r c e n t   E l e m e n t T y p e = " C o l u m n "   E l e m e n t I d = " 1 3 1 4 9 7 7 4 6 4 "   D a t a T y p e = " D e c i m a l " > P r o f i t P e r c e n t < / P r o f i t P e r c e n t > - 
-         < S a l e s p e r s o n F i l t e r   E l e m e n t T y p e = " C o l u m n "   E l e m e n t I d = " 1 2 4 2 2 8 3 2 5 6 "   D a t a T y p e = " T e x t "   O b s o l e t e S t a t e = " P e n d i n g " > S a l e s p e r s o n F i l t e r < / S a l e s p e r s o n F i l t e r > - 
-         < S a l e s p e r s o n _ P u r c h a s e r _ C o d e   E l e m e n t T y p e = " C o l u m n "   E l e m e n t I d = " 1 3 8 8 0 3 1 6 5 2 "   D a t a T y p e = " C o d e " > S a l e s p e r s o n _ P u r c h a s e r _ C o d e < / S a l e s p e r s o n _ P u r c h a s e r _ C o d e > - 
-         < S a l e s p e r s o n _ P u r c h a s e r _ _ T A B L E C A P T I O N _ _ _ _ _ _ _ _ _ _ S a l e s p e r s o n F i l t e r   E l e m e n t T y p e = " C o l u m n "   E l e m e n t I d = " 1 0 1 6 0 4 1 6 9 9 "   D a t a T y p e = " T e x t " > S a l e s p e r s o n _ P u r c h a s e r _ _ T A B L E C A P T I O N _ _ _ _ _ _ _ _ _ _ S a l e s p e r s o n F i l t e r < / S a l e s p e r s o n _ P u r c h a s e r _ _ T A B L E C A P T I O N _ _ _ _ _ _ _ _ _ _ S a l e s p e r s o n F i l t e r > - 
-         < S T R S U B S T N O _ T e x t 0 0 0 _ P e r i o d T e x t _   E l e m e n t T y p e = " C o l u m n "   E l e m e n t I d = " 7 2 2 9 9 1 7 0 4 "   D a t a T y p e = " S t r i n g " > S T R S U B S T N O _ T e x t 0 0 0 _ P e r i o d T e x t _ < / S T R S U B S T N O _ T e x t 0 0 0 _ P e r i o d T e x t _ > - 
-     < / S a l e s p e r s o n _ P u r c h a s e r > - 
-     < C u s t _ L e d g e r _ E n t r y   E l e m e n t T y p e = " D a t a I t e m "   E l e m e n t I d = " 1 6 3 9 1 4 6 4 4 5 " / > - 
-     < T o t a l s   E l e m e n t T y p e = " D a t a I t e m "   E l e m e n t I d = " 1 8 2 3 9 5 0 0 4 4 " > - 
-         < T o t a l s _ A d j P r o f i t   E l e m e n t T y p e = " C o l u m n "   E l e m e n t I d = " 1 9 0 9 5 0 1 3 6 2 "   D a t a T y p e = " D e c i m a l " > T o t a l s _ A d j P r o f i t < / T o t a l s _ A d j P r o f i t > - 
-         < T o t a l s _ A d j P r o f i t P c t   E l e m e n t T y p e = " C o l u m n "   E l e m e n t I d = " 3 1 3 1 7 1 4 3 5 "   D a t a T y p e = " D e c i m a l " > T o t a l s _ A d j P r o f i t P c t < / T o t a l s _ A d j P r o f i t P c t > - 
-         < T o t a l s _ I n v D i s c A m o u n t   E l e m e n t T y p e = " C o l u m n "   E l e m e n t I d = " 7 2 5 8 5 0 7 "   D a t a T y p e = " D e c i m a l " > T o t a l s _ I n v D i s c A m o u n t < / T o t a l s _ I n v D i s c A m o u n t > - 
-         < T o t a l s _ P m t D i s c G i v e n   E l e m e n t T y p e = " C o l u m n "   E l e m e n t I d = " 8 3 6 1 4 3 8 6 8 "   D a t a T y p e = " D e c i m a l " > T o t a l s _ P m t D i s c G i v e n < / T o t a l s _ P m t D i s c G i v e n > - 
-         < T o t a l s _ P m t T o l e r a n c e   E l e m e n t T y p e = " C o l u m n "   E l e m e n t I d = " 1 9 0 2 7 0 1 8 9 9 "   D a t a T y p e = " D e c i m a l " > T o t a l s _ P m t T o l e r a n c e < / T o t a l s _ P m t T o l e r a n c e > - 
-         < T o t a l s _ P r o f i t   E l e m e n t T y p e = " C o l u m n "   E l e m e n t I d = " 6 4 6 2 9 5 2 1 9 "   D a t a T y p e = " D e c i m a l " > T o t a l s _ P r o f i t < / T o t a l s _ P r o f i t > - 
-         < T o t a l s _ P r o f i t P c t   E l e m e n t T y p e = " C o l u m n "   E l e m e n t I d = " 2 2 3 4 7 8 0 9 8 "   D a t a T y p e = " D e c i m a l " > T o t a l s _ P r o f i t P c t < / T o t a l s _ P r o f i t P c t > - 
-         < T o t a l s _ S a l e s   E l e m e n t T y p e = " C o l u m n "   E l e m e n t I d = " 1 3 9 9 9 8 5 1 0 9 "   D a t a T y p e = " D e c i m a l " > T o t a l s _ S a l e s < / T o t a l s _ S a l e s > - 
-     < / T o t a l s > - 
- < / N a v W o r d R e p o r t X m l P a r t > 
+<file path=customXml/item2.xml><?xml version="1.0" encoding="utf-8"?>
+<b:Sources xmlns:b="http://schemas.openxmlformats.org/officeDocument/2006/bibliography" xmlns="http://schemas.openxmlformats.org/officeDocument/2006/bibliography" SelectedStyle="\APASixthEditionOfficeOnline.xsl" StyleName="APA" Version="6"/>
 </file>
 
 <file path=customXml/item3.xml>��< ? x m l   v e r s i o n = " 1 . 0 "   e n c o d i n g = " u t f - 1 6 " ? > @@ -3975,17 +3952,17 @@
 </file>
 
 <file path=customXml/itemProps1.xml><?xml version="1.0" encoding="utf-8"?>
-<ds:datastoreItem xmlns:ds="http://schemas.openxmlformats.org/officeDocument/2006/customXml" ds:itemID="{B4349F5E-5AC2-4545-BEA2-675A49179DC6}">
+<ds:datastoreItem xmlns:ds="http://schemas.openxmlformats.org/officeDocument/2006/customXml" ds:itemID="{1D0ED706-0C7D-4B52-8CF2-D181919F6537}">
   <ds:schemaRefs>
-    <ds:schemaRef ds:uri="http://schemas.openxmlformats.org/officeDocument/2006/bibliography"/>
+    <ds:schemaRef ds:uri="urn:microsoft-dynamics-businesscentral/internal/extended/reports/Salesperson_Sales_Statistics/114/"/>
   </ds:schemaRefs>
 </ds:datastoreItem>
 </file>
 
 <file path=customXml/itemProps2.xml><?xml version="1.0" encoding="utf-8"?>
-<ds:datastoreItem xmlns:ds="http://schemas.openxmlformats.org/officeDocument/2006/customXml" ds:itemID="{1D0ED706-0C7D-4B52-8CF2-D181919F6537}">
+<ds:datastoreItem xmlns:ds="http://schemas.openxmlformats.org/officeDocument/2006/customXml" ds:itemID="{B4349F5E-5AC2-4545-BEA2-675A49179DC6}">
   <ds:schemaRefs>
-    <ds:schemaRef ds:uri="urn:microsoft-dynamics-businesscentral/internal/extended/reports/Salesperson_Sales_Statistics/114/"/>
+    <ds:schemaRef ds:uri="http://schemas.openxmlformats.org/officeDocument/2006/bibliography"/>
   </ds:schemaRefs>
 </ds:datastoreItem>
 </file>
